--- a/samples/10_기본상품_종신보험(암진단포함)_산출방법서.docx
+++ b/samples/10_기본상품_종신보험(암진단포함)_산출방법서.docx
@@ -100,7 +100,7 @@
               <w:spacing w:before="30" w:after="30"/>
             </w:pPr>
             <w:r>
-              <w:t xml:space="preserve">표준 산출방법서 v4</w:t>
+              <w:t xml:space="preserve">표준 산출방법서 v5</w:t>
             </w:r>
           </w:p>
         </w:tc>
@@ -1803,7 +1803,7 @@
         <w:pStyle w:val="Note"/>
       </w:pPr>
       <w:r>
-        <w:t xml:space="preserve">※ 유지자수·납입자수의 집단 2개 — “사망 · 80% 이상 장해”(사망·80% 이상 장해), “사망 · 암”(암 진단). 집단마다 l · l′ 를 라. 에서 한 번만 낸다.</w:t>
+        <w:t xml:space="preserve">※ 유지자수·납입자수의 집단 2개 — “사망 · 80% 이상 장해”(사망·80% 이상 장해), “사망 · 암”(암 진단). 집단마다 l · l′ 를 라. 에서 한 번만 낸다. 보장금액은 보험가입금액 × 배수이고, 보험료·준비금은 보장금액 1원당으로 낸 뒤 맨 뒤에서 곱한다.</w:t>
       </w:r>
     </w:p>
     <w:tbl>
@@ -1875,20 +1875,20 @@
               <w:spacing w:before="30" w:after="30"/>
             </w:pPr>
             <w:r>
-              <w:t xml:space="preserve">단위</w:t>
-            </w:r>
-          </w:p>
-        </w:tc>
-        <w:tc>
-          <w:tcPr>
-            <w:tcW w:w="0" w:type="auto"/>
-          </w:tcPr>
-          <w:p>
-            <w:pPr>
-              <w:spacing w:before="30" w:after="30"/>
-            </w:pPr>
-            <w:r>
-              <w:t xml:space="preserve">주계약</w:t>
+              <w:t xml:space="preserve">급부 유형</w:t>
+            </w:r>
+          </w:p>
+        </w:tc>
+        <w:tc>
+          <w:tcPr>
+            <w:tcW w:w="0" w:type="auto"/>
+          </w:tcPr>
+          <w:p>
+            <w:pPr>
+              <w:spacing w:before="30" w:after="30"/>
+            </w:pPr>
+            <w:r>
+              <w:t xml:space="preserve">사망</w:t>
             </w:r>
           </w:p>
         </w:tc>
@@ -1903,20 +1903,20 @@
               <w:spacing w:before="30" w:after="30"/>
             </w:pPr>
             <w:r>
-              <w:t xml:space="preserve">급부 유형</w:t>
-            </w:r>
-          </w:p>
-        </w:tc>
-        <w:tc>
-          <w:tcPr>
-            <w:tcW w:w="0" w:type="auto"/>
-          </w:tcPr>
-          <w:p>
-            <w:pPr>
-              <w:spacing w:before="30" w:after="30"/>
-            </w:pPr>
-            <w:r>
-              <w:t xml:space="preserve">사망</w:t>
+              <w:t xml:space="preserve">보험기간</w:t>
+            </w:r>
+          </w:p>
+        </w:tc>
+        <w:tc>
+          <w:tcPr>
+            <w:tcW w:w="0" w:type="auto"/>
+          </w:tcPr>
+          <w:p>
+            <w:pPr>
+              <w:spacing w:before="30" w:after="30"/>
+            </w:pPr>
+            <w:r>
+              <w:t xml:space="preserve">110세 (종신)</w:t>
             </w:r>
           </w:p>
         </w:tc>
@@ -1944,7 +1944,7 @@
               <w:spacing w:before="30" w:after="30"/>
             </w:pPr>
             <w:r>
-              <w:t xml:space="preserve">100,000,000원</w:t>
+              <w:t xml:space="preserve">가입금액의 1배</w:t>
             </w:r>
           </w:p>
         </w:tc>
@@ -1959,35 +1959,7 @@
               <w:spacing w:before="30" w:after="30"/>
             </w:pPr>
             <w:r>
-              <w:t xml:space="preserve">보장 종료</w:t>
-            </w:r>
-          </w:p>
-        </w:tc>
-        <w:tc>
-          <w:tcPr>
-            <w:tcW w:w="0" w:type="auto"/>
-          </w:tcPr>
-          <w:p>
-            <w:pPr>
-              <w:spacing w:before="30" w:after="30"/>
-            </w:pPr>
-            <w:r>
-              <w:t xml:space="preserve">110세</w:t>
-            </w:r>
-          </w:p>
-        </w:tc>
-      </w:tr>
-      <w:tr>
-        <w:tc>
-          <w:tcPr>
-            <w:tcW w:w="0" w:type="auto"/>
-          </w:tcPr>
-          <w:p>
-            <w:pPr>
-              <w:spacing w:before="30" w:after="30"/>
-            </w:pPr>
-            <w:r>
-              <w:t xml:space="preserve">면책</w:t>
+              <w:t xml:space="preserve">면책·삭감</w:t>
             </w:r>
           </w:p>
         </w:tc>
@@ -2160,20 +2132,20 @@
               <w:spacing w:before="30" w:after="30"/>
             </w:pPr>
             <w:r>
-              <w:t xml:space="preserve">단위</w:t>
-            </w:r>
-          </w:p>
-        </w:tc>
-        <w:tc>
-          <w:tcPr>
-            <w:tcW w:w="0" w:type="auto"/>
-          </w:tcPr>
-          <w:p>
-            <w:pPr>
-              <w:spacing w:before="30" w:after="30"/>
-            </w:pPr>
-            <w:r>
-              <w:t xml:space="preserve">주계약</w:t>
+              <w:t xml:space="preserve">급부 유형</w:t>
+            </w:r>
+          </w:p>
+        </w:tc>
+        <w:tc>
+          <w:tcPr>
+            <w:tcW w:w="0" w:type="auto"/>
+          </w:tcPr>
+          <w:p>
+            <w:pPr>
+              <w:spacing w:before="30" w:after="30"/>
+            </w:pPr>
+            <w:r>
+              <w:t xml:space="preserve">최초발생</w:t>
             </w:r>
           </w:p>
         </w:tc>
@@ -2188,20 +2160,20 @@
               <w:spacing w:before="30" w:after="30"/>
             </w:pPr>
             <w:r>
-              <w:t xml:space="preserve">급부 유형</w:t>
-            </w:r>
-          </w:p>
-        </w:tc>
-        <w:tc>
-          <w:tcPr>
-            <w:tcW w:w="0" w:type="auto"/>
-          </w:tcPr>
-          <w:p>
-            <w:pPr>
-              <w:spacing w:before="30" w:after="30"/>
-            </w:pPr>
-            <w:r>
-              <w:t xml:space="preserve">최초발생</w:t>
+              <w:t xml:space="preserve">보험기간</w:t>
+            </w:r>
+          </w:p>
+        </w:tc>
+        <w:tc>
+          <w:tcPr>
+            <w:tcW w:w="0" w:type="auto"/>
+          </w:tcPr>
+          <w:p>
+            <w:pPr>
+              <w:spacing w:before="30" w:after="30"/>
+            </w:pPr>
+            <w:r>
+              <w:t xml:space="preserve">100세</w:t>
             </w:r>
           </w:p>
         </w:tc>
@@ -2229,7 +2201,7 @@
               <w:spacing w:before="30" w:after="30"/>
             </w:pPr>
             <w:r>
-              <w:t xml:space="preserve">50,000,000원</w:t>
+              <w:t xml:space="preserve">가입금액의 0.5배</w:t>
             </w:r>
           </w:p>
         </w:tc>
@@ -2244,48 +2216,20 @@
               <w:spacing w:before="30" w:after="30"/>
             </w:pPr>
             <w:r>
-              <w:t xml:space="preserve">보장 종료</w:t>
-            </w:r>
-          </w:p>
-        </w:tc>
-        <w:tc>
-          <w:tcPr>
-            <w:tcW w:w="0" w:type="auto"/>
-          </w:tcPr>
-          <w:p>
-            <w:pPr>
-              <w:spacing w:before="30" w:after="30"/>
-            </w:pPr>
-            <w:r>
-              <w:t xml:space="preserve">100세</w:t>
-            </w:r>
-          </w:p>
-        </w:tc>
-      </w:tr>
-      <w:tr>
-        <w:tc>
-          <w:tcPr>
-            <w:tcW w:w="0" w:type="auto"/>
-          </w:tcPr>
-          <w:p>
-            <w:pPr>
-              <w:spacing w:before="30" w:after="30"/>
-            </w:pPr>
-            <w:r>
-              <w:t xml:space="preserve">면책</w:t>
-            </w:r>
-          </w:p>
-        </w:tc>
-        <w:tc>
-          <w:tcPr>
-            <w:tcW w:w="0" w:type="auto"/>
-          </w:tcPr>
-          <w:p>
-            <w:pPr>
-              <w:spacing w:before="30" w:after="30"/>
-            </w:pPr>
-            <w:r>
-              <w:t xml:space="preserve">90일</w:t>
+              <w:t xml:space="preserve">면책·삭감</w:t>
+            </w:r>
+          </w:p>
+        </w:tc>
+        <w:tc>
+          <w:tcPr>
+            <w:tcW w:w="0" w:type="auto"/>
+          </w:tcPr>
+          <w:p>
+            <w:pPr>
+              <w:spacing w:before="30" w:after="30"/>
+            </w:pPr>
+            <w:r>
+              <w:t xml:space="preserve">90일 면책</w:t>
             </w:r>
           </w:p>
         </w:tc>
@@ -2838,7 +2782,75 @@
               <w:spacing w:before="30" w:after="30"/>
             </w:pPr>
             <w:r>
-              <w:t xml:space="preserve">t년도 보장금액의 배수 — 연령 구간 배수와 면책을 반영한다(바.)</w:t>
+              <w:t xml:space="preserve">t년도 보장금액의 배수 — 면책·삭감(기간과 지급 비율)을 반영한다(바.). 보장금액 = 보험가입금액 × 담보의 배수</w:t>
+            </w:r>
+          </w:p>
+        </w:tc>
+      </w:tr>
+      <w:tr>
+        <w:tc>
+          <w:tcPr>
+            <w:tcW w:w="0" w:type="auto"/>
+          </w:tcPr>
+          <w:p>
+            <w:pPr>
+              <w:spacing w:before="30" w:after="30"/>
+            </w:pPr>
+            <w:r>
+              <w:t xml:space="preserve">V</w:t>
+            </w:r>
+            <w:r>
+              <w:rPr>
+                <w:vertAlign w:val="subscript"/>
+              </w:rPr>
+              <w:t xml:space="preserve">t</w:t>
+            </w:r>
+          </w:p>
+        </w:tc>
+        <w:tc>
+          <w:tcPr>
+            <w:tcW w:w="0" w:type="auto"/>
+          </w:tcPr>
+          <w:p>
+            <w:pPr>
+              <w:spacing w:before="30" w:after="30"/>
+            </w:pPr>
+            <w:r>
+              <w:t xml:space="preserve">t년도 말 책임준비금 (보장금액 1원당, 2.)</w:t>
+            </w:r>
+          </w:p>
+        </w:tc>
+      </w:tr>
+      <w:tr>
+        <w:tc>
+          <w:tcPr>
+            <w:tcW w:w="0" w:type="auto"/>
+          </w:tcPr>
+          <w:p>
+            <w:pPr>
+              <w:spacing w:before="30" w:after="30"/>
+            </w:pPr>
+            <w:r>
+              <w:t xml:space="preserve">W</w:t>
+            </w:r>
+            <w:r>
+              <w:rPr>
+                <w:vertAlign w:val="subscript"/>
+              </w:rPr>
+              <w:t xml:space="preserve">t</w:t>
+            </w:r>
+          </w:p>
+        </w:tc>
+        <w:tc>
+          <w:tcPr>
+            <w:tcW w:w="0" w:type="auto"/>
+          </w:tcPr>
+          <w:p>
+            <w:pPr>
+              <w:spacing w:before="30" w:after="30"/>
+            </w:pPr>
+            <w:r>
+              <w:t xml:space="preserve">t년도 말 해지환급금 (보장금액 1원당, 3.)</w:t>
             </w:r>
           </w:p>
         </w:tc>
@@ -2892,7 +2904,7 @@
         <w:pStyle w:val="FormulaLabel"/>
       </w:pPr>
       <w:r>
-        <w:t xml:space="preserve">[식] 유지자수·납입자수 — 사망 · 80% 이상 장해</w:t>
+        <w:t xml:space="preserve">[식] 유지자수 — 사망 · 80% 이상 장해</w:t>
       </w:r>
     </w:p>
     <w:p>
@@ -2934,6 +2946,587 @@
         <w:pStyle w:val="FormulaText"/>
       </w:pPr>
       <w:r>
+        <w:t xml:space="preserve">기준 인원</w:t>
+      </w:r>
+    </w:p>
+    <w:p>
+      <w:pPr>
+        <w:pStyle w:val="Formula"/>
+      </w:pPr>
+      <m:oMathPara>
+        <m:oMathParaPr>
+          <m:jc m:val="left"/>
+        </m:oMathParaPr>
+        <m:oMath>
+          <m:sSub>
+            <m:e>
+              <m:r>
+                <w:rPr>
+                  <w:rFonts w:ascii="Cambria Math" w:hAnsi="Cambria Math"/>
+                  <w:sz w:val="24"/>
+                  <w:szCs w:val="24"/>
+                </w:rPr>
+                <m:t xml:space="preserve">l</m:t>
+              </m:r>
+            </m:e>
+            <m:sub>
+              <m:r>
+                <w:rPr>
+                  <w:rFonts w:ascii="Cambria Math" w:hAnsi="Cambria Math"/>
+                  <w:sz w:val="24"/>
+                  <w:szCs w:val="24"/>
+                </w:rPr>
+                <m:t xml:space="preserve">x</m:t>
+              </m:r>
+            </m:sub>
+          </m:sSub>
+          <m:r>
+            <w:rPr>
+              <w:rFonts w:ascii="Cambria Math" w:hAnsi="Cambria Math"/>
+              <w:sz w:val="24"/>
+              <w:szCs w:val="24"/>
+            </w:rPr>
+            <m:t xml:space="preserve"> = </m:t>
+          </m:r>
+          <m:r>
+            <w:rPr>
+              <w:rFonts w:ascii="Cambria Math" w:hAnsi="Cambria Math"/>
+              <w:sz w:val="24"/>
+              <w:szCs w:val="24"/>
+            </w:rPr>
+            <m:t xml:space="preserve">100</m:t>
+          </m:r>
+          <m:r>
+            <w:rPr>
+              <w:rFonts w:ascii="Cambria Math" w:hAnsi="Cambria Math"/>
+              <w:sz w:val="24"/>
+              <w:szCs w:val="24"/>
+            </w:rPr>
+            <m:t xml:space="preserve">,</m:t>
+          </m:r>
+          <m:r>
+            <w:rPr>
+              <w:rFonts w:ascii="Cambria Math" w:hAnsi="Cambria Math"/>
+              <w:sz w:val="24"/>
+              <w:szCs w:val="24"/>
+            </w:rPr>
+            <m:t xml:space="preserve">000</m:t>
+          </m:r>
+        </m:oMath>
+      </m:oMathPara>
+    </w:p>
+    <w:p>
+      <w:pPr>
+        <w:pStyle w:val="FormulaText"/>
+      </w:pPr>
+      <w:r>
+        <w:t xml:space="preserve">탈퇴율 — 사유가 겹치는 부분을 절반으로 보고, 1 을 넘지 않는다</w:t>
+      </w:r>
+    </w:p>
+    <w:p>
+      <w:pPr>
+        <w:pStyle w:val="Formula"/>
+      </w:pPr>
+      <m:oMathPara>
+        <m:oMathParaPr>
+          <m:jc m:val="left"/>
+        </m:oMathParaPr>
+        <m:oMath>
+          <m:sSub>
+            <m:e>
+              <m:r>
+                <w:rPr>
+                  <w:rFonts w:ascii="Cambria Math" w:hAnsi="Cambria Math"/>
+                  <w:sz w:val="24"/>
+                  <w:szCs w:val="24"/>
+                </w:rPr>
+                <m:t xml:space="preserve">Q</m:t>
+              </m:r>
+            </m:e>
+            <m:sub>
+              <m:r>
+                <w:rPr>
+                  <w:rFonts w:ascii="Cambria Math" w:hAnsi="Cambria Math"/>
+                  <w:sz w:val="24"/>
+                  <w:szCs w:val="24"/>
+                </w:rPr>
+                <m:t xml:space="preserve">x</m:t>
+              </m:r>
+              <m:r>
+                <w:rPr>
+                  <w:rFonts w:ascii="Cambria Math" w:hAnsi="Cambria Math"/>
+                  <w:sz w:val="24"/>
+                  <w:szCs w:val="24"/>
+                </w:rPr>
+                <m:t xml:space="preserve">+</m:t>
+              </m:r>
+              <m:r>
+                <w:rPr>
+                  <w:rFonts w:ascii="Cambria Math" w:hAnsi="Cambria Math"/>
+                  <w:sz w:val="24"/>
+                  <w:szCs w:val="24"/>
+                </w:rPr>
+                <m:t xml:space="preserve">t</m:t>
+              </m:r>
+            </m:sub>
+          </m:sSub>
+          <m:r>
+            <w:rPr>
+              <w:rFonts w:ascii="Cambria Math" w:hAnsi="Cambria Math"/>
+              <w:sz w:val="24"/>
+              <w:szCs w:val="24"/>
+            </w:rPr>
+            <m:t xml:space="preserve"> = </m:t>
+          </m:r>
+          <m:r>
+            <m:rPr>
+              <m:sty m:val="p"/>
+            </m:rPr>
+            <w:rPr>
+              <w:rFonts w:ascii="Cambria Math" w:hAnsi="Cambria Math"/>
+              <w:sz w:val="24"/>
+              <w:szCs w:val="24"/>
+            </w:rPr>
+            <m:t xml:space="preserve">min</m:t>
+          </m:r>
+          <m:r>
+            <w:rPr>
+              <w:rFonts w:ascii="Cambria Math" w:hAnsi="Cambria Math"/>
+              <w:sz w:val="24"/>
+              <w:szCs w:val="24"/>
+            </w:rPr>
+            <m:t xml:space="preserve">( </m:t>
+          </m:r>
+          <m:r>
+            <w:rPr>
+              <w:rFonts w:ascii="Cambria Math" w:hAnsi="Cambria Math"/>
+              <w:sz w:val="24"/>
+              <w:szCs w:val="24"/>
+            </w:rPr>
+            <m:t xml:space="preserve">1</m:t>
+          </m:r>
+          <m:r>
+            <w:rPr>
+              <w:rFonts w:ascii="Cambria Math" w:hAnsi="Cambria Math"/>
+              <w:sz w:val="24"/>
+              <w:szCs w:val="24"/>
+            </w:rPr>
+            <m:t xml:space="preserve">, </m:t>
+          </m:r>
+          <m:sSub>
+            <m:e>
+              <m:r>
+                <w:rPr>
+                  <w:rFonts w:ascii="Cambria Math" w:hAnsi="Cambria Math"/>
+                  <w:sz w:val="24"/>
+                  <w:szCs w:val="24"/>
+                </w:rPr>
+                <m:t xml:space="preserve">q</m:t>
+              </m:r>
+            </m:e>
+            <m:sub>
+              <m:r>
+                <w:rPr>
+                  <w:rFonts w:ascii="Cambria Math" w:hAnsi="Cambria Math"/>
+                  <w:sz w:val="24"/>
+                  <w:szCs w:val="24"/>
+                </w:rPr>
+                <m:t xml:space="preserve">x</m:t>
+              </m:r>
+              <m:r>
+                <w:rPr>
+                  <w:rFonts w:ascii="Cambria Math" w:hAnsi="Cambria Math"/>
+                  <w:sz w:val="24"/>
+                  <w:szCs w:val="24"/>
+                </w:rPr>
+                <m:t xml:space="preserve">+</m:t>
+              </m:r>
+              <m:r>
+                <w:rPr>
+                  <w:rFonts w:ascii="Cambria Math" w:hAnsi="Cambria Math"/>
+                  <w:sz w:val="24"/>
+                  <w:szCs w:val="24"/>
+                </w:rPr>
+                <m:t xml:space="preserve">t</m:t>
+              </m:r>
+            </m:sub>
+          </m:sSub>
+          <m:r>
+            <w:rPr>
+              <w:rFonts w:ascii="Cambria Math" w:hAnsi="Cambria Math"/>
+              <w:sz w:val="24"/>
+              <w:szCs w:val="24"/>
+            </w:rPr>
+            <m:t xml:space="preserve"> + </m:t>
+          </m:r>
+          <m:sSub>
+            <m:e>
+              <m:r>
+                <w:rPr>
+                  <w:rFonts w:ascii="Cambria Math" w:hAnsi="Cambria Math"/>
+                  <w:sz w:val="24"/>
+                  <w:szCs w:val="24"/>
+                </w:rPr>
+                <m:t xml:space="preserve">r</m:t>
+              </m:r>
+            </m:e>
+            <m:sub>
+              <m:r>
+                <w:rPr>
+                  <w:rFonts w:ascii="Cambria Math" w:hAnsi="Cambria Math"/>
+                  <w:sz w:val="24"/>
+                  <w:szCs w:val="24"/>
+                </w:rPr>
+                <m:t xml:space="preserve">x</m:t>
+              </m:r>
+              <m:r>
+                <w:rPr>
+                  <w:rFonts w:ascii="Cambria Math" w:hAnsi="Cambria Math"/>
+                  <w:sz w:val="24"/>
+                  <w:szCs w:val="24"/>
+                </w:rPr>
+                <m:t xml:space="preserve">+</m:t>
+              </m:r>
+              <m:r>
+                <w:rPr>
+                  <w:rFonts w:ascii="Cambria Math" w:hAnsi="Cambria Math"/>
+                  <w:sz w:val="24"/>
+                  <w:szCs w:val="24"/>
+                </w:rPr>
+                <m:t xml:space="preserve">t</m:t>
+              </m:r>
+            </m:sub>
+          </m:sSub>
+          <m:r>
+            <w:rPr>
+              <w:rFonts w:ascii="Cambria Math" w:hAnsi="Cambria Math"/>
+              <w:sz w:val="24"/>
+              <w:szCs w:val="24"/>
+            </w:rPr>
+            <m:t xml:space="preserve"> − </m:t>
+          </m:r>
+          <m:sSub>
+            <m:e>
+              <m:r>
+                <w:rPr>
+                  <w:rFonts w:ascii="Cambria Math" w:hAnsi="Cambria Math"/>
+                  <w:sz w:val="24"/>
+                  <w:szCs w:val="24"/>
+                </w:rPr>
+                <m:t xml:space="preserve">q</m:t>
+              </m:r>
+            </m:e>
+            <m:sub>
+              <m:r>
+                <w:rPr>
+                  <w:rFonts w:ascii="Cambria Math" w:hAnsi="Cambria Math"/>
+                  <w:sz w:val="24"/>
+                  <w:szCs w:val="24"/>
+                </w:rPr>
+                <m:t xml:space="preserve">x</m:t>
+              </m:r>
+              <m:r>
+                <w:rPr>
+                  <w:rFonts w:ascii="Cambria Math" w:hAnsi="Cambria Math"/>
+                  <w:sz w:val="24"/>
+                  <w:szCs w:val="24"/>
+                </w:rPr>
+                <m:t xml:space="preserve">+</m:t>
+              </m:r>
+              <m:r>
+                <w:rPr>
+                  <w:rFonts w:ascii="Cambria Math" w:hAnsi="Cambria Math"/>
+                  <w:sz w:val="24"/>
+                  <w:szCs w:val="24"/>
+                </w:rPr>
+                <m:t xml:space="preserve">t</m:t>
+              </m:r>
+            </m:sub>
+          </m:sSub>
+          <m:r>
+            <w:rPr>
+              <w:rFonts w:ascii="Cambria Math" w:hAnsi="Cambria Math"/>
+              <w:sz w:val="24"/>
+              <w:szCs w:val="24"/>
+            </w:rPr>
+            <m:t xml:space="preserve">·</m:t>
+          </m:r>
+          <m:sSub>
+            <m:e>
+              <m:r>
+                <w:rPr>
+                  <w:rFonts w:ascii="Cambria Math" w:hAnsi="Cambria Math"/>
+                  <w:sz w:val="24"/>
+                  <w:szCs w:val="24"/>
+                </w:rPr>
+                <m:t xml:space="preserve">r</m:t>
+              </m:r>
+            </m:e>
+            <m:sub>
+              <m:r>
+                <w:rPr>
+                  <w:rFonts w:ascii="Cambria Math" w:hAnsi="Cambria Math"/>
+                  <w:sz w:val="24"/>
+                  <w:szCs w:val="24"/>
+                </w:rPr>
+                <m:t xml:space="preserve">x</m:t>
+              </m:r>
+              <m:r>
+                <w:rPr>
+                  <w:rFonts w:ascii="Cambria Math" w:hAnsi="Cambria Math"/>
+                  <w:sz w:val="24"/>
+                  <w:szCs w:val="24"/>
+                </w:rPr>
+                <m:t xml:space="preserve">+</m:t>
+              </m:r>
+              <m:r>
+                <w:rPr>
+                  <w:rFonts w:ascii="Cambria Math" w:hAnsi="Cambria Math"/>
+                  <w:sz w:val="24"/>
+                  <w:szCs w:val="24"/>
+                </w:rPr>
+                <m:t xml:space="preserve">t</m:t>
+              </m:r>
+            </m:sub>
+          </m:sSub>
+          <m:r>
+            <w:rPr>
+              <w:rFonts w:ascii="Cambria Math" w:hAnsi="Cambria Math"/>
+              <w:sz w:val="24"/>
+              <w:szCs w:val="24"/>
+            </w:rPr>
+            <m:t xml:space="preserve">/</m:t>
+          </m:r>
+          <m:r>
+            <w:rPr>
+              <w:rFonts w:ascii="Cambria Math" w:hAnsi="Cambria Math"/>
+              <w:sz w:val="24"/>
+              <w:szCs w:val="24"/>
+            </w:rPr>
+            <m:t xml:space="preserve">2</m:t>
+          </m:r>
+          <m:r>
+            <w:rPr>
+              <w:rFonts w:ascii="Cambria Math" w:hAnsi="Cambria Math"/>
+              <w:sz w:val="24"/>
+              <w:szCs w:val="24"/>
+            </w:rPr>
+            <m:t xml:space="preserve"> )</m:t>
+          </m:r>
+        </m:oMath>
+      </m:oMathPara>
+    </w:p>
+    <w:p>
+      <w:pPr>
+        <w:pStyle w:val="FormulaText"/>
+      </w:pPr>
+      <w:r>
+        <w:t xml:space="preserve">유지자수 — 탈퇴 사유가 생긴 사람을 뺀다</w:t>
+      </w:r>
+    </w:p>
+    <w:p>
+      <w:pPr>
+        <w:pStyle w:val="Formula"/>
+      </w:pPr>
+      <m:oMathPara>
+        <m:oMathParaPr>
+          <m:jc m:val="left"/>
+        </m:oMathParaPr>
+        <m:oMath>
+          <m:sSub>
+            <m:e>
+              <m:r>
+                <w:rPr>
+                  <w:rFonts w:ascii="Cambria Math" w:hAnsi="Cambria Math"/>
+                  <w:sz w:val="24"/>
+                  <w:szCs w:val="24"/>
+                </w:rPr>
+                <m:t xml:space="preserve">l</m:t>
+              </m:r>
+            </m:e>
+            <m:sub>
+              <m:r>
+                <w:rPr>
+                  <w:rFonts w:ascii="Cambria Math" w:hAnsi="Cambria Math"/>
+                  <w:sz w:val="24"/>
+                  <w:szCs w:val="24"/>
+                </w:rPr>
+                <m:t xml:space="preserve">x</m:t>
+              </m:r>
+              <m:r>
+                <w:rPr>
+                  <w:rFonts w:ascii="Cambria Math" w:hAnsi="Cambria Math"/>
+                  <w:sz w:val="24"/>
+                  <w:szCs w:val="24"/>
+                </w:rPr>
+                <m:t xml:space="preserve">+</m:t>
+              </m:r>
+              <m:r>
+                <w:rPr>
+                  <w:rFonts w:ascii="Cambria Math" w:hAnsi="Cambria Math"/>
+                  <w:sz w:val="24"/>
+                  <w:szCs w:val="24"/>
+                </w:rPr>
+                <m:t xml:space="preserve">t</m:t>
+              </m:r>
+              <m:r>
+                <w:rPr>
+                  <w:rFonts w:ascii="Cambria Math" w:hAnsi="Cambria Math"/>
+                  <w:sz w:val="24"/>
+                  <w:szCs w:val="24"/>
+                </w:rPr>
+                <m:t xml:space="preserve">+</m:t>
+              </m:r>
+              <m:r>
+                <w:rPr>
+                  <w:rFonts w:ascii="Cambria Math" w:hAnsi="Cambria Math"/>
+                  <w:sz w:val="24"/>
+                  <w:szCs w:val="24"/>
+                </w:rPr>
+                <m:t xml:space="preserve">1</m:t>
+              </m:r>
+            </m:sub>
+          </m:sSub>
+          <m:r>
+            <w:rPr>
+              <w:rFonts w:ascii="Cambria Math" w:hAnsi="Cambria Math"/>
+              <w:sz w:val="24"/>
+              <w:szCs w:val="24"/>
+            </w:rPr>
+            <m:t xml:space="preserve"> = </m:t>
+          </m:r>
+          <m:sSub>
+            <m:e>
+              <m:r>
+                <w:rPr>
+                  <w:rFonts w:ascii="Cambria Math" w:hAnsi="Cambria Math"/>
+                  <w:sz w:val="24"/>
+                  <w:szCs w:val="24"/>
+                </w:rPr>
+                <m:t xml:space="preserve">l</m:t>
+              </m:r>
+            </m:e>
+            <m:sub>
+              <m:r>
+                <w:rPr>
+                  <w:rFonts w:ascii="Cambria Math" w:hAnsi="Cambria Math"/>
+                  <w:sz w:val="24"/>
+                  <w:szCs w:val="24"/>
+                </w:rPr>
+                <m:t xml:space="preserve">x</m:t>
+              </m:r>
+              <m:r>
+                <w:rPr>
+                  <w:rFonts w:ascii="Cambria Math" w:hAnsi="Cambria Math"/>
+                  <w:sz w:val="24"/>
+                  <w:szCs w:val="24"/>
+                </w:rPr>
+                <m:t xml:space="preserve">+</m:t>
+              </m:r>
+              <m:r>
+                <w:rPr>
+                  <w:rFonts w:ascii="Cambria Math" w:hAnsi="Cambria Math"/>
+                  <w:sz w:val="24"/>
+                  <w:szCs w:val="24"/>
+                </w:rPr>
+                <m:t xml:space="preserve">t</m:t>
+              </m:r>
+            </m:sub>
+          </m:sSub>
+          <m:r>
+            <w:rPr>
+              <w:rFonts w:ascii="Cambria Math" w:hAnsi="Cambria Math"/>
+              <w:sz w:val="24"/>
+              <w:szCs w:val="24"/>
+            </w:rPr>
+            <m:t xml:space="preserve"> × ( </m:t>
+          </m:r>
+          <m:r>
+            <w:rPr>
+              <w:rFonts w:ascii="Cambria Math" w:hAnsi="Cambria Math"/>
+              <w:sz w:val="24"/>
+              <w:szCs w:val="24"/>
+            </w:rPr>
+            <m:t xml:space="preserve">1</m:t>
+          </m:r>
+          <m:r>
+            <w:rPr>
+              <w:rFonts w:ascii="Cambria Math" w:hAnsi="Cambria Math"/>
+              <w:sz w:val="24"/>
+              <w:szCs w:val="24"/>
+            </w:rPr>
+            <m:t xml:space="preserve"> − </m:t>
+          </m:r>
+          <m:sSub>
+            <m:e>
+              <m:r>
+                <w:rPr>
+                  <w:rFonts w:ascii="Cambria Math" w:hAnsi="Cambria Math"/>
+                  <w:sz w:val="24"/>
+                  <w:szCs w:val="24"/>
+                </w:rPr>
+                <m:t xml:space="preserve">Q</m:t>
+              </m:r>
+            </m:e>
+            <m:sub>
+              <m:r>
+                <w:rPr>
+                  <w:rFonts w:ascii="Cambria Math" w:hAnsi="Cambria Math"/>
+                  <w:sz w:val="24"/>
+                  <w:szCs w:val="24"/>
+                </w:rPr>
+                <m:t xml:space="preserve">x</m:t>
+              </m:r>
+              <m:r>
+                <w:rPr>
+                  <w:rFonts w:ascii="Cambria Math" w:hAnsi="Cambria Math"/>
+                  <w:sz w:val="24"/>
+                  <w:szCs w:val="24"/>
+                </w:rPr>
+                <m:t xml:space="preserve">+</m:t>
+              </m:r>
+              <m:r>
+                <w:rPr>
+                  <w:rFonts w:ascii="Cambria Math" w:hAnsi="Cambria Math"/>
+                  <w:sz w:val="24"/>
+                  <w:szCs w:val="24"/>
+                </w:rPr>
+                <m:t xml:space="preserve">t</m:t>
+              </m:r>
+            </m:sub>
+          </m:sSub>
+          <m:r>
+            <w:rPr>
+              <w:rFonts w:ascii="Cambria Math" w:hAnsi="Cambria Math"/>
+              <w:sz w:val="24"/>
+              <w:szCs w:val="24"/>
+            </w:rPr>
+            <m:t xml:space="preserve"> )</m:t>
+          </m:r>
+        </m:oMath>
+      </m:oMathPara>
+    </w:p>
+    <w:p>
+      <w:pPr>
+        <w:pStyle w:val="Note"/>
+      </w:pPr>
+      <w:r>
+        <w:t xml:space="preserve">※ 사망·80% 이상 장해 담보가 이 집단을 쓴다. 사망·80% 이상 장해 이(가) 생기면 그 담보는 소멸(탈퇴)한다. 보험금의 현가(바.)는 이 l 을 곱한다.</w:t>
+      </w:r>
+    </w:p>
+    <w:p>
+      <w:pPr>
+        <w:pStyle w:val="FormulaLabel"/>
+      </w:pPr>
+      <w:r>
+        <w:t xml:space="preserve">[식] 납입자수 — 사망 · 80% 이상 장해</w:t>
+      </w:r>
+    </w:p>
+    <w:p>
+      <w:pPr>
+        <w:pStyle w:val="FormulaText"/>
+      </w:pPr>
+      <w:r>
         <w:t xml:space="preserve">f</w:t>
       </w:r>
       <w:r>
@@ -2971,36 +3564,6 @@
                   <w:sz w:val="24"/>
                   <w:szCs w:val="24"/>
                 </w:rPr>
-                <m:t xml:space="preserve">l</m:t>
-              </m:r>
-            </m:e>
-            <m:sub>
-              <m:r>
-                <w:rPr>
-                  <w:rFonts w:ascii="Cambria Math" w:hAnsi="Cambria Math"/>
-                  <w:sz w:val="24"/>
-                  <w:szCs w:val="24"/>
-                </w:rPr>
-                <m:t xml:space="preserve">x</m:t>
-              </m:r>
-            </m:sub>
-          </m:sSub>
-          <m:r>
-            <w:rPr>
-              <w:rFonts w:ascii="Cambria Math" w:hAnsi="Cambria Math"/>
-              <w:sz w:val="24"/>
-              <w:szCs w:val="24"/>
-            </w:rPr>
-            <m:t xml:space="preserve"> = </m:t>
-          </m:r>
-          <m:sSub>
-            <m:e>
-              <m:r>
-                <w:rPr>
-                  <w:rFonts w:ascii="Cambria Math" w:hAnsi="Cambria Math"/>
-                  <w:sz w:val="24"/>
-                  <w:szCs w:val="24"/>
-                </w:rPr>
                 <m:t xml:space="preserve">l′</m:t>
               </m:r>
             </m:e>
@@ -3055,7 +3618,7 @@
         <w:pStyle w:val="FormulaText"/>
       </w:pPr>
       <w:r>
-        <w:t xml:space="preserve">탈퇴율 — 사유가 겹치는 부분을 절반으로 본다</w:t>
+        <w:t xml:space="preserve">납입자수 — 탈퇴 사유에 더해 납입면제 사유가 생긴 사람도 뺀다</w:t>
       </w:r>
     </w:p>
     <w:p>
@@ -3075,454 +3638,6 @@
                   <w:sz w:val="24"/>
                   <w:szCs w:val="24"/>
                 </w:rPr>
-                <m:t xml:space="preserve">Q</m:t>
-              </m:r>
-            </m:e>
-            <m:sub>
-              <m:r>
-                <w:rPr>
-                  <w:rFonts w:ascii="Cambria Math" w:hAnsi="Cambria Math"/>
-                  <w:sz w:val="24"/>
-                  <w:szCs w:val="24"/>
-                </w:rPr>
-                <m:t xml:space="preserve">x</m:t>
-              </m:r>
-              <m:r>
-                <w:rPr>
-                  <w:rFonts w:ascii="Cambria Math" w:hAnsi="Cambria Math"/>
-                  <w:sz w:val="24"/>
-                  <w:szCs w:val="24"/>
-                </w:rPr>
-                <m:t xml:space="preserve">+</m:t>
-              </m:r>
-              <m:r>
-                <w:rPr>
-                  <w:rFonts w:ascii="Cambria Math" w:hAnsi="Cambria Math"/>
-                  <w:sz w:val="24"/>
-                  <w:szCs w:val="24"/>
-                </w:rPr>
-                <m:t xml:space="preserve">t</m:t>
-              </m:r>
-            </m:sub>
-          </m:sSub>
-          <m:r>
-            <w:rPr>
-              <w:rFonts w:ascii="Cambria Math" w:hAnsi="Cambria Math"/>
-              <w:sz w:val="24"/>
-              <w:szCs w:val="24"/>
-            </w:rPr>
-            <m:t xml:space="preserve"> = </m:t>
-          </m:r>
-          <m:sSub>
-            <m:e>
-              <m:r>
-                <w:rPr>
-                  <w:rFonts w:ascii="Cambria Math" w:hAnsi="Cambria Math"/>
-                  <w:sz w:val="24"/>
-                  <w:szCs w:val="24"/>
-                </w:rPr>
-                <m:t xml:space="preserve">q</m:t>
-              </m:r>
-            </m:e>
-            <m:sub>
-              <m:r>
-                <w:rPr>
-                  <w:rFonts w:ascii="Cambria Math" w:hAnsi="Cambria Math"/>
-                  <w:sz w:val="24"/>
-                  <w:szCs w:val="24"/>
-                </w:rPr>
-                <m:t xml:space="preserve">x</m:t>
-              </m:r>
-              <m:r>
-                <w:rPr>
-                  <w:rFonts w:ascii="Cambria Math" w:hAnsi="Cambria Math"/>
-                  <w:sz w:val="24"/>
-                  <w:szCs w:val="24"/>
-                </w:rPr>
-                <m:t xml:space="preserve">+</m:t>
-              </m:r>
-              <m:r>
-                <w:rPr>
-                  <w:rFonts w:ascii="Cambria Math" w:hAnsi="Cambria Math"/>
-                  <w:sz w:val="24"/>
-                  <w:szCs w:val="24"/>
-                </w:rPr>
-                <m:t xml:space="preserve">t</m:t>
-              </m:r>
-            </m:sub>
-          </m:sSub>
-          <m:r>
-            <w:rPr>
-              <w:rFonts w:ascii="Cambria Math" w:hAnsi="Cambria Math"/>
-              <w:sz w:val="24"/>
-              <w:szCs w:val="24"/>
-            </w:rPr>
-            <m:t xml:space="preserve"> + </m:t>
-          </m:r>
-          <m:sSub>
-            <m:e>
-              <m:r>
-                <w:rPr>
-                  <w:rFonts w:ascii="Cambria Math" w:hAnsi="Cambria Math"/>
-                  <w:sz w:val="24"/>
-                  <w:szCs w:val="24"/>
-                </w:rPr>
-                <m:t xml:space="preserve">r</m:t>
-              </m:r>
-            </m:e>
-            <m:sub>
-              <m:r>
-                <w:rPr>
-                  <w:rFonts w:ascii="Cambria Math" w:hAnsi="Cambria Math"/>
-                  <w:sz w:val="24"/>
-                  <w:szCs w:val="24"/>
-                </w:rPr>
-                <m:t xml:space="preserve">x</m:t>
-              </m:r>
-              <m:r>
-                <w:rPr>
-                  <w:rFonts w:ascii="Cambria Math" w:hAnsi="Cambria Math"/>
-                  <w:sz w:val="24"/>
-                  <w:szCs w:val="24"/>
-                </w:rPr>
-                <m:t xml:space="preserve">+</m:t>
-              </m:r>
-              <m:r>
-                <w:rPr>
-                  <w:rFonts w:ascii="Cambria Math" w:hAnsi="Cambria Math"/>
-                  <w:sz w:val="24"/>
-                  <w:szCs w:val="24"/>
-                </w:rPr>
-                <m:t xml:space="preserve">t</m:t>
-              </m:r>
-            </m:sub>
-          </m:sSub>
-          <m:r>
-            <w:rPr>
-              <w:rFonts w:ascii="Cambria Math" w:hAnsi="Cambria Math"/>
-              <w:sz w:val="24"/>
-              <w:szCs w:val="24"/>
-            </w:rPr>
-            <m:t xml:space="preserve"> − </m:t>
-          </m:r>
-          <m:sSub>
-            <m:e>
-              <m:r>
-                <w:rPr>
-                  <w:rFonts w:ascii="Cambria Math" w:hAnsi="Cambria Math"/>
-                  <w:sz w:val="24"/>
-                  <w:szCs w:val="24"/>
-                </w:rPr>
-                <m:t xml:space="preserve">q</m:t>
-              </m:r>
-            </m:e>
-            <m:sub>
-              <m:r>
-                <w:rPr>
-                  <w:rFonts w:ascii="Cambria Math" w:hAnsi="Cambria Math"/>
-                  <w:sz w:val="24"/>
-                  <w:szCs w:val="24"/>
-                </w:rPr>
-                <m:t xml:space="preserve">x</m:t>
-              </m:r>
-              <m:r>
-                <w:rPr>
-                  <w:rFonts w:ascii="Cambria Math" w:hAnsi="Cambria Math"/>
-                  <w:sz w:val="24"/>
-                  <w:szCs w:val="24"/>
-                </w:rPr>
-                <m:t xml:space="preserve">+</m:t>
-              </m:r>
-              <m:r>
-                <w:rPr>
-                  <w:rFonts w:ascii="Cambria Math" w:hAnsi="Cambria Math"/>
-                  <w:sz w:val="24"/>
-                  <w:szCs w:val="24"/>
-                </w:rPr>
-                <m:t xml:space="preserve">t</m:t>
-              </m:r>
-            </m:sub>
-          </m:sSub>
-          <m:r>
-            <w:rPr>
-              <w:rFonts w:ascii="Cambria Math" w:hAnsi="Cambria Math"/>
-              <w:sz w:val="24"/>
-              <w:szCs w:val="24"/>
-            </w:rPr>
-            <m:t xml:space="preserve">·</m:t>
-          </m:r>
-          <m:sSub>
-            <m:e>
-              <m:r>
-                <w:rPr>
-                  <w:rFonts w:ascii="Cambria Math" w:hAnsi="Cambria Math"/>
-                  <w:sz w:val="24"/>
-                  <w:szCs w:val="24"/>
-                </w:rPr>
-                <m:t xml:space="preserve">r</m:t>
-              </m:r>
-            </m:e>
-            <m:sub>
-              <m:r>
-                <w:rPr>
-                  <w:rFonts w:ascii="Cambria Math" w:hAnsi="Cambria Math"/>
-                  <w:sz w:val="24"/>
-                  <w:szCs w:val="24"/>
-                </w:rPr>
-                <m:t xml:space="preserve">x</m:t>
-              </m:r>
-              <m:r>
-                <w:rPr>
-                  <w:rFonts w:ascii="Cambria Math" w:hAnsi="Cambria Math"/>
-                  <w:sz w:val="24"/>
-                  <w:szCs w:val="24"/>
-                </w:rPr>
-                <m:t xml:space="preserve">+</m:t>
-              </m:r>
-              <m:r>
-                <w:rPr>
-                  <w:rFonts w:ascii="Cambria Math" w:hAnsi="Cambria Math"/>
-                  <w:sz w:val="24"/>
-                  <w:szCs w:val="24"/>
-                </w:rPr>
-                <m:t xml:space="preserve">t</m:t>
-              </m:r>
-            </m:sub>
-          </m:sSub>
-          <m:r>
-            <w:rPr>
-              <w:rFonts w:ascii="Cambria Math" w:hAnsi="Cambria Math"/>
-              <w:sz w:val="24"/>
-              <w:szCs w:val="24"/>
-            </w:rPr>
-            <m:t xml:space="preserve">/</m:t>
-          </m:r>
-          <m:r>
-            <w:rPr>
-              <w:rFonts w:ascii="Cambria Math" w:hAnsi="Cambria Math"/>
-              <w:sz w:val="24"/>
-              <w:szCs w:val="24"/>
-            </w:rPr>
-            <m:t xml:space="preserve">2</m:t>
-          </m:r>
-        </m:oMath>
-      </m:oMathPara>
-    </w:p>
-    <w:p>
-      <w:pPr>
-        <w:pStyle w:val="FormulaText"/>
-      </w:pPr>
-      <w:r>
-        <w:t xml:space="preserve">유지자수</w:t>
-      </w:r>
-    </w:p>
-    <w:p>
-      <w:pPr>
-        <w:pStyle w:val="Formula"/>
-      </w:pPr>
-      <m:oMathPara>
-        <m:oMathParaPr>
-          <m:jc m:val="left"/>
-        </m:oMathParaPr>
-        <m:oMath>
-          <m:sSub>
-            <m:e>
-              <m:r>
-                <w:rPr>
-                  <w:rFonts w:ascii="Cambria Math" w:hAnsi="Cambria Math"/>
-                  <w:sz w:val="24"/>
-                  <w:szCs w:val="24"/>
-                </w:rPr>
-                <m:t xml:space="preserve">l</m:t>
-              </m:r>
-            </m:e>
-            <m:sub>
-              <m:r>
-                <w:rPr>
-                  <w:rFonts w:ascii="Cambria Math" w:hAnsi="Cambria Math"/>
-                  <w:sz w:val="24"/>
-                  <w:szCs w:val="24"/>
-                </w:rPr>
-                <m:t xml:space="preserve">x</m:t>
-              </m:r>
-              <m:r>
-                <w:rPr>
-                  <w:rFonts w:ascii="Cambria Math" w:hAnsi="Cambria Math"/>
-                  <w:sz w:val="24"/>
-                  <w:szCs w:val="24"/>
-                </w:rPr>
-                <m:t xml:space="preserve">+</m:t>
-              </m:r>
-              <m:r>
-                <w:rPr>
-                  <w:rFonts w:ascii="Cambria Math" w:hAnsi="Cambria Math"/>
-                  <w:sz w:val="24"/>
-                  <w:szCs w:val="24"/>
-                </w:rPr>
-                <m:t xml:space="preserve">t</m:t>
-              </m:r>
-              <m:r>
-                <w:rPr>
-                  <w:rFonts w:ascii="Cambria Math" w:hAnsi="Cambria Math"/>
-                  <w:sz w:val="24"/>
-                  <w:szCs w:val="24"/>
-                </w:rPr>
-                <m:t xml:space="preserve">+</m:t>
-              </m:r>
-              <m:r>
-                <w:rPr>
-                  <w:rFonts w:ascii="Cambria Math" w:hAnsi="Cambria Math"/>
-                  <w:sz w:val="24"/>
-                  <w:szCs w:val="24"/>
-                </w:rPr>
-                <m:t xml:space="preserve">1</m:t>
-              </m:r>
-            </m:sub>
-          </m:sSub>
-          <m:r>
-            <w:rPr>
-              <w:rFonts w:ascii="Cambria Math" w:hAnsi="Cambria Math"/>
-              <w:sz w:val="24"/>
-              <w:szCs w:val="24"/>
-            </w:rPr>
-            <m:t xml:space="preserve"> = </m:t>
-          </m:r>
-          <m:sSub>
-            <m:e>
-              <m:r>
-                <w:rPr>
-                  <w:rFonts w:ascii="Cambria Math" w:hAnsi="Cambria Math"/>
-                  <w:sz w:val="24"/>
-                  <w:szCs w:val="24"/>
-                </w:rPr>
-                <m:t xml:space="preserve">l</m:t>
-              </m:r>
-            </m:e>
-            <m:sub>
-              <m:r>
-                <w:rPr>
-                  <w:rFonts w:ascii="Cambria Math" w:hAnsi="Cambria Math"/>
-                  <w:sz w:val="24"/>
-                  <w:szCs w:val="24"/>
-                </w:rPr>
-                <m:t xml:space="preserve">x</m:t>
-              </m:r>
-              <m:r>
-                <w:rPr>
-                  <w:rFonts w:ascii="Cambria Math" w:hAnsi="Cambria Math"/>
-                  <w:sz w:val="24"/>
-                  <w:szCs w:val="24"/>
-                </w:rPr>
-                <m:t xml:space="preserve">+</m:t>
-              </m:r>
-              <m:r>
-                <w:rPr>
-                  <w:rFonts w:ascii="Cambria Math" w:hAnsi="Cambria Math"/>
-                  <w:sz w:val="24"/>
-                  <w:szCs w:val="24"/>
-                </w:rPr>
-                <m:t xml:space="preserve">t</m:t>
-              </m:r>
-            </m:sub>
-          </m:sSub>
-          <m:r>
-            <w:rPr>
-              <w:rFonts w:ascii="Cambria Math" w:hAnsi="Cambria Math"/>
-              <w:sz w:val="24"/>
-              <w:szCs w:val="24"/>
-            </w:rPr>
-            <m:t xml:space="preserve"> × ( </m:t>
-          </m:r>
-          <m:r>
-            <w:rPr>
-              <w:rFonts w:ascii="Cambria Math" w:hAnsi="Cambria Math"/>
-              <w:sz w:val="24"/>
-              <w:szCs w:val="24"/>
-            </w:rPr>
-            <m:t xml:space="preserve">1</m:t>
-          </m:r>
-          <m:r>
-            <w:rPr>
-              <w:rFonts w:ascii="Cambria Math" w:hAnsi="Cambria Math"/>
-              <w:sz w:val="24"/>
-              <w:szCs w:val="24"/>
-            </w:rPr>
-            <m:t xml:space="preserve"> − </m:t>
-          </m:r>
-          <m:sSub>
-            <m:e>
-              <m:r>
-                <w:rPr>
-                  <w:rFonts w:ascii="Cambria Math" w:hAnsi="Cambria Math"/>
-                  <w:sz w:val="24"/>
-                  <w:szCs w:val="24"/>
-                </w:rPr>
-                <m:t xml:space="preserve">Q</m:t>
-              </m:r>
-            </m:e>
-            <m:sub>
-              <m:r>
-                <w:rPr>
-                  <w:rFonts w:ascii="Cambria Math" w:hAnsi="Cambria Math"/>
-                  <w:sz w:val="24"/>
-                  <w:szCs w:val="24"/>
-                </w:rPr>
-                <m:t xml:space="preserve">x</m:t>
-              </m:r>
-              <m:r>
-                <w:rPr>
-                  <w:rFonts w:ascii="Cambria Math" w:hAnsi="Cambria Math"/>
-                  <w:sz w:val="24"/>
-                  <w:szCs w:val="24"/>
-                </w:rPr>
-                <m:t xml:space="preserve">+</m:t>
-              </m:r>
-              <m:r>
-                <w:rPr>
-                  <w:rFonts w:ascii="Cambria Math" w:hAnsi="Cambria Math"/>
-                  <w:sz w:val="24"/>
-                  <w:szCs w:val="24"/>
-                </w:rPr>
-                <m:t xml:space="preserve">t</m:t>
-              </m:r>
-            </m:sub>
-          </m:sSub>
-          <m:r>
-            <w:rPr>
-              <w:rFonts w:ascii="Cambria Math" w:hAnsi="Cambria Math"/>
-              <w:sz w:val="24"/>
-              <w:szCs w:val="24"/>
-            </w:rPr>
-            <m:t xml:space="preserve"> )</m:t>
-          </m:r>
-        </m:oMath>
-      </m:oMathPara>
-    </w:p>
-    <w:p>
-      <w:pPr>
-        <w:pStyle w:val="FormulaText"/>
-      </w:pPr>
-      <w:r>
-        <w:t xml:space="preserve">납입자수</w:t>
-      </w:r>
-    </w:p>
-    <w:p>
-      <w:pPr>
-        <w:pStyle w:val="Formula"/>
-      </w:pPr>
-      <m:oMathPara>
-        <m:oMathParaPr>
-          <m:jc m:val="left"/>
-        </m:oMathParaPr>
-        <m:oMath>
-          <m:sSub>
-            <m:e>
-              <m:r>
-                <w:rPr>
-                  <w:rFonts w:ascii="Cambria Math" w:hAnsi="Cambria Math"/>
-                  <w:sz w:val="24"/>
-                  <w:szCs w:val="24"/>
-                </w:rPr>
                 <m:t xml:space="preserve">l′</m:t>
               </m:r>
             </m:e>
@@ -3847,7 +3962,7 @@
         <w:pStyle w:val="Note"/>
       </w:pPr>
       <w:r>
-        <w:t xml:space="preserve">※ 사망·80% 이상 장해 담보가 이 집단을 쓴다. 납입자수는 탈퇴 사유에 더해 f 사유가 생길 때도 줄어든다 — 별도의 납입면제율을 곱하지 않는다. 납입면제 사유 중 80% 이상 장해 은(는) 이 집단의 탈퇴 사유라 탈퇴로 이미 줄었다.</w:t>
+        <w:t xml:space="preserve">※ 납입자수는 탈퇴 사유에 더해 f 사유가 생길 때도 줄어든다 — 별도의 납입면제율을 곱하지 않는다. 납입면제 사유 중 80% 이상 장해 은(는) 이 집단의 탈퇴 사유라 탈퇴로 이미 줄었다. 탈퇴율 Q 는 이 집단의 유지자수 식에서 정한 것이다.</w:t>
       </w:r>
     </w:p>
     <w:p>
@@ -3855,7 +3970,7 @@
         <w:pStyle w:val="FormulaLabel"/>
       </w:pPr>
       <w:r>
-        <w:t xml:space="preserve">[식] 유지자수·납입자수 — 사망 · 암</w:t>
+        <w:t xml:space="preserve">[식] 유지자수 — 사망 · 암</w:t>
       </w:r>
     </w:p>
     <w:p>
@@ -3897,6 +4012,587 @@
         <w:pStyle w:val="FormulaText"/>
       </w:pPr>
       <w:r>
+        <w:t xml:space="preserve">기준 인원</w:t>
+      </w:r>
+    </w:p>
+    <w:p>
+      <w:pPr>
+        <w:pStyle w:val="Formula"/>
+      </w:pPr>
+      <m:oMathPara>
+        <m:oMathParaPr>
+          <m:jc m:val="left"/>
+        </m:oMathParaPr>
+        <m:oMath>
+          <m:sSub>
+            <m:e>
+              <m:r>
+                <w:rPr>
+                  <w:rFonts w:ascii="Cambria Math" w:hAnsi="Cambria Math"/>
+                  <w:sz w:val="24"/>
+                  <w:szCs w:val="24"/>
+                </w:rPr>
+                <m:t xml:space="preserve">l</m:t>
+              </m:r>
+            </m:e>
+            <m:sub>
+              <m:r>
+                <w:rPr>
+                  <w:rFonts w:ascii="Cambria Math" w:hAnsi="Cambria Math"/>
+                  <w:sz w:val="24"/>
+                  <w:szCs w:val="24"/>
+                </w:rPr>
+                <m:t xml:space="preserve">x</m:t>
+              </m:r>
+            </m:sub>
+          </m:sSub>
+          <m:r>
+            <w:rPr>
+              <w:rFonts w:ascii="Cambria Math" w:hAnsi="Cambria Math"/>
+              <w:sz w:val="24"/>
+              <w:szCs w:val="24"/>
+            </w:rPr>
+            <m:t xml:space="preserve"> = </m:t>
+          </m:r>
+          <m:r>
+            <w:rPr>
+              <w:rFonts w:ascii="Cambria Math" w:hAnsi="Cambria Math"/>
+              <w:sz w:val="24"/>
+              <w:szCs w:val="24"/>
+            </w:rPr>
+            <m:t xml:space="preserve">100</m:t>
+          </m:r>
+          <m:r>
+            <w:rPr>
+              <w:rFonts w:ascii="Cambria Math" w:hAnsi="Cambria Math"/>
+              <w:sz w:val="24"/>
+              <w:szCs w:val="24"/>
+            </w:rPr>
+            <m:t xml:space="preserve">,</m:t>
+          </m:r>
+          <m:r>
+            <w:rPr>
+              <w:rFonts w:ascii="Cambria Math" w:hAnsi="Cambria Math"/>
+              <w:sz w:val="24"/>
+              <w:szCs w:val="24"/>
+            </w:rPr>
+            <m:t xml:space="preserve">000</m:t>
+          </m:r>
+        </m:oMath>
+      </m:oMathPara>
+    </w:p>
+    <w:p>
+      <w:pPr>
+        <w:pStyle w:val="FormulaText"/>
+      </w:pPr>
+      <w:r>
+        <w:t xml:space="preserve">탈퇴율 — 사유가 겹치는 부분을 절반으로 보고, 1 을 넘지 않는다</w:t>
+      </w:r>
+    </w:p>
+    <w:p>
+      <w:pPr>
+        <w:pStyle w:val="Formula"/>
+      </w:pPr>
+      <m:oMathPara>
+        <m:oMathParaPr>
+          <m:jc m:val="left"/>
+        </m:oMathParaPr>
+        <m:oMath>
+          <m:sSub>
+            <m:e>
+              <m:r>
+                <w:rPr>
+                  <w:rFonts w:ascii="Cambria Math" w:hAnsi="Cambria Math"/>
+                  <w:sz w:val="24"/>
+                  <w:szCs w:val="24"/>
+                </w:rPr>
+                <m:t xml:space="preserve">Q</m:t>
+              </m:r>
+            </m:e>
+            <m:sub>
+              <m:r>
+                <w:rPr>
+                  <w:rFonts w:ascii="Cambria Math" w:hAnsi="Cambria Math"/>
+                  <w:sz w:val="24"/>
+                  <w:szCs w:val="24"/>
+                </w:rPr>
+                <m:t xml:space="preserve">x</m:t>
+              </m:r>
+              <m:r>
+                <w:rPr>
+                  <w:rFonts w:ascii="Cambria Math" w:hAnsi="Cambria Math"/>
+                  <w:sz w:val="24"/>
+                  <w:szCs w:val="24"/>
+                </w:rPr>
+                <m:t xml:space="preserve">+</m:t>
+              </m:r>
+              <m:r>
+                <w:rPr>
+                  <w:rFonts w:ascii="Cambria Math" w:hAnsi="Cambria Math"/>
+                  <w:sz w:val="24"/>
+                  <w:szCs w:val="24"/>
+                </w:rPr>
+                <m:t xml:space="preserve">t</m:t>
+              </m:r>
+            </m:sub>
+          </m:sSub>
+          <m:r>
+            <w:rPr>
+              <w:rFonts w:ascii="Cambria Math" w:hAnsi="Cambria Math"/>
+              <w:sz w:val="24"/>
+              <w:szCs w:val="24"/>
+            </w:rPr>
+            <m:t xml:space="preserve"> = </m:t>
+          </m:r>
+          <m:r>
+            <m:rPr>
+              <m:sty m:val="p"/>
+            </m:rPr>
+            <w:rPr>
+              <w:rFonts w:ascii="Cambria Math" w:hAnsi="Cambria Math"/>
+              <w:sz w:val="24"/>
+              <w:szCs w:val="24"/>
+            </w:rPr>
+            <m:t xml:space="preserve">min</m:t>
+          </m:r>
+          <m:r>
+            <w:rPr>
+              <w:rFonts w:ascii="Cambria Math" w:hAnsi="Cambria Math"/>
+              <w:sz w:val="24"/>
+              <w:szCs w:val="24"/>
+            </w:rPr>
+            <m:t xml:space="preserve">( </m:t>
+          </m:r>
+          <m:r>
+            <w:rPr>
+              <w:rFonts w:ascii="Cambria Math" w:hAnsi="Cambria Math"/>
+              <w:sz w:val="24"/>
+              <w:szCs w:val="24"/>
+            </w:rPr>
+            <m:t xml:space="preserve">1</m:t>
+          </m:r>
+          <m:r>
+            <w:rPr>
+              <w:rFonts w:ascii="Cambria Math" w:hAnsi="Cambria Math"/>
+              <w:sz w:val="24"/>
+              <w:szCs w:val="24"/>
+            </w:rPr>
+            <m:t xml:space="preserve">, </m:t>
+          </m:r>
+          <m:sSub>
+            <m:e>
+              <m:r>
+                <w:rPr>
+                  <w:rFonts w:ascii="Cambria Math" w:hAnsi="Cambria Math"/>
+                  <w:sz w:val="24"/>
+                  <w:szCs w:val="24"/>
+                </w:rPr>
+                <m:t xml:space="preserve">q</m:t>
+              </m:r>
+            </m:e>
+            <m:sub>
+              <m:r>
+                <w:rPr>
+                  <w:rFonts w:ascii="Cambria Math" w:hAnsi="Cambria Math"/>
+                  <w:sz w:val="24"/>
+                  <w:szCs w:val="24"/>
+                </w:rPr>
+                <m:t xml:space="preserve">x</m:t>
+              </m:r>
+              <m:r>
+                <w:rPr>
+                  <w:rFonts w:ascii="Cambria Math" w:hAnsi="Cambria Math"/>
+                  <w:sz w:val="24"/>
+                  <w:szCs w:val="24"/>
+                </w:rPr>
+                <m:t xml:space="preserve">+</m:t>
+              </m:r>
+              <m:r>
+                <w:rPr>
+                  <w:rFonts w:ascii="Cambria Math" w:hAnsi="Cambria Math"/>
+                  <w:sz w:val="24"/>
+                  <w:szCs w:val="24"/>
+                </w:rPr>
+                <m:t xml:space="preserve">t</m:t>
+              </m:r>
+            </m:sub>
+          </m:sSub>
+          <m:r>
+            <w:rPr>
+              <w:rFonts w:ascii="Cambria Math" w:hAnsi="Cambria Math"/>
+              <w:sz w:val="24"/>
+              <w:szCs w:val="24"/>
+            </w:rPr>
+            <m:t xml:space="preserve"> + </m:t>
+          </m:r>
+          <m:sSub>
+            <m:e>
+              <m:r>
+                <w:rPr>
+                  <w:rFonts w:ascii="Cambria Math" w:hAnsi="Cambria Math"/>
+                  <w:sz w:val="24"/>
+                  <w:szCs w:val="24"/>
+                </w:rPr>
+                <m:t xml:space="preserve">r</m:t>
+              </m:r>
+            </m:e>
+            <m:sub>
+              <m:r>
+                <w:rPr>
+                  <w:rFonts w:ascii="Cambria Math" w:hAnsi="Cambria Math"/>
+                  <w:sz w:val="24"/>
+                  <w:szCs w:val="24"/>
+                </w:rPr>
+                <m:t xml:space="preserve">x</m:t>
+              </m:r>
+              <m:r>
+                <w:rPr>
+                  <w:rFonts w:ascii="Cambria Math" w:hAnsi="Cambria Math"/>
+                  <w:sz w:val="24"/>
+                  <w:szCs w:val="24"/>
+                </w:rPr>
+                <m:t xml:space="preserve">+</m:t>
+              </m:r>
+              <m:r>
+                <w:rPr>
+                  <w:rFonts w:ascii="Cambria Math" w:hAnsi="Cambria Math"/>
+                  <w:sz w:val="24"/>
+                  <w:szCs w:val="24"/>
+                </w:rPr>
+                <m:t xml:space="preserve">t</m:t>
+              </m:r>
+            </m:sub>
+          </m:sSub>
+          <m:r>
+            <w:rPr>
+              <w:rFonts w:ascii="Cambria Math" w:hAnsi="Cambria Math"/>
+              <w:sz w:val="24"/>
+              <w:szCs w:val="24"/>
+            </w:rPr>
+            <m:t xml:space="preserve"> − </m:t>
+          </m:r>
+          <m:sSub>
+            <m:e>
+              <m:r>
+                <w:rPr>
+                  <w:rFonts w:ascii="Cambria Math" w:hAnsi="Cambria Math"/>
+                  <w:sz w:val="24"/>
+                  <w:szCs w:val="24"/>
+                </w:rPr>
+                <m:t xml:space="preserve">q</m:t>
+              </m:r>
+            </m:e>
+            <m:sub>
+              <m:r>
+                <w:rPr>
+                  <w:rFonts w:ascii="Cambria Math" w:hAnsi="Cambria Math"/>
+                  <w:sz w:val="24"/>
+                  <w:szCs w:val="24"/>
+                </w:rPr>
+                <m:t xml:space="preserve">x</m:t>
+              </m:r>
+              <m:r>
+                <w:rPr>
+                  <w:rFonts w:ascii="Cambria Math" w:hAnsi="Cambria Math"/>
+                  <w:sz w:val="24"/>
+                  <w:szCs w:val="24"/>
+                </w:rPr>
+                <m:t xml:space="preserve">+</m:t>
+              </m:r>
+              <m:r>
+                <w:rPr>
+                  <w:rFonts w:ascii="Cambria Math" w:hAnsi="Cambria Math"/>
+                  <w:sz w:val="24"/>
+                  <w:szCs w:val="24"/>
+                </w:rPr>
+                <m:t xml:space="preserve">t</m:t>
+              </m:r>
+            </m:sub>
+          </m:sSub>
+          <m:r>
+            <w:rPr>
+              <w:rFonts w:ascii="Cambria Math" w:hAnsi="Cambria Math"/>
+              <w:sz w:val="24"/>
+              <w:szCs w:val="24"/>
+            </w:rPr>
+            <m:t xml:space="preserve">·</m:t>
+          </m:r>
+          <m:sSub>
+            <m:e>
+              <m:r>
+                <w:rPr>
+                  <w:rFonts w:ascii="Cambria Math" w:hAnsi="Cambria Math"/>
+                  <w:sz w:val="24"/>
+                  <w:szCs w:val="24"/>
+                </w:rPr>
+                <m:t xml:space="preserve">r</m:t>
+              </m:r>
+            </m:e>
+            <m:sub>
+              <m:r>
+                <w:rPr>
+                  <w:rFonts w:ascii="Cambria Math" w:hAnsi="Cambria Math"/>
+                  <w:sz w:val="24"/>
+                  <w:szCs w:val="24"/>
+                </w:rPr>
+                <m:t xml:space="preserve">x</m:t>
+              </m:r>
+              <m:r>
+                <w:rPr>
+                  <w:rFonts w:ascii="Cambria Math" w:hAnsi="Cambria Math"/>
+                  <w:sz w:val="24"/>
+                  <w:szCs w:val="24"/>
+                </w:rPr>
+                <m:t xml:space="preserve">+</m:t>
+              </m:r>
+              <m:r>
+                <w:rPr>
+                  <w:rFonts w:ascii="Cambria Math" w:hAnsi="Cambria Math"/>
+                  <w:sz w:val="24"/>
+                  <w:szCs w:val="24"/>
+                </w:rPr>
+                <m:t xml:space="preserve">t</m:t>
+              </m:r>
+            </m:sub>
+          </m:sSub>
+          <m:r>
+            <w:rPr>
+              <w:rFonts w:ascii="Cambria Math" w:hAnsi="Cambria Math"/>
+              <w:sz w:val="24"/>
+              <w:szCs w:val="24"/>
+            </w:rPr>
+            <m:t xml:space="preserve">/</m:t>
+          </m:r>
+          <m:r>
+            <w:rPr>
+              <w:rFonts w:ascii="Cambria Math" w:hAnsi="Cambria Math"/>
+              <w:sz w:val="24"/>
+              <w:szCs w:val="24"/>
+            </w:rPr>
+            <m:t xml:space="preserve">2</m:t>
+          </m:r>
+          <m:r>
+            <w:rPr>
+              <w:rFonts w:ascii="Cambria Math" w:hAnsi="Cambria Math"/>
+              <w:sz w:val="24"/>
+              <w:szCs w:val="24"/>
+            </w:rPr>
+            <m:t xml:space="preserve"> )</m:t>
+          </m:r>
+        </m:oMath>
+      </m:oMathPara>
+    </w:p>
+    <w:p>
+      <w:pPr>
+        <w:pStyle w:val="FormulaText"/>
+      </w:pPr>
+      <w:r>
+        <w:t xml:space="preserve">유지자수 — 탈퇴 사유가 생긴 사람을 뺀다</w:t>
+      </w:r>
+    </w:p>
+    <w:p>
+      <w:pPr>
+        <w:pStyle w:val="Formula"/>
+      </w:pPr>
+      <m:oMathPara>
+        <m:oMathParaPr>
+          <m:jc m:val="left"/>
+        </m:oMathParaPr>
+        <m:oMath>
+          <m:sSub>
+            <m:e>
+              <m:r>
+                <w:rPr>
+                  <w:rFonts w:ascii="Cambria Math" w:hAnsi="Cambria Math"/>
+                  <w:sz w:val="24"/>
+                  <w:szCs w:val="24"/>
+                </w:rPr>
+                <m:t xml:space="preserve">l</m:t>
+              </m:r>
+            </m:e>
+            <m:sub>
+              <m:r>
+                <w:rPr>
+                  <w:rFonts w:ascii="Cambria Math" w:hAnsi="Cambria Math"/>
+                  <w:sz w:val="24"/>
+                  <w:szCs w:val="24"/>
+                </w:rPr>
+                <m:t xml:space="preserve">x</m:t>
+              </m:r>
+              <m:r>
+                <w:rPr>
+                  <w:rFonts w:ascii="Cambria Math" w:hAnsi="Cambria Math"/>
+                  <w:sz w:val="24"/>
+                  <w:szCs w:val="24"/>
+                </w:rPr>
+                <m:t xml:space="preserve">+</m:t>
+              </m:r>
+              <m:r>
+                <w:rPr>
+                  <w:rFonts w:ascii="Cambria Math" w:hAnsi="Cambria Math"/>
+                  <w:sz w:val="24"/>
+                  <w:szCs w:val="24"/>
+                </w:rPr>
+                <m:t xml:space="preserve">t</m:t>
+              </m:r>
+              <m:r>
+                <w:rPr>
+                  <w:rFonts w:ascii="Cambria Math" w:hAnsi="Cambria Math"/>
+                  <w:sz w:val="24"/>
+                  <w:szCs w:val="24"/>
+                </w:rPr>
+                <m:t xml:space="preserve">+</m:t>
+              </m:r>
+              <m:r>
+                <w:rPr>
+                  <w:rFonts w:ascii="Cambria Math" w:hAnsi="Cambria Math"/>
+                  <w:sz w:val="24"/>
+                  <w:szCs w:val="24"/>
+                </w:rPr>
+                <m:t xml:space="preserve">1</m:t>
+              </m:r>
+            </m:sub>
+          </m:sSub>
+          <m:r>
+            <w:rPr>
+              <w:rFonts w:ascii="Cambria Math" w:hAnsi="Cambria Math"/>
+              <w:sz w:val="24"/>
+              <w:szCs w:val="24"/>
+            </w:rPr>
+            <m:t xml:space="preserve"> = </m:t>
+          </m:r>
+          <m:sSub>
+            <m:e>
+              <m:r>
+                <w:rPr>
+                  <w:rFonts w:ascii="Cambria Math" w:hAnsi="Cambria Math"/>
+                  <w:sz w:val="24"/>
+                  <w:szCs w:val="24"/>
+                </w:rPr>
+                <m:t xml:space="preserve">l</m:t>
+              </m:r>
+            </m:e>
+            <m:sub>
+              <m:r>
+                <w:rPr>
+                  <w:rFonts w:ascii="Cambria Math" w:hAnsi="Cambria Math"/>
+                  <w:sz w:val="24"/>
+                  <w:szCs w:val="24"/>
+                </w:rPr>
+                <m:t xml:space="preserve">x</m:t>
+              </m:r>
+              <m:r>
+                <w:rPr>
+                  <w:rFonts w:ascii="Cambria Math" w:hAnsi="Cambria Math"/>
+                  <w:sz w:val="24"/>
+                  <w:szCs w:val="24"/>
+                </w:rPr>
+                <m:t xml:space="preserve">+</m:t>
+              </m:r>
+              <m:r>
+                <w:rPr>
+                  <w:rFonts w:ascii="Cambria Math" w:hAnsi="Cambria Math"/>
+                  <w:sz w:val="24"/>
+                  <w:szCs w:val="24"/>
+                </w:rPr>
+                <m:t xml:space="preserve">t</m:t>
+              </m:r>
+            </m:sub>
+          </m:sSub>
+          <m:r>
+            <w:rPr>
+              <w:rFonts w:ascii="Cambria Math" w:hAnsi="Cambria Math"/>
+              <w:sz w:val="24"/>
+              <w:szCs w:val="24"/>
+            </w:rPr>
+            <m:t xml:space="preserve"> × ( </m:t>
+          </m:r>
+          <m:r>
+            <w:rPr>
+              <w:rFonts w:ascii="Cambria Math" w:hAnsi="Cambria Math"/>
+              <w:sz w:val="24"/>
+              <w:szCs w:val="24"/>
+            </w:rPr>
+            <m:t xml:space="preserve">1</m:t>
+          </m:r>
+          <m:r>
+            <w:rPr>
+              <w:rFonts w:ascii="Cambria Math" w:hAnsi="Cambria Math"/>
+              <w:sz w:val="24"/>
+              <w:szCs w:val="24"/>
+            </w:rPr>
+            <m:t xml:space="preserve"> − </m:t>
+          </m:r>
+          <m:sSub>
+            <m:e>
+              <m:r>
+                <w:rPr>
+                  <w:rFonts w:ascii="Cambria Math" w:hAnsi="Cambria Math"/>
+                  <w:sz w:val="24"/>
+                  <w:szCs w:val="24"/>
+                </w:rPr>
+                <m:t xml:space="preserve">Q</m:t>
+              </m:r>
+            </m:e>
+            <m:sub>
+              <m:r>
+                <w:rPr>
+                  <w:rFonts w:ascii="Cambria Math" w:hAnsi="Cambria Math"/>
+                  <w:sz w:val="24"/>
+                  <w:szCs w:val="24"/>
+                </w:rPr>
+                <m:t xml:space="preserve">x</m:t>
+              </m:r>
+              <m:r>
+                <w:rPr>
+                  <w:rFonts w:ascii="Cambria Math" w:hAnsi="Cambria Math"/>
+                  <w:sz w:val="24"/>
+                  <w:szCs w:val="24"/>
+                </w:rPr>
+                <m:t xml:space="preserve">+</m:t>
+              </m:r>
+              <m:r>
+                <w:rPr>
+                  <w:rFonts w:ascii="Cambria Math" w:hAnsi="Cambria Math"/>
+                  <w:sz w:val="24"/>
+                  <w:szCs w:val="24"/>
+                </w:rPr>
+                <m:t xml:space="preserve">t</m:t>
+              </m:r>
+            </m:sub>
+          </m:sSub>
+          <m:r>
+            <w:rPr>
+              <w:rFonts w:ascii="Cambria Math" w:hAnsi="Cambria Math"/>
+              <w:sz w:val="24"/>
+              <w:szCs w:val="24"/>
+            </w:rPr>
+            <m:t xml:space="preserve"> )</m:t>
+          </m:r>
+        </m:oMath>
+      </m:oMathPara>
+    </w:p>
+    <w:p>
+      <w:pPr>
+        <w:pStyle w:val="Note"/>
+      </w:pPr>
+      <w:r>
+        <w:t xml:space="preserve">※ 암 진단 담보가 이 집단을 쓴다. 사망·암 이(가) 생기면 그 담보는 소멸(탈퇴)한다. 보험금의 현가(바.)는 이 l 을 곱한다.</w:t>
+      </w:r>
+    </w:p>
+    <w:p>
+      <w:pPr>
+        <w:pStyle w:val="FormulaLabel"/>
+      </w:pPr>
+      <w:r>
+        <w:t xml:space="preserve">[식] 납입자수 — 사망 · 암</w:t>
+      </w:r>
+    </w:p>
+    <w:p>
+      <w:pPr>
+        <w:pStyle w:val="FormulaText"/>
+      </w:pPr>
+      <w:r>
         <w:t xml:space="preserve">f</w:t>
       </w:r>
       <w:r>
@@ -3934,36 +4630,6 @@
                   <w:sz w:val="24"/>
                   <w:szCs w:val="24"/>
                 </w:rPr>
-                <m:t xml:space="preserve">l</m:t>
-              </m:r>
-            </m:e>
-            <m:sub>
-              <m:r>
-                <w:rPr>
-                  <w:rFonts w:ascii="Cambria Math" w:hAnsi="Cambria Math"/>
-                  <w:sz w:val="24"/>
-                  <w:szCs w:val="24"/>
-                </w:rPr>
-                <m:t xml:space="preserve">x</m:t>
-              </m:r>
-            </m:sub>
-          </m:sSub>
-          <m:r>
-            <w:rPr>
-              <w:rFonts w:ascii="Cambria Math" w:hAnsi="Cambria Math"/>
-              <w:sz w:val="24"/>
-              <w:szCs w:val="24"/>
-            </w:rPr>
-            <m:t xml:space="preserve"> = </m:t>
-          </m:r>
-          <m:sSub>
-            <m:e>
-              <m:r>
-                <w:rPr>
-                  <w:rFonts w:ascii="Cambria Math" w:hAnsi="Cambria Math"/>
-                  <w:sz w:val="24"/>
-                  <w:szCs w:val="24"/>
-                </w:rPr>
                 <m:t xml:space="preserve">l′</m:t>
               </m:r>
             </m:e>
@@ -4018,7 +4684,7 @@
         <w:pStyle w:val="FormulaText"/>
       </w:pPr>
       <w:r>
-        <w:t xml:space="preserve">탈퇴율 — 사유가 겹치는 부분을 절반으로 본다</w:t>
+        <w:t xml:space="preserve">납입자수 — 탈퇴 사유에 더해 납입면제 사유가 생긴 사람도 뺀다</w:t>
       </w:r>
     </w:p>
     <w:p>
@@ -4038,454 +4704,6 @@
                   <w:sz w:val="24"/>
                   <w:szCs w:val="24"/>
                 </w:rPr>
-                <m:t xml:space="preserve">Q</m:t>
-              </m:r>
-            </m:e>
-            <m:sub>
-              <m:r>
-                <w:rPr>
-                  <w:rFonts w:ascii="Cambria Math" w:hAnsi="Cambria Math"/>
-                  <w:sz w:val="24"/>
-                  <w:szCs w:val="24"/>
-                </w:rPr>
-                <m:t xml:space="preserve">x</m:t>
-              </m:r>
-              <m:r>
-                <w:rPr>
-                  <w:rFonts w:ascii="Cambria Math" w:hAnsi="Cambria Math"/>
-                  <w:sz w:val="24"/>
-                  <w:szCs w:val="24"/>
-                </w:rPr>
-                <m:t xml:space="preserve">+</m:t>
-              </m:r>
-              <m:r>
-                <w:rPr>
-                  <w:rFonts w:ascii="Cambria Math" w:hAnsi="Cambria Math"/>
-                  <w:sz w:val="24"/>
-                  <w:szCs w:val="24"/>
-                </w:rPr>
-                <m:t xml:space="preserve">t</m:t>
-              </m:r>
-            </m:sub>
-          </m:sSub>
-          <m:r>
-            <w:rPr>
-              <w:rFonts w:ascii="Cambria Math" w:hAnsi="Cambria Math"/>
-              <w:sz w:val="24"/>
-              <w:szCs w:val="24"/>
-            </w:rPr>
-            <m:t xml:space="preserve"> = </m:t>
-          </m:r>
-          <m:sSub>
-            <m:e>
-              <m:r>
-                <w:rPr>
-                  <w:rFonts w:ascii="Cambria Math" w:hAnsi="Cambria Math"/>
-                  <w:sz w:val="24"/>
-                  <w:szCs w:val="24"/>
-                </w:rPr>
-                <m:t xml:space="preserve">q</m:t>
-              </m:r>
-            </m:e>
-            <m:sub>
-              <m:r>
-                <w:rPr>
-                  <w:rFonts w:ascii="Cambria Math" w:hAnsi="Cambria Math"/>
-                  <w:sz w:val="24"/>
-                  <w:szCs w:val="24"/>
-                </w:rPr>
-                <m:t xml:space="preserve">x</m:t>
-              </m:r>
-              <m:r>
-                <w:rPr>
-                  <w:rFonts w:ascii="Cambria Math" w:hAnsi="Cambria Math"/>
-                  <w:sz w:val="24"/>
-                  <w:szCs w:val="24"/>
-                </w:rPr>
-                <m:t xml:space="preserve">+</m:t>
-              </m:r>
-              <m:r>
-                <w:rPr>
-                  <w:rFonts w:ascii="Cambria Math" w:hAnsi="Cambria Math"/>
-                  <w:sz w:val="24"/>
-                  <w:szCs w:val="24"/>
-                </w:rPr>
-                <m:t xml:space="preserve">t</m:t>
-              </m:r>
-            </m:sub>
-          </m:sSub>
-          <m:r>
-            <w:rPr>
-              <w:rFonts w:ascii="Cambria Math" w:hAnsi="Cambria Math"/>
-              <w:sz w:val="24"/>
-              <w:szCs w:val="24"/>
-            </w:rPr>
-            <m:t xml:space="preserve"> + </m:t>
-          </m:r>
-          <m:sSub>
-            <m:e>
-              <m:r>
-                <w:rPr>
-                  <w:rFonts w:ascii="Cambria Math" w:hAnsi="Cambria Math"/>
-                  <w:sz w:val="24"/>
-                  <w:szCs w:val="24"/>
-                </w:rPr>
-                <m:t xml:space="preserve">r</m:t>
-              </m:r>
-            </m:e>
-            <m:sub>
-              <m:r>
-                <w:rPr>
-                  <w:rFonts w:ascii="Cambria Math" w:hAnsi="Cambria Math"/>
-                  <w:sz w:val="24"/>
-                  <w:szCs w:val="24"/>
-                </w:rPr>
-                <m:t xml:space="preserve">x</m:t>
-              </m:r>
-              <m:r>
-                <w:rPr>
-                  <w:rFonts w:ascii="Cambria Math" w:hAnsi="Cambria Math"/>
-                  <w:sz w:val="24"/>
-                  <w:szCs w:val="24"/>
-                </w:rPr>
-                <m:t xml:space="preserve">+</m:t>
-              </m:r>
-              <m:r>
-                <w:rPr>
-                  <w:rFonts w:ascii="Cambria Math" w:hAnsi="Cambria Math"/>
-                  <w:sz w:val="24"/>
-                  <w:szCs w:val="24"/>
-                </w:rPr>
-                <m:t xml:space="preserve">t</m:t>
-              </m:r>
-            </m:sub>
-          </m:sSub>
-          <m:r>
-            <w:rPr>
-              <w:rFonts w:ascii="Cambria Math" w:hAnsi="Cambria Math"/>
-              <w:sz w:val="24"/>
-              <w:szCs w:val="24"/>
-            </w:rPr>
-            <m:t xml:space="preserve"> − </m:t>
-          </m:r>
-          <m:sSub>
-            <m:e>
-              <m:r>
-                <w:rPr>
-                  <w:rFonts w:ascii="Cambria Math" w:hAnsi="Cambria Math"/>
-                  <w:sz w:val="24"/>
-                  <w:szCs w:val="24"/>
-                </w:rPr>
-                <m:t xml:space="preserve">q</m:t>
-              </m:r>
-            </m:e>
-            <m:sub>
-              <m:r>
-                <w:rPr>
-                  <w:rFonts w:ascii="Cambria Math" w:hAnsi="Cambria Math"/>
-                  <w:sz w:val="24"/>
-                  <w:szCs w:val="24"/>
-                </w:rPr>
-                <m:t xml:space="preserve">x</m:t>
-              </m:r>
-              <m:r>
-                <w:rPr>
-                  <w:rFonts w:ascii="Cambria Math" w:hAnsi="Cambria Math"/>
-                  <w:sz w:val="24"/>
-                  <w:szCs w:val="24"/>
-                </w:rPr>
-                <m:t xml:space="preserve">+</m:t>
-              </m:r>
-              <m:r>
-                <w:rPr>
-                  <w:rFonts w:ascii="Cambria Math" w:hAnsi="Cambria Math"/>
-                  <w:sz w:val="24"/>
-                  <w:szCs w:val="24"/>
-                </w:rPr>
-                <m:t xml:space="preserve">t</m:t>
-              </m:r>
-            </m:sub>
-          </m:sSub>
-          <m:r>
-            <w:rPr>
-              <w:rFonts w:ascii="Cambria Math" w:hAnsi="Cambria Math"/>
-              <w:sz w:val="24"/>
-              <w:szCs w:val="24"/>
-            </w:rPr>
-            <m:t xml:space="preserve">·</m:t>
-          </m:r>
-          <m:sSub>
-            <m:e>
-              <m:r>
-                <w:rPr>
-                  <w:rFonts w:ascii="Cambria Math" w:hAnsi="Cambria Math"/>
-                  <w:sz w:val="24"/>
-                  <w:szCs w:val="24"/>
-                </w:rPr>
-                <m:t xml:space="preserve">r</m:t>
-              </m:r>
-            </m:e>
-            <m:sub>
-              <m:r>
-                <w:rPr>
-                  <w:rFonts w:ascii="Cambria Math" w:hAnsi="Cambria Math"/>
-                  <w:sz w:val="24"/>
-                  <w:szCs w:val="24"/>
-                </w:rPr>
-                <m:t xml:space="preserve">x</m:t>
-              </m:r>
-              <m:r>
-                <w:rPr>
-                  <w:rFonts w:ascii="Cambria Math" w:hAnsi="Cambria Math"/>
-                  <w:sz w:val="24"/>
-                  <w:szCs w:val="24"/>
-                </w:rPr>
-                <m:t xml:space="preserve">+</m:t>
-              </m:r>
-              <m:r>
-                <w:rPr>
-                  <w:rFonts w:ascii="Cambria Math" w:hAnsi="Cambria Math"/>
-                  <w:sz w:val="24"/>
-                  <w:szCs w:val="24"/>
-                </w:rPr>
-                <m:t xml:space="preserve">t</m:t>
-              </m:r>
-            </m:sub>
-          </m:sSub>
-          <m:r>
-            <w:rPr>
-              <w:rFonts w:ascii="Cambria Math" w:hAnsi="Cambria Math"/>
-              <w:sz w:val="24"/>
-              <w:szCs w:val="24"/>
-            </w:rPr>
-            <m:t xml:space="preserve">/</m:t>
-          </m:r>
-          <m:r>
-            <w:rPr>
-              <w:rFonts w:ascii="Cambria Math" w:hAnsi="Cambria Math"/>
-              <w:sz w:val="24"/>
-              <w:szCs w:val="24"/>
-            </w:rPr>
-            <m:t xml:space="preserve">2</m:t>
-          </m:r>
-        </m:oMath>
-      </m:oMathPara>
-    </w:p>
-    <w:p>
-      <w:pPr>
-        <w:pStyle w:val="FormulaText"/>
-      </w:pPr>
-      <w:r>
-        <w:t xml:space="preserve">유지자수</w:t>
-      </w:r>
-    </w:p>
-    <w:p>
-      <w:pPr>
-        <w:pStyle w:val="Formula"/>
-      </w:pPr>
-      <m:oMathPara>
-        <m:oMathParaPr>
-          <m:jc m:val="left"/>
-        </m:oMathParaPr>
-        <m:oMath>
-          <m:sSub>
-            <m:e>
-              <m:r>
-                <w:rPr>
-                  <w:rFonts w:ascii="Cambria Math" w:hAnsi="Cambria Math"/>
-                  <w:sz w:val="24"/>
-                  <w:szCs w:val="24"/>
-                </w:rPr>
-                <m:t xml:space="preserve">l</m:t>
-              </m:r>
-            </m:e>
-            <m:sub>
-              <m:r>
-                <w:rPr>
-                  <w:rFonts w:ascii="Cambria Math" w:hAnsi="Cambria Math"/>
-                  <w:sz w:val="24"/>
-                  <w:szCs w:val="24"/>
-                </w:rPr>
-                <m:t xml:space="preserve">x</m:t>
-              </m:r>
-              <m:r>
-                <w:rPr>
-                  <w:rFonts w:ascii="Cambria Math" w:hAnsi="Cambria Math"/>
-                  <w:sz w:val="24"/>
-                  <w:szCs w:val="24"/>
-                </w:rPr>
-                <m:t xml:space="preserve">+</m:t>
-              </m:r>
-              <m:r>
-                <w:rPr>
-                  <w:rFonts w:ascii="Cambria Math" w:hAnsi="Cambria Math"/>
-                  <w:sz w:val="24"/>
-                  <w:szCs w:val="24"/>
-                </w:rPr>
-                <m:t xml:space="preserve">t</m:t>
-              </m:r>
-              <m:r>
-                <w:rPr>
-                  <w:rFonts w:ascii="Cambria Math" w:hAnsi="Cambria Math"/>
-                  <w:sz w:val="24"/>
-                  <w:szCs w:val="24"/>
-                </w:rPr>
-                <m:t xml:space="preserve">+</m:t>
-              </m:r>
-              <m:r>
-                <w:rPr>
-                  <w:rFonts w:ascii="Cambria Math" w:hAnsi="Cambria Math"/>
-                  <w:sz w:val="24"/>
-                  <w:szCs w:val="24"/>
-                </w:rPr>
-                <m:t xml:space="preserve">1</m:t>
-              </m:r>
-            </m:sub>
-          </m:sSub>
-          <m:r>
-            <w:rPr>
-              <w:rFonts w:ascii="Cambria Math" w:hAnsi="Cambria Math"/>
-              <w:sz w:val="24"/>
-              <w:szCs w:val="24"/>
-            </w:rPr>
-            <m:t xml:space="preserve"> = </m:t>
-          </m:r>
-          <m:sSub>
-            <m:e>
-              <m:r>
-                <w:rPr>
-                  <w:rFonts w:ascii="Cambria Math" w:hAnsi="Cambria Math"/>
-                  <w:sz w:val="24"/>
-                  <w:szCs w:val="24"/>
-                </w:rPr>
-                <m:t xml:space="preserve">l</m:t>
-              </m:r>
-            </m:e>
-            <m:sub>
-              <m:r>
-                <w:rPr>
-                  <w:rFonts w:ascii="Cambria Math" w:hAnsi="Cambria Math"/>
-                  <w:sz w:val="24"/>
-                  <w:szCs w:val="24"/>
-                </w:rPr>
-                <m:t xml:space="preserve">x</m:t>
-              </m:r>
-              <m:r>
-                <w:rPr>
-                  <w:rFonts w:ascii="Cambria Math" w:hAnsi="Cambria Math"/>
-                  <w:sz w:val="24"/>
-                  <w:szCs w:val="24"/>
-                </w:rPr>
-                <m:t xml:space="preserve">+</m:t>
-              </m:r>
-              <m:r>
-                <w:rPr>
-                  <w:rFonts w:ascii="Cambria Math" w:hAnsi="Cambria Math"/>
-                  <w:sz w:val="24"/>
-                  <w:szCs w:val="24"/>
-                </w:rPr>
-                <m:t xml:space="preserve">t</m:t>
-              </m:r>
-            </m:sub>
-          </m:sSub>
-          <m:r>
-            <w:rPr>
-              <w:rFonts w:ascii="Cambria Math" w:hAnsi="Cambria Math"/>
-              <w:sz w:val="24"/>
-              <w:szCs w:val="24"/>
-            </w:rPr>
-            <m:t xml:space="preserve"> × ( </m:t>
-          </m:r>
-          <m:r>
-            <w:rPr>
-              <w:rFonts w:ascii="Cambria Math" w:hAnsi="Cambria Math"/>
-              <w:sz w:val="24"/>
-              <w:szCs w:val="24"/>
-            </w:rPr>
-            <m:t xml:space="preserve">1</m:t>
-          </m:r>
-          <m:r>
-            <w:rPr>
-              <w:rFonts w:ascii="Cambria Math" w:hAnsi="Cambria Math"/>
-              <w:sz w:val="24"/>
-              <w:szCs w:val="24"/>
-            </w:rPr>
-            <m:t xml:space="preserve"> − </m:t>
-          </m:r>
-          <m:sSub>
-            <m:e>
-              <m:r>
-                <w:rPr>
-                  <w:rFonts w:ascii="Cambria Math" w:hAnsi="Cambria Math"/>
-                  <w:sz w:val="24"/>
-                  <w:szCs w:val="24"/>
-                </w:rPr>
-                <m:t xml:space="preserve">Q</m:t>
-              </m:r>
-            </m:e>
-            <m:sub>
-              <m:r>
-                <w:rPr>
-                  <w:rFonts w:ascii="Cambria Math" w:hAnsi="Cambria Math"/>
-                  <w:sz w:val="24"/>
-                  <w:szCs w:val="24"/>
-                </w:rPr>
-                <m:t xml:space="preserve">x</m:t>
-              </m:r>
-              <m:r>
-                <w:rPr>
-                  <w:rFonts w:ascii="Cambria Math" w:hAnsi="Cambria Math"/>
-                  <w:sz w:val="24"/>
-                  <w:szCs w:val="24"/>
-                </w:rPr>
-                <m:t xml:space="preserve">+</m:t>
-              </m:r>
-              <m:r>
-                <w:rPr>
-                  <w:rFonts w:ascii="Cambria Math" w:hAnsi="Cambria Math"/>
-                  <w:sz w:val="24"/>
-                  <w:szCs w:val="24"/>
-                </w:rPr>
-                <m:t xml:space="preserve">t</m:t>
-              </m:r>
-            </m:sub>
-          </m:sSub>
-          <m:r>
-            <w:rPr>
-              <w:rFonts w:ascii="Cambria Math" w:hAnsi="Cambria Math"/>
-              <w:sz w:val="24"/>
-              <w:szCs w:val="24"/>
-            </w:rPr>
-            <m:t xml:space="preserve"> )</m:t>
-          </m:r>
-        </m:oMath>
-      </m:oMathPara>
-    </w:p>
-    <w:p>
-      <w:pPr>
-        <w:pStyle w:val="FormulaText"/>
-      </w:pPr>
-      <w:r>
-        <w:t xml:space="preserve">납입자수</w:t>
-      </w:r>
-    </w:p>
-    <w:p>
-      <w:pPr>
-        <w:pStyle w:val="Formula"/>
-      </w:pPr>
-      <m:oMathPara>
-        <m:oMathParaPr>
-          <m:jc m:val="left"/>
-        </m:oMathParaPr>
-        <m:oMath>
-          <m:sSub>
-            <m:e>
-              <m:r>
-                <w:rPr>
-                  <w:rFonts w:ascii="Cambria Math" w:hAnsi="Cambria Math"/>
-                  <w:sz w:val="24"/>
-                  <w:szCs w:val="24"/>
-                </w:rPr>
                 <m:t xml:space="preserve">l′</m:t>
               </m:r>
             </m:e>
@@ -4810,7 +5028,7 @@
         <w:pStyle w:val="Note"/>
       </w:pPr>
       <w:r>
-        <w:t xml:space="preserve">※ 암 진단 담보가 이 집단을 쓴다. 납입자수는 탈퇴 사유에 더해 f 사유가 생길 때도 줄어든다 — 별도의 납입면제율을 곱하지 않는다. 납입면제 사유 중 암 은(는) 이 집단의 탈퇴 사유라 탈퇴로 이미 줄었다.</w:t>
+        <w:t xml:space="preserve">※ 납입자수는 탈퇴 사유에 더해 f 사유가 생길 때도 줄어든다 — 별도의 납입면제율을 곱하지 않는다. 납입면제 사유 중 암 은(는) 이 집단의 탈퇴 사유라 탈퇴로 이미 줄었다. 탈퇴율 Q 는 이 집단의 유지자수 식에서 정한 것이다.</w:t>
       </w:r>
     </w:p>
     <w:p>
@@ -4826,7 +5044,7 @@
         <w:pStyle w:val="FormulaLabel"/>
       </w:pPr>
       <w:r>
-        <w:t xml:space="preserve">[식] 유지자수·납입자수의 현가 (D · D′)</w:t>
+        <w:t xml:space="preserve">[식] 납입자수의 현가와 누계 (D′ · N′)</w:t>
       </w:r>
     </w:p>
     <w:p>
@@ -4846,7 +5064,7 @@
                   <w:sz w:val="24"/>
                   <w:szCs w:val="24"/>
                 </w:rPr>
-                <m:t xml:space="preserve">D</m:t>
+                <m:t xml:space="preserve">D′</m:t>
               </m:r>
             </m:e>
             <m:sub>
@@ -4892,7 +5110,7 @@
                   <w:sz w:val="24"/>
                   <w:szCs w:val="24"/>
                 </w:rPr>
-                <m:t xml:space="preserve">l</m:t>
+                <m:t xml:space="preserve">l′</m:t>
               </m:r>
             </m:e>
             <m:sub>
@@ -4952,282 +5170,6 @@
               </m:r>
             </m:sup>
           </m:sSup>
-        </m:oMath>
-      </m:oMathPara>
-    </w:p>
-    <w:p>
-      <w:pPr>
-        <w:pStyle w:val="Formula"/>
-      </w:pPr>
-      <m:oMathPara>
-        <m:oMathParaPr>
-          <m:jc m:val="left"/>
-        </m:oMathParaPr>
-        <m:oMath>
-          <m:sSub>
-            <m:e>
-              <m:r>
-                <w:rPr>
-                  <w:rFonts w:ascii="Cambria Math" w:hAnsi="Cambria Math"/>
-                  <w:sz w:val="24"/>
-                  <w:szCs w:val="24"/>
-                </w:rPr>
-                <m:t xml:space="preserve">D′</m:t>
-              </m:r>
-            </m:e>
-            <m:sub>
-              <m:r>
-                <w:rPr>
-                  <w:rFonts w:ascii="Cambria Math" w:hAnsi="Cambria Math"/>
-                  <w:sz w:val="24"/>
-                  <w:szCs w:val="24"/>
-                </w:rPr>
-                <m:t xml:space="preserve">x</m:t>
-              </m:r>
-              <m:r>
-                <w:rPr>
-                  <w:rFonts w:ascii="Cambria Math" w:hAnsi="Cambria Math"/>
-                  <w:sz w:val="24"/>
-                  <w:szCs w:val="24"/>
-                </w:rPr>
-                <m:t xml:space="preserve">+</m:t>
-              </m:r>
-              <m:r>
-                <w:rPr>
-                  <w:rFonts w:ascii="Cambria Math" w:hAnsi="Cambria Math"/>
-                  <w:sz w:val="24"/>
-                  <w:szCs w:val="24"/>
-                </w:rPr>
-                <m:t xml:space="preserve">t</m:t>
-              </m:r>
-            </m:sub>
-          </m:sSub>
-          <m:r>
-            <w:rPr>
-              <w:rFonts w:ascii="Cambria Math" w:hAnsi="Cambria Math"/>
-              <w:sz w:val="24"/>
-              <w:szCs w:val="24"/>
-            </w:rPr>
-            <m:t xml:space="preserve"> = </m:t>
-          </m:r>
-          <m:sSub>
-            <m:e>
-              <m:r>
-                <w:rPr>
-                  <w:rFonts w:ascii="Cambria Math" w:hAnsi="Cambria Math"/>
-                  <w:sz w:val="24"/>
-                  <w:szCs w:val="24"/>
-                </w:rPr>
-                <m:t xml:space="preserve">l′</m:t>
-              </m:r>
-            </m:e>
-            <m:sub>
-              <m:r>
-                <w:rPr>
-                  <w:rFonts w:ascii="Cambria Math" w:hAnsi="Cambria Math"/>
-                  <w:sz w:val="24"/>
-                  <w:szCs w:val="24"/>
-                </w:rPr>
-                <m:t xml:space="preserve">x</m:t>
-              </m:r>
-              <m:r>
-                <w:rPr>
-                  <w:rFonts w:ascii="Cambria Math" w:hAnsi="Cambria Math"/>
-                  <w:sz w:val="24"/>
-                  <w:szCs w:val="24"/>
-                </w:rPr>
-                <m:t xml:space="preserve">+</m:t>
-              </m:r>
-              <m:r>
-                <w:rPr>
-                  <w:rFonts w:ascii="Cambria Math" w:hAnsi="Cambria Math"/>
-                  <w:sz w:val="24"/>
-                  <w:szCs w:val="24"/>
-                </w:rPr>
-                <m:t xml:space="preserve">t</m:t>
-              </m:r>
-            </m:sub>
-          </m:sSub>
-          <m:r>
-            <w:rPr>
-              <w:rFonts w:ascii="Cambria Math" w:hAnsi="Cambria Math"/>
-              <w:sz w:val="24"/>
-              <w:szCs w:val="24"/>
-            </w:rPr>
-            <m:t xml:space="preserve">·</m:t>
-          </m:r>
-          <m:sSup>
-            <m:e>
-              <m:r>
-                <w:rPr>
-                  <w:rFonts w:ascii="Cambria Math" w:hAnsi="Cambria Math"/>
-                  <w:sz w:val="24"/>
-                  <w:szCs w:val="24"/>
-                </w:rPr>
-                <m:t xml:space="preserve">v</m:t>
-              </m:r>
-            </m:e>
-            <m:sup>
-              <m:r>
-                <w:rPr>
-                  <w:rFonts w:ascii="Cambria Math" w:hAnsi="Cambria Math"/>
-                  <w:sz w:val="24"/>
-                  <w:szCs w:val="24"/>
-                </w:rPr>
-                <m:t xml:space="preserve">t</m:t>
-              </m:r>
-            </m:sup>
-          </m:sSup>
-        </m:oMath>
-      </m:oMathPara>
-    </w:p>
-    <w:p>
-      <w:pPr>
-        <w:pStyle w:val="FormulaLabel"/>
-      </w:pPr>
-      <w:r>
-        <w:t xml:space="preserve">[식] 현가의 누계 (N · N′)</w:t>
-      </w:r>
-    </w:p>
-    <w:p>
-      <w:pPr>
-        <w:pStyle w:val="Formula"/>
-      </w:pPr>
-      <m:oMathPara>
-        <m:oMathParaPr>
-          <m:jc m:val="left"/>
-        </m:oMathParaPr>
-        <m:oMath>
-          <m:sSub>
-            <m:e>
-              <m:r>
-                <w:rPr>
-                  <w:rFonts w:ascii="Cambria Math" w:hAnsi="Cambria Math"/>
-                  <w:sz w:val="24"/>
-                  <w:szCs w:val="24"/>
-                </w:rPr>
-                <m:t xml:space="preserve">N</m:t>
-              </m:r>
-            </m:e>
-            <m:sub>
-              <m:r>
-                <w:rPr>
-                  <w:rFonts w:ascii="Cambria Math" w:hAnsi="Cambria Math"/>
-                  <w:sz w:val="24"/>
-                  <w:szCs w:val="24"/>
-                </w:rPr>
-                <m:t xml:space="preserve">x</m:t>
-              </m:r>
-              <m:r>
-                <w:rPr>
-                  <w:rFonts w:ascii="Cambria Math" w:hAnsi="Cambria Math"/>
-                  <w:sz w:val="24"/>
-                  <w:szCs w:val="24"/>
-                </w:rPr>
-                <m:t xml:space="preserve">+</m:t>
-              </m:r>
-              <m:r>
-                <w:rPr>
-                  <w:rFonts w:ascii="Cambria Math" w:hAnsi="Cambria Math"/>
-                  <w:sz w:val="24"/>
-                  <w:szCs w:val="24"/>
-                </w:rPr>
-                <m:t xml:space="preserve">t</m:t>
-              </m:r>
-            </m:sub>
-          </m:sSub>
-          <m:r>
-            <w:rPr>
-              <w:rFonts w:ascii="Cambria Math" w:hAnsi="Cambria Math"/>
-              <w:sz w:val="24"/>
-              <w:szCs w:val="24"/>
-            </w:rPr>
-            <m:t xml:space="preserve"> = </m:t>
-          </m:r>
-          <m:sSub>
-            <m:e>
-              <m:r>
-                <w:rPr>
-                  <w:rFonts w:ascii="Cambria Math" w:hAnsi="Cambria Math"/>
-                  <w:sz w:val="24"/>
-                  <w:szCs w:val="24"/>
-                </w:rPr>
-                <m:t xml:space="preserve">Σ</m:t>
-              </m:r>
-            </m:e>
-            <m:sub>
-              <m:r>
-                <w:rPr>
-                  <w:rFonts w:ascii="Cambria Math" w:hAnsi="Cambria Math"/>
-                  <w:sz w:val="24"/>
-                  <w:szCs w:val="24"/>
-                </w:rPr>
-                <m:t xml:space="preserve">u</m:t>
-              </m:r>
-              <m:r>
-                <w:rPr>
-                  <w:rFonts w:ascii="Cambria Math" w:hAnsi="Cambria Math"/>
-                  <w:sz w:val="24"/>
-                  <w:szCs w:val="24"/>
-                </w:rPr>
-                <m:t xml:space="preserve">≥</m:t>
-              </m:r>
-              <m:r>
-                <w:rPr>
-                  <w:rFonts w:ascii="Cambria Math" w:hAnsi="Cambria Math"/>
-                  <w:sz w:val="24"/>
-                  <w:szCs w:val="24"/>
-                </w:rPr>
-                <m:t xml:space="preserve">t</m:t>
-              </m:r>
-            </m:sub>
-          </m:sSub>
-          <m:r>
-            <w:rPr>
-              <w:rFonts w:ascii="Cambria Math" w:hAnsi="Cambria Math"/>
-              <w:sz w:val="24"/>
-              <w:szCs w:val="24"/>
-            </w:rPr>
-            <m:t xml:space="preserve"> </m:t>
-          </m:r>
-          <m:sSub>
-            <m:e>
-              <m:r>
-                <w:rPr>
-                  <w:rFonts w:ascii="Cambria Math" w:hAnsi="Cambria Math"/>
-                  <w:sz w:val="24"/>
-                  <w:szCs w:val="24"/>
-                </w:rPr>
-                <m:t xml:space="preserve">D</m:t>
-              </m:r>
-            </m:e>
-            <m:sub>
-              <m:r>
-                <w:rPr>
-                  <w:rFonts w:ascii="Cambria Math" w:hAnsi="Cambria Math"/>
-                  <w:sz w:val="24"/>
-                  <w:szCs w:val="24"/>
-                </w:rPr>
-                <m:t xml:space="preserve">x</m:t>
-              </m:r>
-              <m:r>
-                <w:rPr>
-                  <w:rFonts w:ascii="Cambria Math" w:hAnsi="Cambria Math"/>
-                  <w:sz w:val="24"/>
-                  <w:szCs w:val="24"/>
-                </w:rPr>
-                <m:t xml:space="preserve">+</m:t>
-              </m:r>
-              <m:r>
-                <w:rPr>
-                  <w:rFonts w:ascii="Cambria Math" w:hAnsi="Cambria Math"/>
-                  <w:sz w:val="24"/>
-                  <w:szCs w:val="24"/>
-                </w:rPr>
-                <m:t xml:space="preserve">u</m:t>
-              </m:r>
-            </m:sub>
-          </m:sSub>
         </m:oMath>
       </m:oMathPara>
     </w:p>
@@ -5666,7 +5608,7 @@
         <w:pStyle w:val="Note"/>
       </w:pPr>
       <w:r>
-        <w:t xml:space="preserve">※ k 는 납입주기별 계수(연납 1, 6개월납 2, 3개월납 4, 월납 12)이다.</w:t>
+        <w:t xml:space="preserve">※ k 는 납입주기별 계수(연납 1, 6개월납 2, 3개월납 4, 월납 12)이다. 납입방법에 따라 N* 만 달라지고 보험금의 현가는 같다.</w:t>
       </w:r>
     </w:p>
     <w:p>
@@ -5675,6 +5617,290 @@
       </w:pPr>
       <w:r>
         <w:t xml:space="preserve">바. 계산기수 — 보험금</w:t>
+      </w:r>
+    </w:p>
+    <w:p>
+      <w:pPr>
+        <w:pStyle w:val="FormulaLabel"/>
+      </w:pPr>
+      <w:r>
+        <w:t xml:space="preserve">[식] 유지자수의 현가와 누계 (D · N)</w:t>
+      </w:r>
+    </w:p>
+    <w:p>
+      <w:pPr>
+        <w:pStyle w:val="Formula"/>
+      </w:pPr>
+      <m:oMathPara>
+        <m:oMathParaPr>
+          <m:jc m:val="left"/>
+        </m:oMathParaPr>
+        <m:oMath>
+          <m:sSub>
+            <m:e>
+              <m:r>
+                <w:rPr>
+                  <w:rFonts w:ascii="Cambria Math" w:hAnsi="Cambria Math"/>
+                  <w:sz w:val="24"/>
+                  <w:szCs w:val="24"/>
+                </w:rPr>
+                <m:t xml:space="preserve">D</m:t>
+              </m:r>
+            </m:e>
+            <m:sub>
+              <m:r>
+                <w:rPr>
+                  <w:rFonts w:ascii="Cambria Math" w:hAnsi="Cambria Math"/>
+                  <w:sz w:val="24"/>
+                  <w:szCs w:val="24"/>
+                </w:rPr>
+                <m:t xml:space="preserve">x</m:t>
+              </m:r>
+              <m:r>
+                <w:rPr>
+                  <w:rFonts w:ascii="Cambria Math" w:hAnsi="Cambria Math"/>
+                  <w:sz w:val="24"/>
+                  <w:szCs w:val="24"/>
+                </w:rPr>
+                <m:t xml:space="preserve">+</m:t>
+              </m:r>
+              <m:r>
+                <w:rPr>
+                  <w:rFonts w:ascii="Cambria Math" w:hAnsi="Cambria Math"/>
+                  <w:sz w:val="24"/>
+                  <w:szCs w:val="24"/>
+                </w:rPr>
+                <m:t xml:space="preserve">t</m:t>
+              </m:r>
+            </m:sub>
+          </m:sSub>
+          <m:r>
+            <w:rPr>
+              <w:rFonts w:ascii="Cambria Math" w:hAnsi="Cambria Math"/>
+              <w:sz w:val="24"/>
+              <w:szCs w:val="24"/>
+            </w:rPr>
+            <m:t xml:space="preserve"> = </m:t>
+          </m:r>
+          <m:sSub>
+            <m:e>
+              <m:r>
+                <w:rPr>
+                  <w:rFonts w:ascii="Cambria Math" w:hAnsi="Cambria Math"/>
+                  <w:sz w:val="24"/>
+                  <w:szCs w:val="24"/>
+                </w:rPr>
+                <m:t xml:space="preserve">l</m:t>
+              </m:r>
+            </m:e>
+            <m:sub>
+              <m:r>
+                <w:rPr>
+                  <w:rFonts w:ascii="Cambria Math" w:hAnsi="Cambria Math"/>
+                  <w:sz w:val="24"/>
+                  <w:szCs w:val="24"/>
+                </w:rPr>
+                <m:t xml:space="preserve">x</m:t>
+              </m:r>
+              <m:r>
+                <w:rPr>
+                  <w:rFonts w:ascii="Cambria Math" w:hAnsi="Cambria Math"/>
+                  <w:sz w:val="24"/>
+                  <w:szCs w:val="24"/>
+                </w:rPr>
+                <m:t xml:space="preserve">+</m:t>
+              </m:r>
+              <m:r>
+                <w:rPr>
+                  <w:rFonts w:ascii="Cambria Math" w:hAnsi="Cambria Math"/>
+                  <w:sz w:val="24"/>
+                  <w:szCs w:val="24"/>
+                </w:rPr>
+                <m:t xml:space="preserve">t</m:t>
+              </m:r>
+            </m:sub>
+          </m:sSub>
+          <m:r>
+            <w:rPr>
+              <w:rFonts w:ascii="Cambria Math" w:hAnsi="Cambria Math"/>
+              <w:sz w:val="24"/>
+              <w:szCs w:val="24"/>
+            </w:rPr>
+            <m:t xml:space="preserve">·</m:t>
+          </m:r>
+          <m:sSup>
+            <m:e>
+              <m:r>
+                <w:rPr>
+                  <w:rFonts w:ascii="Cambria Math" w:hAnsi="Cambria Math"/>
+                  <w:sz w:val="24"/>
+                  <w:szCs w:val="24"/>
+                </w:rPr>
+                <m:t xml:space="preserve">v</m:t>
+              </m:r>
+            </m:e>
+            <m:sup>
+              <m:r>
+                <w:rPr>
+                  <w:rFonts w:ascii="Cambria Math" w:hAnsi="Cambria Math"/>
+                  <w:sz w:val="24"/>
+                  <w:szCs w:val="24"/>
+                </w:rPr>
+                <m:t xml:space="preserve">t</m:t>
+              </m:r>
+            </m:sup>
+          </m:sSup>
+        </m:oMath>
+      </m:oMathPara>
+    </w:p>
+    <w:p>
+      <w:pPr>
+        <w:pStyle w:val="Formula"/>
+      </w:pPr>
+      <m:oMathPara>
+        <m:oMathParaPr>
+          <m:jc m:val="left"/>
+        </m:oMathParaPr>
+        <m:oMath>
+          <m:sSub>
+            <m:e>
+              <m:r>
+                <w:rPr>
+                  <w:rFonts w:ascii="Cambria Math" w:hAnsi="Cambria Math"/>
+                  <w:sz w:val="24"/>
+                  <w:szCs w:val="24"/>
+                </w:rPr>
+                <m:t xml:space="preserve">N</m:t>
+              </m:r>
+            </m:e>
+            <m:sub>
+              <m:r>
+                <w:rPr>
+                  <w:rFonts w:ascii="Cambria Math" w:hAnsi="Cambria Math"/>
+                  <w:sz w:val="24"/>
+                  <w:szCs w:val="24"/>
+                </w:rPr>
+                <m:t xml:space="preserve">x</m:t>
+              </m:r>
+              <m:r>
+                <w:rPr>
+                  <w:rFonts w:ascii="Cambria Math" w:hAnsi="Cambria Math"/>
+                  <w:sz w:val="24"/>
+                  <w:szCs w:val="24"/>
+                </w:rPr>
+                <m:t xml:space="preserve">+</m:t>
+              </m:r>
+              <m:r>
+                <w:rPr>
+                  <w:rFonts w:ascii="Cambria Math" w:hAnsi="Cambria Math"/>
+                  <w:sz w:val="24"/>
+                  <w:szCs w:val="24"/>
+                </w:rPr>
+                <m:t xml:space="preserve">t</m:t>
+              </m:r>
+            </m:sub>
+          </m:sSub>
+          <m:r>
+            <w:rPr>
+              <w:rFonts w:ascii="Cambria Math" w:hAnsi="Cambria Math"/>
+              <w:sz w:val="24"/>
+              <w:szCs w:val="24"/>
+            </w:rPr>
+            <m:t xml:space="preserve"> = </m:t>
+          </m:r>
+          <m:sSub>
+            <m:e>
+              <m:r>
+                <w:rPr>
+                  <w:rFonts w:ascii="Cambria Math" w:hAnsi="Cambria Math"/>
+                  <w:sz w:val="24"/>
+                  <w:szCs w:val="24"/>
+                </w:rPr>
+                <m:t xml:space="preserve">Σ</m:t>
+              </m:r>
+            </m:e>
+            <m:sub>
+              <m:r>
+                <w:rPr>
+                  <w:rFonts w:ascii="Cambria Math" w:hAnsi="Cambria Math"/>
+                  <w:sz w:val="24"/>
+                  <w:szCs w:val="24"/>
+                </w:rPr>
+                <m:t xml:space="preserve">u</m:t>
+              </m:r>
+              <m:r>
+                <w:rPr>
+                  <w:rFonts w:ascii="Cambria Math" w:hAnsi="Cambria Math"/>
+                  <w:sz w:val="24"/>
+                  <w:szCs w:val="24"/>
+                </w:rPr>
+                <m:t xml:space="preserve">≥</m:t>
+              </m:r>
+              <m:r>
+                <w:rPr>
+                  <w:rFonts w:ascii="Cambria Math" w:hAnsi="Cambria Math"/>
+                  <w:sz w:val="24"/>
+                  <w:szCs w:val="24"/>
+                </w:rPr>
+                <m:t xml:space="preserve">t</m:t>
+              </m:r>
+            </m:sub>
+          </m:sSub>
+          <m:r>
+            <w:rPr>
+              <w:rFonts w:ascii="Cambria Math" w:hAnsi="Cambria Math"/>
+              <w:sz w:val="24"/>
+              <w:szCs w:val="24"/>
+            </w:rPr>
+            <m:t xml:space="preserve"> </m:t>
+          </m:r>
+          <m:sSub>
+            <m:e>
+              <m:r>
+                <w:rPr>
+                  <w:rFonts w:ascii="Cambria Math" w:hAnsi="Cambria Math"/>
+                  <w:sz w:val="24"/>
+                  <w:szCs w:val="24"/>
+                </w:rPr>
+                <m:t xml:space="preserve">D</m:t>
+              </m:r>
+            </m:e>
+            <m:sub>
+              <m:r>
+                <w:rPr>
+                  <w:rFonts w:ascii="Cambria Math" w:hAnsi="Cambria Math"/>
+                  <w:sz w:val="24"/>
+                  <w:szCs w:val="24"/>
+                </w:rPr>
+                <m:t xml:space="preserve">x</m:t>
+              </m:r>
+              <m:r>
+                <w:rPr>
+                  <w:rFonts w:ascii="Cambria Math" w:hAnsi="Cambria Math"/>
+                  <w:sz w:val="24"/>
+                  <w:szCs w:val="24"/>
+                </w:rPr>
+                <m:t xml:space="preserve">+</m:t>
+              </m:r>
+              <m:r>
+                <w:rPr>
+                  <w:rFonts w:ascii="Cambria Math" w:hAnsi="Cambria Math"/>
+                  <w:sz w:val="24"/>
+                  <w:szCs w:val="24"/>
+                </w:rPr>
+                <m:t xml:space="preserve">u</m:t>
+              </m:r>
+            </m:sub>
+          </m:sSub>
+        </m:oMath>
+      </m:oMathPara>
+    </w:p>
+    <w:p>
+      <w:pPr>
+        <w:pStyle w:val="Note"/>
+      </w:pPr>
+      <w:r>
+        <w:t xml:space="preserve">※ 담보마다 그 담보가 속한 집단의 l 로 낸다. 납입 후 유지비와 책임준비금(2.)이 N 을 쓴다.</w:t>
       </w:r>
     </w:p>
     <w:p>
@@ -6203,7 +6429,7 @@
         <w:pStyle w:val="Note"/>
       </w:pPr>
       <w:r>
-        <w:t xml:space="preserve">※ 보장금액 100,000,000원 · 110세까지 · 집단 “사망 · 80% 이상 장해”. 사망·80% 이상 장해 모두 같은 보험금을 지급하므로 탈퇴자 전부가 급부 대상이다.</w:t>
+        <w:t xml:space="preserve">※ 보장금액 가입금액의 1배 · 110세까지 · 면책·삭감 없음 · 집단 “사망 · 80% 이상 장해”. 사망·80% 이상 장해 모두 같은 보험금을 지급하므로 탈퇴자 전부가 급부 대상이다.</w:t>
       </w:r>
     </w:p>
     <w:p>
@@ -6219,7 +6445,7 @@
         <w:pStyle w:val="FormulaText"/>
       </w:pPr>
       <w:r>
-        <w:t xml:space="preserve">보장금액의 배수 — 면책 90일이라 첫해는 ( 1 − 3/12 ) 배</w:t>
+        <w:t xml:space="preserve">보장금액의 배수 — 90일 면책이라 그 동안은 지급하지 않는다</w:t>
       </w:r>
     </w:p>
     <w:p>
@@ -6855,7 +7081,7 @@
         <w:pStyle w:val="Note"/>
       </w:pPr>
       <w:r>
-        <w:t xml:space="preserve">※ 보장금액 50,000,000원 · 100세까지 · 면책 90일 · 집단 “사망 · 암”. 진단 확정 시 지급하고 그 담보는 소멸한다.</w:t>
+        <w:t xml:space="preserve">※ 보장금액 가입금액의 0.5배 · 100세까지 · 면책·삭감 90일 면책 · 집단 “사망 · 암”. 진단 확정 시 지급하고 그 담보는 소멸한다.</w:t>
       </w:r>
     </w:p>
     <w:p>
@@ -6934,7 +7160,7 @@
         <w:pStyle w:val="Note"/>
       </w:pPr>
       <w:r>
-        <w:t xml:space="preserve">※ 담보마다 그 담보의 보험금 현가 PVB 와 그 담보가 속한 집단의 N* 로 낸다. 보장금액 1원당이므로 10만원당 보험료는 × 100,000 이다.</w:t>
+        <w:t xml:space="preserve">※ 담보마다 그 담보의 보험금 현가 PVB 와 그 담보가 속한 집단의 N* 로 낸다. 보장금액 1원당이다.</w:t>
       </w:r>
     </w:p>
     <w:p>
@@ -7592,7 +7818,222 @@
         <w:t xml:space="preserve">P</w:t>
       </w:r>
       <w:r>
-        <w:t xml:space="preserve"> × n/20으로 줄인다. 10만원당 보험료에서 한 번만 반올림하고, 담보 보험료 = 10만원당 보험료 × (보장금액 ÷ 100,000)으로 한다.</w:t>
+        <w:t xml:space="preserve"> × n/20으로 줄인다.</w:t>
+      </w:r>
+    </w:p>
+    <w:p>
+      <w:pPr>
+        <w:pStyle w:val="FormulaLabel"/>
+      </w:pPr>
+      <w:r>
+        <w:t xml:space="preserve">[식] 1원당 보험료의 반올림과 10만원당 보험료</w:t>
+      </w:r>
+    </w:p>
+    <w:p>
+      <w:pPr>
+        <w:pStyle w:val="FormulaText"/>
+      </w:pPr>
+      <w:r>
+        <w:t xml:space="preserve">1원당 영업보험료 — 소수 여섯째 자리까지</w:t>
+      </w:r>
+    </w:p>
+    <w:p>
+      <w:pPr>
+        <w:pStyle w:val="Formula"/>
+      </w:pPr>
+      <m:oMathPara>
+        <m:oMathParaPr>
+          <m:jc m:val="left"/>
+        </m:oMathParaPr>
+        <m:oMath>
+          <m:r>
+            <w:rPr>
+              <w:rFonts w:ascii="Cambria Math" w:hAnsi="Cambria Math"/>
+              <w:sz w:val="24"/>
+              <w:szCs w:val="24"/>
+            </w:rPr>
+            <m:t xml:space="preserve">G</m:t>
+          </m:r>
+          <m:r>
+            <w:rPr>
+              <w:rFonts w:ascii="Cambria Math" w:hAnsi="Cambria Math"/>
+              <w:sz w:val="24"/>
+              <w:szCs w:val="24"/>
+            </w:rPr>
+            <m:t xml:space="preserve">₁ = </m:t>
+          </m:r>
+          <m:r>
+            <m:rPr>
+              <m:sty m:val="p"/>
+            </m:rPr>
+            <w:rPr>
+              <w:rFonts w:ascii="Cambria Math" w:hAnsi="Cambria Math"/>
+              <w:sz w:val="24"/>
+              <w:szCs w:val="24"/>
+            </w:rPr>
+            <m:t xml:space="preserve">round</m:t>
+          </m:r>
+          <m:r>
+            <w:rPr>
+              <w:rFonts w:ascii="Cambria Math" w:hAnsi="Cambria Math"/>
+              <w:sz w:val="24"/>
+              <w:szCs w:val="24"/>
+            </w:rPr>
+            <m:t xml:space="preserve">₆( </m:t>
+          </m:r>
+          <m:r>
+            <w:rPr>
+              <w:rFonts w:ascii="Cambria Math" w:hAnsi="Cambria Math"/>
+              <w:sz w:val="24"/>
+              <w:szCs w:val="24"/>
+            </w:rPr>
+            <m:t xml:space="preserve">G</m:t>
+          </m:r>
+          <m:r>
+            <w:rPr>
+              <w:rFonts w:ascii="Cambria Math" w:hAnsi="Cambria Math"/>
+              <w:sz w:val="24"/>
+              <w:szCs w:val="24"/>
+            </w:rPr>
+            <m:t xml:space="preserve"> )</m:t>
+          </m:r>
+        </m:oMath>
+      </m:oMathPara>
+    </w:p>
+    <w:p>
+      <w:pPr>
+        <w:pStyle w:val="FormulaText"/>
+      </w:pPr>
+      <w:r>
+        <w:t xml:space="preserve">10만원당 보험료 — 원 단위로 반올림</w:t>
+      </w:r>
+    </w:p>
+    <w:p>
+      <w:pPr>
+        <w:pStyle w:val="Formula"/>
+      </w:pPr>
+      <m:oMathPara>
+        <m:oMathParaPr>
+          <m:jc m:val="left"/>
+        </m:oMathParaPr>
+        <m:oMath>
+          <m:sSub>
+            <m:e>
+              <m:r>
+                <w:rPr>
+                  <w:rFonts w:ascii="Cambria Math" w:hAnsi="Cambria Math"/>
+                  <w:sz w:val="24"/>
+                  <w:szCs w:val="24"/>
+                </w:rPr>
+                <m:t xml:space="preserve">G</m:t>
+              </m:r>
+            </m:e>
+            <m:sub>
+              <m:r>
+                <w:rPr>
+                  <w:rFonts w:ascii="Cambria Math" w:hAnsi="Cambria Math"/>
+                  <w:sz w:val="24"/>
+                  <w:szCs w:val="24"/>
+                </w:rPr>
+                <m:t xml:space="preserve">10</m:t>
+              </m:r>
+              <m:r>
+                <m:rPr>
+                  <m:nor/>
+                </m:rPr>
+                <w:rPr>
+                  <w:rFonts w:ascii="Cambria Math" w:hAnsi="Cambria Math"/>
+                  <w:sz w:val="24"/>
+                  <w:szCs w:val="24"/>
+                </w:rPr>
+                <m:t xml:space="preserve">만</m:t>
+              </m:r>
+            </m:sub>
+          </m:sSub>
+          <m:r>
+            <w:rPr>
+              <w:rFonts w:ascii="Cambria Math" w:hAnsi="Cambria Math"/>
+              <w:sz w:val="24"/>
+              <w:szCs w:val="24"/>
+            </w:rPr>
+            <m:t xml:space="preserve"> = </m:t>
+          </m:r>
+          <m:r>
+            <m:rPr>
+              <m:sty m:val="p"/>
+            </m:rPr>
+            <w:rPr>
+              <w:rFonts w:ascii="Cambria Math" w:hAnsi="Cambria Math"/>
+              <w:sz w:val="24"/>
+              <w:szCs w:val="24"/>
+            </w:rPr>
+            <m:t xml:space="preserve">round</m:t>
+          </m:r>
+          <m:r>
+            <w:rPr>
+              <w:rFonts w:ascii="Cambria Math" w:hAnsi="Cambria Math"/>
+              <w:sz w:val="24"/>
+              <w:szCs w:val="24"/>
+            </w:rPr>
+            <m:t xml:space="preserve">( </m:t>
+          </m:r>
+          <m:r>
+            <w:rPr>
+              <w:rFonts w:ascii="Cambria Math" w:hAnsi="Cambria Math"/>
+              <w:sz w:val="24"/>
+              <w:szCs w:val="24"/>
+            </w:rPr>
+            <m:t xml:space="preserve">G</m:t>
+          </m:r>
+          <m:r>
+            <w:rPr>
+              <w:rFonts w:ascii="Cambria Math" w:hAnsi="Cambria Math"/>
+              <w:sz w:val="24"/>
+              <w:szCs w:val="24"/>
+            </w:rPr>
+            <m:t xml:space="preserve">₁ × </m:t>
+          </m:r>
+          <m:r>
+            <w:rPr>
+              <w:rFonts w:ascii="Cambria Math" w:hAnsi="Cambria Math"/>
+              <w:sz w:val="24"/>
+              <w:szCs w:val="24"/>
+            </w:rPr>
+            <m:t xml:space="preserve">100</m:t>
+          </m:r>
+          <m:r>
+            <w:rPr>
+              <w:rFonts w:ascii="Cambria Math" w:hAnsi="Cambria Math"/>
+              <w:sz w:val="24"/>
+              <w:szCs w:val="24"/>
+            </w:rPr>
+            <m:t xml:space="preserve">,</m:t>
+          </m:r>
+          <m:r>
+            <w:rPr>
+              <w:rFonts w:ascii="Cambria Math" w:hAnsi="Cambria Math"/>
+              <w:sz w:val="24"/>
+              <w:szCs w:val="24"/>
+            </w:rPr>
+            <m:t xml:space="preserve">000</m:t>
+          </m:r>
+          <m:r>
+            <w:rPr>
+              <w:rFonts w:ascii="Cambria Math" w:hAnsi="Cambria Math"/>
+              <w:sz w:val="24"/>
+              <w:szCs w:val="24"/>
+            </w:rPr>
+            <m:t xml:space="preserve"> )</m:t>
+          </m:r>
+        </m:oMath>
+      </m:oMathPara>
+    </w:p>
+    <w:p>
+      <w:pPr>
+        <w:pStyle w:val="Note"/>
+      </w:pPr>
+      <w:r>
+        <w:t xml:space="preserve">※ 담보 보험료 = 10만원당 보험료 × (보장금액 ÷ 100,000), 보장금액 = 보험가입금액 × 배수. 여러 담보는 담보 보험료를 더한다.</w:t>
       </w:r>
     </w:p>
     <w:p>
@@ -7629,6 +8070,14 @@
     </w:p>
     <w:p>
       <w:pPr>
+        <w:pStyle w:val="FormulaText"/>
+      </w:pPr>
+      <w:r>
+        <w:t xml:space="preserve">납입 후 유지비를 포함한 순보험료 — 납입기간의 납입자수 현가로 나눈다</w:t>
+      </w:r>
+    </w:p>
+    <w:p>
+      <w:pPr>
         <w:pStyle w:val="Formula"/>
       </w:pPr>
       <m:oMathPara>
@@ -7677,39 +8126,6 @@
             </w:rPr>
             <m:t xml:space="preserve">PVB</m:t>
           </m:r>
-          <m:r>
-            <w:rPr>
-              <w:rFonts w:ascii="Cambria Math" w:hAnsi="Cambria Math"/>
-              <w:sz w:val="24"/>
-              <w:szCs w:val="24"/>
-            </w:rPr>
-            <m:t xml:space="preserve"> + </m:t>
-          </m:r>
-          <m:sSub>
-            <m:e>
-              <m:r>
-                <m:rPr>
-                  <m:nor/>
-                </m:rPr>
-                <w:rPr>
-                  <w:rFonts w:ascii="Cambria Math" w:hAnsi="Cambria Math"/>
-                  <w:sz w:val="24"/>
-                  <w:szCs w:val="24"/>
-                </w:rPr>
-                <m:t xml:space="preserve">CSV</m:t>
-              </m:r>
-            </m:e>
-            <m:sub>
-              <m:r>
-                <w:rPr>
-                  <w:rFonts w:ascii="Cambria Math" w:hAnsi="Cambria Math"/>
-                  <w:sz w:val="24"/>
-                  <w:szCs w:val="24"/>
-                </w:rPr>
-                <m:t xml:space="preserve">0</m:t>
-              </m:r>
-            </m:sub>
-          </m:sSub>
           <m:r>
             <w:rPr>
               <w:rFonts w:ascii="Cambria Math" w:hAnsi="Cambria Math"/>
@@ -7915,6 +8331,14 @@
     </w:p>
     <w:p>
       <w:pPr>
+        <w:pStyle w:val="FormulaText"/>
+      </w:pPr>
+      <w:r>
+        <w:t xml:space="preserve">t 년도 말 책임준비금 (보장금액 1원당) — 장래 보험금의 현가와 장래 유지비의 현가에서 장래 순보험료의 현가를 뺀 것을 t 시점 유지자수의 현가로 나눈다</w:t>
+      </w:r>
+    </w:p>
+    <w:p>
+      <w:pPr>
         <w:pStyle w:val="Formula"/>
       </w:pPr>
       <m:oMathPara>
@@ -7998,6 +8422,22 @@
             </w:rPr>
             <m:t xml:space="preserve"> + </m:t>
           </m:r>
+          <m:r>
+            <w:rPr>
+              <w:rFonts w:ascii="Cambria Math" w:hAnsi="Cambria Math"/>
+              <w:sz w:val="24"/>
+              <w:szCs w:val="24"/>
+            </w:rPr>
+            <m:t xml:space="preserve">β′</m:t>
+          </m:r>
+          <m:r>
+            <w:rPr>
+              <w:rFonts w:ascii="Cambria Math" w:hAnsi="Cambria Math"/>
+              <w:sz w:val="24"/>
+              <w:szCs w:val="24"/>
+            </w:rPr>
+            <m:t xml:space="preserve">·( </m:t>
+          </m:r>
           <m:sSub>
             <m:e>
               <m:r>
@@ -8006,7 +8446,7 @@
                   <w:sz w:val="24"/>
                   <w:szCs w:val="24"/>
                 </w:rPr>
-                <m:t xml:space="preserve">Σ</m:t>
+                <m:t xml:space="preserve">N</m:t>
               </m:r>
             </m:e>
             <m:sub>
@@ -8016,15 +8456,34 @@
                   <w:sz w:val="24"/>
                   <w:szCs w:val="24"/>
                 </w:rPr>
-                <m:t xml:space="preserve">u</m:t>
-              </m:r>
-              <m:r>
-                <w:rPr>
-                  <w:rFonts w:ascii="Cambria Math" w:hAnsi="Cambria Math"/>
-                  <w:sz w:val="24"/>
-                  <w:szCs w:val="24"/>
-                </w:rPr>
-                <m:t xml:space="preserve">&gt;</m:t>
+                <m:t xml:space="preserve">x</m:t>
+              </m:r>
+              <m:r>
+                <w:rPr>
+                  <w:rFonts w:ascii="Cambria Math" w:hAnsi="Cambria Math"/>
+                  <w:sz w:val="24"/>
+                  <w:szCs w:val="24"/>
+                </w:rPr>
+                <m:t xml:space="preserve">+</m:t>
+              </m:r>
+              <m:r>
+                <m:rPr>
+                  <m:sty m:val="p"/>
+                </m:rPr>
+                <w:rPr>
+                  <w:rFonts w:ascii="Cambria Math" w:hAnsi="Cambria Math"/>
+                  <w:sz w:val="24"/>
+                  <w:szCs w:val="24"/>
+                </w:rPr>
+                <m:t xml:space="preserve">max</m:t>
+              </m:r>
+              <m:r>
+                <w:rPr>
+                  <w:rFonts w:ascii="Cambria Math" w:hAnsi="Cambria Math"/>
+                  <w:sz w:val="24"/>
+                  <w:szCs w:val="24"/>
+                </w:rPr>
+                <m:t xml:space="preserve">(</m:t>
               </m:r>
               <m:r>
                 <w:rPr>
@@ -8033,6 +8492,30 @@
                   <w:szCs w:val="24"/>
                 </w:rPr>
                 <m:t xml:space="preserve">t</m:t>
+              </m:r>
+              <m:r>
+                <w:rPr>
+                  <w:rFonts w:ascii="Cambria Math" w:hAnsi="Cambria Math"/>
+                  <w:sz w:val="24"/>
+                  <w:szCs w:val="24"/>
+                </w:rPr>
+                <m:t xml:space="preserve">,</m:t>
+              </m:r>
+              <m:r>
+                <w:rPr>
+                  <w:rFonts w:ascii="Cambria Math" w:hAnsi="Cambria Math"/>
+                  <w:sz w:val="24"/>
+                  <w:szCs w:val="24"/>
+                </w:rPr>
+                <m:t xml:space="preserve">m</m:t>
+              </m:r>
+              <m:r>
+                <w:rPr>
+                  <w:rFonts w:ascii="Cambria Math" w:hAnsi="Cambria Math"/>
+                  <w:sz w:val="24"/>
+                  <w:szCs w:val="24"/>
+                </w:rPr>
+                <m:t xml:space="preserve">)</m:t>
               </m:r>
             </m:sub>
           </m:sSub>
@@ -8042,7 +8525,7 @@
               <w:sz w:val="24"/>
               <w:szCs w:val="24"/>
             </w:rPr>
-            <m:t xml:space="preserve"> </m:t>
+            <m:t xml:space="preserve"> − </m:t>
           </m:r>
           <m:sSub>
             <m:e>
@@ -8052,7 +8535,7 @@
                   <w:sz w:val="24"/>
                   <w:szCs w:val="24"/>
                 </w:rPr>
-                <m:t xml:space="preserve">E</m:t>
+                <m:t xml:space="preserve">N</m:t>
               </m:r>
             </m:e>
             <m:sub>
@@ -8062,7 +8545,23 @@
                   <w:sz w:val="24"/>
                   <w:szCs w:val="24"/>
                 </w:rPr>
-                <m:t xml:space="preserve">u</m:t>
+                <m:t xml:space="preserve">x</m:t>
+              </m:r>
+              <m:r>
+                <w:rPr>
+                  <w:rFonts w:ascii="Cambria Math" w:hAnsi="Cambria Math"/>
+                  <w:sz w:val="24"/>
+                  <w:szCs w:val="24"/>
+                </w:rPr>
+                <m:t xml:space="preserve">+</m:t>
+              </m:r>
+              <m:r>
+                <w:rPr>
+                  <w:rFonts w:ascii="Cambria Math" w:hAnsi="Cambria Math"/>
+                  <w:sz w:val="24"/>
+                  <w:szCs w:val="24"/>
+                </w:rPr>
+                <m:t xml:space="preserve">n</m:t>
               </m:r>
             </m:sub>
           </m:sSub>
@@ -8072,46 +8571,8 @@
               <w:sz w:val="24"/>
               <w:szCs w:val="24"/>
             </w:rPr>
-            <m:t xml:space="preserve">·</m:t>
-          </m:r>
-          <m:sSub>
-            <m:e>
-              <m:r>
-                <w:rPr>
-                  <w:rFonts w:ascii="Cambria Math" w:hAnsi="Cambria Math"/>
-                  <w:sz w:val="24"/>
-                  <w:szCs w:val="24"/>
-                </w:rPr>
-                <m:t xml:space="preserve">D</m:t>
-              </m:r>
-            </m:e>
-            <m:sub>
-              <m:r>
-                <w:rPr>
-                  <w:rFonts w:ascii="Cambria Math" w:hAnsi="Cambria Math"/>
-                  <w:sz w:val="24"/>
-                  <w:szCs w:val="24"/>
-                </w:rPr>
-                <m:t xml:space="preserve">x</m:t>
-              </m:r>
-              <m:r>
-                <w:rPr>
-                  <w:rFonts w:ascii="Cambria Math" w:hAnsi="Cambria Math"/>
-                  <w:sz w:val="24"/>
-                  <w:szCs w:val="24"/>
-                </w:rPr>
-                <m:t xml:space="preserve">+</m:t>
-              </m:r>
-              <m:r>
-                <w:rPr>
-                  <w:rFonts w:ascii="Cambria Math" w:hAnsi="Cambria Math"/>
-                  <w:sz w:val="24"/>
-                  <w:szCs w:val="24"/>
-                </w:rPr>
-                <m:t xml:space="preserve">u</m:t>
-              </m:r>
-            </m:sub>
-          </m:sSub>
+            <m:t xml:space="preserve"> )</m:t>
+          </m:r>
         </m:oMath>
       </m:oMathPara>
     </w:p>
@@ -8130,20 +8591,17 @@
               <w:sz w:val="24"/>
               <w:szCs w:val="24"/>
             </w:rPr>
-            <m:t xml:space="preserve">+ </m:t>
+            <m:t xml:space="preserve">− </m:t>
           </m:r>
           <m:sSub>
             <m:e>
               <m:r>
-                <m:rPr>
-                  <m:nor/>
-                </m:rPr>
-                <w:rPr>
-                  <w:rFonts w:ascii="Cambria Math" w:hAnsi="Cambria Math"/>
-                  <w:sz w:val="24"/>
-                  <w:szCs w:val="24"/>
-                </w:rPr>
-                <m:t xml:space="preserve">CSV</m:t>
+                <w:rPr>
+                  <w:rFonts w:ascii="Cambria Math" w:hAnsi="Cambria Math"/>
+                  <w:sz w:val="24"/>
+                  <w:szCs w:val="24"/>
+                </w:rPr>
+                <m:t xml:space="preserve">P</m:t>
               </m:r>
             </m:e>
             <m:sub>
@@ -8153,7 +8611,7 @@
                   <w:sz w:val="24"/>
                   <w:szCs w:val="24"/>
                 </w:rPr>
-                <m:t xml:space="preserve">t</m:t>
+                <m:t xml:space="preserve">β</m:t>
               </m:r>
             </m:sub>
           </m:sSub>
@@ -8163,22 +8621,6 @@
               <w:sz w:val="24"/>
               <w:szCs w:val="24"/>
             </w:rPr>
-            <m:t xml:space="preserve"> + </m:t>
-          </m:r>
-          <m:r>
-            <w:rPr>
-              <w:rFonts w:ascii="Cambria Math" w:hAnsi="Cambria Math"/>
-              <w:sz w:val="24"/>
-              <w:szCs w:val="24"/>
-            </w:rPr>
-            <m:t xml:space="preserve">β′</m:t>
-          </m:r>
-          <m:r>
-            <w:rPr>
-              <w:rFonts w:ascii="Cambria Math" w:hAnsi="Cambria Math"/>
-              <w:sz w:val="24"/>
-              <w:szCs w:val="24"/>
-            </w:rPr>
             <m:t xml:space="preserve">·( </m:t>
           </m:r>
           <m:sSub>
@@ -8189,7 +8631,7 @@
                   <w:sz w:val="24"/>
                   <w:szCs w:val="24"/>
                 </w:rPr>
-                <m:t xml:space="preserve">N</m:t>
+                <m:t xml:space="preserve">N′</m:t>
               </m:r>
             </m:e>
             <m:sub>
@@ -8210,55 +8652,12 @@
                 <m:t xml:space="preserve">+</m:t>
               </m:r>
               <m:r>
-                <m:rPr>
-                  <m:sty m:val="p"/>
-                </m:rPr>
-                <w:rPr>
-                  <w:rFonts w:ascii="Cambria Math" w:hAnsi="Cambria Math"/>
-                  <w:sz w:val="24"/>
-                  <w:szCs w:val="24"/>
-                </w:rPr>
-                <m:t xml:space="preserve">max</m:t>
-              </m:r>
-              <m:r>
-                <w:rPr>
-                  <w:rFonts w:ascii="Cambria Math" w:hAnsi="Cambria Math"/>
-                  <w:sz w:val="24"/>
-                  <w:szCs w:val="24"/>
-                </w:rPr>
-                <m:t xml:space="preserve">(</m:t>
-              </m:r>
-              <m:r>
                 <w:rPr>
                   <w:rFonts w:ascii="Cambria Math" w:hAnsi="Cambria Math"/>
                   <w:sz w:val="24"/>
                   <w:szCs w:val="24"/>
                 </w:rPr>
                 <m:t xml:space="preserve">t</m:t>
-              </m:r>
-              <m:r>
-                <w:rPr>
-                  <w:rFonts w:ascii="Cambria Math" w:hAnsi="Cambria Math"/>
-                  <w:sz w:val="24"/>
-                  <w:szCs w:val="24"/>
-                </w:rPr>
-                <m:t xml:space="preserve">,</m:t>
-              </m:r>
-              <m:r>
-                <w:rPr>
-                  <w:rFonts w:ascii="Cambria Math" w:hAnsi="Cambria Math"/>
-                  <w:sz w:val="24"/>
-                  <w:szCs w:val="24"/>
-                </w:rPr>
-                <m:t xml:space="preserve">m</m:t>
-              </m:r>
-              <m:r>
-                <w:rPr>
-                  <w:rFonts w:ascii="Cambria Math" w:hAnsi="Cambria Math"/>
-                  <w:sz w:val="24"/>
-                  <w:szCs w:val="24"/>
-                </w:rPr>
-                <m:t xml:space="preserve">)</m:t>
               </m:r>
             </m:sub>
           </m:sSub>
@@ -8278,7 +8677,7 @@
                   <w:sz w:val="24"/>
                   <w:szCs w:val="24"/>
                 </w:rPr>
-                <m:t xml:space="preserve">N</m:t>
+                <m:t xml:space="preserve">N′</m:t>
               </m:r>
             </m:e>
             <m:sub>
@@ -8304,7 +8703,7 @@
                   <w:sz w:val="24"/>
                   <w:szCs w:val="24"/>
                 </w:rPr>
-                <m:t xml:space="preserve">n</m:t>
+                <m:t xml:space="preserve">m</m:t>
               </m:r>
             </m:sub>
           </m:sSub>
@@ -8314,10 +8713,88 @@
               <w:sz w:val="24"/>
               <w:szCs w:val="24"/>
             </w:rPr>
-            <m:t xml:space="preserve"> )</m:t>
-          </m:r>
+            <m:t xml:space="preserve"> )·[</m:t>
+          </m:r>
+          <m:r>
+            <w:rPr>
+              <w:rFonts w:ascii="Cambria Math" w:hAnsi="Cambria Math"/>
+              <w:sz w:val="24"/>
+              <w:szCs w:val="24"/>
+            </w:rPr>
+            <m:t xml:space="preserve">t</m:t>
+          </m:r>
+          <m:r>
+            <w:rPr>
+              <w:rFonts w:ascii="Cambria Math" w:hAnsi="Cambria Math"/>
+              <w:sz w:val="24"/>
+              <w:szCs w:val="24"/>
+            </w:rPr>
+            <m:t xml:space="preserve">≤</m:t>
+          </m:r>
+          <m:r>
+            <w:rPr>
+              <w:rFonts w:ascii="Cambria Math" w:hAnsi="Cambria Math"/>
+              <w:sz w:val="24"/>
+              <w:szCs w:val="24"/>
+            </w:rPr>
+            <m:t xml:space="preserve">m</m:t>
+          </m:r>
+          <m:r>
+            <w:rPr>
+              <w:rFonts w:ascii="Cambria Math" w:hAnsi="Cambria Math"/>
+              <w:sz w:val="24"/>
+              <w:szCs w:val="24"/>
+            </w:rPr>
+            <m:t xml:space="preserve">] ] / </m:t>
+          </m:r>
+          <m:sSub>
+            <m:e>
+              <m:r>
+                <w:rPr>
+                  <w:rFonts w:ascii="Cambria Math" w:hAnsi="Cambria Math"/>
+                  <w:sz w:val="24"/>
+                  <w:szCs w:val="24"/>
+                </w:rPr>
+                <m:t xml:space="preserve">D</m:t>
+              </m:r>
+            </m:e>
+            <m:sub>
+              <m:r>
+                <w:rPr>
+                  <w:rFonts w:ascii="Cambria Math" w:hAnsi="Cambria Math"/>
+                  <w:sz w:val="24"/>
+                  <w:szCs w:val="24"/>
+                </w:rPr>
+                <m:t xml:space="preserve">x</m:t>
+              </m:r>
+              <m:r>
+                <w:rPr>
+                  <w:rFonts w:ascii="Cambria Math" w:hAnsi="Cambria Math"/>
+                  <w:sz w:val="24"/>
+                  <w:szCs w:val="24"/>
+                </w:rPr>
+                <m:t xml:space="preserve">+</m:t>
+              </m:r>
+              <m:r>
+                <w:rPr>
+                  <w:rFonts w:ascii="Cambria Math" w:hAnsi="Cambria Math"/>
+                  <w:sz w:val="24"/>
+                  <w:szCs w:val="24"/>
+                </w:rPr>
+                <m:t xml:space="preserve">t</m:t>
+              </m:r>
+            </m:sub>
+          </m:sSub>
         </m:oMath>
       </m:oMathPara>
+    </w:p>
+    <w:p>
+      <w:pPr>
+        <w:pStyle w:val="FormulaText"/>
+      </w:pPr>
+      <w:r>
+        <w:t xml:space="preserve">10만원당 책임준비금 — 원 단위로 반올림</w:t>
+      </w:r>
     </w:p>
     <w:p>
       <w:pPr>
@@ -8328,13 +8805,75 @@
           <m:jc m:val="left"/>
         </m:oMathParaPr>
         <m:oMath>
-          <m:r>
-            <w:rPr>
-              <w:rFonts w:ascii="Cambria Math" w:hAnsi="Cambria Math"/>
-              <w:sz w:val="24"/>
-              <w:szCs w:val="24"/>
-            </w:rPr>
-            <m:t xml:space="preserve">− </m:t>
+          <m:sSubSup>
+            <m:e>
+              <m:r>
+                <w:rPr>
+                  <w:rFonts w:ascii="Cambria Math" w:hAnsi="Cambria Math"/>
+                  <w:sz w:val="24"/>
+                  <w:szCs w:val="24"/>
+                </w:rPr>
+                <m:t xml:space="preserve">V</m:t>
+              </m:r>
+            </m:e>
+            <m:sub>
+              <m:r>
+                <w:rPr>
+                  <w:rFonts w:ascii="Cambria Math" w:hAnsi="Cambria Math"/>
+                  <w:sz w:val="24"/>
+                  <w:szCs w:val="24"/>
+                </w:rPr>
+                <m:t xml:space="preserve">t</m:t>
+              </m:r>
+            </m:sub>
+            <m:sup>
+              <m:r>
+                <w:rPr>
+                  <w:rFonts w:ascii="Cambria Math" w:hAnsi="Cambria Math"/>
+                  <w:sz w:val="24"/>
+                  <w:szCs w:val="24"/>
+                </w:rPr>
+                <m:t xml:space="preserve">10</m:t>
+              </m:r>
+              <m:r>
+                <m:rPr>
+                  <m:nor/>
+                </m:rPr>
+                <w:rPr>
+                  <w:rFonts w:ascii="Cambria Math" w:hAnsi="Cambria Math"/>
+                  <w:sz w:val="24"/>
+                  <w:szCs w:val="24"/>
+                </w:rPr>
+                <m:t xml:space="preserve">만</m:t>
+              </m:r>
+            </m:sup>
+          </m:sSubSup>
+          <m:r>
+            <w:rPr>
+              <w:rFonts w:ascii="Cambria Math" w:hAnsi="Cambria Math"/>
+              <w:sz w:val="24"/>
+              <w:szCs w:val="24"/>
+            </w:rPr>
+            <m:t xml:space="preserve"> = </m:t>
+          </m:r>
+          <m:r>
+            <m:rPr>
+              <m:sty m:val="p"/>
+            </m:rPr>
+            <w:rPr>
+              <w:rFonts w:ascii="Cambria Math" w:hAnsi="Cambria Math"/>
+              <w:sz w:val="24"/>
+              <w:szCs w:val="24"/>
+            </w:rPr>
+            <m:t xml:space="preserve">round</m:t>
+          </m:r>
+          <m:r>
+            <w:rPr>
+              <w:rFonts w:ascii="Cambria Math" w:hAnsi="Cambria Math"/>
+              <w:sz w:val="24"/>
+              <w:szCs w:val="24"/>
+            </w:rPr>
+            <m:t xml:space="preserve">( </m:t>
           </m:r>
           <m:sSub>
             <m:e>
@@ -8344,7 +8883,7 @@
                   <w:sz w:val="24"/>
                   <w:szCs w:val="24"/>
                 </w:rPr>
-                <m:t xml:space="preserve">P</m:t>
+                <m:t xml:space="preserve">V</m:t>
               </m:r>
             </m:e>
             <m:sub>
@@ -8354,7 +8893,7 @@
                   <w:sz w:val="24"/>
                   <w:szCs w:val="24"/>
                 </w:rPr>
-                <m:t xml:space="preserve">β</m:t>
+                <m:t xml:space="preserve">t</m:t>
               </m:r>
             </m:sub>
           </m:sSub>
@@ -8364,170 +8903,40 @@
               <w:sz w:val="24"/>
               <w:szCs w:val="24"/>
             </w:rPr>
-            <m:t xml:space="preserve">·( </m:t>
-          </m:r>
-          <m:sSub>
-            <m:e>
-              <m:r>
-                <w:rPr>
-                  <w:rFonts w:ascii="Cambria Math" w:hAnsi="Cambria Math"/>
-                  <w:sz w:val="24"/>
-                  <w:szCs w:val="24"/>
-                </w:rPr>
-                <m:t xml:space="preserve">N′</m:t>
-              </m:r>
-            </m:e>
-            <m:sub>
-              <m:r>
-                <w:rPr>
-                  <w:rFonts w:ascii="Cambria Math" w:hAnsi="Cambria Math"/>
-                  <w:sz w:val="24"/>
-                  <w:szCs w:val="24"/>
-                </w:rPr>
-                <m:t xml:space="preserve">x</m:t>
-              </m:r>
-              <m:r>
-                <w:rPr>
-                  <w:rFonts w:ascii="Cambria Math" w:hAnsi="Cambria Math"/>
-                  <w:sz w:val="24"/>
-                  <w:szCs w:val="24"/>
-                </w:rPr>
-                <m:t xml:space="preserve">+</m:t>
-              </m:r>
-              <m:r>
-                <w:rPr>
-                  <w:rFonts w:ascii="Cambria Math" w:hAnsi="Cambria Math"/>
-                  <w:sz w:val="24"/>
-                  <w:szCs w:val="24"/>
-                </w:rPr>
-                <m:t xml:space="preserve">t</m:t>
-              </m:r>
-            </m:sub>
-          </m:sSub>
-          <m:r>
-            <w:rPr>
-              <w:rFonts w:ascii="Cambria Math" w:hAnsi="Cambria Math"/>
-              <w:sz w:val="24"/>
-              <w:szCs w:val="24"/>
-            </w:rPr>
-            <m:t xml:space="preserve"> − </m:t>
-          </m:r>
-          <m:sSub>
-            <m:e>
-              <m:r>
-                <w:rPr>
-                  <w:rFonts w:ascii="Cambria Math" w:hAnsi="Cambria Math"/>
-                  <w:sz w:val="24"/>
-                  <w:szCs w:val="24"/>
-                </w:rPr>
-                <m:t xml:space="preserve">N′</m:t>
-              </m:r>
-            </m:e>
-            <m:sub>
-              <m:r>
-                <w:rPr>
-                  <w:rFonts w:ascii="Cambria Math" w:hAnsi="Cambria Math"/>
-                  <w:sz w:val="24"/>
-                  <w:szCs w:val="24"/>
-                </w:rPr>
-                <m:t xml:space="preserve">x</m:t>
-              </m:r>
-              <m:r>
-                <w:rPr>
-                  <w:rFonts w:ascii="Cambria Math" w:hAnsi="Cambria Math"/>
-                  <w:sz w:val="24"/>
-                  <w:szCs w:val="24"/>
-                </w:rPr>
-                <m:t xml:space="preserve">+</m:t>
-              </m:r>
-              <m:r>
-                <w:rPr>
-                  <w:rFonts w:ascii="Cambria Math" w:hAnsi="Cambria Math"/>
-                  <w:sz w:val="24"/>
-                  <w:szCs w:val="24"/>
-                </w:rPr>
-                <m:t xml:space="preserve">m</m:t>
-              </m:r>
-            </m:sub>
-          </m:sSub>
-          <m:r>
-            <w:rPr>
-              <w:rFonts w:ascii="Cambria Math" w:hAnsi="Cambria Math"/>
-              <w:sz w:val="24"/>
-              <w:szCs w:val="24"/>
-            </w:rPr>
-            <m:t xml:space="preserve"> )·[</m:t>
-          </m:r>
-          <m:r>
-            <w:rPr>
-              <w:rFonts w:ascii="Cambria Math" w:hAnsi="Cambria Math"/>
-              <w:sz w:val="24"/>
-              <w:szCs w:val="24"/>
-            </w:rPr>
-            <m:t xml:space="preserve">t</m:t>
-          </m:r>
-          <m:r>
-            <w:rPr>
-              <w:rFonts w:ascii="Cambria Math" w:hAnsi="Cambria Math"/>
-              <w:sz w:val="24"/>
-              <w:szCs w:val="24"/>
-            </w:rPr>
-            <m:t xml:space="preserve">≤</m:t>
-          </m:r>
-          <m:r>
-            <w:rPr>
-              <w:rFonts w:ascii="Cambria Math" w:hAnsi="Cambria Math"/>
-              <w:sz w:val="24"/>
-              <w:szCs w:val="24"/>
-            </w:rPr>
-            <m:t xml:space="preserve">m</m:t>
-          </m:r>
-          <m:r>
-            <w:rPr>
-              <w:rFonts w:ascii="Cambria Math" w:hAnsi="Cambria Math"/>
-              <w:sz w:val="24"/>
-              <w:szCs w:val="24"/>
-            </w:rPr>
-            <m:t xml:space="preserve">] ] / </m:t>
-          </m:r>
-          <m:sSub>
-            <m:e>
-              <m:r>
-                <w:rPr>
-                  <w:rFonts w:ascii="Cambria Math" w:hAnsi="Cambria Math"/>
-                  <w:sz w:val="24"/>
-                  <w:szCs w:val="24"/>
-                </w:rPr>
-                <m:t xml:space="preserve">D</m:t>
-              </m:r>
-            </m:e>
-            <m:sub>
-              <m:r>
-                <w:rPr>
-                  <w:rFonts w:ascii="Cambria Math" w:hAnsi="Cambria Math"/>
-                  <w:sz w:val="24"/>
-                  <w:szCs w:val="24"/>
-                </w:rPr>
-                <m:t xml:space="preserve">x</m:t>
-              </m:r>
-              <m:r>
-                <w:rPr>
-                  <w:rFonts w:ascii="Cambria Math" w:hAnsi="Cambria Math"/>
-                  <w:sz w:val="24"/>
-                  <w:szCs w:val="24"/>
-                </w:rPr>
-                <m:t xml:space="preserve">+</m:t>
-              </m:r>
-              <m:r>
-                <w:rPr>
-                  <w:rFonts w:ascii="Cambria Math" w:hAnsi="Cambria Math"/>
-                  <w:sz w:val="24"/>
-                  <w:szCs w:val="24"/>
-                </w:rPr>
-                <m:t xml:space="preserve">t</m:t>
-              </m:r>
-            </m:sub>
-          </m:sSub>
+            <m:t xml:space="preserve"> × </m:t>
+          </m:r>
+          <m:r>
+            <w:rPr>
+              <w:rFonts w:ascii="Cambria Math" w:hAnsi="Cambria Math"/>
+              <w:sz w:val="24"/>
+              <w:szCs w:val="24"/>
+            </w:rPr>
+            <m:t xml:space="preserve">100</m:t>
+          </m:r>
+          <m:r>
+            <w:rPr>
+              <w:rFonts w:ascii="Cambria Math" w:hAnsi="Cambria Math"/>
+              <w:sz w:val="24"/>
+              <w:szCs w:val="24"/>
+            </w:rPr>
+            <m:t xml:space="preserve">,</m:t>
+          </m:r>
+          <m:r>
+            <w:rPr>
+              <w:rFonts w:ascii="Cambria Math" w:hAnsi="Cambria Math"/>
+              <w:sz w:val="24"/>
+              <w:szCs w:val="24"/>
+            </w:rPr>
+            <m:t xml:space="preserve">000</m:t>
+          </m:r>
+          <m:r>
+            <w:rPr>
+              <w:rFonts w:ascii="Cambria Math" w:hAnsi="Cambria Math"/>
+              <w:sz w:val="24"/>
+              <w:szCs w:val="24"/>
+            </w:rPr>
+            <m:t xml:space="preserve"> )</m:t>
+          </m:r>
         </m:oMath>
       </m:oMathPara>
     </w:p>
@@ -8536,7 +8945,7 @@
         <w:pStyle w:val="Note"/>
       </w:pPr>
       <w:r>
-        <w:t xml:space="preserve">※ 순보식에 납입 후 유지비 β′를 더한 형태. 표준준비금은 표준이율로 같은 식을 계산한다.</w:t>
+        <w:t xml:space="preserve">※ 순보식에 납입 후 유지비 β′를 더한 형태. [t≤m] 은 납입기간 중이면 1, 아니면 0 이다. 표준준비금은 표준이율로 같은 식을 계산한다.</w:t>
       </w:r>
     </w:p>
     <w:p>
@@ -8568,246 +8977,15 @@
         <w:pStyle w:val="FormulaLabel"/>
       </w:pPr>
       <w:r>
-        <w:t xml:space="preserve">[식] 해약공제</w:t>
+        <w:t xml:space="preserve">[식] 해약공제 기준 신계약비</w:t>
       </w:r>
     </w:p>
     <w:p>
       <w:pPr>
-        <w:pStyle w:val="Formula"/>
-      </w:pPr>
-      <m:oMathPara>
-        <m:oMathParaPr>
-          <m:jc m:val="left"/>
-        </m:oMathParaPr>
-        <m:oMath>
-          <m:sSub>
-            <m:e>
-              <m:r>
-                <m:rPr>
-                  <m:nor/>
-                </m:rPr>
-                <w:rPr>
-                  <w:rFonts w:ascii="Cambria Math" w:hAnsi="Cambria Math"/>
-                  <w:sz w:val="24"/>
-                  <w:szCs w:val="24"/>
-                </w:rPr>
-                <m:t xml:space="preserve">해약공제</m:t>
-              </m:r>
-            </m:e>
-            <m:sub>
-              <m:r>
-                <w:rPr>
-                  <w:rFonts w:ascii="Cambria Math" w:hAnsi="Cambria Math"/>
-                  <w:sz w:val="24"/>
-                  <w:szCs w:val="24"/>
-                </w:rPr>
-                <m:t xml:space="preserve">t</m:t>
-              </m:r>
-            </m:sub>
-          </m:sSub>
-          <m:r>
-            <w:rPr>
-              <w:rFonts w:ascii="Cambria Math" w:hAnsi="Cambria Math"/>
-              <w:sz w:val="24"/>
-              <w:szCs w:val="24"/>
-            </w:rPr>
-            <m:t xml:space="preserve"> = </m:t>
-          </m:r>
-          <m:sSup>
-            <m:e>
-              <m:r>
-                <w:rPr>
-                  <w:rFonts w:ascii="Cambria Math" w:hAnsi="Cambria Math"/>
-                  <w:sz w:val="24"/>
-                  <w:szCs w:val="24"/>
-                </w:rPr>
-                <m:t xml:space="preserve">α</m:t>
-              </m:r>
-            </m:e>
-            <m:sup>
-              <m:r>
-                <m:rPr>
-                  <m:nor/>
-                </m:rPr>
-                <w:rPr>
-                  <w:rFonts w:ascii="Cambria Math" w:hAnsi="Cambria Math"/>
-                  <w:sz w:val="24"/>
-                  <w:szCs w:val="24"/>
-                </w:rPr>
-                <m:t xml:space="preserve">공제</m:t>
-              </m:r>
-            </m:sup>
-          </m:sSup>
-          <m:r>
-            <w:rPr>
-              <w:rFonts w:ascii="Cambria Math" w:hAnsi="Cambria Math"/>
-              <w:sz w:val="24"/>
-              <w:szCs w:val="24"/>
-            </w:rPr>
-            <m:t xml:space="preserve"> · </m:t>
-          </m:r>
-          <m:r>
-            <m:rPr>
-              <m:sty m:val="p"/>
-            </m:rPr>
-            <w:rPr>
-              <w:rFonts w:ascii="Cambria Math" w:hAnsi="Cambria Math"/>
-              <w:sz w:val="24"/>
-              <w:szCs w:val="24"/>
-            </w:rPr>
-            <m:t xml:space="preserve">max</m:t>
-          </m:r>
-          <m:r>
-            <w:rPr>
-              <w:rFonts w:ascii="Cambria Math" w:hAnsi="Cambria Math"/>
-              <w:sz w:val="24"/>
-              <w:szCs w:val="24"/>
-            </w:rPr>
-            <m:t xml:space="preserve">( </m:t>
-          </m:r>
-          <m:r>
-            <m:rPr>
-              <m:sty m:val="p"/>
-            </m:rPr>
-            <w:rPr>
-              <w:rFonts w:ascii="Cambria Math" w:hAnsi="Cambria Math"/>
-              <w:sz w:val="24"/>
-              <w:szCs w:val="24"/>
-            </w:rPr>
-            <m:t xml:space="preserve">min</m:t>
-          </m:r>
-          <m:r>
-            <w:rPr>
-              <w:rFonts w:ascii="Cambria Math" w:hAnsi="Cambria Math"/>
-              <w:sz w:val="24"/>
-              <w:szCs w:val="24"/>
-            </w:rPr>
-            <m:t xml:space="preserve">(</m:t>
-          </m:r>
-          <m:r>
-            <w:rPr>
-              <w:rFonts w:ascii="Cambria Math" w:hAnsi="Cambria Math"/>
-              <w:sz w:val="24"/>
-              <w:szCs w:val="24"/>
-            </w:rPr>
-            <m:t xml:space="preserve">m</m:t>
-          </m:r>
-          <m:r>
-            <w:rPr>
-              <w:rFonts w:ascii="Cambria Math" w:hAnsi="Cambria Math"/>
-              <w:sz w:val="24"/>
-              <w:szCs w:val="24"/>
-            </w:rPr>
-            <m:t xml:space="preserve">,</m:t>
-          </m:r>
-          <m:r>
-            <w:rPr>
-              <w:rFonts w:ascii="Cambria Math" w:hAnsi="Cambria Math"/>
-              <w:sz w:val="24"/>
-              <w:szCs w:val="24"/>
-            </w:rPr>
-            <m:t xml:space="preserve">7</m:t>
-          </m:r>
-          <m:r>
-            <w:rPr>
-              <w:rFonts w:ascii="Cambria Math" w:hAnsi="Cambria Math"/>
-              <w:sz w:val="24"/>
-              <w:szCs w:val="24"/>
-            </w:rPr>
-            <m:t xml:space="preserve">) − </m:t>
-          </m:r>
-          <m:r>
-            <w:rPr>
-              <w:rFonts w:ascii="Cambria Math" w:hAnsi="Cambria Math"/>
-              <w:sz w:val="24"/>
-              <w:szCs w:val="24"/>
-            </w:rPr>
-            <m:t xml:space="preserve">t</m:t>
-          </m:r>
-          <m:r>
-            <w:rPr>
-              <w:rFonts w:ascii="Cambria Math" w:hAnsi="Cambria Math"/>
-              <w:sz w:val="24"/>
-              <w:szCs w:val="24"/>
-            </w:rPr>
-            <m:t xml:space="preserve">, </m:t>
-          </m:r>
-          <m:r>
-            <w:rPr>
-              <w:rFonts w:ascii="Cambria Math" w:hAnsi="Cambria Math"/>
-              <w:sz w:val="24"/>
-              <w:szCs w:val="24"/>
-            </w:rPr>
-            <m:t xml:space="preserve">0</m:t>
-          </m:r>
-          <m:r>
-            <w:rPr>
-              <w:rFonts w:ascii="Cambria Math" w:hAnsi="Cambria Math"/>
-              <w:sz w:val="24"/>
-              <w:szCs w:val="24"/>
-            </w:rPr>
-            <m:t xml:space="preserve"> ) / </m:t>
-          </m:r>
-          <m:r>
-            <m:rPr>
-              <m:sty m:val="p"/>
-            </m:rPr>
-            <w:rPr>
-              <w:rFonts w:ascii="Cambria Math" w:hAnsi="Cambria Math"/>
-              <w:sz w:val="24"/>
-              <w:szCs w:val="24"/>
-            </w:rPr>
-            <m:t xml:space="preserve">min</m:t>
-          </m:r>
-          <m:r>
-            <w:rPr>
-              <w:rFonts w:ascii="Cambria Math" w:hAnsi="Cambria Math"/>
-              <w:sz w:val="24"/>
-              <w:szCs w:val="24"/>
-            </w:rPr>
-            <m:t xml:space="preserve">(</m:t>
-          </m:r>
-          <m:r>
-            <w:rPr>
-              <w:rFonts w:ascii="Cambria Math" w:hAnsi="Cambria Math"/>
-              <w:sz w:val="24"/>
-              <w:szCs w:val="24"/>
-            </w:rPr>
-            <m:t xml:space="preserve">m</m:t>
-          </m:r>
-          <m:r>
-            <w:rPr>
-              <w:rFonts w:ascii="Cambria Math" w:hAnsi="Cambria Math"/>
-              <w:sz w:val="24"/>
-              <w:szCs w:val="24"/>
-            </w:rPr>
-            <m:t xml:space="preserve">,</m:t>
-          </m:r>
-          <m:r>
-            <w:rPr>
-              <w:rFonts w:ascii="Cambria Math" w:hAnsi="Cambria Math"/>
-              <w:sz w:val="24"/>
-              <w:szCs w:val="24"/>
-            </w:rPr>
-            <m:t xml:space="preserve">7</m:t>
-          </m:r>
-          <m:r>
-            <w:rPr>
-              <w:rFonts w:ascii="Cambria Math" w:hAnsi="Cambria Math"/>
-              <w:sz w:val="24"/>
-              <w:szCs w:val="24"/>
-            </w:rPr>
-            <m:t xml:space="preserve">)</m:t>
-          </m:r>
-        </m:oMath>
-      </m:oMathPara>
-    </w:p>
-    <w:p>
-      <w:pPr>
-        <w:pStyle w:val="FormulaLabel"/>
+        <w:pStyle w:val="FormulaText"/>
       </w:pPr>
       <w:r>
-        <w:t xml:space="preserve">[식] 해약공제 기준 신계약비</w:t>
+        <w:t xml:space="preserve">적용기초율의 신계약비와 표준기초율의 신계약비 중 작은 쪽</w:t>
       </w:r>
     </w:p>
     <w:p>
@@ -8871,23 +9049,7 @@
             </w:rPr>
             <m:t xml:space="preserve">( </m:t>
           </m:r>
-          <m:r>
-            <w:rPr>
-              <w:rFonts w:ascii="Cambria Math" w:hAnsi="Cambria Math"/>
-              <w:sz w:val="24"/>
-              <w:szCs w:val="24"/>
-            </w:rPr>
-            <m:t xml:space="preserve">α</m:t>
-          </m:r>
-          <m:r>
-            <w:rPr>
-              <w:rFonts w:ascii="Cambria Math" w:hAnsi="Cambria Math"/>
-              <w:sz w:val="24"/>
-              <w:szCs w:val="24"/>
-            </w:rPr>
-            <m:t xml:space="preserve">, </m:t>
-          </m:r>
-          <m:sSup>
+          <m:sSub>
             <m:e>
               <m:r>
                 <w:rPr>
@@ -8898,7 +9060,86 @@
                 <m:t xml:space="preserve">α</m:t>
               </m:r>
             </m:e>
-            <m:sup>
+            <m:sub>
+              <m:r>
+                <w:rPr>
+                  <w:rFonts w:ascii="Cambria Math" w:hAnsi="Cambria Math"/>
+                  <w:sz w:val="24"/>
+                  <w:szCs w:val="24"/>
+                </w:rPr>
+                <m:t xml:space="preserve">S</m:t>
+              </m:r>
+            </m:sub>
+          </m:sSub>
+          <m:r>
+            <w:rPr>
+              <w:rFonts w:ascii="Cambria Math" w:hAnsi="Cambria Math"/>
+              <w:sz w:val="24"/>
+              <w:szCs w:val="24"/>
+            </w:rPr>
+            <m:t xml:space="preserve"> + </m:t>
+          </m:r>
+          <m:sSub>
+            <m:e>
+              <m:r>
+                <w:rPr>
+                  <w:rFonts w:ascii="Cambria Math" w:hAnsi="Cambria Math"/>
+                  <w:sz w:val="24"/>
+                  <w:szCs w:val="24"/>
+                </w:rPr>
+                <m:t xml:space="preserve">α</m:t>
+              </m:r>
+            </m:e>
+            <m:sub>
+              <m:r>
+                <w:rPr>
+                  <w:rFonts w:ascii="Cambria Math" w:hAnsi="Cambria Math"/>
+                  <w:sz w:val="24"/>
+                  <w:szCs w:val="24"/>
+                </w:rPr>
+                <m:t xml:space="preserve">P</m:t>
+              </m:r>
+            </m:sub>
+          </m:sSub>
+          <m:r>
+            <w:rPr>
+              <w:rFonts w:ascii="Cambria Math" w:hAnsi="Cambria Math"/>
+              <w:sz w:val="24"/>
+              <w:szCs w:val="24"/>
+            </w:rPr>
+            <m:t xml:space="preserve">·</m:t>
+          </m:r>
+          <m:r>
+            <m:rPr>
+              <m:sty m:val="p"/>
+            </m:rPr>
+            <w:rPr>
+              <w:rFonts w:ascii="Cambria Math" w:hAnsi="Cambria Math"/>
+              <w:sz w:val="24"/>
+              <w:szCs w:val="24"/>
+            </w:rPr>
+            <m:t xml:space="preserve">round</m:t>
+          </m:r>
+          <m:r>
+            <w:rPr>
+              <w:rFonts w:ascii="Cambria Math" w:hAnsi="Cambria Math"/>
+              <w:sz w:val="24"/>
+              <w:szCs w:val="24"/>
+            </w:rPr>
+            <m:t xml:space="preserve">₅( </m:t>
+          </m:r>
+          <m:sSub>
+            <m:e>
+              <m:r>
+                <w:rPr>
+                  <w:rFonts w:ascii="Cambria Math" w:hAnsi="Cambria Math"/>
+                  <w:sz w:val="24"/>
+                  <w:szCs w:val="24"/>
+                </w:rPr>
+                <m:t xml:space="preserve">P</m:t>
+              </m:r>
+            </m:e>
+            <m:sub>
               <m:r>
                 <m:rPr>
                   <m:nor/>
@@ -8908,65 +9149,7 @@
                   <w:sz w:val="24"/>
                   <w:szCs w:val="24"/>
                 </w:rPr>
-                <m:t xml:space="preserve">std</m:t>
-              </m:r>
-            </m:sup>
-          </m:sSup>
-          <m:r>
-            <w:rPr>
-              <w:rFonts w:ascii="Cambria Math" w:hAnsi="Cambria Math"/>
-              <w:sz w:val="24"/>
-              <w:szCs w:val="24"/>
-            </w:rPr>
-            <m:t xml:space="preserve"> )</m:t>
-          </m:r>
-        </m:oMath>
-      </m:oMathPara>
-    </w:p>
-    <w:p>
-      <w:pPr>
-        <w:pStyle w:val="Formula"/>
-      </w:pPr>
-      <m:oMathPara>
-        <m:oMathParaPr>
-          <m:jc m:val="left"/>
-        </m:oMathParaPr>
-        <m:oMath>
-          <m:r>
-            <w:rPr>
-              <w:rFonts w:ascii="Cambria Math" w:hAnsi="Cambria Math"/>
-              <w:sz w:val="24"/>
-              <w:szCs w:val="24"/>
-            </w:rPr>
-            <m:t xml:space="preserve">α</m:t>
-          </m:r>
-          <m:r>
-            <w:rPr>
-              <w:rFonts w:ascii="Cambria Math" w:hAnsi="Cambria Math"/>
-              <w:sz w:val="24"/>
-              <w:szCs w:val="24"/>
-            </w:rPr>
-            <m:t xml:space="preserve"> = </m:t>
-          </m:r>
-          <m:sSub>
-            <m:e>
-              <m:r>
-                <w:rPr>
-                  <w:rFonts w:ascii="Cambria Math" w:hAnsi="Cambria Math"/>
-                  <w:sz w:val="24"/>
-                  <w:szCs w:val="24"/>
-                </w:rPr>
-                <m:t xml:space="preserve">α</m:t>
-              </m:r>
-            </m:e>
-            <m:sub>
-              <m:r>
-                <w:rPr>
-                  <w:rFonts w:ascii="Cambria Math" w:hAnsi="Cambria Math"/>
-                  <w:sz w:val="24"/>
-                  <w:szCs w:val="24"/>
-                </w:rPr>
-                <m:t xml:space="preserve">S</m:t>
+                <m:t xml:space="preserve">base</m:t>
               </m:r>
             </m:sub>
           </m:sSub>
@@ -8976,9 +9159,9 @@
               <w:sz w:val="24"/>
               <w:szCs w:val="24"/>
             </w:rPr>
-            <m:t xml:space="preserve"> + </m:t>
-          </m:r>
-          <m:sSub>
+            <m:t xml:space="preserve"> ), </m:t>
+          </m:r>
+          <m:sSup>
             <m:e>
               <m:r>
                 <w:rPr>
@@ -8989,56 +9172,7 @@
                 <m:t xml:space="preserve">α</m:t>
               </m:r>
             </m:e>
-            <m:sub>
-              <m:r>
-                <w:rPr>
-                  <w:rFonts w:ascii="Cambria Math" w:hAnsi="Cambria Math"/>
-                  <w:sz w:val="24"/>
-                  <w:szCs w:val="24"/>
-                </w:rPr>
-                <m:t xml:space="preserve">P</m:t>
-              </m:r>
-            </m:sub>
-          </m:sSub>
-          <m:r>
-            <w:rPr>
-              <w:rFonts w:ascii="Cambria Math" w:hAnsi="Cambria Math"/>
-              <w:sz w:val="24"/>
-              <w:szCs w:val="24"/>
-            </w:rPr>
-            <m:t xml:space="preserve"> · </m:t>
-          </m:r>
-          <m:r>
-            <m:rPr>
-              <m:sty m:val="p"/>
-            </m:rPr>
-            <w:rPr>
-              <w:rFonts w:ascii="Cambria Math" w:hAnsi="Cambria Math"/>
-              <w:sz w:val="24"/>
-              <w:szCs w:val="24"/>
-            </w:rPr>
-            <m:t xml:space="preserve">round</m:t>
-          </m:r>
-          <m:r>
-            <w:rPr>
-              <w:rFonts w:ascii="Cambria Math" w:hAnsi="Cambria Math"/>
-              <w:sz w:val="24"/>
-              <w:szCs w:val="24"/>
-            </w:rPr>
-            <m:t xml:space="preserve">₅( </m:t>
-          </m:r>
-          <m:sSub>
-            <m:e>
-              <m:r>
-                <w:rPr>
-                  <w:rFonts w:ascii="Cambria Math" w:hAnsi="Cambria Math"/>
-                  <w:sz w:val="24"/>
-                  <w:szCs w:val="24"/>
-                </w:rPr>
-                <m:t xml:space="preserve">P</m:t>
-              </m:r>
-            </m:e>
-            <m:sub>
+            <m:sup>
               <m:r>
                 <m:rPr>
                   <m:nor/>
@@ -9048,10 +9182,10 @@
                   <w:sz w:val="24"/>
                   <w:szCs w:val="24"/>
                 </w:rPr>
-                <m:t xml:space="preserve">base</m:t>
-              </m:r>
-            </m:sub>
-          </m:sSub>
+                <m:t xml:space="preserve">표준</m:t>
+              </m:r>
+            </m:sup>
+          </m:sSup>
           <m:r>
             <w:rPr>
               <w:rFonts w:ascii="Cambria Math" w:hAnsi="Cambria Math"/>
@@ -9068,7 +9202,31 @@
         <w:pStyle w:val="Note"/>
       </w:pPr>
       <w:r>
-        <w:t xml:space="preserve">※ 영업보험료 G 에는 반올림 전 </w:t>
+        <w:t xml:space="preserve">※ </w:t>
+      </w:r>
+      <w:r>
+        <w:t xml:space="preserve">α</w:t>
+      </w:r>
+      <w:r>
+        <w:rPr>
+          <w:vertAlign w:val="superscript"/>
+        </w:rPr>
+        <w:t xml:space="preserve">표준</w:t>
+      </w:r>
+      <w:r>
+        <w:t xml:space="preserve"> : 표준이율로 같은 식(</w:t>
+      </w:r>
+      <w:r>
+        <w:t xml:space="preserve">P</w:t>
+      </w:r>
+      <w:r>
+        <w:rPr>
+          <w:vertAlign w:val="subscript"/>
+        </w:rPr>
+        <w:t xml:space="preserve">base</w:t>
+      </w:r>
+      <w:r>
+        <w:t xml:space="preserve">)을 계산해 구한 신계약비. 영업보험료 G 에는 반올림 전 </w:t>
       </w:r>
       <w:r>
         <w:t xml:space="preserve">P</w:t>
@@ -9088,7 +9246,262 @@
         <w:pStyle w:val="FormulaLabel"/>
       </w:pPr>
       <w:r>
+        <w:t xml:space="preserve">[식] 해약공제</w:t>
+      </w:r>
+    </w:p>
+    <w:p>
+      <w:pPr>
+        <w:pStyle w:val="FormulaText"/>
+      </w:pPr>
+      <w:r>
+        <w:t xml:space="preserve">납입기간과 7년 중 짧은 기간에 걸쳐 매년 균등하게 줄어든다</w:t>
+      </w:r>
+    </w:p>
+    <w:p>
+      <w:pPr>
+        <w:pStyle w:val="Formula"/>
+      </w:pPr>
+      <m:oMathPara>
+        <m:oMathParaPr>
+          <m:jc m:val="left"/>
+        </m:oMathParaPr>
+        <m:oMath>
+          <m:sSub>
+            <m:e>
+              <m:r>
+                <m:rPr>
+                  <m:nor/>
+                </m:rPr>
+                <w:rPr>
+                  <w:rFonts w:ascii="Cambria Math" w:hAnsi="Cambria Math"/>
+                  <w:sz w:val="24"/>
+                  <w:szCs w:val="24"/>
+                </w:rPr>
+                <m:t xml:space="preserve">해약공제</m:t>
+              </m:r>
+            </m:e>
+            <m:sub>
+              <m:r>
+                <w:rPr>
+                  <w:rFonts w:ascii="Cambria Math" w:hAnsi="Cambria Math"/>
+                  <w:sz w:val="24"/>
+                  <w:szCs w:val="24"/>
+                </w:rPr>
+                <m:t xml:space="preserve">t</m:t>
+              </m:r>
+            </m:sub>
+          </m:sSub>
+          <m:r>
+            <w:rPr>
+              <w:rFonts w:ascii="Cambria Math" w:hAnsi="Cambria Math"/>
+              <w:sz w:val="24"/>
+              <w:szCs w:val="24"/>
+            </w:rPr>
+            <m:t xml:space="preserve"> = </m:t>
+          </m:r>
+          <m:sSup>
+            <m:e>
+              <m:r>
+                <w:rPr>
+                  <w:rFonts w:ascii="Cambria Math" w:hAnsi="Cambria Math"/>
+                  <w:sz w:val="24"/>
+                  <w:szCs w:val="24"/>
+                </w:rPr>
+                <m:t xml:space="preserve">α</m:t>
+              </m:r>
+            </m:e>
+            <m:sup>
+              <m:r>
+                <m:rPr>
+                  <m:nor/>
+                </m:rPr>
+                <w:rPr>
+                  <w:rFonts w:ascii="Cambria Math" w:hAnsi="Cambria Math"/>
+                  <w:sz w:val="24"/>
+                  <w:szCs w:val="24"/>
+                </w:rPr>
+                <m:t xml:space="preserve">공제</m:t>
+              </m:r>
+            </m:sup>
+          </m:sSup>
+          <m:r>
+            <w:rPr>
+              <w:rFonts w:ascii="Cambria Math" w:hAnsi="Cambria Math"/>
+              <w:sz w:val="24"/>
+              <w:szCs w:val="24"/>
+            </w:rPr>
+            <m:t xml:space="preserve"> · </m:t>
+          </m:r>
+          <m:r>
+            <m:rPr>
+              <m:sty m:val="p"/>
+            </m:rPr>
+            <w:rPr>
+              <w:rFonts w:ascii="Cambria Math" w:hAnsi="Cambria Math"/>
+              <w:sz w:val="24"/>
+              <w:szCs w:val="24"/>
+            </w:rPr>
+            <m:t xml:space="preserve">max</m:t>
+          </m:r>
+          <m:r>
+            <w:rPr>
+              <w:rFonts w:ascii="Cambria Math" w:hAnsi="Cambria Math"/>
+              <w:sz w:val="24"/>
+              <w:szCs w:val="24"/>
+            </w:rPr>
+            <m:t xml:space="preserve">( </m:t>
+          </m:r>
+          <m:r>
+            <m:rPr>
+              <m:sty m:val="p"/>
+            </m:rPr>
+            <w:rPr>
+              <w:rFonts w:ascii="Cambria Math" w:hAnsi="Cambria Math"/>
+              <w:sz w:val="24"/>
+              <w:szCs w:val="24"/>
+            </w:rPr>
+            <m:t xml:space="preserve">min</m:t>
+          </m:r>
+          <m:r>
+            <w:rPr>
+              <w:rFonts w:ascii="Cambria Math" w:hAnsi="Cambria Math"/>
+              <w:sz w:val="24"/>
+              <w:szCs w:val="24"/>
+            </w:rPr>
+            <m:t xml:space="preserve">(</m:t>
+          </m:r>
+          <m:r>
+            <w:rPr>
+              <w:rFonts w:ascii="Cambria Math" w:hAnsi="Cambria Math"/>
+              <w:sz w:val="24"/>
+              <w:szCs w:val="24"/>
+            </w:rPr>
+            <m:t xml:space="preserve">m</m:t>
+          </m:r>
+          <m:r>
+            <w:rPr>
+              <w:rFonts w:ascii="Cambria Math" w:hAnsi="Cambria Math"/>
+              <w:sz w:val="24"/>
+              <w:szCs w:val="24"/>
+            </w:rPr>
+            <m:t xml:space="preserve">,</m:t>
+          </m:r>
+          <m:r>
+            <w:rPr>
+              <w:rFonts w:ascii="Cambria Math" w:hAnsi="Cambria Math"/>
+              <w:sz w:val="24"/>
+              <w:szCs w:val="24"/>
+            </w:rPr>
+            <m:t xml:space="preserve">7</m:t>
+          </m:r>
+          <m:r>
+            <w:rPr>
+              <w:rFonts w:ascii="Cambria Math" w:hAnsi="Cambria Math"/>
+              <w:sz w:val="24"/>
+              <w:szCs w:val="24"/>
+            </w:rPr>
+            <m:t xml:space="preserve">) − </m:t>
+          </m:r>
+          <m:r>
+            <w:rPr>
+              <w:rFonts w:ascii="Cambria Math" w:hAnsi="Cambria Math"/>
+              <w:sz w:val="24"/>
+              <w:szCs w:val="24"/>
+            </w:rPr>
+            <m:t xml:space="preserve">t</m:t>
+          </m:r>
+          <m:r>
+            <w:rPr>
+              <w:rFonts w:ascii="Cambria Math" w:hAnsi="Cambria Math"/>
+              <w:sz w:val="24"/>
+              <w:szCs w:val="24"/>
+            </w:rPr>
+            <m:t xml:space="preserve">, </m:t>
+          </m:r>
+          <m:r>
+            <w:rPr>
+              <w:rFonts w:ascii="Cambria Math" w:hAnsi="Cambria Math"/>
+              <w:sz w:val="24"/>
+              <w:szCs w:val="24"/>
+            </w:rPr>
+            <m:t xml:space="preserve">0</m:t>
+          </m:r>
+          <m:r>
+            <w:rPr>
+              <w:rFonts w:ascii="Cambria Math" w:hAnsi="Cambria Math"/>
+              <w:sz w:val="24"/>
+              <w:szCs w:val="24"/>
+            </w:rPr>
+            <m:t xml:space="preserve"> ) / </m:t>
+          </m:r>
+          <m:r>
+            <m:rPr>
+              <m:sty m:val="p"/>
+            </m:rPr>
+            <w:rPr>
+              <w:rFonts w:ascii="Cambria Math" w:hAnsi="Cambria Math"/>
+              <w:sz w:val="24"/>
+              <w:szCs w:val="24"/>
+            </w:rPr>
+            <m:t xml:space="preserve">min</m:t>
+          </m:r>
+          <m:r>
+            <w:rPr>
+              <w:rFonts w:ascii="Cambria Math" w:hAnsi="Cambria Math"/>
+              <w:sz w:val="24"/>
+              <w:szCs w:val="24"/>
+            </w:rPr>
+            <m:t xml:space="preserve">(</m:t>
+          </m:r>
+          <m:r>
+            <w:rPr>
+              <w:rFonts w:ascii="Cambria Math" w:hAnsi="Cambria Math"/>
+              <w:sz w:val="24"/>
+              <w:szCs w:val="24"/>
+            </w:rPr>
+            <m:t xml:space="preserve">m</m:t>
+          </m:r>
+          <m:r>
+            <w:rPr>
+              <w:rFonts w:ascii="Cambria Math" w:hAnsi="Cambria Math"/>
+              <w:sz w:val="24"/>
+              <w:szCs w:val="24"/>
+            </w:rPr>
+            <m:t xml:space="preserve">,</m:t>
+          </m:r>
+          <m:r>
+            <w:rPr>
+              <w:rFonts w:ascii="Cambria Math" w:hAnsi="Cambria Math"/>
+              <w:sz w:val="24"/>
+              <w:szCs w:val="24"/>
+            </w:rPr>
+            <m:t xml:space="preserve">7</m:t>
+          </m:r>
+          <m:r>
+            <w:rPr>
+              <w:rFonts w:ascii="Cambria Math" w:hAnsi="Cambria Math"/>
+              <w:sz w:val="24"/>
+              <w:szCs w:val="24"/>
+            </w:rPr>
+            <m:t xml:space="preserve">)</m:t>
+          </m:r>
+        </m:oMath>
+      </m:oMathPara>
+    </w:p>
+    <w:p>
+      <w:pPr>
+        <w:pStyle w:val="FormulaLabel"/>
+      </w:pPr>
+      <w:r>
         <w:t xml:space="preserve">[식] 표준형 해지환급금</w:t>
+      </w:r>
+    </w:p>
+    <w:p>
+      <w:pPr>
+        <w:pStyle w:val="FormulaText"/>
+      </w:pPr>
+      <w:r>
+        <w:t xml:space="preserve">책임준비금에서 해약공제를 뺀 것 (0 미만이면 0)</w:t>
       </w:r>
     </w:p>
     <w:p>
@@ -9240,6 +9653,219 @@
               <w:szCs w:val="24"/>
             </w:rPr>
             <m:t xml:space="preserve"> )</m:t>
+          </m:r>
+        </m:oMath>
+      </m:oMathPara>
+    </w:p>
+    <w:p>
+      <w:pPr>
+        <w:pStyle w:val="Formula"/>
+      </w:pPr>
+      <m:oMathPara>
+        <m:oMathParaPr>
+          <m:jc m:val="left"/>
+        </m:oMathParaPr>
+        <m:oMath>
+          <m:sSub>
+            <m:e>
+              <m:r>
+                <w:rPr>
+                  <w:rFonts w:ascii="Cambria Math" w:hAnsi="Cambria Math"/>
+                  <w:sz w:val="24"/>
+                  <w:szCs w:val="24"/>
+                </w:rPr>
+                <m:t xml:space="preserve">W</m:t>
+              </m:r>
+            </m:e>
+            <m:sub>
+              <m:r>
+                <w:rPr>
+                  <w:rFonts w:ascii="Cambria Math" w:hAnsi="Cambria Math"/>
+                  <w:sz w:val="24"/>
+                  <w:szCs w:val="24"/>
+                </w:rPr>
+                <m:t xml:space="preserve">t</m:t>
+              </m:r>
+            </m:sub>
+          </m:sSub>
+          <m:r>
+            <w:rPr>
+              <w:rFonts w:ascii="Cambria Math" w:hAnsi="Cambria Math"/>
+              <w:sz w:val="24"/>
+              <w:szCs w:val="24"/>
+            </w:rPr>
+            <m:t xml:space="preserve"> = </m:t>
+          </m:r>
+          <m:sSubSup>
+            <m:e>
+              <m:r>
+                <w:rPr>
+                  <w:rFonts w:ascii="Cambria Math" w:hAnsi="Cambria Math"/>
+                  <w:sz w:val="24"/>
+                  <w:szCs w:val="24"/>
+                </w:rPr>
+                <m:t xml:space="preserve">W</m:t>
+              </m:r>
+            </m:e>
+            <m:sub>
+              <m:r>
+                <w:rPr>
+                  <w:rFonts w:ascii="Cambria Math" w:hAnsi="Cambria Math"/>
+                  <w:sz w:val="24"/>
+                  <w:szCs w:val="24"/>
+                </w:rPr>
+                <m:t xml:space="preserve">t</m:t>
+              </m:r>
+            </m:sub>
+            <m:sup>
+              <m:r>
+                <m:rPr>
+                  <m:nor/>
+                </m:rPr>
+                <w:rPr>
+                  <w:rFonts w:ascii="Cambria Math" w:hAnsi="Cambria Math"/>
+                  <w:sz w:val="24"/>
+                  <w:szCs w:val="24"/>
+                </w:rPr>
+                <m:t xml:space="preserve">표준</m:t>
+              </m:r>
+            </m:sup>
+          </m:sSubSup>
+        </m:oMath>
+      </m:oMathPara>
+    </w:p>
+    <w:p>
+      <w:pPr>
+        <w:pStyle w:val="FormulaLabel"/>
+      </w:pPr>
+      <w:r>
+        <w:t xml:space="preserve">[식] 납입누계</w:t>
+      </w:r>
+    </w:p>
+    <w:p>
+      <w:pPr>
+        <w:pStyle w:val="FormulaText"/>
+      </w:pPr>
+      <w:r>
+        <w:t xml:space="preserve">t 년까지 낸 보험료 (보장금액 1원당)</w:t>
+      </w:r>
+    </w:p>
+    <w:p>
+      <w:pPr>
+        <w:pStyle w:val="Formula"/>
+      </w:pPr>
+      <m:oMathPara>
+        <m:oMathParaPr>
+          <m:jc m:val="left"/>
+        </m:oMathParaPr>
+        <m:oMath>
+          <m:sSub>
+            <m:e>
+              <m:r>
+                <m:rPr>
+                  <m:nor/>
+                </m:rPr>
+                <w:rPr>
+                  <w:rFonts w:ascii="Cambria Math" w:hAnsi="Cambria Math"/>
+                  <w:sz w:val="24"/>
+                  <w:szCs w:val="24"/>
+                </w:rPr>
+                <m:t xml:space="preserve">납입누계</m:t>
+              </m:r>
+            </m:e>
+            <m:sub>
+              <m:r>
+                <w:rPr>
+                  <w:rFonts w:ascii="Cambria Math" w:hAnsi="Cambria Math"/>
+                  <w:sz w:val="24"/>
+                  <w:szCs w:val="24"/>
+                </w:rPr>
+                <m:t xml:space="preserve">t</m:t>
+              </m:r>
+            </m:sub>
+          </m:sSub>
+          <m:r>
+            <w:rPr>
+              <w:rFonts w:ascii="Cambria Math" w:hAnsi="Cambria Math"/>
+              <w:sz w:val="24"/>
+              <w:szCs w:val="24"/>
+            </w:rPr>
+            <m:t xml:space="preserve"> = </m:t>
+          </m:r>
+          <m:r>
+            <m:rPr>
+              <m:sty m:val="p"/>
+            </m:rPr>
+            <w:rPr>
+              <w:rFonts w:ascii="Cambria Math" w:hAnsi="Cambria Math"/>
+              <w:sz w:val="24"/>
+              <w:szCs w:val="24"/>
+            </w:rPr>
+            <m:t xml:space="preserve">min</m:t>
+          </m:r>
+          <m:r>
+            <w:rPr>
+              <w:rFonts w:ascii="Cambria Math" w:hAnsi="Cambria Math"/>
+              <w:sz w:val="24"/>
+              <w:szCs w:val="24"/>
+            </w:rPr>
+            <m:t xml:space="preserve">(</m:t>
+          </m:r>
+          <m:r>
+            <w:rPr>
+              <w:rFonts w:ascii="Cambria Math" w:hAnsi="Cambria Math"/>
+              <w:sz w:val="24"/>
+              <w:szCs w:val="24"/>
+            </w:rPr>
+            <m:t xml:space="preserve">t</m:t>
+          </m:r>
+          <m:r>
+            <w:rPr>
+              <w:rFonts w:ascii="Cambria Math" w:hAnsi="Cambria Math"/>
+              <w:sz w:val="24"/>
+              <w:szCs w:val="24"/>
+            </w:rPr>
+            <m:t xml:space="preserve">, </m:t>
+          </m:r>
+          <m:r>
+            <w:rPr>
+              <w:rFonts w:ascii="Cambria Math" w:hAnsi="Cambria Math"/>
+              <w:sz w:val="24"/>
+              <w:szCs w:val="24"/>
+            </w:rPr>
+            <m:t xml:space="preserve">m</m:t>
+          </m:r>
+          <m:r>
+            <w:rPr>
+              <w:rFonts w:ascii="Cambria Math" w:hAnsi="Cambria Math"/>
+              <w:sz w:val="24"/>
+              <w:szCs w:val="24"/>
+            </w:rPr>
+            <m:t xml:space="preserve">) × </m:t>
+          </m:r>
+          <m:r>
+            <w:rPr>
+              <w:rFonts w:ascii="Cambria Math" w:hAnsi="Cambria Math"/>
+              <w:sz w:val="24"/>
+              <w:szCs w:val="24"/>
+            </w:rPr>
+            <m:t xml:space="preserve">k</m:t>
+          </m:r>
+          <m:r>
+            <w:rPr>
+              <w:rFonts w:ascii="Cambria Math" w:hAnsi="Cambria Math"/>
+              <w:sz w:val="24"/>
+              <w:szCs w:val="24"/>
+            </w:rPr>
+            <m:t xml:space="preserve"> × </m:t>
+          </m:r>
+          <m:r>
+            <w:rPr>
+              <w:rFonts w:ascii="Cambria Math" w:hAnsi="Cambria Math"/>
+              <w:sz w:val="24"/>
+              <w:szCs w:val="24"/>
+            </w:rPr>
+            <m:t xml:space="preserve">G</m:t>
           </m:r>
         </m:oMath>
       </m:oMathPara>
@@ -9349,134 +9975,6 @@
               </m:r>
             </m:sub>
           </m:sSub>
-        </m:oMath>
-      </m:oMathPara>
-    </w:p>
-    <w:p>
-      <w:pPr>
-        <w:pStyle w:val="FormulaLabel"/>
-      </w:pPr>
-      <w:r>
-        <w:t xml:space="preserve">[식] 납입누계</w:t>
-      </w:r>
-    </w:p>
-    <w:p>
-      <w:pPr>
-        <w:pStyle w:val="Formula"/>
-      </w:pPr>
-      <m:oMathPara>
-        <m:oMathParaPr>
-          <m:jc m:val="left"/>
-        </m:oMathParaPr>
-        <m:oMath>
-          <m:sSub>
-            <m:e>
-              <m:r>
-                <m:rPr>
-                  <m:nor/>
-                </m:rPr>
-                <w:rPr>
-                  <w:rFonts w:ascii="Cambria Math" w:hAnsi="Cambria Math"/>
-                  <w:sz w:val="24"/>
-                  <w:szCs w:val="24"/>
-                </w:rPr>
-                <m:t xml:space="preserve">납입누계</m:t>
-              </m:r>
-            </m:e>
-            <m:sub>
-              <m:r>
-                <w:rPr>
-                  <w:rFonts w:ascii="Cambria Math" w:hAnsi="Cambria Math"/>
-                  <w:sz w:val="24"/>
-                  <w:szCs w:val="24"/>
-                </w:rPr>
-                <m:t xml:space="preserve">t</m:t>
-              </m:r>
-            </m:sub>
-          </m:sSub>
-          <m:r>
-            <w:rPr>
-              <w:rFonts w:ascii="Cambria Math" w:hAnsi="Cambria Math"/>
-              <w:sz w:val="24"/>
-              <w:szCs w:val="24"/>
-            </w:rPr>
-            <m:t xml:space="preserve"> = </m:t>
-          </m:r>
-          <m:r>
-            <m:rPr>
-              <m:sty m:val="p"/>
-            </m:rPr>
-            <w:rPr>
-              <w:rFonts w:ascii="Cambria Math" w:hAnsi="Cambria Math"/>
-              <w:sz w:val="24"/>
-              <w:szCs w:val="24"/>
-            </w:rPr>
-            <m:t xml:space="preserve">min</m:t>
-          </m:r>
-          <m:r>
-            <w:rPr>
-              <w:rFonts w:ascii="Cambria Math" w:hAnsi="Cambria Math"/>
-              <w:sz w:val="24"/>
-              <w:szCs w:val="24"/>
-            </w:rPr>
-            <m:t xml:space="preserve">(</m:t>
-          </m:r>
-          <m:r>
-            <w:rPr>
-              <w:rFonts w:ascii="Cambria Math" w:hAnsi="Cambria Math"/>
-              <w:sz w:val="24"/>
-              <w:szCs w:val="24"/>
-            </w:rPr>
-            <m:t xml:space="preserve">t</m:t>
-          </m:r>
-          <m:r>
-            <w:rPr>
-              <w:rFonts w:ascii="Cambria Math" w:hAnsi="Cambria Math"/>
-              <w:sz w:val="24"/>
-              <w:szCs w:val="24"/>
-            </w:rPr>
-            <m:t xml:space="preserve">, </m:t>
-          </m:r>
-          <m:r>
-            <w:rPr>
-              <w:rFonts w:ascii="Cambria Math" w:hAnsi="Cambria Math"/>
-              <w:sz w:val="24"/>
-              <w:szCs w:val="24"/>
-            </w:rPr>
-            <m:t xml:space="preserve">m</m:t>
-          </m:r>
-          <m:r>
-            <w:rPr>
-              <w:rFonts w:ascii="Cambria Math" w:hAnsi="Cambria Math"/>
-              <w:sz w:val="24"/>
-              <w:szCs w:val="24"/>
-            </w:rPr>
-            <m:t xml:space="preserve">) × </m:t>
-          </m:r>
-          <m:r>
-            <w:rPr>
-              <w:rFonts w:ascii="Cambria Math" w:hAnsi="Cambria Math"/>
-              <w:sz w:val="24"/>
-              <w:szCs w:val="24"/>
-            </w:rPr>
-            <m:t xml:space="preserve">k</m:t>
-          </m:r>
-          <m:r>
-            <w:rPr>
-              <w:rFonts w:ascii="Cambria Math" w:hAnsi="Cambria Math"/>
-              <w:sz w:val="24"/>
-              <w:szCs w:val="24"/>
-            </w:rPr>
-            <m:t xml:space="preserve"> × </m:t>
-          </m:r>
-          <m:r>
-            <w:rPr>
-              <w:rFonts w:ascii="Cambria Math" w:hAnsi="Cambria Math"/>
-              <w:sz w:val="24"/>
-              <w:szCs w:val="24"/>
-            </w:rPr>
-            <m:t xml:space="preserve">G</m:t>
-          </m:r>
         </m:oMath>
       </m:oMathPara>
     </w:p>

--- a/samples/10_기본상품_종신보험(암진단포함)_산출방법서.docx
+++ b/samples/10_기본상품_종신보험(암진단포함)_산출방법서.docx
@@ -1109,7 +1109,7 @@
                   <w:sz w:val="24"/>
                   <w:szCs w:val="24"/>
                 </w:rPr>
-                <m:t xml:space="preserve">f</m:t>
+                <m:t xml:space="preserve">F</m:t>
               </m:r>
             </m:e>
             <m:sub>
@@ -1153,15 +1153,151 @@
               <w:sz w:val="24"/>
               <w:szCs w:val="24"/>
             </w:rPr>
-            <m:t xml:space="preserve">Σ</m:t>
-          </m:r>
-          <m:r>
-            <w:rPr>
-              <w:rFonts w:ascii="Cambria Math" w:hAnsi="Cambria Math"/>
-              <w:sz w:val="24"/>
-              <w:szCs w:val="24"/>
-            </w:rPr>
-            <m:t xml:space="preserve"> </m:t>
+            <m:t xml:space="preserve">1</m:t>
+          </m:r>
+          <m:r>
+            <w:rPr>
+              <w:rFonts w:ascii="Cambria Math" w:hAnsi="Cambria Math"/>
+              <w:sz w:val="24"/>
+              <w:szCs w:val="24"/>
+            </w:rPr>
+            <m:t xml:space="preserve"> − ( </m:t>
+          </m:r>
+          <m:r>
+            <w:rPr>
+              <w:rFonts w:ascii="Cambria Math" w:hAnsi="Cambria Math"/>
+              <w:sz w:val="24"/>
+              <w:szCs w:val="24"/>
+            </w:rPr>
+            <m:t xml:space="preserve">1</m:t>
+          </m:r>
+          <m:r>
+            <w:rPr>
+              <w:rFonts w:ascii="Cambria Math" w:hAnsi="Cambria Math"/>
+              <w:sz w:val="24"/>
+              <w:szCs w:val="24"/>
+            </w:rPr>
+            <m:t xml:space="preserve"> − </m:t>
+          </m:r>
+          <m:sSub>
+            <m:e>
+              <m:r>
+                <w:rPr>
+                  <w:rFonts w:ascii="Cambria Math" w:hAnsi="Cambria Math"/>
+                  <w:sz w:val="24"/>
+                  <w:szCs w:val="24"/>
+                </w:rPr>
+                <m:t xml:space="preserve">r</m:t>
+              </m:r>
+            </m:e>
+            <m:sub>
+              <m:r>
+                <w:rPr>
+                  <w:rFonts w:ascii="Cambria Math" w:hAnsi="Cambria Math"/>
+                  <w:sz w:val="24"/>
+                  <w:szCs w:val="24"/>
+                </w:rPr>
+                <m:t xml:space="preserve">x</m:t>
+              </m:r>
+              <m:r>
+                <w:rPr>
+                  <w:rFonts w:ascii="Cambria Math" w:hAnsi="Cambria Math"/>
+                  <w:sz w:val="24"/>
+                  <w:szCs w:val="24"/>
+                </w:rPr>
+                <m:t xml:space="preserve">+</m:t>
+              </m:r>
+              <m:r>
+                <w:rPr>
+                  <w:rFonts w:ascii="Cambria Math" w:hAnsi="Cambria Math"/>
+                  <w:sz w:val="24"/>
+                  <w:szCs w:val="24"/>
+                </w:rPr>
+                <m:t xml:space="preserve">t</m:t>
+              </m:r>
+            </m:sub>
+          </m:sSub>
+          <m:r>
+            <w:rPr>
+              <w:rFonts w:ascii="Cambria Math" w:hAnsi="Cambria Math"/>
+              <w:sz w:val="24"/>
+              <w:szCs w:val="24"/>
+            </w:rPr>
+            <m:t xml:space="preserve"> )·( </m:t>
+          </m:r>
+          <m:r>
+            <w:rPr>
+              <w:rFonts w:ascii="Cambria Math" w:hAnsi="Cambria Math"/>
+              <w:sz w:val="24"/>
+              <w:szCs w:val="24"/>
+            </w:rPr>
+            <m:t xml:space="preserve">1</m:t>
+          </m:r>
+        </m:oMath>
+      </m:oMathPara>
+    </w:p>
+    <w:p>
+      <w:pPr>
+        <w:pStyle w:val="Formula"/>
+      </w:pPr>
+      <m:oMathPara>
+        <m:oMathParaPr>
+          <m:jc m:val="left"/>
+        </m:oMathParaPr>
+        <m:oMath>
+          <m:r>
+            <w:rPr>
+              <w:rFonts w:ascii="Cambria Math" w:hAnsi="Cambria Math"/>
+              <w:sz w:val="24"/>
+              <w:szCs w:val="24"/>
+            </w:rPr>
+            <m:t xml:space="preserve">− </m:t>
+          </m:r>
+          <m:sSub>
+            <m:e>
+              <m:r>
+                <w:rPr>
+                  <w:rFonts w:ascii="Cambria Math" w:hAnsi="Cambria Math"/>
+                  <w:sz w:val="24"/>
+                  <w:szCs w:val="24"/>
+                </w:rPr>
+                <m:t xml:space="preserve">f</m:t>
+              </m:r>
+            </m:e>
+            <m:sub>
+              <m:r>
+                <w:rPr>
+                  <w:rFonts w:ascii="Cambria Math" w:hAnsi="Cambria Math"/>
+                  <w:sz w:val="24"/>
+                  <w:szCs w:val="24"/>
+                </w:rPr>
+                <m:t xml:space="preserve">x</m:t>
+              </m:r>
+              <m:r>
+                <w:rPr>
+                  <w:rFonts w:ascii="Cambria Math" w:hAnsi="Cambria Math"/>
+                  <w:sz w:val="24"/>
+                  <w:szCs w:val="24"/>
+                </w:rPr>
+                <m:t xml:space="preserve">+</m:t>
+              </m:r>
+              <m:r>
+                <w:rPr>
+                  <w:rFonts w:ascii="Cambria Math" w:hAnsi="Cambria Math"/>
+                  <w:sz w:val="24"/>
+                  <w:szCs w:val="24"/>
+                </w:rPr>
+                <m:t xml:space="preserve">t</m:t>
+              </m:r>
+            </m:sub>
+          </m:sSub>
+          <m:r>
+            <w:rPr>
+              <w:rFonts w:ascii="Cambria Math" w:hAnsi="Cambria Math"/>
+              <w:sz w:val="24"/>
+              <w:szCs w:val="24"/>
+            </w:rPr>
+            <m:t xml:space="preserve"> )… — </m:t>
           </m:r>
           <m:r>
             <m:rPr>
@@ -1172,7 +1308,7 @@
               <w:sz w:val="24"/>
               <w:szCs w:val="24"/>
             </w:rPr>
-            <m:t xml:space="preserve">해당</m:t>
+            <m:t xml:space="preserve">그</m:t>
           </m:r>
           <m:r>
             <w:rPr>
@@ -1191,7 +1327,7 @@
               <w:sz w:val="24"/>
               <w:szCs w:val="24"/>
             </w:rPr>
-            <m:t xml:space="preserve">사유의</m:t>
+            <m:t xml:space="preserve">집단의</m:t>
           </m:r>
           <m:r>
             <w:rPr>
@@ -1210,54 +1346,8 @@
               <w:sz w:val="24"/>
               <w:szCs w:val="24"/>
             </w:rPr>
-            <m:t xml:space="preserve">발생률</m:t>
-          </m:r>
-          <m:r>
-            <w:rPr>
-              <w:rFonts w:ascii="Cambria Math" w:hAnsi="Cambria Math"/>
-              <w:sz w:val="24"/>
-              <w:szCs w:val="24"/>
-            </w:rPr>
-            <m:t xml:space="preserve"> − </m:t>
-          </m:r>
-          <m:sSub>
-            <m:e>
-              <m:r>
-                <w:rPr>
-                  <w:rFonts w:ascii="Cambria Math" w:hAnsi="Cambria Math"/>
-                  <w:sz w:val="24"/>
-                  <w:szCs w:val="24"/>
-                </w:rPr>
-                <m:t xml:space="preserve">Σ</m:t>
-              </m:r>
-            </m:e>
-            <m:sub>
-              <m:r>
-                <w:rPr>
-                  <w:rFonts w:ascii="Cambria Math" w:hAnsi="Cambria Math"/>
-                  <w:sz w:val="24"/>
-                  <w:szCs w:val="24"/>
-                </w:rPr>
-                <m:t xml:space="preserve">i</m:t>
-              </m:r>
-              <m:r>
-                <w:rPr>
-                  <w:rFonts w:ascii="Cambria Math" w:hAnsi="Cambria Math"/>
-                  <w:sz w:val="24"/>
-                  <w:szCs w:val="24"/>
-                </w:rPr>
-                <m:t xml:space="preserve">&lt;</m:t>
-              </m:r>
-              <m:r>
-                <w:rPr>
-                  <w:rFonts w:ascii="Cambria Math" w:hAnsi="Cambria Math"/>
-                  <w:sz w:val="24"/>
-                  <w:szCs w:val="24"/>
-                </w:rPr>
-                <m:t xml:space="preserve">j</m:t>
-              </m:r>
-            </m:sub>
-          </m:sSub>
+            <m:t xml:space="preserve">탈퇴</m:t>
+          </m:r>
           <m:r>
             <w:rPr>
               <w:rFonts w:ascii="Cambria Math" w:hAnsi="Cambria Math"/>
@@ -1275,7 +1365,7 @@
               <w:sz w:val="24"/>
               <w:szCs w:val="24"/>
             </w:rPr>
-            <m:t xml:space="preserve">두</m:t>
+            <m:t xml:space="preserve">질병과</m:t>
           </m:r>
           <m:r>
             <w:rPr>
@@ -1294,7 +1384,7 @@
               <w:sz w:val="24"/>
               <w:szCs w:val="24"/>
             </w:rPr>
-            <m:t xml:space="preserve">사유의</m:t>
+            <m:t xml:space="preserve">납입면제</m:t>
           </m:r>
           <m:r>
             <w:rPr>
@@ -1313,8 +1403,337 @@
               <w:sz w:val="24"/>
               <w:szCs w:val="24"/>
             </w:rPr>
-            <m:t xml:space="preserve">곱</m:t>
-          </m:r>
+            <m:t xml:space="preserve">사유를</m:t>
+          </m:r>
+          <m:r>
+            <w:rPr>
+              <w:rFonts w:ascii="Cambria Math" w:hAnsi="Cambria Math"/>
+              <w:sz w:val="24"/>
+              <w:szCs w:val="24"/>
+            </w:rPr>
+            <m:t xml:space="preserve"> </m:t>
+          </m:r>
+          <m:r>
+            <m:rPr>
+              <m:nor/>
+            </m:rPr>
+            <w:rPr>
+              <w:rFonts w:ascii="Cambria Math" w:hAnsi="Cambria Math"/>
+              <w:sz w:val="24"/>
+              <w:szCs w:val="24"/>
+            </w:rPr>
+            <m:t xml:space="preserve">함께</m:t>
+          </m:r>
+          <m:r>
+            <w:rPr>
+              <w:rFonts w:ascii="Cambria Math" w:hAnsi="Cambria Math"/>
+              <w:sz w:val="24"/>
+              <w:szCs w:val="24"/>
+            </w:rPr>
+            <m:t xml:space="preserve">, </m:t>
+          </m:r>
+          <m:r>
+            <m:rPr>
+              <m:nor/>
+            </m:rPr>
+            <w:rPr>
+              <w:rFonts w:ascii="Cambria Math" w:hAnsi="Cambria Math"/>
+              <w:sz w:val="24"/>
+              <w:szCs w:val="24"/>
+            </w:rPr>
+            <m:t xml:space="preserve">따로</m:t>
+          </m:r>
+          <m:r>
+            <w:rPr>
+              <w:rFonts w:ascii="Cambria Math" w:hAnsi="Cambria Math"/>
+              <w:sz w:val="24"/>
+              <w:szCs w:val="24"/>
+            </w:rPr>
+            <m:t xml:space="preserve"> </m:t>
+          </m:r>
+          <m:r>
+            <m:rPr>
+              <m:nor/>
+            </m:rPr>
+            <w:rPr>
+              <w:rFonts w:ascii="Cambria Math" w:hAnsi="Cambria Math"/>
+              <w:sz w:val="24"/>
+              <w:szCs w:val="24"/>
+            </w:rPr>
+            <m:t xml:space="preserve">생긴다고</m:t>
+          </m:r>
+          <m:r>
+            <w:rPr>
+              <w:rFonts w:ascii="Cambria Math" w:hAnsi="Cambria Math"/>
+              <w:sz w:val="24"/>
+              <w:szCs w:val="24"/>
+            </w:rPr>
+            <m:t xml:space="preserve"> </m:t>
+          </m:r>
+          <m:r>
+            <m:rPr>
+              <m:nor/>
+            </m:rPr>
+            <w:rPr>
+              <w:rFonts w:ascii="Cambria Math" w:hAnsi="Cambria Math"/>
+              <w:sz w:val="24"/>
+              <w:szCs w:val="24"/>
+            </w:rPr>
+            <m:t xml:space="preserve">보고</m:t>
+          </m:r>
+          <m:r>
+            <w:rPr>
+              <w:rFonts w:ascii="Cambria Math" w:hAnsi="Cambria Math"/>
+              <w:sz w:val="24"/>
+              <w:szCs w:val="24"/>
+            </w:rPr>
+            <m:t xml:space="preserve"> </m:t>
+          </m:r>
+          <m:r>
+            <m:rPr>
+              <m:nor/>
+            </m:rPr>
+            <w:rPr>
+              <w:rFonts w:ascii="Cambria Math" w:hAnsi="Cambria Math"/>
+              <w:sz w:val="24"/>
+              <w:szCs w:val="24"/>
+            </w:rPr>
+            <m:t xml:space="preserve">곱으로</m:t>
+          </m:r>
+        </m:oMath>
+      </m:oMathPara>
+    </w:p>
+    <w:p>
+      <w:pPr>
+        <w:pStyle w:val="Formula"/>
+      </w:pPr>
+      <m:oMathPara>
+        <m:oMathParaPr>
+          <m:jc m:val="left"/>
+        </m:oMathParaPr>
+        <m:oMath>
+          <m:sSub>
+            <m:e>
+              <m:r>
+                <w:rPr>
+                  <w:rFonts w:ascii="Cambria Math" w:hAnsi="Cambria Math"/>
+                  <w:sz w:val="24"/>
+                  <w:szCs w:val="24"/>
+                </w:rPr>
+                <m:t xml:space="preserve">Q′</m:t>
+              </m:r>
+            </m:e>
+            <m:sub>
+              <m:r>
+                <w:rPr>
+                  <w:rFonts w:ascii="Cambria Math" w:hAnsi="Cambria Math"/>
+                  <w:sz w:val="24"/>
+                  <w:szCs w:val="24"/>
+                </w:rPr>
+                <m:t xml:space="preserve">x</m:t>
+              </m:r>
+              <m:r>
+                <w:rPr>
+                  <w:rFonts w:ascii="Cambria Math" w:hAnsi="Cambria Math"/>
+                  <w:sz w:val="24"/>
+                  <w:szCs w:val="24"/>
+                </w:rPr>
+                <m:t xml:space="preserve">+</m:t>
+              </m:r>
+              <m:r>
+                <w:rPr>
+                  <w:rFonts w:ascii="Cambria Math" w:hAnsi="Cambria Math"/>
+                  <w:sz w:val="24"/>
+                  <w:szCs w:val="24"/>
+                </w:rPr>
+                <m:t xml:space="preserve">t</m:t>
+              </m:r>
+            </m:sub>
+          </m:sSub>
+          <m:r>
+            <w:rPr>
+              <w:rFonts w:ascii="Cambria Math" w:hAnsi="Cambria Math"/>
+              <w:sz w:val="24"/>
+              <w:szCs w:val="24"/>
+            </w:rPr>
+            <m:t xml:space="preserve"> = </m:t>
+          </m:r>
+          <m:sSub>
+            <m:e>
+              <m:r>
+                <w:rPr>
+                  <w:rFonts w:ascii="Cambria Math" w:hAnsi="Cambria Math"/>
+                  <w:sz w:val="24"/>
+                  <w:szCs w:val="24"/>
+                </w:rPr>
+                <m:t xml:space="preserve">q</m:t>
+              </m:r>
+            </m:e>
+            <m:sub>
+              <m:r>
+                <w:rPr>
+                  <w:rFonts w:ascii="Cambria Math" w:hAnsi="Cambria Math"/>
+                  <w:sz w:val="24"/>
+                  <w:szCs w:val="24"/>
+                </w:rPr>
+                <m:t xml:space="preserve">x</m:t>
+              </m:r>
+              <m:r>
+                <w:rPr>
+                  <w:rFonts w:ascii="Cambria Math" w:hAnsi="Cambria Math"/>
+                  <w:sz w:val="24"/>
+                  <w:szCs w:val="24"/>
+                </w:rPr>
+                <m:t xml:space="preserve">+</m:t>
+              </m:r>
+              <m:r>
+                <w:rPr>
+                  <w:rFonts w:ascii="Cambria Math" w:hAnsi="Cambria Math"/>
+                  <w:sz w:val="24"/>
+                  <w:szCs w:val="24"/>
+                </w:rPr>
+                <m:t xml:space="preserve">t</m:t>
+              </m:r>
+            </m:sub>
+          </m:sSub>
+          <m:r>
+            <w:rPr>
+              <w:rFonts w:ascii="Cambria Math" w:hAnsi="Cambria Math"/>
+              <w:sz w:val="24"/>
+              <w:szCs w:val="24"/>
+            </w:rPr>
+            <m:t xml:space="preserve"> + </m:t>
+          </m:r>
+          <m:sSub>
+            <m:e>
+              <m:r>
+                <w:rPr>
+                  <w:rFonts w:ascii="Cambria Math" w:hAnsi="Cambria Math"/>
+                  <w:sz w:val="24"/>
+                  <w:szCs w:val="24"/>
+                </w:rPr>
+                <m:t xml:space="preserve">F</m:t>
+              </m:r>
+            </m:e>
+            <m:sub>
+              <m:r>
+                <w:rPr>
+                  <w:rFonts w:ascii="Cambria Math" w:hAnsi="Cambria Math"/>
+                  <w:sz w:val="24"/>
+                  <w:szCs w:val="24"/>
+                </w:rPr>
+                <m:t xml:space="preserve">x</m:t>
+              </m:r>
+              <m:r>
+                <w:rPr>
+                  <w:rFonts w:ascii="Cambria Math" w:hAnsi="Cambria Math"/>
+                  <w:sz w:val="24"/>
+                  <w:szCs w:val="24"/>
+                </w:rPr>
+                <m:t xml:space="preserve">+</m:t>
+              </m:r>
+              <m:r>
+                <w:rPr>
+                  <w:rFonts w:ascii="Cambria Math" w:hAnsi="Cambria Math"/>
+                  <w:sz w:val="24"/>
+                  <w:szCs w:val="24"/>
+                </w:rPr>
+                <m:t xml:space="preserve">t</m:t>
+              </m:r>
+            </m:sub>
+          </m:sSub>
+          <m:r>
+            <w:rPr>
+              <w:rFonts w:ascii="Cambria Math" w:hAnsi="Cambria Math"/>
+              <w:sz w:val="24"/>
+              <w:szCs w:val="24"/>
+            </w:rPr>
+            <m:t xml:space="preserve"> − </m:t>
+          </m:r>
+          <m:sSub>
+            <m:e>
+              <m:r>
+                <w:rPr>
+                  <w:rFonts w:ascii="Cambria Math" w:hAnsi="Cambria Math"/>
+                  <w:sz w:val="24"/>
+                  <w:szCs w:val="24"/>
+                </w:rPr>
+                <m:t xml:space="preserve">q</m:t>
+              </m:r>
+            </m:e>
+            <m:sub>
+              <m:r>
+                <w:rPr>
+                  <w:rFonts w:ascii="Cambria Math" w:hAnsi="Cambria Math"/>
+                  <w:sz w:val="24"/>
+                  <w:szCs w:val="24"/>
+                </w:rPr>
+                <m:t xml:space="preserve">x</m:t>
+              </m:r>
+              <m:r>
+                <w:rPr>
+                  <w:rFonts w:ascii="Cambria Math" w:hAnsi="Cambria Math"/>
+                  <w:sz w:val="24"/>
+                  <w:szCs w:val="24"/>
+                </w:rPr>
+                <m:t xml:space="preserve">+</m:t>
+              </m:r>
+              <m:r>
+                <w:rPr>
+                  <w:rFonts w:ascii="Cambria Math" w:hAnsi="Cambria Math"/>
+                  <w:sz w:val="24"/>
+                  <w:szCs w:val="24"/>
+                </w:rPr>
+                <m:t xml:space="preserve">t</m:t>
+              </m:r>
+            </m:sub>
+          </m:sSub>
+          <m:r>
+            <w:rPr>
+              <w:rFonts w:ascii="Cambria Math" w:hAnsi="Cambria Math"/>
+              <w:sz w:val="24"/>
+              <w:szCs w:val="24"/>
+            </w:rPr>
+            <m:t xml:space="preserve">·</m:t>
+          </m:r>
+          <m:sSub>
+            <m:e>
+              <m:r>
+                <w:rPr>
+                  <w:rFonts w:ascii="Cambria Math" w:hAnsi="Cambria Math"/>
+                  <w:sz w:val="24"/>
+                  <w:szCs w:val="24"/>
+                </w:rPr>
+                <m:t xml:space="preserve">F</m:t>
+              </m:r>
+            </m:e>
+            <m:sub>
+              <m:r>
+                <w:rPr>
+                  <w:rFonts w:ascii="Cambria Math" w:hAnsi="Cambria Math"/>
+                  <w:sz w:val="24"/>
+                  <w:szCs w:val="24"/>
+                </w:rPr>
+                <m:t xml:space="preserve">x</m:t>
+              </m:r>
+              <m:r>
+                <w:rPr>
+                  <w:rFonts w:ascii="Cambria Math" w:hAnsi="Cambria Math"/>
+                  <w:sz w:val="24"/>
+                  <w:szCs w:val="24"/>
+                </w:rPr>
+                <m:t xml:space="preserve">+</m:t>
+              </m:r>
+              <m:r>
+                <w:rPr>
+                  <w:rFonts w:ascii="Cambria Math" w:hAnsi="Cambria Math"/>
+                  <w:sz w:val="24"/>
+                  <w:szCs w:val="24"/>
+                </w:rPr>
+                <m:t xml:space="preserve">t</m:t>
+              </m:r>
+            </m:sub>
+          </m:sSub>
           <m:r>
             <w:rPr>
               <w:rFonts w:ascii="Cambria Math" w:hAnsi="Cambria Math"/>
@@ -1330,6 +1749,82 @@
               <w:szCs w:val="24"/>
             </w:rPr>
             <m:t xml:space="preserve">2</m:t>
+          </m:r>
+          <m:r>
+            <w:rPr>
+              <w:rFonts w:ascii="Cambria Math" w:hAnsi="Cambria Math"/>
+              <w:sz w:val="24"/>
+              <w:szCs w:val="24"/>
+            </w:rPr>
+            <m:t xml:space="preserve"> — </m:t>
+          </m:r>
+          <m:r>
+            <m:rPr>
+              <m:nor/>
+            </m:rPr>
+            <w:rPr>
+              <w:rFonts w:ascii="Cambria Math" w:hAnsi="Cambria Math"/>
+              <w:sz w:val="24"/>
+              <w:szCs w:val="24"/>
+            </w:rPr>
+            <m:t xml:space="preserve">사망과는</m:t>
+          </m:r>
+          <m:r>
+            <w:rPr>
+              <w:rFonts w:ascii="Cambria Math" w:hAnsi="Cambria Math"/>
+              <w:sz w:val="24"/>
+              <w:szCs w:val="24"/>
+            </w:rPr>
+            <m:t xml:space="preserve"> </m:t>
+          </m:r>
+          <m:r>
+            <m:rPr>
+              <m:nor/>
+            </m:rPr>
+            <w:rPr>
+              <w:rFonts w:ascii="Cambria Math" w:hAnsi="Cambria Math"/>
+              <w:sz w:val="24"/>
+              <w:szCs w:val="24"/>
+            </w:rPr>
+            <m:t xml:space="preserve">겹치는</m:t>
+          </m:r>
+          <m:r>
+            <w:rPr>
+              <w:rFonts w:ascii="Cambria Math" w:hAnsi="Cambria Math"/>
+              <w:sz w:val="24"/>
+              <w:szCs w:val="24"/>
+            </w:rPr>
+            <m:t xml:space="preserve"> </m:t>
+          </m:r>
+          <m:r>
+            <m:rPr>
+              <m:nor/>
+            </m:rPr>
+            <w:rPr>
+              <w:rFonts w:ascii="Cambria Math" w:hAnsi="Cambria Math"/>
+              <w:sz w:val="24"/>
+              <w:szCs w:val="24"/>
+            </w:rPr>
+            <m:t xml:space="preserve">부분을</m:t>
+          </m:r>
+          <m:r>
+            <w:rPr>
+              <w:rFonts w:ascii="Cambria Math" w:hAnsi="Cambria Math"/>
+              <w:sz w:val="24"/>
+              <w:szCs w:val="24"/>
+            </w:rPr>
+            <m:t xml:space="preserve"> </m:t>
+          </m:r>
+          <m:r>
+            <m:rPr>
+              <m:nor/>
+            </m:rPr>
+            <w:rPr>
+              <w:rFonts w:ascii="Cambria Math" w:hAnsi="Cambria Math"/>
+              <w:sz w:val="24"/>
+              <w:szCs w:val="24"/>
+            </w:rPr>
+            <m:t xml:space="preserve">절반으로</m:t>
           </m:r>
         </m:oMath>
       </m:oMathPara>
@@ -1916,7 +2411,7 @@
               <w:spacing w:before="30" w:after="30"/>
             </w:pPr>
             <w:r>
-              <w:t xml:space="preserve">110세 (종신)</w:t>
+              <w:t xml:space="preserve">종신 (110세)</w:t>
             </w:r>
           </w:p>
         </w:tc>
@@ -2173,7 +2668,7 @@
               <w:spacing w:before="30" w:after="30"/>
             </w:pPr>
             <w:r>
-              <w:t xml:space="preserve">100세</w:t>
+              <w:t xml:space="preserve">100세 만기</w:t>
             </w:r>
           </w:p>
         </w:tc>
@@ -3020,7 +3515,7 @@
         <w:pStyle w:val="FormulaText"/>
       </w:pPr>
       <w:r>
-        <w:t xml:space="preserve">탈퇴율 — 사유가 겹치는 부분을 절반으로 보고, 1 을 넘지 않는다</w:t>
+        <w:t xml:space="preserve">탈퇴율 — 사망과는 겹치는 부분을 절반으로 보고, 1 을 넘지 않는다</w:t>
       </w:r>
     </w:p>
     <w:p>
@@ -3618,6 +4113,513 @@
         <w:pStyle w:val="FormulaText"/>
       </w:pPr>
       <w:r>
+        <w:t xml:space="preserve">질병 발생률 — 탈퇴 사유의 질병과 납입면제 사유를 함께, 따로 생긴다고 보고 곱으로 결합한다</w:t>
+      </w:r>
+    </w:p>
+    <w:p>
+      <w:pPr>
+        <w:pStyle w:val="Formula"/>
+      </w:pPr>
+      <m:oMathPara>
+        <m:oMathParaPr>
+          <m:jc m:val="left"/>
+        </m:oMathParaPr>
+        <m:oMath>
+          <m:sSub>
+            <m:e>
+              <m:r>
+                <w:rPr>
+                  <w:rFonts w:ascii="Cambria Math" w:hAnsi="Cambria Math"/>
+                  <w:sz w:val="24"/>
+                  <w:szCs w:val="24"/>
+                </w:rPr>
+                <m:t xml:space="preserve">F</m:t>
+              </m:r>
+            </m:e>
+            <m:sub>
+              <m:r>
+                <w:rPr>
+                  <w:rFonts w:ascii="Cambria Math" w:hAnsi="Cambria Math"/>
+                  <w:sz w:val="24"/>
+                  <w:szCs w:val="24"/>
+                </w:rPr>
+                <m:t xml:space="preserve">x</m:t>
+              </m:r>
+              <m:r>
+                <w:rPr>
+                  <w:rFonts w:ascii="Cambria Math" w:hAnsi="Cambria Math"/>
+                  <w:sz w:val="24"/>
+                  <w:szCs w:val="24"/>
+                </w:rPr>
+                <m:t xml:space="preserve">+</m:t>
+              </m:r>
+              <m:r>
+                <w:rPr>
+                  <w:rFonts w:ascii="Cambria Math" w:hAnsi="Cambria Math"/>
+                  <w:sz w:val="24"/>
+                  <w:szCs w:val="24"/>
+                </w:rPr>
+                <m:t xml:space="preserve">t</m:t>
+              </m:r>
+            </m:sub>
+          </m:sSub>
+          <m:r>
+            <w:rPr>
+              <w:rFonts w:ascii="Cambria Math" w:hAnsi="Cambria Math"/>
+              <w:sz w:val="24"/>
+              <w:szCs w:val="24"/>
+            </w:rPr>
+            <m:t xml:space="preserve"> = </m:t>
+          </m:r>
+          <m:r>
+            <w:rPr>
+              <w:rFonts w:ascii="Cambria Math" w:hAnsi="Cambria Math"/>
+              <w:sz w:val="24"/>
+              <w:szCs w:val="24"/>
+            </w:rPr>
+            <m:t xml:space="preserve">1</m:t>
+          </m:r>
+          <m:r>
+            <w:rPr>
+              <w:rFonts w:ascii="Cambria Math" w:hAnsi="Cambria Math"/>
+              <w:sz w:val="24"/>
+              <w:szCs w:val="24"/>
+            </w:rPr>
+            <m:t xml:space="preserve"> − ( </m:t>
+          </m:r>
+          <m:r>
+            <w:rPr>
+              <w:rFonts w:ascii="Cambria Math" w:hAnsi="Cambria Math"/>
+              <w:sz w:val="24"/>
+              <w:szCs w:val="24"/>
+            </w:rPr>
+            <m:t xml:space="preserve">1</m:t>
+          </m:r>
+          <m:r>
+            <w:rPr>
+              <w:rFonts w:ascii="Cambria Math" w:hAnsi="Cambria Math"/>
+              <w:sz w:val="24"/>
+              <w:szCs w:val="24"/>
+            </w:rPr>
+            <m:t xml:space="preserve"> − </m:t>
+          </m:r>
+          <m:sSub>
+            <m:e>
+              <m:r>
+                <w:rPr>
+                  <w:rFonts w:ascii="Cambria Math" w:hAnsi="Cambria Math"/>
+                  <w:sz w:val="24"/>
+                  <w:szCs w:val="24"/>
+                </w:rPr>
+                <m:t xml:space="preserve">r</m:t>
+              </m:r>
+            </m:e>
+            <m:sub>
+              <m:r>
+                <w:rPr>
+                  <w:rFonts w:ascii="Cambria Math" w:hAnsi="Cambria Math"/>
+                  <w:sz w:val="24"/>
+                  <w:szCs w:val="24"/>
+                </w:rPr>
+                <m:t xml:space="preserve">x</m:t>
+              </m:r>
+              <m:r>
+                <w:rPr>
+                  <w:rFonts w:ascii="Cambria Math" w:hAnsi="Cambria Math"/>
+                  <w:sz w:val="24"/>
+                  <w:szCs w:val="24"/>
+                </w:rPr>
+                <m:t xml:space="preserve">+</m:t>
+              </m:r>
+              <m:r>
+                <w:rPr>
+                  <w:rFonts w:ascii="Cambria Math" w:hAnsi="Cambria Math"/>
+                  <w:sz w:val="24"/>
+                  <w:szCs w:val="24"/>
+                </w:rPr>
+                <m:t xml:space="preserve">t</m:t>
+              </m:r>
+            </m:sub>
+          </m:sSub>
+          <m:r>
+            <w:rPr>
+              <w:rFonts w:ascii="Cambria Math" w:hAnsi="Cambria Math"/>
+              <w:sz w:val="24"/>
+              <w:szCs w:val="24"/>
+            </w:rPr>
+            <m:t xml:space="preserve"> )·( </m:t>
+          </m:r>
+          <m:r>
+            <w:rPr>
+              <w:rFonts w:ascii="Cambria Math" w:hAnsi="Cambria Math"/>
+              <w:sz w:val="24"/>
+              <w:szCs w:val="24"/>
+            </w:rPr>
+            <m:t xml:space="preserve">1</m:t>
+          </m:r>
+          <m:r>
+            <w:rPr>
+              <w:rFonts w:ascii="Cambria Math" w:hAnsi="Cambria Math"/>
+              <w:sz w:val="24"/>
+              <w:szCs w:val="24"/>
+            </w:rPr>
+            <m:t xml:space="preserve"> − </m:t>
+          </m:r>
+          <m:sSub>
+            <m:e>
+              <m:r>
+                <w:rPr>
+                  <w:rFonts w:ascii="Cambria Math" w:hAnsi="Cambria Math"/>
+                  <w:sz w:val="24"/>
+                  <w:szCs w:val="24"/>
+                </w:rPr>
+                <m:t xml:space="preserve">f</m:t>
+              </m:r>
+            </m:e>
+            <m:sub>
+              <m:r>
+                <w:rPr>
+                  <w:rFonts w:ascii="Cambria Math" w:hAnsi="Cambria Math"/>
+                  <w:sz w:val="24"/>
+                  <w:szCs w:val="24"/>
+                </w:rPr>
+                <m:t xml:space="preserve">x</m:t>
+              </m:r>
+              <m:r>
+                <w:rPr>
+                  <w:rFonts w:ascii="Cambria Math" w:hAnsi="Cambria Math"/>
+                  <w:sz w:val="24"/>
+                  <w:szCs w:val="24"/>
+                </w:rPr>
+                <m:t xml:space="preserve">+</m:t>
+              </m:r>
+              <m:r>
+                <w:rPr>
+                  <w:rFonts w:ascii="Cambria Math" w:hAnsi="Cambria Math"/>
+                  <w:sz w:val="24"/>
+                  <w:szCs w:val="24"/>
+                </w:rPr>
+                <m:t xml:space="preserve">t</m:t>
+              </m:r>
+            </m:sub>
+          </m:sSub>
+          <m:r>
+            <w:rPr>
+              <w:rFonts w:ascii="Cambria Math" w:hAnsi="Cambria Math"/>
+              <w:sz w:val="24"/>
+              <w:szCs w:val="24"/>
+            </w:rPr>
+            <m:t xml:space="preserve"> )</m:t>
+          </m:r>
+        </m:oMath>
+      </m:oMathPara>
+    </w:p>
+    <w:p>
+      <w:pPr>
+        <w:pStyle w:val="FormulaText"/>
+      </w:pPr>
+      <w:r>
+        <w:t xml:space="preserve">납입 탈퇴율 — 사망과는 겹치는 부분을 절반으로 보고, 1 을 넘지 않는다</w:t>
+      </w:r>
+    </w:p>
+    <w:p>
+      <w:pPr>
+        <w:pStyle w:val="Formula"/>
+      </w:pPr>
+      <m:oMathPara>
+        <m:oMathParaPr>
+          <m:jc m:val="left"/>
+        </m:oMathParaPr>
+        <m:oMath>
+          <m:sSub>
+            <m:e>
+              <m:r>
+                <w:rPr>
+                  <w:rFonts w:ascii="Cambria Math" w:hAnsi="Cambria Math"/>
+                  <w:sz w:val="24"/>
+                  <w:szCs w:val="24"/>
+                </w:rPr>
+                <m:t xml:space="preserve">Q′</m:t>
+              </m:r>
+            </m:e>
+            <m:sub>
+              <m:r>
+                <w:rPr>
+                  <w:rFonts w:ascii="Cambria Math" w:hAnsi="Cambria Math"/>
+                  <w:sz w:val="24"/>
+                  <w:szCs w:val="24"/>
+                </w:rPr>
+                <m:t xml:space="preserve">x</m:t>
+              </m:r>
+              <m:r>
+                <w:rPr>
+                  <w:rFonts w:ascii="Cambria Math" w:hAnsi="Cambria Math"/>
+                  <w:sz w:val="24"/>
+                  <w:szCs w:val="24"/>
+                </w:rPr>
+                <m:t xml:space="preserve">+</m:t>
+              </m:r>
+              <m:r>
+                <w:rPr>
+                  <w:rFonts w:ascii="Cambria Math" w:hAnsi="Cambria Math"/>
+                  <w:sz w:val="24"/>
+                  <w:szCs w:val="24"/>
+                </w:rPr>
+                <m:t xml:space="preserve">t</m:t>
+              </m:r>
+            </m:sub>
+          </m:sSub>
+          <m:r>
+            <w:rPr>
+              <w:rFonts w:ascii="Cambria Math" w:hAnsi="Cambria Math"/>
+              <w:sz w:val="24"/>
+              <w:szCs w:val="24"/>
+            </w:rPr>
+            <m:t xml:space="preserve"> = </m:t>
+          </m:r>
+          <m:r>
+            <m:rPr>
+              <m:sty m:val="p"/>
+            </m:rPr>
+            <w:rPr>
+              <w:rFonts w:ascii="Cambria Math" w:hAnsi="Cambria Math"/>
+              <w:sz w:val="24"/>
+              <w:szCs w:val="24"/>
+            </w:rPr>
+            <m:t xml:space="preserve">min</m:t>
+          </m:r>
+          <m:r>
+            <w:rPr>
+              <w:rFonts w:ascii="Cambria Math" w:hAnsi="Cambria Math"/>
+              <w:sz w:val="24"/>
+              <w:szCs w:val="24"/>
+            </w:rPr>
+            <m:t xml:space="preserve">( </m:t>
+          </m:r>
+          <m:r>
+            <w:rPr>
+              <w:rFonts w:ascii="Cambria Math" w:hAnsi="Cambria Math"/>
+              <w:sz w:val="24"/>
+              <w:szCs w:val="24"/>
+            </w:rPr>
+            <m:t xml:space="preserve">1</m:t>
+          </m:r>
+          <m:r>
+            <w:rPr>
+              <w:rFonts w:ascii="Cambria Math" w:hAnsi="Cambria Math"/>
+              <w:sz w:val="24"/>
+              <w:szCs w:val="24"/>
+            </w:rPr>
+            <m:t xml:space="preserve">, </m:t>
+          </m:r>
+          <m:sSub>
+            <m:e>
+              <m:r>
+                <w:rPr>
+                  <w:rFonts w:ascii="Cambria Math" w:hAnsi="Cambria Math"/>
+                  <w:sz w:val="24"/>
+                  <w:szCs w:val="24"/>
+                </w:rPr>
+                <m:t xml:space="preserve">q</m:t>
+              </m:r>
+            </m:e>
+            <m:sub>
+              <m:r>
+                <w:rPr>
+                  <w:rFonts w:ascii="Cambria Math" w:hAnsi="Cambria Math"/>
+                  <w:sz w:val="24"/>
+                  <w:szCs w:val="24"/>
+                </w:rPr>
+                <m:t xml:space="preserve">x</m:t>
+              </m:r>
+              <m:r>
+                <w:rPr>
+                  <w:rFonts w:ascii="Cambria Math" w:hAnsi="Cambria Math"/>
+                  <w:sz w:val="24"/>
+                  <w:szCs w:val="24"/>
+                </w:rPr>
+                <m:t xml:space="preserve">+</m:t>
+              </m:r>
+              <m:r>
+                <w:rPr>
+                  <w:rFonts w:ascii="Cambria Math" w:hAnsi="Cambria Math"/>
+                  <w:sz w:val="24"/>
+                  <w:szCs w:val="24"/>
+                </w:rPr>
+                <m:t xml:space="preserve">t</m:t>
+              </m:r>
+            </m:sub>
+          </m:sSub>
+          <m:r>
+            <w:rPr>
+              <w:rFonts w:ascii="Cambria Math" w:hAnsi="Cambria Math"/>
+              <w:sz w:val="24"/>
+              <w:szCs w:val="24"/>
+            </w:rPr>
+            <m:t xml:space="preserve"> + </m:t>
+          </m:r>
+          <m:sSub>
+            <m:e>
+              <m:r>
+                <w:rPr>
+                  <w:rFonts w:ascii="Cambria Math" w:hAnsi="Cambria Math"/>
+                  <w:sz w:val="24"/>
+                  <w:szCs w:val="24"/>
+                </w:rPr>
+                <m:t xml:space="preserve">F</m:t>
+              </m:r>
+            </m:e>
+            <m:sub>
+              <m:r>
+                <w:rPr>
+                  <w:rFonts w:ascii="Cambria Math" w:hAnsi="Cambria Math"/>
+                  <w:sz w:val="24"/>
+                  <w:szCs w:val="24"/>
+                </w:rPr>
+                <m:t xml:space="preserve">x</m:t>
+              </m:r>
+              <m:r>
+                <w:rPr>
+                  <w:rFonts w:ascii="Cambria Math" w:hAnsi="Cambria Math"/>
+                  <w:sz w:val="24"/>
+                  <w:szCs w:val="24"/>
+                </w:rPr>
+                <m:t xml:space="preserve">+</m:t>
+              </m:r>
+              <m:r>
+                <w:rPr>
+                  <w:rFonts w:ascii="Cambria Math" w:hAnsi="Cambria Math"/>
+                  <w:sz w:val="24"/>
+                  <w:szCs w:val="24"/>
+                </w:rPr>
+                <m:t xml:space="preserve">t</m:t>
+              </m:r>
+            </m:sub>
+          </m:sSub>
+          <m:r>
+            <w:rPr>
+              <w:rFonts w:ascii="Cambria Math" w:hAnsi="Cambria Math"/>
+              <w:sz w:val="24"/>
+              <w:szCs w:val="24"/>
+            </w:rPr>
+            <m:t xml:space="preserve"> − </m:t>
+          </m:r>
+          <m:sSub>
+            <m:e>
+              <m:r>
+                <w:rPr>
+                  <w:rFonts w:ascii="Cambria Math" w:hAnsi="Cambria Math"/>
+                  <w:sz w:val="24"/>
+                  <w:szCs w:val="24"/>
+                </w:rPr>
+                <m:t xml:space="preserve">q</m:t>
+              </m:r>
+            </m:e>
+            <m:sub>
+              <m:r>
+                <w:rPr>
+                  <w:rFonts w:ascii="Cambria Math" w:hAnsi="Cambria Math"/>
+                  <w:sz w:val="24"/>
+                  <w:szCs w:val="24"/>
+                </w:rPr>
+                <m:t xml:space="preserve">x</m:t>
+              </m:r>
+              <m:r>
+                <w:rPr>
+                  <w:rFonts w:ascii="Cambria Math" w:hAnsi="Cambria Math"/>
+                  <w:sz w:val="24"/>
+                  <w:szCs w:val="24"/>
+                </w:rPr>
+                <m:t xml:space="preserve">+</m:t>
+              </m:r>
+              <m:r>
+                <w:rPr>
+                  <w:rFonts w:ascii="Cambria Math" w:hAnsi="Cambria Math"/>
+                  <w:sz w:val="24"/>
+                  <w:szCs w:val="24"/>
+                </w:rPr>
+                <m:t xml:space="preserve">t</m:t>
+              </m:r>
+            </m:sub>
+          </m:sSub>
+          <m:r>
+            <w:rPr>
+              <w:rFonts w:ascii="Cambria Math" w:hAnsi="Cambria Math"/>
+              <w:sz w:val="24"/>
+              <w:szCs w:val="24"/>
+            </w:rPr>
+            <m:t xml:space="preserve">·</m:t>
+          </m:r>
+          <m:sSub>
+            <m:e>
+              <m:r>
+                <w:rPr>
+                  <w:rFonts w:ascii="Cambria Math" w:hAnsi="Cambria Math"/>
+                  <w:sz w:val="24"/>
+                  <w:szCs w:val="24"/>
+                </w:rPr>
+                <m:t xml:space="preserve">F</m:t>
+              </m:r>
+            </m:e>
+            <m:sub>
+              <m:r>
+                <w:rPr>
+                  <w:rFonts w:ascii="Cambria Math" w:hAnsi="Cambria Math"/>
+                  <w:sz w:val="24"/>
+                  <w:szCs w:val="24"/>
+                </w:rPr>
+                <m:t xml:space="preserve">x</m:t>
+              </m:r>
+              <m:r>
+                <w:rPr>
+                  <w:rFonts w:ascii="Cambria Math" w:hAnsi="Cambria Math"/>
+                  <w:sz w:val="24"/>
+                  <w:szCs w:val="24"/>
+                </w:rPr>
+                <m:t xml:space="preserve">+</m:t>
+              </m:r>
+              <m:r>
+                <w:rPr>
+                  <w:rFonts w:ascii="Cambria Math" w:hAnsi="Cambria Math"/>
+                  <w:sz w:val="24"/>
+                  <w:szCs w:val="24"/>
+                </w:rPr>
+                <m:t xml:space="preserve">t</m:t>
+              </m:r>
+            </m:sub>
+          </m:sSub>
+          <m:r>
+            <w:rPr>
+              <w:rFonts w:ascii="Cambria Math" w:hAnsi="Cambria Math"/>
+              <w:sz w:val="24"/>
+              <w:szCs w:val="24"/>
+            </w:rPr>
+            <m:t xml:space="preserve">/</m:t>
+          </m:r>
+          <m:r>
+            <w:rPr>
+              <w:rFonts w:ascii="Cambria Math" w:hAnsi="Cambria Math"/>
+              <w:sz w:val="24"/>
+              <w:szCs w:val="24"/>
+            </w:rPr>
+            <m:t xml:space="preserve">2</m:t>
+          </m:r>
+          <m:r>
+            <w:rPr>
+              <w:rFonts w:ascii="Cambria Math" w:hAnsi="Cambria Math"/>
+              <w:sz w:val="24"/>
+              <w:szCs w:val="24"/>
+            </w:rPr>
+            <m:t xml:space="preserve"> )</m:t>
+          </m:r>
+        </m:oMath>
+      </m:oMathPara>
+    </w:p>
+    <w:p>
+      <w:pPr>
+        <w:pStyle w:val="FormulaText"/>
+      </w:pPr>
+      <w:r>
         <w:t xml:space="preserve">납입자수 — 탈퇴 사유에 더해 납입면제 사유가 생긴 사람도 뺀다</w:t>
       </w:r>
     </w:p>
@@ -3762,7 +4764,7 @@
                   <w:sz w:val="24"/>
                   <w:szCs w:val="24"/>
                 </w:rPr>
-                <m:t xml:space="preserve">Q</m:t>
+                <m:t xml:space="preserve">Q′</m:t>
               </m:r>
             </m:e>
             <m:sub>
@@ -3792,160 +4794,6 @@
               </m:r>
             </m:sub>
           </m:sSub>
-          <m:r>
-            <w:rPr>
-              <w:rFonts w:ascii="Cambria Math" w:hAnsi="Cambria Math"/>
-              <w:sz w:val="24"/>
-              <w:szCs w:val="24"/>
-            </w:rPr>
-            <m:t xml:space="preserve"> − </m:t>
-          </m:r>
-          <m:sSub>
-            <m:e>
-              <m:r>
-                <w:rPr>
-                  <w:rFonts w:ascii="Cambria Math" w:hAnsi="Cambria Math"/>
-                  <w:sz w:val="24"/>
-                  <w:szCs w:val="24"/>
-                </w:rPr>
-                <m:t xml:space="preserve">f</m:t>
-              </m:r>
-            </m:e>
-            <m:sub>
-              <m:r>
-                <w:rPr>
-                  <w:rFonts w:ascii="Cambria Math" w:hAnsi="Cambria Math"/>
-                  <w:sz w:val="24"/>
-                  <w:szCs w:val="24"/>
-                </w:rPr>
-                <m:t xml:space="preserve">x</m:t>
-              </m:r>
-              <m:r>
-                <w:rPr>
-                  <w:rFonts w:ascii="Cambria Math" w:hAnsi="Cambria Math"/>
-                  <w:sz w:val="24"/>
-                  <w:szCs w:val="24"/>
-                </w:rPr>
-                <m:t xml:space="preserve">+</m:t>
-              </m:r>
-              <m:r>
-                <w:rPr>
-                  <w:rFonts w:ascii="Cambria Math" w:hAnsi="Cambria Math"/>
-                  <w:sz w:val="24"/>
-                  <w:szCs w:val="24"/>
-                </w:rPr>
-                <m:t xml:space="preserve">t</m:t>
-              </m:r>
-            </m:sub>
-          </m:sSub>
-          <m:r>
-            <w:rPr>
-              <w:rFonts w:ascii="Cambria Math" w:hAnsi="Cambria Math"/>
-              <w:sz w:val="24"/>
-              <w:szCs w:val="24"/>
-            </w:rPr>
-            <m:t xml:space="preserve"> + </m:t>
-          </m:r>
-          <m:sSub>
-            <m:e>
-              <m:r>
-                <w:rPr>
-                  <w:rFonts w:ascii="Cambria Math" w:hAnsi="Cambria Math"/>
-                  <w:sz w:val="24"/>
-                  <w:szCs w:val="24"/>
-                </w:rPr>
-                <m:t xml:space="preserve">Q</m:t>
-              </m:r>
-            </m:e>
-            <m:sub>
-              <m:r>
-                <w:rPr>
-                  <w:rFonts w:ascii="Cambria Math" w:hAnsi="Cambria Math"/>
-                  <w:sz w:val="24"/>
-                  <w:szCs w:val="24"/>
-                </w:rPr>
-                <m:t xml:space="preserve">x</m:t>
-              </m:r>
-              <m:r>
-                <w:rPr>
-                  <w:rFonts w:ascii="Cambria Math" w:hAnsi="Cambria Math"/>
-                  <w:sz w:val="24"/>
-                  <w:szCs w:val="24"/>
-                </w:rPr>
-                <m:t xml:space="preserve">+</m:t>
-              </m:r>
-              <m:r>
-                <w:rPr>
-                  <w:rFonts w:ascii="Cambria Math" w:hAnsi="Cambria Math"/>
-                  <w:sz w:val="24"/>
-                  <w:szCs w:val="24"/>
-                </w:rPr>
-                <m:t xml:space="preserve">t</m:t>
-              </m:r>
-            </m:sub>
-          </m:sSub>
-          <m:r>
-            <w:rPr>
-              <w:rFonts w:ascii="Cambria Math" w:hAnsi="Cambria Math"/>
-              <w:sz w:val="24"/>
-              <w:szCs w:val="24"/>
-            </w:rPr>
-            <m:t xml:space="preserve">·</m:t>
-          </m:r>
-          <m:sSub>
-            <m:e>
-              <m:r>
-                <w:rPr>
-                  <w:rFonts w:ascii="Cambria Math" w:hAnsi="Cambria Math"/>
-                  <w:sz w:val="24"/>
-                  <w:szCs w:val="24"/>
-                </w:rPr>
-                <m:t xml:space="preserve">f</m:t>
-              </m:r>
-            </m:e>
-            <m:sub>
-              <m:r>
-                <w:rPr>
-                  <w:rFonts w:ascii="Cambria Math" w:hAnsi="Cambria Math"/>
-                  <w:sz w:val="24"/>
-                  <w:szCs w:val="24"/>
-                </w:rPr>
-                <m:t xml:space="preserve">x</m:t>
-              </m:r>
-              <m:r>
-                <w:rPr>
-                  <w:rFonts w:ascii="Cambria Math" w:hAnsi="Cambria Math"/>
-                  <w:sz w:val="24"/>
-                  <w:szCs w:val="24"/>
-                </w:rPr>
-                <m:t xml:space="preserve">+</m:t>
-              </m:r>
-              <m:r>
-                <w:rPr>
-                  <w:rFonts w:ascii="Cambria Math" w:hAnsi="Cambria Math"/>
-                  <w:sz w:val="24"/>
-                  <w:szCs w:val="24"/>
-                </w:rPr>
-                <m:t xml:space="preserve">t</m:t>
-              </m:r>
-            </m:sub>
-          </m:sSub>
-          <m:r>
-            <w:rPr>
-              <w:rFonts w:ascii="Cambria Math" w:hAnsi="Cambria Math"/>
-              <w:sz w:val="24"/>
-              <w:szCs w:val="24"/>
-            </w:rPr>
-            <m:t xml:space="preserve">/</m:t>
-          </m:r>
-          <m:r>
-            <w:rPr>
-              <w:rFonts w:ascii="Cambria Math" w:hAnsi="Cambria Math"/>
-              <w:sz w:val="24"/>
-              <w:szCs w:val="24"/>
-            </w:rPr>
-            <m:t xml:space="preserve">2</m:t>
-          </m:r>
           <m:r>
             <w:rPr>
               <w:rFonts w:ascii="Cambria Math" w:hAnsi="Cambria Math"/>
@@ -3962,7 +4810,7 @@
         <w:pStyle w:val="Note"/>
       </w:pPr>
       <w:r>
-        <w:t xml:space="preserve">※ 납입자수는 탈퇴 사유에 더해 f 사유가 생길 때도 줄어든다 — 별도의 납입면제율을 곱하지 않는다. 납입면제 사유 중 80% 이상 장해 은(는) 이 집단의 탈퇴 사유라 탈퇴로 이미 줄었다. 탈퇴율 Q 는 이 집단의 유지자수 식에서 정한 것이다.</w:t>
+        <w:t xml:space="preserve">※ 납입자수는 탈퇴 사유에 더해 f 사유가 생길 때도 줄어든다 — 별도의 납입면제율을 곱하지 않는다. 납입면제 사유 중 80% 이상 장해 은(는) 이 집단의 탈퇴 사유라 한 번만 센다. 질병끼리는 곱으로, 사망과는 겹치는 부분을 절반으로 결합한다.</w:t>
       </w:r>
     </w:p>
     <w:p>
@@ -4086,7 +4934,7 @@
         <w:pStyle w:val="FormulaText"/>
       </w:pPr>
       <w:r>
-        <w:t xml:space="preserve">탈퇴율 — 사유가 겹치는 부분을 절반으로 보고, 1 을 넘지 않는다</w:t>
+        <w:t xml:space="preserve">탈퇴율 — 사망과는 겹치는 부분을 절반으로 보고, 1 을 넘지 않는다</w:t>
       </w:r>
     </w:p>
     <w:p>
@@ -4684,6 +5532,513 @@
         <w:pStyle w:val="FormulaText"/>
       </w:pPr>
       <w:r>
+        <w:t xml:space="preserve">질병 발생률 — 탈퇴 사유의 질병과 납입면제 사유를 함께, 따로 생긴다고 보고 곱으로 결합한다</w:t>
+      </w:r>
+    </w:p>
+    <w:p>
+      <w:pPr>
+        <w:pStyle w:val="Formula"/>
+      </w:pPr>
+      <m:oMathPara>
+        <m:oMathParaPr>
+          <m:jc m:val="left"/>
+        </m:oMathParaPr>
+        <m:oMath>
+          <m:sSub>
+            <m:e>
+              <m:r>
+                <w:rPr>
+                  <w:rFonts w:ascii="Cambria Math" w:hAnsi="Cambria Math"/>
+                  <w:sz w:val="24"/>
+                  <w:szCs w:val="24"/>
+                </w:rPr>
+                <m:t xml:space="preserve">F</m:t>
+              </m:r>
+            </m:e>
+            <m:sub>
+              <m:r>
+                <w:rPr>
+                  <w:rFonts w:ascii="Cambria Math" w:hAnsi="Cambria Math"/>
+                  <w:sz w:val="24"/>
+                  <w:szCs w:val="24"/>
+                </w:rPr>
+                <m:t xml:space="preserve">x</m:t>
+              </m:r>
+              <m:r>
+                <w:rPr>
+                  <w:rFonts w:ascii="Cambria Math" w:hAnsi="Cambria Math"/>
+                  <w:sz w:val="24"/>
+                  <w:szCs w:val="24"/>
+                </w:rPr>
+                <m:t xml:space="preserve">+</m:t>
+              </m:r>
+              <m:r>
+                <w:rPr>
+                  <w:rFonts w:ascii="Cambria Math" w:hAnsi="Cambria Math"/>
+                  <w:sz w:val="24"/>
+                  <w:szCs w:val="24"/>
+                </w:rPr>
+                <m:t xml:space="preserve">t</m:t>
+              </m:r>
+            </m:sub>
+          </m:sSub>
+          <m:r>
+            <w:rPr>
+              <w:rFonts w:ascii="Cambria Math" w:hAnsi="Cambria Math"/>
+              <w:sz w:val="24"/>
+              <w:szCs w:val="24"/>
+            </w:rPr>
+            <m:t xml:space="preserve"> = </m:t>
+          </m:r>
+          <m:r>
+            <w:rPr>
+              <w:rFonts w:ascii="Cambria Math" w:hAnsi="Cambria Math"/>
+              <w:sz w:val="24"/>
+              <w:szCs w:val="24"/>
+            </w:rPr>
+            <m:t xml:space="preserve">1</m:t>
+          </m:r>
+          <m:r>
+            <w:rPr>
+              <w:rFonts w:ascii="Cambria Math" w:hAnsi="Cambria Math"/>
+              <w:sz w:val="24"/>
+              <w:szCs w:val="24"/>
+            </w:rPr>
+            <m:t xml:space="preserve"> − ( </m:t>
+          </m:r>
+          <m:r>
+            <w:rPr>
+              <w:rFonts w:ascii="Cambria Math" w:hAnsi="Cambria Math"/>
+              <w:sz w:val="24"/>
+              <w:szCs w:val="24"/>
+            </w:rPr>
+            <m:t xml:space="preserve">1</m:t>
+          </m:r>
+          <m:r>
+            <w:rPr>
+              <w:rFonts w:ascii="Cambria Math" w:hAnsi="Cambria Math"/>
+              <w:sz w:val="24"/>
+              <w:szCs w:val="24"/>
+            </w:rPr>
+            <m:t xml:space="preserve"> − </m:t>
+          </m:r>
+          <m:sSub>
+            <m:e>
+              <m:r>
+                <w:rPr>
+                  <w:rFonts w:ascii="Cambria Math" w:hAnsi="Cambria Math"/>
+                  <w:sz w:val="24"/>
+                  <w:szCs w:val="24"/>
+                </w:rPr>
+                <m:t xml:space="preserve">r</m:t>
+              </m:r>
+            </m:e>
+            <m:sub>
+              <m:r>
+                <w:rPr>
+                  <w:rFonts w:ascii="Cambria Math" w:hAnsi="Cambria Math"/>
+                  <w:sz w:val="24"/>
+                  <w:szCs w:val="24"/>
+                </w:rPr>
+                <m:t xml:space="preserve">x</m:t>
+              </m:r>
+              <m:r>
+                <w:rPr>
+                  <w:rFonts w:ascii="Cambria Math" w:hAnsi="Cambria Math"/>
+                  <w:sz w:val="24"/>
+                  <w:szCs w:val="24"/>
+                </w:rPr>
+                <m:t xml:space="preserve">+</m:t>
+              </m:r>
+              <m:r>
+                <w:rPr>
+                  <w:rFonts w:ascii="Cambria Math" w:hAnsi="Cambria Math"/>
+                  <w:sz w:val="24"/>
+                  <w:szCs w:val="24"/>
+                </w:rPr>
+                <m:t xml:space="preserve">t</m:t>
+              </m:r>
+            </m:sub>
+          </m:sSub>
+          <m:r>
+            <w:rPr>
+              <w:rFonts w:ascii="Cambria Math" w:hAnsi="Cambria Math"/>
+              <w:sz w:val="24"/>
+              <w:szCs w:val="24"/>
+            </w:rPr>
+            <m:t xml:space="preserve"> )·( </m:t>
+          </m:r>
+          <m:r>
+            <w:rPr>
+              <w:rFonts w:ascii="Cambria Math" w:hAnsi="Cambria Math"/>
+              <w:sz w:val="24"/>
+              <w:szCs w:val="24"/>
+            </w:rPr>
+            <m:t xml:space="preserve">1</m:t>
+          </m:r>
+          <m:r>
+            <w:rPr>
+              <w:rFonts w:ascii="Cambria Math" w:hAnsi="Cambria Math"/>
+              <w:sz w:val="24"/>
+              <w:szCs w:val="24"/>
+            </w:rPr>
+            <m:t xml:space="preserve"> − </m:t>
+          </m:r>
+          <m:sSub>
+            <m:e>
+              <m:r>
+                <w:rPr>
+                  <w:rFonts w:ascii="Cambria Math" w:hAnsi="Cambria Math"/>
+                  <w:sz w:val="24"/>
+                  <w:szCs w:val="24"/>
+                </w:rPr>
+                <m:t xml:space="preserve">f</m:t>
+              </m:r>
+            </m:e>
+            <m:sub>
+              <m:r>
+                <w:rPr>
+                  <w:rFonts w:ascii="Cambria Math" w:hAnsi="Cambria Math"/>
+                  <w:sz w:val="24"/>
+                  <w:szCs w:val="24"/>
+                </w:rPr>
+                <m:t xml:space="preserve">x</m:t>
+              </m:r>
+              <m:r>
+                <w:rPr>
+                  <w:rFonts w:ascii="Cambria Math" w:hAnsi="Cambria Math"/>
+                  <w:sz w:val="24"/>
+                  <w:szCs w:val="24"/>
+                </w:rPr>
+                <m:t xml:space="preserve">+</m:t>
+              </m:r>
+              <m:r>
+                <w:rPr>
+                  <w:rFonts w:ascii="Cambria Math" w:hAnsi="Cambria Math"/>
+                  <w:sz w:val="24"/>
+                  <w:szCs w:val="24"/>
+                </w:rPr>
+                <m:t xml:space="preserve">t</m:t>
+              </m:r>
+            </m:sub>
+          </m:sSub>
+          <m:r>
+            <w:rPr>
+              <w:rFonts w:ascii="Cambria Math" w:hAnsi="Cambria Math"/>
+              <w:sz w:val="24"/>
+              <w:szCs w:val="24"/>
+            </w:rPr>
+            <m:t xml:space="preserve"> )</m:t>
+          </m:r>
+        </m:oMath>
+      </m:oMathPara>
+    </w:p>
+    <w:p>
+      <w:pPr>
+        <w:pStyle w:val="FormulaText"/>
+      </w:pPr>
+      <w:r>
+        <w:t xml:space="preserve">납입 탈퇴율 — 사망과는 겹치는 부분을 절반으로 보고, 1 을 넘지 않는다</w:t>
+      </w:r>
+    </w:p>
+    <w:p>
+      <w:pPr>
+        <w:pStyle w:val="Formula"/>
+      </w:pPr>
+      <m:oMathPara>
+        <m:oMathParaPr>
+          <m:jc m:val="left"/>
+        </m:oMathParaPr>
+        <m:oMath>
+          <m:sSub>
+            <m:e>
+              <m:r>
+                <w:rPr>
+                  <w:rFonts w:ascii="Cambria Math" w:hAnsi="Cambria Math"/>
+                  <w:sz w:val="24"/>
+                  <w:szCs w:val="24"/>
+                </w:rPr>
+                <m:t xml:space="preserve">Q′</m:t>
+              </m:r>
+            </m:e>
+            <m:sub>
+              <m:r>
+                <w:rPr>
+                  <w:rFonts w:ascii="Cambria Math" w:hAnsi="Cambria Math"/>
+                  <w:sz w:val="24"/>
+                  <w:szCs w:val="24"/>
+                </w:rPr>
+                <m:t xml:space="preserve">x</m:t>
+              </m:r>
+              <m:r>
+                <w:rPr>
+                  <w:rFonts w:ascii="Cambria Math" w:hAnsi="Cambria Math"/>
+                  <w:sz w:val="24"/>
+                  <w:szCs w:val="24"/>
+                </w:rPr>
+                <m:t xml:space="preserve">+</m:t>
+              </m:r>
+              <m:r>
+                <w:rPr>
+                  <w:rFonts w:ascii="Cambria Math" w:hAnsi="Cambria Math"/>
+                  <w:sz w:val="24"/>
+                  <w:szCs w:val="24"/>
+                </w:rPr>
+                <m:t xml:space="preserve">t</m:t>
+              </m:r>
+            </m:sub>
+          </m:sSub>
+          <m:r>
+            <w:rPr>
+              <w:rFonts w:ascii="Cambria Math" w:hAnsi="Cambria Math"/>
+              <w:sz w:val="24"/>
+              <w:szCs w:val="24"/>
+            </w:rPr>
+            <m:t xml:space="preserve"> = </m:t>
+          </m:r>
+          <m:r>
+            <m:rPr>
+              <m:sty m:val="p"/>
+            </m:rPr>
+            <w:rPr>
+              <w:rFonts w:ascii="Cambria Math" w:hAnsi="Cambria Math"/>
+              <w:sz w:val="24"/>
+              <w:szCs w:val="24"/>
+            </w:rPr>
+            <m:t xml:space="preserve">min</m:t>
+          </m:r>
+          <m:r>
+            <w:rPr>
+              <w:rFonts w:ascii="Cambria Math" w:hAnsi="Cambria Math"/>
+              <w:sz w:val="24"/>
+              <w:szCs w:val="24"/>
+            </w:rPr>
+            <m:t xml:space="preserve">( </m:t>
+          </m:r>
+          <m:r>
+            <w:rPr>
+              <w:rFonts w:ascii="Cambria Math" w:hAnsi="Cambria Math"/>
+              <w:sz w:val="24"/>
+              <w:szCs w:val="24"/>
+            </w:rPr>
+            <m:t xml:space="preserve">1</m:t>
+          </m:r>
+          <m:r>
+            <w:rPr>
+              <w:rFonts w:ascii="Cambria Math" w:hAnsi="Cambria Math"/>
+              <w:sz w:val="24"/>
+              <w:szCs w:val="24"/>
+            </w:rPr>
+            <m:t xml:space="preserve">, </m:t>
+          </m:r>
+          <m:sSub>
+            <m:e>
+              <m:r>
+                <w:rPr>
+                  <w:rFonts w:ascii="Cambria Math" w:hAnsi="Cambria Math"/>
+                  <w:sz w:val="24"/>
+                  <w:szCs w:val="24"/>
+                </w:rPr>
+                <m:t xml:space="preserve">q</m:t>
+              </m:r>
+            </m:e>
+            <m:sub>
+              <m:r>
+                <w:rPr>
+                  <w:rFonts w:ascii="Cambria Math" w:hAnsi="Cambria Math"/>
+                  <w:sz w:val="24"/>
+                  <w:szCs w:val="24"/>
+                </w:rPr>
+                <m:t xml:space="preserve">x</m:t>
+              </m:r>
+              <m:r>
+                <w:rPr>
+                  <w:rFonts w:ascii="Cambria Math" w:hAnsi="Cambria Math"/>
+                  <w:sz w:val="24"/>
+                  <w:szCs w:val="24"/>
+                </w:rPr>
+                <m:t xml:space="preserve">+</m:t>
+              </m:r>
+              <m:r>
+                <w:rPr>
+                  <w:rFonts w:ascii="Cambria Math" w:hAnsi="Cambria Math"/>
+                  <w:sz w:val="24"/>
+                  <w:szCs w:val="24"/>
+                </w:rPr>
+                <m:t xml:space="preserve">t</m:t>
+              </m:r>
+            </m:sub>
+          </m:sSub>
+          <m:r>
+            <w:rPr>
+              <w:rFonts w:ascii="Cambria Math" w:hAnsi="Cambria Math"/>
+              <w:sz w:val="24"/>
+              <w:szCs w:val="24"/>
+            </w:rPr>
+            <m:t xml:space="preserve"> + </m:t>
+          </m:r>
+          <m:sSub>
+            <m:e>
+              <m:r>
+                <w:rPr>
+                  <w:rFonts w:ascii="Cambria Math" w:hAnsi="Cambria Math"/>
+                  <w:sz w:val="24"/>
+                  <w:szCs w:val="24"/>
+                </w:rPr>
+                <m:t xml:space="preserve">F</m:t>
+              </m:r>
+            </m:e>
+            <m:sub>
+              <m:r>
+                <w:rPr>
+                  <w:rFonts w:ascii="Cambria Math" w:hAnsi="Cambria Math"/>
+                  <w:sz w:val="24"/>
+                  <w:szCs w:val="24"/>
+                </w:rPr>
+                <m:t xml:space="preserve">x</m:t>
+              </m:r>
+              <m:r>
+                <w:rPr>
+                  <w:rFonts w:ascii="Cambria Math" w:hAnsi="Cambria Math"/>
+                  <w:sz w:val="24"/>
+                  <w:szCs w:val="24"/>
+                </w:rPr>
+                <m:t xml:space="preserve">+</m:t>
+              </m:r>
+              <m:r>
+                <w:rPr>
+                  <w:rFonts w:ascii="Cambria Math" w:hAnsi="Cambria Math"/>
+                  <w:sz w:val="24"/>
+                  <w:szCs w:val="24"/>
+                </w:rPr>
+                <m:t xml:space="preserve">t</m:t>
+              </m:r>
+            </m:sub>
+          </m:sSub>
+          <m:r>
+            <w:rPr>
+              <w:rFonts w:ascii="Cambria Math" w:hAnsi="Cambria Math"/>
+              <w:sz w:val="24"/>
+              <w:szCs w:val="24"/>
+            </w:rPr>
+            <m:t xml:space="preserve"> − </m:t>
+          </m:r>
+          <m:sSub>
+            <m:e>
+              <m:r>
+                <w:rPr>
+                  <w:rFonts w:ascii="Cambria Math" w:hAnsi="Cambria Math"/>
+                  <w:sz w:val="24"/>
+                  <w:szCs w:val="24"/>
+                </w:rPr>
+                <m:t xml:space="preserve">q</m:t>
+              </m:r>
+            </m:e>
+            <m:sub>
+              <m:r>
+                <w:rPr>
+                  <w:rFonts w:ascii="Cambria Math" w:hAnsi="Cambria Math"/>
+                  <w:sz w:val="24"/>
+                  <w:szCs w:val="24"/>
+                </w:rPr>
+                <m:t xml:space="preserve">x</m:t>
+              </m:r>
+              <m:r>
+                <w:rPr>
+                  <w:rFonts w:ascii="Cambria Math" w:hAnsi="Cambria Math"/>
+                  <w:sz w:val="24"/>
+                  <w:szCs w:val="24"/>
+                </w:rPr>
+                <m:t xml:space="preserve">+</m:t>
+              </m:r>
+              <m:r>
+                <w:rPr>
+                  <w:rFonts w:ascii="Cambria Math" w:hAnsi="Cambria Math"/>
+                  <w:sz w:val="24"/>
+                  <w:szCs w:val="24"/>
+                </w:rPr>
+                <m:t xml:space="preserve">t</m:t>
+              </m:r>
+            </m:sub>
+          </m:sSub>
+          <m:r>
+            <w:rPr>
+              <w:rFonts w:ascii="Cambria Math" w:hAnsi="Cambria Math"/>
+              <w:sz w:val="24"/>
+              <w:szCs w:val="24"/>
+            </w:rPr>
+            <m:t xml:space="preserve">·</m:t>
+          </m:r>
+          <m:sSub>
+            <m:e>
+              <m:r>
+                <w:rPr>
+                  <w:rFonts w:ascii="Cambria Math" w:hAnsi="Cambria Math"/>
+                  <w:sz w:val="24"/>
+                  <w:szCs w:val="24"/>
+                </w:rPr>
+                <m:t xml:space="preserve">F</m:t>
+              </m:r>
+            </m:e>
+            <m:sub>
+              <m:r>
+                <w:rPr>
+                  <w:rFonts w:ascii="Cambria Math" w:hAnsi="Cambria Math"/>
+                  <w:sz w:val="24"/>
+                  <w:szCs w:val="24"/>
+                </w:rPr>
+                <m:t xml:space="preserve">x</m:t>
+              </m:r>
+              <m:r>
+                <w:rPr>
+                  <w:rFonts w:ascii="Cambria Math" w:hAnsi="Cambria Math"/>
+                  <w:sz w:val="24"/>
+                  <w:szCs w:val="24"/>
+                </w:rPr>
+                <m:t xml:space="preserve">+</m:t>
+              </m:r>
+              <m:r>
+                <w:rPr>
+                  <w:rFonts w:ascii="Cambria Math" w:hAnsi="Cambria Math"/>
+                  <w:sz w:val="24"/>
+                  <w:szCs w:val="24"/>
+                </w:rPr>
+                <m:t xml:space="preserve">t</m:t>
+              </m:r>
+            </m:sub>
+          </m:sSub>
+          <m:r>
+            <w:rPr>
+              <w:rFonts w:ascii="Cambria Math" w:hAnsi="Cambria Math"/>
+              <w:sz w:val="24"/>
+              <w:szCs w:val="24"/>
+            </w:rPr>
+            <m:t xml:space="preserve">/</m:t>
+          </m:r>
+          <m:r>
+            <w:rPr>
+              <w:rFonts w:ascii="Cambria Math" w:hAnsi="Cambria Math"/>
+              <w:sz w:val="24"/>
+              <w:szCs w:val="24"/>
+            </w:rPr>
+            <m:t xml:space="preserve">2</m:t>
+          </m:r>
+          <m:r>
+            <w:rPr>
+              <w:rFonts w:ascii="Cambria Math" w:hAnsi="Cambria Math"/>
+              <w:sz w:val="24"/>
+              <w:szCs w:val="24"/>
+            </w:rPr>
+            <m:t xml:space="preserve"> )</m:t>
+          </m:r>
+        </m:oMath>
+      </m:oMathPara>
+    </w:p>
+    <w:p>
+      <w:pPr>
+        <w:pStyle w:val="FormulaText"/>
+      </w:pPr>
+      <w:r>
         <w:t xml:space="preserve">납입자수 — 탈퇴 사유에 더해 납입면제 사유가 생긴 사람도 뺀다</w:t>
       </w:r>
     </w:p>
@@ -4828,7 +6183,7 @@
                   <w:sz w:val="24"/>
                   <w:szCs w:val="24"/>
                 </w:rPr>
-                <m:t xml:space="preserve">Q</m:t>
+                <m:t xml:space="preserve">Q′</m:t>
               </m:r>
             </m:e>
             <m:sub>
@@ -4858,160 +6213,6 @@
               </m:r>
             </m:sub>
           </m:sSub>
-          <m:r>
-            <w:rPr>
-              <w:rFonts w:ascii="Cambria Math" w:hAnsi="Cambria Math"/>
-              <w:sz w:val="24"/>
-              <w:szCs w:val="24"/>
-            </w:rPr>
-            <m:t xml:space="preserve"> − </m:t>
-          </m:r>
-          <m:sSub>
-            <m:e>
-              <m:r>
-                <w:rPr>
-                  <w:rFonts w:ascii="Cambria Math" w:hAnsi="Cambria Math"/>
-                  <w:sz w:val="24"/>
-                  <w:szCs w:val="24"/>
-                </w:rPr>
-                <m:t xml:space="preserve">f</m:t>
-              </m:r>
-            </m:e>
-            <m:sub>
-              <m:r>
-                <w:rPr>
-                  <w:rFonts w:ascii="Cambria Math" w:hAnsi="Cambria Math"/>
-                  <w:sz w:val="24"/>
-                  <w:szCs w:val="24"/>
-                </w:rPr>
-                <m:t xml:space="preserve">x</m:t>
-              </m:r>
-              <m:r>
-                <w:rPr>
-                  <w:rFonts w:ascii="Cambria Math" w:hAnsi="Cambria Math"/>
-                  <w:sz w:val="24"/>
-                  <w:szCs w:val="24"/>
-                </w:rPr>
-                <m:t xml:space="preserve">+</m:t>
-              </m:r>
-              <m:r>
-                <w:rPr>
-                  <w:rFonts w:ascii="Cambria Math" w:hAnsi="Cambria Math"/>
-                  <w:sz w:val="24"/>
-                  <w:szCs w:val="24"/>
-                </w:rPr>
-                <m:t xml:space="preserve">t</m:t>
-              </m:r>
-            </m:sub>
-          </m:sSub>
-          <m:r>
-            <w:rPr>
-              <w:rFonts w:ascii="Cambria Math" w:hAnsi="Cambria Math"/>
-              <w:sz w:val="24"/>
-              <w:szCs w:val="24"/>
-            </w:rPr>
-            <m:t xml:space="preserve"> + </m:t>
-          </m:r>
-          <m:sSub>
-            <m:e>
-              <m:r>
-                <w:rPr>
-                  <w:rFonts w:ascii="Cambria Math" w:hAnsi="Cambria Math"/>
-                  <w:sz w:val="24"/>
-                  <w:szCs w:val="24"/>
-                </w:rPr>
-                <m:t xml:space="preserve">Q</m:t>
-              </m:r>
-            </m:e>
-            <m:sub>
-              <m:r>
-                <w:rPr>
-                  <w:rFonts w:ascii="Cambria Math" w:hAnsi="Cambria Math"/>
-                  <w:sz w:val="24"/>
-                  <w:szCs w:val="24"/>
-                </w:rPr>
-                <m:t xml:space="preserve">x</m:t>
-              </m:r>
-              <m:r>
-                <w:rPr>
-                  <w:rFonts w:ascii="Cambria Math" w:hAnsi="Cambria Math"/>
-                  <w:sz w:val="24"/>
-                  <w:szCs w:val="24"/>
-                </w:rPr>
-                <m:t xml:space="preserve">+</m:t>
-              </m:r>
-              <m:r>
-                <w:rPr>
-                  <w:rFonts w:ascii="Cambria Math" w:hAnsi="Cambria Math"/>
-                  <w:sz w:val="24"/>
-                  <w:szCs w:val="24"/>
-                </w:rPr>
-                <m:t xml:space="preserve">t</m:t>
-              </m:r>
-            </m:sub>
-          </m:sSub>
-          <m:r>
-            <w:rPr>
-              <w:rFonts w:ascii="Cambria Math" w:hAnsi="Cambria Math"/>
-              <w:sz w:val="24"/>
-              <w:szCs w:val="24"/>
-            </w:rPr>
-            <m:t xml:space="preserve">·</m:t>
-          </m:r>
-          <m:sSub>
-            <m:e>
-              <m:r>
-                <w:rPr>
-                  <w:rFonts w:ascii="Cambria Math" w:hAnsi="Cambria Math"/>
-                  <w:sz w:val="24"/>
-                  <w:szCs w:val="24"/>
-                </w:rPr>
-                <m:t xml:space="preserve">f</m:t>
-              </m:r>
-            </m:e>
-            <m:sub>
-              <m:r>
-                <w:rPr>
-                  <w:rFonts w:ascii="Cambria Math" w:hAnsi="Cambria Math"/>
-                  <w:sz w:val="24"/>
-                  <w:szCs w:val="24"/>
-                </w:rPr>
-                <m:t xml:space="preserve">x</m:t>
-              </m:r>
-              <m:r>
-                <w:rPr>
-                  <w:rFonts w:ascii="Cambria Math" w:hAnsi="Cambria Math"/>
-                  <w:sz w:val="24"/>
-                  <w:szCs w:val="24"/>
-                </w:rPr>
-                <m:t xml:space="preserve">+</m:t>
-              </m:r>
-              <m:r>
-                <w:rPr>
-                  <w:rFonts w:ascii="Cambria Math" w:hAnsi="Cambria Math"/>
-                  <w:sz w:val="24"/>
-                  <w:szCs w:val="24"/>
-                </w:rPr>
-                <m:t xml:space="preserve">t</m:t>
-              </m:r>
-            </m:sub>
-          </m:sSub>
-          <m:r>
-            <w:rPr>
-              <w:rFonts w:ascii="Cambria Math" w:hAnsi="Cambria Math"/>
-              <w:sz w:val="24"/>
-              <w:szCs w:val="24"/>
-            </w:rPr>
-            <m:t xml:space="preserve">/</m:t>
-          </m:r>
-          <m:r>
-            <w:rPr>
-              <w:rFonts w:ascii="Cambria Math" w:hAnsi="Cambria Math"/>
-              <w:sz w:val="24"/>
-              <w:szCs w:val="24"/>
-            </w:rPr>
-            <m:t xml:space="preserve">2</m:t>
-          </m:r>
           <m:r>
             <w:rPr>
               <w:rFonts w:ascii="Cambria Math" w:hAnsi="Cambria Math"/>
@@ -5028,7 +6229,7 @@
         <w:pStyle w:val="Note"/>
       </w:pPr>
       <w:r>
-        <w:t xml:space="preserve">※ 납입자수는 탈퇴 사유에 더해 f 사유가 생길 때도 줄어든다 — 별도의 납입면제율을 곱하지 않는다. 납입면제 사유 중 암 은(는) 이 집단의 탈퇴 사유라 탈퇴로 이미 줄었다. 탈퇴율 Q 는 이 집단의 유지자수 식에서 정한 것이다.</w:t>
+        <w:t xml:space="preserve">※ 납입자수는 탈퇴 사유에 더해 f 사유가 생길 때도 줄어든다 — 별도의 납입면제율을 곱하지 않는다. 납입면제 사유 중 암 은(는) 이 집단의 탈퇴 사유라 한 번만 센다. 질병끼리는 곱으로, 사망과는 겹치는 부분을 절반으로 결합한다.</w:t>
       </w:r>
     </w:p>
     <w:p>
@@ -6429,7 +7630,7 @@
         <w:pStyle w:val="Note"/>
       </w:pPr>
       <w:r>
-        <w:t xml:space="preserve">※ 보장금액 가입금액의 1배 · 110세까지 · 면책·삭감 없음 · 집단 “사망 · 80% 이상 장해”. 사망·80% 이상 장해 모두 같은 보험금을 지급하므로 탈퇴자 전부가 급부 대상이다.</w:t>
+        <w:t xml:space="preserve">※ 보장금액 가입금액의 1배 · 종신 (110세) · 면책·삭감 없음 · 집단 “사망 · 80% 이상 장해”. 사망·80% 이상 장해 모두 같은 보험금을 지급하므로 탈퇴자 전부가 급부 대상이다.</w:t>
       </w:r>
     </w:p>
     <w:p>
@@ -7081,7 +8282,7 @@
         <w:pStyle w:val="Note"/>
       </w:pPr>
       <w:r>
-        <w:t xml:space="preserve">※ 보장금액 가입금액의 0.5배 · 100세까지 · 면책·삭감 90일 면책 · 집단 “사망 · 암”. 진단 확정 시 지급하고 그 담보는 소멸한다.</w:t>
+        <w:t xml:space="preserve">※ 보장금액 가입금액의 0.5배 · 100세 만기 · 면책·삭감 90일 면책 · 집단 “사망 · 암”. 진단 확정 시 지급하고 그 담보는 소멸한다.</w:t>
       </w:r>
     </w:p>
     <w:p>

--- a/samples/10_기본상품_종신보험(암진단포함)_산출방법서.docx
+++ b/samples/10_기본상품_종신보험(암진단포함)_산출방법서.docx
@@ -1055,7 +1055,7 @@
     </w:p>
     <w:p>
       <w:r>
-        <w:t xml:space="preserve">f 는 집단마다 다르다 — 그 집단의 탈퇴 사유이기도 한 사유는 이미 탈퇴로 줄었으므로 f 에서 뺀다(라. 유지자수·납입자수).</w:t>
+        <w:t xml:space="preserve">납입자수는 보험료 계산에 하나만 쓴다 — 계약을 끝내는 탈퇴 사유(모든 담보에 공통, 보통 사망)와 이 납입면제 사유로 준다(라. 유지자수·납입자수).</w:t>
       </w:r>
     </w:p>
     <w:p>
@@ -1089,7 +1089,7 @@
         <w:t xml:space="preserve">x+t</w:t>
       </w:r>
       <w:r>
-        <w:t xml:space="preserve"> : 그 집단에서 납입만 면제되는 사유의 발생률 — 위 사유 가운데 그 집단의 탈퇴 사유가 아닌 것</w:t>
+        <w:t xml:space="preserve"> : 납입을 멈추게 하는 질병의 발생률 — 납입면제 사유(와 모든 담보에 공통인 질병 탈퇴 사유)</w:t>
       </w:r>
     </w:p>
     <w:p>
@@ -1179,7 +1179,7 @@
             </w:rPr>
             <m:t xml:space="preserve"> − </m:t>
           </m:r>
-          <m:sSub>
+          <m:sSubSup>
             <m:e>
               <m:r>
                 <w:rPr>
@@ -1187,7 +1187,7 @@
                   <w:sz w:val="24"/>
                   <w:szCs w:val="24"/>
                 </w:rPr>
-                <m:t xml:space="preserve">r</m:t>
+                <m:t xml:space="preserve">f</m:t>
               </m:r>
             </m:e>
             <m:sub>
@@ -1216,7 +1216,33 @@
                 <m:t xml:space="preserve">t</m:t>
               </m:r>
             </m:sub>
-          </m:sSub>
+            <m:sup>
+              <m:r>
+                <w:rPr>
+                  <w:rFonts w:ascii="Cambria Math" w:hAnsi="Cambria Math"/>
+                  <w:sz w:val="24"/>
+                  <w:szCs w:val="24"/>
+                </w:rPr>
+                <m:t xml:space="preserve">(</m:t>
+              </m:r>
+              <m:r>
+                <w:rPr>
+                  <w:rFonts w:ascii="Cambria Math" w:hAnsi="Cambria Math"/>
+                  <w:sz w:val="24"/>
+                  <w:szCs w:val="24"/>
+                </w:rPr>
+                <m:t xml:space="preserve">1</m:t>
+              </m:r>
+              <m:r>
+                <w:rPr>
+                  <w:rFonts w:ascii="Cambria Math" w:hAnsi="Cambria Math"/>
+                  <w:sz w:val="24"/>
+                  <w:szCs w:val="24"/>
+                </w:rPr>
+                <m:t xml:space="preserve">)</m:t>
+              </m:r>
+            </m:sup>
+          </m:sSubSup>
           <m:r>
             <w:rPr>
               <w:rFonts w:ascii="Cambria Math" w:hAnsi="Cambria Math"/>
@@ -1253,7 +1279,7 @@
             </w:rPr>
             <m:t xml:space="preserve">− </m:t>
           </m:r>
-          <m:sSub>
+          <m:sSubSup>
             <m:e>
               <m:r>
                 <w:rPr>
@@ -1290,7 +1316,33 @@
                 <m:t xml:space="preserve">t</m:t>
               </m:r>
             </m:sub>
-          </m:sSub>
+            <m:sup>
+              <m:r>
+                <w:rPr>
+                  <w:rFonts w:ascii="Cambria Math" w:hAnsi="Cambria Math"/>
+                  <w:sz w:val="24"/>
+                  <w:szCs w:val="24"/>
+                </w:rPr>
+                <m:t xml:space="preserve">(</m:t>
+              </m:r>
+              <m:r>
+                <w:rPr>
+                  <w:rFonts w:ascii="Cambria Math" w:hAnsi="Cambria Math"/>
+                  <w:sz w:val="24"/>
+                  <w:szCs w:val="24"/>
+                </w:rPr>
+                <m:t xml:space="preserve">2</m:t>
+              </m:r>
+              <m:r>
+                <w:rPr>
+                  <w:rFonts w:ascii="Cambria Math" w:hAnsi="Cambria Math"/>
+                  <w:sz w:val="24"/>
+                  <w:szCs w:val="24"/>
+                </w:rPr>
+                <m:t xml:space="preserve">)</m:t>
+              </m:r>
+            </m:sup>
+          </m:sSubSup>
           <m:r>
             <w:rPr>
               <w:rFonts w:ascii="Cambria Math" w:hAnsi="Cambria Math"/>
@@ -1308,7 +1360,7 @@
               <w:sz w:val="24"/>
               <w:szCs w:val="24"/>
             </w:rPr>
-            <m:t xml:space="preserve">그</m:t>
+            <m:t xml:space="preserve">질병끼리는</m:t>
           </m:r>
           <m:r>
             <w:rPr>
@@ -1317,120 +1369,6 @@
               <w:szCs w:val="24"/>
             </w:rPr>
             <m:t xml:space="preserve"> </m:t>
-          </m:r>
-          <m:r>
-            <m:rPr>
-              <m:nor/>
-            </m:rPr>
-            <w:rPr>
-              <w:rFonts w:ascii="Cambria Math" w:hAnsi="Cambria Math"/>
-              <w:sz w:val="24"/>
-              <w:szCs w:val="24"/>
-            </w:rPr>
-            <m:t xml:space="preserve">집단의</m:t>
-          </m:r>
-          <m:r>
-            <w:rPr>
-              <w:rFonts w:ascii="Cambria Math" w:hAnsi="Cambria Math"/>
-              <w:sz w:val="24"/>
-              <w:szCs w:val="24"/>
-            </w:rPr>
-            <m:t xml:space="preserve"> </m:t>
-          </m:r>
-          <m:r>
-            <m:rPr>
-              <m:nor/>
-            </m:rPr>
-            <w:rPr>
-              <w:rFonts w:ascii="Cambria Math" w:hAnsi="Cambria Math"/>
-              <w:sz w:val="24"/>
-              <w:szCs w:val="24"/>
-            </w:rPr>
-            <m:t xml:space="preserve">탈퇴</m:t>
-          </m:r>
-          <m:r>
-            <w:rPr>
-              <w:rFonts w:ascii="Cambria Math" w:hAnsi="Cambria Math"/>
-              <w:sz w:val="24"/>
-              <w:szCs w:val="24"/>
-            </w:rPr>
-            <m:t xml:space="preserve"> </m:t>
-          </m:r>
-          <m:r>
-            <m:rPr>
-              <m:nor/>
-            </m:rPr>
-            <w:rPr>
-              <w:rFonts w:ascii="Cambria Math" w:hAnsi="Cambria Math"/>
-              <w:sz w:val="24"/>
-              <w:szCs w:val="24"/>
-            </w:rPr>
-            <m:t xml:space="preserve">질병과</m:t>
-          </m:r>
-          <m:r>
-            <w:rPr>
-              <w:rFonts w:ascii="Cambria Math" w:hAnsi="Cambria Math"/>
-              <w:sz w:val="24"/>
-              <w:szCs w:val="24"/>
-            </w:rPr>
-            <m:t xml:space="preserve"> </m:t>
-          </m:r>
-          <m:r>
-            <m:rPr>
-              <m:nor/>
-            </m:rPr>
-            <w:rPr>
-              <w:rFonts w:ascii="Cambria Math" w:hAnsi="Cambria Math"/>
-              <w:sz w:val="24"/>
-              <w:szCs w:val="24"/>
-            </w:rPr>
-            <m:t xml:space="preserve">납입면제</m:t>
-          </m:r>
-          <m:r>
-            <w:rPr>
-              <w:rFonts w:ascii="Cambria Math" w:hAnsi="Cambria Math"/>
-              <w:sz w:val="24"/>
-              <w:szCs w:val="24"/>
-            </w:rPr>
-            <m:t xml:space="preserve"> </m:t>
-          </m:r>
-          <m:r>
-            <m:rPr>
-              <m:nor/>
-            </m:rPr>
-            <w:rPr>
-              <w:rFonts w:ascii="Cambria Math" w:hAnsi="Cambria Math"/>
-              <w:sz w:val="24"/>
-              <w:szCs w:val="24"/>
-            </w:rPr>
-            <m:t xml:space="preserve">사유를</m:t>
-          </m:r>
-          <m:r>
-            <w:rPr>
-              <w:rFonts w:ascii="Cambria Math" w:hAnsi="Cambria Math"/>
-              <w:sz w:val="24"/>
-              <w:szCs w:val="24"/>
-            </w:rPr>
-            <m:t xml:space="preserve"> </m:t>
-          </m:r>
-          <m:r>
-            <m:rPr>
-              <m:nor/>
-            </m:rPr>
-            <w:rPr>
-              <w:rFonts w:ascii="Cambria Math" w:hAnsi="Cambria Math"/>
-              <w:sz w:val="24"/>
-              <w:szCs w:val="24"/>
-            </w:rPr>
-            <m:t xml:space="preserve">함께</m:t>
-          </m:r>
-          <m:r>
-            <w:rPr>
-              <w:rFonts w:ascii="Cambria Math" w:hAnsi="Cambria Math"/>
-              <w:sz w:val="24"/>
-              <w:szCs w:val="24"/>
-            </w:rPr>
-            <m:t xml:space="preserve">, </m:t>
           </m:r>
           <m:r>
             <m:rPr>
@@ -2298,7 +2236,7 @@
         <w:pStyle w:val="Note"/>
       </w:pPr>
       <w:r>
-        <w:t xml:space="preserve">※ 유지자수·납입자수의 집단 2개 — “사망 · 80% 이상 장해”(사망·80% 이상 장해), “사망 · 암”(암 진단). 집단마다 l · l′ 를 라. 에서 한 번만 낸다. 보장금액은 보험가입금액 × 배수이고, 보험료·준비금은 보장금액 1원당으로 낸 뒤 맨 뒤에서 곱한다.</w:t>
+        <w:t xml:space="preserve">※ 유지자수 집단 2개 — 유지자(사망X, 80% 이상 장해X)(사망·80% 이상 장해), 유지자(사망X, 암X)(암 진단). 유지자수 l 은 집단마다, 납입자수 l′ 는 납입자(사망X, 80% 이상 장해X, 암X) 하나로 라. 에서 낸다. 보장금액은 보험가입금액 × 배수이고, 보험료·준비금은 보장금액 1원당으로 낸 뒤 맨 뒤에서 곱한다.</w:t>
       </w:r>
     </w:p>
     <w:tbl>
@@ -2551,7 +2489,7 @@
               <w:spacing w:before="30" w:after="30"/>
             </w:pPr>
             <w:r>
-              <w:t xml:space="preserve">사망 · 80% 이상 장해</w:t>
+              <w:t xml:space="preserve">유지자(사망X, 80% 이상 장해X)</w:t>
             </w:r>
           </w:p>
         </w:tc>
@@ -2808,7 +2746,7 @@
               <w:spacing w:before="30" w:after="30"/>
             </w:pPr>
             <w:r>
-              <w:t xml:space="preserve">사망 · 암</w:t>
+              <w:t xml:space="preserve">유지자(사망X, 암X)</w:t>
             </w:r>
           </w:p>
         </w:tc>
@@ -3153,7 +3091,19 @@
               <w:spacing w:before="30" w:after="30"/>
             </w:pPr>
             <w:r>
-              <w:t xml:space="preserve">t시점 납입자수 — l 에서 납입만 면제되는 사유까지 뺀 사람 수</w:t>
+              <w:t xml:space="preserve">t시점 납입자수 (기준 인원 </w:t>
+            </w:r>
+            <w:r>
+              <w:t xml:space="preserve">l′</w:t>
+            </w:r>
+            <w:r>
+              <w:rPr>
+                <w:vertAlign w:val="subscript"/>
+              </w:rPr>
+              <w:t xml:space="preserve">x</w:t>
+            </w:r>
+            <w:r>
+              <w:t xml:space="preserve"> = 100,000) — 보험료(N*)에 쓰고 계약 전체에 하나다. 계약을 끝내는 탈퇴 사유와 납입면제 사유가 생기지 않은 사람 수</w:t>
             </w:r>
           </w:p>
         </w:tc>
@@ -3168,20 +3118,20 @@
               <w:spacing w:before="30" w:after="30"/>
             </w:pPr>
             <w:r>
-              <w:t xml:space="preserve">집단 1 — 사망 · 80% 이상 장해</w:t>
-            </w:r>
-          </w:p>
-        </w:tc>
-        <w:tc>
-          <w:tcPr>
-            <w:tcW w:w="0" w:type="auto"/>
-          </w:tcPr>
-          <w:p>
-            <w:pPr>
-              <w:spacing w:before="30" w:after="30"/>
-            </w:pPr>
-            <w:r>
-              <w:t xml:space="preserve">l : 사망 · 80% 이상 장해 가 생기지 않은 사람 수 · l′ : 거기에 암 까지 — 사망·80% 이상 장해 담보가 쓴다</w:t>
+              <w:t xml:space="preserve">유지자(사망X, 80% 이상 장해X)</w:t>
+            </w:r>
+          </w:p>
+        </w:tc>
+        <w:tc>
+          <w:tcPr>
+            <w:tcW w:w="0" w:type="auto"/>
+          </w:tcPr>
+          <w:p>
+            <w:pPr>
+              <w:spacing w:before="30" w:after="30"/>
+            </w:pPr>
+            <w:r>
+              <w:t xml:space="preserve">l — 사망·80% 이상 장해 담보의 보험금 현가와 D·N 에 쓴다</w:t>
             </w:r>
           </w:p>
         </w:tc>
@@ -3196,20 +3146,48 @@
               <w:spacing w:before="30" w:after="30"/>
             </w:pPr>
             <w:r>
-              <w:t xml:space="preserve">집단 2 — 사망 · 암</w:t>
-            </w:r>
-          </w:p>
-        </w:tc>
-        <w:tc>
-          <w:tcPr>
-            <w:tcW w:w="0" w:type="auto"/>
-          </w:tcPr>
-          <w:p>
-            <w:pPr>
-              <w:spacing w:before="30" w:after="30"/>
-            </w:pPr>
-            <w:r>
-              <w:t xml:space="preserve">l : 사망 · 암 가 생기지 않은 사람 수 · l′ : 거기에 80% 이상 장해 까지 — 암 진단 담보가 쓴다</w:t>
+              <w:t xml:space="preserve">유지자(사망X, 암X)</w:t>
+            </w:r>
+          </w:p>
+        </w:tc>
+        <w:tc>
+          <w:tcPr>
+            <w:tcW w:w="0" w:type="auto"/>
+          </w:tcPr>
+          <w:p>
+            <w:pPr>
+              <w:spacing w:before="30" w:after="30"/>
+            </w:pPr>
+            <w:r>
+              <w:t xml:space="preserve">l — 암 진단 담보의 보험금 현가와 D·N 에 쓴다</w:t>
+            </w:r>
+          </w:p>
+        </w:tc>
+      </w:tr>
+      <w:tr>
+        <w:tc>
+          <w:tcPr>
+            <w:tcW w:w="0" w:type="auto"/>
+          </w:tcPr>
+          <w:p>
+            <w:pPr>
+              <w:spacing w:before="30" w:after="30"/>
+            </w:pPr>
+            <w:r>
+              <w:t xml:space="preserve">납입자(사망X, 80% 이상 장해X, 암X)</w:t>
+            </w:r>
+          </w:p>
+        </w:tc>
+        <w:tc>
+          <w:tcPr>
+            <w:tcW w:w="0" w:type="auto"/>
+          </w:tcPr>
+          <w:p>
+            <w:pPr>
+              <w:spacing w:before="30" w:after="30"/>
+            </w:pPr>
+            <w:r>
+              <w:t xml:space="preserve">l′ — 보험료(N*)에 쓴다 (사망·80% 이상 장해 · 암 진단)</w:t>
             </w:r>
           </w:p>
         </w:tc>
@@ -3379,7 +3357,7 @@
               <w:spacing w:before="30" w:after="30"/>
             </w:pPr>
             <w:r>
-              <w:t xml:space="preserve">납입만 면제되는 사유의 발생률 — 집단마다 그 집단의 탈퇴 사유를 뺀 것 (가.(4))</w:t>
+              <w:t xml:space="preserve">납입을 멈추게 하는 질병(납입면제 사유 등)의 발생률 — 납입자수 식 (라.)</w:t>
             </w:r>
           </w:p>
         </w:tc>
@@ -3399,7 +3377,7 @@
         <w:pStyle w:val="FormulaLabel"/>
       </w:pPr>
       <w:r>
-        <w:t xml:space="preserve">[식] 유지자수 — 사망 · 80% 이상 장해</w:t>
+        <w:t xml:space="preserve">[식] 유지자수 — 유지자(사망X, 80% 이상 장해X)</w:t>
       </w:r>
     </w:p>
     <w:p>
@@ -4006,7 +3984,7 @@
         <w:pStyle w:val="Note"/>
       </w:pPr>
       <w:r>
-        <w:t xml:space="preserve">※ 사망·80% 이상 장해 담보가 이 집단을 쓴다. 사망·80% 이상 장해 이(가) 생기면 그 담보는 소멸(탈퇴)한다. 보험금의 현가(바.)는 이 l 을 곱한다.</w:t>
+        <w:t xml:space="preserve">※ 사망·80% 이상 장해 담보가 이 유지자수를 쓴다. 사망·80% 이상 장해 이(가) 생기면 그 담보는 소멸(탈퇴)한다. 보험금의 현가와 유지자수의 현가 D·N(납입 후 유지비 · 책임준비금)은 이 l 을 쓴다.</w:t>
       </w:r>
     </w:p>
     <w:p>
@@ -4014,811 +3992,7 @@
         <w:pStyle w:val="FormulaLabel"/>
       </w:pPr>
       <w:r>
-        <w:t xml:space="preserve">[식] 납입자수 — 사망 · 80% 이상 장해</w:t>
-      </w:r>
-    </w:p>
-    <w:p>
-      <w:pPr>
-        <w:pStyle w:val="FormulaText"/>
-      </w:pPr>
-      <w:r>
-        <w:t xml:space="preserve">f</w:t>
-      </w:r>
-      <w:r>
-        <w:rPr>
-          <w:vertAlign w:val="subscript"/>
-        </w:rPr>
-        <w:t xml:space="preserve">x</w:t>
-      </w:r>
-      <w:r>
-        <w:t xml:space="preserve"> : 암발생률 — 납입만 면제되는 사유</w:t>
-      </w:r>
-    </w:p>
-    <w:p>
-      <w:pPr>
-        <w:pStyle w:val="FormulaText"/>
-      </w:pPr>
-      <w:r>
-        <w:t xml:space="preserve">기준 인원</w:t>
-      </w:r>
-    </w:p>
-    <w:p>
-      <w:pPr>
-        <w:pStyle w:val="Formula"/>
-      </w:pPr>
-      <m:oMathPara>
-        <m:oMathParaPr>
-          <m:jc m:val="left"/>
-        </m:oMathParaPr>
-        <m:oMath>
-          <m:sSub>
-            <m:e>
-              <m:r>
-                <w:rPr>
-                  <w:rFonts w:ascii="Cambria Math" w:hAnsi="Cambria Math"/>
-                  <w:sz w:val="24"/>
-                  <w:szCs w:val="24"/>
-                </w:rPr>
-                <m:t xml:space="preserve">l′</m:t>
-              </m:r>
-            </m:e>
-            <m:sub>
-              <m:r>
-                <w:rPr>
-                  <w:rFonts w:ascii="Cambria Math" w:hAnsi="Cambria Math"/>
-                  <w:sz w:val="24"/>
-                  <w:szCs w:val="24"/>
-                </w:rPr>
-                <m:t xml:space="preserve">x</m:t>
-              </m:r>
-            </m:sub>
-          </m:sSub>
-          <m:r>
-            <w:rPr>
-              <w:rFonts w:ascii="Cambria Math" w:hAnsi="Cambria Math"/>
-              <w:sz w:val="24"/>
-              <w:szCs w:val="24"/>
-            </w:rPr>
-            <m:t xml:space="preserve"> = </m:t>
-          </m:r>
-          <m:r>
-            <w:rPr>
-              <w:rFonts w:ascii="Cambria Math" w:hAnsi="Cambria Math"/>
-              <w:sz w:val="24"/>
-              <w:szCs w:val="24"/>
-            </w:rPr>
-            <m:t xml:space="preserve">100</m:t>
-          </m:r>
-          <m:r>
-            <w:rPr>
-              <w:rFonts w:ascii="Cambria Math" w:hAnsi="Cambria Math"/>
-              <w:sz w:val="24"/>
-              <w:szCs w:val="24"/>
-            </w:rPr>
-            <m:t xml:space="preserve">,</m:t>
-          </m:r>
-          <m:r>
-            <w:rPr>
-              <w:rFonts w:ascii="Cambria Math" w:hAnsi="Cambria Math"/>
-              <w:sz w:val="24"/>
-              <w:szCs w:val="24"/>
-            </w:rPr>
-            <m:t xml:space="preserve">000</m:t>
-          </m:r>
-        </m:oMath>
-      </m:oMathPara>
-    </w:p>
-    <w:p>
-      <w:pPr>
-        <w:pStyle w:val="FormulaText"/>
-      </w:pPr>
-      <w:r>
-        <w:t xml:space="preserve">질병 발생률 — 탈퇴 사유의 질병과 납입면제 사유를 함께, 따로 생긴다고 보고 곱으로 결합한다</w:t>
-      </w:r>
-    </w:p>
-    <w:p>
-      <w:pPr>
-        <w:pStyle w:val="Formula"/>
-      </w:pPr>
-      <m:oMathPara>
-        <m:oMathParaPr>
-          <m:jc m:val="left"/>
-        </m:oMathParaPr>
-        <m:oMath>
-          <m:sSub>
-            <m:e>
-              <m:r>
-                <w:rPr>
-                  <w:rFonts w:ascii="Cambria Math" w:hAnsi="Cambria Math"/>
-                  <w:sz w:val="24"/>
-                  <w:szCs w:val="24"/>
-                </w:rPr>
-                <m:t xml:space="preserve">F</m:t>
-              </m:r>
-            </m:e>
-            <m:sub>
-              <m:r>
-                <w:rPr>
-                  <w:rFonts w:ascii="Cambria Math" w:hAnsi="Cambria Math"/>
-                  <w:sz w:val="24"/>
-                  <w:szCs w:val="24"/>
-                </w:rPr>
-                <m:t xml:space="preserve">x</m:t>
-              </m:r>
-              <m:r>
-                <w:rPr>
-                  <w:rFonts w:ascii="Cambria Math" w:hAnsi="Cambria Math"/>
-                  <w:sz w:val="24"/>
-                  <w:szCs w:val="24"/>
-                </w:rPr>
-                <m:t xml:space="preserve">+</m:t>
-              </m:r>
-              <m:r>
-                <w:rPr>
-                  <w:rFonts w:ascii="Cambria Math" w:hAnsi="Cambria Math"/>
-                  <w:sz w:val="24"/>
-                  <w:szCs w:val="24"/>
-                </w:rPr>
-                <m:t xml:space="preserve">t</m:t>
-              </m:r>
-            </m:sub>
-          </m:sSub>
-          <m:r>
-            <w:rPr>
-              <w:rFonts w:ascii="Cambria Math" w:hAnsi="Cambria Math"/>
-              <w:sz w:val="24"/>
-              <w:szCs w:val="24"/>
-            </w:rPr>
-            <m:t xml:space="preserve"> = </m:t>
-          </m:r>
-          <m:r>
-            <w:rPr>
-              <w:rFonts w:ascii="Cambria Math" w:hAnsi="Cambria Math"/>
-              <w:sz w:val="24"/>
-              <w:szCs w:val="24"/>
-            </w:rPr>
-            <m:t xml:space="preserve">1</m:t>
-          </m:r>
-          <m:r>
-            <w:rPr>
-              <w:rFonts w:ascii="Cambria Math" w:hAnsi="Cambria Math"/>
-              <w:sz w:val="24"/>
-              <w:szCs w:val="24"/>
-            </w:rPr>
-            <m:t xml:space="preserve"> − ( </m:t>
-          </m:r>
-          <m:r>
-            <w:rPr>
-              <w:rFonts w:ascii="Cambria Math" w:hAnsi="Cambria Math"/>
-              <w:sz w:val="24"/>
-              <w:szCs w:val="24"/>
-            </w:rPr>
-            <m:t xml:space="preserve">1</m:t>
-          </m:r>
-          <m:r>
-            <w:rPr>
-              <w:rFonts w:ascii="Cambria Math" w:hAnsi="Cambria Math"/>
-              <w:sz w:val="24"/>
-              <w:szCs w:val="24"/>
-            </w:rPr>
-            <m:t xml:space="preserve"> − </m:t>
-          </m:r>
-          <m:sSub>
-            <m:e>
-              <m:r>
-                <w:rPr>
-                  <w:rFonts w:ascii="Cambria Math" w:hAnsi="Cambria Math"/>
-                  <w:sz w:val="24"/>
-                  <w:szCs w:val="24"/>
-                </w:rPr>
-                <m:t xml:space="preserve">r</m:t>
-              </m:r>
-            </m:e>
-            <m:sub>
-              <m:r>
-                <w:rPr>
-                  <w:rFonts w:ascii="Cambria Math" w:hAnsi="Cambria Math"/>
-                  <w:sz w:val="24"/>
-                  <w:szCs w:val="24"/>
-                </w:rPr>
-                <m:t xml:space="preserve">x</m:t>
-              </m:r>
-              <m:r>
-                <w:rPr>
-                  <w:rFonts w:ascii="Cambria Math" w:hAnsi="Cambria Math"/>
-                  <w:sz w:val="24"/>
-                  <w:szCs w:val="24"/>
-                </w:rPr>
-                <m:t xml:space="preserve">+</m:t>
-              </m:r>
-              <m:r>
-                <w:rPr>
-                  <w:rFonts w:ascii="Cambria Math" w:hAnsi="Cambria Math"/>
-                  <w:sz w:val="24"/>
-                  <w:szCs w:val="24"/>
-                </w:rPr>
-                <m:t xml:space="preserve">t</m:t>
-              </m:r>
-            </m:sub>
-          </m:sSub>
-          <m:r>
-            <w:rPr>
-              <w:rFonts w:ascii="Cambria Math" w:hAnsi="Cambria Math"/>
-              <w:sz w:val="24"/>
-              <w:szCs w:val="24"/>
-            </w:rPr>
-            <m:t xml:space="preserve"> )·( </m:t>
-          </m:r>
-          <m:r>
-            <w:rPr>
-              <w:rFonts w:ascii="Cambria Math" w:hAnsi="Cambria Math"/>
-              <w:sz w:val="24"/>
-              <w:szCs w:val="24"/>
-            </w:rPr>
-            <m:t xml:space="preserve">1</m:t>
-          </m:r>
-          <m:r>
-            <w:rPr>
-              <w:rFonts w:ascii="Cambria Math" w:hAnsi="Cambria Math"/>
-              <w:sz w:val="24"/>
-              <w:szCs w:val="24"/>
-            </w:rPr>
-            <m:t xml:space="preserve"> − </m:t>
-          </m:r>
-          <m:sSub>
-            <m:e>
-              <m:r>
-                <w:rPr>
-                  <w:rFonts w:ascii="Cambria Math" w:hAnsi="Cambria Math"/>
-                  <w:sz w:val="24"/>
-                  <w:szCs w:val="24"/>
-                </w:rPr>
-                <m:t xml:space="preserve">f</m:t>
-              </m:r>
-            </m:e>
-            <m:sub>
-              <m:r>
-                <w:rPr>
-                  <w:rFonts w:ascii="Cambria Math" w:hAnsi="Cambria Math"/>
-                  <w:sz w:val="24"/>
-                  <w:szCs w:val="24"/>
-                </w:rPr>
-                <m:t xml:space="preserve">x</m:t>
-              </m:r>
-              <m:r>
-                <w:rPr>
-                  <w:rFonts w:ascii="Cambria Math" w:hAnsi="Cambria Math"/>
-                  <w:sz w:val="24"/>
-                  <w:szCs w:val="24"/>
-                </w:rPr>
-                <m:t xml:space="preserve">+</m:t>
-              </m:r>
-              <m:r>
-                <w:rPr>
-                  <w:rFonts w:ascii="Cambria Math" w:hAnsi="Cambria Math"/>
-                  <w:sz w:val="24"/>
-                  <w:szCs w:val="24"/>
-                </w:rPr>
-                <m:t xml:space="preserve">t</m:t>
-              </m:r>
-            </m:sub>
-          </m:sSub>
-          <m:r>
-            <w:rPr>
-              <w:rFonts w:ascii="Cambria Math" w:hAnsi="Cambria Math"/>
-              <w:sz w:val="24"/>
-              <w:szCs w:val="24"/>
-            </w:rPr>
-            <m:t xml:space="preserve"> )</m:t>
-          </m:r>
-        </m:oMath>
-      </m:oMathPara>
-    </w:p>
-    <w:p>
-      <w:pPr>
-        <w:pStyle w:val="FormulaText"/>
-      </w:pPr>
-      <w:r>
-        <w:t xml:space="preserve">납입 탈퇴율 — 사망과는 겹치는 부분을 절반으로 보고, 1 을 넘지 않는다</w:t>
-      </w:r>
-    </w:p>
-    <w:p>
-      <w:pPr>
-        <w:pStyle w:val="Formula"/>
-      </w:pPr>
-      <m:oMathPara>
-        <m:oMathParaPr>
-          <m:jc m:val="left"/>
-        </m:oMathParaPr>
-        <m:oMath>
-          <m:sSub>
-            <m:e>
-              <m:r>
-                <w:rPr>
-                  <w:rFonts w:ascii="Cambria Math" w:hAnsi="Cambria Math"/>
-                  <w:sz w:val="24"/>
-                  <w:szCs w:val="24"/>
-                </w:rPr>
-                <m:t xml:space="preserve">Q′</m:t>
-              </m:r>
-            </m:e>
-            <m:sub>
-              <m:r>
-                <w:rPr>
-                  <w:rFonts w:ascii="Cambria Math" w:hAnsi="Cambria Math"/>
-                  <w:sz w:val="24"/>
-                  <w:szCs w:val="24"/>
-                </w:rPr>
-                <m:t xml:space="preserve">x</m:t>
-              </m:r>
-              <m:r>
-                <w:rPr>
-                  <w:rFonts w:ascii="Cambria Math" w:hAnsi="Cambria Math"/>
-                  <w:sz w:val="24"/>
-                  <w:szCs w:val="24"/>
-                </w:rPr>
-                <m:t xml:space="preserve">+</m:t>
-              </m:r>
-              <m:r>
-                <w:rPr>
-                  <w:rFonts w:ascii="Cambria Math" w:hAnsi="Cambria Math"/>
-                  <w:sz w:val="24"/>
-                  <w:szCs w:val="24"/>
-                </w:rPr>
-                <m:t xml:space="preserve">t</m:t>
-              </m:r>
-            </m:sub>
-          </m:sSub>
-          <m:r>
-            <w:rPr>
-              <w:rFonts w:ascii="Cambria Math" w:hAnsi="Cambria Math"/>
-              <w:sz w:val="24"/>
-              <w:szCs w:val="24"/>
-            </w:rPr>
-            <m:t xml:space="preserve"> = </m:t>
-          </m:r>
-          <m:r>
-            <m:rPr>
-              <m:sty m:val="p"/>
-            </m:rPr>
-            <w:rPr>
-              <w:rFonts w:ascii="Cambria Math" w:hAnsi="Cambria Math"/>
-              <w:sz w:val="24"/>
-              <w:szCs w:val="24"/>
-            </w:rPr>
-            <m:t xml:space="preserve">min</m:t>
-          </m:r>
-          <m:r>
-            <w:rPr>
-              <w:rFonts w:ascii="Cambria Math" w:hAnsi="Cambria Math"/>
-              <w:sz w:val="24"/>
-              <w:szCs w:val="24"/>
-            </w:rPr>
-            <m:t xml:space="preserve">( </m:t>
-          </m:r>
-          <m:r>
-            <w:rPr>
-              <w:rFonts w:ascii="Cambria Math" w:hAnsi="Cambria Math"/>
-              <w:sz w:val="24"/>
-              <w:szCs w:val="24"/>
-            </w:rPr>
-            <m:t xml:space="preserve">1</m:t>
-          </m:r>
-          <m:r>
-            <w:rPr>
-              <w:rFonts w:ascii="Cambria Math" w:hAnsi="Cambria Math"/>
-              <w:sz w:val="24"/>
-              <w:szCs w:val="24"/>
-            </w:rPr>
-            <m:t xml:space="preserve">, </m:t>
-          </m:r>
-          <m:sSub>
-            <m:e>
-              <m:r>
-                <w:rPr>
-                  <w:rFonts w:ascii="Cambria Math" w:hAnsi="Cambria Math"/>
-                  <w:sz w:val="24"/>
-                  <w:szCs w:val="24"/>
-                </w:rPr>
-                <m:t xml:space="preserve">q</m:t>
-              </m:r>
-            </m:e>
-            <m:sub>
-              <m:r>
-                <w:rPr>
-                  <w:rFonts w:ascii="Cambria Math" w:hAnsi="Cambria Math"/>
-                  <w:sz w:val="24"/>
-                  <w:szCs w:val="24"/>
-                </w:rPr>
-                <m:t xml:space="preserve">x</m:t>
-              </m:r>
-              <m:r>
-                <w:rPr>
-                  <w:rFonts w:ascii="Cambria Math" w:hAnsi="Cambria Math"/>
-                  <w:sz w:val="24"/>
-                  <w:szCs w:val="24"/>
-                </w:rPr>
-                <m:t xml:space="preserve">+</m:t>
-              </m:r>
-              <m:r>
-                <w:rPr>
-                  <w:rFonts w:ascii="Cambria Math" w:hAnsi="Cambria Math"/>
-                  <w:sz w:val="24"/>
-                  <w:szCs w:val="24"/>
-                </w:rPr>
-                <m:t xml:space="preserve">t</m:t>
-              </m:r>
-            </m:sub>
-          </m:sSub>
-          <m:r>
-            <w:rPr>
-              <w:rFonts w:ascii="Cambria Math" w:hAnsi="Cambria Math"/>
-              <w:sz w:val="24"/>
-              <w:szCs w:val="24"/>
-            </w:rPr>
-            <m:t xml:space="preserve"> + </m:t>
-          </m:r>
-          <m:sSub>
-            <m:e>
-              <m:r>
-                <w:rPr>
-                  <w:rFonts w:ascii="Cambria Math" w:hAnsi="Cambria Math"/>
-                  <w:sz w:val="24"/>
-                  <w:szCs w:val="24"/>
-                </w:rPr>
-                <m:t xml:space="preserve">F</m:t>
-              </m:r>
-            </m:e>
-            <m:sub>
-              <m:r>
-                <w:rPr>
-                  <w:rFonts w:ascii="Cambria Math" w:hAnsi="Cambria Math"/>
-                  <w:sz w:val="24"/>
-                  <w:szCs w:val="24"/>
-                </w:rPr>
-                <m:t xml:space="preserve">x</m:t>
-              </m:r>
-              <m:r>
-                <w:rPr>
-                  <w:rFonts w:ascii="Cambria Math" w:hAnsi="Cambria Math"/>
-                  <w:sz w:val="24"/>
-                  <w:szCs w:val="24"/>
-                </w:rPr>
-                <m:t xml:space="preserve">+</m:t>
-              </m:r>
-              <m:r>
-                <w:rPr>
-                  <w:rFonts w:ascii="Cambria Math" w:hAnsi="Cambria Math"/>
-                  <w:sz w:val="24"/>
-                  <w:szCs w:val="24"/>
-                </w:rPr>
-                <m:t xml:space="preserve">t</m:t>
-              </m:r>
-            </m:sub>
-          </m:sSub>
-          <m:r>
-            <w:rPr>
-              <w:rFonts w:ascii="Cambria Math" w:hAnsi="Cambria Math"/>
-              <w:sz w:val="24"/>
-              <w:szCs w:val="24"/>
-            </w:rPr>
-            <m:t xml:space="preserve"> − </m:t>
-          </m:r>
-          <m:sSub>
-            <m:e>
-              <m:r>
-                <w:rPr>
-                  <w:rFonts w:ascii="Cambria Math" w:hAnsi="Cambria Math"/>
-                  <w:sz w:val="24"/>
-                  <w:szCs w:val="24"/>
-                </w:rPr>
-                <m:t xml:space="preserve">q</m:t>
-              </m:r>
-            </m:e>
-            <m:sub>
-              <m:r>
-                <w:rPr>
-                  <w:rFonts w:ascii="Cambria Math" w:hAnsi="Cambria Math"/>
-                  <w:sz w:val="24"/>
-                  <w:szCs w:val="24"/>
-                </w:rPr>
-                <m:t xml:space="preserve">x</m:t>
-              </m:r>
-              <m:r>
-                <w:rPr>
-                  <w:rFonts w:ascii="Cambria Math" w:hAnsi="Cambria Math"/>
-                  <w:sz w:val="24"/>
-                  <w:szCs w:val="24"/>
-                </w:rPr>
-                <m:t xml:space="preserve">+</m:t>
-              </m:r>
-              <m:r>
-                <w:rPr>
-                  <w:rFonts w:ascii="Cambria Math" w:hAnsi="Cambria Math"/>
-                  <w:sz w:val="24"/>
-                  <w:szCs w:val="24"/>
-                </w:rPr>
-                <m:t xml:space="preserve">t</m:t>
-              </m:r>
-            </m:sub>
-          </m:sSub>
-          <m:r>
-            <w:rPr>
-              <w:rFonts w:ascii="Cambria Math" w:hAnsi="Cambria Math"/>
-              <w:sz w:val="24"/>
-              <w:szCs w:val="24"/>
-            </w:rPr>
-            <m:t xml:space="preserve">·</m:t>
-          </m:r>
-          <m:sSub>
-            <m:e>
-              <m:r>
-                <w:rPr>
-                  <w:rFonts w:ascii="Cambria Math" w:hAnsi="Cambria Math"/>
-                  <w:sz w:val="24"/>
-                  <w:szCs w:val="24"/>
-                </w:rPr>
-                <m:t xml:space="preserve">F</m:t>
-              </m:r>
-            </m:e>
-            <m:sub>
-              <m:r>
-                <w:rPr>
-                  <w:rFonts w:ascii="Cambria Math" w:hAnsi="Cambria Math"/>
-                  <w:sz w:val="24"/>
-                  <w:szCs w:val="24"/>
-                </w:rPr>
-                <m:t xml:space="preserve">x</m:t>
-              </m:r>
-              <m:r>
-                <w:rPr>
-                  <w:rFonts w:ascii="Cambria Math" w:hAnsi="Cambria Math"/>
-                  <w:sz w:val="24"/>
-                  <w:szCs w:val="24"/>
-                </w:rPr>
-                <m:t xml:space="preserve">+</m:t>
-              </m:r>
-              <m:r>
-                <w:rPr>
-                  <w:rFonts w:ascii="Cambria Math" w:hAnsi="Cambria Math"/>
-                  <w:sz w:val="24"/>
-                  <w:szCs w:val="24"/>
-                </w:rPr>
-                <m:t xml:space="preserve">t</m:t>
-              </m:r>
-            </m:sub>
-          </m:sSub>
-          <m:r>
-            <w:rPr>
-              <w:rFonts w:ascii="Cambria Math" w:hAnsi="Cambria Math"/>
-              <w:sz w:val="24"/>
-              <w:szCs w:val="24"/>
-            </w:rPr>
-            <m:t xml:space="preserve">/</m:t>
-          </m:r>
-          <m:r>
-            <w:rPr>
-              <w:rFonts w:ascii="Cambria Math" w:hAnsi="Cambria Math"/>
-              <w:sz w:val="24"/>
-              <w:szCs w:val="24"/>
-            </w:rPr>
-            <m:t xml:space="preserve">2</m:t>
-          </m:r>
-          <m:r>
-            <w:rPr>
-              <w:rFonts w:ascii="Cambria Math" w:hAnsi="Cambria Math"/>
-              <w:sz w:val="24"/>
-              <w:szCs w:val="24"/>
-            </w:rPr>
-            <m:t xml:space="preserve"> )</m:t>
-          </m:r>
-        </m:oMath>
-      </m:oMathPara>
-    </w:p>
-    <w:p>
-      <w:pPr>
-        <w:pStyle w:val="FormulaText"/>
-      </w:pPr>
-      <w:r>
-        <w:t xml:space="preserve">납입자수 — 탈퇴 사유에 더해 납입면제 사유가 생긴 사람도 뺀다</w:t>
-      </w:r>
-    </w:p>
-    <w:p>
-      <w:pPr>
-        <w:pStyle w:val="Formula"/>
-      </w:pPr>
-      <m:oMathPara>
-        <m:oMathParaPr>
-          <m:jc m:val="left"/>
-        </m:oMathParaPr>
-        <m:oMath>
-          <m:sSub>
-            <m:e>
-              <m:r>
-                <w:rPr>
-                  <w:rFonts w:ascii="Cambria Math" w:hAnsi="Cambria Math"/>
-                  <w:sz w:val="24"/>
-                  <w:szCs w:val="24"/>
-                </w:rPr>
-                <m:t xml:space="preserve">l′</m:t>
-              </m:r>
-            </m:e>
-            <m:sub>
-              <m:r>
-                <w:rPr>
-                  <w:rFonts w:ascii="Cambria Math" w:hAnsi="Cambria Math"/>
-                  <w:sz w:val="24"/>
-                  <w:szCs w:val="24"/>
-                </w:rPr>
-                <m:t xml:space="preserve">x</m:t>
-              </m:r>
-              <m:r>
-                <w:rPr>
-                  <w:rFonts w:ascii="Cambria Math" w:hAnsi="Cambria Math"/>
-                  <w:sz w:val="24"/>
-                  <w:szCs w:val="24"/>
-                </w:rPr>
-                <m:t xml:space="preserve">+</m:t>
-              </m:r>
-              <m:r>
-                <w:rPr>
-                  <w:rFonts w:ascii="Cambria Math" w:hAnsi="Cambria Math"/>
-                  <w:sz w:val="24"/>
-                  <w:szCs w:val="24"/>
-                </w:rPr>
-                <m:t xml:space="preserve">t</m:t>
-              </m:r>
-              <m:r>
-                <w:rPr>
-                  <w:rFonts w:ascii="Cambria Math" w:hAnsi="Cambria Math"/>
-                  <w:sz w:val="24"/>
-                  <w:szCs w:val="24"/>
-                </w:rPr>
-                <m:t xml:space="preserve">+</m:t>
-              </m:r>
-              <m:r>
-                <w:rPr>
-                  <w:rFonts w:ascii="Cambria Math" w:hAnsi="Cambria Math"/>
-                  <w:sz w:val="24"/>
-                  <w:szCs w:val="24"/>
-                </w:rPr>
-                <m:t xml:space="preserve">1</m:t>
-              </m:r>
-            </m:sub>
-          </m:sSub>
-          <m:r>
-            <w:rPr>
-              <w:rFonts w:ascii="Cambria Math" w:hAnsi="Cambria Math"/>
-              <w:sz w:val="24"/>
-              <w:szCs w:val="24"/>
-            </w:rPr>
-            <m:t xml:space="preserve"> = </m:t>
-          </m:r>
-          <m:sSub>
-            <m:e>
-              <m:r>
-                <w:rPr>
-                  <w:rFonts w:ascii="Cambria Math" w:hAnsi="Cambria Math"/>
-                  <w:sz w:val="24"/>
-                  <w:szCs w:val="24"/>
-                </w:rPr>
-                <m:t xml:space="preserve">l′</m:t>
-              </m:r>
-            </m:e>
-            <m:sub>
-              <m:r>
-                <w:rPr>
-                  <w:rFonts w:ascii="Cambria Math" w:hAnsi="Cambria Math"/>
-                  <w:sz w:val="24"/>
-                  <w:szCs w:val="24"/>
-                </w:rPr>
-                <m:t xml:space="preserve">x</m:t>
-              </m:r>
-              <m:r>
-                <w:rPr>
-                  <w:rFonts w:ascii="Cambria Math" w:hAnsi="Cambria Math"/>
-                  <w:sz w:val="24"/>
-                  <w:szCs w:val="24"/>
-                </w:rPr>
-                <m:t xml:space="preserve">+</m:t>
-              </m:r>
-              <m:r>
-                <w:rPr>
-                  <w:rFonts w:ascii="Cambria Math" w:hAnsi="Cambria Math"/>
-                  <w:sz w:val="24"/>
-                  <w:szCs w:val="24"/>
-                </w:rPr>
-                <m:t xml:space="preserve">t</m:t>
-              </m:r>
-            </m:sub>
-          </m:sSub>
-          <m:r>
-            <w:rPr>
-              <w:rFonts w:ascii="Cambria Math" w:hAnsi="Cambria Math"/>
-              <w:sz w:val="24"/>
-              <w:szCs w:val="24"/>
-            </w:rPr>
-            <m:t xml:space="preserve"> × ( </m:t>
-          </m:r>
-          <m:r>
-            <w:rPr>
-              <w:rFonts w:ascii="Cambria Math" w:hAnsi="Cambria Math"/>
-              <w:sz w:val="24"/>
-              <w:szCs w:val="24"/>
-            </w:rPr>
-            <m:t xml:space="preserve">1</m:t>
-          </m:r>
-          <m:r>
-            <w:rPr>
-              <w:rFonts w:ascii="Cambria Math" w:hAnsi="Cambria Math"/>
-              <w:sz w:val="24"/>
-              <w:szCs w:val="24"/>
-            </w:rPr>
-            <m:t xml:space="preserve"> − </m:t>
-          </m:r>
-          <m:sSub>
-            <m:e>
-              <m:r>
-                <w:rPr>
-                  <w:rFonts w:ascii="Cambria Math" w:hAnsi="Cambria Math"/>
-                  <w:sz w:val="24"/>
-                  <w:szCs w:val="24"/>
-                </w:rPr>
-                <m:t xml:space="preserve">Q′</m:t>
-              </m:r>
-            </m:e>
-            <m:sub>
-              <m:r>
-                <w:rPr>
-                  <w:rFonts w:ascii="Cambria Math" w:hAnsi="Cambria Math"/>
-                  <w:sz w:val="24"/>
-                  <w:szCs w:val="24"/>
-                </w:rPr>
-                <m:t xml:space="preserve">x</m:t>
-              </m:r>
-              <m:r>
-                <w:rPr>
-                  <w:rFonts w:ascii="Cambria Math" w:hAnsi="Cambria Math"/>
-                  <w:sz w:val="24"/>
-                  <w:szCs w:val="24"/>
-                </w:rPr>
-                <m:t xml:space="preserve">+</m:t>
-              </m:r>
-              <m:r>
-                <w:rPr>
-                  <w:rFonts w:ascii="Cambria Math" w:hAnsi="Cambria Math"/>
-                  <w:sz w:val="24"/>
-                  <w:szCs w:val="24"/>
-                </w:rPr>
-                <m:t xml:space="preserve">t</m:t>
-              </m:r>
-            </m:sub>
-          </m:sSub>
-          <m:r>
-            <w:rPr>
-              <w:rFonts w:ascii="Cambria Math" w:hAnsi="Cambria Math"/>
-              <w:sz w:val="24"/>
-              <w:szCs w:val="24"/>
-            </w:rPr>
-            <m:t xml:space="preserve"> )</m:t>
-          </m:r>
-        </m:oMath>
-      </m:oMathPara>
-    </w:p>
-    <w:p>
-      <w:pPr>
-        <w:pStyle w:val="Note"/>
-      </w:pPr>
-      <w:r>
-        <w:t xml:space="preserve">※ 납입자수는 탈퇴 사유에 더해 f 사유가 생길 때도 줄어든다 — 별도의 납입면제율을 곱하지 않는다. 납입면제 사유 중 80% 이상 장해 은(는) 이 집단의 탈퇴 사유라 한 번만 센다. 질병끼리는 곱으로, 사망과는 겹치는 부분을 절반으로 결합한다.</w:t>
-      </w:r>
-    </w:p>
-    <w:p>
-      <w:pPr>
-        <w:pStyle w:val="FormulaLabel"/>
-      </w:pPr>
-      <w:r>
-        <w:t xml:space="preserve">[식] 유지자수 — 사망 · 암</w:t>
+        <w:t xml:space="preserve">[식] 유지자수 — 유지자(사망X, 암X)</w:t>
       </w:r>
     </w:p>
     <w:p>
@@ -5425,7 +4599,7 @@
         <w:pStyle w:val="Note"/>
       </w:pPr>
       <w:r>
-        <w:t xml:space="preserve">※ 암 진단 담보가 이 집단을 쓴다. 사망·암 이(가) 생기면 그 담보는 소멸(탈퇴)한다. 보험금의 현가(바.)는 이 l 을 곱한다.</w:t>
+        <w:t xml:space="preserve">※ 암 진단 담보가 이 유지자수를 쓴다. 사망·암 이(가) 생기면 그 담보는 소멸(탈퇴)한다. 보험금의 현가와 유지자수의 현가 D·N(납입 후 유지비 · 책임준비금)은 이 l 을 쓴다.</w:t>
       </w:r>
     </w:p>
     <w:p>
@@ -5433,7 +4607,24 @@
         <w:pStyle w:val="FormulaLabel"/>
       </w:pPr>
       <w:r>
-        <w:t xml:space="preserve">[식] 납입자수 — 사망 · 암</w:t>
+        <w:t xml:space="preserve">[식] 납입자수 — 납입자(사망X, 80% 이상 장해X, 암X)</w:t>
+      </w:r>
+    </w:p>
+    <w:p>
+      <w:pPr>
+        <w:pStyle w:val="FormulaText"/>
+      </w:pPr>
+      <w:r>
+        <w:t xml:space="preserve">q</w:t>
+      </w:r>
+      <w:r>
+        <w:rPr>
+          <w:vertAlign w:val="subscript"/>
+        </w:rPr>
+        <w:t xml:space="preserve">x</w:t>
+      </w:r>
+      <w:r>
+        <w:t xml:space="preserve"> : 사망률</w:t>
       </w:r>
     </w:p>
     <w:p>
@@ -5445,12 +4636,41 @@
       </w:r>
       <w:r>
         <w:rPr>
+          <w:vertAlign w:val="superscript"/>
+        </w:rPr>
+        <w:t xml:space="preserve">(1)</w:t>
+      </w:r>
+      <w:r>
+        <w:rPr>
           <w:vertAlign w:val="subscript"/>
         </w:rPr>
         <w:t xml:space="preserve">x</w:t>
       </w:r>
       <w:r>
-        <w:t xml:space="preserve"> : 80% 이상 장해율 — 납입만 면제되는 사유</w:t>
+        <w:t xml:space="preserve"> : 80% 이상 장해율</w:t>
+      </w:r>
+    </w:p>
+    <w:p>
+      <w:pPr>
+        <w:pStyle w:val="FormulaText"/>
+      </w:pPr>
+      <w:r>
+        <w:t xml:space="preserve">f</w:t>
+      </w:r>
+      <w:r>
+        <w:rPr>
+          <w:vertAlign w:val="superscript"/>
+        </w:rPr>
+        <w:t xml:space="preserve">(2)</w:t>
+      </w:r>
+      <w:r>
+        <w:rPr>
+          <w:vertAlign w:val="subscript"/>
+        </w:rPr>
+        <w:t xml:space="preserve">x</w:t>
+      </w:r>
+      <w:r>
+        <w:t xml:space="preserve"> : 암발생률</w:t>
       </w:r>
     </w:p>
     <w:p>
@@ -5532,7 +4752,7 @@
         <w:pStyle w:val="FormulaText"/>
       </w:pPr>
       <w:r>
-        <w:t xml:space="preserve">질병 발생률 — 탈퇴 사유의 질병과 납입면제 사유를 함께, 따로 생긴다고 보고 곱으로 결합한다</w:t>
+        <w:t xml:space="preserve">질병 발생률 — 납입을 멈추게 하는 질병끼리는 따로 생긴다고 보고 곱으로 결합한다</w:t>
       </w:r>
     </w:p>
     <w:p>
@@ -5622,7 +4842,7 @@
             </w:rPr>
             <m:t xml:space="preserve"> − </m:t>
           </m:r>
-          <m:sSub>
+          <m:sSubSup>
             <m:e>
               <m:r>
                 <w:rPr>
@@ -5630,7 +4850,7 @@
                   <w:sz w:val="24"/>
                   <w:szCs w:val="24"/>
                 </w:rPr>
-                <m:t xml:space="preserve">r</m:t>
+                <m:t xml:space="preserve">f</m:t>
               </m:r>
             </m:e>
             <m:sub>
@@ -5659,7 +4879,33 @@
                 <m:t xml:space="preserve">t</m:t>
               </m:r>
             </m:sub>
-          </m:sSub>
+            <m:sup>
+              <m:r>
+                <w:rPr>
+                  <w:rFonts w:ascii="Cambria Math" w:hAnsi="Cambria Math"/>
+                  <w:sz w:val="24"/>
+                  <w:szCs w:val="24"/>
+                </w:rPr>
+                <m:t xml:space="preserve">(</m:t>
+              </m:r>
+              <m:r>
+                <w:rPr>
+                  <w:rFonts w:ascii="Cambria Math" w:hAnsi="Cambria Math"/>
+                  <w:sz w:val="24"/>
+                  <w:szCs w:val="24"/>
+                </w:rPr>
+                <m:t xml:space="preserve">1</m:t>
+              </m:r>
+              <m:r>
+                <w:rPr>
+                  <w:rFonts w:ascii="Cambria Math" w:hAnsi="Cambria Math"/>
+                  <w:sz w:val="24"/>
+                  <w:szCs w:val="24"/>
+                </w:rPr>
+                <m:t xml:space="preserve">)</m:t>
+              </m:r>
+            </m:sup>
+          </m:sSubSup>
           <m:r>
             <w:rPr>
               <w:rFonts w:ascii="Cambria Math" w:hAnsi="Cambria Math"/>
@@ -5684,7 +4930,7 @@
             </w:rPr>
             <m:t xml:space="preserve"> − </m:t>
           </m:r>
-          <m:sSub>
+          <m:sSubSup>
             <m:e>
               <m:r>
                 <w:rPr>
@@ -5721,7 +4967,33 @@
                 <m:t xml:space="preserve">t</m:t>
               </m:r>
             </m:sub>
-          </m:sSub>
+            <m:sup>
+              <m:r>
+                <w:rPr>
+                  <w:rFonts w:ascii="Cambria Math" w:hAnsi="Cambria Math"/>
+                  <w:sz w:val="24"/>
+                  <w:szCs w:val="24"/>
+                </w:rPr>
+                <m:t xml:space="preserve">(</m:t>
+              </m:r>
+              <m:r>
+                <w:rPr>
+                  <w:rFonts w:ascii="Cambria Math" w:hAnsi="Cambria Math"/>
+                  <w:sz w:val="24"/>
+                  <w:szCs w:val="24"/>
+                </w:rPr>
+                <m:t xml:space="preserve">2</m:t>
+              </m:r>
+              <m:r>
+                <w:rPr>
+                  <w:rFonts w:ascii="Cambria Math" w:hAnsi="Cambria Math"/>
+                  <w:sz w:val="24"/>
+                  <w:szCs w:val="24"/>
+                </w:rPr>
+                <m:t xml:space="preserve">)</m:t>
+              </m:r>
+            </m:sup>
+          </m:sSubSup>
           <m:r>
             <w:rPr>
               <w:rFonts w:ascii="Cambria Math" w:hAnsi="Cambria Math"/>
@@ -6039,7 +5311,7 @@
         <w:pStyle w:val="FormulaText"/>
       </w:pPr>
       <w:r>
-        <w:t xml:space="preserve">납입자수 — 탈퇴 사유에 더해 납입면제 사유가 생긴 사람도 뺀다</w:t>
+        <w:t xml:space="preserve">납입자수 — 납입을 멈추게 하는 사유가 생긴 사람을 뺀다</w:t>
       </w:r>
     </w:p>
     <w:p>
@@ -6229,7 +5501,7 @@
         <w:pStyle w:val="Note"/>
       </w:pPr>
       <w:r>
-        <w:t xml:space="preserve">※ 납입자수는 탈퇴 사유에 더해 f 사유가 생길 때도 줄어든다 — 별도의 납입면제율을 곱하지 않는다. 납입면제 사유 중 암 은(는) 이 집단의 탈퇴 사유라 한 번만 센다. 질병끼리는 곱으로, 사망과는 겹치는 부분을 절반으로 결합한다.</w:t>
+        <w:t xml:space="preserve">※ 보험료 계산에는 납입자수를 하나만 쓴다 — 계약을 끝내는 탈퇴 사유(사망 — 모든 담보에 공통), 납입면제 사유(80% 이상 장해·암)가 생긴 사람을 뺀다. 별도의 납입면제율을 곱하지 않는다. 질병끼리는 곱으로, 사망과는 겹치는 부분을 절반으로 결합한다.</w:t>
       </w:r>
     </w:p>
     <w:p>
@@ -7101,7 +6373,7 @@
         <w:pStyle w:val="Note"/>
       </w:pPr>
       <w:r>
-        <w:t xml:space="preserve">※ 담보마다 그 담보가 속한 집단의 l 로 낸다. 납입 후 유지비와 책임준비금(2.)이 N 을 쓴다.</w:t>
+        <w:t xml:space="preserve">※ 담보마다 그 담보의 유지자수 l 로 낸다. 납입 후 유지비와 책임준비금(2.)이 N 을 쓴다.</w:t>
       </w:r>
     </w:p>
     <w:p>
@@ -7630,7 +6902,7 @@
         <w:pStyle w:val="Note"/>
       </w:pPr>
       <w:r>
-        <w:t xml:space="preserve">※ 보장금액 가입금액의 1배 · 종신 (110세) · 면책·삭감 없음 · 집단 “사망 · 80% 이상 장해”. 사망·80% 이상 장해 모두 같은 보험금을 지급하므로 탈퇴자 전부가 급부 대상이다.</w:t>
+        <w:t xml:space="preserve">※ 보장금액 가입금액의 1배 · 종신 (110세) · 면책·삭감 없음 · 유지자(사망X, 80% 이상 장해X). 사망·80% 이상 장해 모두 같은 보험금을 지급하므로 탈퇴자 전부가 급부 대상이다.</w:t>
       </w:r>
     </w:p>
     <w:p>
@@ -8282,7 +7554,7 @@
         <w:pStyle w:val="Note"/>
       </w:pPr>
       <w:r>
-        <w:t xml:space="preserve">※ 보장금액 가입금액의 0.5배 · 100세 만기 · 면책·삭감 90일 면책 · 집단 “사망 · 암”. 진단 확정 시 지급하고 그 담보는 소멸한다.</w:t>
+        <w:t xml:space="preserve">※ 보장금액 가입금액의 0.5배 · 100세 만기 · 면책·삭감 90일 면책 · 유지자(사망X, 암X). 진단 확정 시 지급하고 그 담보는 소멸한다.</w:t>
       </w:r>
     </w:p>
     <w:p>
@@ -8361,7 +7633,7 @@
         <w:pStyle w:val="Note"/>
       </w:pPr>
       <w:r>
-        <w:t xml:space="preserve">※ 담보마다 그 담보의 보험금 현가 PVB 와 그 담보가 속한 집단의 N* 로 낸다. 보장금액 1원당이다.</w:t>
+        <w:t xml:space="preserve">※ 담보마다 그 담보의 보험금 현가 PVB 를 그 계약 단위의 N*(납입자수는 하나)로 나눈다. 보장금액 1원당이다.</w:t>
       </w:r>
     </w:p>
     <w:p>

--- a/samples/10_기본상품_종신보험(암진단포함)_산출방법서.docx
+++ b/samples/10_기본상품_종신보험(암진단포함)_산출방법서.docx
@@ -9402,6 +9402,173 @@
             </w:rPr>
             <m:t xml:space="preserve">000</m:t>
           </m:r>
+          <m:r>
+            <w:rPr>
+              <w:rFonts w:ascii="Cambria Math" w:hAnsi="Cambria Math"/>
+              <w:sz w:val="24"/>
+              <w:szCs w:val="24"/>
+            </w:rPr>
+            <m:t xml:space="preserve"> )</m:t>
+          </m:r>
+        </m:oMath>
+      </m:oMathPara>
+    </w:p>
+    <w:p>
+      <w:pPr>
+        <w:pStyle w:val="FormulaText"/>
+      </w:pPr>
+      <w:r>
+        <w:t xml:space="preserve">회계연도말 보험료적립금 — 적용기초율과 표준기초율(</w:t>
+      </w:r>
+      <w:r>
+        <w:t xml:space="preserve">V</w:t>
+      </w:r>
+      <w:r>
+        <w:rPr>
+          <w:vertAlign w:val="superscript"/>
+        </w:rPr>
+        <w:t xml:space="preserve">표준</w:t>
+      </w:r>
+      <w:r>
+        <w:t xml:space="preserve">) 책임준비금 중 큰 금액</w:t>
+      </w:r>
+    </w:p>
+    <w:p>
+      <w:pPr>
+        <w:pStyle w:val="Formula"/>
+      </w:pPr>
+      <m:oMathPara>
+        <m:oMathParaPr>
+          <m:jc m:val="left"/>
+        </m:oMathParaPr>
+        <m:oMath>
+          <m:sSubSup>
+            <m:e>
+              <m:r>
+                <w:rPr>
+                  <w:rFonts w:ascii="Cambria Math" w:hAnsi="Cambria Math"/>
+                  <w:sz w:val="24"/>
+                  <w:szCs w:val="24"/>
+                </w:rPr>
+                <m:t xml:space="preserve">V</m:t>
+              </m:r>
+            </m:e>
+            <m:sub>
+              <m:r>
+                <w:rPr>
+                  <w:rFonts w:ascii="Cambria Math" w:hAnsi="Cambria Math"/>
+                  <w:sz w:val="24"/>
+                  <w:szCs w:val="24"/>
+                </w:rPr>
+                <m:t xml:space="preserve">t</m:t>
+              </m:r>
+            </m:sub>
+            <m:sup>
+              <m:r>
+                <m:rPr>
+                  <m:nor/>
+                </m:rPr>
+                <w:rPr>
+                  <w:rFonts w:ascii="Cambria Math" w:hAnsi="Cambria Math"/>
+                  <w:sz w:val="24"/>
+                  <w:szCs w:val="24"/>
+                </w:rPr>
+                <m:t xml:space="preserve">결산</m:t>
+              </m:r>
+            </m:sup>
+          </m:sSubSup>
+          <m:r>
+            <w:rPr>
+              <w:rFonts w:ascii="Cambria Math" w:hAnsi="Cambria Math"/>
+              <w:sz w:val="24"/>
+              <w:szCs w:val="24"/>
+            </w:rPr>
+            <m:t xml:space="preserve"> = </m:t>
+          </m:r>
+          <m:r>
+            <m:rPr>
+              <m:sty m:val="p"/>
+            </m:rPr>
+            <w:rPr>
+              <w:rFonts w:ascii="Cambria Math" w:hAnsi="Cambria Math"/>
+              <w:sz w:val="24"/>
+              <w:szCs w:val="24"/>
+            </w:rPr>
+            <m:t xml:space="preserve">max</m:t>
+          </m:r>
+          <m:r>
+            <w:rPr>
+              <w:rFonts w:ascii="Cambria Math" w:hAnsi="Cambria Math"/>
+              <w:sz w:val="24"/>
+              <w:szCs w:val="24"/>
+            </w:rPr>
+            <m:t xml:space="preserve">( </m:t>
+          </m:r>
+          <m:sSub>
+            <m:e>
+              <m:r>
+                <w:rPr>
+                  <w:rFonts w:ascii="Cambria Math" w:hAnsi="Cambria Math"/>
+                  <w:sz w:val="24"/>
+                  <w:szCs w:val="24"/>
+                </w:rPr>
+                <m:t xml:space="preserve">V</m:t>
+              </m:r>
+            </m:e>
+            <m:sub>
+              <m:r>
+                <w:rPr>
+                  <w:rFonts w:ascii="Cambria Math" w:hAnsi="Cambria Math"/>
+                  <w:sz w:val="24"/>
+                  <w:szCs w:val="24"/>
+                </w:rPr>
+                <m:t xml:space="preserve">t</m:t>
+              </m:r>
+            </m:sub>
+          </m:sSub>
+          <m:r>
+            <w:rPr>
+              <w:rFonts w:ascii="Cambria Math" w:hAnsi="Cambria Math"/>
+              <w:sz w:val="24"/>
+              <w:szCs w:val="24"/>
+            </w:rPr>
+            <m:t xml:space="preserve">, </m:t>
+          </m:r>
+          <m:sSubSup>
+            <m:e>
+              <m:r>
+                <w:rPr>
+                  <w:rFonts w:ascii="Cambria Math" w:hAnsi="Cambria Math"/>
+                  <w:sz w:val="24"/>
+                  <w:szCs w:val="24"/>
+                </w:rPr>
+                <m:t xml:space="preserve">V</m:t>
+              </m:r>
+            </m:e>
+            <m:sub>
+              <m:r>
+                <w:rPr>
+                  <w:rFonts w:ascii="Cambria Math" w:hAnsi="Cambria Math"/>
+                  <w:sz w:val="24"/>
+                  <w:szCs w:val="24"/>
+                </w:rPr>
+                <m:t xml:space="preserve">t</m:t>
+              </m:r>
+            </m:sub>
+            <m:sup>
+              <m:r>
+                <m:rPr>
+                  <m:nor/>
+                </m:rPr>
+                <w:rPr>
+                  <w:rFonts w:ascii="Cambria Math" w:hAnsi="Cambria Math"/>
+                  <w:sz w:val="24"/>
+                  <w:szCs w:val="24"/>
+                </w:rPr>
+                <m:t xml:space="preserve">표준</m:t>
+              </m:r>
+            </m:sup>
+          </m:sSubSup>
           <m:r>
             <w:rPr>
               <w:rFonts w:ascii="Cambria Math" w:hAnsi="Cambria Math"/>

--- a/samples/10_기본상품_종신보험(암진단포함)_산출방법서.docx
+++ b/samples/10_기본상품_종신보험(암진단포함)_산출방법서.docx
@@ -100,7 +100,7 @@
               <w:spacing w:before="30" w:after="30"/>
             </w:pPr>
             <w:r>
-              <w:t xml:space="preserve">표준 산출방법서 v5</w:t>
+              <w:t xml:space="preserve">표준 산출방법서 v6</w:t>
             </w:r>
           </w:p>
         </w:tc>
@@ -1050,12 +1050,7 @@
     </w:p>
     <w:p>
       <w:r>
-        <w:t xml:space="preserve">납입면제 사유는 80% 이상 장해율 · 암발생률 이다. 이 사유가 생기면 보장은 그대로 두고 남은 보험료만 면제하므로, 납입자수 l′ 에서만 뺀다.</w:t>
-      </w:r>
-    </w:p>
-    <w:p>
-      <w:r>
-        <w:t xml:space="preserve">납입자수는 보험료 계산에 하나만 쓴다 — 계약을 끝내는 탈퇴 사유(모든 담보에 공통, 보통 사망)와 이 납입면제 사유로 준다(라. 유지자수·납입자수).</w:t>
+        <w:t xml:space="preserve">납입면제 사유는 80% 이상 장해율 · 암발생률 이다. 보장은 그대로 두고 남은 보험료만 면제하므로 납입자수 l′ 에서만 뺀다(유지자수·납입자수).</w:t>
       </w:r>
     </w:p>
     <w:p>
@@ -1074,698 +1069,6 @@
       <w:r>
         <w:t xml:space="preserve"> : 80% 이상 장해율 · 암발생률</w:t>
       </w:r>
-    </w:p>
-    <w:p>
-      <w:pPr>
-        <w:pStyle w:val="FormulaText"/>
-      </w:pPr>
-      <w:r>
-        <w:t xml:space="preserve">f</w:t>
-      </w:r>
-      <w:r>
-        <w:rPr>
-          <w:vertAlign w:val="subscript"/>
-        </w:rPr>
-        <w:t xml:space="preserve">x+t</w:t>
-      </w:r>
-      <w:r>
-        <w:t xml:space="preserve"> : 납입을 멈추게 하는 질병의 발생률 — 납입면제 사유(와 모든 담보에 공통인 질병 탈퇴 사유)</w:t>
-      </w:r>
-    </w:p>
-    <w:p>
-      <w:pPr>
-        <w:pStyle w:val="Formula"/>
-      </w:pPr>
-      <m:oMathPara>
-        <m:oMathParaPr>
-          <m:jc m:val="left"/>
-        </m:oMathParaPr>
-        <m:oMath>
-          <m:sSub>
-            <m:e>
-              <m:r>
-                <w:rPr>
-                  <w:rFonts w:ascii="Cambria Math" w:hAnsi="Cambria Math"/>
-                  <w:sz w:val="24"/>
-                  <w:szCs w:val="24"/>
-                </w:rPr>
-                <m:t xml:space="preserve">F</m:t>
-              </m:r>
-            </m:e>
-            <m:sub>
-              <m:r>
-                <w:rPr>
-                  <w:rFonts w:ascii="Cambria Math" w:hAnsi="Cambria Math"/>
-                  <w:sz w:val="24"/>
-                  <w:szCs w:val="24"/>
-                </w:rPr>
-                <m:t xml:space="preserve">x</m:t>
-              </m:r>
-              <m:r>
-                <w:rPr>
-                  <w:rFonts w:ascii="Cambria Math" w:hAnsi="Cambria Math"/>
-                  <w:sz w:val="24"/>
-                  <w:szCs w:val="24"/>
-                </w:rPr>
-                <m:t xml:space="preserve">+</m:t>
-              </m:r>
-              <m:r>
-                <w:rPr>
-                  <w:rFonts w:ascii="Cambria Math" w:hAnsi="Cambria Math"/>
-                  <w:sz w:val="24"/>
-                  <w:szCs w:val="24"/>
-                </w:rPr>
-                <m:t xml:space="preserve">t</m:t>
-              </m:r>
-            </m:sub>
-          </m:sSub>
-          <m:r>
-            <w:rPr>
-              <w:rFonts w:ascii="Cambria Math" w:hAnsi="Cambria Math"/>
-              <w:sz w:val="24"/>
-              <w:szCs w:val="24"/>
-            </w:rPr>
-            <m:t xml:space="preserve"> = </m:t>
-          </m:r>
-          <m:r>
-            <w:rPr>
-              <w:rFonts w:ascii="Cambria Math" w:hAnsi="Cambria Math"/>
-              <w:sz w:val="24"/>
-              <w:szCs w:val="24"/>
-            </w:rPr>
-            <m:t xml:space="preserve">1</m:t>
-          </m:r>
-          <m:r>
-            <w:rPr>
-              <w:rFonts w:ascii="Cambria Math" w:hAnsi="Cambria Math"/>
-              <w:sz w:val="24"/>
-              <w:szCs w:val="24"/>
-            </w:rPr>
-            <m:t xml:space="preserve"> − ( </m:t>
-          </m:r>
-          <m:r>
-            <w:rPr>
-              <w:rFonts w:ascii="Cambria Math" w:hAnsi="Cambria Math"/>
-              <w:sz w:val="24"/>
-              <w:szCs w:val="24"/>
-            </w:rPr>
-            <m:t xml:space="preserve">1</m:t>
-          </m:r>
-          <m:r>
-            <w:rPr>
-              <w:rFonts w:ascii="Cambria Math" w:hAnsi="Cambria Math"/>
-              <w:sz w:val="24"/>
-              <w:szCs w:val="24"/>
-            </w:rPr>
-            <m:t xml:space="preserve"> − </m:t>
-          </m:r>
-          <m:sSubSup>
-            <m:e>
-              <m:r>
-                <w:rPr>
-                  <w:rFonts w:ascii="Cambria Math" w:hAnsi="Cambria Math"/>
-                  <w:sz w:val="24"/>
-                  <w:szCs w:val="24"/>
-                </w:rPr>
-                <m:t xml:space="preserve">f</m:t>
-              </m:r>
-            </m:e>
-            <m:sub>
-              <m:r>
-                <w:rPr>
-                  <w:rFonts w:ascii="Cambria Math" w:hAnsi="Cambria Math"/>
-                  <w:sz w:val="24"/>
-                  <w:szCs w:val="24"/>
-                </w:rPr>
-                <m:t xml:space="preserve">x</m:t>
-              </m:r>
-              <m:r>
-                <w:rPr>
-                  <w:rFonts w:ascii="Cambria Math" w:hAnsi="Cambria Math"/>
-                  <w:sz w:val="24"/>
-                  <w:szCs w:val="24"/>
-                </w:rPr>
-                <m:t xml:space="preserve">+</m:t>
-              </m:r>
-              <m:r>
-                <w:rPr>
-                  <w:rFonts w:ascii="Cambria Math" w:hAnsi="Cambria Math"/>
-                  <w:sz w:val="24"/>
-                  <w:szCs w:val="24"/>
-                </w:rPr>
-                <m:t xml:space="preserve">t</m:t>
-              </m:r>
-            </m:sub>
-            <m:sup>
-              <m:r>
-                <w:rPr>
-                  <w:rFonts w:ascii="Cambria Math" w:hAnsi="Cambria Math"/>
-                  <w:sz w:val="24"/>
-                  <w:szCs w:val="24"/>
-                </w:rPr>
-                <m:t xml:space="preserve">(</m:t>
-              </m:r>
-              <m:r>
-                <w:rPr>
-                  <w:rFonts w:ascii="Cambria Math" w:hAnsi="Cambria Math"/>
-                  <w:sz w:val="24"/>
-                  <w:szCs w:val="24"/>
-                </w:rPr>
-                <m:t xml:space="preserve">1</m:t>
-              </m:r>
-              <m:r>
-                <w:rPr>
-                  <w:rFonts w:ascii="Cambria Math" w:hAnsi="Cambria Math"/>
-                  <w:sz w:val="24"/>
-                  <w:szCs w:val="24"/>
-                </w:rPr>
-                <m:t xml:space="preserve">)</m:t>
-              </m:r>
-            </m:sup>
-          </m:sSubSup>
-          <m:r>
-            <w:rPr>
-              <w:rFonts w:ascii="Cambria Math" w:hAnsi="Cambria Math"/>
-              <w:sz w:val="24"/>
-              <w:szCs w:val="24"/>
-            </w:rPr>
-            <m:t xml:space="preserve"> )·( </m:t>
-          </m:r>
-          <m:r>
-            <w:rPr>
-              <w:rFonts w:ascii="Cambria Math" w:hAnsi="Cambria Math"/>
-              <w:sz w:val="24"/>
-              <w:szCs w:val="24"/>
-            </w:rPr>
-            <m:t xml:space="preserve">1</m:t>
-          </m:r>
-        </m:oMath>
-      </m:oMathPara>
-    </w:p>
-    <w:p>
-      <w:pPr>
-        <w:pStyle w:val="Formula"/>
-      </w:pPr>
-      <m:oMathPara>
-        <m:oMathParaPr>
-          <m:jc m:val="left"/>
-        </m:oMathParaPr>
-        <m:oMath>
-          <m:r>
-            <w:rPr>
-              <w:rFonts w:ascii="Cambria Math" w:hAnsi="Cambria Math"/>
-              <w:sz w:val="24"/>
-              <w:szCs w:val="24"/>
-            </w:rPr>
-            <m:t xml:space="preserve">− </m:t>
-          </m:r>
-          <m:sSubSup>
-            <m:e>
-              <m:r>
-                <w:rPr>
-                  <w:rFonts w:ascii="Cambria Math" w:hAnsi="Cambria Math"/>
-                  <w:sz w:val="24"/>
-                  <w:szCs w:val="24"/>
-                </w:rPr>
-                <m:t xml:space="preserve">f</m:t>
-              </m:r>
-            </m:e>
-            <m:sub>
-              <m:r>
-                <w:rPr>
-                  <w:rFonts w:ascii="Cambria Math" w:hAnsi="Cambria Math"/>
-                  <w:sz w:val="24"/>
-                  <w:szCs w:val="24"/>
-                </w:rPr>
-                <m:t xml:space="preserve">x</m:t>
-              </m:r>
-              <m:r>
-                <w:rPr>
-                  <w:rFonts w:ascii="Cambria Math" w:hAnsi="Cambria Math"/>
-                  <w:sz w:val="24"/>
-                  <w:szCs w:val="24"/>
-                </w:rPr>
-                <m:t xml:space="preserve">+</m:t>
-              </m:r>
-              <m:r>
-                <w:rPr>
-                  <w:rFonts w:ascii="Cambria Math" w:hAnsi="Cambria Math"/>
-                  <w:sz w:val="24"/>
-                  <w:szCs w:val="24"/>
-                </w:rPr>
-                <m:t xml:space="preserve">t</m:t>
-              </m:r>
-            </m:sub>
-            <m:sup>
-              <m:r>
-                <w:rPr>
-                  <w:rFonts w:ascii="Cambria Math" w:hAnsi="Cambria Math"/>
-                  <w:sz w:val="24"/>
-                  <w:szCs w:val="24"/>
-                </w:rPr>
-                <m:t xml:space="preserve">(</m:t>
-              </m:r>
-              <m:r>
-                <w:rPr>
-                  <w:rFonts w:ascii="Cambria Math" w:hAnsi="Cambria Math"/>
-                  <w:sz w:val="24"/>
-                  <w:szCs w:val="24"/>
-                </w:rPr>
-                <m:t xml:space="preserve">2</m:t>
-              </m:r>
-              <m:r>
-                <w:rPr>
-                  <w:rFonts w:ascii="Cambria Math" w:hAnsi="Cambria Math"/>
-                  <w:sz w:val="24"/>
-                  <w:szCs w:val="24"/>
-                </w:rPr>
-                <m:t xml:space="preserve">)</m:t>
-              </m:r>
-            </m:sup>
-          </m:sSubSup>
-          <m:r>
-            <w:rPr>
-              <w:rFonts w:ascii="Cambria Math" w:hAnsi="Cambria Math"/>
-              <w:sz w:val="24"/>
-              <w:szCs w:val="24"/>
-            </w:rPr>
-            <m:t xml:space="preserve"> )… — </m:t>
-          </m:r>
-          <m:r>
-            <m:rPr>
-              <m:nor/>
-            </m:rPr>
-            <w:rPr>
-              <w:rFonts w:ascii="Cambria Math" w:hAnsi="Cambria Math"/>
-              <w:sz w:val="24"/>
-              <w:szCs w:val="24"/>
-            </w:rPr>
-            <m:t xml:space="preserve">질병끼리는</m:t>
-          </m:r>
-          <m:r>
-            <w:rPr>
-              <w:rFonts w:ascii="Cambria Math" w:hAnsi="Cambria Math"/>
-              <w:sz w:val="24"/>
-              <w:szCs w:val="24"/>
-            </w:rPr>
-            <m:t xml:space="preserve"> </m:t>
-          </m:r>
-          <m:r>
-            <m:rPr>
-              <m:nor/>
-            </m:rPr>
-            <w:rPr>
-              <w:rFonts w:ascii="Cambria Math" w:hAnsi="Cambria Math"/>
-              <w:sz w:val="24"/>
-              <w:szCs w:val="24"/>
-            </w:rPr>
-            <m:t xml:space="preserve">따로</m:t>
-          </m:r>
-          <m:r>
-            <w:rPr>
-              <w:rFonts w:ascii="Cambria Math" w:hAnsi="Cambria Math"/>
-              <w:sz w:val="24"/>
-              <w:szCs w:val="24"/>
-            </w:rPr>
-            <m:t xml:space="preserve"> </m:t>
-          </m:r>
-          <m:r>
-            <m:rPr>
-              <m:nor/>
-            </m:rPr>
-            <w:rPr>
-              <w:rFonts w:ascii="Cambria Math" w:hAnsi="Cambria Math"/>
-              <w:sz w:val="24"/>
-              <w:szCs w:val="24"/>
-            </w:rPr>
-            <m:t xml:space="preserve">생긴다고</m:t>
-          </m:r>
-          <m:r>
-            <w:rPr>
-              <w:rFonts w:ascii="Cambria Math" w:hAnsi="Cambria Math"/>
-              <w:sz w:val="24"/>
-              <w:szCs w:val="24"/>
-            </w:rPr>
-            <m:t xml:space="preserve"> </m:t>
-          </m:r>
-          <m:r>
-            <m:rPr>
-              <m:nor/>
-            </m:rPr>
-            <w:rPr>
-              <w:rFonts w:ascii="Cambria Math" w:hAnsi="Cambria Math"/>
-              <w:sz w:val="24"/>
-              <w:szCs w:val="24"/>
-            </w:rPr>
-            <m:t xml:space="preserve">보고</m:t>
-          </m:r>
-          <m:r>
-            <w:rPr>
-              <w:rFonts w:ascii="Cambria Math" w:hAnsi="Cambria Math"/>
-              <w:sz w:val="24"/>
-              <w:szCs w:val="24"/>
-            </w:rPr>
-            <m:t xml:space="preserve"> </m:t>
-          </m:r>
-          <m:r>
-            <m:rPr>
-              <m:nor/>
-            </m:rPr>
-            <w:rPr>
-              <w:rFonts w:ascii="Cambria Math" w:hAnsi="Cambria Math"/>
-              <w:sz w:val="24"/>
-              <w:szCs w:val="24"/>
-            </w:rPr>
-            <m:t xml:space="preserve">곱으로</m:t>
-          </m:r>
-        </m:oMath>
-      </m:oMathPara>
-    </w:p>
-    <w:p>
-      <w:pPr>
-        <w:pStyle w:val="Formula"/>
-      </w:pPr>
-      <m:oMathPara>
-        <m:oMathParaPr>
-          <m:jc m:val="left"/>
-        </m:oMathParaPr>
-        <m:oMath>
-          <m:sSub>
-            <m:e>
-              <m:r>
-                <w:rPr>
-                  <w:rFonts w:ascii="Cambria Math" w:hAnsi="Cambria Math"/>
-                  <w:sz w:val="24"/>
-                  <w:szCs w:val="24"/>
-                </w:rPr>
-                <m:t xml:space="preserve">Q′</m:t>
-              </m:r>
-            </m:e>
-            <m:sub>
-              <m:r>
-                <w:rPr>
-                  <w:rFonts w:ascii="Cambria Math" w:hAnsi="Cambria Math"/>
-                  <w:sz w:val="24"/>
-                  <w:szCs w:val="24"/>
-                </w:rPr>
-                <m:t xml:space="preserve">x</m:t>
-              </m:r>
-              <m:r>
-                <w:rPr>
-                  <w:rFonts w:ascii="Cambria Math" w:hAnsi="Cambria Math"/>
-                  <w:sz w:val="24"/>
-                  <w:szCs w:val="24"/>
-                </w:rPr>
-                <m:t xml:space="preserve">+</m:t>
-              </m:r>
-              <m:r>
-                <w:rPr>
-                  <w:rFonts w:ascii="Cambria Math" w:hAnsi="Cambria Math"/>
-                  <w:sz w:val="24"/>
-                  <w:szCs w:val="24"/>
-                </w:rPr>
-                <m:t xml:space="preserve">t</m:t>
-              </m:r>
-            </m:sub>
-          </m:sSub>
-          <m:r>
-            <w:rPr>
-              <w:rFonts w:ascii="Cambria Math" w:hAnsi="Cambria Math"/>
-              <w:sz w:val="24"/>
-              <w:szCs w:val="24"/>
-            </w:rPr>
-            <m:t xml:space="preserve"> = </m:t>
-          </m:r>
-          <m:sSub>
-            <m:e>
-              <m:r>
-                <w:rPr>
-                  <w:rFonts w:ascii="Cambria Math" w:hAnsi="Cambria Math"/>
-                  <w:sz w:val="24"/>
-                  <w:szCs w:val="24"/>
-                </w:rPr>
-                <m:t xml:space="preserve">q</m:t>
-              </m:r>
-            </m:e>
-            <m:sub>
-              <m:r>
-                <w:rPr>
-                  <w:rFonts w:ascii="Cambria Math" w:hAnsi="Cambria Math"/>
-                  <w:sz w:val="24"/>
-                  <w:szCs w:val="24"/>
-                </w:rPr>
-                <m:t xml:space="preserve">x</m:t>
-              </m:r>
-              <m:r>
-                <w:rPr>
-                  <w:rFonts w:ascii="Cambria Math" w:hAnsi="Cambria Math"/>
-                  <w:sz w:val="24"/>
-                  <w:szCs w:val="24"/>
-                </w:rPr>
-                <m:t xml:space="preserve">+</m:t>
-              </m:r>
-              <m:r>
-                <w:rPr>
-                  <w:rFonts w:ascii="Cambria Math" w:hAnsi="Cambria Math"/>
-                  <w:sz w:val="24"/>
-                  <w:szCs w:val="24"/>
-                </w:rPr>
-                <m:t xml:space="preserve">t</m:t>
-              </m:r>
-            </m:sub>
-          </m:sSub>
-          <m:r>
-            <w:rPr>
-              <w:rFonts w:ascii="Cambria Math" w:hAnsi="Cambria Math"/>
-              <w:sz w:val="24"/>
-              <w:szCs w:val="24"/>
-            </w:rPr>
-            <m:t xml:space="preserve"> + </m:t>
-          </m:r>
-          <m:sSub>
-            <m:e>
-              <m:r>
-                <w:rPr>
-                  <w:rFonts w:ascii="Cambria Math" w:hAnsi="Cambria Math"/>
-                  <w:sz w:val="24"/>
-                  <w:szCs w:val="24"/>
-                </w:rPr>
-                <m:t xml:space="preserve">F</m:t>
-              </m:r>
-            </m:e>
-            <m:sub>
-              <m:r>
-                <w:rPr>
-                  <w:rFonts w:ascii="Cambria Math" w:hAnsi="Cambria Math"/>
-                  <w:sz w:val="24"/>
-                  <w:szCs w:val="24"/>
-                </w:rPr>
-                <m:t xml:space="preserve">x</m:t>
-              </m:r>
-              <m:r>
-                <w:rPr>
-                  <w:rFonts w:ascii="Cambria Math" w:hAnsi="Cambria Math"/>
-                  <w:sz w:val="24"/>
-                  <w:szCs w:val="24"/>
-                </w:rPr>
-                <m:t xml:space="preserve">+</m:t>
-              </m:r>
-              <m:r>
-                <w:rPr>
-                  <w:rFonts w:ascii="Cambria Math" w:hAnsi="Cambria Math"/>
-                  <w:sz w:val="24"/>
-                  <w:szCs w:val="24"/>
-                </w:rPr>
-                <m:t xml:space="preserve">t</m:t>
-              </m:r>
-            </m:sub>
-          </m:sSub>
-          <m:r>
-            <w:rPr>
-              <w:rFonts w:ascii="Cambria Math" w:hAnsi="Cambria Math"/>
-              <w:sz w:val="24"/>
-              <w:szCs w:val="24"/>
-            </w:rPr>
-            <m:t xml:space="preserve"> − </m:t>
-          </m:r>
-          <m:sSub>
-            <m:e>
-              <m:r>
-                <w:rPr>
-                  <w:rFonts w:ascii="Cambria Math" w:hAnsi="Cambria Math"/>
-                  <w:sz w:val="24"/>
-                  <w:szCs w:val="24"/>
-                </w:rPr>
-                <m:t xml:space="preserve">q</m:t>
-              </m:r>
-            </m:e>
-            <m:sub>
-              <m:r>
-                <w:rPr>
-                  <w:rFonts w:ascii="Cambria Math" w:hAnsi="Cambria Math"/>
-                  <w:sz w:val="24"/>
-                  <w:szCs w:val="24"/>
-                </w:rPr>
-                <m:t xml:space="preserve">x</m:t>
-              </m:r>
-              <m:r>
-                <w:rPr>
-                  <w:rFonts w:ascii="Cambria Math" w:hAnsi="Cambria Math"/>
-                  <w:sz w:val="24"/>
-                  <w:szCs w:val="24"/>
-                </w:rPr>
-                <m:t xml:space="preserve">+</m:t>
-              </m:r>
-              <m:r>
-                <w:rPr>
-                  <w:rFonts w:ascii="Cambria Math" w:hAnsi="Cambria Math"/>
-                  <w:sz w:val="24"/>
-                  <w:szCs w:val="24"/>
-                </w:rPr>
-                <m:t xml:space="preserve">t</m:t>
-              </m:r>
-            </m:sub>
-          </m:sSub>
-          <m:r>
-            <w:rPr>
-              <w:rFonts w:ascii="Cambria Math" w:hAnsi="Cambria Math"/>
-              <w:sz w:val="24"/>
-              <w:szCs w:val="24"/>
-            </w:rPr>
-            <m:t xml:space="preserve">·</m:t>
-          </m:r>
-          <m:sSub>
-            <m:e>
-              <m:r>
-                <w:rPr>
-                  <w:rFonts w:ascii="Cambria Math" w:hAnsi="Cambria Math"/>
-                  <w:sz w:val="24"/>
-                  <w:szCs w:val="24"/>
-                </w:rPr>
-                <m:t xml:space="preserve">F</m:t>
-              </m:r>
-            </m:e>
-            <m:sub>
-              <m:r>
-                <w:rPr>
-                  <w:rFonts w:ascii="Cambria Math" w:hAnsi="Cambria Math"/>
-                  <w:sz w:val="24"/>
-                  <w:szCs w:val="24"/>
-                </w:rPr>
-                <m:t xml:space="preserve">x</m:t>
-              </m:r>
-              <m:r>
-                <w:rPr>
-                  <w:rFonts w:ascii="Cambria Math" w:hAnsi="Cambria Math"/>
-                  <w:sz w:val="24"/>
-                  <w:szCs w:val="24"/>
-                </w:rPr>
-                <m:t xml:space="preserve">+</m:t>
-              </m:r>
-              <m:r>
-                <w:rPr>
-                  <w:rFonts w:ascii="Cambria Math" w:hAnsi="Cambria Math"/>
-                  <w:sz w:val="24"/>
-                  <w:szCs w:val="24"/>
-                </w:rPr>
-                <m:t xml:space="preserve">t</m:t>
-              </m:r>
-            </m:sub>
-          </m:sSub>
-          <m:r>
-            <w:rPr>
-              <w:rFonts w:ascii="Cambria Math" w:hAnsi="Cambria Math"/>
-              <w:sz w:val="24"/>
-              <w:szCs w:val="24"/>
-            </w:rPr>
-            <m:t xml:space="preserve">/</m:t>
-          </m:r>
-          <m:r>
-            <w:rPr>
-              <w:rFonts w:ascii="Cambria Math" w:hAnsi="Cambria Math"/>
-              <w:sz w:val="24"/>
-              <w:szCs w:val="24"/>
-            </w:rPr>
-            <m:t xml:space="preserve">2</m:t>
-          </m:r>
-          <m:r>
-            <w:rPr>
-              <w:rFonts w:ascii="Cambria Math" w:hAnsi="Cambria Math"/>
-              <w:sz w:val="24"/>
-              <w:szCs w:val="24"/>
-            </w:rPr>
-            <m:t xml:space="preserve"> — </m:t>
-          </m:r>
-          <m:r>
-            <m:rPr>
-              <m:nor/>
-            </m:rPr>
-            <w:rPr>
-              <w:rFonts w:ascii="Cambria Math" w:hAnsi="Cambria Math"/>
-              <w:sz w:val="24"/>
-              <w:szCs w:val="24"/>
-            </w:rPr>
-            <m:t xml:space="preserve">사망과는</m:t>
-          </m:r>
-          <m:r>
-            <w:rPr>
-              <w:rFonts w:ascii="Cambria Math" w:hAnsi="Cambria Math"/>
-              <w:sz w:val="24"/>
-              <w:szCs w:val="24"/>
-            </w:rPr>
-            <m:t xml:space="preserve"> </m:t>
-          </m:r>
-          <m:r>
-            <m:rPr>
-              <m:nor/>
-            </m:rPr>
-            <w:rPr>
-              <w:rFonts w:ascii="Cambria Math" w:hAnsi="Cambria Math"/>
-              <w:sz w:val="24"/>
-              <w:szCs w:val="24"/>
-            </w:rPr>
-            <m:t xml:space="preserve">겹치는</m:t>
-          </m:r>
-          <m:r>
-            <w:rPr>
-              <w:rFonts w:ascii="Cambria Math" w:hAnsi="Cambria Math"/>
-              <w:sz w:val="24"/>
-              <w:szCs w:val="24"/>
-            </w:rPr>
-            <m:t xml:space="preserve"> </m:t>
-          </m:r>
-          <m:r>
-            <m:rPr>
-              <m:nor/>
-            </m:rPr>
-            <w:rPr>
-              <w:rFonts w:ascii="Cambria Math" w:hAnsi="Cambria Math"/>
-              <w:sz w:val="24"/>
-              <w:szCs w:val="24"/>
-            </w:rPr>
-            <m:t xml:space="preserve">부분을</m:t>
-          </m:r>
-          <m:r>
-            <w:rPr>
-              <w:rFonts w:ascii="Cambria Math" w:hAnsi="Cambria Math"/>
-              <w:sz w:val="24"/>
-              <w:szCs w:val="24"/>
-            </w:rPr>
-            <m:t xml:space="preserve"> </m:t>
-          </m:r>
-          <m:r>
-            <m:rPr>
-              <m:nor/>
-            </m:rPr>
-            <w:rPr>
-              <w:rFonts w:ascii="Cambria Math" w:hAnsi="Cambria Math"/>
-              <w:sz w:val="24"/>
-              <w:szCs w:val="24"/>
-            </w:rPr>
-            <m:t xml:space="preserve">절반으로</m:t>
-          </m:r>
-        </m:oMath>
-      </m:oMathPara>
     </w:p>
     <w:p>
       <w:r>
@@ -2228,15 +1531,7 @@
         <w:pStyle w:val="Heading2"/>
       </w:pPr>
       <w:r>
-        <w:t xml:space="preserve">나. 보장 내용</w:t>
-      </w:r>
-    </w:p>
-    <w:p>
-      <w:pPr>
-        <w:pStyle w:val="Note"/>
-      </w:pPr>
-      <w:r>
-        <w:t xml:space="preserve">※ 유지자수 집단 2개 — 유지자(사망X, 80% 이상 장해X)(사망·80% 이상 장해), 유지자(사망X, 암X)(암 진단). 유지자수 l 은 집단마다, 납입자수 l′ 는 납입자(사망X, 80% 이상 장해X, 암X) 하나로 라. 에서 낸다. 보장금액은 보험가입금액 × 배수이고, 보험료·준비금은 보장금액 1원당으로 낸 뒤 맨 뒤에서 곱한다.</w:t>
+        <w:t xml:space="preserve">나. 기호의 정의</w:t>
       </w:r>
     </w:p>
     <w:tbl>
@@ -2276,7 +1571,7 @@
               <w:rPr>
                 <w:b/>
               </w:rPr>
-              <w:t xml:space="preserve">담보</w:t>
+              <w:t xml:space="preserve">기호</w:t>
             </w:r>
           </w:p>
         </w:tc>
@@ -2293,7 +1588,7 @@
               <w:rPr>
                 <w:b/>
               </w:rPr>
-              <w:t xml:space="preserve">사망·80% 이상 장해</w:t>
+              <w:t xml:space="preserve">뜻</w:t>
             </w:r>
           </w:p>
         </w:tc>
@@ -2308,20 +1603,20 @@
               <w:spacing w:before="30" w:after="30"/>
             </w:pPr>
             <w:r>
-              <w:t xml:space="preserve">급부 유형</w:t>
-            </w:r>
-          </w:p>
-        </w:tc>
-        <w:tc>
-          <w:tcPr>
-            <w:tcW w:w="0" w:type="auto"/>
-          </w:tcPr>
-          <w:p>
-            <w:pPr>
-              <w:spacing w:before="30" w:after="30"/>
-            </w:pPr>
-            <w:r>
-              <w:t xml:space="preserve">사망</w:t>
+              <w:t xml:space="preserve">x</w:t>
+            </w:r>
+          </w:p>
+        </w:tc>
+        <w:tc>
+          <w:tcPr>
+            <w:tcW w:w="0" w:type="auto"/>
+          </w:tcPr>
+          <w:p>
+            <w:pPr>
+              <w:spacing w:before="30" w:after="30"/>
+            </w:pPr>
+            <w:r>
+              <w:t xml:space="preserve">피보험자의 가입나이</w:t>
             </w:r>
           </w:p>
         </w:tc>
@@ -2336,20 +1631,20 @@
               <w:spacing w:before="30" w:after="30"/>
             </w:pPr>
             <w:r>
-              <w:t xml:space="preserve">보험기간</w:t>
-            </w:r>
-          </w:p>
-        </w:tc>
-        <w:tc>
-          <w:tcPr>
-            <w:tcW w:w="0" w:type="auto"/>
-          </w:tcPr>
-          <w:p>
-            <w:pPr>
-              <w:spacing w:before="30" w:after="30"/>
-            </w:pPr>
-            <w:r>
-              <w:t xml:space="preserve">종신 (110세)</w:t>
+              <w:t xml:space="preserve">t</w:t>
+            </w:r>
+          </w:p>
+        </w:tc>
+        <w:tc>
+          <w:tcPr>
+            <w:tcW w:w="0" w:type="auto"/>
+          </w:tcPr>
+          <w:p>
+            <w:pPr>
+              <w:spacing w:before="30" w:after="30"/>
+            </w:pPr>
+            <w:r>
+              <w:t xml:space="preserve">경과기간(년), 0 ≤ t &lt; n</w:t>
             </w:r>
           </w:p>
         </w:tc>
@@ -2364,20 +1659,20 @@
               <w:spacing w:before="30" w:after="30"/>
             </w:pPr>
             <w:r>
-              <w:t xml:space="preserve">보장금액</w:t>
-            </w:r>
-          </w:p>
-        </w:tc>
-        <w:tc>
-          <w:tcPr>
-            <w:tcW w:w="0" w:type="auto"/>
-          </w:tcPr>
-          <w:p>
-            <w:pPr>
-              <w:spacing w:before="30" w:after="30"/>
-            </w:pPr>
-            <w:r>
-              <w:t xml:space="preserve">가입금액의 1배</w:t>
+              <w:t xml:space="preserve">n</w:t>
+            </w:r>
+          </w:p>
+        </w:tc>
+        <w:tc>
+          <w:tcPr>
+            <w:tcW w:w="0" w:type="auto"/>
+          </w:tcPr>
+          <w:p>
+            <w:pPr>
+              <w:spacing w:before="30" w:after="30"/>
+            </w:pPr>
+            <w:r>
+              <w:t xml:space="preserve">보험기간(년)</w:t>
             </w:r>
           </w:p>
         </w:tc>
@@ -2392,20 +1687,20 @@
               <w:spacing w:before="30" w:after="30"/>
             </w:pPr>
             <w:r>
-              <w:t xml:space="preserve">면책·삭감</w:t>
-            </w:r>
-          </w:p>
-        </w:tc>
-        <w:tc>
-          <w:tcPr>
-            <w:tcW w:w="0" w:type="auto"/>
-          </w:tcPr>
-          <w:p>
-            <w:pPr>
-              <w:spacing w:before="30" w:after="30"/>
-            </w:pPr>
-            <w:r>
-              <w:t xml:space="preserve">없음</w:t>
+              <w:t xml:space="preserve">m</w:t>
+            </w:r>
+          </w:p>
+        </w:tc>
+        <w:tc>
+          <w:tcPr>
+            <w:tcW w:w="0" w:type="auto"/>
+          </w:tcPr>
+          <w:p>
+            <w:pPr>
+              <w:spacing w:before="30" w:after="30"/>
+            </w:pPr>
+            <w:r>
+              <w:t xml:space="preserve">보험료 납입기간(년)</w:t>
             </w:r>
           </w:p>
         </w:tc>
@@ -2420,20 +1715,20 @@
               <w:spacing w:before="30" w:after="30"/>
             </w:pPr>
             <w:r>
-              <w:t xml:space="preserve">급부 위험률</w:t>
-            </w:r>
-          </w:p>
-        </w:tc>
-        <w:tc>
-          <w:tcPr>
-            <w:tcW w:w="0" w:type="auto"/>
-          </w:tcPr>
-          <w:p>
-            <w:pPr>
-              <w:spacing w:before="30" w:after="30"/>
-            </w:pPr>
-            <w:r>
-              <w:t xml:space="preserve">탈퇴 사유 전부</w:t>
+              <w:t xml:space="preserve">k</w:t>
+            </w:r>
+          </w:p>
+        </w:tc>
+        <w:tc>
+          <w:tcPr>
+            <w:tcW w:w="0" w:type="auto"/>
+          </w:tcPr>
+          <w:p>
+            <w:pPr>
+              <w:spacing w:before="30" w:after="30"/>
+            </w:pPr>
+            <w:r>
+              <w:t xml:space="preserve">납입주기별 계수 — 연 납입횟수 (연납 1, 6개월납 2, 3개월납 4, 월납 12)</w:t>
             </w:r>
           </w:p>
         </w:tc>
@@ -2448,20 +1743,20 @@
               <w:spacing w:before="30" w:after="30"/>
             </w:pPr>
             <w:r>
-              <w:t xml:space="preserve">탈퇴 위험률</w:t>
-            </w:r>
-          </w:p>
-        </w:tc>
-        <w:tc>
-          <w:tcPr>
-            <w:tcW w:w="0" w:type="auto"/>
-          </w:tcPr>
-          <w:p>
-            <w:pPr>
-              <w:spacing w:before="30" w:after="30"/>
-            </w:pPr>
-            <w:r>
-              <w:t xml:space="preserve">사망률 및 80% 이상 장해율</w:t>
+              <w:t xml:space="preserve">i</w:t>
+            </w:r>
+          </w:p>
+        </w:tc>
+        <w:tc>
+          <w:tcPr>
+            <w:tcW w:w="0" w:type="auto"/>
+          </w:tcPr>
+          <w:p>
+            <w:pPr>
+              <w:spacing w:before="30" w:after="30"/>
+            </w:pPr>
+            <w:r>
+              <w:t xml:space="preserve">적용이율 (가.(1))</w:t>
             </w:r>
           </w:p>
         </w:tc>
@@ -2476,81 +1771,20 @@
               <w:spacing w:before="30" w:after="30"/>
             </w:pPr>
             <w:r>
-              <w:t xml:space="preserve">집단</w:t>
-            </w:r>
-          </w:p>
-        </w:tc>
-        <w:tc>
-          <w:tcPr>
-            <w:tcW w:w="0" w:type="auto"/>
-          </w:tcPr>
-          <w:p>
-            <w:pPr>
-              <w:spacing w:before="30" w:after="30"/>
-            </w:pPr>
-            <w:r>
-              <w:t xml:space="preserve">유지자(사망X, 80% 이상 장해X)</w:t>
-            </w:r>
-          </w:p>
-        </w:tc>
-      </w:tr>
-    </w:tbl>
-    <w:p/>
-    <w:tbl>
-      <w:tblPr>
-        <w:tblW w:w="5000" w:type="pct"/>
-        <w:tblBorders>
-          <w:top w:val="single" w:sz="4" w:space="0" w:color="A0A0A0"/>
-          <w:left w:val="single" w:sz="4" w:space="0" w:color="A0A0A0"/>
-          <w:bottom w:val="single" w:sz="4" w:space="0" w:color="A0A0A0"/>
-          <w:right w:val="single" w:sz="4" w:space="0" w:color="A0A0A0"/>
-          <w:insideH w:val="single" w:sz="4" w:space="0" w:color="A0A0A0"/>
-          <w:insideV w:val="single" w:sz="4" w:space="0" w:color="A0A0A0"/>
-        </w:tblBorders>
-        <w:tblCellMar>
-          <w:left w:w="140" w:type="dxa"/>
-          <w:right w:w="180" w:type="dxa"/>
-        </w:tblCellMar>
-      </w:tblPr>
-      <w:tblGrid>
-        <w:gridCol w:w="2940"/>
-        <w:gridCol w:w="6860"/>
-      </w:tblGrid>
-      <w:tr>
-        <w:trPr>
-          <w:tblHeader/>
-        </w:trPr>
-        <w:tc>
-          <w:tcPr>
-            <w:tcW w:w="0" w:type="auto"/>
-            <w:shd w:val="clear" w:color="auto" w:fill="EEF1F5"/>
-          </w:tcPr>
-          <w:p>
-            <w:pPr>
-              <w:spacing w:before="30" w:after="30"/>
-            </w:pPr>
-            <w:r>
-              <w:rPr>
-                <w:b/>
-              </w:rPr>
-              <w:t xml:space="preserve">담보</w:t>
-            </w:r>
-          </w:p>
-        </w:tc>
-        <w:tc>
-          <w:tcPr>
-            <w:tcW w:w="0" w:type="auto"/>
-            <w:shd w:val="clear" w:color="auto" w:fill="EEF1F5"/>
-          </w:tcPr>
-          <w:p>
-            <w:pPr>
-              <w:spacing w:before="30" w:after="30"/>
-            </w:pPr>
-            <w:r>
-              <w:rPr>
-                <w:b/>
-              </w:rPr>
-              <w:t xml:space="preserve">암 진단</w:t>
+              <w:t xml:space="preserve">v</w:t>
+            </w:r>
+          </w:p>
+        </w:tc>
+        <w:tc>
+          <w:tcPr>
+            <w:tcW w:w="0" w:type="auto"/>
+          </w:tcPr>
+          <w:p>
+            <w:pPr>
+              <w:spacing w:before="30" w:after="30"/>
+            </w:pPr>
+            <w:r>
+              <w:t xml:space="preserve">현가율 = 1/(1+i)</w:t>
             </w:r>
           </w:p>
         </w:tc>
@@ -2565,20 +1799,38 @@
               <w:spacing w:before="30" w:after="30"/>
             </w:pPr>
             <w:r>
-              <w:t xml:space="preserve">급부 유형</w:t>
-            </w:r>
-          </w:p>
-        </w:tc>
-        <w:tc>
-          <w:tcPr>
-            <w:tcW w:w="0" w:type="auto"/>
-          </w:tcPr>
-          <w:p>
-            <w:pPr>
-              <w:spacing w:before="30" w:after="30"/>
-            </w:pPr>
-            <w:r>
-              <w:t xml:space="preserve">최초발생</w:t>
+              <w:t xml:space="preserve">l</w:t>
+            </w:r>
+            <w:r>
+              <w:rPr>
+                <w:vertAlign w:val="subscript"/>
+              </w:rPr>
+              <w:t xml:space="preserve">x+t</w:t>
+            </w:r>
+          </w:p>
+        </w:tc>
+        <w:tc>
+          <w:tcPr>
+            <w:tcW w:w="0" w:type="auto"/>
+          </w:tcPr>
+          <w:p>
+            <w:pPr>
+              <w:spacing w:before="30" w:after="30"/>
+            </w:pPr>
+            <w:r>
+              <w:t xml:space="preserve">t시점 생존자수 (기준 인원 </w:t>
+            </w:r>
+            <w:r>
+              <w:t xml:space="preserve">l</w:t>
+            </w:r>
+            <w:r>
+              <w:rPr>
+                <w:vertAlign w:val="subscript"/>
+              </w:rPr>
+              <w:t xml:space="preserve">x</w:t>
+            </w:r>
+            <w:r>
+              <w:t xml:space="preserve"> = 100,000) — 그 집단의 탈퇴 사유가 생기지 않은 사람 수</w:t>
             </w:r>
           </w:p>
         </w:tc>
@@ -2593,20 +1845,38 @@
               <w:spacing w:before="30" w:after="30"/>
             </w:pPr>
             <w:r>
-              <w:t xml:space="preserve">보험기간</w:t>
-            </w:r>
-          </w:p>
-        </w:tc>
-        <w:tc>
-          <w:tcPr>
-            <w:tcW w:w="0" w:type="auto"/>
-          </w:tcPr>
-          <w:p>
-            <w:pPr>
-              <w:spacing w:before="30" w:after="30"/>
-            </w:pPr>
-            <w:r>
-              <w:t xml:space="preserve">100세 만기</w:t>
+              <w:t xml:space="preserve">l′</w:t>
+            </w:r>
+            <w:r>
+              <w:rPr>
+                <w:vertAlign w:val="subscript"/>
+              </w:rPr>
+              <w:t xml:space="preserve">x+t</w:t>
+            </w:r>
+          </w:p>
+        </w:tc>
+        <w:tc>
+          <w:tcPr>
+            <w:tcW w:w="0" w:type="auto"/>
+          </w:tcPr>
+          <w:p>
+            <w:pPr>
+              <w:spacing w:before="30" w:after="30"/>
+            </w:pPr>
+            <w:r>
+              <w:t xml:space="preserve">t시점 납입자수 (기준 인원 </w:t>
+            </w:r>
+            <w:r>
+              <w:t xml:space="preserve">l′</w:t>
+            </w:r>
+            <w:r>
+              <w:rPr>
+                <w:vertAlign w:val="subscript"/>
+              </w:rPr>
+              <w:t xml:space="preserve">x</w:t>
+            </w:r>
+            <w:r>
+              <w:t xml:space="preserve"> = 100,000) — 탈퇴·납입면제 사유가 생기지 않은 사람 수. 보험료(N*)에 쓰고 계약 전체에 하나다</w:t>
             </w:r>
           </w:p>
         </w:tc>
@@ -2621,20 +1891,26 @@
               <w:spacing w:before="30" w:after="30"/>
             </w:pPr>
             <w:r>
-              <w:t xml:space="preserve">보장금액</w:t>
-            </w:r>
-          </w:p>
-        </w:tc>
-        <w:tc>
-          <w:tcPr>
-            <w:tcW w:w="0" w:type="auto"/>
-          </w:tcPr>
-          <w:p>
-            <w:pPr>
-              <w:spacing w:before="30" w:after="30"/>
-            </w:pPr>
-            <w:r>
-              <w:t xml:space="preserve">가입금액의 0.5배</w:t>
+              <w:t xml:space="preserve">S</w:t>
+            </w:r>
+            <w:r>
+              <w:rPr>
+                <w:vertAlign w:val="subscript"/>
+              </w:rPr>
+              <w:t xml:space="preserve">t</w:t>
+            </w:r>
+          </w:p>
+        </w:tc>
+        <w:tc>
+          <w:tcPr>
+            <w:tcW w:w="0" w:type="auto"/>
+          </w:tcPr>
+          <w:p>
+            <w:pPr>
+              <w:spacing w:before="30" w:after="30"/>
+            </w:pPr>
+            <w:r>
+              <w:t xml:space="preserve">t년도 보장금액의 배수 — 면책·삭감을 반영한다. 보장금액 = 보험가입금액 × 담보의 배수</w:t>
             </w:r>
           </w:p>
         </w:tc>
@@ -2649,20 +1925,26 @@
               <w:spacing w:before="30" w:after="30"/>
             </w:pPr>
             <w:r>
-              <w:t xml:space="preserve">면책·삭감</w:t>
-            </w:r>
-          </w:p>
-        </w:tc>
-        <w:tc>
-          <w:tcPr>
-            <w:tcW w:w="0" w:type="auto"/>
-          </w:tcPr>
-          <w:p>
-            <w:pPr>
-              <w:spacing w:before="30" w:after="30"/>
-            </w:pPr>
-            <w:r>
-              <w:t xml:space="preserve">90일 면책</w:t>
+              <w:t xml:space="preserve">V</w:t>
+            </w:r>
+            <w:r>
+              <w:rPr>
+                <w:vertAlign w:val="subscript"/>
+              </w:rPr>
+              <w:t xml:space="preserve">t</w:t>
+            </w:r>
+          </w:p>
+        </w:tc>
+        <w:tc>
+          <w:tcPr>
+            <w:tcW w:w="0" w:type="auto"/>
+          </w:tcPr>
+          <w:p>
+            <w:pPr>
+              <w:spacing w:before="30" w:after="30"/>
+            </w:pPr>
+            <w:r>
+              <w:t xml:space="preserve">t년도 말 책임준비금 (보장금액 1원당, 2.)</w:t>
             </w:r>
           </w:p>
         </w:tc>
@@ -2677,20 +1959,26 @@
               <w:spacing w:before="30" w:after="30"/>
             </w:pPr>
             <w:r>
-              <w:t xml:space="preserve">급부 위험률</w:t>
-            </w:r>
-          </w:p>
-        </w:tc>
-        <w:tc>
-          <w:tcPr>
-            <w:tcW w:w="0" w:type="auto"/>
-          </w:tcPr>
-          <w:p>
-            <w:pPr>
-              <w:spacing w:before="30" w:after="30"/>
-            </w:pPr>
-            <w:r>
-              <w:t xml:space="preserve">암발생률</w:t>
+              <w:t xml:space="preserve">W</w:t>
+            </w:r>
+            <w:r>
+              <w:rPr>
+                <w:vertAlign w:val="subscript"/>
+              </w:rPr>
+              <w:t xml:space="preserve">t</w:t>
+            </w:r>
+          </w:p>
+        </w:tc>
+        <w:tc>
+          <w:tcPr>
+            <w:tcW w:w="0" w:type="auto"/>
+          </w:tcPr>
+          <w:p>
+            <w:pPr>
+              <w:spacing w:before="30" w:after="30"/>
+            </w:pPr>
+            <w:r>
+              <w:t xml:space="preserve">t년도 말 해지환급금 (보장금액 1원당, 3.)</w:t>
             </w:r>
           </w:p>
         </w:tc>
@@ -2705,48 +1993,26 @@
               <w:spacing w:before="30" w:after="30"/>
             </w:pPr>
             <w:r>
-              <w:t xml:space="preserve">탈퇴 위험률</w:t>
-            </w:r>
-          </w:p>
-        </w:tc>
-        <w:tc>
-          <w:tcPr>
-            <w:tcW w:w="0" w:type="auto"/>
-          </w:tcPr>
-          <w:p>
-            <w:pPr>
-              <w:spacing w:before="30" w:after="30"/>
-            </w:pPr>
-            <w:r>
-              <w:t xml:space="preserve">사망률 및 암발생률</w:t>
-            </w:r>
-          </w:p>
-        </w:tc>
-      </w:tr>
-      <w:tr>
-        <w:tc>
-          <w:tcPr>
-            <w:tcW w:w="0" w:type="auto"/>
-          </w:tcPr>
-          <w:p>
-            <w:pPr>
-              <w:spacing w:before="30" w:after="30"/>
-            </w:pPr>
-            <w:r>
-              <w:t xml:space="preserve">집단</w:t>
-            </w:r>
-          </w:p>
-        </w:tc>
-        <w:tc>
-          <w:tcPr>
-            <w:tcW w:w="0" w:type="auto"/>
-          </w:tcPr>
-          <w:p>
-            <w:pPr>
-              <w:spacing w:before="30" w:after="30"/>
-            </w:pPr>
-            <w:r>
-              <w:t xml:space="preserve">유지자(사망X, 암X)</w:t>
+              <w:t xml:space="preserve">f</w:t>
+            </w:r>
+            <w:r>
+              <w:rPr>
+                <w:vertAlign w:val="subscript"/>
+              </w:rPr>
+              <w:t xml:space="preserve">x+t</w:t>
+            </w:r>
+          </w:p>
+        </w:tc>
+        <w:tc>
+          <w:tcPr>
+            <w:tcW w:w="0" w:type="auto"/>
+          </w:tcPr>
+          <w:p>
+            <w:pPr>
+              <w:spacing w:before="30" w:after="30"/>
+            </w:pPr>
+            <w:r>
+              <w:t xml:space="preserve">납입을 멈추게 하는 질병(납입면제 사유 등)의 발생률 — 납입자수 식</w:t>
             </w:r>
           </w:p>
         </w:tc>
@@ -2758,618 +2024,7 @@
         <w:pStyle w:val="Heading2"/>
       </w:pPr>
       <w:r>
-        <w:t xml:space="preserve">다. 기호의 정의</w:t>
-      </w:r>
-    </w:p>
-    <w:tbl>
-      <w:tblPr>
-        <w:tblW w:w="5000" w:type="pct"/>
-        <w:tblBorders>
-          <w:top w:val="single" w:sz="4" w:space="0" w:color="A0A0A0"/>
-          <w:left w:val="single" w:sz="4" w:space="0" w:color="A0A0A0"/>
-          <w:bottom w:val="single" w:sz="4" w:space="0" w:color="A0A0A0"/>
-          <w:right w:val="single" w:sz="4" w:space="0" w:color="A0A0A0"/>
-          <w:insideH w:val="single" w:sz="4" w:space="0" w:color="A0A0A0"/>
-          <w:insideV w:val="single" w:sz="4" w:space="0" w:color="A0A0A0"/>
-        </w:tblBorders>
-        <w:tblCellMar>
-          <w:left w:w="140" w:type="dxa"/>
-          <w:right w:w="180" w:type="dxa"/>
-        </w:tblCellMar>
-      </w:tblPr>
-      <w:tblGrid>
-        <w:gridCol w:w="2940"/>
-        <w:gridCol w:w="6860"/>
-      </w:tblGrid>
-      <w:tr>
-        <w:trPr>
-          <w:tblHeader/>
-        </w:trPr>
-        <w:tc>
-          <w:tcPr>
-            <w:tcW w:w="0" w:type="auto"/>
-            <w:shd w:val="clear" w:color="auto" w:fill="EEF1F5"/>
-          </w:tcPr>
-          <w:p>
-            <w:pPr>
-              <w:spacing w:before="30" w:after="30"/>
-            </w:pPr>
-            <w:r>
-              <w:rPr>
-                <w:b/>
-              </w:rPr>
-              <w:t xml:space="preserve">기호</w:t>
-            </w:r>
-          </w:p>
-        </w:tc>
-        <w:tc>
-          <w:tcPr>
-            <w:tcW w:w="0" w:type="auto"/>
-            <w:shd w:val="clear" w:color="auto" w:fill="EEF1F5"/>
-          </w:tcPr>
-          <w:p>
-            <w:pPr>
-              <w:spacing w:before="30" w:after="30"/>
-            </w:pPr>
-            <w:r>
-              <w:rPr>
-                <w:b/>
-              </w:rPr>
-              <w:t xml:space="preserve">뜻</w:t>
-            </w:r>
-          </w:p>
-        </w:tc>
-      </w:tr>
-      <w:tr>
-        <w:tc>
-          <w:tcPr>
-            <w:tcW w:w="0" w:type="auto"/>
-          </w:tcPr>
-          <w:p>
-            <w:pPr>
-              <w:spacing w:before="30" w:after="30"/>
-            </w:pPr>
-            <w:r>
-              <w:t xml:space="preserve">x</w:t>
-            </w:r>
-          </w:p>
-        </w:tc>
-        <w:tc>
-          <w:tcPr>
-            <w:tcW w:w="0" w:type="auto"/>
-          </w:tcPr>
-          <w:p>
-            <w:pPr>
-              <w:spacing w:before="30" w:after="30"/>
-            </w:pPr>
-            <w:r>
-              <w:t xml:space="preserve">피보험자의 가입나이</w:t>
-            </w:r>
-          </w:p>
-        </w:tc>
-      </w:tr>
-      <w:tr>
-        <w:tc>
-          <w:tcPr>
-            <w:tcW w:w="0" w:type="auto"/>
-          </w:tcPr>
-          <w:p>
-            <w:pPr>
-              <w:spacing w:before="30" w:after="30"/>
-            </w:pPr>
-            <w:r>
-              <w:t xml:space="preserve">t</w:t>
-            </w:r>
-          </w:p>
-        </w:tc>
-        <w:tc>
-          <w:tcPr>
-            <w:tcW w:w="0" w:type="auto"/>
-          </w:tcPr>
-          <w:p>
-            <w:pPr>
-              <w:spacing w:before="30" w:after="30"/>
-            </w:pPr>
-            <w:r>
-              <w:t xml:space="preserve">경과기간(년), 0 ≤ t &lt; n</w:t>
-            </w:r>
-          </w:p>
-        </w:tc>
-      </w:tr>
-      <w:tr>
-        <w:tc>
-          <w:tcPr>
-            <w:tcW w:w="0" w:type="auto"/>
-          </w:tcPr>
-          <w:p>
-            <w:pPr>
-              <w:spacing w:before="30" w:after="30"/>
-            </w:pPr>
-            <w:r>
-              <w:t xml:space="preserve">n</w:t>
-            </w:r>
-          </w:p>
-        </w:tc>
-        <w:tc>
-          <w:tcPr>
-            <w:tcW w:w="0" w:type="auto"/>
-          </w:tcPr>
-          <w:p>
-            <w:pPr>
-              <w:spacing w:before="30" w:after="30"/>
-            </w:pPr>
-            <w:r>
-              <w:t xml:space="preserve">보험기간(년)</w:t>
-            </w:r>
-          </w:p>
-        </w:tc>
-      </w:tr>
-      <w:tr>
-        <w:tc>
-          <w:tcPr>
-            <w:tcW w:w="0" w:type="auto"/>
-          </w:tcPr>
-          <w:p>
-            <w:pPr>
-              <w:spacing w:before="30" w:after="30"/>
-            </w:pPr>
-            <w:r>
-              <w:t xml:space="preserve">m</w:t>
-            </w:r>
-          </w:p>
-        </w:tc>
-        <w:tc>
-          <w:tcPr>
-            <w:tcW w:w="0" w:type="auto"/>
-          </w:tcPr>
-          <w:p>
-            <w:pPr>
-              <w:spacing w:before="30" w:after="30"/>
-            </w:pPr>
-            <w:r>
-              <w:t xml:space="preserve">보험료 납입기간(년)</w:t>
-            </w:r>
-          </w:p>
-        </w:tc>
-      </w:tr>
-      <w:tr>
-        <w:tc>
-          <w:tcPr>
-            <w:tcW w:w="0" w:type="auto"/>
-          </w:tcPr>
-          <w:p>
-            <w:pPr>
-              <w:spacing w:before="30" w:after="30"/>
-            </w:pPr>
-            <w:r>
-              <w:t xml:space="preserve">k</w:t>
-            </w:r>
-          </w:p>
-        </w:tc>
-        <w:tc>
-          <w:tcPr>
-            <w:tcW w:w="0" w:type="auto"/>
-          </w:tcPr>
-          <w:p>
-            <w:pPr>
-              <w:spacing w:before="30" w:after="30"/>
-            </w:pPr>
-            <w:r>
-              <w:t xml:space="preserve">납입주기별 계수 — 연 납입횟수 (연납 1, 6개월납 2, 3개월납 4, 월납 12)</w:t>
-            </w:r>
-          </w:p>
-        </w:tc>
-      </w:tr>
-      <w:tr>
-        <w:tc>
-          <w:tcPr>
-            <w:tcW w:w="0" w:type="auto"/>
-          </w:tcPr>
-          <w:p>
-            <w:pPr>
-              <w:spacing w:before="30" w:after="30"/>
-            </w:pPr>
-            <w:r>
-              <w:t xml:space="preserve">i</w:t>
-            </w:r>
-          </w:p>
-        </w:tc>
-        <w:tc>
-          <w:tcPr>
-            <w:tcW w:w="0" w:type="auto"/>
-          </w:tcPr>
-          <w:p>
-            <w:pPr>
-              <w:spacing w:before="30" w:after="30"/>
-            </w:pPr>
-            <w:r>
-              <w:t xml:space="preserve">적용이율 (가.(1))</w:t>
-            </w:r>
-          </w:p>
-        </w:tc>
-      </w:tr>
-      <w:tr>
-        <w:tc>
-          <w:tcPr>
-            <w:tcW w:w="0" w:type="auto"/>
-          </w:tcPr>
-          <w:p>
-            <w:pPr>
-              <w:spacing w:before="30" w:after="30"/>
-            </w:pPr>
-            <w:r>
-              <w:t xml:space="preserve">v</w:t>
-            </w:r>
-          </w:p>
-        </w:tc>
-        <w:tc>
-          <w:tcPr>
-            <w:tcW w:w="0" w:type="auto"/>
-          </w:tcPr>
-          <w:p>
-            <w:pPr>
-              <w:spacing w:before="30" w:after="30"/>
-            </w:pPr>
-            <w:r>
-              <w:t xml:space="preserve">현가율 = 1/(1+i)</w:t>
-            </w:r>
-          </w:p>
-        </w:tc>
-      </w:tr>
-      <w:tr>
-        <w:tc>
-          <w:tcPr>
-            <w:tcW w:w="0" w:type="auto"/>
-          </w:tcPr>
-          <w:p>
-            <w:pPr>
-              <w:spacing w:before="30" w:after="30"/>
-            </w:pPr>
-            <w:r>
-              <w:t xml:space="preserve">l</w:t>
-            </w:r>
-            <w:r>
-              <w:rPr>
-                <w:vertAlign w:val="subscript"/>
-              </w:rPr>
-              <w:t xml:space="preserve">x+t</w:t>
-            </w:r>
-          </w:p>
-        </w:tc>
-        <w:tc>
-          <w:tcPr>
-            <w:tcW w:w="0" w:type="auto"/>
-          </w:tcPr>
-          <w:p>
-            <w:pPr>
-              <w:spacing w:before="30" w:after="30"/>
-            </w:pPr>
-            <w:r>
-              <w:t xml:space="preserve">t시점 생존자수 (기준 인원 </w:t>
-            </w:r>
-            <w:r>
-              <w:t xml:space="preserve">l</w:t>
-            </w:r>
-            <w:r>
-              <w:rPr>
-                <w:vertAlign w:val="subscript"/>
-              </w:rPr>
-              <w:t xml:space="preserve">x</w:t>
-            </w:r>
-            <w:r>
-              <w:t xml:space="preserve"> = 100,000) — 그 집단의 탈퇴 사유가 생기지 않은 사람 수</w:t>
-            </w:r>
-          </w:p>
-        </w:tc>
-      </w:tr>
-      <w:tr>
-        <w:tc>
-          <w:tcPr>
-            <w:tcW w:w="0" w:type="auto"/>
-          </w:tcPr>
-          <w:p>
-            <w:pPr>
-              <w:spacing w:before="30" w:after="30"/>
-            </w:pPr>
-            <w:r>
-              <w:t xml:space="preserve">l′</w:t>
-            </w:r>
-            <w:r>
-              <w:rPr>
-                <w:vertAlign w:val="subscript"/>
-              </w:rPr>
-              <w:t xml:space="preserve">x+t</w:t>
-            </w:r>
-          </w:p>
-        </w:tc>
-        <w:tc>
-          <w:tcPr>
-            <w:tcW w:w="0" w:type="auto"/>
-          </w:tcPr>
-          <w:p>
-            <w:pPr>
-              <w:spacing w:before="30" w:after="30"/>
-            </w:pPr>
-            <w:r>
-              <w:t xml:space="preserve">t시점 납입자수 (기준 인원 </w:t>
-            </w:r>
-            <w:r>
-              <w:t xml:space="preserve">l′</w:t>
-            </w:r>
-            <w:r>
-              <w:rPr>
-                <w:vertAlign w:val="subscript"/>
-              </w:rPr>
-              <w:t xml:space="preserve">x</w:t>
-            </w:r>
-            <w:r>
-              <w:t xml:space="preserve"> = 100,000) — 보험료(N*)에 쓰고 계약 전체에 하나다. 계약을 끝내는 탈퇴 사유와 납입면제 사유가 생기지 않은 사람 수</w:t>
-            </w:r>
-          </w:p>
-        </w:tc>
-      </w:tr>
-      <w:tr>
-        <w:tc>
-          <w:tcPr>
-            <w:tcW w:w="0" w:type="auto"/>
-          </w:tcPr>
-          <w:p>
-            <w:pPr>
-              <w:spacing w:before="30" w:after="30"/>
-            </w:pPr>
-            <w:r>
-              <w:t xml:space="preserve">유지자(사망X, 80% 이상 장해X)</w:t>
-            </w:r>
-          </w:p>
-        </w:tc>
-        <w:tc>
-          <w:tcPr>
-            <w:tcW w:w="0" w:type="auto"/>
-          </w:tcPr>
-          <w:p>
-            <w:pPr>
-              <w:spacing w:before="30" w:after="30"/>
-            </w:pPr>
-            <w:r>
-              <w:t xml:space="preserve">l — 사망·80% 이상 장해 담보의 보험금 현가와 D·N 에 쓴다</w:t>
-            </w:r>
-          </w:p>
-        </w:tc>
-      </w:tr>
-      <w:tr>
-        <w:tc>
-          <w:tcPr>
-            <w:tcW w:w="0" w:type="auto"/>
-          </w:tcPr>
-          <w:p>
-            <w:pPr>
-              <w:spacing w:before="30" w:after="30"/>
-            </w:pPr>
-            <w:r>
-              <w:t xml:space="preserve">유지자(사망X, 암X)</w:t>
-            </w:r>
-          </w:p>
-        </w:tc>
-        <w:tc>
-          <w:tcPr>
-            <w:tcW w:w="0" w:type="auto"/>
-          </w:tcPr>
-          <w:p>
-            <w:pPr>
-              <w:spacing w:before="30" w:after="30"/>
-            </w:pPr>
-            <w:r>
-              <w:t xml:space="preserve">l — 암 진단 담보의 보험금 현가와 D·N 에 쓴다</w:t>
-            </w:r>
-          </w:p>
-        </w:tc>
-      </w:tr>
-      <w:tr>
-        <w:tc>
-          <w:tcPr>
-            <w:tcW w:w="0" w:type="auto"/>
-          </w:tcPr>
-          <w:p>
-            <w:pPr>
-              <w:spacing w:before="30" w:after="30"/>
-            </w:pPr>
-            <w:r>
-              <w:t xml:space="preserve">납입자(사망X, 80% 이상 장해X, 암X)</w:t>
-            </w:r>
-          </w:p>
-        </w:tc>
-        <w:tc>
-          <w:tcPr>
-            <w:tcW w:w="0" w:type="auto"/>
-          </w:tcPr>
-          <w:p>
-            <w:pPr>
-              <w:spacing w:before="30" w:after="30"/>
-            </w:pPr>
-            <w:r>
-              <w:t xml:space="preserve">l′ — 보험료(N*)에 쓴다 (사망·80% 이상 장해 · 암 진단)</w:t>
-            </w:r>
-          </w:p>
-        </w:tc>
-      </w:tr>
-      <w:tr>
-        <w:tc>
-          <w:tcPr>
-            <w:tcW w:w="0" w:type="auto"/>
-          </w:tcPr>
-          <w:p>
-            <w:pPr>
-              <w:spacing w:before="30" w:after="30"/>
-            </w:pPr>
-            <w:r>
-              <w:t xml:space="preserve">d</w:t>
-            </w:r>
-            <w:r>
-              <w:rPr>
-                <w:vertAlign w:val="subscript"/>
-              </w:rPr>
-              <w:t xml:space="preserve">x+t</w:t>
-            </w:r>
-          </w:p>
-        </w:tc>
-        <w:tc>
-          <w:tcPr>
-            <w:tcW w:w="0" w:type="auto"/>
-          </w:tcPr>
-          <w:p>
-            <w:pPr>
-              <w:spacing w:before="30" w:after="30"/>
-            </w:pPr>
-            <w:r>
-              <w:t xml:space="preserve">t시점 지급자수 — 그 담보의 급부가 생긴 사람 수 (바. 의 C 식에 들어간다)</w:t>
-            </w:r>
-          </w:p>
-        </w:tc>
-      </w:tr>
-      <w:tr>
-        <w:tc>
-          <w:tcPr>
-            <w:tcW w:w="0" w:type="auto"/>
-          </w:tcPr>
-          <w:p>
-            <w:pPr>
-              <w:spacing w:before="30" w:after="30"/>
-            </w:pPr>
-            <w:r>
-              <w:t xml:space="preserve">S</w:t>
-            </w:r>
-            <w:r>
-              <w:rPr>
-                <w:vertAlign w:val="subscript"/>
-              </w:rPr>
-              <w:t xml:space="preserve">t</w:t>
-            </w:r>
-          </w:p>
-        </w:tc>
-        <w:tc>
-          <w:tcPr>
-            <w:tcW w:w="0" w:type="auto"/>
-          </w:tcPr>
-          <w:p>
-            <w:pPr>
-              <w:spacing w:before="30" w:after="30"/>
-            </w:pPr>
-            <w:r>
-              <w:t xml:space="preserve">t년도 보장금액의 배수 — 면책·삭감(기간과 지급 비율)을 반영한다(바.). 보장금액 = 보험가입금액 × 담보의 배수</w:t>
-            </w:r>
-          </w:p>
-        </w:tc>
-      </w:tr>
-      <w:tr>
-        <w:tc>
-          <w:tcPr>
-            <w:tcW w:w="0" w:type="auto"/>
-          </w:tcPr>
-          <w:p>
-            <w:pPr>
-              <w:spacing w:before="30" w:after="30"/>
-            </w:pPr>
-            <w:r>
-              <w:t xml:space="preserve">V</w:t>
-            </w:r>
-            <w:r>
-              <w:rPr>
-                <w:vertAlign w:val="subscript"/>
-              </w:rPr>
-              <w:t xml:space="preserve">t</w:t>
-            </w:r>
-          </w:p>
-        </w:tc>
-        <w:tc>
-          <w:tcPr>
-            <w:tcW w:w="0" w:type="auto"/>
-          </w:tcPr>
-          <w:p>
-            <w:pPr>
-              <w:spacing w:before="30" w:after="30"/>
-            </w:pPr>
-            <w:r>
-              <w:t xml:space="preserve">t년도 말 책임준비금 (보장금액 1원당, 2.)</w:t>
-            </w:r>
-          </w:p>
-        </w:tc>
-      </w:tr>
-      <w:tr>
-        <w:tc>
-          <w:tcPr>
-            <w:tcW w:w="0" w:type="auto"/>
-          </w:tcPr>
-          <w:p>
-            <w:pPr>
-              <w:spacing w:before="30" w:after="30"/>
-            </w:pPr>
-            <w:r>
-              <w:t xml:space="preserve">W</w:t>
-            </w:r>
-            <w:r>
-              <w:rPr>
-                <w:vertAlign w:val="subscript"/>
-              </w:rPr>
-              <w:t xml:space="preserve">t</w:t>
-            </w:r>
-          </w:p>
-        </w:tc>
-        <w:tc>
-          <w:tcPr>
-            <w:tcW w:w="0" w:type="auto"/>
-          </w:tcPr>
-          <w:p>
-            <w:pPr>
-              <w:spacing w:before="30" w:after="30"/>
-            </w:pPr>
-            <w:r>
-              <w:t xml:space="preserve">t년도 말 해지환급금 (보장금액 1원당, 3.)</w:t>
-            </w:r>
-          </w:p>
-        </w:tc>
-      </w:tr>
-      <w:tr>
-        <w:tc>
-          <w:tcPr>
-            <w:tcW w:w="0" w:type="auto"/>
-          </w:tcPr>
-          <w:p>
-            <w:pPr>
-              <w:spacing w:before="30" w:after="30"/>
-            </w:pPr>
-            <w:r>
-              <w:t xml:space="preserve">f</w:t>
-            </w:r>
-            <w:r>
-              <w:rPr>
-                <w:vertAlign w:val="subscript"/>
-              </w:rPr>
-              <w:t xml:space="preserve">x+t</w:t>
-            </w:r>
-          </w:p>
-        </w:tc>
-        <w:tc>
-          <w:tcPr>
-            <w:tcW w:w="0" w:type="auto"/>
-          </w:tcPr>
-          <w:p>
-            <w:pPr>
-              <w:spacing w:before="30" w:after="30"/>
-            </w:pPr>
-            <w:r>
-              <w:t xml:space="preserve">납입을 멈추게 하는 질병(납입면제 사유 등)의 발생률 — 납입자수 식 (라.)</w:t>
-            </w:r>
-          </w:p>
-        </w:tc>
-      </w:tr>
-    </w:tbl>
-    <w:p/>
-    <w:p>
-      <w:pPr>
-        <w:pStyle w:val="Heading2"/>
-      </w:pPr>
-      <w:r>
-        <w:t xml:space="preserve">라. 유지자수·납입자수</w:t>
+        <w:t xml:space="preserve">다. 유지자수·납입자수</w:t>
       </w:r>
     </w:p>
     <w:p>
@@ -3984,7 +2639,7 @@
         <w:pStyle w:val="Note"/>
       </w:pPr>
       <w:r>
-        <w:t xml:space="preserve">※ 사망·80% 이상 장해 담보가 이 유지자수를 쓴다. 사망·80% 이상 장해 이(가) 생기면 그 담보는 소멸(탈퇴)한다. 보험금의 현가와 유지자수의 현가 D·N(납입 후 유지비 · 책임준비금)은 이 l 을 쓴다.</w:t>
+        <w:t xml:space="preserve">※ 사망·80% 이상 장해 담보가 쓴다.</w:t>
       </w:r>
     </w:p>
     <w:p>
@@ -4599,7 +3254,7 @@
         <w:pStyle w:val="Note"/>
       </w:pPr>
       <w:r>
-        <w:t xml:space="preserve">※ 암 진단 담보가 이 유지자수를 쓴다. 사망·암 이(가) 생기면 그 담보는 소멸(탈퇴)한다. 보험금의 현가와 유지자수의 현가 D·N(납입 후 유지비 · 책임준비금)은 이 l 을 쓴다.</w:t>
+        <w:t xml:space="preserve">※ 암 진단 담보가 쓴다.</w:t>
       </w:r>
     </w:p>
     <w:p>
@@ -5501,7 +4156,7 @@
         <w:pStyle w:val="Note"/>
       </w:pPr>
       <w:r>
-        <w:t xml:space="preserve">※ 보험료 계산에는 납입자수를 하나만 쓴다 — 계약을 끝내는 탈퇴 사유(사망 — 모든 담보에 공통), 납입면제 사유(80% 이상 장해·암)가 생긴 사람을 뺀다. 별도의 납입면제율을 곱하지 않는다. 질병끼리는 곱으로, 사망과는 겹치는 부분을 절반으로 결합한다.</w:t>
+        <w:t xml:space="preserve">※ 보험료(N*)에만 쓰고 계약 전체에 하나다 — 별도의 납입면제율을 곱하지 않는다.</w:t>
       </w:r>
     </w:p>
     <w:p>
@@ -5509,7 +4164,7 @@
         <w:pStyle w:val="Heading2"/>
       </w:pPr>
       <w:r>
-        <w:t xml:space="preserve">마. 계산기수 — 보험료</w:t>
+        <w:t xml:space="preserve">라. 계산기수 — 보험료</w:t>
       </w:r>
     </w:p>
     <w:p>
@@ -6089,7 +4744,7 @@
         <w:pStyle w:val="Heading2"/>
       </w:pPr>
       <w:r>
-        <w:t xml:space="preserve">바. 계산기수 — 보험금</w:t>
+        <w:t xml:space="preserve">마. 계산기수 — 보험금</w:t>
       </w:r>
     </w:p>
     <w:p>
@@ -6376,6 +5031,207 @@
         <w:t xml:space="preserve">※ 담보마다 그 담보의 유지자수 l 로 낸다. 납입 후 유지비와 책임준비금(2.)이 N 을 쓴다.</w:t>
       </w:r>
     </w:p>
+    <w:tbl>
+      <w:tblPr>
+        <w:tblW w:w="5000" w:type="pct"/>
+        <w:tblBorders>
+          <w:top w:val="single" w:sz="4" w:space="0" w:color="A0A0A0"/>
+          <w:left w:val="single" w:sz="4" w:space="0" w:color="A0A0A0"/>
+          <w:bottom w:val="single" w:sz="4" w:space="0" w:color="A0A0A0"/>
+          <w:right w:val="single" w:sz="4" w:space="0" w:color="A0A0A0"/>
+          <w:insideH w:val="single" w:sz="4" w:space="0" w:color="A0A0A0"/>
+          <w:insideV w:val="single" w:sz="4" w:space="0" w:color="A0A0A0"/>
+        </w:tblBorders>
+        <w:tblCellMar>
+          <w:left w:w="140" w:type="dxa"/>
+          <w:right w:w="180" w:type="dxa"/>
+        </w:tblCellMar>
+      </w:tblPr>
+      <w:tblGrid>
+        <w:gridCol w:w="2940"/>
+        <w:gridCol w:w="6860"/>
+      </w:tblGrid>
+      <w:tr>
+        <w:trPr>
+          <w:tblHeader/>
+        </w:trPr>
+        <w:tc>
+          <w:tcPr>
+            <w:tcW w:w="0" w:type="auto"/>
+            <w:shd w:val="clear" w:color="auto" w:fill="EEF1F5"/>
+          </w:tcPr>
+          <w:p>
+            <w:pPr>
+              <w:spacing w:before="30" w:after="30"/>
+            </w:pPr>
+            <w:r>
+              <w:rPr>
+                <w:b/>
+              </w:rPr>
+              <w:t xml:space="preserve">담보</w:t>
+            </w:r>
+          </w:p>
+        </w:tc>
+        <w:tc>
+          <w:tcPr>
+            <w:tcW w:w="0" w:type="auto"/>
+            <w:shd w:val="clear" w:color="auto" w:fill="EEF1F5"/>
+          </w:tcPr>
+          <w:p>
+            <w:pPr>
+              <w:spacing w:before="30" w:after="30"/>
+            </w:pPr>
+            <w:r>
+              <w:rPr>
+                <w:b/>
+              </w:rPr>
+              <w:t xml:space="preserve">사망·80% 이상 장해</w:t>
+            </w:r>
+          </w:p>
+        </w:tc>
+      </w:tr>
+      <w:tr>
+        <w:tc>
+          <w:tcPr>
+            <w:tcW w:w="0" w:type="auto"/>
+          </w:tcPr>
+          <w:p>
+            <w:pPr>
+              <w:spacing w:before="30" w:after="30"/>
+            </w:pPr>
+            <w:r>
+              <w:t xml:space="preserve">급부 유형</w:t>
+            </w:r>
+          </w:p>
+        </w:tc>
+        <w:tc>
+          <w:tcPr>
+            <w:tcW w:w="0" w:type="auto"/>
+          </w:tcPr>
+          <w:p>
+            <w:pPr>
+              <w:spacing w:before="30" w:after="30"/>
+            </w:pPr>
+            <w:r>
+              <w:t xml:space="preserve">사망</w:t>
+            </w:r>
+          </w:p>
+        </w:tc>
+      </w:tr>
+      <w:tr>
+        <w:tc>
+          <w:tcPr>
+            <w:tcW w:w="0" w:type="auto"/>
+          </w:tcPr>
+          <w:p>
+            <w:pPr>
+              <w:spacing w:before="30" w:after="30"/>
+            </w:pPr>
+            <w:r>
+              <w:t xml:space="preserve">보험기간</w:t>
+            </w:r>
+          </w:p>
+        </w:tc>
+        <w:tc>
+          <w:tcPr>
+            <w:tcW w:w="0" w:type="auto"/>
+          </w:tcPr>
+          <w:p>
+            <w:pPr>
+              <w:spacing w:before="30" w:after="30"/>
+            </w:pPr>
+            <w:r>
+              <w:t xml:space="preserve">종신 (110세)</w:t>
+            </w:r>
+          </w:p>
+        </w:tc>
+      </w:tr>
+      <w:tr>
+        <w:tc>
+          <w:tcPr>
+            <w:tcW w:w="0" w:type="auto"/>
+          </w:tcPr>
+          <w:p>
+            <w:pPr>
+              <w:spacing w:before="30" w:after="30"/>
+            </w:pPr>
+            <w:r>
+              <w:t xml:space="preserve">보장금액</w:t>
+            </w:r>
+          </w:p>
+        </w:tc>
+        <w:tc>
+          <w:tcPr>
+            <w:tcW w:w="0" w:type="auto"/>
+          </w:tcPr>
+          <w:p>
+            <w:pPr>
+              <w:spacing w:before="30" w:after="30"/>
+            </w:pPr>
+            <w:r>
+              <w:t xml:space="preserve">가입금액의 1배</w:t>
+            </w:r>
+          </w:p>
+        </w:tc>
+      </w:tr>
+      <w:tr>
+        <w:tc>
+          <w:tcPr>
+            <w:tcW w:w="0" w:type="auto"/>
+          </w:tcPr>
+          <w:p>
+            <w:pPr>
+              <w:spacing w:before="30" w:after="30"/>
+            </w:pPr>
+            <w:r>
+              <w:t xml:space="preserve">면책·삭감</w:t>
+            </w:r>
+          </w:p>
+        </w:tc>
+        <w:tc>
+          <w:tcPr>
+            <w:tcW w:w="0" w:type="auto"/>
+          </w:tcPr>
+          <w:p>
+            <w:pPr>
+              <w:spacing w:before="30" w:after="30"/>
+            </w:pPr>
+            <w:r>
+              <w:t xml:space="preserve">없음</w:t>
+            </w:r>
+          </w:p>
+        </w:tc>
+      </w:tr>
+      <w:tr>
+        <w:tc>
+          <w:tcPr>
+            <w:tcW w:w="0" w:type="auto"/>
+          </w:tcPr>
+          <w:p>
+            <w:pPr>
+              <w:spacing w:before="30" w:after="30"/>
+            </w:pPr>
+            <w:r>
+              <w:t xml:space="preserve">탈퇴 위험률</w:t>
+            </w:r>
+          </w:p>
+        </w:tc>
+        <w:tc>
+          <w:tcPr>
+            <w:tcW w:w="0" w:type="auto"/>
+          </w:tcPr>
+          <w:p>
+            <w:pPr>
+              <w:spacing w:before="30" w:after="30"/>
+            </w:pPr>
+            <w:r>
+              <w:t xml:space="preserve">사망률 및 80% 이상 장해율</w:t>
+            </w:r>
+          </w:p>
+        </w:tc>
+      </w:tr>
+    </w:tbl>
+    <w:p/>
     <w:p>
       <w:pPr>
         <w:pStyle w:val="FormulaLabel"/>
@@ -6897,14 +5753,207 @@
         </m:oMath>
       </m:oMathPara>
     </w:p>
-    <w:p>
-      <w:pPr>
-        <w:pStyle w:val="Note"/>
-      </w:pPr>
-      <w:r>
-        <w:t xml:space="preserve">※ 보장금액 가입금액의 1배 · 종신 (110세) · 면책·삭감 없음 · 유지자(사망X, 80% 이상 장해X). 사망·80% 이상 장해 모두 같은 보험금을 지급하므로 탈퇴자 전부가 급부 대상이다.</w:t>
-      </w:r>
-    </w:p>
+    <w:tbl>
+      <w:tblPr>
+        <w:tblW w:w="5000" w:type="pct"/>
+        <w:tblBorders>
+          <w:top w:val="single" w:sz="4" w:space="0" w:color="A0A0A0"/>
+          <w:left w:val="single" w:sz="4" w:space="0" w:color="A0A0A0"/>
+          <w:bottom w:val="single" w:sz="4" w:space="0" w:color="A0A0A0"/>
+          <w:right w:val="single" w:sz="4" w:space="0" w:color="A0A0A0"/>
+          <w:insideH w:val="single" w:sz="4" w:space="0" w:color="A0A0A0"/>
+          <w:insideV w:val="single" w:sz="4" w:space="0" w:color="A0A0A0"/>
+        </w:tblBorders>
+        <w:tblCellMar>
+          <w:left w:w="140" w:type="dxa"/>
+          <w:right w:w="180" w:type="dxa"/>
+        </w:tblCellMar>
+      </w:tblPr>
+      <w:tblGrid>
+        <w:gridCol w:w="2940"/>
+        <w:gridCol w:w="6860"/>
+      </w:tblGrid>
+      <w:tr>
+        <w:trPr>
+          <w:tblHeader/>
+        </w:trPr>
+        <w:tc>
+          <w:tcPr>
+            <w:tcW w:w="0" w:type="auto"/>
+            <w:shd w:val="clear" w:color="auto" w:fill="EEF1F5"/>
+          </w:tcPr>
+          <w:p>
+            <w:pPr>
+              <w:spacing w:before="30" w:after="30"/>
+            </w:pPr>
+            <w:r>
+              <w:rPr>
+                <w:b/>
+              </w:rPr>
+              <w:t xml:space="preserve">담보</w:t>
+            </w:r>
+          </w:p>
+        </w:tc>
+        <w:tc>
+          <w:tcPr>
+            <w:tcW w:w="0" w:type="auto"/>
+            <w:shd w:val="clear" w:color="auto" w:fill="EEF1F5"/>
+          </w:tcPr>
+          <w:p>
+            <w:pPr>
+              <w:spacing w:before="30" w:after="30"/>
+            </w:pPr>
+            <w:r>
+              <w:rPr>
+                <w:b/>
+              </w:rPr>
+              <w:t xml:space="preserve">암 진단</w:t>
+            </w:r>
+          </w:p>
+        </w:tc>
+      </w:tr>
+      <w:tr>
+        <w:tc>
+          <w:tcPr>
+            <w:tcW w:w="0" w:type="auto"/>
+          </w:tcPr>
+          <w:p>
+            <w:pPr>
+              <w:spacing w:before="30" w:after="30"/>
+            </w:pPr>
+            <w:r>
+              <w:t xml:space="preserve">급부 유형</w:t>
+            </w:r>
+          </w:p>
+        </w:tc>
+        <w:tc>
+          <w:tcPr>
+            <w:tcW w:w="0" w:type="auto"/>
+          </w:tcPr>
+          <w:p>
+            <w:pPr>
+              <w:spacing w:before="30" w:after="30"/>
+            </w:pPr>
+            <w:r>
+              <w:t xml:space="preserve">최초발생</w:t>
+            </w:r>
+          </w:p>
+        </w:tc>
+      </w:tr>
+      <w:tr>
+        <w:tc>
+          <w:tcPr>
+            <w:tcW w:w="0" w:type="auto"/>
+          </w:tcPr>
+          <w:p>
+            <w:pPr>
+              <w:spacing w:before="30" w:after="30"/>
+            </w:pPr>
+            <w:r>
+              <w:t xml:space="preserve">보험기간</w:t>
+            </w:r>
+          </w:p>
+        </w:tc>
+        <w:tc>
+          <w:tcPr>
+            <w:tcW w:w="0" w:type="auto"/>
+          </w:tcPr>
+          <w:p>
+            <w:pPr>
+              <w:spacing w:before="30" w:after="30"/>
+            </w:pPr>
+            <w:r>
+              <w:t xml:space="preserve">100세 만기</w:t>
+            </w:r>
+          </w:p>
+        </w:tc>
+      </w:tr>
+      <w:tr>
+        <w:tc>
+          <w:tcPr>
+            <w:tcW w:w="0" w:type="auto"/>
+          </w:tcPr>
+          <w:p>
+            <w:pPr>
+              <w:spacing w:before="30" w:after="30"/>
+            </w:pPr>
+            <w:r>
+              <w:t xml:space="preserve">보장금액</w:t>
+            </w:r>
+          </w:p>
+        </w:tc>
+        <w:tc>
+          <w:tcPr>
+            <w:tcW w:w="0" w:type="auto"/>
+          </w:tcPr>
+          <w:p>
+            <w:pPr>
+              <w:spacing w:before="30" w:after="30"/>
+            </w:pPr>
+            <w:r>
+              <w:t xml:space="preserve">가입금액의 0.5배</w:t>
+            </w:r>
+          </w:p>
+        </w:tc>
+      </w:tr>
+      <w:tr>
+        <w:tc>
+          <w:tcPr>
+            <w:tcW w:w="0" w:type="auto"/>
+          </w:tcPr>
+          <w:p>
+            <w:pPr>
+              <w:spacing w:before="30" w:after="30"/>
+            </w:pPr>
+            <w:r>
+              <w:t xml:space="preserve">면책·삭감</w:t>
+            </w:r>
+          </w:p>
+        </w:tc>
+        <w:tc>
+          <w:tcPr>
+            <w:tcW w:w="0" w:type="auto"/>
+          </w:tcPr>
+          <w:p>
+            <w:pPr>
+              <w:spacing w:before="30" w:after="30"/>
+            </w:pPr>
+            <w:r>
+              <w:t xml:space="preserve">90일 면책</w:t>
+            </w:r>
+          </w:p>
+        </w:tc>
+      </w:tr>
+      <w:tr>
+        <w:tc>
+          <w:tcPr>
+            <w:tcW w:w="0" w:type="auto"/>
+          </w:tcPr>
+          <w:p>
+            <w:pPr>
+              <w:spacing w:before="30" w:after="30"/>
+            </w:pPr>
+            <w:r>
+              <w:t xml:space="preserve">탈퇴 위험률</w:t>
+            </w:r>
+          </w:p>
+        </w:tc>
+        <w:tc>
+          <w:tcPr>
+            <w:tcW w:w="0" w:type="auto"/>
+          </w:tcPr>
+          <w:p>
+            <w:pPr>
+              <w:spacing w:before="30" w:after="30"/>
+            </w:pPr>
+            <w:r>
+              <w:t xml:space="preserve">사망률 및 암발생률</w:t>
+            </w:r>
+          </w:p>
+        </w:tc>
+      </w:tr>
+    </w:tbl>
+    <w:p/>
     <w:p>
       <w:pPr>
         <w:pStyle w:val="FormulaLabel"/>
@@ -7554,7 +6603,7 @@
         <w:pStyle w:val="Note"/>
       </w:pPr>
       <w:r>
-        <w:t xml:space="preserve">※ 보장금액 가입금액의 0.5배 · 100세 만기 · 면책·삭감 90일 면책 · 유지자(사망X, 암X). 진단 확정 시 지급하고 그 담보는 소멸한다.</w:t>
+        <w:t xml:space="preserve">※ 진단 확정 시 지급하고 그 담보는 소멸한다.</w:t>
       </w:r>
     </w:p>
     <w:p>
@@ -7562,7 +6611,7 @@
         <w:pStyle w:val="Heading2"/>
       </w:pPr>
       <w:r>
-        <w:t xml:space="preserve">사. 순보험료 및 영업보험료</w:t>
+        <w:t xml:space="preserve">바. 순보험료 및 영업보험료</w:t>
       </w:r>
     </w:p>
     <w:p>
@@ -9418,19 +8467,7 @@
         <w:pStyle w:val="FormulaText"/>
       </w:pPr>
       <w:r>
-        <w:t xml:space="preserve">회계연도말 보험료적립금 — 적용기초율과 표준기초율(</w:t>
-      </w:r>
-      <w:r>
-        <w:t xml:space="preserve">V</w:t>
-      </w:r>
-      <w:r>
-        <w:rPr>
-          <w:vertAlign w:val="superscript"/>
-        </w:rPr>
-        <w:t xml:space="preserve">표준</w:t>
-      </w:r>
-      <w:r>
-        <w:t xml:space="preserve">) 책임준비금 중 큰 금액</w:t>
+        <w:t xml:space="preserve">회계연도말 보험료적립금 — 둘 중 큰 금액</w:t>
       </w:r>
     </w:p>
     <w:p>
@@ -9601,14 +8638,6 @@
         <w:pStyle w:val="Note"/>
       </w:pPr>
       <w:r>
-        <w:t xml:space="preserve">※ 해약공제는 납입기간과 7년 중 짧은 기간에 걸쳐 매년 균등하게 줄어든다.</w:t>
-      </w:r>
-    </w:p>
-    <w:p>
-      <w:pPr>
-        <w:pStyle w:val="Note"/>
-      </w:pPr>
-      <w:r>
         <w:t xml:space="preserve">※ 해약공제 기준 신계약비는 적용기초율과 표준기초율로 구한 신계약비 중 작은 쪽으로 한다.</w:t>
       </w:r>
     </w:p>
@@ -9618,14 +8647,6 @@
       </w:pPr>
       <w:r>
         <w:t xml:space="preserve">[식] 해약공제 기준 신계약비</w:t>
-      </w:r>
-    </w:p>
-    <w:p>
-      <w:pPr>
-        <w:pStyle w:val="FormulaText"/>
-      </w:pPr>
-      <w:r>
-        <w:t xml:space="preserve">적용기초율의 신계약비와 표준기초율의 신계약비 중 작은 쪽</w:t>
       </w:r>
     </w:p>
     <w:p>

--- a/samples/10_기본상품_종신보험(암진단포함)_산출방법서.docx
+++ b/samples/10_기본상품_종신보험(암진단포함)_산출방법서.docx
@@ -7555,7 +7555,7 @@
         <w:pStyle w:val="Note"/>
       </w:pPr>
       <w:r>
-        <w:t xml:space="preserve">※ 담보 보험료 = 10만원당 보험료 × (보장금액 ÷ 100,000), 보장금액 = 보험가입금액 × 배수. 여러 담보는 담보 보험료를 더한다.</w:t>
+        <w:t xml:space="preserve">※ 담보 보험료 = 10만원당 보험료 × (보장금액 ÷ 100,000) 에서 10원 미만을 버린다(10원 단위). 보장금액 = 보험가입금액 × 배수. 여러 담보는 담보 보험료를 더한다.</w:t>
       </w:r>
     </w:p>
     <w:p>

--- a/samples/10_기본상품_종신보험(암진단포함)_산출방법서.docx
+++ b/samples/10_기본상품_종신보험(암진단포함)_산출방법서.docx
@@ -100,7 +100,7 @@
               <w:spacing w:before="30" w:after="30"/>
             </w:pPr>
             <w:r>
-              <w:t xml:space="preserve">표준 산출방법서 v6</w:t>
+              <w:t xml:space="preserve">표준 산출방법서 v7</w:t>
             </w:r>
           </w:p>
         </w:tc>
@@ -1045,34 +1045,7 @@
     </w:p>
     <w:p>
       <w:r>
-        <w:t xml:space="preserve">(4) 납입면제 사유</w:t>
-      </w:r>
-    </w:p>
-    <w:p>
-      <w:r>
-        <w:t xml:space="preserve">납입면제 사유는 80% 이상 장해율 · 암발생률 이다. 보장은 그대로 두고 남은 보험료만 면제하므로 납입자수 l′ 에서만 뺀다(유지자수·납입자수).</w:t>
-      </w:r>
-    </w:p>
-    <w:p>
-      <w:pPr>
-        <w:pStyle w:val="FormulaText"/>
-      </w:pPr>
-      <w:r>
-        <w:t xml:space="preserve">f</w:t>
-      </w:r>
-      <w:r>
-        <w:rPr>
-          <w:vertAlign w:val="subscript"/>
-        </w:rPr>
-        <w:t xml:space="preserve">x</w:t>
-      </w:r>
-      <w:r>
-        <w:t xml:space="preserve"> : 80% 이상 장해율 · 암발생률</w:t>
-      </w:r>
-    </w:p>
-    <w:p>
-      <w:r>
-        <w:t xml:space="preserve">(5) 예정사업비율</w:t>
+        <w:t xml:space="preserve">(4) 예정사업비율</w:t>
       </w:r>
     </w:p>
     <w:tbl>
@@ -1803,6 +1776,12 @@
             </w:r>
             <w:r>
               <w:rPr>
+                <w:vertAlign w:val="superscript"/>
+              </w:rPr>
+              <w:t xml:space="preserve">(k)</w:t>
+            </w:r>
+            <w:r>
+              <w:rPr>
                 <w:vertAlign w:val="subscript"/>
               </w:rPr>
               <w:t xml:space="preserve">x+t</w:t>
@@ -1818,10 +1797,16 @@
               <w:spacing w:before="30" w:after="30"/>
             </w:pPr>
             <w:r>
-              <w:t xml:space="preserve">t시점 생존자수 (기준 인원 </w:t>
+              <w:t xml:space="preserve">생존자 lx(k) — t시점 생존자수(기준 인원 </w:t>
             </w:r>
             <w:r>
               <w:t xml:space="preserve">l</w:t>
+            </w:r>
+            <w:r>
+              <w:rPr>
+                <w:vertAlign w:val="superscript"/>
+              </w:rPr>
+              <w:t xml:space="preserve">(k)</w:t>
             </w:r>
             <w:r>
               <w:rPr>
@@ -1830,7 +1815,7 @@
               <w:t xml:space="preserve">x</w:t>
             </w:r>
             <w:r>
-              <w:t xml:space="preserve"> = 100,000) — 그 집단의 탈퇴 사유가 생기지 않은 사람 수</w:t>
+              <w:t xml:space="preserve"> = 100,000). 그 생존자의 탈퇴 사유가 생기지 않은 사람 수 (다.)</w:t>
             </w:r>
           </w:p>
         </w:tc>
@@ -1845,7 +1830,13 @@
               <w:spacing w:before="30" w:after="30"/>
             </w:pPr>
             <w:r>
-              <w:t xml:space="preserve">l′</w:t>
+              <w:t xml:space="preserve">D</w:t>
+            </w:r>
+            <w:r>
+              <w:rPr>
+                <w:vertAlign w:val="superscript"/>
+              </w:rPr>
+              <w:t xml:space="preserve">(k)</w:t>
             </w:r>
             <w:r>
               <w:rPr>
@@ -1853,30 +1844,92 @@
               </w:rPr>
               <w:t xml:space="preserve">x+t</w:t>
             </w:r>
-          </w:p>
-        </w:tc>
-        <w:tc>
-          <w:tcPr>
-            <w:tcW w:w="0" w:type="auto"/>
-          </w:tcPr>
-          <w:p>
-            <w:pPr>
-              <w:spacing w:before="30" w:after="30"/>
-            </w:pPr>
-            <w:r>
-              <w:t xml:space="preserve">t시점 납입자수 (기준 인원 </w:t>
-            </w:r>
-            <w:r>
-              <w:t xml:space="preserve">l′</w:t>
+            <w:r>
+              <w:t xml:space="preserve"> · </w:t>
+            </w:r>
+            <w:r>
+              <w:t xml:space="preserve">N</w:t>
+            </w:r>
+            <w:r>
+              <w:rPr>
+                <w:vertAlign w:val="superscript"/>
+              </w:rPr>
+              <w:t xml:space="preserve">(k)</w:t>
             </w:r>
             <w:r>
               <w:rPr>
                 <w:vertAlign w:val="subscript"/>
               </w:rPr>
-              <w:t xml:space="preserve">x</w:t>
-            </w:r>
-            <w:r>
-              <w:t xml:space="preserve"> = 100,000) — 탈퇴·납입면제 사유가 생기지 않은 사람 수. 보험료(N*)에 쓰고 계약 전체에 하나다</w:t>
+              <w:t xml:space="preserve">x+t</w:t>
+            </w:r>
+          </w:p>
+        </w:tc>
+        <w:tc>
+          <w:tcPr>
+            <w:tcW w:w="0" w:type="auto"/>
+          </w:tcPr>
+          <w:p>
+            <w:pPr>
+              <w:spacing w:before="30" w:after="30"/>
+            </w:pPr>
+            <w:r>
+              <w:t xml:space="preserve">생존자 lx(k) 의 현가와 그 누계</w:t>
+            </w:r>
+          </w:p>
+        </w:tc>
+      </w:tr>
+      <w:tr>
+        <w:tc>
+          <w:tcPr>
+            <w:tcW w:w="0" w:type="auto"/>
+          </w:tcPr>
+          <w:p>
+            <w:pPr>
+              <w:spacing w:before="30" w:after="30"/>
+            </w:pPr>
+            <w:r>
+              <w:t xml:space="preserve">l · D · N</w:t>
+            </w:r>
+          </w:p>
+        </w:tc>
+        <w:tc>
+          <w:tcPr>
+            <w:tcW w:w="0" w:type="auto"/>
+          </w:tcPr>
+          <w:p>
+            <w:pPr>
+              <w:spacing w:before="30" w:after="30"/>
+            </w:pPr>
+            <w:r>
+              <w:t xml:space="preserve">보험금이 가져다 쓰는 생존자의 lx · Dx · Nx (라. — 담보마다 그 생존자)</w:t>
+            </w:r>
+          </w:p>
+        </w:tc>
+      </w:tr>
+      <w:tr>
+        <w:tc>
+          <w:tcPr>
+            <w:tcW w:w="0" w:type="auto"/>
+          </w:tcPr>
+          <w:p>
+            <w:pPr>
+              <w:spacing w:before="30" w:after="30"/>
+            </w:pPr>
+            <w:r>
+              <w:t xml:space="preserve">D′ · N′</w:t>
+            </w:r>
+          </w:p>
+        </w:tc>
+        <w:tc>
+          <w:tcPr>
+            <w:tcW w:w="0" w:type="auto"/>
+          </w:tcPr>
+          <w:p>
+            <w:pPr>
+              <w:spacing w:before="30" w:after="30"/>
+            </w:pPr>
+            <w:r>
+              <w:t xml:space="preserve">그 계약 단위의 [납입] 생존자의 Dx · Nx — 보험료 납입기수 N* 에 쓴다</w:t>
             </w:r>
           </w:p>
         </w:tc>
@@ -1925,6 +1978,52 @@
               <w:spacing w:before="30" w:after="30"/>
             </w:pPr>
             <w:r>
+              <w:t xml:space="preserve">C</w:t>
+            </w:r>
+            <w:r>
+              <w:rPr>
+                <w:vertAlign w:val="subscript"/>
+              </w:rPr>
+              <w:t xml:space="preserve">x+t</w:t>
+            </w:r>
+            <w:r>
+              <w:t xml:space="preserve"> · </w:t>
+            </w:r>
+            <w:r>
+              <w:t xml:space="preserve">M</w:t>
+            </w:r>
+            <w:r>
+              <w:rPr>
+                <w:vertAlign w:val="subscript"/>
+              </w:rPr>
+              <w:t xml:space="preserve">x+t</w:t>
+            </w:r>
+          </w:p>
+        </w:tc>
+        <w:tc>
+          <w:tcPr>
+            <w:tcW w:w="0" w:type="auto"/>
+          </w:tcPr>
+          <w:p>
+            <w:pPr>
+              <w:spacing w:before="30" w:after="30"/>
+            </w:pPr>
+            <w:r>
+              <w:t xml:space="preserve">급부 발생자의 현가와 그 누계 (라.)</w:t>
+            </w:r>
+          </w:p>
+        </w:tc>
+      </w:tr>
+      <w:tr>
+        <w:tc>
+          <w:tcPr>
+            <w:tcW w:w="0" w:type="auto"/>
+          </w:tcPr>
+          <w:p>
+            <w:pPr>
+              <w:spacing w:before="30" w:after="30"/>
+            </w:pPr>
+            <w:r>
               <w:t xml:space="preserve">V</w:t>
             </w:r>
             <w:r>
@@ -1979,40 +2078,6 @@
             </w:pPr>
             <w:r>
               <w:t xml:space="preserve">t년도 말 해지환급금 (보장금액 1원당, 3.)</w:t>
-            </w:r>
-          </w:p>
-        </w:tc>
-      </w:tr>
-      <w:tr>
-        <w:tc>
-          <w:tcPr>
-            <w:tcW w:w="0" w:type="auto"/>
-          </w:tcPr>
-          <w:p>
-            <w:pPr>
-              <w:spacing w:before="30" w:after="30"/>
-            </w:pPr>
-            <w:r>
-              <w:t xml:space="preserve">f</w:t>
-            </w:r>
-            <w:r>
-              <w:rPr>
-                <w:vertAlign w:val="subscript"/>
-              </w:rPr>
-              <w:t xml:space="preserve">x+t</w:t>
-            </w:r>
-          </w:p>
-        </w:tc>
-        <w:tc>
-          <w:tcPr>
-            <w:tcW w:w="0" w:type="auto"/>
-          </w:tcPr>
-          <w:p>
-            <w:pPr>
-              <w:spacing w:before="30" w:after="30"/>
-            </w:pPr>
-            <w:r>
-              <w:t xml:space="preserve">납입을 멈추게 하는 질병(납입면제 사유 등)의 발생률 — 납입자수 식</w:t>
             </w:r>
           </w:p>
         </w:tc>
@@ -2024,15 +2089,160 @@
         <w:pStyle w:val="Heading2"/>
       </w:pPr>
       <w:r>
-        <w:t xml:space="preserve">다. 유지자수·납입자수</w:t>
+        <w:t xml:space="preserve">다. 생존자</w:t>
       </w:r>
     </w:p>
+    <w:tbl>
+      <w:tblPr>
+        <w:tblW w:w="5000" w:type="pct"/>
+        <w:tblBorders>
+          <w:top w:val="single" w:sz="4" w:space="0" w:color="A0A0A0"/>
+          <w:left w:val="single" w:sz="4" w:space="0" w:color="A0A0A0"/>
+          <w:bottom w:val="single" w:sz="4" w:space="0" w:color="A0A0A0"/>
+          <w:right w:val="single" w:sz="4" w:space="0" w:color="A0A0A0"/>
+          <w:insideH w:val="single" w:sz="4" w:space="0" w:color="A0A0A0"/>
+          <w:insideV w:val="single" w:sz="4" w:space="0" w:color="A0A0A0"/>
+        </w:tblBorders>
+        <w:tblCellMar>
+          <w:left w:w="140" w:type="dxa"/>
+          <w:right w:w="180" w:type="dxa"/>
+        </w:tblCellMar>
+      </w:tblPr>
+      <w:tblGrid>
+        <w:gridCol w:w="2940"/>
+        <w:gridCol w:w="6860"/>
+      </w:tblGrid>
+      <w:tr>
+        <w:trPr>
+          <w:tblHeader/>
+        </w:trPr>
+        <w:tc>
+          <w:tcPr>
+            <w:tcW w:w="0" w:type="auto"/>
+            <w:shd w:val="clear" w:color="auto" w:fill="EEF1F5"/>
+          </w:tcPr>
+          <w:p>
+            <w:pPr>
+              <w:spacing w:before="30" w:after="30"/>
+            </w:pPr>
+            <w:r>
+              <w:rPr>
+                <w:b/>
+              </w:rPr>
+              <w:t xml:space="preserve">생존자</w:t>
+            </w:r>
+          </w:p>
+        </w:tc>
+        <w:tc>
+          <w:tcPr>
+            <w:tcW w:w="0" w:type="auto"/>
+            <w:shd w:val="clear" w:color="auto" w:fill="EEF1F5"/>
+          </w:tcPr>
+          <w:p>
+            <w:pPr>
+              <w:spacing w:before="30" w:after="30"/>
+            </w:pPr>
+            <w:r>
+              <w:rPr>
+                <w:b/>
+              </w:rPr>
+              <w:t xml:space="preserve">lx(1) — 생존자(사망X, 80% 이상 장해X)</w:t>
+            </w:r>
+          </w:p>
+        </w:tc>
+      </w:tr>
+      <w:tr>
+        <w:tc>
+          <w:tcPr>
+            <w:tcW w:w="0" w:type="auto"/>
+          </w:tcPr>
+          <w:p>
+            <w:pPr>
+              <w:spacing w:before="30" w:after="30"/>
+            </w:pPr>
+            <w:r>
+              <w:t xml:space="preserve">탈퇴 위험률</w:t>
+            </w:r>
+          </w:p>
+        </w:tc>
+        <w:tc>
+          <w:tcPr>
+            <w:tcW w:w="0" w:type="auto"/>
+          </w:tcPr>
+          <w:p>
+            <w:pPr>
+              <w:spacing w:before="30" w:after="30"/>
+            </w:pPr>
+            <w:r>
+              <w:t xml:space="preserve">사망률 및 80% 이상 장해율</w:t>
+            </w:r>
+          </w:p>
+        </w:tc>
+      </w:tr>
+      <w:tr>
+        <w:tc>
+          <w:tcPr>
+            <w:tcW w:w="0" w:type="auto"/>
+          </w:tcPr>
+          <w:p>
+            <w:pPr>
+              <w:spacing w:before="30" w:after="30"/>
+            </w:pPr>
+            <w:r>
+              <w:t xml:space="preserve">납입(N*)</w:t>
+            </w:r>
+          </w:p>
+        </w:tc>
+        <w:tc>
+          <w:tcPr>
+            <w:tcW w:w="0" w:type="auto"/>
+          </w:tcPr>
+          <w:p>
+            <w:pPr>
+              <w:spacing w:before="30" w:after="30"/>
+            </w:pPr>
+            <w:r>
+              <w:t xml:space="preserve">—</w:t>
+            </w:r>
+          </w:p>
+        </w:tc>
+      </w:tr>
+      <w:tr>
+        <w:tc>
+          <w:tcPr>
+            <w:tcW w:w="0" w:type="auto"/>
+          </w:tcPr>
+          <w:p>
+            <w:pPr>
+              <w:spacing w:before="30" w:after="30"/>
+            </w:pPr>
+            <w:r>
+              <w:t xml:space="preserve">계산기수</w:t>
+            </w:r>
+          </w:p>
+        </w:tc>
+        <w:tc>
+          <w:tcPr>
+            <w:tcW w:w="0" w:type="auto"/>
+          </w:tcPr>
+          <w:p>
+            <w:pPr>
+              <w:spacing w:before="30" w:after="30"/>
+            </w:pPr>
+            <w:r>
+              <w:t xml:space="preserve">lx · Dx · Nx</w:t>
+            </w:r>
+          </w:p>
+        </w:tc>
+      </w:tr>
+    </w:tbl>
+    <w:p/>
     <w:p>
       <w:pPr>
         <w:pStyle w:val="FormulaLabel"/>
       </w:pPr>
       <w:r>
-        <w:t xml:space="preserve">[식] 유지자수 — 유지자(사망X, 80% 이상 장해X)</w:t>
+        <w:t xml:space="preserve">[식] 생존자수 lx(1) — 생존자(사망X, 80% 이상 장해X)</w:t>
       </w:r>
     </w:p>
     <w:p>
@@ -2061,6 +2271,12 @@
       </w:r>
       <w:r>
         <w:rPr>
+          <w:vertAlign w:val="superscript"/>
+        </w:rPr>
+        <w:t xml:space="preserve">(1)</w:t>
+      </w:r>
+      <w:r>
+        <w:rPr>
           <w:vertAlign w:val="subscript"/>
         </w:rPr>
         <w:t xml:space="preserve">x</w:t>
@@ -2086,7 +2302,7 @@
           <m:jc m:val="left"/>
         </m:oMathParaPr>
         <m:oMath>
-          <m:sSub>
+          <m:sSubSup>
             <m:e>
               <m:r>
                 <w:rPr>
@@ -2107,7 +2323,33 @@
                 <m:t xml:space="preserve">x</m:t>
               </m:r>
             </m:sub>
-          </m:sSub>
+            <m:sup>
+              <m:r>
+                <w:rPr>
+                  <w:rFonts w:ascii="Cambria Math" w:hAnsi="Cambria Math"/>
+                  <w:sz w:val="24"/>
+                  <w:szCs w:val="24"/>
+                </w:rPr>
+                <m:t xml:space="preserve">(</m:t>
+              </m:r>
+              <m:r>
+                <w:rPr>
+                  <w:rFonts w:ascii="Cambria Math" w:hAnsi="Cambria Math"/>
+                  <w:sz w:val="24"/>
+                  <w:szCs w:val="24"/>
+                </w:rPr>
+                <m:t xml:space="preserve">1</m:t>
+              </m:r>
+              <m:r>
+                <w:rPr>
+                  <w:rFonts w:ascii="Cambria Math" w:hAnsi="Cambria Math"/>
+                  <w:sz w:val="24"/>
+                  <w:szCs w:val="24"/>
+                </w:rPr>
+                <m:t xml:space="preserve">)</m:t>
+              </m:r>
+            </m:sup>
+          </m:sSubSup>
           <m:r>
             <w:rPr>
               <w:rFonts w:ascii="Cambria Math" w:hAnsi="Cambria Math"/>
@@ -2160,7 +2402,7 @@
           <m:jc m:val="left"/>
         </m:oMathParaPr>
         <m:oMath>
-          <m:sSub>
+          <m:sSubSup>
             <m:e>
               <m:r>
                 <w:rPr>
@@ -2197,7 +2439,33 @@
                 <m:t xml:space="preserve">t</m:t>
               </m:r>
             </m:sub>
-          </m:sSub>
+            <m:sup>
+              <m:r>
+                <w:rPr>
+                  <w:rFonts w:ascii="Cambria Math" w:hAnsi="Cambria Math"/>
+                  <w:sz w:val="24"/>
+                  <w:szCs w:val="24"/>
+                </w:rPr>
+                <m:t xml:space="preserve">(</m:t>
+              </m:r>
+              <m:r>
+                <w:rPr>
+                  <w:rFonts w:ascii="Cambria Math" w:hAnsi="Cambria Math"/>
+                  <w:sz w:val="24"/>
+                  <w:szCs w:val="24"/>
+                </w:rPr>
+                <m:t xml:space="preserve">1</m:t>
+              </m:r>
+              <m:r>
+                <w:rPr>
+                  <w:rFonts w:ascii="Cambria Math" w:hAnsi="Cambria Math"/>
+                  <w:sz w:val="24"/>
+                  <w:szCs w:val="24"/>
+                </w:rPr>
+                <m:t xml:space="preserve">)</m:t>
+              </m:r>
+            </m:sup>
+          </m:sSubSup>
           <m:r>
             <w:rPr>
               <w:rFonts w:ascii="Cambria Math" w:hAnsi="Cambria Math"/>
@@ -2287,6 +2555,78 @@
             </w:rPr>
             <m:t xml:space="preserve"> + </m:t>
           </m:r>
+          <m:sSubSup>
+            <m:e>
+              <m:r>
+                <w:rPr>
+                  <w:rFonts w:ascii="Cambria Math" w:hAnsi="Cambria Math"/>
+                  <w:sz w:val="24"/>
+                  <w:szCs w:val="24"/>
+                </w:rPr>
+                <m:t xml:space="preserve">r</m:t>
+              </m:r>
+            </m:e>
+            <m:sub>
+              <m:r>
+                <w:rPr>
+                  <w:rFonts w:ascii="Cambria Math" w:hAnsi="Cambria Math"/>
+                  <w:sz w:val="24"/>
+                  <w:szCs w:val="24"/>
+                </w:rPr>
+                <m:t xml:space="preserve">x</m:t>
+              </m:r>
+              <m:r>
+                <w:rPr>
+                  <w:rFonts w:ascii="Cambria Math" w:hAnsi="Cambria Math"/>
+                  <w:sz w:val="24"/>
+                  <w:szCs w:val="24"/>
+                </w:rPr>
+                <m:t xml:space="preserve">+</m:t>
+              </m:r>
+              <m:r>
+                <w:rPr>
+                  <w:rFonts w:ascii="Cambria Math" w:hAnsi="Cambria Math"/>
+                  <w:sz w:val="24"/>
+                  <w:szCs w:val="24"/>
+                </w:rPr>
+                <m:t xml:space="preserve">t</m:t>
+              </m:r>
+            </m:sub>
+            <m:sup>
+              <m:r>
+                <w:rPr>
+                  <w:rFonts w:ascii="Cambria Math" w:hAnsi="Cambria Math"/>
+                  <w:sz w:val="24"/>
+                  <w:szCs w:val="24"/>
+                </w:rPr>
+                <m:t xml:space="preserve">(</m:t>
+              </m:r>
+              <m:r>
+                <w:rPr>
+                  <w:rFonts w:ascii="Cambria Math" w:hAnsi="Cambria Math"/>
+                  <w:sz w:val="24"/>
+                  <w:szCs w:val="24"/>
+                </w:rPr>
+                <m:t xml:space="preserve">1</m:t>
+              </m:r>
+              <m:r>
+                <w:rPr>
+                  <w:rFonts w:ascii="Cambria Math" w:hAnsi="Cambria Math"/>
+                  <w:sz w:val="24"/>
+                  <w:szCs w:val="24"/>
+                </w:rPr>
+                <m:t xml:space="preserve">)</m:t>
+              </m:r>
+            </m:sup>
+          </m:sSubSup>
+          <m:r>
+            <w:rPr>
+              <w:rFonts w:ascii="Cambria Math" w:hAnsi="Cambria Math"/>
+              <w:sz w:val="24"/>
+              <w:szCs w:val="24"/>
+            </w:rPr>
+            <m:t xml:space="preserve"> − </m:t>
+          </m:r>
           <m:sSub>
             <m:e>
               <m:r>
@@ -2295,7 +2635,7 @@
                   <w:sz w:val="24"/>
                   <w:szCs w:val="24"/>
                 </w:rPr>
-                <m:t xml:space="preserve">r</m:t>
+                <m:t xml:space="preserve">q</m:t>
               </m:r>
             </m:e>
             <m:sub>
@@ -2331,9 +2671,9 @@
               <w:sz w:val="24"/>
               <w:szCs w:val="24"/>
             </w:rPr>
-            <m:t xml:space="preserve"> − </m:t>
-          </m:r>
-          <m:sSub>
+            <m:t xml:space="preserve">·</m:t>
+          </m:r>
+          <m:sSubSup>
             <m:e>
               <m:r>
                 <w:rPr>
@@ -2341,7 +2681,7 @@
                   <w:sz w:val="24"/>
                   <w:szCs w:val="24"/>
                 </w:rPr>
-                <m:t xml:space="preserve">q</m:t>
+                <m:t xml:space="preserve">r</m:t>
               </m:r>
             </m:e>
             <m:sub>
@@ -2370,53 +2710,33 @@
                 <m:t xml:space="preserve">t</m:t>
               </m:r>
             </m:sub>
-          </m:sSub>
-          <m:r>
-            <w:rPr>
-              <w:rFonts w:ascii="Cambria Math" w:hAnsi="Cambria Math"/>
-              <w:sz w:val="24"/>
-              <w:szCs w:val="24"/>
-            </w:rPr>
-            <m:t xml:space="preserve">·</m:t>
-          </m:r>
-          <m:sSub>
-            <m:e>
-              <m:r>
-                <w:rPr>
-                  <w:rFonts w:ascii="Cambria Math" w:hAnsi="Cambria Math"/>
-                  <w:sz w:val="24"/>
-                  <w:szCs w:val="24"/>
-                </w:rPr>
-                <m:t xml:space="preserve">r</m:t>
-              </m:r>
-            </m:e>
-            <m:sub>
-              <m:r>
-                <w:rPr>
-                  <w:rFonts w:ascii="Cambria Math" w:hAnsi="Cambria Math"/>
-                  <w:sz w:val="24"/>
-                  <w:szCs w:val="24"/>
-                </w:rPr>
-                <m:t xml:space="preserve">x</m:t>
-              </m:r>
-              <m:r>
-                <w:rPr>
-                  <w:rFonts w:ascii="Cambria Math" w:hAnsi="Cambria Math"/>
-                  <w:sz w:val="24"/>
-                  <w:szCs w:val="24"/>
-                </w:rPr>
-                <m:t xml:space="preserve">+</m:t>
-              </m:r>
-              <m:r>
-                <w:rPr>
-                  <w:rFonts w:ascii="Cambria Math" w:hAnsi="Cambria Math"/>
-                  <w:sz w:val="24"/>
-                  <w:szCs w:val="24"/>
-                </w:rPr>
-                <m:t xml:space="preserve">t</m:t>
-              </m:r>
-            </m:sub>
-          </m:sSub>
+            <m:sup>
+              <m:r>
+                <w:rPr>
+                  <w:rFonts w:ascii="Cambria Math" w:hAnsi="Cambria Math"/>
+                  <w:sz w:val="24"/>
+                  <w:szCs w:val="24"/>
+                </w:rPr>
+                <m:t xml:space="preserve">(</m:t>
+              </m:r>
+              <m:r>
+                <w:rPr>
+                  <w:rFonts w:ascii="Cambria Math" w:hAnsi="Cambria Math"/>
+                  <w:sz w:val="24"/>
+                  <w:szCs w:val="24"/>
+                </w:rPr>
+                <m:t xml:space="preserve">1</m:t>
+              </m:r>
+              <m:r>
+                <w:rPr>
+                  <w:rFonts w:ascii="Cambria Math" w:hAnsi="Cambria Math"/>
+                  <w:sz w:val="24"/>
+                  <w:szCs w:val="24"/>
+                </w:rPr>
+                <m:t xml:space="preserve">)</m:t>
+              </m:r>
+            </m:sup>
+          </m:sSubSup>
           <m:r>
             <w:rPr>
               <w:rFonts w:ascii="Cambria Math" w:hAnsi="Cambria Math"/>
@@ -2449,7 +2769,7 @@
         <w:pStyle w:val="FormulaText"/>
       </w:pPr>
       <w:r>
-        <w:t xml:space="preserve">유지자수 — 탈퇴 사유가 생긴 사람을 뺀다</w:t>
+        <w:t xml:space="preserve">생존자수 — 탈퇴 사유가 생긴 사람을 뺀다</w:t>
       </w:r>
     </w:p>
     <w:p>
@@ -2461,6 +2781,524 @@
           <m:jc m:val="left"/>
         </m:oMathParaPr>
         <m:oMath>
+          <m:sSubSup>
+            <m:e>
+              <m:r>
+                <w:rPr>
+                  <w:rFonts w:ascii="Cambria Math" w:hAnsi="Cambria Math"/>
+                  <w:sz w:val="24"/>
+                  <w:szCs w:val="24"/>
+                </w:rPr>
+                <m:t xml:space="preserve">l</m:t>
+              </m:r>
+            </m:e>
+            <m:sub>
+              <m:r>
+                <w:rPr>
+                  <w:rFonts w:ascii="Cambria Math" w:hAnsi="Cambria Math"/>
+                  <w:sz w:val="24"/>
+                  <w:szCs w:val="24"/>
+                </w:rPr>
+                <m:t xml:space="preserve">x</m:t>
+              </m:r>
+              <m:r>
+                <w:rPr>
+                  <w:rFonts w:ascii="Cambria Math" w:hAnsi="Cambria Math"/>
+                  <w:sz w:val="24"/>
+                  <w:szCs w:val="24"/>
+                </w:rPr>
+                <m:t xml:space="preserve">+</m:t>
+              </m:r>
+              <m:r>
+                <w:rPr>
+                  <w:rFonts w:ascii="Cambria Math" w:hAnsi="Cambria Math"/>
+                  <w:sz w:val="24"/>
+                  <w:szCs w:val="24"/>
+                </w:rPr>
+                <m:t xml:space="preserve">t</m:t>
+              </m:r>
+              <m:r>
+                <w:rPr>
+                  <w:rFonts w:ascii="Cambria Math" w:hAnsi="Cambria Math"/>
+                  <w:sz w:val="24"/>
+                  <w:szCs w:val="24"/>
+                </w:rPr>
+                <m:t xml:space="preserve">+</m:t>
+              </m:r>
+              <m:r>
+                <w:rPr>
+                  <w:rFonts w:ascii="Cambria Math" w:hAnsi="Cambria Math"/>
+                  <w:sz w:val="24"/>
+                  <w:szCs w:val="24"/>
+                </w:rPr>
+                <m:t xml:space="preserve">1</m:t>
+              </m:r>
+            </m:sub>
+            <m:sup>
+              <m:r>
+                <w:rPr>
+                  <w:rFonts w:ascii="Cambria Math" w:hAnsi="Cambria Math"/>
+                  <w:sz w:val="24"/>
+                  <w:szCs w:val="24"/>
+                </w:rPr>
+                <m:t xml:space="preserve">(</m:t>
+              </m:r>
+              <m:r>
+                <w:rPr>
+                  <w:rFonts w:ascii="Cambria Math" w:hAnsi="Cambria Math"/>
+                  <w:sz w:val="24"/>
+                  <w:szCs w:val="24"/>
+                </w:rPr>
+                <m:t xml:space="preserve">1</m:t>
+              </m:r>
+              <m:r>
+                <w:rPr>
+                  <w:rFonts w:ascii="Cambria Math" w:hAnsi="Cambria Math"/>
+                  <w:sz w:val="24"/>
+                  <w:szCs w:val="24"/>
+                </w:rPr>
+                <m:t xml:space="preserve">)</m:t>
+              </m:r>
+            </m:sup>
+          </m:sSubSup>
+          <m:r>
+            <w:rPr>
+              <w:rFonts w:ascii="Cambria Math" w:hAnsi="Cambria Math"/>
+              <w:sz w:val="24"/>
+              <w:szCs w:val="24"/>
+            </w:rPr>
+            <m:t xml:space="preserve"> = </m:t>
+          </m:r>
+          <m:sSubSup>
+            <m:e>
+              <m:r>
+                <w:rPr>
+                  <w:rFonts w:ascii="Cambria Math" w:hAnsi="Cambria Math"/>
+                  <w:sz w:val="24"/>
+                  <w:szCs w:val="24"/>
+                </w:rPr>
+                <m:t xml:space="preserve">l</m:t>
+              </m:r>
+            </m:e>
+            <m:sub>
+              <m:r>
+                <w:rPr>
+                  <w:rFonts w:ascii="Cambria Math" w:hAnsi="Cambria Math"/>
+                  <w:sz w:val="24"/>
+                  <w:szCs w:val="24"/>
+                </w:rPr>
+                <m:t xml:space="preserve">x</m:t>
+              </m:r>
+              <m:r>
+                <w:rPr>
+                  <w:rFonts w:ascii="Cambria Math" w:hAnsi="Cambria Math"/>
+                  <w:sz w:val="24"/>
+                  <w:szCs w:val="24"/>
+                </w:rPr>
+                <m:t xml:space="preserve">+</m:t>
+              </m:r>
+              <m:r>
+                <w:rPr>
+                  <w:rFonts w:ascii="Cambria Math" w:hAnsi="Cambria Math"/>
+                  <w:sz w:val="24"/>
+                  <w:szCs w:val="24"/>
+                </w:rPr>
+                <m:t xml:space="preserve">t</m:t>
+              </m:r>
+            </m:sub>
+            <m:sup>
+              <m:r>
+                <w:rPr>
+                  <w:rFonts w:ascii="Cambria Math" w:hAnsi="Cambria Math"/>
+                  <w:sz w:val="24"/>
+                  <w:szCs w:val="24"/>
+                </w:rPr>
+                <m:t xml:space="preserve">(</m:t>
+              </m:r>
+              <m:r>
+                <w:rPr>
+                  <w:rFonts w:ascii="Cambria Math" w:hAnsi="Cambria Math"/>
+                  <w:sz w:val="24"/>
+                  <w:szCs w:val="24"/>
+                </w:rPr>
+                <m:t xml:space="preserve">1</m:t>
+              </m:r>
+              <m:r>
+                <w:rPr>
+                  <w:rFonts w:ascii="Cambria Math" w:hAnsi="Cambria Math"/>
+                  <w:sz w:val="24"/>
+                  <w:szCs w:val="24"/>
+                </w:rPr>
+                <m:t xml:space="preserve">)</m:t>
+              </m:r>
+            </m:sup>
+          </m:sSubSup>
+          <m:r>
+            <w:rPr>
+              <w:rFonts w:ascii="Cambria Math" w:hAnsi="Cambria Math"/>
+              <w:sz w:val="24"/>
+              <w:szCs w:val="24"/>
+            </w:rPr>
+            <m:t xml:space="preserve"> × ( </m:t>
+          </m:r>
+          <m:r>
+            <w:rPr>
+              <w:rFonts w:ascii="Cambria Math" w:hAnsi="Cambria Math"/>
+              <w:sz w:val="24"/>
+              <w:szCs w:val="24"/>
+            </w:rPr>
+            <m:t xml:space="preserve">1</m:t>
+          </m:r>
+          <m:r>
+            <w:rPr>
+              <w:rFonts w:ascii="Cambria Math" w:hAnsi="Cambria Math"/>
+              <w:sz w:val="24"/>
+              <w:szCs w:val="24"/>
+            </w:rPr>
+            <m:t xml:space="preserve"> − </m:t>
+          </m:r>
+          <m:sSubSup>
+            <m:e>
+              <m:r>
+                <w:rPr>
+                  <w:rFonts w:ascii="Cambria Math" w:hAnsi="Cambria Math"/>
+                  <w:sz w:val="24"/>
+                  <w:szCs w:val="24"/>
+                </w:rPr>
+                <m:t xml:space="preserve">Q</m:t>
+              </m:r>
+            </m:e>
+            <m:sub>
+              <m:r>
+                <w:rPr>
+                  <w:rFonts w:ascii="Cambria Math" w:hAnsi="Cambria Math"/>
+                  <w:sz w:val="24"/>
+                  <w:szCs w:val="24"/>
+                </w:rPr>
+                <m:t xml:space="preserve">x</m:t>
+              </m:r>
+              <m:r>
+                <w:rPr>
+                  <w:rFonts w:ascii="Cambria Math" w:hAnsi="Cambria Math"/>
+                  <w:sz w:val="24"/>
+                  <w:szCs w:val="24"/>
+                </w:rPr>
+                <m:t xml:space="preserve">+</m:t>
+              </m:r>
+              <m:r>
+                <w:rPr>
+                  <w:rFonts w:ascii="Cambria Math" w:hAnsi="Cambria Math"/>
+                  <w:sz w:val="24"/>
+                  <w:szCs w:val="24"/>
+                </w:rPr>
+                <m:t xml:space="preserve">t</m:t>
+              </m:r>
+            </m:sub>
+            <m:sup>
+              <m:r>
+                <w:rPr>
+                  <w:rFonts w:ascii="Cambria Math" w:hAnsi="Cambria Math"/>
+                  <w:sz w:val="24"/>
+                  <w:szCs w:val="24"/>
+                </w:rPr>
+                <m:t xml:space="preserve">(</m:t>
+              </m:r>
+              <m:r>
+                <w:rPr>
+                  <w:rFonts w:ascii="Cambria Math" w:hAnsi="Cambria Math"/>
+                  <w:sz w:val="24"/>
+                  <w:szCs w:val="24"/>
+                </w:rPr>
+                <m:t xml:space="preserve">1</m:t>
+              </m:r>
+              <m:r>
+                <w:rPr>
+                  <w:rFonts w:ascii="Cambria Math" w:hAnsi="Cambria Math"/>
+                  <w:sz w:val="24"/>
+                  <w:szCs w:val="24"/>
+                </w:rPr>
+                <m:t xml:space="preserve">)</m:t>
+              </m:r>
+            </m:sup>
+          </m:sSubSup>
+          <m:r>
+            <w:rPr>
+              <w:rFonts w:ascii="Cambria Math" w:hAnsi="Cambria Math"/>
+              <w:sz w:val="24"/>
+              <w:szCs w:val="24"/>
+            </w:rPr>
+            <m:t xml:space="preserve"> )</m:t>
+          </m:r>
+        </m:oMath>
+      </m:oMathPara>
+    </w:p>
+    <w:p>
+      <w:pPr>
+        <w:pStyle w:val="FormulaText"/>
+      </w:pPr>
+      <w:r>
+        <w:t xml:space="preserve">현가와 누계</w:t>
+      </w:r>
+    </w:p>
+    <w:p>
+      <w:pPr>
+        <w:pStyle w:val="Formula"/>
+      </w:pPr>
+      <m:oMathPara>
+        <m:oMathParaPr>
+          <m:jc m:val="left"/>
+        </m:oMathParaPr>
+        <m:oMath>
+          <m:sSubSup>
+            <m:e>
+              <m:r>
+                <w:rPr>
+                  <w:rFonts w:ascii="Cambria Math" w:hAnsi="Cambria Math"/>
+                  <w:sz w:val="24"/>
+                  <w:szCs w:val="24"/>
+                </w:rPr>
+                <m:t xml:space="preserve">D</m:t>
+              </m:r>
+            </m:e>
+            <m:sub>
+              <m:r>
+                <w:rPr>
+                  <w:rFonts w:ascii="Cambria Math" w:hAnsi="Cambria Math"/>
+                  <w:sz w:val="24"/>
+                  <w:szCs w:val="24"/>
+                </w:rPr>
+                <m:t xml:space="preserve">x</m:t>
+              </m:r>
+              <m:r>
+                <w:rPr>
+                  <w:rFonts w:ascii="Cambria Math" w:hAnsi="Cambria Math"/>
+                  <w:sz w:val="24"/>
+                  <w:szCs w:val="24"/>
+                </w:rPr>
+                <m:t xml:space="preserve">+</m:t>
+              </m:r>
+              <m:r>
+                <w:rPr>
+                  <w:rFonts w:ascii="Cambria Math" w:hAnsi="Cambria Math"/>
+                  <w:sz w:val="24"/>
+                  <w:szCs w:val="24"/>
+                </w:rPr>
+                <m:t xml:space="preserve">t</m:t>
+              </m:r>
+            </m:sub>
+            <m:sup>
+              <m:r>
+                <w:rPr>
+                  <w:rFonts w:ascii="Cambria Math" w:hAnsi="Cambria Math"/>
+                  <w:sz w:val="24"/>
+                  <w:szCs w:val="24"/>
+                </w:rPr>
+                <m:t xml:space="preserve">(</m:t>
+              </m:r>
+              <m:r>
+                <w:rPr>
+                  <w:rFonts w:ascii="Cambria Math" w:hAnsi="Cambria Math"/>
+                  <w:sz w:val="24"/>
+                  <w:szCs w:val="24"/>
+                </w:rPr>
+                <m:t xml:space="preserve">1</m:t>
+              </m:r>
+              <m:r>
+                <w:rPr>
+                  <w:rFonts w:ascii="Cambria Math" w:hAnsi="Cambria Math"/>
+                  <w:sz w:val="24"/>
+                  <w:szCs w:val="24"/>
+                </w:rPr>
+                <m:t xml:space="preserve">)</m:t>
+              </m:r>
+            </m:sup>
+          </m:sSubSup>
+          <m:r>
+            <w:rPr>
+              <w:rFonts w:ascii="Cambria Math" w:hAnsi="Cambria Math"/>
+              <w:sz w:val="24"/>
+              <w:szCs w:val="24"/>
+            </w:rPr>
+            <m:t xml:space="preserve"> = </m:t>
+          </m:r>
+          <m:sSubSup>
+            <m:e>
+              <m:r>
+                <w:rPr>
+                  <w:rFonts w:ascii="Cambria Math" w:hAnsi="Cambria Math"/>
+                  <w:sz w:val="24"/>
+                  <w:szCs w:val="24"/>
+                </w:rPr>
+                <m:t xml:space="preserve">l</m:t>
+              </m:r>
+            </m:e>
+            <m:sub>
+              <m:r>
+                <w:rPr>
+                  <w:rFonts w:ascii="Cambria Math" w:hAnsi="Cambria Math"/>
+                  <w:sz w:val="24"/>
+                  <w:szCs w:val="24"/>
+                </w:rPr>
+                <m:t xml:space="preserve">x</m:t>
+              </m:r>
+              <m:r>
+                <w:rPr>
+                  <w:rFonts w:ascii="Cambria Math" w:hAnsi="Cambria Math"/>
+                  <w:sz w:val="24"/>
+                  <w:szCs w:val="24"/>
+                </w:rPr>
+                <m:t xml:space="preserve">+</m:t>
+              </m:r>
+              <m:r>
+                <w:rPr>
+                  <w:rFonts w:ascii="Cambria Math" w:hAnsi="Cambria Math"/>
+                  <w:sz w:val="24"/>
+                  <w:szCs w:val="24"/>
+                </w:rPr>
+                <m:t xml:space="preserve">t</m:t>
+              </m:r>
+            </m:sub>
+            <m:sup>
+              <m:r>
+                <w:rPr>
+                  <w:rFonts w:ascii="Cambria Math" w:hAnsi="Cambria Math"/>
+                  <w:sz w:val="24"/>
+                  <w:szCs w:val="24"/>
+                </w:rPr>
+                <m:t xml:space="preserve">(</m:t>
+              </m:r>
+              <m:r>
+                <w:rPr>
+                  <w:rFonts w:ascii="Cambria Math" w:hAnsi="Cambria Math"/>
+                  <w:sz w:val="24"/>
+                  <w:szCs w:val="24"/>
+                </w:rPr>
+                <m:t xml:space="preserve">1</m:t>
+              </m:r>
+              <m:r>
+                <w:rPr>
+                  <w:rFonts w:ascii="Cambria Math" w:hAnsi="Cambria Math"/>
+                  <w:sz w:val="24"/>
+                  <w:szCs w:val="24"/>
+                </w:rPr>
+                <m:t xml:space="preserve">)</m:t>
+              </m:r>
+            </m:sup>
+          </m:sSubSup>
+          <m:r>
+            <w:rPr>
+              <w:rFonts w:ascii="Cambria Math" w:hAnsi="Cambria Math"/>
+              <w:sz w:val="24"/>
+              <w:szCs w:val="24"/>
+            </w:rPr>
+            <m:t xml:space="preserve">·</m:t>
+          </m:r>
+          <m:sSup>
+            <m:e>
+              <m:r>
+                <w:rPr>
+                  <w:rFonts w:ascii="Cambria Math" w:hAnsi="Cambria Math"/>
+                  <w:sz w:val="24"/>
+                  <w:szCs w:val="24"/>
+                </w:rPr>
+                <m:t xml:space="preserve">v</m:t>
+              </m:r>
+            </m:e>
+            <m:sup>
+              <m:r>
+                <w:rPr>
+                  <w:rFonts w:ascii="Cambria Math" w:hAnsi="Cambria Math"/>
+                  <w:sz w:val="24"/>
+                  <w:szCs w:val="24"/>
+                </w:rPr>
+                <m:t xml:space="preserve">t</m:t>
+              </m:r>
+            </m:sup>
+          </m:sSup>
+        </m:oMath>
+      </m:oMathPara>
+    </w:p>
+    <w:p>
+      <w:pPr>
+        <w:pStyle w:val="Formula"/>
+      </w:pPr>
+      <m:oMathPara>
+        <m:oMathParaPr>
+          <m:jc m:val="left"/>
+        </m:oMathParaPr>
+        <m:oMath>
+          <m:sSubSup>
+            <m:e>
+              <m:r>
+                <w:rPr>
+                  <w:rFonts w:ascii="Cambria Math" w:hAnsi="Cambria Math"/>
+                  <w:sz w:val="24"/>
+                  <w:szCs w:val="24"/>
+                </w:rPr>
+                <m:t xml:space="preserve">N</m:t>
+              </m:r>
+            </m:e>
+            <m:sub>
+              <m:r>
+                <w:rPr>
+                  <w:rFonts w:ascii="Cambria Math" w:hAnsi="Cambria Math"/>
+                  <w:sz w:val="24"/>
+                  <w:szCs w:val="24"/>
+                </w:rPr>
+                <m:t xml:space="preserve">x</m:t>
+              </m:r>
+              <m:r>
+                <w:rPr>
+                  <w:rFonts w:ascii="Cambria Math" w:hAnsi="Cambria Math"/>
+                  <w:sz w:val="24"/>
+                  <w:szCs w:val="24"/>
+                </w:rPr>
+                <m:t xml:space="preserve">+</m:t>
+              </m:r>
+              <m:r>
+                <w:rPr>
+                  <w:rFonts w:ascii="Cambria Math" w:hAnsi="Cambria Math"/>
+                  <w:sz w:val="24"/>
+                  <w:szCs w:val="24"/>
+                </w:rPr>
+                <m:t xml:space="preserve">t</m:t>
+              </m:r>
+            </m:sub>
+            <m:sup>
+              <m:r>
+                <w:rPr>
+                  <w:rFonts w:ascii="Cambria Math" w:hAnsi="Cambria Math"/>
+                  <w:sz w:val="24"/>
+                  <w:szCs w:val="24"/>
+                </w:rPr>
+                <m:t xml:space="preserve">(</m:t>
+              </m:r>
+              <m:r>
+                <w:rPr>
+                  <w:rFonts w:ascii="Cambria Math" w:hAnsi="Cambria Math"/>
+                  <w:sz w:val="24"/>
+                  <w:szCs w:val="24"/>
+                </w:rPr>
+                <m:t xml:space="preserve">1</m:t>
+              </m:r>
+              <m:r>
+                <w:rPr>
+                  <w:rFonts w:ascii="Cambria Math" w:hAnsi="Cambria Math"/>
+                  <w:sz w:val="24"/>
+                  <w:szCs w:val="24"/>
+                </w:rPr>
+                <m:t xml:space="preserve">)</m:t>
+              </m:r>
+            </m:sup>
+          </m:sSubSup>
+          <m:r>
+            <w:rPr>
+              <w:rFonts w:ascii="Cambria Math" w:hAnsi="Cambria Math"/>
+              <w:sz w:val="24"/>
+              <w:szCs w:val="24"/>
+            </w:rPr>
+            <m:t xml:space="preserve"> = </m:t>
+          </m:r>
           <m:sSub>
             <m:e>
               <m:r>
@@ -2469,7 +3307,7 @@
                   <w:sz w:val="24"/>
                   <w:szCs w:val="24"/>
                 </w:rPr>
-                <m:t xml:space="preserve">l</m:t>
+                <m:t xml:space="preserve">Σ</m:t>
               </m:r>
             </m:e>
             <m:sub>
@@ -2479,15 +3317,15 @@
                   <w:sz w:val="24"/>
                   <w:szCs w:val="24"/>
                 </w:rPr>
-                <m:t xml:space="preserve">x</m:t>
-              </m:r>
-              <m:r>
-                <w:rPr>
-                  <w:rFonts w:ascii="Cambria Math" w:hAnsi="Cambria Math"/>
-                  <w:sz w:val="24"/>
-                  <w:szCs w:val="24"/>
-                </w:rPr>
-                <m:t xml:space="preserve">+</m:t>
+                <m:t xml:space="preserve">u</m:t>
+              </m:r>
+              <m:r>
+                <w:rPr>
+                  <w:rFonts w:ascii="Cambria Math" w:hAnsi="Cambria Math"/>
+                  <w:sz w:val="24"/>
+                  <w:szCs w:val="24"/>
+                </w:rPr>
+                <m:t xml:space="preserve">≥</m:t>
               </m:r>
               <m:r>
                 <w:rPr>
@@ -2496,22 +3334,6 @@
                   <w:szCs w:val="24"/>
                 </w:rPr>
                 <m:t xml:space="preserve">t</m:t>
-              </m:r>
-              <m:r>
-                <w:rPr>
-                  <w:rFonts w:ascii="Cambria Math" w:hAnsi="Cambria Math"/>
-                  <w:sz w:val="24"/>
-                  <w:szCs w:val="24"/>
-                </w:rPr>
-                <m:t xml:space="preserve">+</m:t>
-              </m:r>
-              <m:r>
-                <w:rPr>
-                  <w:rFonts w:ascii="Cambria Math" w:hAnsi="Cambria Math"/>
-                  <w:sz w:val="24"/>
-                  <w:szCs w:val="24"/>
-                </w:rPr>
-                <m:t xml:space="preserve">1</m:t>
               </m:r>
             </m:sub>
           </m:sSub>
@@ -2521,9 +3343,9 @@
               <w:sz w:val="24"/>
               <w:szCs w:val="24"/>
             </w:rPr>
-            <m:t xml:space="preserve"> = </m:t>
-          </m:r>
-          <m:sSub>
+            <m:t xml:space="preserve"> </m:t>
+          </m:r>
+          <m:sSubSup>
             <m:e>
               <m:r>
                 <w:rPr>
@@ -2531,7 +3353,7 @@
                   <w:sz w:val="24"/>
                   <w:szCs w:val="24"/>
                 </w:rPr>
-                <m:t xml:space="preserve">l</m:t>
+                <m:t xml:space="preserve">D</m:t>
               </m:r>
             </m:e>
             <m:sub>
@@ -2557,80 +3379,36 @@
                   <w:sz w:val="24"/>
                   <w:szCs w:val="24"/>
                 </w:rPr>
-                <m:t xml:space="preserve">t</m:t>
+                <m:t xml:space="preserve">u</m:t>
               </m:r>
             </m:sub>
-          </m:sSub>
-          <m:r>
-            <w:rPr>
-              <w:rFonts w:ascii="Cambria Math" w:hAnsi="Cambria Math"/>
-              <w:sz w:val="24"/>
-              <w:szCs w:val="24"/>
-            </w:rPr>
-            <m:t xml:space="preserve"> × ( </m:t>
-          </m:r>
-          <m:r>
-            <w:rPr>
-              <w:rFonts w:ascii="Cambria Math" w:hAnsi="Cambria Math"/>
-              <w:sz w:val="24"/>
-              <w:szCs w:val="24"/>
-            </w:rPr>
-            <m:t xml:space="preserve">1</m:t>
-          </m:r>
-          <m:r>
-            <w:rPr>
-              <w:rFonts w:ascii="Cambria Math" w:hAnsi="Cambria Math"/>
-              <w:sz w:val="24"/>
-              <w:szCs w:val="24"/>
-            </w:rPr>
-            <m:t xml:space="preserve"> − </m:t>
-          </m:r>
-          <m:sSub>
-            <m:e>
-              <m:r>
-                <w:rPr>
-                  <w:rFonts w:ascii="Cambria Math" w:hAnsi="Cambria Math"/>
-                  <w:sz w:val="24"/>
-                  <w:szCs w:val="24"/>
-                </w:rPr>
-                <m:t xml:space="preserve">Q</m:t>
-              </m:r>
-            </m:e>
-            <m:sub>
-              <m:r>
-                <w:rPr>
-                  <w:rFonts w:ascii="Cambria Math" w:hAnsi="Cambria Math"/>
-                  <w:sz w:val="24"/>
-                  <w:szCs w:val="24"/>
-                </w:rPr>
-                <m:t xml:space="preserve">x</m:t>
-              </m:r>
-              <m:r>
-                <w:rPr>
-                  <w:rFonts w:ascii="Cambria Math" w:hAnsi="Cambria Math"/>
-                  <w:sz w:val="24"/>
-                  <w:szCs w:val="24"/>
-                </w:rPr>
-                <m:t xml:space="preserve">+</m:t>
-              </m:r>
-              <m:r>
-                <w:rPr>
-                  <w:rFonts w:ascii="Cambria Math" w:hAnsi="Cambria Math"/>
-                  <w:sz w:val="24"/>
-                  <w:szCs w:val="24"/>
-                </w:rPr>
-                <m:t xml:space="preserve">t</m:t>
-              </m:r>
-            </m:sub>
-          </m:sSub>
-          <m:r>
-            <w:rPr>
-              <w:rFonts w:ascii="Cambria Math" w:hAnsi="Cambria Math"/>
-              <w:sz w:val="24"/>
-              <w:szCs w:val="24"/>
-            </w:rPr>
-            <m:t xml:space="preserve"> )</m:t>
-          </m:r>
+            <m:sup>
+              <m:r>
+                <w:rPr>
+                  <w:rFonts w:ascii="Cambria Math" w:hAnsi="Cambria Math"/>
+                  <w:sz w:val="24"/>
+                  <w:szCs w:val="24"/>
+                </w:rPr>
+                <m:t xml:space="preserve">(</m:t>
+              </m:r>
+              <m:r>
+                <w:rPr>
+                  <w:rFonts w:ascii="Cambria Math" w:hAnsi="Cambria Math"/>
+                  <w:sz w:val="24"/>
+                  <w:szCs w:val="24"/>
+                </w:rPr>
+                <m:t xml:space="preserve">1</m:t>
+              </m:r>
+              <m:r>
+                <w:rPr>
+                  <w:rFonts w:ascii="Cambria Math" w:hAnsi="Cambria Math"/>
+                  <w:sz w:val="24"/>
+                  <w:szCs w:val="24"/>
+                </w:rPr>
+                <m:t xml:space="preserve">)</m:t>
+              </m:r>
+            </m:sup>
+          </m:sSubSup>
         </m:oMath>
       </m:oMathPara>
     </w:p>
@@ -2639,15 +3417,160 @@
         <w:pStyle w:val="Note"/>
       </w:pPr>
       <w:r>
-        <w:t xml:space="preserve">※ 사망·80% 이상 장해 담보가 쓴다.</w:t>
+        <w:t xml:space="preserve">※ 사망·80% 이상 장해 보험금이 이 lx 를 쓴다.</w:t>
       </w:r>
     </w:p>
+    <w:tbl>
+      <w:tblPr>
+        <w:tblW w:w="5000" w:type="pct"/>
+        <w:tblBorders>
+          <w:top w:val="single" w:sz="4" w:space="0" w:color="A0A0A0"/>
+          <w:left w:val="single" w:sz="4" w:space="0" w:color="A0A0A0"/>
+          <w:bottom w:val="single" w:sz="4" w:space="0" w:color="A0A0A0"/>
+          <w:right w:val="single" w:sz="4" w:space="0" w:color="A0A0A0"/>
+          <w:insideH w:val="single" w:sz="4" w:space="0" w:color="A0A0A0"/>
+          <w:insideV w:val="single" w:sz="4" w:space="0" w:color="A0A0A0"/>
+        </w:tblBorders>
+        <w:tblCellMar>
+          <w:left w:w="140" w:type="dxa"/>
+          <w:right w:w="180" w:type="dxa"/>
+        </w:tblCellMar>
+      </w:tblPr>
+      <w:tblGrid>
+        <w:gridCol w:w="2940"/>
+        <w:gridCol w:w="6860"/>
+      </w:tblGrid>
+      <w:tr>
+        <w:trPr>
+          <w:tblHeader/>
+        </w:trPr>
+        <w:tc>
+          <w:tcPr>
+            <w:tcW w:w="0" w:type="auto"/>
+            <w:shd w:val="clear" w:color="auto" w:fill="EEF1F5"/>
+          </w:tcPr>
+          <w:p>
+            <w:pPr>
+              <w:spacing w:before="30" w:after="30"/>
+            </w:pPr>
+            <w:r>
+              <w:rPr>
+                <w:b/>
+              </w:rPr>
+              <w:t xml:space="preserve">생존자</w:t>
+            </w:r>
+          </w:p>
+        </w:tc>
+        <w:tc>
+          <w:tcPr>
+            <w:tcW w:w="0" w:type="auto"/>
+            <w:shd w:val="clear" w:color="auto" w:fill="EEF1F5"/>
+          </w:tcPr>
+          <w:p>
+            <w:pPr>
+              <w:spacing w:before="30" w:after="30"/>
+            </w:pPr>
+            <w:r>
+              <w:rPr>
+                <w:b/>
+              </w:rPr>
+              <w:t xml:space="preserve">lx(2) — 생존자(사망X, 암X)</w:t>
+            </w:r>
+          </w:p>
+        </w:tc>
+      </w:tr>
+      <w:tr>
+        <w:tc>
+          <w:tcPr>
+            <w:tcW w:w="0" w:type="auto"/>
+          </w:tcPr>
+          <w:p>
+            <w:pPr>
+              <w:spacing w:before="30" w:after="30"/>
+            </w:pPr>
+            <w:r>
+              <w:t xml:space="preserve">탈퇴 위험률</w:t>
+            </w:r>
+          </w:p>
+        </w:tc>
+        <w:tc>
+          <w:tcPr>
+            <w:tcW w:w="0" w:type="auto"/>
+          </w:tcPr>
+          <w:p>
+            <w:pPr>
+              <w:spacing w:before="30" w:after="30"/>
+            </w:pPr>
+            <w:r>
+              <w:t xml:space="preserve">사망률 및 암발생률</w:t>
+            </w:r>
+          </w:p>
+        </w:tc>
+      </w:tr>
+      <w:tr>
+        <w:tc>
+          <w:tcPr>
+            <w:tcW w:w="0" w:type="auto"/>
+          </w:tcPr>
+          <w:p>
+            <w:pPr>
+              <w:spacing w:before="30" w:after="30"/>
+            </w:pPr>
+            <w:r>
+              <w:t xml:space="preserve">납입(N*)</w:t>
+            </w:r>
+          </w:p>
+        </w:tc>
+        <w:tc>
+          <w:tcPr>
+            <w:tcW w:w="0" w:type="auto"/>
+          </w:tcPr>
+          <w:p>
+            <w:pPr>
+              <w:spacing w:before="30" w:after="30"/>
+            </w:pPr>
+            <w:r>
+              <w:t xml:space="preserve">—</w:t>
+            </w:r>
+          </w:p>
+        </w:tc>
+      </w:tr>
+      <w:tr>
+        <w:tc>
+          <w:tcPr>
+            <w:tcW w:w="0" w:type="auto"/>
+          </w:tcPr>
+          <w:p>
+            <w:pPr>
+              <w:spacing w:before="30" w:after="30"/>
+            </w:pPr>
+            <w:r>
+              <w:t xml:space="preserve">계산기수</w:t>
+            </w:r>
+          </w:p>
+        </w:tc>
+        <w:tc>
+          <w:tcPr>
+            <w:tcW w:w="0" w:type="auto"/>
+          </w:tcPr>
+          <w:p>
+            <w:pPr>
+              <w:spacing w:before="30" w:after="30"/>
+            </w:pPr>
+            <w:r>
+              <w:t xml:space="preserve">lx · Dx · Nx</w:t>
+            </w:r>
+          </w:p>
+        </w:tc>
+      </w:tr>
+    </w:tbl>
+    <w:p/>
     <w:p>
       <w:pPr>
         <w:pStyle w:val="FormulaLabel"/>
       </w:pPr>
       <w:r>
-        <w:t xml:space="preserve">[식] 유지자수 — 유지자(사망X, 암X)</w:t>
+        <w:t xml:space="preserve">[식] 생존자수 lx(2) — 생존자(사망X, 암X)</w:t>
       </w:r>
     </w:p>
     <w:p>
@@ -2673,644 +3596,6 @@
       </w:pPr>
       <w:r>
         <w:t xml:space="preserve">r</w:t>
-      </w:r>
-      <w:r>
-        <w:rPr>
-          <w:vertAlign w:val="subscript"/>
-        </w:rPr>
-        <w:t xml:space="preserve">x</w:t>
-      </w:r>
-      <w:r>
-        <w:t xml:space="preserve"> : 암발생률</w:t>
-      </w:r>
-    </w:p>
-    <w:p>
-      <w:pPr>
-        <w:pStyle w:val="FormulaText"/>
-      </w:pPr>
-      <w:r>
-        <w:t xml:space="preserve">기준 인원</w:t>
-      </w:r>
-    </w:p>
-    <w:p>
-      <w:pPr>
-        <w:pStyle w:val="Formula"/>
-      </w:pPr>
-      <m:oMathPara>
-        <m:oMathParaPr>
-          <m:jc m:val="left"/>
-        </m:oMathParaPr>
-        <m:oMath>
-          <m:sSub>
-            <m:e>
-              <m:r>
-                <w:rPr>
-                  <w:rFonts w:ascii="Cambria Math" w:hAnsi="Cambria Math"/>
-                  <w:sz w:val="24"/>
-                  <w:szCs w:val="24"/>
-                </w:rPr>
-                <m:t xml:space="preserve">l</m:t>
-              </m:r>
-            </m:e>
-            <m:sub>
-              <m:r>
-                <w:rPr>
-                  <w:rFonts w:ascii="Cambria Math" w:hAnsi="Cambria Math"/>
-                  <w:sz w:val="24"/>
-                  <w:szCs w:val="24"/>
-                </w:rPr>
-                <m:t xml:space="preserve">x</m:t>
-              </m:r>
-            </m:sub>
-          </m:sSub>
-          <m:r>
-            <w:rPr>
-              <w:rFonts w:ascii="Cambria Math" w:hAnsi="Cambria Math"/>
-              <w:sz w:val="24"/>
-              <w:szCs w:val="24"/>
-            </w:rPr>
-            <m:t xml:space="preserve"> = </m:t>
-          </m:r>
-          <m:r>
-            <w:rPr>
-              <w:rFonts w:ascii="Cambria Math" w:hAnsi="Cambria Math"/>
-              <w:sz w:val="24"/>
-              <w:szCs w:val="24"/>
-            </w:rPr>
-            <m:t xml:space="preserve">100</m:t>
-          </m:r>
-          <m:r>
-            <w:rPr>
-              <w:rFonts w:ascii="Cambria Math" w:hAnsi="Cambria Math"/>
-              <w:sz w:val="24"/>
-              <w:szCs w:val="24"/>
-            </w:rPr>
-            <m:t xml:space="preserve">,</m:t>
-          </m:r>
-          <m:r>
-            <w:rPr>
-              <w:rFonts w:ascii="Cambria Math" w:hAnsi="Cambria Math"/>
-              <w:sz w:val="24"/>
-              <w:szCs w:val="24"/>
-            </w:rPr>
-            <m:t xml:space="preserve">000</m:t>
-          </m:r>
-        </m:oMath>
-      </m:oMathPara>
-    </w:p>
-    <w:p>
-      <w:pPr>
-        <w:pStyle w:val="FormulaText"/>
-      </w:pPr>
-      <w:r>
-        <w:t xml:space="preserve">탈퇴율 — 사망과는 겹치는 부분을 절반으로 보고, 1 을 넘지 않는다</w:t>
-      </w:r>
-    </w:p>
-    <w:p>
-      <w:pPr>
-        <w:pStyle w:val="Formula"/>
-      </w:pPr>
-      <m:oMathPara>
-        <m:oMathParaPr>
-          <m:jc m:val="left"/>
-        </m:oMathParaPr>
-        <m:oMath>
-          <m:sSub>
-            <m:e>
-              <m:r>
-                <w:rPr>
-                  <w:rFonts w:ascii="Cambria Math" w:hAnsi="Cambria Math"/>
-                  <w:sz w:val="24"/>
-                  <w:szCs w:val="24"/>
-                </w:rPr>
-                <m:t xml:space="preserve">Q</m:t>
-              </m:r>
-            </m:e>
-            <m:sub>
-              <m:r>
-                <w:rPr>
-                  <w:rFonts w:ascii="Cambria Math" w:hAnsi="Cambria Math"/>
-                  <w:sz w:val="24"/>
-                  <w:szCs w:val="24"/>
-                </w:rPr>
-                <m:t xml:space="preserve">x</m:t>
-              </m:r>
-              <m:r>
-                <w:rPr>
-                  <w:rFonts w:ascii="Cambria Math" w:hAnsi="Cambria Math"/>
-                  <w:sz w:val="24"/>
-                  <w:szCs w:val="24"/>
-                </w:rPr>
-                <m:t xml:space="preserve">+</m:t>
-              </m:r>
-              <m:r>
-                <w:rPr>
-                  <w:rFonts w:ascii="Cambria Math" w:hAnsi="Cambria Math"/>
-                  <w:sz w:val="24"/>
-                  <w:szCs w:val="24"/>
-                </w:rPr>
-                <m:t xml:space="preserve">t</m:t>
-              </m:r>
-            </m:sub>
-          </m:sSub>
-          <m:r>
-            <w:rPr>
-              <w:rFonts w:ascii="Cambria Math" w:hAnsi="Cambria Math"/>
-              <w:sz w:val="24"/>
-              <w:szCs w:val="24"/>
-            </w:rPr>
-            <m:t xml:space="preserve"> = </m:t>
-          </m:r>
-          <m:r>
-            <m:rPr>
-              <m:sty m:val="p"/>
-            </m:rPr>
-            <w:rPr>
-              <w:rFonts w:ascii="Cambria Math" w:hAnsi="Cambria Math"/>
-              <w:sz w:val="24"/>
-              <w:szCs w:val="24"/>
-            </w:rPr>
-            <m:t xml:space="preserve">min</m:t>
-          </m:r>
-          <m:r>
-            <w:rPr>
-              <w:rFonts w:ascii="Cambria Math" w:hAnsi="Cambria Math"/>
-              <w:sz w:val="24"/>
-              <w:szCs w:val="24"/>
-            </w:rPr>
-            <m:t xml:space="preserve">( </m:t>
-          </m:r>
-          <m:r>
-            <w:rPr>
-              <w:rFonts w:ascii="Cambria Math" w:hAnsi="Cambria Math"/>
-              <w:sz w:val="24"/>
-              <w:szCs w:val="24"/>
-            </w:rPr>
-            <m:t xml:space="preserve">1</m:t>
-          </m:r>
-          <m:r>
-            <w:rPr>
-              <w:rFonts w:ascii="Cambria Math" w:hAnsi="Cambria Math"/>
-              <w:sz w:val="24"/>
-              <w:szCs w:val="24"/>
-            </w:rPr>
-            <m:t xml:space="preserve">, </m:t>
-          </m:r>
-          <m:sSub>
-            <m:e>
-              <m:r>
-                <w:rPr>
-                  <w:rFonts w:ascii="Cambria Math" w:hAnsi="Cambria Math"/>
-                  <w:sz w:val="24"/>
-                  <w:szCs w:val="24"/>
-                </w:rPr>
-                <m:t xml:space="preserve">q</m:t>
-              </m:r>
-            </m:e>
-            <m:sub>
-              <m:r>
-                <w:rPr>
-                  <w:rFonts w:ascii="Cambria Math" w:hAnsi="Cambria Math"/>
-                  <w:sz w:val="24"/>
-                  <w:szCs w:val="24"/>
-                </w:rPr>
-                <m:t xml:space="preserve">x</m:t>
-              </m:r>
-              <m:r>
-                <w:rPr>
-                  <w:rFonts w:ascii="Cambria Math" w:hAnsi="Cambria Math"/>
-                  <w:sz w:val="24"/>
-                  <w:szCs w:val="24"/>
-                </w:rPr>
-                <m:t xml:space="preserve">+</m:t>
-              </m:r>
-              <m:r>
-                <w:rPr>
-                  <w:rFonts w:ascii="Cambria Math" w:hAnsi="Cambria Math"/>
-                  <w:sz w:val="24"/>
-                  <w:szCs w:val="24"/>
-                </w:rPr>
-                <m:t xml:space="preserve">t</m:t>
-              </m:r>
-            </m:sub>
-          </m:sSub>
-          <m:r>
-            <w:rPr>
-              <w:rFonts w:ascii="Cambria Math" w:hAnsi="Cambria Math"/>
-              <w:sz w:val="24"/>
-              <w:szCs w:val="24"/>
-            </w:rPr>
-            <m:t xml:space="preserve"> + </m:t>
-          </m:r>
-          <m:sSub>
-            <m:e>
-              <m:r>
-                <w:rPr>
-                  <w:rFonts w:ascii="Cambria Math" w:hAnsi="Cambria Math"/>
-                  <w:sz w:val="24"/>
-                  <w:szCs w:val="24"/>
-                </w:rPr>
-                <m:t xml:space="preserve">r</m:t>
-              </m:r>
-            </m:e>
-            <m:sub>
-              <m:r>
-                <w:rPr>
-                  <w:rFonts w:ascii="Cambria Math" w:hAnsi="Cambria Math"/>
-                  <w:sz w:val="24"/>
-                  <w:szCs w:val="24"/>
-                </w:rPr>
-                <m:t xml:space="preserve">x</m:t>
-              </m:r>
-              <m:r>
-                <w:rPr>
-                  <w:rFonts w:ascii="Cambria Math" w:hAnsi="Cambria Math"/>
-                  <w:sz w:val="24"/>
-                  <w:szCs w:val="24"/>
-                </w:rPr>
-                <m:t xml:space="preserve">+</m:t>
-              </m:r>
-              <m:r>
-                <w:rPr>
-                  <w:rFonts w:ascii="Cambria Math" w:hAnsi="Cambria Math"/>
-                  <w:sz w:val="24"/>
-                  <w:szCs w:val="24"/>
-                </w:rPr>
-                <m:t xml:space="preserve">t</m:t>
-              </m:r>
-            </m:sub>
-          </m:sSub>
-          <m:r>
-            <w:rPr>
-              <w:rFonts w:ascii="Cambria Math" w:hAnsi="Cambria Math"/>
-              <w:sz w:val="24"/>
-              <w:szCs w:val="24"/>
-            </w:rPr>
-            <m:t xml:space="preserve"> − </m:t>
-          </m:r>
-          <m:sSub>
-            <m:e>
-              <m:r>
-                <w:rPr>
-                  <w:rFonts w:ascii="Cambria Math" w:hAnsi="Cambria Math"/>
-                  <w:sz w:val="24"/>
-                  <w:szCs w:val="24"/>
-                </w:rPr>
-                <m:t xml:space="preserve">q</m:t>
-              </m:r>
-            </m:e>
-            <m:sub>
-              <m:r>
-                <w:rPr>
-                  <w:rFonts w:ascii="Cambria Math" w:hAnsi="Cambria Math"/>
-                  <w:sz w:val="24"/>
-                  <w:szCs w:val="24"/>
-                </w:rPr>
-                <m:t xml:space="preserve">x</m:t>
-              </m:r>
-              <m:r>
-                <w:rPr>
-                  <w:rFonts w:ascii="Cambria Math" w:hAnsi="Cambria Math"/>
-                  <w:sz w:val="24"/>
-                  <w:szCs w:val="24"/>
-                </w:rPr>
-                <m:t xml:space="preserve">+</m:t>
-              </m:r>
-              <m:r>
-                <w:rPr>
-                  <w:rFonts w:ascii="Cambria Math" w:hAnsi="Cambria Math"/>
-                  <w:sz w:val="24"/>
-                  <w:szCs w:val="24"/>
-                </w:rPr>
-                <m:t xml:space="preserve">t</m:t>
-              </m:r>
-            </m:sub>
-          </m:sSub>
-          <m:r>
-            <w:rPr>
-              <w:rFonts w:ascii="Cambria Math" w:hAnsi="Cambria Math"/>
-              <w:sz w:val="24"/>
-              <w:szCs w:val="24"/>
-            </w:rPr>
-            <m:t xml:space="preserve">·</m:t>
-          </m:r>
-          <m:sSub>
-            <m:e>
-              <m:r>
-                <w:rPr>
-                  <w:rFonts w:ascii="Cambria Math" w:hAnsi="Cambria Math"/>
-                  <w:sz w:val="24"/>
-                  <w:szCs w:val="24"/>
-                </w:rPr>
-                <m:t xml:space="preserve">r</m:t>
-              </m:r>
-            </m:e>
-            <m:sub>
-              <m:r>
-                <w:rPr>
-                  <w:rFonts w:ascii="Cambria Math" w:hAnsi="Cambria Math"/>
-                  <w:sz w:val="24"/>
-                  <w:szCs w:val="24"/>
-                </w:rPr>
-                <m:t xml:space="preserve">x</m:t>
-              </m:r>
-              <m:r>
-                <w:rPr>
-                  <w:rFonts w:ascii="Cambria Math" w:hAnsi="Cambria Math"/>
-                  <w:sz w:val="24"/>
-                  <w:szCs w:val="24"/>
-                </w:rPr>
-                <m:t xml:space="preserve">+</m:t>
-              </m:r>
-              <m:r>
-                <w:rPr>
-                  <w:rFonts w:ascii="Cambria Math" w:hAnsi="Cambria Math"/>
-                  <w:sz w:val="24"/>
-                  <w:szCs w:val="24"/>
-                </w:rPr>
-                <m:t xml:space="preserve">t</m:t>
-              </m:r>
-            </m:sub>
-          </m:sSub>
-          <m:r>
-            <w:rPr>
-              <w:rFonts w:ascii="Cambria Math" w:hAnsi="Cambria Math"/>
-              <w:sz w:val="24"/>
-              <w:szCs w:val="24"/>
-            </w:rPr>
-            <m:t xml:space="preserve">/</m:t>
-          </m:r>
-          <m:r>
-            <w:rPr>
-              <w:rFonts w:ascii="Cambria Math" w:hAnsi="Cambria Math"/>
-              <w:sz w:val="24"/>
-              <w:szCs w:val="24"/>
-            </w:rPr>
-            <m:t xml:space="preserve">2</m:t>
-          </m:r>
-          <m:r>
-            <w:rPr>
-              <w:rFonts w:ascii="Cambria Math" w:hAnsi="Cambria Math"/>
-              <w:sz w:val="24"/>
-              <w:szCs w:val="24"/>
-            </w:rPr>
-            <m:t xml:space="preserve"> )</m:t>
-          </m:r>
-        </m:oMath>
-      </m:oMathPara>
-    </w:p>
-    <w:p>
-      <w:pPr>
-        <w:pStyle w:val="FormulaText"/>
-      </w:pPr>
-      <w:r>
-        <w:t xml:space="preserve">유지자수 — 탈퇴 사유가 생긴 사람을 뺀다</w:t>
-      </w:r>
-    </w:p>
-    <w:p>
-      <w:pPr>
-        <w:pStyle w:val="Formula"/>
-      </w:pPr>
-      <m:oMathPara>
-        <m:oMathParaPr>
-          <m:jc m:val="left"/>
-        </m:oMathParaPr>
-        <m:oMath>
-          <m:sSub>
-            <m:e>
-              <m:r>
-                <w:rPr>
-                  <w:rFonts w:ascii="Cambria Math" w:hAnsi="Cambria Math"/>
-                  <w:sz w:val="24"/>
-                  <w:szCs w:val="24"/>
-                </w:rPr>
-                <m:t xml:space="preserve">l</m:t>
-              </m:r>
-            </m:e>
-            <m:sub>
-              <m:r>
-                <w:rPr>
-                  <w:rFonts w:ascii="Cambria Math" w:hAnsi="Cambria Math"/>
-                  <w:sz w:val="24"/>
-                  <w:szCs w:val="24"/>
-                </w:rPr>
-                <m:t xml:space="preserve">x</m:t>
-              </m:r>
-              <m:r>
-                <w:rPr>
-                  <w:rFonts w:ascii="Cambria Math" w:hAnsi="Cambria Math"/>
-                  <w:sz w:val="24"/>
-                  <w:szCs w:val="24"/>
-                </w:rPr>
-                <m:t xml:space="preserve">+</m:t>
-              </m:r>
-              <m:r>
-                <w:rPr>
-                  <w:rFonts w:ascii="Cambria Math" w:hAnsi="Cambria Math"/>
-                  <w:sz w:val="24"/>
-                  <w:szCs w:val="24"/>
-                </w:rPr>
-                <m:t xml:space="preserve">t</m:t>
-              </m:r>
-              <m:r>
-                <w:rPr>
-                  <w:rFonts w:ascii="Cambria Math" w:hAnsi="Cambria Math"/>
-                  <w:sz w:val="24"/>
-                  <w:szCs w:val="24"/>
-                </w:rPr>
-                <m:t xml:space="preserve">+</m:t>
-              </m:r>
-              <m:r>
-                <w:rPr>
-                  <w:rFonts w:ascii="Cambria Math" w:hAnsi="Cambria Math"/>
-                  <w:sz w:val="24"/>
-                  <w:szCs w:val="24"/>
-                </w:rPr>
-                <m:t xml:space="preserve">1</m:t>
-              </m:r>
-            </m:sub>
-          </m:sSub>
-          <m:r>
-            <w:rPr>
-              <w:rFonts w:ascii="Cambria Math" w:hAnsi="Cambria Math"/>
-              <w:sz w:val="24"/>
-              <w:szCs w:val="24"/>
-            </w:rPr>
-            <m:t xml:space="preserve"> = </m:t>
-          </m:r>
-          <m:sSub>
-            <m:e>
-              <m:r>
-                <w:rPr>
-                  <w:rFonts w:ascii="Cambria Math" w:hAnsi="Cambria Math"/>
-                  <w:sz w:val="24"/>
-                  <w:szCs w:val="24"/>
-                </w:rPr>
-                <m:t xml:space="preserve">l</m:t>
-              </m:r>
-            </m:e>
-            <m:sub>
-              <m:r>
-                <w:rPr>
-                  <w:rFonts w:ascii="Cambria Math" w:hAnsi="Cambria Math"/>
-                  <w:sz w:val="24"/>
-                  <w:szCs w:val="24"/>
-                </w:rPr>
-                <m:t xml:space="preserve">x</m:t>
-              </m:r>
-              <m:r>
-                <w:rPr>
-                  <w:rFonts w:ascii="Cambria Math" w:hAnsi="Cambria Math"/>
-                  <w:sz w:val="24"/>
-                  <w:szCs w:val="24"/>
-                </w:rPr>
-                <m:t xml:space="preserve">+</m:t>
-              </m:r>
-              <m:r>
-                <w:rPr>
-                  <w:rFonts w:ascii="Cambria Math" w:hAnsi="Cambria Math"/>
-                  <w:sz w:val="24"/>
-                  <w:szCs w:val="24"/>
-                </w:rPr>
-                <m:t xml:space="preserve">t</m:t>
-              </m:r>
-            </m:sub>
-          </m:sSub>
-          <m:r>
-            <w:rPr>
-              <w:rFonts w:ascii="Cambria Math" w:hAnsi="Cambria Math"/>
-              <w:sz w:val="24"/>
-              <w:szCs w:val="24"/>
-            </w:rPr>
-            <m:t xml:space="preserve"> × ( </m:t>
-          </m:r>
-          <m:r>
-            <w:rPr>
-              <w:rFonts w:ascii="Cambria Math" w:hAnsi="Cambria Math"/>
-              <w:sz w:val="24"/>
-              <w:szCs w:val="24"/>
-            </w:rPr>
-            <m:t xml:space="preserve">1</m:t>
-          </m:r>
-          <m:r>
-            <w:rPr>
-              <w:rFonts w:ascii="Cambria Math" w:hAnsi="Cambria Math"/>
-              <w:sz w:val="24"/>
-              <w:szCs w:val="24"/>
-            </w:rPr>
-            <m:t xml:space="preserve"> − </m:t>
-          </m:r>
-          <m:sSub>
-            <m:e>
-              <m:r>
-                <w:rPr>
-                  <w:rFonts w:ascii="Cambria Math" w:hAnsi="Cambria Math"/>
-                  <w:sz w:val="24"/>
-                  <w:szCs w:val="24"/>
-                </w:rPr>
-                <m:t xml:space="preserve">Q</m:t>
-              </m:r>
-            </m:e>
-            <m:sub>
-              <m:r>
-                <w:rPr>
-                  <w:rFonts w:ascii="Cambria Math" w:hAnsi="Cambria Math"/>
-                  <w:sz w:val="24"/>
-                  <w:szCs w:val="24"/>
-                </w:rPr>
-                <m:t xml:space="preserve">x</m:t>
-              </m:r>
-              <m:r>
-                <w:rPr>
-                  <w:rFonts w:ascii="Cambria Math" w:hAnsi="Cambria Math"/>
-                  <w:sz w:val="24"/>
-                  <w:szCs w:val="24"/>
-                </w:rPr>
-                <m:t xml:space="preserve">+</m:t>
-              </m:r>
-              <m:r>
-                <w:rPr>
-                  <w:rFonts w:ascii="Cambria Math" w:hAnsi="Cambria Math"/>
-                  <w:sz w:val="24"/>
-                  <w:szCs w:val="24"/>
-                </w:rPr>
-                <m:t xml:space="preserve">t</m:t>
-              </m:r>
-            </m:sub>
-          </m:sSub>
-          <m:r>
-            <w:rPr>
-              <w:rFonts w:ascii="Cambria Math" w:hAnsi="Cambria Math"/>
-              <w:sz w:val="24"/>
-              <w:szCs w:val="24"/>
-            </w:rPr>
-            <m:t xml:space="preserve"> )</m:t>
-          </m:r>
-        </m:oMath>
-      </m:oMathPara>
-    </w:p>
-    <w:p>
-      <w:pPr>
-        <w:pStyle w:val="Note"/>
-      </w:pPr>
-      <w:r>
-        <w:t xml:space="preserve">※ 암 진단 담보가 쓴다.</w:t>
-      </w:r>
-    </w:p>
-    <w:p>
-      <w:pPr>
-        <w:pStyle w:val="FormulaLabel"/>
-      </w:pPr>
-      <w:r>
-        <w:t xml:space="preserve">[식] 납입자수 — 납입자(사망X, 80% 이상 장해X, 암X)</w:t>
-      </w:r>
-    </w:p>
-    <w:p>
-      <w:pPr>
-        <w:pStyle w:val="FormulaText"/>
-      </w:pPr>
-      <w:r>
-        <w:t xml:space="preserve">q</w:t>
-      </w:r>
-      <w:r>
-        <w:rPr>
-          <w:vertAlign w:val="subscript"/>
-        </w:rPr>
-        <w:t xml:space="preserve">x</w:t>
-      </w:r>
-      <w:r>
-        <w:t xml:space="preserve"> : 사망률</w:t>
-      </w:r>
-    </w:p>
-    <w:p>
-      <w:pPr>
-        <w:pStyle w:val="FormulaText"/>
-      </w:pPr>
-      <w:r>
-        <w:t xml:space="preserve">f</w:t>
-      </w:r>
-      <w:r>
-        <w:rPr>
-          <w:vertAlign w:val="superscript"/>
-        </w:rPr>
-        <w:t xml:space="preserve">(1)</w:t>
-      </w:r>
-      <w:r>
-        <w:rPr>
-          <w:vertAlign w:val="subscript"/>
-        </w:rPr>
-        <w:t xml:space="preserve">x</w:t>
-      </w:r>
-      <w:r>
-        <w:t xml:space="preserve"> : 80% 이상 장해율</w:t>
-      </w:r>
-    </w:p>
-    <w:p>
-      <w:pPr>
-        <w:pStyle w:val="FormulaText"/>
-      </w:pPr>
-      <w:r>
-        <w:t xml:space="preserve">f</w:t>
       </w:r>
       <w:r>
         <w:rPr>
@@ -3345,7 +3630,7 @@
           <m:jc m:val="left"/>
         </m:oMathParaPr>
         <m:oMath>
-          <m:sSub>
+          <m:sSubSup>
             <m:e>
               <m:r>
                 <w:rPr>
@@ -3353,7 +3638,7 @@
                   <w:sz w:val="24"/>
                   <w:szCs w:val="24"/>
                 </w:rPr>
-                <m:t xml:space="preserve">l′</m:t>
+                <m:t xml:space="preserve">l</m:t>
               </m:r>
             </m:e>
             <m:sub>
@@ -3366,7 +3651,33 @@
                 <m:t xml:space="preserve">x</m:t>
               </m:r>
             </m:sub>
-          </m:sSub>
+            <m:sup>
+              <m:r>
+                <w:rPr>
+                  <w:rFonts w:ascii="Cambria Math" w:hAnsi="Cambria Math"/>
+                  <w:sz w:val="24"/>
+                  <w:szCs w:val="24"/>
+                </w:rPr>
+                <m:t xml:space="preserve">(</m:t>
+              </m:r>
+              <m:r>
+                <w:rPr>
+                  <w:rFonts w:ascii="Cambria Math" w:hAnsi="Cambria Math"/>
+                  <w:sz w:val="24"/>
+                  <w:szCs w:val="24"/>
+                </w:rPr>
+                <m:t xml:space="preserve">2</m:t>
+              </m:r>
+              <m:r>
+                <w:rPr>
+                  <w:rFonts w:ascii="Cambria Math" w:hAnsi="Cambria Math"/>
+                  <w:sz w:val="24"/>
+                  <w:szCs w:val="24"/>
+                </w:rPr>
+                <m:t xml:space="preserve">)</m:t>
+              </m:r>
+            </m:sup>
+          </m:sSubSup>
           <m:r>
             <w:rPr>
               <w:rFonts w:ascii="Cambria Math" w:hAnsi="Cambria Math"/>
@@ -3407,7 +3718,7 @@
         <w:pStyle w:val="FormulaText"/>
       </w:pPr>
       <w:r>
-        <w:t xml:space="preserve">질병 발생률 — 납입을 멈추게 하는 질병끼리는 따로 생긴다고 보고 곱으로 결합한다</w:t>
+        <w:t xml:space="preserve">탈퇴율 — 사망과는 겹치는 부분을 절반으로 보고, 1 을 넘지 않는다</w:t>
       </w:r>
     </w:p>
     <w:p>
@@ -3419,6 +3730,113 @@
           <m:jc m:val="left"/>
         </m:oMathParaPr>
         <m:oMath>
+          <m:sSubSup>
+            <m:e>
+              <m:r>
+                <w:rPr>
+                  <w:rFonts w:ascii="Cambria Math" w:hAnsi="Cambria Math"/>
+                  <w:sz w:val="24"/>
+                  <w:szCs w:val="24"/>
+                </w:rPr>
+                <m:t xml:space="preserve">Q</m:t>
+              </m:r>
+            </m:e>
+            <m:sub>
+              <m:r>
+                <w:rPr>
+                  <w:rFonts w:ascii="Cambria Math" w:hAnsi="Cambria Math"/>
+                  <w:sz w:val="24"/>
+                  <w:szCs w:val="24"/>
+                </w:rPr>
+                <m:t xml:space="preserve">x</m:t>
+              </m:r>
+              <m:r>
+                <w:rPr>
+                  <w:rFonts w:ascii="Cambria Math" w:hAnsi="Cambria Math"/>
+                  <w:sz w:val="24"/>
+                  <w:szCs w:val="24"/>
+                </w:rPr>
+                <m:t xml:space="preserve">+</m:t>
+              </m:r>
+              <m:r>
+                <w:rPr>
+                  <w:rFonts w:ascii="Cambria Math" w:hAnsi="Cambria Math"/>
+                  <w:sz w:val="24"/>
+                  <w:szCs w:val="24"/>
+                </w:rPr>
+                <m:t xml:space="preserve">t</m:t>
+              </m:r>
+            </m:sub>
+            <m:sup>
+              <m:r>
+                <w:rPr>
+                  <w:rFonts w:ascii="Cambria Math" w:hAnsi="Cambria Math"/>
+                  <w:sz w:val="24"/>
+                  <w:szCs w:val="24"/>
+                </w:rPr>
+                <m:t xml:space="preserve">(</m:t>
+              </m:r>
+              <m:r>
+                <w:rPr>
+                  <w:rFonts w:ascii="Cambria Math" w:hAnsi="Cambria Math"/>
+                  <w:sz w:val="24"/>
+                  <w:szCs w:val="24"/>
+                </w:rPr>
+                <m:t xml:space="preserve">2</m:t>
+              </m:r>
+              <m:r>
+                <w:rPr>
+                  <w:rFonts w:ascii="Cambria Math" w:hAnsi="Cambria Math"/>
+                  <w:sz w:val="24"/>
+                  <w:szCs w:val="24"/>
+                </w:rPr>
+                <m:t xml:space="preserve">)</m:t>
+              </m:r>
+            </m:sup>
+          </m:sSubSup>
+          <m:r>
+            <w:rPr>
+              <w:rFonts w:ascii="Cambria Math" w:hAnsi="Cambria Math"/>
+              <w:sz w:val="24"/>
+              <w:szCs w:val="24"/>
+            </w:rPr>
+            <m:t xml:space="preserve"> = </m:t>
+          </m:r>
+          <m:r>
+            <m:rPr>
+              <m:sty m:val="p"/>
+            </m:rPr>
+            <w:rPr>
+              <w:rFonts w:ascii="Cambria Math" w:hAnsi="Cambria Math"/>
+              <w:sz w:val="24"/>
+              <w:szCs w:val="24"/>
+            </w:rPr>
+            <m:t xml:space="preserve">min</m:t>
+          </m:r>
+          <m:r>
+            <w:rPr>
+              <w:rFonts w:ascii="Cambria Math" w:hAnsi="Cambria Math"/>
+              <w:sz w:val="24"/>
+              <w:szCs w:val="24"/>
+            </w:rPr>
+            <m:t xml:space="preserve">( </m:t>
+          </m:r>
+          <m:r>
+            <w:rPr>
+              <w:rFonts w:ascii="Cambria Math" w:hAnsi="Cambria Math"/>
+              <w:sz w:val="24"/>
+              <w:szCs w:val="24"/>
+            </w:rPr>
+            <m:t xml:space="preserve">1</m:t>
+          </m:r>
+          <m:r>
+            <w:rPr>
+              <w:rFonts w:ascii="Cambria Math" w:hAnsi="Cambria Math"/>
+              <w:sz w:val="24"/>
+              <w:szCs w:val="24"/>
+            </w:rPr>
+            <m:t xml:space="preserve">, </m:t>
+          </m:r>
           <m:sSub>
             <m:e>
               <m:r>
@@ -3427,7 +3845,7 @@
                   <w:sz w:val="24"/>
                   <w:szCs w:val="24"/>
                 </w:rPr>
-                <m:t xml:space="preserve">F</m:t>
+                <m:t xml:space="preserve">q</m:t>
               </m:r>
             </m:e>
             <m:sub>
@@ -3463,39 +3881,7 @@
               <w:sz w:val="24"/>
               <w:szCs w:val="24"/>
             </w:rPr>
-            <m:t xml:space="preserve"> = </m:t>
-          </m:r>
-          <m:r>
-            <w:rPr>
-              <w:rFonts w:ascii="Cambria Math" w:hAnsi="Cambria Math"/>
-              <w:sz w:val="24"/>
-              <w:szCs w:val="24"/>
-            </w:rPr>
-            <m:t xml:space="preserve">1</m:t>
-          </m:r>
-          <m:r>
-            <w:rPr>
-              <w:rFonts w:ascii="Cambria Math" w:hAnsi="Cambria Math"/>
-              <w:sz w:val="24"/>
-              <w:szCs w:val="24"/>
-            </w:rPr>
-            <m:t xml:space="preserve"> − ( </m:t>
-          </m:r>
-          <m:r>
-            <w:rPr>
-              <w:rFonts w:ascii="Cambria Math" w:hAnsi="Cambria Math"/>
-              <w:sz w:val="24"/>
-              <w:szCs w:val="24"/>
-            </w:rPr>
-            <m:t xml:space="preserve">1</m:t>
-          </m:r>
-          <m:r>
-            <w:rPr>
-              <w:rFonts w:ascii="Cambria Math" w:hAnsi="Cambria Math"/>
-              <w:sz w:val="24"/>
-              <w:szCs w:val="24"/>
-            </w:rPr>
-            <m:t xml:space="preserve"> − </m:t>
+            <m:t xml:space="preserve"> + </m:t>
           </m:r>
           <m:sSubSup>
             <m:e>
@@ -3505,7 +3891,7 @@
                   <w:sz w:val="24"/>
                   <w:szCs w:val="24"/>
                 </w:rPr>
-                <m:t xml:space="preserve">f</m:t>
+                <m:t xml:space="preserve">r</m:t>
               </m:r>
             </m:e>
             <m:sub>
@@ -3549,7 +3935,7 @@
                   <w:sz w:val="24"/>
                   <w:szCs w:val="24"/>
                 </w:rPr>
-                <m:t xml:space="preserve">1</m:t>
+                <m:t xml:space="preserve">2</m:t>
               </m:r>
               <m:r>
                 <w:rPr>
@@ -3567,23 +3953,53 @@
               <w:sz w:val="24"/>
               <w:szCs w:val="24"/>
             </w:rPr>
-            <m:t xml:space="preserve"> )·( </m:t>
-          </m:r>
-          <m:r>
-            <w:rPr>
-              <w:rFonts w:ascii="Cambria Math" w:hAnsi="Cambria Math"/>
-              <w:sz w:val="24"/>
-              <w:szCs w:val="24"/>
-            </w:rPr>
-            <m:t xml:space="preserve">1</m:t>
-          </m:r>
-          <m:r>
-            <w:rPr>
-              <w:rFonts w:ascii="Cambria Math" w:hAnsi="Cambria Math"/>
-              <w:sz w:val="24"/>
-              <w:szCs w:val="24"/>
-            </w:rPr>
             <m:t xml:space="preserve"> − </m:t>
+          </m:r>
+          <m:sSub>
+            <m:e>
+              <m:r>
+                <w:rPr>
+                  <w:rFonts w:ascii="Cambria Math" w:hAnsi="Cambria Math"/>
+                  <w:sz w:val="24"/>
+                  <w:szCs w:val="24"/>
+                </w:rPr>
+                <m:t xml:space="preserve">q</m:t>
+              </m:r>
+            </m:e>
+            <m:sub>
+              <m:r>
+                <w:rPr>
+                  <w:rFonts w:ascii="Cambria Math" w:hAnsi="Cambria Math"/>
+                  <w:sz w:val="24"/>
+                  <w:szCs w:val="24"/>
+                </w:rPr>
+                <m:t xml:space="preserve">x</m:t>
+              </m:r>
+              <m:r>
+                <w:rPr>
+                  <w:rFonts w:ascii="Cambria Math" w:hAnsi="Cambria Math"/>
+                  <w:sz w:val="24"/>
+                  <w:szCs w:val="24"/>
+                </w:rPr>
+                <m:t xml:space="preserve">+</m:t>
+              </m:r>
+              <m:r>
+                <w:rPr>
+                  <w:rFonts w:ascii="Cambria Math" w:hAnsi="Cambria Math"/>
+                  <w:sz w:val="24"/>
+                  <w:szCs w:val="24"/>
+                </w:rPr>
+                <m:t xml:space="preserve">t</m:t>
+              </m:r>
+            </m:sub>
+          </m:sSub>
+          <m:r>
+            <w:rPr>
+              <w:rFonts w:ascii="Cambria Math" w:hAnsi="Cambria Math"/>
+              <w:sz w:val="24"/>
+              <w:szCs w:val="24"/>
+            </w:rPr>
+            <m:t xml:space="preserve">·</m:t>
           </m:r>
           <m:sSubSup>
             <m:e>
@@ -3593,7 +4009,7 @@
                   <w:sz w:val="24"/>
                   <w:szCs w:val="24"/>
                 </w:rPr>
-                <m:t xml:space="preserve">f</m:t>
+                <m:t xml:space="preserve">r</m:t>
               </m:r>
             </m:e>
             <m:sub>
@@ -3649,6 +4065,22 @@
               </m:r>
             </m:sup>
           </m:sSubSup>
+          <m:r>
+            <w:rPr>
+              <w:rFonts w:ascii="Cambria Math" w:hAnsi="Cambria Math"/>
+              <w:sz w:val="24"/>
+              <w:szCs w:val="24"/>
+            </w:rPr>
+            <m:t xml:space="preserve">/</m:t>
+          </m:r>
+          <m:r>
+            <w:rPr>
+              <w:rFonts w:ascii="Cambria Math" w:hAnsi="Cambria Math"/>
+              <w:sz w:val="24"/>
+              <w:szCs w:val="24"/>
+            </w:rPr>
+            <m:t xml:space="preserve">2</m:t>
+          </m:r>
           <m:r>
             <w:rPr>
               <w:rFonts w:ascii="Cambria Math" w:hAnsi="Cambria Math"/>
@@ -3665,7 +4097,7 @@
         <w:pStyle w:val="FormulaText"/>
       </w:pPr>
       <w:r>
-        <w:t xml:space="preserve">납입 탈퇴율 — 사망과는 겹치는 부분을 절반으로 보고, 1 을 넘지 않는다</w:t>
+        <w:t xml:space="preserve">생존자수 — 탈퇴 사유가 생긴 사람을 뺀다</w:t>
       </w:r>
     </w:p>
     <w:p>
@@ -3677,7 +4109,7 @@
           <m:jc m:val="left"/>
         </m:oMathParaPr>
         <m:oMath>
-          <m:sSub>
+          <m:sSubSup>
             <m:e>
               <m:r>
                 <w:rPr>
@@ -3685,7 +4117,7 @@
                   <w:sz w:val="24"/>
                   <w:szCs w:val="24"/>
                 </w:rPr>
-                <m:t xml:space="preserve">Q′</m:t>
+                <m:t xml:space="preserve">l</m:t>
               </m:r>
             </m:e>
             <m:sub>
@@ -3713,8 +4145,50 @@
                 </w:rPr>
                 <m:t xml:space="preserve">t</m:t>
               </m:r>
+              <m:r>
+                <w:rPr>
+                  <w:rFonts w:ascii="Cambria Math" w:hAnsi="Cambria Math"/>
+                  <w:sz w:val="24"/>
+                  <w:szCs w:val="24"/>
+                </w:rPr>
+                <m:t xml:space="preserve">+</m:t>
+              </m:r>
+              <m:r>
+                <w:rPr>
+                  <w:rFonts w:ascii="Cambria Math" w:hAnsi="Cambria Math"/>
+                  <w:sz w:val="24"/>
+                  <w:szCs w:val="24"/>
+                </w:rPr>
+                <m:t xml:space="preserve">1</m:t>
+              </m:r>
             </m:sub>
-          </m:sSub>
+            <m:sup>
+              <m:r>
+                <w:rPr>
+                  <w:rFonts w:ascii="Cambria Math" w:hAnsi="Cambria Math"/>
+                  <w:sz w:val="24"/>
+                  <w:szCs w:val="24"/>
+                </w:rPr>
+                <m:t xml:space="preserve">(</m:t>
+              </m:r>
+              <m:r>
+                <w:rPr>
+                  <w:rFonts w:ascii="Cambria Math" w:hAnsi="Cambria Math"/>
+                  <w:sz w:val="24"/>
+                  <w:szCs w:val="24"/>
+                </w:rPr>
+                <m:t xml:space="preserve">2</m:t>
+              </m:r>
+              <m:r>
+                <w:rPr>
+                  <w:rFonts w:ascii="Cambria Math" w:hAnsi="Cambria Math"/>
+                  <w:sz w:val="24"/>
+                  <w:szCs w:val="24"/>
+                </w:rPr>
+                <m:t xml:space="preserve">)</m:t>
+              </m:r>
+            </m:sup>
+          </m:sSubSup>
           <m:r>
             <w:rPr>
               <w:rFonts w:ascii="Cambria Math" w:hAnsi="Cambria Math"/>
@@ -3723,42 +4197,7 @@
             </w:rPr>
             <m:t xml:space="preserve"> = </m:t>
           </m:r>
-          <m:r>
-            <m:rPr>
-              <m:sty m:val="p"/>
-            </m:rPr>
-            <w:rPr>
-              <w:rFonts w:ascii="Cambria Math" w:hAnsi="Cambria Math"/>
-              <w:sz w:val="24"/>
-              <w:szCs w:val="24"/>
-            </w:rPr>
-            <m:t xml:space="preserve">min</m:t>
-          </m:r>
-          <m:r>
-            <w:rPr>
-              <w:rFonts w:ascii="Cambria Math" w:hAnsi="Cambria Math"/>
-              <w:sz w:val="24"/>
-              <w:szCs w:val="24"/>
-            </w:rPr>
-            <m:t xml:space="preserve">( </m:t>
-          </m:r>
-          <m:r>
-            <w:rPr>
-              <w:rFonts w:ascii="Cambria Math" w:hAnsi="Cambria Math"/>
-              <w:sz w:val="24"/>
-              <w:szCs w:val="24"/>
-            </w:rPr>
-            <m:t xml:space="preserve">1</m:t>
-          </m:r>
-          <m:r>
-            <w:rPr>
-              <w:rFonts w:ascii="Cambria Math" w:hAnsi="Cambria Math"/>
-              <w:sz w:val="24"/>
-              <w:szCs w:val="24"/>
-            </w:rPr>
-            <m:t xml:space="preserve">, </m:t>
-          </m:r>
-          <m:sSub>
+          <m:sSubSup>
             <m:e>
               <m:r>
                 <w:rPr>
@@ -3766,7 +4205,7 @@
                   <w:sz w:val="24"/>
                   <w:szCs w:val="24"/>
                 </w:rPr>
-                <m:t xml:space="preserve">q</m:t>
+                <m:t xml:space="preserve">l</m:t>
               </m:r>
             </m:e>
             <m:sub>
@@ -3795,16 +4234,58 @@
                 <m:t xml:space="preserve">t</m:t>
               </m:r>
             </m:sub>
-          </m:sSub>
-          <m:r>
-            <w:rPr>
-              <w:rFonts w:ascii="Cambria Math" w:hAnsi="Cambria Math"/>
-              <w:sz w:val="24"/>
-              <w:szCs w:val="24"/>
-            </w:rPr>
-            <m:t xml:space="preserve"> + </m:t>
-          </m:r>
-          <m:sSub>
+            <m:sup>
+              <m:r>
+                <w:rPr>
+                  <w:rFonts w:ascii="Cambria Math" w:hAnsi="Cambria Math"/>
+                  <w:sz w:val="24"/>
+                  <w:szCs w:val="24"/>
+                </w:rPr>
+                <m:t xml:space="preserve">(</m:t>
+              </m:r>
+              <m:r>
+                <w:rPr>
+                  <w:rFonts w:ascii="Cambria Math" w:hAnsi="Cambria Math"/>
+                  <w:sz w:val="24"/>
+                  <w:szCs w:val="24"/>
+                </w:rPr>
+                <m:t xml:space="preserve">2</m:t>
+              </m:r>
+              <m:r>
+                <w:rPr>
+                  <w:rFonts w:ascii="Cambria Math" w:hAnsi="Cambria Math"/>
+                  <w:sz w:val="24"/>
+                  <w:szCs w:val="24"/>
+                </w:rPr>
+                <m:t xml:space="preserve">)</m:t>
+              </m:r>
+            </m:sup>
+          </m:sSubSup>
+          <m:r>
+            <w:rPr>
+              <w:rFonts w:ascii="Cambria Math" w:hAnsi="Cambria Math"/>
+              <w:sz w:val="24"/>
+              <w:szCs w:val="24"/>
+            </w:rPr>
+            <m:t xml:space="preserve"> × ( </m:t>
+          </m:r>
+          <m:r>
+            <w:rPr>
+              <w:rFonts w:ascii="Cambria Math" w:hAnsi="Cambria Math"/>
+              <w:sz w:val="24"/>
+              <w:szCs w:val="24"/>
+            </w:rPr>
+            <m:t xml:space="preserve">1</m:t>
+          </m:r>
+          <m:r>
+            <w:rPr>
+              <w:rFonts w:ascii="Cambria Math" w:hAnsi="Cambria Math"/>
+              <w:sz w:val="24"/>
+              <w:szCs w:val="24"/>
+            </w:rPr>
+            <m:t xml:space="preserve"> − </m:t>
+          </m:r>
+          <m:sSubSup>
             <m:e>
               <m:r>
                 <w:rPr>
@@ -3812,7 +4293,7 @@
                   <w:sz w:val="24"/>
                   <w:szCs w:val="24"/>
                 </w:rPr>
-                <m:t xml:space="preserve">F</m:t>
+                <m:t xml:space="preserve">Q</m:t>
               </m:r>
             </m:e>
             <m:sub>
@@ -3841,115 +4322,33 @@
                 <m:t xml:space="preserve">t</m:t>
               </m:r>
             </m:sub>
-          </m:sSub>
-          <m:r>
-            <w:rPr>
-              <w:rFonts w:ascii="Cambria Math" w:hAnsi="Cambria Math"/>
-              <w:sz w:val="24"/>
-              <w:szCs w:val="24"/>
-            </w:rPr>
-            <m:t xml:space="preserve"> − </m:t>
-          </m:r>
-          <m:sSub>
-            <m:e>
-              <m:r>
-                <w:rPr>
-                  <w:rFonts w:ascii="Cambria Math" w:hAnsi="Cambria Math"/>
-                  <w:sz w:val="24"/>
-                  <w:szCs w:val="24"/>
-                </w:rPr>
-                <m:t xml:space="preserve">q</m:t>
-              </m:r>
-            </m:e>
-            <m:sub>
-              <m:r>
-                <w:rPr>
-                  <w:rFonts w:ascii="Cambria Math" w:hAnsi="Cambria Math"/>
-                  <w:sz w:val="24"/>
-                  <w:szCs w:val="24"/>
-                </w:rPr>
-                <m:t xml:space="preserve">x</m:t>
-              </m:r>
-              <m:r>
-                <w:rPr>
-                  <w:rFonts w:ascii="Cambria Math" w:hAnsi="Cambria Math"/>
-                  <w:sz w:val="24"/>
-                  <w:szCs w:val="24"/>
-                </w:rPr>
-                <m:t xml:space="preserve">+</m:t>
-              </m:r>
-              <m:r>
-                <w:rPr>
-                  <w:rFonts w:ascii="Cambria Math" w:hAnsi="Cambria Math"/>
-                  <w:sz w:val="24"/>
-                  <w:szCs w:val="24"/>
-                </w:rPr>
-                <m:t xml:space="preserve">t</m:t>
-              </m:r>
-            </m:sub>
-          </m:sSub>
-          <m:r>
-            <w:rPr>
-              <w:rFonts w:ascii="Cambria Math" w:hAnsi="Cambria Math"/>
-              <w:sz w:val="24"/>
-              <w:szCs w:val="24"/>
-            </w:rPr>
-            <m:t xml:space="preserve">·</m:t>
-          </m:r>
-          <m:sSub>
-            <m:e>
-              <m:r>
-                <w:rPr>
-                  <w:rFonts w:ascii="Cambria Math" w:hAnsi="Cambria Math"/>
-                  <w:sz w:val="24"/>
-                  <w:szCs w:val="24"/>
-                </w:rPr>
-                <m:t xml:space="preserve">F</m:t>
-              </m:r>
-            </m:e>
-            <m:sub>
-              <m:r>
-                <w:rPr>
-                  <w:rFonts w:ascii="Cambria Math" w:hAnsi="Cambria Math"/>
-                  <w:sz w:val="24"/>
-                  <w:szCs w:val="24"/>
-                </w:rPr>
-                <m:t xml:space="preserve">x</m:t>
-              </m:r>
-              <m:r>
-                <w:rPr>
-                  <w:rFonts w:ascii="Cambria Math" w:hAnsi="Cambria Math"/>
-                  <w:sz w:val="24"/>
-                  <w:szCs w:val="24"/>
-                </w:rPr>
-                <m:t xml:space="preserve">+</m:t>
-              </m:r>
-              <m:r>
-                <w:rPr>
-                  <w:rFonts w:ascii="Cambria Math" w:hAnsi="Cambria Math"/>
-                  <w:sz w:val="24"/>
-                  <w:szCs w:val="24"/>
-                </w:rPr>
-                <m:t xml:space="preserve">t</m:t>
-              </m:r>
-            </m:sub>
-          </m:sSub>
-          <m:r>
-            <w:rPr>
-              <w:rFonts w:ascii="Cambria Math" w:hAnsi="Cambria Math"/>
-              <w:sz w:val="24"/>
-              <w:szCs w:val="24"/>
-            </w:rPr>
-            <m:t xml:space="preserve">/</m:t>
-          </m:r>
-          <m:r>
-            <w:rPr>
-              <w:rFonts w:ascii="Cambria Math" w:hAnsi="Cambria Math"/>
-              <w:sz w:val="24"/>
-              <w:szCs w:val="24"/>
-            </w:rPr>
-            <m:t xml:space="preserve">2</m:t>
-          </m:r>
+            <m:sup>
+              <m:r>
+                <w:rPr>
+                  <w:rFonts w:ascii="Cambria Math" w:hAnsi="Cambria Math"/>
+                  <w:sz w:val="24"/>
+                  <w:szCs w:val="24"/>
+                </w:rPr>
+                <m:t xml:space="preserve">(</m:t>
+              </m:r>
+              <m:r>
+                <w:rPr>
+                  <w:rFonts w:ascii="Cambria Math" w:hAnsi="Cambria Math"/>
+                  <w:sz w:val="24"/>
+                  <w:szCs w:val="24"/>
+                </w:rPr>
+                <m:t xml:space="preserve">2</m:t>
+              </m:r>
+              <m:r>
+                <w:rPr>
+                  <w:rFonts w:ascii="Cambria Math" w:hAnsi="Cambria Math"/>
+                  <w:sz w:val="24"/>
+                  <w:szCs w:val="24"/>
+                </w:rPr>
+                <m:t xml:space="preserve">)</m:t>
+              </m:r>
+            </m:sup>
+          </m:sSubSup>
           <m:r>
             <w:rPr>
               <w:rFonts w:ascii="Cambria Math" w:hAnsi="Cambria Math"/>
@@ -3966,7 +4365,7 @@
         <w:pStyle w:val="FormulaText"/>
       </w:pPr>
       <w:r>
-        <w:t xml:space="preserve">납입자수 — 납입을 멈추게 하는 사유가 생긴 사람을 뺀다</w:t>
+        <w:t xml:space="preserve">현가와 누계</w:t>
       </w:r>
     </w:p>
     <w:p>
@@ -3978,7 +4377,7 @@
           <m:jc m:val="left"/>
         </m:oMathParaPr>
         <m:oMath>
-          <m:sSub>
+          <m:sSubSup>
             <m:e>
               <m:r>
                 <w:rPr>
@@ -3986,7 +4385,7 @@
                   <w:sz w:val="24"/>
                   <w:szCs w:val="24"/>
                 </w:rPr>
-                <m:t xml:space="preserve">l′</m:t>
+                <m:t xml:space="preserve">D</m:t>
               </m:r>
             </m:e>
             <m:sub>
@@ -4014,24 +4413,34 @@
                 </w:rPr>
                 <m:t xml:space="preserve">t</m:t>
               </m:r>
-              <m:r>
-                <w:rPr>
-                  <w:rFonts w:ascii="Cambria Math" w:hAnsi="Cambria Math"/>
-                  <w:sz w:val="24"/>
-                  <w:szCs w:val="24"/>
-                </w:rPr>
-                <m:t xml:space="preserve">+</m:t>
-              </m:r>
-              <m:r>
-                <w:rPr>
-                  <w:rFonts w:ascii="Cambria Math" w:hAnsi="Cambria Math"/>
-                  <w:sz w:val="24"/>
-                  <w:szCs w:val="24"/>
-                </w:rPr>
-                <m:t xml:space="preserve">1</m:t>
-              </m:r>
             </m:sub>
-          </m:sSub>
+            <m:sup>
+              <m:r>
+                <w:rPr>
+                  <w:rFonts w:ascii="Cambria Math" w:hAnsi="Cambria Math"/>
+                  <w:sz w:val="24"/>
+                  <w:szCs w:val="24"/>
+                </w:rPr>
+                <m:t xml:space="preserve">(</m:t>
+              </m:r>
+              <m:r>
+                <w:rPr>
+                  <w:rFonts w:ascii="Cambria Math" w:hAnsi="Cambria Math"/>
+                  <w:sz w:val="24"/>
+                  <w:szCs w:val="24"/>
+                </w:rPr>
+                <m:t xml:space="preserve">2</m:t>
+              </m:r>
+              <m:r>
+                <w:rPr>
+                  <w:rFonts w:ascii="Cambria Math" w:hAnsi="Cambria Math"/>
+                  <w:sz w:val="24"/>
+                  <w:szCs w:val="24"/>
+                </w:rPr>
+                <m:t xml:space="preserve">)</m:t>
+              </m:r>
+            </m:sup>
+          </m:sSubSup>
           <m:r>
             <w:rPr>
               <w:rFonts w:ascii="Cambria Math" w:hAnsi="Cambria Math"/>
@@ -4040,7 +4449,7 @@
             </w:rPr>
             <m:t xml:space="preserve"> = </m:t>
           </m:r>
-          <m:sSub>
+          <m:sSubSup>
             <m:e>
               <m:r>
                 <w:rPr>
@@ -4048,7 +4457,7 @@
                   <w:sz w:val="24"/>
                   <w:szCs w:val="24"/>
                 </w:rPr>
-                <m:t xml:space="preserve">l′</m:t>
+                <m:t xml:space="preserve">l</m:t>
               </m:r>
             </m:e>
             <m:sub>
@@ -4077,197 +4486,33 @@
                 <m:t xml:space="preserve">t</m:t>
               </m:r>
             </m:sub>
-          </m:sSub>
-          <m:r>
-            <w:rPr>
-              <w:rFonts w:ascii="Cambria Math" w:hAnsi="Cambria Math"/>
-              <w:sz w:val="24"/>
-              <w:szCs w:val="24"/>
-            </w:rPr>
-            <m:t xml:space="preserve"> × ( </m:t>
-          </m:r>
-          <m:r>
-            <w:rPr>
-              <w:rFonts w:ascii="Cambria Math" w:hAnsi="Cambria Math"/>
-              <w:sz w:val="24"/>
-              <w:szCs w:val="24"/>
-            </w:rPr>
-            <m:t xml:space="preserve">1</m:t>
-          </m:r>
-          <m:r>
-            <w:rPr>
-              <w:rFonts w:ascii="Cambria Math" w:hAnsi="Cambria Math"/>
-              <w:sz w:val="24"/>
-              <w:szCs w:val="24"/>
-            </w:rPr>
-            <m:t xml:space="preserve"> − </m:t>
-          </m:r>
-          <m:sSub>
-            <m:e>
-              <m:r>
-                <w:rPr>
-                  <w:rFonts w:ascii="Cambria Math" w:hAnsi="Cambria Math"/>
-                  <w:sz w:val="24"/>
-                  <w:szCs w:val="24"/>
-                </w:rPr>
-                <m:t xml:space="preserve">Q′</m:t>
-              </m:r>
-            </m:e>
-            <m:sub>
-              <m:r>
-                <w:rPr>
-                  <w:rFonts w:ascii="Cambria Math" w:hAnsi="Cambria Math"/>
-                  <w:sz w:val="24"/>
-                  <w:szCs w:val="24"/>
-                </w:rPr>
-                <m:t xml:space="preserve">x</m:t>
-              </m:r>
-              <m:r>
-                <w:rPr>
-                  <w:rFonts w:ascii="Cambria Math" w:hAnsi="Cambria Math"/>
-                  <w:sz w:val="24"/>
-                  <w:szCs w:val="24"/>
-                </w:rPr>
-                <m:t xml:space="preserve">+</m:t>
-              </m:r>
-              <m:r>
-                <w:rPr>
-                  <w:rFonts w:ascii="Cambria Math" w:hAnsi="Cambria Math"/>
-                  <w:sz w:val="24"/>
-                  <w:szCs w:val="24"/>
-                </w:rPr>
-                <m:t xml:space="preserve">t</m:t>
-              </m:r>
-            </m:sub>
-          </m:sSub>
-          <m:r>
-            <w:rPr>
-              <w:rFonts w:ascii="Cambria Math" w:hAnsi="Cambria Math"/>
-              <w:sz w:val="24"/>
-              <w:szCs w:val="24"/>
-            </w:rPr>
-            <m:t xml:space="preserve"> )</m:t>
-          </m:r>
-        </m:oMath>
-      </m:oMathPara>
-    </w:p>
-    <w:p>
-      <w:pPr>
-        <w:pStyle w:val="Note"/>
-      </w:pPr>
-      <w:r>
-        <w:t xml:space="preserve">※ 보험료(N*)에만 쓰고 계약 전체에 하나다 — 별도의 납입면제율을 곱하지 않는다.</w:t>
-      </w:r>
-    </w:p>
-    <w:p>
-      <w:pPr>
-        <w:pStyle w:val="Heading2"/>
-      </w:pPr>
-      <w:r>
-        <w:t xml:space="preserve">라. 계산기수 — 보험료</w:t>
-      </w:r>
-    </w:p>
-    <w:p>
-      <w:pPr>
-        <w:pStyle w:val="FormulaLabel"/>
-      </w:pPr>
-      <w:r>
-        <w:t xml:space="preserve">[식] 납입자수의 현가와 누계 (D′ · N′)</w:t>
-      </w:r>
-    </w:p>
-    <w:p>
-      <w:pPr>
-        <w:pStyle w:val="Formula"/>
-      </w:pPr>
-      <m:oMathPara>
-        <m:oMathParaPr>
-          <m:jc m:val="left"/>
-        </m:oMathParaPr>
-        <m:oMath>
-          <m:sSub>
-            <m:e>
-              <m:r>
-                <w:rPr>
-                  <w:rFonts w:ascii="Cambria Math" w:hAnsi="Cambria Math"/>
-                  <w:sz w:val="24"/>
-                  <w:szCs w:val="24"/>
-                </w:rPr>
-                <m:t xml:space="preserve">D′</m:t>
-              </m:r>
-            </m:e>
-            <m:sub>
-              <m:r>
-                <w:rPr>
-                  <w:rFonts w:ascii="Cambria Math" w:hAnsi="Cambria Math"/>
-                  <w:sz w:val="24"/>
-                  <w:szCs w:val="24"/>
-                </w:rPr>
-                <m:t xml:space="preserve">x</m:t>
-              </m:r>
-              <m:r>
-                <w:rPr>
-                  <w:rFonts w:ascii="Cambria Math" w:hAnsi="Cambria Math"/>
-                  <w:sz w:val="24"/>
-                  <w:szCs w:val="24"/>
-                </w:rPr>
-                <m:t xml:space="preserve">+</m:t>
-              </m:r>
-              <m:r>
-                <w:rPr>
-                  <w:rFonts w:ascii="Cambria Math" w:hAnsi="Cambria Math"/>
-                  <w:sz w:val="24"/>
-                  <w:szCs w:val="24"/>
-                </w:rPr>
-                <m:t xml:space="preserve">t</m:t>
-              </m:r>
-            </m:sub>
-          </m:sSub>
-          <m:r>
-            <w:rPr>
-              <w:rFonts w:ascii="Cambria Math" w:hAnsi="Cambria Math"/>
-              <w:sz w:val="24"/>
-              <w:szCs w:val="24"/>
-            </w:rPr>
-            <m:t xml:space="preserve"> = </m:t>
-          </m:r>
-          <m:sSub>
-            <m:e>
-              <m:r>
-                <w:rPr>
-                  <w:rFonts w:ascii="Cambria Math" w:hAnsi="Cambria Math"/>
-                  <w:sz w:val="24"/>
-                  <w:szCs w:val="24"/>
-                </w:rPr>
-                <m:t xml:space="preserve">l′</m:t>
-              </m:r>
-            </m:e>
-            <m:sub>
-              <m:r>
-                <w:rPr>
-                  <w:rFonts w:ascii="Cambria Math" w:hAnsi="Cambria Math"/>
-                  <w:sz w:val="24"/>
-                  <w:szCs w:val="24"/>
-                </w:rPr>
-                <m:t xml:space="preserve">x</m:t>
-              </m:r>
-              <m:r>
-                <w:rPr>
-                  <w:rFonts w:ascii="Cambria Math" w:hAnsi="Cambria Math"/>
-                  <w:sz w:val="24"/>
-                  <w:szCs w:val="24"/>
-                </w:rPr>
-                <m:t xml:space="preserve">+</m:t>
-              </m:r>
-              <m:r>
-                <w:rPr>
-                  <w:rFonts w:ascii="Cambria Math" w:hAnsi="Cambria Math"/>
-                  <w:sz w:val="24"/>
-                  <w:szCs w:val="24"/>
-                </w:rPr>
-                <m:t xml:space="preserve">t</m:t>
-              </m:r>
-            </m:sub>
-          </m:sSub>
+            <m:sup>
+              <m:r>
+                <w:rPr>
+                  <w:rFonts w:ascii="Cambria Math" w:hAnsi="Cambria Math"/>
+                  <w:sz w:val="24"/>
+                  <w:szCs w:val="24"/>
+                </w:rPr>
+                <m:t xml:space="preserve">(</m:t>
+              </m:r>
+              <m:r>
+                <w:rPr>
+                  <w:rFonts w:ascii="Cambria Math" w:hAnsi="Cambria Math"/>
+                  <w:sz w:val="24"/>
+                  <w:szCs w:val="24"/>
+                </w:rPr>
+                <m:t xml:space="preserve">2</m:t>
+              </m:r>
+              <m:r>
+                <w:rPr>
+                  <w:rFonts w:ascii="Cambria Math" w:hAnsi="Cambria Math"/>
+                  <w:sz w:val="24"/>
+                  <w:szCs w:val="24"/>
+                </w:rPr>
+                <m:t xml:space="preserve">)</m:t>
+              </m:r>
+            </m:sup>
+          </m:sSubSup>
           <m:r>
             <w:rPr>
               <w:rFonts w:ascii="Cambria Math" w:hAnsi="Cambria Math"/>
@@ -4310,6 +4555,78 @@
           <m:jc m:val="left"/>
         </m:oMathParaPr>
         <m:oMath>
+          <m:sSubSup>
+            <m:e>
+              <m:r>
+                <w:rPr>
+                  <w:rFonts w:ascii="Cambria Math" w:hAnsi="Cambria Math"/>
+                  <w:sz w:val="24"/>
+                  <w:szCs w:val="24"/>
+                </w:rPr>
+                <m:t xml:space="preserve">N</m:t>
+              </m:r>
+            </m:e>
+            <m:sub>
+              <m:r>
+                <w:rPr>
+                  <w:rFonts w:ascii="Cambria Math" w:hAnsi="Cambria Math"/>
+                  <w:sz w:val="24"/>
+                  <w:szCs w:val="24"/>
+                </w:rPr>
+                <m:t xml:space="preserve">x</m:t>
+              </m:r>
+              <m:r>
+                <w:rPr>
+                  <w:rFonts w:ascii="Cambria Math" w:hAnsi="Cambria Math"/>
+                  <w:sz w:val="24"/>
+                  <w:szCs w:val="24"/>
+                </w:rPr>
+                <m:t xml:space="preserve">+</m:t>
+              </m:r>
+              <m:r>
+                <w:rPr>
+                  <w:rFonts w:ascii="Cambria Math" w:hAnsi="Cambria Math"/>
+                  <w:sz w:val="24"/>
+                  <w:szCs w:val="24"/>
+                </w:rPr>
+                <m:t xml:space="preserve">t</m:t>
+              </m:r>
+            </m:sub>
+            <m:sup>
+              <m:r>
+                <w:rPr>
+                  <w:rFonts w:ascii="Cambria Math" w:hAnsi="Cambria Math"/>
+                  <w:sz w:val="24"/>
+                  <w:szCs w:val="24"/>
+                </w:rPr>
+                <m:t xml:space="preserve">(</m:t>
+              </m:r>
+              <m:r>
+                <w:rPr>
+                  <w:rFonts w:ascii="Cambria Math" w:hAnsi="Cambria Math"/>
+                  <w:sz w:val="24"/>
+                  <w:szCs w:val="24"/>
+                </w:rPr>
+                <m:t xml:space="preserve">2</m:t>
+              </m:r>
+              <m:r>
+                <w:rPr>
+                  <w:rFonts w:ascii="Cambria Math" w:hAnsi="Cambria Math"/>
+                  <w:sz w:val="24"/>
+                  <w:szCs w:val="24"/>
+                </w:rPr>
+                <m:t xml:space="preserve">)</m:t>
+              </m:r>
+            </m:sup>
+          </m:sSubSup>
+          <m:r>
+            <w:rPr>
+              <w:rFonts w:ascii="Cambria Math" w:hAnsi="Cambria Math"/>
+              <w:sz w:val="24"/>
+              <w:szCs w:val="24"/>
+            </w:rPr>
+            <m:t xml:space="preserve"> = </m:t>
+          </m:r>
           <m:sSub>
             <m:e>
               <m:r>
@@ -4318,7 +4635,7 @@
                   <w:sz w:val="24"/>
                   <w:szCs w:val="24"/>
                 </w:rPr>
-                <m:t xml:space="preserve">N′</m:t>
+                <m:t xml:space="preserve">Σ</m:t>
               </m:r>
             </m:e>
             <m:sub>
@@ -4328,15 +4645,15 @@
                   <w:sz w:val="24"/>
                   <w:szCs w:val="24"/>
                 </w:rPr>
-                <m:t xml:space="preserve">x</m:t>
-              </m:r>
-              <m:r>
-                <w:rPr>
-                  <w:rFonts w:ascii="Cambria Math" w:hAnsi="Cambria Math"/>
-                  <w:sz w:val="24"/>
-                  <w:szCs w:val="24"/>
-                </w:rPr>
-                <m:t xml:space="preserve">+</m:t>
+                <m:t xml:space="preserve">u</m:t>
+              </m:r>
+              <m:r>
+                <w:rPr>
+                  <w:rFonts w:ascii="Cambria Math" w:hAnsi="Cambria Math"/>
+                  <w:sz w:val="24"/>
+                  <w:szCs w:val="24"/>
+                </w:rPr>
+                <m:t xml:space="preserve">≥</m:t>
               </m:r>
               <m:r>
                 <w:rPr>
@@ -4354,9 +4671,9 @@
               <w:sz w:val="24"/>
               <w:szCs w:val="24"/>
             </w:rPr>
-            <m:t xml:space="preserve"> = </m:t>
-          </m:r>
-          <m:sSub>
+            <m:t xml:space="preserve"> </m:t>
+          </m:r>
+          <m:sSubSup>
             <m:e>
               <m:r>
                 <w:rPr>
@@ -4364,7 +4681,7 @@
                   <w:sz w:val="24"/>
                   <w:szCs w:val="24"/>
                 </w:rPr>
-                <m:t xml:space="preserve">Σ</m:t>
+                <m:t xml:space="preserve">D</m:t>
               </m:r>
             </m:e>
             <m:sub>
@@ -4374,360 +4691,52 @@
                   <w:sz w:val="24"/>
                   <w:szCs w:val="24"/>
                 </w:rPr>
+                <m:t xml:space="preserve">x</m:t>
+              </m:r>
+              <m:r>
+                <w:rPr>
+                  <w:rFonts w:ascii="Cambria Math" w:hAnsi="Cambria Math"/>
+                  <w:sz w:val="24"/>
+                  <w:szCs w:val="24"/>
+                </w:rPr>
+                <m:t xml:space="preserve">+</m:t>
+              </m:r>
+              <m:r>
+                <w:rPr>
+                  <w:rFonts w:ascii="Cambria Math" w:hAnsi="Cambria Math"/>
+                  <w:sz w:val="24"/>
+                  <w:szCs w:val="24"/>
+                </w:rPr>
                 <m:t xml:space="preserve">u</m:t>
               </m:r>
-              <m:r>
-                <w:rPr>
-                  <w:rFonts w:ascii="Cambria Math" w:hAnsi="Cambria Math"/>
-                  <w:sz w:val="24"/>
-                  <w:szCs w:val="24"/>
-                </w:rPr>
-                <m:t xml:space="preserve">≥</m:t>
-              </m:r>
-              <m:r>
-                <w:rPr>
-                  <w:rFonts w:ascii="Cambria Math" w:hAnsi="Cambria Math"/>
-                  <w:sz w:val="24"/>
-                  <w:szCs w:val="24"/>
-                </w:rPr>
-                <m:t xml:space="preserve">t</m:t>
-              </m:r>
             </m:sub>
-          </m:sSub>
-          <m:r>
-            <w:rPr>
-              <w:rFonts w:ascii="Cambria Math" w:hAnsi="Cambria Math"/>
-              <w:sz w:val="24"/>
-              <w:szCs w:val="24"/>
-            </w:rPr>
-            <m:t xml:space="preserve"> </m:t>
-          </m:r>
-          <m:sSub>
-            <m:e>
-              <m:r>
-                <w:rPr>
-                  <w:rFonts w:ascii="Cambria Math" w:hAnsi="Cambria Math"/>
-                  <w:sz w:val="24"/>
-                  <w:szCs w:val="24"/>
-                </w:rPr>
-                <m:t xml:space="preserve">D′</m:t>
-              </m:r>
-            </m:e>
-            <m:sub>
-              <m:r>
-                <w:rPr>
-                  <w:rFonts w:ascii="Cambria Math" w:hAnsi="Cambria Math"/>
-                  <w:sz w:val="24"/>
-                  <w:szCs w:val="24"/>
-                </w:rPr>
-                <m:t xml:space="preserve">x</m:t>
-              </m:r>
-              <m:r>
-                <w:rPr>
-                  <w:rFonts w:ascii="Cambria Math" w:hAnsi="Cambria Math"/>
-                  <w:sz w:val="24"/>
-                  <w:szCs w:val="24"/>
-                </w:rPr>
-                <m:t xml:space="preserve">+</m:t>
-              </m:r>
-              <m:r>
-                <w:rPr>
-                  <w:rFonts w:ascii="Cambria Math" w:hAnsi="Cambria Math"/>
-                  <w:sz w:val="24"/>
-                  <w:szCs w:val="24"/>
-                </w:rPr>
-                <m:t xml:space="preserve">u</m:t>
-              </m:r>
-            </m:sub>
-          </m:sSub>
-        </m:oMath>
-      </m:oMathPara>
-    </w:p>
-    <w:p>
-      <w:pPr>
-        <w:pStyle w:val="FormulaLabel"/>
-      </w:pPr>
-      <w:r>
-        <w:t xml:space="preserve">[식] 연납 환산 납입기수 (N*)</w:t>
-      </w:r>
-    </w:p>
-    <w:p>
-      <w:pPr>
-        <w:pStyle w:val="Formula"/>
-      </w:pPr>
-      <m:oMathPara>
-        <m:oMathParaPr>
-          <m:jc m:val="left"/>
-        </m:oMathParaPr>
-        <m:oMath>
-          <m:r>
-            <w:rPr>
-              <w:rFonts w:ascii="Cambria Math" w:hAnsi="Cambria Math"/>
-              <w:sz w:val="24"/>
-              <w:szCs w:val="24"/>
-            </w:rPr>
-            <m:t xml:space="preserve">N*</m:t>
-          </m:r>
-          <m:r>
-            <w:rPr>
-              <w:rFonts w:ascii="Cambria Math" w:hAnsi="Cambria Math"/>
-              <w:sz w:val="24"/>
-              <w:szCs w:val="24"/>
-            </w:rPr>
-            <m:t xml:space="preserve"> = </m:t>
-          </m:r>
-          <m:r>
-            <w:rPr>
-              <w:rFonts w:ascii="Cambria Math" w:hAnsi="Cambria Math"/>
-              <w:sz w:val="24"/>
-              <w:szCs w:val="24"/>
-            </w:rPr>
-            <m:t xml:space="preserve">k</m:t>
-          </m:r>
-          <m:r>
-            <w:rPr>
-              <w:rFonts w:ascii="Cambria Math" w:hAnsi="Cambria Math"/>
-              <w:sz w:val="24"/>
-              <w:szCs w:val="24"/>
-            </w:rPr>
-            <m:t xml:space="preserve"> · [ ( </m:t>
-          </m:r>
-          <m:sSub>
-            <m:e>
-              <m:r>
-                <w:rPr>
-                  <w:rFonts w:ascii="Cambria Math" w:hAnsi="Cambria Math"/>
-                  <w:sz w:val="24"/>
-                  <w:szCs w:val="24"/>
-                </w:rPr>
-                <m:t xml:space="preserve">N′</m:t>
-              </m:r>
-            </m:e>
-            <m:sub>
-              <m:r>
-                <w:rPr>
-                  <w:rFonts w:ascii="Cambria Math" w:hAnsi="Cambria Math"/>
-                  <w:sz w:val="24"/>
-                  <w:szCs w:val="24"/>
-                </w:rPr>
-                <m:t xml:space="preserve">x</m:t>
-              </m:r>
-            </m:sub>
-          </m:sSub>
-          <m:r>
-            <w:rPr>
-              <w:rFonts w:ascii="Cambria Math" w:hAnsi="Cambria Math"/>
-              <w:sz w:val="24"/>
-              <w:szCs w:val="24"/>
-            </w:rPr>
-            <m:t xml:space="preserve"> − </m:t>
-          </m:r>
-          <m:sSub>
-            <m:e>
-              <m:r>
-                <w:rPr>
-                  <w:rFonts w:ascii="Cambria Math" w:hAnsi="Cambria Math"/>
-                  <w:sz w:val="24"/>
-                  <w:szCs w:val="24"/>
-                </w:rPr>
-                <m:t xml:space="preserve">N′</m:t>
-              </m:r>
-            </m:e>
-            <m:sub>
-              <m:r>
-                <w:rPr>
-                  <w:rFonts w:ascii="Cambria Math" w:hAnsi="Cambria Math"/>
-                  <w:sz w:val="24"/>
-                  <w:szCs w:val="24"/>
-                </w:rPr>
-                <m:t xml:space="preserve">x</m:t>
-              </m:r>
-              <m:r>
-                <w:rPr>
-                  <w:rFonts w:ascii="Cambria Math" w:hAnsi="Cambria Math"/>
-                  <w:sz w:val="24"/>
-                  <w:szCs w:val="24"/>
-                </w:rPr>
-                <m:t xml:space="preserve">+</m:t>
-              </m:r>
-              <m:r>
-                <w:rPr>
-                  <w:rFonts w:ascii="Cambria Math" w:hAnsi="Cambria Math"/>
-                  <w:sz w:val="24"/>
-                  <w:szCs w:val="24"/>
-                </w:rPr>
-                <m:t xml:space="preserve">m</m:t>
-              </m:r>
-            </m:sub>
-          </m:sSub>
-          <m:r>
-            <w:rPr>
-              <w:rFonts w:ascii="Cambria Math" w:hAnsi="Cambria Math"/>
-              <w:sz w:val="24"/>
-              <w:szCs w:val="24"/>
-            </w:rPr>
-            <m:t xml:space="preserve"> )</m:t>
-          </m:r>
-        </m:oMath>
-      </m:oMathPara>
-    </w:p>
-    <w:p>
-      <w:pPr>
-        <w:pStyle w:val="Formula"/>
-      </w:pPr>
-      <m:oMathPara>
-        <m:oMathParaPr>
-          <m:jc m:val="left"/>
-        </m:oMathParaPr>
-        <m:oMath>
-          <m:r>
-            <w:rPr>
-              <w:rFonts w:ascii="Cambria Math" w:hAnsi="Cambria Math"/>
-              <w:sz w:val="24"/>
-              <w:szCs w:val="24"/>
-            </w:rPr>
-            <m:t xml:space="preserve">− ( </m:t>
-          </m:r>
-          <m:r>
-            <w:rPr>
-              <w:rFonts w:ascii="Cambria Math" w:hAnsi="Cambria Math"/>
-              <w:sz w:val="24"/>
-              <w:szCs w:val="24"/>
-            </w:rPr>
-            <m:t xml:space="preserve">k</m:t>
-          </m:r>
-          <m:r>
-            <w:rPr>
-              <w:rFonts w:ascii="Cambria Math" w:hAnsi="Cambria Math"/>
-              <w:sz w:val="24"/>
-              <w:szCs w:val="24"/>
-            </w:rPr>
-            <m:t xml:space="preserve">−</m:t>
-          </m:r>
-          <m:r>
-            <w:rPr>
-              <w:rFonts w:ascii="Cambria Math" w:hAnsi="Cambria Math"/>
-              <w:sz w:val="24"/>
-              <w:szCs w:val="24"/>
-            </w:rPr>
-            <m:t xml:space="preserve">1</m:t>
-          </m:r>
-          <m:r>
-            <w:rPr>
-              <w:rFonts w:ascii="Cambria Math" w:hAnsi="Cambria Math"/>
-              <w:sz w:val="24"/>
-              <w:szCs w:val="24"/>
-            </w:rPr>
-            <m:t xml:space="preserve"> )/( </m:t>
-          </m:r>
-          <m:r>
-            <w:rPr>
-              <w:rFonts w:ascii="Cambria Math" w:hAnsi="Cambria Math"/>
-              <w:sz w:val="24"/>
-              <w:szCs w:val="24"/>
-            </w:rPr>
-            <m:t xml:space="preserve">2</m:t>
-          </m:r>
-          <m:r>
-            <w:rPr>
-              <w:rFonts w:ascii="Cambria Math" w:hAnsi="Cambria Math"/>
-              <w:sz w:val="24"/>
-              <w:szCs w:val="24"/>
-            </w:rPr>
-            <m:t xml:space="preserve">·</m:t>
-          </m:r>
-          <m:r>
-            <w:rPr>
-              <w:rFonts w:ascii="Cambria Math" w:hAnsi="Cambria Math"/>
-              <w:sz w:val="24"/>
-              <w:szCs w:val="24"/>
-            </w:rPr>
-            <m:t xml:space="preserve">k</m:t>
-          </m:r>
-          <m:r>
-            <w:rPr>
-              <w:rFonts w:ascii="Cambria Math" w:hAnsi="Cambria Math"/>
-              <w:sz w:val="24"/>
-              <w:szCs w:val="24"/>
-            </w:rPr>
-            <m:t xml:space="preserve"> )·( </m:t>
-          </m:r>
-          <m:sSub>
-            <m:e>
-              <m:r>
-                <w:rPr>
-                  <w:rFonts w:ascii="Cambria Math" w:hAnsi="Cambria Math"/>
-                  <w:sz w:val="24"/>
-                  <w:szCs w:val="24"/>
-                </w:rPr>
-                <m:t xml:space="preserve">D′</m:t>
-              </m:r>
-            </m:e>
-            <m:sub>
-              <m:r>
-                <w:rPr>
-                  <w:rFonts w:ascii="Cambria Math" w:hAnsi="Cambria Math"/>
-                  <w:sz w:val="24"/>
-                  <w:szCs w:val="24"/>
-                </w:rPr>
-                <m:t xml:space="preserve">x</m:t>
-              </m:r>
-            </m:sub>
-          </m:sSub>
-          <m:r>
-            <w:rPr>
-              <w:rFonts w:ascii="Cambria Math" w:hAnsi="Cambria Math"/>
-              <w:sz w:val="24"/>
-              <w:szCs w:val="24"/>
-            </w:rPr>
-            <m:t xml:space="preserve"> − </m:t>
-          </m:r>
-          <m:sSub>
-            <m:e>
-              <m:r>
-                <w:rPr>
-                  <w:rFonts w:ascii="Cambria Math" w:hAnsi="Cambria Math"/>
-                  <w:sz w:val="24"/>
-                  <w:szCs w:val="24"/>
-                </w:rPr>
-                <m:t xml:space="preserve">D′</m:t>
-              </m:r>
-            </m:e>
-            <m:sub>
-              <m:r>
-                <w:rPr>
-                  <w:rFonts w:ascii="Cambria Math" w:hAnsi="Cambria Math"/>
-                  <w:sz w:val="24"/>
-                  <w:szCs w:val="24"/>
-                </w:rPr>
-                <m:t xml:space="preserve">x</m:t>
-              </m:r>
-              <m:r>
-                <w:rPr>
-                  <w:rFonts w:ascii="Cambria Math" w:hAnsi="Cambria Math"/>
-                  <w:sz w:val="24"/>
-                  <w:szCs w:val="24"/>
-                </w:rPr>
-                <m:t xml:space="preserve">+</m:t>
-              </m:r>
-              <m:r>
-                <w:rPr>
-                  <w:rFonts w:ascii="Cambria Math" w:hAnsi="Cambria Math"/>
-                  <w:sz w:val="24"/>
-                  <w:szCs w:val="24"/>
-                </w:rPr>
-                <m:t xml:space="preserve">m</m:t>
-              </m:r>
-            </m:sub>
-          </m:sSub>
-          <m:r>
-            <w:rPr>
-              <w:rFonts w:ascii="Cambria Math" w:hAnsi="Cambria Math"/>
-              <w:sz w:val="24"/>
-              <w:szCs w:val="24"/>
-            </w:rPr>
-            <m:t xml:space="preserve"> ) ]</m:t>
-          </m:r>
+            <m:sup>
+              <m:r>
+                <w:rPr>
+                  <w:rFonts w:ascii="Cambria Math" w:hAnsi="Cambria Math"/>
+                  <w:sz w:val="24"/>
+                  <w:szCs w:val="24"/>
+                </w:rPr>
+                <m:t xml:space="preserve">(</m:t>
+              </m:r>
+              <m:r>
+                <w:rPr>
+                  <w:rFonts w:ascii="Cambria Math" w:hAnsi="Cambria Math"/>
+                  <w:sz w:val="24"/>
+                  <w:szCs w:val="24"/>
+                </w:rPr>
+                <m:t xml:space="preserve">2</m:t>
+              </m:r>
+              <m:r>
+                <w:rPr>
+                  <w:rFonts w:ascii="Cambria Math" w:hAnsi="Cambria Math"/>
+                  <w:sz w:val="24"/>
+                  <w:szCs w:val="24"/>
+                </w:rPr>
+                <m:t xml:space="preserve">)</m:t>
+              </m:r>
+            </m:sup>
+          </m:sSubSup>
         </m:oMath>
       </m:oMathPara>
     </w:p>
@@ -4736,299 +4745,7 @@
         <w:pStyle w:val="Note"/>
       </w:pPr>
       <w:r>
-        <w:t xml:space="preserve">※ k 는 납입주기별 계수(연납 1, 6개월납 2, 3개월납 4, 월납 12)이다. 납입방법에 따라 N* 만 달라지고 보험금의 현가는 같다.</w:t>
-      </w:r>
-    </w:p>
-    <w:p>
-      <w:pPr>
-        <w:pStyle w:val="Heading2"/>
-      </w:pPr>
-      <w:r>
-        <w:t xml:space="preserve">마. 계산기수 — 보험금</w:t>
-      </w:r>
-    </w:p>
-    <w:p>
-      <w:pPr>
-        <w:pStyle w:val="FormulaLabel"/>
-      </w:pPr>
-      <w:r>
-        <w:t xml:space="preserve">[식] 유지자수의 현가와 누계 (D · N)</w:t>
-      </w:r>
-    </w:p>
-    <w:p>
-      <w:pPr>
-        <w:pStyle w:val="Formula"/>
-      </w:pPr>
-      <m:oMathPara>
-        <m:oMathParaPr>
-          <m:jc m:val="left"/>
-        </m:oMathParaPr>
-        <m:oMath>
-          <m:sSub>
-            <m:e>
-              <m:r>
-                <w:rPr>
-                  <w:rFonts w:ascii="Cambria Math" w:hAnsi="Cambria Math"/>
-                  <w:sz w:val="24"/>
-                  <w:szCs w:val="24"/>
-                </w:rPr>
-                <m:t xml:space="preserve">D</m:t>
-              </m:r>
-            </m:e>
-            <m:sub>
-              <m:r>
-                <w:rPr>
-                  <w:rFonts w:ascii="Cambria Math" w:hAnsi="Cambria Math"/>
-                  <w:sz w:val="24"/>
-                  <w:szCs w:val="24"/>
-                </w:rPr>
-                <m:t xml:space="preserve">x</m:t>
-              </m:r>
-              <m:r>
-                <w:rPr>
-                  <w:rFonts w:ascii="Cambria Math" w:hAnsi="Cambria Math"/>
-                  <w:sz w:val="24"/>
-                  <w:szCs w:val="24"/>
-                </w:rPr>
-                <m:t xml:space="preserve">+</m:t>
-              </m:r>
-              <m:r>
-                <w:rPr>
-                  <w:rFonts w:ascii="Cambria Math" w:hAnsi="Cambria Math"/>
-                  <w:sz w:val="24"/>
-                  <w:szCs w:val="24"/>
-                </w:rPr>
-                <m:t xml:space="preserve">t</m:t>
-              </m:r>
-            </m:sub>
-          </m:sSub>
-          <m:r>
-            <w:rPr>
-              <w:rFonts w:ascii="Cambria Math" w:hAnsi="Cambria Math"/>
-              <w:sz w:val="24"/>
-              <w:szCs w:val="24"/>
-            </w:rPr>
-            <m:t xml:space="preserve"> = </m:t>
-          </m:r>
-          <m:sSub>
-            <m:e>
-              <m:r>
-                <w:rPr>
-                  <w:rFonts w:ascii="Cambria Math" w:hAnsi="Cambria Math"/>
-                  <w:sz w:val="24"/>
-                  <w:szCs w:val="24"/>
-                </w:rPr>
-                <m:t xml:space="preserve">l</m:t>
-              </m:r>
-            </m:e>
-            <m:sub>
-              <m:r>
-                <w:rPr>
-                  <w:rFonts w:ascii="Cambria Math" w:hAnsi="Cambria Math"/>
-                  <w:sz w:val="24"/>
-                  <w:szCs w:val="24"/>
-                </w:rPr>
-                <m:t xml:space="preserve">x</m:t>
-              </m:r>
-              <m:r>
-                <w:rPr>
-                  <w:rFonts w:ascii="Cambria Math" w:hAnsi="Cambria Math"/>
-                  <w:sz w:val="24"/>
-                  <w:szCs w:val="24"/>
-                </w:rPr>
-                <m:t xml:space="preserve">+</m:t>
-              </m:r>
-              <m:r>
-                <w:rPr>
-                  <w:rFonts w:ascii="Cambria Math" w:hAnsi="Cambria Math"/>
-                  <w:sz w:val="24"/>
-                  <w:szCs w:val="24"/>
-                </w:rPr>
-                <m:t xml:space="preserve">t</m:t>
-              </m:r>
-            </m:sub>
-          </m:sSub>
-          <m:r>
-            <w:rPr>
-              <w:rFonts w:ascii="Cambria Math" w:hAnsi="Cambria Math"/>
-              <w:sz w:val="24"/>
-              <w:szCs w:val="24"/>
-            </w:rPr>
-            <m:t xml:space="preserve">·</m:t>
-          </m:r>
-          <m:sSup>
-            <m:e>
-              <m:r>
-                <w:rPr>
-                  <w:rFonts w:ascii="Cambria Math" w:hAnsi="Cambria Math"/>
-                  <w:sz w:val="24"/>
-                  <w:szCs w:val="24"/>
-                </w:rPr>
-                <m:t xml:space="preserve">v</m:t>
-              </m:r>
-            </m:e>
-            <m:sup>
-              <m:r>
-                <w:rPr>
-                  <w:rFonts w:ascii="Cambria Math" w:hAnsi="Cambria Math"/>
-                  <w:sz w:val="24"/>
-                  <w:szCs w:val="24"/>
-                </w:rPr>
-                <m:t xml:space="preserve">t</m:t>
-              </m:r>
-            </m:sup>
-          </m:sSup>
-        </m:oMath>
-      </m:oMathPara>
-    </w:p>
-    <w:p>
-      <w:pPr>
-        <w:pStyle w:val="Formula"/>
-      </w:pPr>
-      <m:oMathPara>
-        <m:oMathParaPr>
-          <m:jc m:val="left"/>
-        </m:oMathParaPr>
-        <m:oMath>
-          <m:sSub>
-            <m:e>
-              <m:r>
-                <w:rPr>
-                  <w:rFonts w:ascii="Cambria Math" w:hAnsi="Cambria Math"/>
-                  <w:sz w:val="24"/>
-                  <w:szCs w:val="24"/>
-                </w:rPr>
-                <m:t xml:space="preserve">N</m:t>
-              </m:r>
-            </m:e>
-            <m:sub>
-              <m:r>
-                <w:rPr>
-                  <w:rFonts w:ascii="Cambria Math" w:hAnsi="Cambria Math"/>
-                  <w:sz w:val="24"/>
-                  <w:szCs w:val="24"/>
-                </w:rPr>
-                <m:t xml:space="preserve">x</m:t>
-              </m:r>
-              <m:r>
-                <w:rPr>
-                  <w:rFonts w:ascii="Cambria Math" w:hAnsi="Cambria Math"/>
-                  <w:sz w:val="24"/>
-                  <w:szCs w:val="24"/>
-                </w:rPr>
-                <m:t xml:space="preserve">+</m:t>
-              </m:r>
-              <m:r>
-                <w:rPr>
-                  <w:rFonts w:ascii="Cambria Math" w:hAnsi="Cambria Math"/>
-                  <w:sz w:val="24"/>
-                  <w:szCs w:val="24"/>
-                </w:rPr>
-                <m:t xml:space="preserve">t</m:t>
-              </m:r>
-            </m:sub>
-          </m:sSub>
-          <m:r>
-            <w:rPr>
-              <w:rFonts w:ascii="Cambria Math" w:hAnsi="Cambria Math"/>
-              <w:sz w:val="24"/>
-              <w:szCs w:val="24"/>
-            </w:rPr>
-            <m:t xml:space="preserve"> = </m:t>
-          </m:r>
-          <m:sSub>
-            <m:e>
-              <m:r>
-                <w:rPr>
-                  <w:rFonts w:ascii="Cambria Math" w:hAnsi="Cambria Math"/>
-                  <w:sz w:val="24"/>
-                  <w:szCs w:val="24"/>
-                </w:rPr>
-                <m:t xml:space="preserve">Σ</m:t>
-              </m:r>
-            </m:e>
-            <m:sub>
-              <m:r>
-                <w:rPr>
-                  <w:rFonts w:ascii="Cambria Math" w:hAnsi="Cambria Math"/>
-                  <w:sz w:val="24"/>
-                  <w:szCs w:val="24"/>
-                </w:rPr>
-                <m:t xml:space="preserve">u</m:t>
-              </m:r>
-              <m:r>
-                <w:rPr>
-                  <w:rFonts w:ascii="Cambria Math" w:hAnsi="Cambria Math"/>
-                  <w:sz w:val="24"/>
-                  <w:szCs w:val="24"/>
-                </w:rPr>
-                <m:t xml:space="preserve">≥</m:t>
-              </m:r>
-              <m:r>
-                <w:rPr>
-                  <w:rFonts w:ascii="Cambria Math" w:hAnsi="Cambria Math"/>
-                  <w:sz w:val="24"/>
-                  <w:szCs w:val="24"/>
-                </w:rPr>
-                <m:t xml:space="preserve">t</m:t>
-              </m:r>
-            </m:sub>
-          </m:sSub>
-          <m:r>
-            <w:rPr>
-              <w:rFonts w:ascii="Cambria Math" w:hAnsi="Cambria Math"/>
-              <w:sz w:val="24"/>
-              <w:szCs w:val="24"/>
-            </w:rPr>
-            <m:t xml:space="preserve"> </m:t>
-          </m:r>
-          <m:sSub>
-            <m:e>
-              <m:r>
-                <w:rPr>
-                  <w:rFonts w:ascii="Cambria Math" w:hAnsi="Cambria Math"/>
-                  <w:sz w:val="24"/>
-                  <w:szCs w:val="24"/>
-                </w:rPr>
-                <m:t xml:space="preserve">D</m:t>
-              </m:r>
-            </m:e>
-            <m:sub>
-              <m:r>
-                <w:rPr>
-                  <w:rFonts w:ascii="Cambria Math" w:hAnsi="Cambria Math"/>
-                  <w:sz w:val="24"/>
-                  <w:szCs w:val="24"/>
-                </w:rPr>
-                <m:t xml:space="preserve">x</m:t>
-              </m:r>
-              <m:r>
-                <w:rPr>
-                  <w:rFonts w:ascii="Cambria Math" w:hAnsi="Cambria Math"/>
-                  <w:sz w:val="24"/>
-                  <w:szCs w:val="24"/>
-                </w:rPr>
-                <m:t xml:space="preserve">+</m:t>
-              </m:r>
-              <m:r>
-                <w:rPr>
-                  <w:rFonts w:ascii="Cambria Math" w:hAnsi="Cambria Math"/>
-                  <w:sz w:val="24"/>
-                  <w:szCs w:val="24"/>
-                </w:rPr>
-                <m:t xml:space="preserve">u</m:t>
-              </m:r>
-            </m:sub>
-          </m:sSub>
-        </m:oMath>
-      </m:oMathPara>
-    </w:p>
-    <w:p>
-      <w:pPr>
-        <w:pStyle w:val="Note"/>
-      </w:pPr>
-      <w:r>
-        <w:t xml:space="preserve">※ 담보마다 그 담보의 유지자수 l 로 낸다. 납입 후 유지비와 책임준비금(2.)이 N 을 쓴다.</w:t>
+        <w:t xml:space="preserve">※ 암 진단 보험금이 이 lx 를 쓴다.</w:t>
       </w:r>
     </w:p>
     <w:tbl>
@@ -5068,7 +4785,7 @@
               <w:rPr>
                 <w:b/>
               </w:rPr>
-              <w:t xml:space="preserve">담보</w:t>
+              <w:t xml:space="preserve">생존자</w:t>
             </w:r>
           </w:p>
         </w:tc>
@@ -5085,7 +4802,7 @@
               <w:rPr>
                 <w:b/>
               </w:rPr>
-              <w:t xml:space="preserve">사망·80% 이상 장해</w:t>
+              <w:t xml:space="preserve">lx(3) — 생존자(사망X, 80% 이상 장해X, 암X)</w:t>
             </w:r>
           </w:p>
         </w:tc>
@@ -5100,20 +4817,20 @@
               <w:spacing w:before="30" w:after="30"/>
             </w:pPr>
             <w:r>
-              <w:t xml:space="preserve">급부 유형</w:t>
-            </w:r>
-          </w:p>
-        </w:tc>
-        <w:tc>
-          <w:tcPr>
-            <w:tcW w:w="0" w:type="auto"/>
-          </w:tcPr>
-          <w:p>
-            <w:pPr>
-              <w:spacing w:before="30" w:after="30"/>
-            </w:pPr>
-            <w:r>
-              <w:t xml:space="preserve">사망</w:t>
+              <w:t xml:space="preserve">탈퇴 위험률</w:t>
+            </w:r>
+          </w:p>
+        </w:tc>
+        <w:tc>
+          <w:tcPr>
+            <w:tcW w:w="0" w:type="auto"/>
+          </w:tcPr>
+          <w:p>
+            <w:pPr>
+              <w:spacing w:before="30" w:after="30"/>
+            </w:pPr>
+            <w:r>
+              <w:t xml:space="preserve">사망률 및 80% 이상 장해율 및 암발생률</w:t>
             </w:r>
           </w:p>
         </w:tc>
@@ -5128,20 +4845,20 @@
               <w:spacing w:before="30" w:after="30"/>
             </w:pPr>
             <w:r>
-              <w:t xml:space="preserve">보험기간</w:t>
-            </w:r>
-          </w:p>
-        </w:tc>
-        <w:tc>
-          <w:tcPr>
-            <w:tcW w:w="0" w:type="auto"/>
-          </w:tcPr>
-          <w:p>
-            <w:pPr>
-              <w:spacing w:before="30" w:after="30"/>
-            </w:pPr>
-            <w:r>
-              <w:t xml:space="preserve">종신 (110세)</w:t>
+              <w:t xml:space="preserve">납입(N*)</w:t>
+            </w:r>
+          </w:p>
+        </w:tc>
+        <w:tc>
+          <w:tcPr>
+            <w:tcW w:w="0" w:type="auto"/>
+          </w:tcPr>
+          <w:p>
+            <w:pPr>
+              <w:spacing w:before="30" w:after="30"/>
+            </w:pPr>
+            <w:r>
+              <w:t xml:space="preserve">주계약</w:t>
             </w:r>
           </w:p>
         </w:tc>
@@ -5156,76 +4873,20 @@
               <w:spacing w:before="30" w:after="30"/>
             </w:pPr>
             <w:r>
-              <w:t xml:space="preserve">보장금액</w:t>
-            </w:r>
-          </w:p>
-        </w:tc>
-        <w:tc>
-          <w:tcPr>
-            <w:tcW w:w="0" w:type="auto"/>
-          </w:tcPr>
-          <w:p>
-            <w:pPr>
-              <w:spacing w:before="30" w:after="30"/>
-            </w:pPr>
-            <w:r>
-              <w:t xml:space="preserve">가입금액의 1배</w:t>
-            </w:r>
-          </w:p>
-        </w:tc>
-      </w:tr>
-      <w:tr>
-        <w:tc>
-          <w:tcPr>
-            <w:tcW w:w="0" w:type="auto"/>
-          </w:tcPr>
-          <w:p>
-            <w:pPr>
-              <w:spacing w:before="30" w:after="30"/>
-            </w:pPr>
-            <w:r>
-              <w:t xml:space="preserve">면책·삭감</w:t>
-            </w:r>
-          </w:p>
-        </w:tc>
-        <w:tc>
-          <w:tcPr>
-            <w:tcW w:w="0" w:type="auto"/>
-          </w:tcPr>
-          <w:p>
-            <w:pPr>
-              <w:spacing w:before="30" w:after="30"/>
-            </w:pPr>
-            <w:r>
-              <w:t xml:space="preserve">없음</w:t>
-            </w:r>
-          </w:p>
-        </w:tc>
-      </w:tr>
-      <w:tr>
-        <w:tc>
-          <w:tcPr>
-            <w:tcW w:w="0" w:type="auto"/>
-          </w:tcPr>
-          <w:p>
-            <w:pPr>
-              <w:spacing w:before="30" w:after="30"/>
-            </w:pPr>
-            <w:r>
-              <w:t xml:space="preserve">탈퇴 위험률</w:t>
-            </w:r>
-          </w:p>
-        </w:tc>
-        <w:tc>
-          <w:tcPr>
-            <w:tcW w:w="0" w:type="auto"/>
-          </w:tcPr>
-          <w:p>
-            <w:pPr>
-              <w:spacing w:before="30" w:after="30"/>
-            </w:pPr>
-            <w:r>
-              <w:t xml:space="preserve">사망률 및 80% 이상 장해율</w:t>
+              <w:t xml:space="preserve">계산기수</w:t>
+            </w:r>
+          </w:p>
+        </w:tc>
+        <w:tc>
+          <w:tcPr>
+            <w:tcW w:w="0" w:type="auto"/>
+          </w:tcPr>
+          <w:p>
+            <w:pPr>
+              <w:spacing w:before="30" w:after="30"/>
+            </w:pPr>
+            <w:r>
+              <w:t xml:space="preserve">lx · Dx · Nx</w:t>
             </w:r>
           </w:p>
         </w:tc>
@@ -5237,8 +4898,2389 @@
         <w:pStyle w:val="FormulaLabel"/>
       </w:pPr>
       <w:r>
-        <w:t xml:space="preserve">[식] 보험금의 현가 — 사망·80% 이상 장해</w:t>
+        <w:t xml:space="preserve">[식] 생존자수 lx(3) — 생존자(사망X, 80% 이상 장해X, 암X)</w:t>
       </w:r>
+    </w:p>
+    <w:p>
+      <w:pPr>
+        <w:pStyle w:val="FormulaText"/>
+      </w:pPr>
+      <w:r>
+        <w:t xml:space="preserve">q</w:t>
+      </w:r>
+      <w:r>
+        <w:rPr>
+          <w:vertAlign w:val="subscript"/>
+        </w:rPr>
+        <w:t xml:space="preserve">x</w:t>
+      </w:r>
+      <w:r>
+        <w:t xml:space="preserve"> : 사망률</w:t>
+      </w:r>
+    </w:p>
+    <w:p>
+      <w:pPr>
+        <w:pStyle w:val="FormulaText"/>
+      </w:pPr>
+      <w:r>
+        <w:t xml:space="preserve">r</w:t>
+      </w:r>
+      <w:r>
+        <w:rPr>
+          <w:vertAlign w:val="superscript"/>
+        </w:rPr>
+        <w:t xml:space="preserve">(1)</w:t>
+      </w:r>
+      <w:r>
+        <w:rPr>
+          <w:vertAlign w:val="subscript"/>
+        </w:rPr>
+        <w:t xml:space="preserve">x</w:t>
+      </w:r>
+      <w:r>
+        <w:t xml:space="preserve"> : 80% 이상 장해율</w:t>
+      </w:r>
+    </w:p>
+    <w:p>
+      <w:pPr>
+        <w:pStyle w:val="FormulaText"/>
+      </w:pPr>
+      <w:r>
+        <w:t xml:space="preserve">r</w:t>
+      </w:r>
+      <w:r>
+        <w:rPr>
+          <w:vertAlign w:val="superscript"/>
+        </w:rPr>
+        <w:t xml:space="preserve">(2)</w:t>
+      </w:r>
+      <w:r>
+        <w:rPr>
+          <w:vertAlign w:val="subscript"/>
+        </w:rPr>
+        <w:t xml:space="preserve">x</w:t>
+      </w:r>
+      <w:r>
+        <w:t xml:space="preserve"> : 암발생률</w:t>
+      </w:r>
+    </w:p>
+    <w:p>
+      <w:pPr>
+        <w:pStyle w:val="FormulaText"/>
+      </w:pPr>
+      <w:r>
+        <w:t xml:space="preserve">기준 인원</w:t>
+      </w:r>
+    </w:p>
+    <w:p>
+      <w:pPr>
+        <w:pStyle w:val="Formula"/>
+      </w:pPr>
+      <m:oMathPara>
+        <m:oMathParaPr>
+          <m:jc m:val="left"/>
+        </m:oMathParaPr>
+        <m:oMath>
+          <m:sSubSup>
+            <m:e>
+              <m:r>
+                <w:rPr>
+                  <w:rFonts w:ascii="Cambria Math" w:hAnsi="Cambria Math"/>
+                  <w:sz w:val="24"/>
+                  <w:szCs w:val="24"/>
+                </w:rPr>
+                <m:t xml:space="preserve">l</m:t>
+              </m:r>
+            </m:e>
+            <m:sub>
+              <m:r>
+                <w:rPr>
+                  <w:rFonts w:ascii="Cambria Math" w:hAnsi="Cambria Math"/>
+                  <w:sz w:val="24"/>
+                  <w:szCs w:val="24"/>
+                </w:rPr>
+                <m:t xml:space="preserve">x</m:t>
+              </m:r>
+            </m:sub>
+            <m:sup>
+              <m:r>
+                <w:rPr>
+                  <w:rFonts w:ascii="Cambria Math" w:hAnsi="Cambria Math"/>
+                  <w:sz w:val="24"/>
+                  <w:szCs w:val="24"/>
+                </w:rPr>
+                <m:t xml:space="preserve">(</m:t>
+              </m:r>
+              <m:r>
+                <w:rPr>
+                  <w:rFonts w:ascii="Cambria Math" w:hAnsi="Cambria Math"/>
+                  <w:sz w:val="24"/>
+                  <w:szCs w:val="24"/>
+                </w:rPr>
+                <m:t xml:space="preserve">3</m:t>
+              </m:r>
+              <m:r>
+                <w:rPr>
+                  <w:rFonts w:ascii="Cambria Math" w:hAnsi="Cambria Math"/>
+                  <w:sz w:val="24"/>
+                  <w:szCs w:val="24"/>
+                </w:rPr>
+                <m:t xml:space="preserve">)</m:t>
+              </m:r>
+            </m:sup>
+          </m:sSubSup>
+          <m:r>
+            <w:rPr>
+              <w:rFonts w:ascii="Cambria Math" w:hAnsi="Cambria Math"/>
+              <w:sz w:val="24"/>
+              <w:szCs w:val="24"/>
+            </w:rPr>
+            <m:t xml:space="preserve"> = </m:t>
+          </m:r>
+          <m:r>
+            <w:rPr>
+              <w:rFonts w:ascii="Cambria Math" w:hAnsi="Cambria Math"/>
+              <w:sz w:val="24"/>
+              <w:szCs w:val="24"/>
+            </w:rPr>
+            <m:t xml:space="preserve">100</m:t>
+          </m:r>
+          <m:r>
+            <w:rPr>
+              <w:rFonts w:ascii="Cambria Math" w:hAnsi="Cambria Math"/>
+              <w:sz w:val="24"/>
+              <w:szCs w:val="24"/>
+            </w:rPr>
+            <m:t xml:space="preserve">,</m:t>
+          </m:r>
+          <m:r>
+            <w:rPr>
+              <w:rFonts w:ascii="Cambria Math" w:hAnsi="Cambria Math"/>
+              <w:sz w:val="24"/>
+              <w:szCs w:val="24"/>
+            </w:rPr>
+            <m:t xml:space="preserve">000</m:t>
+          </m:r>
+        </m:oMath>
+      </m:oMathPara>
+    </w:p>
+    <w:p>
+      <w:pPr>
+        <w:pStyle w:val="FormulaText"/>
+      </w:pPr>
+      <w:r>
+        <w:t xml:space="preserve">질병 발생률 — 질병끼리는 따로 생긴다고 보고 곱으로 결합한다</w:t>
+      </w:r>
+    </w:p>
+    <w:p>
+      <w:pPr>
+        <w:pStyle w:val="Formula"/>
+      </w:pPr>
+      <m:oMathPara>
+        <m:oMathParaPr>
+          <m:jc m:val="left"/>
+        </m:oMathParaPr>
+        <m:oMath>
+          <m:sSubSup>
+            <m:e>
+              <m:r>
+                <w:rPr>
+                  <w:rFonts w:ascii="Cambria Math" w:hAnsi="Cambria Math"/>
+                  <w:sz w:val="24"/>
+                  <w:szCs w:val="24"/>
+                </w:rPr>
+                <m:t xml:space="preserve">R</m:t>
+              </m:r>
+            </m:e>
+            <m:sub>
+              <m:r>
+                <w:rPr>
+                  <w:rFonts w:ascii="Cambria Math" w:hAnsi="Cambria Math"/>
+                  <w:sz w:val="24"/>
+                  <w:szCs w:val="24"/>
+                </w:rPr>
+                <m:t xml:space="preserve">x</m:t>
+              </m:r>
+              <m:r>
+                <w:rPr>
+                  <w:rFonts w:ascii="Cambria Math" w:hAnsi="Cambria Math"/>
+                  <w:sz w:val="24"/>
+                  <w:szCs w:val="24"/>
+                </w:rPr>
+                <m:t xml:space="preserve">+</m:t>
+              </m:r>
+              <m:r>
+                <w:rPr>
+                  <w:rFonts w:ascii="Cambria Math" w:hAnsi="Cambria Math"/>
+                  <w:sz w:val="24"/>
+                  <w:szCs w:val="24"/>
+                </w:rPr>
+                <m:t xml:space="preserve">t</m:t>
+              </m:r>
+            </m:sub>
+            <m:sup>
+              <m:r>
+                <w:rPr>
+                  <w:rFonts w:ascii="Cambria Math" w:hAnsi="Cambria Math"/>
+                  <w:sz w:val="24"/>
+                  <w:szCs w:val="24"/>
+                </w:rPr>
+                <m:t xml:space="preserve">(</m:t>
+              </m:r>
+              <m:r>
+                <w:rPr>
+                  <w:rFonts w:ascii="Cambria Math" w:hAnsi="Cambria Math"/>
+                  <w:sz w:val="24"/>
+                  <w:szCs w:val="24"/>
+                </w:rPr>
+                <m:t xml:space="preserve">3</m:t>
+              </m:r>
+              <m:r>
+                <w:rPr>
+                  <w:rFonts w:ascii="Cambria Math" w:hAnsi="Cambria Math"/>
+                  <w:sz w:val="24"/>
+                  <w:szCs w:val="24"/>
+                </w:rPr>
+                <m:t xml:space="preserve">)</m:t>
+              </m:r>
+            </m:sup>
+          </m:sSubSup>
+          <m:r>
+            <w:rPr>
+              <w:rFonts w:ascii="Cambria Math" w:hAnsi="Cambria Math"/>
+              <w:sz w:val="24"/>
+              <w:szCs w:val="24"/>
+            </w:rPr>
+            <m:t xml:space="preserve"> = </m:t>
+          </m:r>
+          <m:r>
+            <w:rPr>
+              <w:rFonts w:ascii="Cambria Math" w:hAnsi="Cambria Math"/>
+              <w:sz w:val="24"/>
+              <w:szCs w:val="24"/>
+            </w:rPr>
+            <m:t xml:space="preserve">1</m:t>
+          </m:r>
+          <m:r>
+            <w:rPr>
+              <w:rFonts w:ascii="Cambria Math" w:hAnsi="Cambria Math"/>
+              <w:sz w:val="24"/>
+              <w:szCs w:val="24"/>
+            </w:rPr>
+            <m:t xml:space="preserve"> − ( </m:t>
+          </m:r>
+          <m:r>
+            <w:rPr>
+              <w:rFonts w:ascii="Cambria Math" w:hAnsi="Cambria Math"/>
+              <w:sz w:val="24"/>
+              <w:szCs w:val="24"/>
+            </w:rPr>
+            <m:t xml:space="preserve">1</m:t>
+          </m:r>
+          <m:r>
+            <w:rPr>
+              <w:rFonts w:ascii="Cambria Math" w:hAnsi="Cambria Math"/>
+              <w:sz w:val="24"/>
+              <w:szCs w:val="24"/>
+            </w:rPr>
+            <m:t xml:space="preserve"> − </m:t>
+          </m:r>
+          <m:sSubSup>
+            <m:e>
+              <m:r>
+                <w:rPr>
+                  <w:rFonts w:ascii="Cambria Math" w:hAnsi="Cambria Math"/>
+                  <w:sz w:val="24"/>
+                  <w:szCs w:val="24"/>
+                </w:rPr>
+                <m:t xml:space="preserve">r</m:t>
+              </m:r>
+            </m:e>
+            <m:sub>
+              <m:r>
+                <w:rPr>
+                  <w:rFonts w:ascii="Cambria Math" w:hAnsi="Cambria Math"/>
+                  <w:sz w:val="24"/>
+                  <w:szCs w:val="24"/>
+                </w:rPr>
+                <m:t xml:space="preserve">x</m:t>
+              </m:r>
+              <m:r>
+                <w:rPr>
+                  <w:rFonts w:ascii="Cambria Math" w:hAnsi="Cambria Math"/>
+                  <w:sz w:val="24"/>
+                  <w:szCs w:val="24"/>
+                </w:rPr>
+                <m:t xml:space="preserve">+</m:t>
+              </m:r>
+              <m:r>
+                <w:rPr>
+                  <w:rFonts w:ascii="Cambria Math" w:hAnsi="Cambria Math"/>
+                  <w:sz w:val="24"/>
+                  <w:szCs w:val="24"/>
+                </w:rPr>
+                <m:t xml:space="preserve">t</m:t>
+              </m:r>
+            </m:sub>
+            <m:sup>
+              <m:r>
+                <w:rPr>
+                  <w:rFonts w:ascii="Cambria Math" w:hAnsi="Cambria Math"/>
+                  <w:sz w:val="24"/>
+                  <w:szCs w:val="24"/>
+                </w:rPr>
+                <m:t xml:space="preserve">(</m:t>
+              </m:r>
+              <m:r>
+                <w:rPr>
+                  <w:rFonts w:ascii="Cambria Math" w:hAnsi="Cambria Math"/>
+                  <w:sz w:val="24"/>
+                  <w:szCs w:val="24"/>
+                </w:rPr>
+                <m:t xml:space="preserve">1</m:t>
+              </m:r>
+              <m:r>
+                <w:rPr>
+                  <w:rFonts w:ascii="Cambria Math" w:hAnsi="Cambria Math"/>
+                  <w:sz w:val="24"/>
+                  <w:szCs w:val="24"/>
+                </w:rPr>
+                <m:t xml:space="preserve">)</m:t>
+              </m:r>
+            </m:sup>
+          </m:sSubSup>
+          <m:r>
+            <w:rPr>
+              <w:rFonts w:ascii="Cambria Math" w:hAnsi="Cambria Math"/>
+              <w:sz w:val="24"/>
+              <w:szCs w:val="24"/>
+            </w:rPr>
+            <m:t xml:space="preserve"> )·( </m:t>
+          </m:r>
+          <m:r>
+            <w:rPr>
+              <w:rFonts w:ascii="Cambria Math" w:hAnsi="Cambria Math"/>
+              <w:sz w:val="24"/>
+              <w:szCs w:val="24"/>
+            </w:rPr>
+            <m:t xml:space="preserve">1</m:t>
+          </m:r>
+          <m:r>
+            <w:rPr>
+              <w:rFonts w:ascii="Cambria Math" w:hAnsi="Cambria Math"/>
+              <w:sz w:val="24"/>
+              <w:szCs w:val="24"/>
+            </w:rPr>
+            <m:t xml:space="preserve"> − </m:t>
+          </m:r>
+          <m:sSubSup>
+            <m:e>
+              <m:r>
+                <w:rPr>
+                  <w:rFonts w:ascii="Cambria Math" w:hAnsi="Cambria Math"/>
+                  <w:sz w:val="24"/>
+                  <w:szCs w:val="24"/>
+                </w:rPr>
+                <m:t xml:space="preserve">r</m:t>
+              </m:r>
+            </m:e>
+            <m:sub>
+              <m:r>
+                <w:rPr>
+                  <w:rFonts w:ascii="Cambria Math" w:hAnsi="Cambria Math"/>
+                  <w:sz w:val="24"/>
+                  <w:szCs w:val="24"/>
+                </w:rPr>
+                <m:t xml:space="preserve">x</m:t>
+              </m:r>
+              <m:r>
+                <w:rPr>
+                  <w:rFonts w:ascii="Cambria Math" w:hAnsi="Cambria Math"/>
+                  <w:sz w:val="24"/>
+                  <w:szCs w:val="24"/>
+                </w:rPr>
+                <m:t xml:space="preserve">+</m:t>
+              </m:r>
+              <m:r>
+                <w:rPr>
+                  <w:rFonts w:ascii="Cambria Math" w:hAnsi="Cambria Math"/>
+                  <w:sz w:val="24"/>
+                  <w:szCs w:val="24"/>
+                </w:rPr>
+                <m:t xml:space="preserve">t</m:t>
+              </m:r>
+            </m:sub>
+            <m:sup>
+              <m:r>
+                <w:rPr>
+                  <w:rFonts w:ascii="Cambria Math" w:hAnsi="Cambria Math"/>
+                  <w:sz w:val="24"/>
+                  <w:szCs w:val="24"/>
+                </w:rPr>
+                <m:t xml:space="preserve">(</m:t>
+              </m:r>
+              <m:r>
+                <w:rPr>
+                  <w:rFonts w:ascii="Cambria Math" w:hAnsi="Cambria Math"/>
+                  <w:sz w:val="24"/>
+                  <w:szCs w:val="24"/>
+                </w:rPr>
+                <m:t xml:space="preserve">2</m:t>
+              </m:r>
+              <m:r>
+                <w:rPr>
+                  <w:rFonts w:ascii="Cambria Math" w:hAnsi="Cambria Math"/>
+                  <w:sz w:val="24"/>
+                  <w:szCs w:val="24"/>
+                </w:rPr>
+                <m:t xml:space="preserve">)</m:t>
+              </m:r>
+            </m:sup>
+          </m:sSubSup>
+          <m:r>
+            <w:rPr>
+              <w:rFonts w:ascii="Cambria Math" w:hAnsi="Cambria Math"/>
+              <w:sz w:val="24"/>
+              <w:szCs w:val="24"/>
+            </w:rPr>
+            <m:t xml:space="preserve"> )</m:t>
+          </m:r>
+        </m:oMath>
+      </m:oMathPara>
+    </w:p>
+    <w:p>
+      <w:pPr>
+        <w:pStyle w:val="FormulaText"/>
+      </w:pPr>
+      <w:r>
+        <w:t xml:space="preserve">탈퇴율 — 사망과는 겹치는 부분을 절반으로 보고, 1 을 넘지 않는다</w:t>
+      </w:r>
+    </w:p>
+    <w:p>
+      <w:pPr>
+        <w:pStyle w:val="Formula"/>
+      </w:pPr>
+      <m:oMathPara>
+        <m:oMathParaPr>
+          <m:jc m:val="left"/>
+        </m:oMathParaPr>
+        <m:oMath>
+          <m:sSubSup>
+            <m:e>
+              <m:r>
+                <w:rPr>
+                  <w:rFonts w:ascii="Cambria Math" w:hAnsi="Cambria Math"/>
+                  <w:sz w:val="24"/>
+                  <w:szCs w:val="24"/>
+                </w:rPr>
+                <m:t xml:space="preserve">Q</m:t>
+              </m:r>
+            </m:e>
+            <m:sub>
+              <m:r>
+                <w:rPr>
+                  <w:rFonts w:ascii="Cambria Math" w:hAnsi="Cambria Math"/>
+                  <w:sz w:val="24"/>
+                  <w:szCs w:val="24"/>
+                </w:rPr>
+                <m:t xml:space="preserve">x</m:t>
+              </m:r>
+              <m:r>
+                <w:rPr>
+                  <w:rFonts w:ascii="Cambria Math" w:hAnsi="Cambria Math"/>
+                  <w:sz w:val="24"/>
+                  <w:szCs w:val="24"/>
+                </w:rPr>
+                <m:t xml:space="preserve">+</m:t>
+              </m:r>
+              <m:r>
+                <w:rPr>
+                  <w:rFonts w:ascii="Cambria Math" w:hAnsi="Cambria Math"/>
+                  <w:sz w:val="24"/>
+                  <w:szCs w:val="24"/>
+                </w:rPr>
+                <m:t xml:space="preserve">t</m:t>
+              </m:r>
+            </m:sub>
+            <m:sup>
+              <m:r>
+                <w:rPr>
+                  <w:rFonts w:ascii="Cambria Math" w:hAnsi="Cambria Math"/>
+                  <w:sz w:val="24"/>
+                  <w:szCs w:val="24"/>
+                </w:rPr>
+                <m:t xml:space="preserve">(</m:t>
+              </m:r>
+              <m:r>
+                <w:rPr>
+                  <w:rFonts w:ascii="Cambria Math" w:hAnsi="Cambria Math"/>
+                  <w:sz w:val="24"/>
+                  <w:szCs w:val="24"/>
+                </w:rPr>
+                <m:t xml:space="preserve">3</m:t>
+              </m:r>
+              <m:r>
+                <w:rPr>
+                  <w:rFonts w:ascii="Cambria Math" w:hAnsi="Cambria Math"/>
+                  <w:sz w:val="24"/>
+                  <w:szCs w:val="24"/>
+                </w:rPr>
+                <m:t xml:space="preserve">)</m:t>
+              </m:r>
+            </m:sup>
+          </m:sSubSup>
+          <m:r>
+            <w:rPr>
+              <w:rFonts w:ascii="Cambria Math" w:hAnsi="Cambria Math"/>
+              <w:sz w:val="24"/>
+              <w:szCs w:val="24"/>
+            </w:rPr>
+            <m:t xml:space="preserve"> = </m:t>
+          </m:r>
+          <m:r>
+            <m:rPr>
+              <m:sty m:val="p"/>
+            </m:rPr>
+            <w:rPr>
+              <w:rFonts w:ascii="Cambria Math" w:hAnsi="Cambria Math"/>
+              <w:sz w:val="24"/>
+              <w:szCs w:val="24"/>
+            </w:rPr>
+            <m:t xml:space="preserve">min</m:t>
+          </m:r>
+          <m:r>
+            <w:rPr>
+              <w:rFonts w:ascii="Cambria Math" w:hAnsi="Cambria Math"/>
+              <w:sz w:val="24"/>
+              <w:szCs w:val="24"/>
+            </w:rPr>
+            <m:t xml:space="preserve">( </m:t>
+          </m:r>
+          <m:r>
+            <w:rPr>
+              <w:rFonts w:ascii="Cambria Math" w:hAnsi="Cambria Math"/>
+              <w:sz w:val="24"/>
+              <w:szCs w:val="24"/>
+            </w:rPr>
+            <m:t xml:space="preserve">1</m:t>
+          </m:r>
+          <m:r>
+            <w:rPr>
+              <w:rFonts w:ascii="Cambria Math" w:hAnsi="Cambria Math"/>
+              <w:sz w:val="24"/>
+              <w:szCs w:val="24"/>
+            </w:rPr>
+            <m:t xml:space="preserve">, </m:t>
+          </m:r>
+          <m:sSub>
+            <m:e>
+              <m:r>
+                <w:rPr>
+                  <w:rFonts w:ascii="Cambria Math" w:hAnsi="Cambria Math"/>
+                  <w:sz w:val="24"/>
+                  <w:szCs w:val="24"/>
+                </w:rPr>
+                <m:t xml:space="preserve">q</m:t>
+              </m:r>
+            </m:e>
+            <m:sub>
+              <m:r>
+                <w:rPr>
+                  <w:rFonts w:ascii="Cambria Math" w:hAnsi="Cambria Math"/>
+                  <w:sz w:val="24"/>
+                  <w:szCs w:val="24"/>
+                </w:rPr>
+                <m:t xml:space="preserve">x</m:t>
+              </m:r>
+              <m:r>
+                <w:rPr>
+                  <w:rFonts w:ascii="Cambria Math" w:hAnsi="Cambria Math"/>
+                  <w:sz w:val="24"/>
+                  <w:szCs w:val="24"/>
+                </w:rPr>
+                <m:t xml:space="preserve">+</m:t>
+              </m:r>
+              <m:r>
+                <w:rPr>
+                  <w:rFonts w:ascii="Cambria Math" w:hAnsi="Cambria Math"/>
+                  <w:sz w:val="24"/>
+                  <w:szCs w:val="24"/>
+                </w:rPr>
+                <m:t xml:space="preserve">t</m:t>
+              </m:r>
+            </m:sub>
+          </m:sSub>
+          <m:r>
+            <w:rPr>
+              <w:rFonts w:ascii="Cambria Math" w:hAnsi="Cambria Math"/>
+              <w:sz w:val="24"/>
+              <w:szCs w:val="24"/>
+            </w:rPr>
+            <m:t xml:space="preserve"> + </m:t>
+          </m:r>
+          <m:sSubSup>
+            <m:e>
+              <m:r>
+                <w:rPr>
+                  <w:rFonts w:ascii="Cambria Math" w:hAnsi="Cambria Math"/>
+                  <w:sz w:val="24"/>
+                  <w:szCs w:val="24"/>
+                </w:rPr>
+                <m:t xml:space="preserve">R</m:t>
+              </m:r>
+            </m:e>
+            <m:sub>
+              <m:r>
+                <w:rPr>
+                  <w:rFonts w:ascii="Cambria Math" w:hAnsi="Cambria Math"/>
+                  <w:sz w:val="24"/>
+                  <w:szCs w:val="24"/>
+                </w:rPr>
+                <m:t xml:space="preserve">x</m:t>
+              </m:r>
+              <m:r>
+                <w:rPr>
+                  <w:rFonts w:ascii="Cambria Math" w:hAnsi="Cambria Math"/>
+                  <w:sz w:val="24"/>
+                  <w:szCs w:val="24"/>
+                </w:rPr>
+                <m:t xml:space="preserve">+</m:t>
+              </m:r>
+              <m:r>
+                <w:rPr>
+                  <w:rFonts w:ascii="Cambria Math" w:hAnsi="Cambria Math"/>
+                  <w:sz w:val="24"/>
+                  <w:szCs w:val="24"/>
+                </w:rPr>
+                <m:t xml:space="preserve">t</m:t>
+              </m:r>
+            </m:sub>
+            <m:sup>
+              <m:r>
+                <w:rPr>
+                  <w:rFonts w:ascii="Cambria Math" w:hAnsi="Cambria Math"/>
+                  <w:sz w:val="24"/>
+                  <w:szCs w:val="24"/>
+                </w:rPr>
+                <m:t xml:space="preserve">(</m:t>
+              </m:r>
+              <m:r>
+                <w:rPr>
+                  <w:rFonts w:ascii="Cambria Math" w:hAnsi="Cambria Math"/>
+                  <w:sz w:val="24"/>
+                  <w:szCs w:val="24"/>
+                </w:rPr>
+                <m:t xml:space="preserve">3</m:t>
+              </m:r>
+              <m:r>
+                <w:rPr>
+                  <w:rFonts w:ascii="Cambria Math" w:hAnsi="Cambria Math"/>
+                  <w:sz w:val="24"/>
+                  <w:szCs w:val="24"/>
+                </w:rPr>
+                <m:t xml:space="preserve">)</m:t>
+              </m:r>
+            </m:sup>
+          </m:sSubSup>
+          <m:r>
+            <w:rPr>
+              <w:rFonts w:ascii="Cambria Math" w:hAnsi="Cambria Math"/>
+              <w:sz w:val="24"/>
+              <w:szCs w:val="24"/>
+            </w:rPr>
+            <m:t xml:space="preserve"> − </m:t>
+          </m:r>
+          <m:sSub>
+            <m:e>
+              <m:r>
+                <w:rPr>
+                  <w:rFonts w:ascii="Cambria Math" w:hAnsi="Cambria Math"/>
+                  <w:sz w:val="24"/>
+                  <w:szCs w:val="24"/>
+                </w:rPr>
+                <m:t xml:space="preserve">q</m:t>
+              </m:r>
+            </m:e>
+            <m:sub>
+              <m:r>
+                <w:rPr>
+                  <w:rFonts w:ascii="Cambria Math" w:hAnsi="Cambria Math"/>
+                  <w:sz w:val="24"/>
+                  <w:szCs w:val="24"/>
+                </w:rPr>
+                <m:t xml:space="preserve">x</m:t>
+              </m:r>
+              <m:r>
+                <w:rPr>
+                  <w:rFonts w:ascii="Cambria Math" w:hAnsi="Cambria Math"/>
+                  <w:sz w:val="24"/>
+                  <w:szCs w:val="24"/>
+                </w:rPr>
+                <m:t xml:space="preserve">+</m:t>
+              </m:r>
+              <m:r>
+                <w:rPr>
+                  <w:rFonts w:ascii="Cambria Math" w:hAnsi="Cambria Math"/>
+                  <w:sz w:val="24"/>
+                  <w:szCs w:val="24"/>
+                </w:rPr>
+                <m:t xml:space="preserve">t</m:t>
+              </m:r>
+            </m:sub>
+          </m:sSub>
+          <m:r>
+            <w:rPr>
+              <w:rFonts w:ascii="Cambria Math" w:hAnsi="Cambria Math"/>
+              <w:sz w:val="24"/>
+              <w:szCs w:val="24"/>
+            </w:rPr>
+            <m:t xml:space="preserve">·</m:t>
+          </m:r>
+          <m:sSubSup>
+            <m:e>
+              <m:r>
+                <w:rPr>
+                  <w:rFonts w:ascii="Cambria Math" w:hAnsi="Cambria Math"/>
+                  <w:sz w:val="24"/>
+                  <w:szCs w:val="24"/>
+                </w:rPr>
+                <m:t xml:space="preserve">R</m:t>
+              </m:r>
+            </m:e>
+            <m:sub>
+              <m:r>
+                <w:rPr>
+                  <w:rFonts w:ascii="Cambria Math" w:hAnsi="Cambria Math"/>
+                  <w:sz w:val="24"/>
+                  <w:szCs w:val="24"/>
+                </w:rPr>
+                <m:t xml:space="preserve">x</m:t>
+              </m:r>
+              <m:r>
+                <w:rPr>
+                  <w:rFonts w:ascii="Cambria Math" w:hAnsi="Cambria Math"/>
+                  <w:sz w:val="24"/>
+                  <w:szCs w:val="24"/>
+                </w:rPr>
+                <m:t xml:space="preserve">+</m:t>
+              </m:r>
+              <m:r>
+                <w:rPr>
+                  <w:rFonts w:ascii="Cambria Math" w:hAnsi="Cambria Math"/>
+                  <w:sz w:val="24"/>
+                  <w:szCs w:val="24"/>
+                </w:rPr>
+                <m:t xml:space="preserve">t</m:t>
+              </m:r>
+            </m:sub>
+            <m:sup>
+              <m:r>
+                <w:rPr>
+                  <w:rFonts w:ascii="Cambria Math" w:hAnsi="Cambria Math"/>
+                  <w:sz w:val="24"/>
+                  <w:szCs w:val="24"/>
+                </w:rPr>
+                <m:t xml:space="preserve">(</m:t>
+              </m:r>
+              <m:r>
+                <w:rPr>
+                  <w:rFonts w:ascii="Cambria Math" w:hAnsi="Cambria Math"/>
+                  <w:sz w:val="24"/>
+                  <w:szCs w:val="24"/>
+                </w:rPr>
+                <m:t xml:space="preserve">3</m:t>
+              </m:r>
+              <m:r>
+                <w:rPr>
+                  <w:rFonts w:ascii="Cambria Math" w:hAnsi="Cambria Math"/>
+                  <w:sz w:val="24"/>
+                  <w:szCs w:val="24"/>
+                </w:rPr>
+                <m:t xml:space="preserve">)</m:t>
+              </m:r>
+            </m:sup>
+          </m:sSubSup>
+          <m:r>
+            <w:rPr>
+              <w:rFonts w:ascii="Cambria Math" w:hAnsi="Cambria Math"/>
+              <w:sz w:val="24"/>
+              <w:szCs w:val="24"/>
+            </w:rPr>
+            <m:t xml:space="preserve">/</m:t>
+          </m:r>
+          <m:r>
+            <w:rPr>
+              <w:rFonts w:ascii="Cambria Math" w:hAnsi="Cambria Math"/>
+              <w:sz w:val="24"/>
+              <w:szCs w:val="24"/>
+            </w:rPr>
+            <m:t xml:space="preserve">2</m:t>
+          </m:r>
+          <m:r>
+            <w:rPr>
+              <w:rFonts w:ascii="Cambria Math" w:hAnsi="Cambria Math"/>
+              <w:sz w:val="24"/>
+              <w:szCs w:val="24"/>
+            </w:rPr>
+            <m:t xml:space="preserve"> )</m:t>
+          </m:r>
+        </m:oMath>
+      </m:oMathPara>
+    </w:p>
+    <w:p>
+      <w:pPr>
+        <w:pStyle w:val="FormulaText"/>
+      </w:pPr>
+      <w:r>
+        <w:t xml:space="preserve">생존자수 — 탈퇴 사유가 생긴 사람을 뺀다</w:t>
+      </w:r>
+    </w:p>
+    <w:p>
+      <w:pPr>
+        <w:pStyle w:val="Formula"/>
+      </w:pPr>
+      <m:oMathPara>
+        <m:oMathParaPr>
+          <m:jc m:val="left"/>
+        </m:oMathParaPr>
+        <m:oMath>
+          <m:sSubSup>
+            <m:e>
+              <m:r>
+                <w:rPr>
+                  <w:rFonts w:ascii="Cambria Math" w:hAnsi="Cambria Math"/>
+                  <w:sz w:val="24"/>
+                  <w:szCs w:val="24"/>
+                </w:rPr>
+                <m:t xml:space="preserve">l</m:t>
+              </m:r>
+            </m:e>
+            <m:sub>
+              <m:r>
+                <w:rPr>
+                  <w:rFonts w:ascii="Cambria Math" w:hAnsi="Cambria Math"/>
+                  <w:sz w:val="24"/>
+                  <w:szCs w:val="24"/>
+                </w:rPr>
+                <m:t xml:space="preserve">x</m:t>
+              </m:r>
+              <m:r>
+                <w:rPr>
+                  <w:rFonts w:ascii="Cambria Math" w:hAnsi="Cambria Math"/>
+                  <w:sz w:val="24"/>
+                  <w:szCs w:val="24"/>
+                </w:rPr>
+                <m:t xml:space="preserve">+</m:t>
+              </m:r>
+              <m:r>
+                <w:rPr>
+                  <w:rFonts w:ascii="Cambria Math" w:hAnsi="Cambria Math"/>
+                  <w:sz w:val="24"/>
+                  <w:szCs w:val="24"/>
+                </w:rPr>
+                <m:t xml:space="preserve">t</m:t>
+              </m:r>
+              <m:r>
+                <w:rPr>
+                  <w:rFonts w:ascii="Cambria Math" w:hAnsi="Cambria Math"/>
+                  <w:sz w:val="24"/>
+                  <w:szCs w:val="24"/>
+                </w:rPr>
+                <m:t xml:space="preserve">+</m:t>
+              </m:r>
+              <m:r>
+                <w:rPr>
+                  <w:rFonts w:ascii="Cambria Math" w:hAnsi="Cambria Math"/>
+                  <w:sz w:val="24"/>
+                  <w:szCs w:val="24"/>
+                </w:rPr>
+                <m:t xml:space="preserve">1</m:t>
+              </m:r>
+            </m:sub>
+            <m:sup>
+              <m:r>
+                <w:rPr>
+                  <w:rFonts w:ascii="Cambria Math" w:hAnsi="Cambria Math"/>
+                  <w:sz w:val="24"/>
+                  <w:szCs w:val="24"/>
+                </w:rPr>
+                <m:t xml:space="preserve">(</m:t>
+              </m:r>
+              <m:r>
+                <w:rPr>
+                  <w:rFonts w:ascii="Cambria Math" w:hAnsi="Cambria Math"/>
+                  <w:sz w:val="24"/>
+                  <w:szCs w:val="24"/>
+                </w:rPr>
+                <m:t xml:space="preserve">3</m:t>
+              </m:r>
+              <m:r>
+                <w:rPr>
+                  <w:rFonts w:ascii="Cambria Math" w:hAnsi="Cambria Math"/>
+                  <w:sz w:val="24"/>
+                  <w:szCs w:val="24"/>
+                </w:rPr>
+                <m:t xml:space="preserve">)</m:t>
+              </m:r>
+            </m:sup>
+          </m:sSubSup>
+          <m:r>
+            <w:rPr>
+              <w:rFonts w:ascii="Cambria Math" w:hAnsi="Cambria Math"/>
+              <w:sz w:val="24"/>
+              <w:szCs w:val="24"/>
+            </w:rPr>
+            <m:t xml:space="preserve"> = </m:t>
+          </m:r>
+          <m:sSubSup>
+            <m:e>
+              <m:r>
+                <w:rPr>
+                  <w:rFonts w:ascii="Cambria Math" w:hAnsi="Cambria Math"/>
+                  <w:sz w:val="24"/>
+                  <w:szCs w:val="24"/>
+                </w:rPr>
+                <m:t xml:space="preserve">l</m:t>
+              </m:r>
+            </m:e>
+            <m:sub>
+              <m:r>
+                <w:rPr>
+                  <w:rFonts w:ascii="Cambria Math" w:hAnsi="Cambria Math"/>
+                  <w:sz w:val="24"/>
+                  <w:szCs w:val="24"/>
+                </w:rPr>
+                <m:t xml:space="preserve">x</m:t>
+              </m:r>
+              <m:r>
+                <w:rPr>
+                  <w:rFonts w:ascii="Cambria Math" w:hAnsi="Cambria Math"/>
+                  <w:sz w:val="24"/>
+                  <w:szCs w:val="24"/>
+                </w:rPr>
+                <m:t xml:space="preserve">+</m:t>
+              </m:r>
+              <m:r>
+                <w:rPr>
+                  <w:rFonts w:ascii="Cambria Math" w:hAnsi="Cambria Math"/>
+                  <w:sz w:val="24"/>
+                  <w:szCs w:val="24"/>
+                </w:rPr>
+                <m:t xml:space="preserve">t</m:t>
+              </m:r>
+            </m:sub>
+            <m:sup>
+              <m:r>
+                <w:rPr>
+                  <w:rFonts w:ascii="Cambria Math" w:hAnsi="Cambria Math"/>
+                  <w:sz w:val="24"/>
+                  <w:szCs w:val="24"/>
+                </w:rPr>
+                <m:t xml:space="preserve">(</m:t>
+              </m:r>
+              <m:r>
+                <w:rPr>
+                  <w:rFonts w:ascii="Cambria Math" w:hAnsi="Cambria Math"/>
+                  <w:sz w:val="24"/>
+                  <w:szCs w:val="24"/>
+                </w:rPr>
+                <m:t xml:space="preserve">3</m:t>
+              </m:r>
+              <m:r>
+                <w:rPr>
+                  <w:rFonts w:ascii="Cambria Math" w:hAnsi="Cambria Math"/>
+                  <w:sz w:val="24"/>
+                  <w:szCs w:val="24"/>
+                </w:rPr>
+                <m:t xml:space="preserve">)</m:t>
+              </m:r>
+            </m:sup>
+          </m:sSubSup>
+          <m:r>
+            <w:rPr>
+              <w:rFonts w:ascii="Cambria Math" w:hAnsi="Cambria Math"/>
+              <w:sz w:val="24"/>
+              <w:szCs w:val="24"/>
+            </w:rPr>
+            <m:t xml:space="preserve"> × ( </m:t>
+          </m:r>
+          <m:r>
+            <w:rPr>
+              <w:rFonts w:ascii="Cambria Math" w:hAnsi="Cambria Math"/>
+              <w:sz w:val="24"/>
+              <w:szCs w:val="24"/>
+            </w:rPr>
+            <m:t xml:space="preserve">1</m:t>
+          </m:r>
+          <m:r>
+            <w:rPr>
+              <w:rFonts w:ascii="Cambria Math" w:hAnsi="Cambria Math"/>
+              <w:sz w:val="24"/>
+              <w:szCs w:val="24"/>
+            </w:rPr>
+            <m:t xml:space="preserve"> − </m:t>
+          </m:r>
+          <m:sSubSup>
+            <m:e>
+              <m:r>
+                <w:rPr>
+                  <w:rFonts w:ascii="Cambria Math" w:hAnsi="Cambria Math"/>
+                  <w:sz w:val="24"/>
+                  <w:szCs w:val="24"/>
+                </w:rPr>
+                <m:t xml:space="preserve">Q</m:t>
+              </m:r>
+            </m:e>
+            <m:sub>
+              <m:r>
+                <w:rPr>
+                  <w:rFonts w:ascii="Cambria Math" w:hAnsi="Cambria Math"/>
+                  <w:sz w:val="24"/>
+                  <w:szCs w:val="24"/>
+                </w:rPr>
+                <m:t xml:space="preserve">x</m:t>
+              </m:r>
+              <m:r>
+                <w:rPr>
+                  <w:rFonts w:ascii="Cambria Math" w:hAnsi="Cambria Math"/>
+                  <w:sz w:val="24"/>
+                  <w:szCs w:val="24"/>
+                </w:rPr>
+                <m:t xml:space="preserve">+</m:t>
+              </m:r>
+              <m:r>
+                <w:rPr>
+                  <w:rFonts w:ascii="Cambria Math" w:hAnsi="Cambria Math"/>
+                  <w:sz w:val="24"/>
+                  <w:szCs w:val="24"/>
+                </w:rPr>
+                <m:t xml:space="preserve">t</m:t>
+              </m:r>
+            </m:sub>
+            <m:sup>
+              <m:r>
+                <w:rPr>
+                  <w:rFonts w:ascii="Cambria Math" w:hAnsi="Cambria Math"/>
+                  <w:sz w:val="24"/>
+                  <w:szCs w:val="24"/>
+                </w:rPr>
+                <m:t xml:space="preserve">(</m:t>
+              </m:r>
+              <m:r>
+                <w:rPr>
+                  <w:rFonts w:ascii="Cambria Math" w:hAnsi="Cambria Math"/>
+                  <w:sz w:val="24"/>
+                  <w:szCs w:val="24"/>
+                </w:rPr>
+                <m:t xml:space="preserve">3</m:t>
+              </m:r>
+              <m:r>
+                <w:rPr>
+                  <w:rFonts w:ascii="Cambria Math" w:hAnsi="Cambria Math"/>
+                  <w:sz w:val="24"/>
+                  <w:szCs w:val="24"/>
+                </w:rPr>
+                <m:t xml:space="preserve">)</m:t>
+              </m:r>
+            </m:sup>
+          </m:sSubSup>
+          <m:r>
+            <w:rPr>
+              <w:rFonts w:ascii="Cambria Math" w:hAnsi="Cambria Math"/>
+              <w:sz w:val="24"/>
+              <w:szCs w:val="24"/>
+            </w:rPr>
+            <m:t xml:space="preserve"> )</m:t>
+          </m:r>
+        </m:oMath>
+      </m:oMathPara>
+    </w:p>
+    <w:p>
+      <w:pPr>
+        <w:pStyle w:val="FormulaText"/>
+      </w:pPr>
+      <w:r>
+        <w:t xml:space="preserve">현가와 누계</w:t>
+      </w:r>
+    </w:p>
+    <w:p>
+      <w:pPr>
+        <w:pStyle w:val="Formula"/>
+      </w:pPr>
+      <m:oMathPara>
+        <m:oMathParaPr>
+          <m:jc m:val="left"/>
+        </m:oMathParaPr>
+        <m:oMath>
+          <m:sSubSup>
+            <m:e>
+              <m:r>
+                <w:rPr>
+                  <w:rFonts w:ascii="Cambria Math" w:hAnsi="Cambria Math"/>
+                  <w:sz w:val="24"/>
+                  <w:szCs w:val="24"/>
+                </w:rPr>
+                <m:t xml:space="preserve">D</m:t>
+              </m:r>
+            </m:e>
+            <m:sub>
+              <m:r>
+                <w:rPr>
+                  <w:rFonts w:ascii="Cambria Math" w:hAnsi="Cambria Math"/>
+                  <w:sz w:val="24"/>
+                  <w:szCs w:val="24"/>
+                </w:rPr>
+                <m:t xml:space="preserve">x</m:t>
+              </m:r>
+              <m:r>
+                <w:rPr>
+                  <w:rFonts w:ascii="Cambria Math" w:hAnsi="Cambria Math"/>
+                  <w:sz w:val="24"/>
+                  <w:szCs w:val="24"/>
+                </w:rPr>
+                <m:t xml:space="preserve">+</m:t>
+              </m:r>
+              <m:r>
+                <w:rPr>
+                  <w:rFonts w:ascii="Cambria Math" w:hAnsi="Cambria Math"/>
+                  <w:sz w:val="24"/>
+                  <w:szCs w:val="24"/>
+                </w:rPr>
+                <m:t xml:space="preserve">t</m:t>
+              </m:r>
+            </m:sub>
+            <m:sup>
+              <m:r>
+                <w:rPr>
+                  <w:rFonts w:ascii="Cambria Math" w:hAnsi="Cambria Math"/>
+                  <w:sz w:val="24"/>
+                  <w:szCs w:val="24"/>
+                </w:rPr>
+                <m:t xml:space="preserve">(</m:t>
+              </m:r>
+              <m:r>
+                <w:rPr>
+                  <w:rFonts w:ascii="Cambria Math" w:hAnsi="Cambria Math"/>
+                  <w:sz w:val="24"/>
+                  <w:szCs w:val="24"/>
+                </w:rPr>
+                <m:t xml:space="preserve">3</m:t>
+              </m:r>
+              <m:r>
+                <w:rPr>
+                  <w:rFonts w:ascii="Cambria Math" w:hAnsi="Cambria Math"/>
+                  <w:sz w:val="24"/>
+                  <w:szCs w:val="24"/>
+                </w:rPr>
+                <m:t xml:space="preserve">)</m:t>
+              </m:r>
+            </m:sup>
+          </m:sSubSup>
+          <m:r>
+            <w:rPr>
+              <w:rFonts w:ascii="Cambria Math" w:hAnsi="Cambria Math"/>
+              <w:sz w:val="24"/>
+              <w:szCs w:val="24"/>
+            </w:rPr>
+            <m:t xml:space="preserve"> = </m:t>
+          </m:r>
+          <m:sSubSup>
+            <m:e>
+              <m:r>
+                <w:rPr>
+                  <w:rFonts w:ascii="Cambria Math" w:hAnsi="Cambria Math"/>
+                  <w:sz w:val="24"/>
+                  <w:szCs w:val="24"/>
+                </w:rPr>
+                <m:t xml:space="preserve">l</m:t>
+              </m:r>
+            </m:e>
+            <m:sub>
+              <m:r>
+                <w:rPr>
+                  <w:rFonts w:ascii="Cambria Math" w:hAnsi="Cambria Math"/>
+                  <w:sz w:val="24"/>
+                  <w:szCs w:val="24"/>
+                </w:rPr>
+                <m:t xml:space="preserve">x</m:t>
+              </m:r>
+              <m:r>
+                <w:rPr>
+                  <w:rFonts w:ascii="Cambria Math" w:hAnsi="Cambria Math"/>
+                  <w:sz w:val="24"/>
+                  <w:szCs w:val="24"/>
+                </w:rPr>
+                <m:t xml:space="preserve">+</m:t>
+              </m:r>
+              <m:r>
+                <w:rPr>
+                  <w:rFonts w:ascii="Cambria Math" w:hAnsi="Cambria Math"/>
+                  <w:sz w:val="24"/>
+                  <w:szCs w:val="24"/>
+                </w:rPr>
+                <m:t xml:space="preserve">t</m:t>
+              </m:r>
+            </m:sub>
+            <m:sup>
+              <m:r>
+                <w:rPr>
+                  <w:rFonts w:ascii="Cambria Math" w:hAnsi="Cambria Math"/>
+                  <w:sz w:val="24"/>
+                  <w:szCs w:val="24"/>
+                </w:rPr>
+                <m:t xml:space="preserve">(</m:t>
+              </m:r>
+              <m:r>
+                <w:rPr>
+                  <w:rFonts w:ascii="Cambria Math" w:hAnsi="Cambria Math"/>
+                  <w:sz w:val="24"/>
+                  <w:szCs w:val="24"/>
+                </w:rPr>
+                <m:t xml:space="preserve">3</m:t>
+              </m:r>
+              <m:r>
+                <w:rPr>
+                  <w:rFonts w:ascii="Cambria Math" w:hAnsi="Cambria Math"/>
+                  <w:sz w:val="24"/>
+                  <w:szCs w:val="24"/>
+                </w:rPr>
+                <m:t xml:space="preserve">)</m:t>
+              </m:r>
+            </m:sup>
+          </m:sSubSup>
+          <m:r>
+            <w:rPr>
+              <w:rFonts w:ascii="Cambria Math" w:hAnsi="Cambria Math"/>
+              <w:sz w:val="24"/>
+              <w:szCs w:val="24"/>
+            </w:rPr>
+            <m:t xml:space="preserve">·</m:t>
+          </m:r>
+          <m:sSup>
+            <m:e>
+              <m:r>
+                <w:rPr>
+                  <w:rFonts w:ascii="Cambria Math" w:hAnsi="Cambria Math"/>
+                  <w:sz w:val="24"/>
+                  <w:szCs w:val="24"/>
+                </w:rPr>
+                <m:t xml:space="preserve">v</m:t>
+              </m:r>
+            </m:e>
+            <m:sup>
+              <m:r>
+                <w:rPr>
+                  <w:rFonts w:ascii="Cambria Math" w:hAnsi="Cambria Math"/>
+                  <w:sz w:val="24"/>
+                  <w:szCs w:val="24"/>
+                </w:rPr>
+                <m:t xml:space="preserve">t</m:t>
+              </m:r>
+            </m:sup>
+          </m:sSup>
+        </m:oMath>
+      </m:oMathPara>
+    </w:p>
+    <w:p>
+      <w:pPr>
+        <w:pStyle w:val="Formula"/>
+      </w:pPr>
+      <m:oMathPara>
+        <m:oMathParaPr>
+          <m:jc m:val="left"/>
+        </m:oMathParaPr>
+        <m:oMath>
+          <m:sSubSup>
+            <m:e>
+              <m:r>
+                <w:rPr>
+                  <w:rFonts w:ascii="Cambria Math" w:hAnsi="Cambria Math"/>
+                  <w:sz w:val="24"/>
+                  <w:szCs w:val="24"/>
+                </w:rPr>
+                <m:t xml:space="preserve">N</m:t>
+              </m:r>
+            </m:e>
+            <m:sub>
+              <m:r>
+                <w:rPr>
+                  <w:rFonts w:ascii="Cambria Math" w:hAnsi="Cambria Math"/>
+                  <w:sz w:val="24"/>
+                  <w:szCs w:val="24"/>
+                </w:rPr>
+                <m:t xml:space="preserve">x</m:t>
+              </m:r>
+              <m:r>
+                <w:rPr>
+                  <w:rFonts w:ascii="Cambria Math" w:hAnsi="Cambria Math"/>
+                  <w:sz w:val="24"/>
+                  <w:szCs w:val="24"/>
+                </w:rPr>
+                <m:t xml:space="preserve">+</m:t>
+              </m:r>
+              <m:r>
+                <w:rPr>
+                  <w:rFonts w:ascii="Cambria Math" w:hAnsi="Cambria Math"/>
+                  <w:sz w:val="24"/>
+                  <w:szCs w:val="24"/>
+                </w:rPr>
+                <m:t xml:space="preserve">t</m:t>
+              </m:r>
+            </m:sub>
+            <m:sup>
+              <m:r>
+                <w:rPr>
+                  <w:rFonts w:ascii="Cambria Math" w:hAnsi="Cambria Math"/>
+                  <w:sz w:val="24"/>
+                  <w:szCs w:val="24"/>
+                </w:rPr>
+                <m:t xml:space="preserve">(</m:t>
+              </m:r>
+              <m:r>
+                <w:rPr>
+                  <w:rFonts w:ascii="Cambria Math" w:hAnsi="Cambria Math"/>
+                  <w:sz w:val="24"/>
+                  <w:szCs w:val="24"/>
+                </w:rPr>
+                <m:t xml:space="preserve">3</m:t>
+              </m:r>
+              <m:r>
+                <w:rPr>
+                  <w:rFonts w:ascii="Cambria Math" w:hAnsi="Cambria Math"/>
+                  <w:sz w:val="24"/>
+                  <w:szCs w:val="24"/>
+                </w:rPr>
+                <m:t xml:space="preserve">)</m:t>
+              </m:r>
+            </m:sup>
+          </m:sSubSup>
+          <m:r>
+            <w:rPr>
+              <w:rFonts w:ascii="Cambria Math" w:hAnsi="Cambria Math"/>
+              <w:sz w:val="24"/>
+              <w:szCs w:val="24"/>
+            </w:rPr>
+            <m:t xml:space="preserve"> = </m:t>
+          </m:r>
+          <m:sSub>
+            <m:e>
+              <m:r>
+                <w:rPr>
+                  <w:rFonts w:ascii="Cambria Math" w:hAnsi="Cambria Math"/>
+                  <w:sz w:val="24"/>
+                  <w:szCs w:val="24"/>
+                </w:rPr>
+                <m:t xml:space="preserve">Σ</m:t>
+              </m:r>
+            </m:e>
+            <m:sub>
+              <m:r>
+                <w:rPr>
+                  <w:rFonts w:ascii="Cambria Math" w:hAnsi="Cambria Math"/>
+                  <w:sz w:val="24"/>
+                  <w:szCs w:val="24"/>
+                </w:rPr>
+                <m:t xml:space="preserve">u</m:t>
+              </m:r>
+              <m:r>
+                <w:rPr>
+                  <w:rFonts w:ascii="Cambria Math" w:hAnsi="Cambria Math"/>
+                  <w:sz w:val="24"/>
+                  <w:szCs w:val="24"/>
+                </w:rPr>
+                <m:t xml:space="preserve">≥</m:t>
+              </m:r>
+              <m:r>
+                <w:rPr>
+                  <w:rFonts w:ascii="Cambria Math" w:hAnsi="Cambria Math"/>
+                  <w:sz w:val="24"/>
+                  <w:szCs w:val="24"/>
+                </w:rPr>
+                <m:t xml:space="preserve">t</m:t>
+              </m:r>
+            </m:sub>
+          </m:sSub>
+          <m:r>
+            <w:rPr>
+              <w:rFonts w:ascii="Cambria Math" w:hAnsi="Cambria Math"/>
+              <w:sz w:val="24"/>
+              <w:szCs w:val="24"/>
+            </w:rPr>
+            <m:t xml:space="preserve"> </m:t>
+          </m:r>
+          <m:sSubSup>
+            <m:e>
+              <m:r>
+                <w:rPr>
+                  <w:rFonts w:ascii="Cambria Math" w:hAnsi="Cambria Math"/>
+                  <w:sz w:val="24"/>
+                  <w:szCs w:val="24"/>
+                </w:rPr>
+                <m:t xml:space="preserve">D</m:t>
+              </m:r>
+            </m:e>
+            <m:sub>
+              <m:r>
+                <w:rPr>
+                  <w:rFonts w:ascii="Cambria Math" w:hAnsi="Cambria Math"/>
+                  <w:sz w:val="24"/>
+                  <w:szCs w:val="24"/>
+                </w:rPr>
+                <m:t xml:space="preserve">x</m:t>
+              </m:r>
+              <m:r>
+                <w:rPr>
+                  <w:rFonts w:ascii="Cambria Math" w:hAnsi="Cambria Math"/>
+                  <w:sz w:val="24"/>
+                  <w:szCs w:val="24"/>
+                </w:rPr>
+                <m:t xml:space="preserve">+</m:t>
+              </m:r>
+              <m:r>
+                <w:rPr>
+                  <w:rFonts w:ascii="Cambria Math" w:hAnsi="Cambria Math"/>
+                  <w:sz w:val="24"/>
+                  <w:szCs w:val="24"/>
+                </w:rPr>
+                <m:t xml:space="preserve">u</m:t>
+              </m:r>
+            </m:sub>
+            <m:sup>
+              <m:r>
+                <w:rPr>
+                  <w:rFonts w:ascii="Cambria Math" w:hAnsi="Cambria Math"/>
+                  <w:sz w:val="24"/>
+                  <w:szCs w:val="24"/>
+                </w:rPr>
+                <m:t xml:space="preserve">(</m:t>
+              </m:r>
+              <m:r>
+                <w:rPr>
+                  <w:rFonts w:ascii="Cambria Math" w:hAnsi="Cambria Math"/>
+                  <w:sz w:val="24"/>
+                  <w:szCs w:val="24"/>
+                </w:rPr>
+                <m:t xml:space="preserve">3</m:t>
+              </m:r>
+              <m:r>
+                <w:rPr>
+                  <w:rFonts w:ascii="Cambria Math" w:hAnsi="Cambria Math"/>
+                  <w:sz w:val="24"/>
+                  <w:szCs w:val="24"/>
+                </w:rPr>
+                <m:t xml:space="preserve">)</m:t>
+              </m:r>
+            </m:sup>
+          </m:sSubSup>
+        </m:oMath>
+      </m:oMathPara>
+    </w:p>
+    <w:p>
+      <w:pPr>
+        <w:pStyle w:val="Note"/>
+      </w:pPr>
+      <w:r>
+        <w:t xml:space="preserve">※ 주계약의 보험료 납입기수(N*)에 쓴다.</w:t>
+      </w:r>
+    </w:p>
+    <w:p>
+      <w:pPr>
+        <w:pStyle w:val="Heading2"/>
+      </w:pPr>
+      <w:r>
+        <w:t xml:space="preserve">라. 보험금</w:t>
+      </w:r>
+    </w:p>
+    <w:tbl>
+      <w:tblPr>
+        <w:tblW w:w="5000" w:type="pct"/>
+        <w:tblBorders>
+          <w:top w:val="single" w:sz="4" w:space="0" w:color="A0A0A0"/>
+          <w:left w:val="single" w:sz="4" w:space="0" w:color="A0A0A0"/>
+          <w:bottom w:val="single" w:sz="4" w:space="0" w:color="A0A0A0"/>
+          <w:right w:val="single" w:sz="4" w:space="0" w:color="A0A0A0"/>
+          <w:insideH w:val="single" w:sz="4" w:space="0" w:color="A0A0A0"/>
+          <w:insideV w:val="single" w:sz="4" w:space="0" w:color="A0A0A0"/>
+        </w:tblBorders>
+        <w:tblCellMar>
+          <w:left w:w="140" w:type="dxa"/>
+          <w:right w:w="180" w:type="dxa"/>
+        </w:tblCellMar>
+      </w:tblPr>
+      <w:tblGrid>
+        <w:gridCol w:w="2940"/>
+        <w:gridCol w:w="6860"/>
+      </w:tblGrid>
+      <w:tr>
+        <w:trPr>
+          <w:tblHeader/>
+        </w:trPr>
+        <w:tc>
+          <w:tcPr>
+            <w:tcW w:w="0" w:type="auto"/>
+            <w:shd w:val="clear" w:color="auto" w:fill="EEF1F5"/>
+          </w:tcPr>
+          <w:p>
+            <w:pPr>
+              <w:spacing w:before="30" w:after="30"/>
+            </w:pPr>
+            <w:r>
+              <w:rPr>
+                <w:b/>
+              </w:rPr>
+              <w:t xml:space="preserve">담보</w:t>
+            </w:r>
+          </w:p>
+        </w:tc>
+        <w:tc>
+          <w:tcPr>
+            <w:tcW w:w="0" w:type="auto"/>
+            <w:shd w:val="clear" w:color="auto" w:fill="EEF1F5"/>
+          </w:tcPr>
+          <w:p>
+            <w:pPr>
+              <w:spacing w:before="30" w:after="30"/>
+            </w:pPr>
+            <w:r>
+              <w:rPr>
+                <w:b/>
+              </w:rPr>
+              <w:t xml:space="preserve">사망·80% 이상 장해</w:t>
+            </w:r>
+          </w:p>
+        </w:tc>
+      </w:tr>
+      <w:tr>
+        <w:tc>
+          <w:tcPr>
+            <w:tcW w:w="0" w:type="auto"/>
+          </w:tcPr>
+          <w:p>
+            <w:pPr>
+              <w:spacing w:before="30" w:after="30"/>
+            </w:pPr>
+            <w:r>
+              <w:t xml:space="preserve">급부 유형</w:t>
+            </w:r>
+          </w:p>
+        </w:tc>
+        <w:tc>
+          <w:tcPr>
+            <w:tcW w:w="0" w:type="auto"/>
+          </w:tcPr>
+          <w:p>
+            <w:pPr>
+              <w:spacing w:before="30" w:after="30"/>
+            </w:pPr>
+            <w:r>
+              <w:t xml:space="preserve">사망</w:t>
+            </w:r>
+          </w:p>
+        </w:tc>
+      </w:tr>
+      <w:tr>
+        <w:tc>
+          <w:tcPr>
+            <w:tcW w:w="0" w:type="auto"/>
+          </w:tcPr>
+          <w:p>
+            <w:pPr>
+              <w:spacing w:before="30" w:after="30"/>
+            </w:pPr>
+            <w:r>
+              <w:t xml:space="preserve">보험기간</w:t>
+            </w:r>
+          </w:p>
+        </w:tc>
+        <w:tc>
+          <w:tcPr>
+            <w:tcW w:w="0" w:type="auto"/>
+          </w:tcPr>
+          <w:p>
+            <w:pPr>
+              <w:spacing w:before="30" w:after="30"/>
+            </w:pPr>
+            <w:r>
+              <w:t xml:space="preserve">종신 (110세)</w:t>
+            </w:r>
+          </w:p>
+        </w:tc>
+      </w:tr>
+      <w:tr>
+        <w:tc>
+          <w:tcPr>
+            <w:tcW w:w="0" w:type="auto"/>
+          </w:tcPr>
+          <w:p>
+            <w:pPr>
+              <w:spacing w:before="30" w:after="30"/>
+            </w:pPr>
+            <w:r>
+              <w:t xml:space="preserve">보장금액</w:t>
+            </w:r>
+          </w:p>
+        </w:tc>
+        <w:tc>
+          <w:tcPr>
+            <w:tcW w:w="0" w:type="auto"/>
+          </w:tcPr>
+          <w:p>
+            <w:pPr>
+              <w:spacing w:before="30" w:after="30"/>
+            </w:pPr>
+            <w:r>
+              <w:t xml:space="preserve">가입금액의 1배</w:t>
+            </w:r>
+          </w:p>
+        </w:tc>
+      </w:tr>
+      <w:tr>
+        <w:tc>
+          <w:tcPr>
+            <w:tcW w:w="0" w:type="auto"/>
+          </w:tcPr>
+          <w:p>
+            <w:pPr>
+              <w:spacing w:before="30" w:after="30"/>
+            </w:pPr>
+            <w:r>
+              <w:t xml:space="preserve">면책·삭감</w:t>
+            </w:r>
+          </w:p>
+        </w:tc>
+        <w:tc>
+          <w:tcPr>
+            <w:tcW w:w="0" w:type="auto"/>
+          </w:tcPr>
+          <w:p>
+            <w:pPr>
+              <w:spacing w:before="30" w:after="30"/>
+            </w:pPr>
+            <w:r>
+              <w:t xml:space="preserve">없음</w:t>
+            </w:r>
+          </w:p>
+        </w:tc>
+      </w:tr>
+      <w:tr>
+        <w:tc>
+          <w:tcPr>
+            <w:tcW w:w="0" w:type="auto"/>
+          </w:tcPr>
+          <w:p>
+            <w:pPr>
+              <w:spacing w:before="30" w:after="30"/>
+            </w:pPr>
+            <w:r>
+              <w:t xml:space="preserve">생존자</w:t>
+            </w:r>
+          </w:p>
+        </w:tc>
+        <w:tc>
+          <w:tcPr>
+            <w:tcW w:w="0" w:type="auto"/>
+          </w:tcPr>
+          <w:p>
+            <w:pPr>
+              <w:spacing w:before="30" w:after="30"/>
+            </w:pPr>
+            <w:r>
+              <w:t xml:space="preserve">lx(1) — 생존자(사망X, 80% 이상 장해X)</w:t>
+            </w:r>
+          </w:p>
+        </w:tc>
+      </w:tr>
+      <w:tr>
+        <w:tc>
+          <w:tcPr>
+            <w:tcW w:w="0" w:type="auto"/>
+          </w:tcPr>
+          <w:p>
+            <w:pPr>
+              <w:spacing w:before="30" w:after="30"/>
+            </w:pPr>
+            <w:r>
+              <w:t xml:space="preserve">급부 위험률</w:t>
+            </w:r>
+          </w:p>
+        </w:tc>
+        <w:tc>
+          <w:tcPr>
+            <w:tcW w:w="0" w:type="auto"/>
+          </w:tcPr>
+          <w:p>
+            <w:pPr>
+              <w:spacing w:before="30" w:after="30"/>
+            </w:pPr>
+            <w:r>
+              <w:t xml:space="preserve">탈퇴 사유 전부 — 결합 Q (사망률 및 80% 이상 장해율)</w:t>
+            </w:r>
+          </w:p>
+        </w:tc>
+      </w:tr>
+      <w:tr>
+        <w:tc>
+          <w:tcPr>
+            <w:tcW w:w="0" w:type="auto"/>
+          </w:tcPr>
+          <w:p>
+            <w:pPr>
+              <w:spacing w:before="30" w:after="30"/>
+            </w:pPr>
+            <w:r>
+              <w:t xml:space="preserve">계산기수</w:t>
+            </w:r>
+          </w:p>
+        </w:tc>
+        <w:tc>
+          <w:tcPr>
+            <w:tcW w:w="0" w:type="auto"/>
+          </w:tcPr>
+          <w:p>
+            <w:pPr>
+              <w:spacing w:before="30" w:after="30"/>
+            </w:pPr>
+            <w:r>
+              <w:t xml:space="preserve">Cx · Mx</w:t>
+            </w:r>
+          </w:p>
+        </w:tc>
+      </w:tr>
+    </w:tbl>
+    <w:p/>
+    <w:p>
+      <w:pPr>
+        <w:pStyle w:val="FormulaLabel"/>
+      </w:pPr>
+      <w:r>
+        <w:t xml:space="preserve">[식] 보험금 — 사망·80% 이상 장해</w:t>
+      </w:r>
+    </w:p>
+    <w:p>
+      <w:pPr>
+        <w:pStyle w:val="FormulaText"/>
+      </w:pPr>
+      <w:r>
+        <w:t xml:space="preserve">생존자 — lx(1) 생존자(사망X, 80% 이상 장해X) 를 가져다 쓴다</w:t>
+      </w:r>
+    </w:p>
+    <w:p>
+      <w:pPr>
+        <w:pStyle w:val="Formula"/>
+      </w:pPr>
+      <m:oMathPara>
+        <m:oMathParaPr>
+          <m:jc m:val="left"/>
+        </m:oMathParaPr>
+        <m:oMath>
+          <m:sSub>
+            <m:e>
+              <m:r>
+                <w:rPr>
+                  <w:rFonts w:ascii="Cambria Math" w:hAnsi="Cambria Math"/>
+                  <w:sz w:val="24"/>
+                  <w:szCs w:val="24"/>
+                </w:rPr>
+                <m:t xml:space="preserve">l</m:t>
+              </m:r>
+            </m:e>
+            <m:sub>
+              <m:r>
+                <w:rPr>
+                  <w:rFonts w:ascii="Cambria Math" w:hAnsi="Cambria Math"/>
+                  <w:sz w:val="24"/>
+                  <w:szCs w:val="24"/>
+                </w:rPr>
+                <m:t xml:space="preserve">x</m:t>
+              </m:r>
+              <m:r>
+                <w:rPr>
+                  <w:rFonts w:ascii="Cambria Math" w:hAnsi="Cambria Math"/>
+                  <w:sz w:val="24"/>
+                  <w:szCs w:val="24"/>
+                </w:rPr>
+                <m:t xml:space="preserve">+</m:t>
+              </m:r>
+              <m:r>
+                <w:rPr>
+                  <w:rFonts w:ascii="Cambria Math" w:hAnsi="Cambria Math"/>
+                  <w:sz w:val="24"/>
+                  <w:szCs w:val="24"/>
+                </w:rPr>
+                <m:t xml:space="preserve">t</m:t>
+              </m:r>
+            </m:sub>
+          </m:sSub>
+          <m:r>
+            <w:rPr>
+              <w:rFonts w:ascii="Cambria Math" w:hAnsi="Cambria Math"/>
+              <w:sz w:val="24"/>
+              <w:szCs w:val="24"/>
+            </w:rPr>
+            <m:t xml:space="preserve"> = </m:t>
+          </m:r>
+          <m:sSubSup>
+            <m:e>
+              <m:r>
+                <w:rPr>
+                  <w:rFonts w:ascii="Cambria Math" w:hAnsi="Cambria Math"/>
+                  <w:sz w:val="24"/>
+                  <w:szCs w:val="24"/>
+                </w:rPr>
+                <m:t xml:space="preserve">l</m:t>
+              </m:r>
+            </m:e>
+            <m:sub>
+              <m:r>
+                <w:rPr>
+                  <w:rFonts w:ascii="Cambria Math" w:hAnsi="Cambria Math"/>
+                  <w:sz w:val="24"/>
+                  <w:szCs w:val="24"/>
+                </w:rPr>
+                <m:t xml:space="preserve">x</m:t>
+              </m:r>
+              <m:r>
+                <w:rPr>
+                  <w:rFonts w:ascii="Cambria Math" w:hAnsi="Cambria Math"/>
+                  <w:sz w:val="24"/>
+                  <w:szCs w:val="24"/>
+                </w:rPr>
+                <m:t xml:space="preserve">+</m:t>
+              </m:r>
+              <m:r>
+                <w:rPr>
+                  <w:rFonts w:ascii="Cambria Math" w:hAnsi="Cambria Math"/>
+                  <w:sz w:val="24"/>
+                  <w:szCs w:val="24"/>
+                </w:rPr>
+                <m:t xml:space="preserve">t</m:t>
+              </m:r>
+            </m:sub>
+            <m:sup>
+              <m:r>
+                <w:rPr>
+                  <w:rFonts w:ascii="Cambria Math" w:hAnsi="Cambria Math"/>
+                  <w:sz w:val="24"/>
+                  <w:szCs w:val="24"/>
+                </w:rPr>
+                <m:t xml:space="preserve">(</m:t>
+              </m:r>
+              <m:r>
+                <w:rPr>
+                  <w:rFonts w:ascii="Cambria Math" w:hAnsi="Cambria Math"/>
+                  <w:sz w:val="24"/>
+                  <w:szCs w:val="24"/>
+                </w:rPr>
+                <m:t xml:space="preserve">1</m:t>
+              </m:r>
+              <m:r>
+                <w:rPr>
+                  <w:rFonts w:ascii="Cambria Math" w:hAnsi="Cambria Math"/>
+                  <w:sz w:val="24"/>
+                  <w:szCs w:val="24"/>
+                </w:rPr>
+                <m:t xml:space="preserve">)</m:t>
+              </m:r>
+            </m:sup>
+          </m:sSubSup>
+        </m:oMath>
+      </m:oMathPara>
+    </w:p>
+    <w:p>
+      <w:pPr>
+        <w:pStyle w:val="Formula"/>
+      </w:pPr>
+      <m:oMathPara>
+        <m:oMathParaPr>
+          <m:jc m:val="left"/>
+        </m:oMathParaPr>
+        <m:oMath>
+          <m:sSub>
+            <m:e>
+              <m:r>
+                <w:rPr>
+                  <w:rFonts w:ascii="Cambria Math" w:hAnsi="Cambria Math"/>
+                  <w:sz w:val="24"/>
+                  <w:szCs w:val="24"/>
+                </w:rPr>
+                <m:t xml:space="preserve">D</m:t>
+              </m:r>
+            </m:e>
+            <m:sub>
+              <m:r>
+                <w:rPr>
+                  <w:rFonts w:ascii="Cambria Math" w:hAnsi="Cambria Math"/>
+                  <w:sz w:val="24"/>
+                  <w:szCs w:val="24"/>
+                </w:rPr>
+                <m:t xml:space="preserve">x</m:t>
+              </m:r>
+              <m:r>
+                <w:rPr>
+                  <w:rFonts w:ascii="Cambria Math" w:hAnsi="Cambria Math"/>
+                  <w:sz w:val="24"/>
+                  <w:szCs w:val="24"/>
+                </w:rPr>
+                <m:t xml:space="preserve">+</m:t>
+              </m:r>
+              <m:r>
+                <w:rPr>
+                  <w:rFonts w:ascii="Cambria Math" w:hAnsi="Cambria Math"/>
+                  <w:sz w:val="24"/>
+                  <w:szCs w:val="24"/>
+                </w:rPr>
+                <m:t xml:space="preserve">t</m:t>
+              </m:r>
+            </m:sub>
+          </m:sSub>
+          <m:r>
+            <w:rPr>
+              <w:rFonts w:ascii="Cambria Math" w:hAnsi="Cambria Math"/>
+              <w:sz w:val="24"/>
+              <w:szCs w:val="24"/>
+            </w:rPr>
+            <m:t xml:space="preserve"> = </m:t>
+          </m:r>
+          <m:sSubSup>
+            <m:e>
+              <m:r>
+                <w:rPr>
+                  <w:rFonts w:ascii="Cambria Math" w:hAnsi="Cambria Math"/>
+                  <w:sz w:val="24"/>
+                  <w:szCs w:val="24"/>
+                </w:rPr>
+                <m:t xml:space="preserve">D</m:t>
+              </m:r>
+            </m:e>
+            <m:sub>
+              <m:r>
+                <w:rPr>
+                  <w:rFonts w:ascii="Cambria Math" w:hAnsi="Cambria Math"/>
+                  <w:sz w:val="24"/>
+                  <w:szCs w:val="24"/>
+                </w:rPr>
+                <m:t xml:space="preserve">x</m:t>
+              </m:r>
+              <m:r>
+                <w:rPr>
+                  <w:rFonts w:ascii="Cambria Math" w:hAnsi="Cambria Math"/>
+                  <w:sz w:val="24"/>
+                  <w:szCs w:val="24"/>
+                </w:rPr>
+                <m:t xml:space="preserve">+</m:t>
+              </m:r>
+              <m:r>
+                <w:rPr>
+                  <w:rFonts w:ascii="Cambria Math" w:hAnsi="Cambria Math"/>
+                  <w:sz w:val="24"/>
+                  <w:szCs w:val="24"/>
+                </w:rPr>
+                <m:t xml:space="preserve">t</m:t>
+              </m:r>
+            </m:sub>
+            <m:sup>
+              <m:r>
+                <w:rPr>
+                  <w:rFonts w:ascii="Cambria Math" w:hAnsi="Cambria Math"/>
+                  <w:sz w:val="24"/>
+                  <w:szCs w:val="24"/>
+                </w:rPr>
+                <m:t xml:space="preserve">(</m:t>
+              </m:r>
+              <m:r>
+                <w:rPr>
+                  <w:rFonts w:ascii="Cambria Math" w:hAnsi="Cambria Math"/>
+                  <w:sz w:val="24"/>
+                  <w:szCs w:val="24"/>
+                </w:rPr>
+                <m:t xml:space="preserve">1</m:t>
+              </m:r>
+              <m:r>
+                <w:rPr>
+                  <w:rFonts w:ascii="Cambria Math" w:hAnsi="Cambria Math"/>
+                  <w:sz w:val="24"/>
+                  <w:szCs w:val="24"/>
+                </w:rPr>
+                <m:t xml:space="preserve">)</m:t>
+              </m:r>
+            </m:sup>
+          </m:sSubSup>
+        </m:oMath>
+      </m:oMathPara>
+    </w:p>
+    <w:p>
+      <w:pPr>
+        <w:pStyle w:val="Formula"/>
+      </w:pPr>
+      <m:oMathPara>
+        <m:oMathParaPr>
+          <m:jc m:val="left"/>
+        </m:oMathParaPr>
+        <m:oMath>
+          <m:sSub>
+            <m:e>
+              <m:r>
+                <w:rPr>
+                  <w:rFonts w:ascii="Cambria Math" w:hAnsi="Cambria Math"/>
+                  <w:sz w:val="24"/>
+                  <w:szCs w:val="24"/>
+                </w:rPr>
+                <m:t xml:space="preserve">N</m:t>
+              </m:r>
+            </m:e>
+            <m:sub>
+              <m:r>
+                <w:rPr>
+                  <w:rFonts w:ascii="Cambria Math" w:hAnsi="Cambria Math"/>
+                  <w:sz w:val="24"/>
+                  <w:szCs w:val="24"/>
+                </w:rPr>
+                <m:t xml:space="preserve">x</m:t>
+              </m:r>
+              <m:r>
+                <w:rPr>
+                  <w:rFonts w:ascii="Cambria Math" w:hAnsi="Cambria Math"/>
+                  <w:sz w:val="24"/>
+                  <w:szCs w:val="24"/>
+                </w:rPr>
+                <m:t xml:space="preserve">+</m:t>
+              </m:r>
+              <m:r>
+                <w:rPr>
+                  <w:rFonts w:ascii="Cambria Math" w:hAnsi="Cambria Math"/>
+                  <w:sz w:val="24"/>
+                  <w:szCs w:val="24"/>
+                </w:rPr>
+                <m:t xml:space="preserve">t</m:t>
+              </m:r>
+            </m:sub>
+          </m:sSub>
+          <m:r>
+            <w:rPr>
+              <w:rFonts w:ascii="Cambria Math" w:hAnsi="Cambria Math"/>
+              <w:sz w:val="24"/>
+              <w:szCs w:val="24"/>
+            </w:rPr>
+            <m:t xml:space="preserve"> = </m:t>
+          </m:r>
+          <m:sSubSup>
+            <m:e>
+              <m:r>
+                <w:rPr>
+                  <w:rFonts w:ascii="Cambria Math" w:hAnsi="Cambria Math"/>
+                  <w:sz w:val="24"/>
+                  <w:szCs w:val="24"/>
+                </w:rPr>
+                <m:t xml:space="preserve">N</m:t>
+              </m:r>
+            </m:e>
+            <m:sub>
+              <m:r>
+                <w:rPr>
+                  <w:rFonts w:ascii="Cambria Math" w:hAnsi="Cambria Math"/>
+                  <w:sz w:val="24"/>
+                  <w:szCs w:val="24"/>
+                </w:rPr>
+                <m:t xml:space="preserve">x</m:t>
+              </m:r>
+              <m:r>
+                <w:rPr>
+                  <w:rFonts w:ascii="Cambria Math" w:hAnsi="Cambria Math"/>
+                  <w:sz w:val="24"/>
+                  <w:szCs w:val="24"/>
+                </w:rPr>
+                <m:t xml:space="preserve">+</m:t>
+              </m:r>
+              <m:r>
+                <w:rPr>
+                  <w:rFonts w:ascii="Cambria Math" w:hAnsi="Cambria Math"/>
+                  <w:sz w:val="24"/>
+                  <w:szCs w:val="24"/>
+                </w:rPr>
+                <m:t xml:space="preserve">t</m:t>
+              </m:r>
+            </m:sub>
+            <m:sup>
+              <m:r>
+                <w:rPr>
+                  <w:rFonts w:ascii="Cambria Math" w:hAnsi="Cambria Math"/>
+                  <w:sz w:val="24"/>
+                  <w:szCs w:val="24"/>
+                </w:rPr>
+                <m:t xml:space="preserve">(</m:t>
+              </m:r>
+              <m:r>
+                <w:rPr>
+                  <w:rFonts w:ascii="Cambria Math" w:hAnsi="Cambria Math"/>
+                  <w:sz w:val="24"/>
+                  <w:szCs w:val="24"/>
+                </w:rPr>
+                <m:t xml:space="preserve">1</m:t>
+              </m:r>
+              <m:r>
+                <w:rPr>
+                  <w:rFonts w:ascii="Cambria Math" w:hAnsi="Cambria Math"/>
+                  <w:sz w:val="24"/>
+                  <w:szCs w:val="24"/>
+                </w:rPr>
+                <m:t xml:space="preserve">)</m:t>
+              </m:r>
+            </m:sup>
+          </m:sSubSup>
+        </m:oMath>
+      </m:oMathPara>
+    </w:p>
+    <w:p>
+      <w:pPr>
+        <w:pStyle w:val="FormulaText"/>
+      </w:pPr>
+      <w:r>
+        <w:t xml:space="preserve">보험료 납입 — 생존자 lx(3) (주계약 [납입])</w:t>
+      </w:r>
+    </w:p>
+    <w:p>
+      <w:pPr>
+        <w:pStyle w:val="Formula"/>
+      </w:pPr>
+      <m:oMathPara>
+        <m:oMathParaPr>
+          <m:jc m:val="left"/>
+        </m:oMathParaPr>
+        <m:oMath>
+          <m:sSub>
+            <m:e>
+              <m:r>
+                <w:rPr>
+                  <w:rFonts w:ascii="Cambria Math" w:hAnsi="Cambria Math"/>
+                  <w:sz w:val="24"/>
+                  <w:szCs w:val="24"/>
+                </w:rPr>
+                <m:t xml:space="preserve">D′</m:t>
+              </m:r>
+            </m:e>
+            <m:sub>
+              <m:r>
+                <w:rPr>
+                  <w:rFonts w:ascii="Cambria Math" w:hAnsi="Cambria Math"/>
+                  <w:sz w:val="24"/>
+                  <w:szCs w:val="24"/>
+                </w:rPr>
+                <m:t xml:space="preserve">x</m:t>
+              </m:r>
+              <m:r>
+                <w:rPr>
+                  <w:rFonts w:ascii="Cambria Math" w:hAnsi="Cambria Math"/>
+                  <w:sz w:val="24"/>
+                  <w:szCs w:val="24"/>
+                </w:rPr>
+                <m:t xml:space="preserve">+</m:t>
+              </m:r>
+              <m:r>
+                <w:rPr>
+                  <w:rFonts w:ascii="Cambria Math" w:hAnsi="Cambria Math"/>
+                  <w:sz w:val="24"/>
+                  <w:szCs w:val="24"/>
+                </w:rPr>
+                <m:t xml:space="preserve">t</m:t>
+              </m:r>
+            </m:sub>
+          </m:sSub>
+          <m:r>
+            <w:rPr>
+              <w:rFonts w:ascii="Cambria Math" w:hAnsi="Cambria Math"/>
+              <w:sz w:val="24"/>
+              <w:szCs w:val="24"/>
+            </w:rPr>
+            <m:t xml:space="preserve"> = </m:t>
+          </m:r>
+          <m:sSubSup>
+            <m:e>
+              <m:r>
+                <w:rPr>
+                  <w:rFonts w:ascii="Cambria Math" w:hAnsi="Cambria Math"/>
+                  <w:sz w:val="24"/>
+                  <w:szCs w:val="24"/>
+                </w:rPr>
+                <m:t xml:space="preserve">D</m:t>
+              </m:r>
+            </m:e>
+            <m:sub>
+              <m:r>
+                <w:rPr>
+                  <w:rFonts w:ascii="Cambria Math" w:hAnsi="Cambria Math"/>
+                  <w:sz w:val="24"/>
+                  <w:szCs w:val="24"/>
+                </w:rPr>
+                <m:t xml:space="preserve">x</m:t>
+              </m:r>
+              <m:r>
+                <w:rPr>
+                  <w:rFonts w:ascii="Cambria Math" w:hAnsi="Cambria Math"/>
+                  <w:sz w:val="24"/>
+                  <w:szCs w:val="24"/>
+                </w:rPr>
+                <m:t xml:space="preserve">+</m:t>
+              </m:r>
+              <m:r>
+                <w:rPr>
+                  <w:rFonts w:ascii="Cambria Math" w:hAnsi="Cambria Math"/>
+                  <w:sz w:val="24"/>
+                  <w:szCs w:val="24"/>
+                </w:rPr>
+                <m:t xml:space="preserve">t</m:t>
+              </m:r>
+            </m:sub>
+            <m:sup>
+              <m:r>
+                <w:rPr>
+                  <w:rFonts w:ascii="Cambria Math" w:hAnsi="Cambria Math"/>
+                  <w:sz w:val="24"/>
+                  <w:szCs w:val="24"/>
+                </w:rPr>
+                <m:t xml:space="preserve">(</m:t>
+              </m:r>
+              <m:r>
+                <w:rPr>
+                  <w:rFonts w:ascii="Cambria Math" w:hAnsi="Cambria Math"/>
+                  <w:sz w:val="24"/>
+                  <w:szCs w:val="24"/>
+                </w:rPr>
+                <m:t xml:space="preserve">3</m:t>
+              </m:r>
+              <m:r>
+                <w:rPr>
+                  <w:rFonts w:ascii="Cambria Math" w:hAnsi="Cambria Math"/>
+                  <w:sz w:val="24"/>
+                  <w:szCs w:val="24"/>
+                </w:rPr>
+                <m:t xml:space="preserve">)</m:t>
+              </m:r>
+            </m:sup>
+          </m:sSubSup>
+        </m:oMath>
+      </m:oMathPara>
+    </w:p>
+    <w:p>
+      <w:pPr>
+        <w:pStyle w:val="Formula"/>
+      </w:pPr>
+      <m:oMathPara>
+        <m:oMathParaPr>
+          <m:jc m:val="left"/>
+        </m:oMathParaPr>
+        <m:oMath>
+          <m:sSub>
+            <m:e>
+              <m:r>
+                <w:rPr>
+                  <w:rFonts w:ascii="Cambria Math" w:hAnsi="Cambria Math"/>
+                  <w:sz w:val="24"/>
+                  <w:szCs w:val="24"/>
+                </w:rPr>
+                <m:t xml:space="preserve">N′</m:t>
+              </m:r>
+            </m:e>
+            <m:sub>
+              <m:r>
+                <w:rPr>
+                  <w:rFonts w:ascii="Cambria Math" w:hAnsi="Cambria Math"/>
+                  <w:sz w:val="24"/>
+                  <w:szCs w:val="24"/>
+                </w:rPr>
+                <m:t xml:space="preserve">x</m:t>
+              </m:r>
+              <m:r>
+                <w:rPr>
+                  <w:rFonts w:ascii="Cambria Math" w:hAnsi="Cambria Math"/>
+                  <w:sz w:val="24"/>
+                  <w:szCs w:val="24"/>
+                </w:rPr>
+                <m:t xml:space="preserve">+</m:t>
+              </m:r>
+              <m:r>
+                <w:rPr>
+                  <w:rFonts w:ascii="Cambria Math" w:hAnsi="Cambria Math"/>
+                  <w:sz w:val="24"/>
+                  <w:szCs w:val="24"/>
+                </w:rPr>
+                <m:t xml:space="preserve">t</m:t>
+              </m:r>
+            </m:sub>
+          </m:sSub>
+          <m:r>
+            <w:rPr>
+              <w:rFonts w:ascii="Cambria Math" w:hAnsi="Cambria Math"/>
+              <w:sz w:val="24"/>
+              <w:szCs w:val="24"/>
+            </w:rPr>
+            <m:t xml:space="preserve"> = </m:t>
+          </m:r>
+          <m:sSubSup>
+            <m:e>
+              <m:r>
+                <w:rPr>
+                  <w:rFonts w:ascii="Cambria Math" w:hAnsi="Cambria Math"/>
+                  <w:sz w:val="24"/>
+                  <w:szCs w:val="24"/>
+                </w:rPr>
+                <m:t xml:space="preserve">N</m:t>
+              </m:r>
+            </m:e>
+            <m:sub>
+              <m:r>
+                <w:rPr>
+                  <w:rFonts w:ascii="Cambria Math" w:hAnsi="Cambria Math"/>
+                  <w:sz w:val="24"/>
+                  <w:szCs w:val="24"/>
+                </w:rPr>
+                <m:t xml:space="preserve">x</m:t>
+              </m:r>
+              <m:r>
+                <w:rPr>
+                  <w:rFonts w:ascii="Cambria Math" w:hAnsi="Cambria Math"/>
+                  <w:sz w:val="24"/>
+                  <w:szCs w:val="24"/>
+                </w:rPr>
+                <m:t xml:space="preserve">+</m:t>
+              </m:r>
+              <m:r>
+                <w:rPr>
+                  <w:rFonts w:ascii="Cambria Math" w:hAnsi="Cambria Math"/>
+                  <w:sz w:val="24"/>
+                  <w:szCs w:val="24"/>
+                </w:rPr>
+                <m:t xml:space="preserve">t</m:t>
+              </m:r>
+            </m:sub>
+            <m:sup>
+              <m:r>
+                <w:rPr>
+                  <w:rFonts w:ascii="Cambria Math" w:hAnsi="Cambria Math"/>
+                  <w:sz w:val="24"/>
+                  <w:szCs w:val="24"/>
+                </w:rPr>
+                <m:t xml:space="preserve">(</m:t>
+              </m:r>
+              <m:r>
+                <w:rPr>
+                  <w:rFonts w:ascii="Cambria Math" w:hAnsi="Cambria Math"/>
+                  <w:sz w:val="24"/>
+                  <w:szCs w:val="24"/>
+                </w:rPr>
+                <m:t xml:space="preserve">3</m:t>
+              </m:r>
+              <m:r>
+                <w:rPr>
+                  <w:rFonts w:ascii="Cambria Math" w:hAnsi="Cambria Math"/>
+                  <w:sz w:val="24"/>
+                  <w:szCs w:val="24"/>
+                </w:rPr>
+                <m:t xml:space="preserve">)</m:t>
+              </m:r>
+            </m:sup>
+          </m:sSubSup>
+        </m:oMath>
+      </m:oMathPara>
     </w:p>
     <w:p>
       <w:pPr>
@@ -5361,7 +7403,7 @@
             </w:rPr>
             <m:t xml:space="preserve"> = </m:t>
           </m:r>
-          <m:sSub>
+          <m:sSubSup>
             <m:e>
               <m:r>
                 <w:rPr>
@@ -5398,7 +7440,33 @@
                 <m:t xml:space="preserve">t</m:t>
               </m:r>
             </m:sub>
-          </m:sSub>
+            <m:sup>
+              <m:r>
+                <w:rPr>
+                  <w:rFonts w:ascii="Cambria Math" w:hAnsi="Cambria Math"/>
+                  <w:sz w:val="24"/>
+                  <w:szCs w:val="24"/>
+                </w:rPr>
+                <m:t xml:space="preserve">(</m:t>
+              </m:r>
+              <m:r>
+                <w:rPr>
+                  <w:rFonts w:ascii="Cambria Math" w:hAnsi="Cambria Math"/>
+                  <w:sz w:val="24"/>
+                  <w:szCs w:val="24"/>
+                </w:rPr>
+                <m:t xml:space="preserve">1</m:t>
+              </m:r>
+              <m:r>
+                <w:rPr>
+                  <w:rFonts w:ascii="Cambria Math" w:hAnsi="Cambria Math"/>
+                  <w:sz w:val="24"/>
+                  <w:szCs w:val="24"/>
+                </w:rPr>
+                <m:t xml:space="preserve">)</m:t>
+              </m:r>
+            </m:sup>
+          </m:sSubSup>
           <m:r>
             <w:rPr>
               <w:rFonts w:ascii="Cambria Math" w:hAnsi="Cambria Math"/>
@@ -5407,7 +7475,7 @@
             </w:rPr>
             <m:t xml:space="preserve">·</m:t>
           </m:r>
-          <m:sSub>
+          <m:sSubSup>
             <m:e>
               <m:r>
                 <w:rPr>
@@ -5444,7 +7512,33 @@
                 <m:t xml:space="preserve">t</m:t>
               </m:r>
             </m:sub>
-          </m:sSub>
+            <m:sup>
+              <m:r>
+                <w:rPr>
+                  <w:rFonts w:ascii="Cambria Math" w:hAnsi="Cambria Math"/>
+                  <w:sz w:val="24"/>
+                  <w:szCs w:val="24"/>
+                </w:rPr>
+                <m:t xml:space="preserve">(</m:t>
+              </m:r>
+              <m:r>
+                <w:rPr>
+                  <w:rFonts w:ascii="Cambria Math" w:hAnsi="Cambria Math"/>
+                  <w:sz w:val="24"/>
+                  <w:szCs w:val="24"/>
+                </w:rPr>
+                <m:t xml:space="preserve">1</m:t>
+              </m:r>
+              <m:r>
+                <w:rPr>
+                  <w:rFonts w:ascii="Cambria Math" w:hAnsi="Cambria Math"/>
+                  <w:sz w:val="24"/>
+                  <w:szCs w:val="24"/>
+                </w:rPr>
+                <m:t xml:space="preserve">)</m:t>
+              </m:r>
+            </m:sup>
+          </m:sSubSup>
           <m:r>
             <w:rPr>
               <w:rFonts w:ascii="Cambria Math" w:hAnsi="Cambria Math"/>
@@ -5934,20 +8028,76 @@
               <w:spacing w:before="30" w:after="30"/>
             </w:pPr>
             <w:r>
-              <w:t xml:space="preserve">탈퇴 위험률</w:t>
-            </w:r>
-          </w:p>
-        </w:tc>
-        <w:tc>
-          <w:tcPr>
-            <w:tcW w:w="0" w:type="auto"/>
-          </w:tcPr>
-          <w:p>
-            <w:pPr>
-              <w:spacing w:before="30" w:after="30"/>
-            </w:pPr>
-            <w:r>
-              <w:t xml:space="preserve">사망률 및 암발생률</w:t>
+              <w:t xml:space="preserve">생존자</w:t>
+            </w:r>
+          </w:p>
+        </w:tc>
+        <w:tc>
+          <w:tcPr>
+            <w:tcW w:w="0" w:type="auto"/>
+          </w:tcPr>
+          <w:p>
+            <w:pPr>
+              <w:spacing w:before="30" w:after="30"/>
+            </w:pPr>
+            <w:r>
+              <w:t xml:space="preserve">lx(2) — 생존자(사망X, 암X)</w:t>
+            </w:r>
+          </w:p>
+        </w:tc>
+      </w:tr>
+      <w:tr>
+        <w:tc>
+          <w:tcPr>
+            <w:tcW w:w="0" w:type="auto"/>
+          </w:tcPr>
+          <w:p>
+            <w:pPr>
+              <w:spacing w:before="30" w:after="30"/>
+            </w:pPr>
+            <w:r>
+              <w:t xml:space="preserve">급부 위험률</w:t>
+            </w:r>
+          </w:p>
+        </w:tc>
+        <w:tc>
+          <w:tcPr>
+            <w:tcW w:w="0" w:type="auto"/>
+          </w:tcPr>
+          <w:p>
+            <w:pPr>
+              <w:spacing w:before="30" w:after="30"/>
+            </w:pPr>
+            <w:r>
+              <w:t xml:space="preserve">탈퇴 사유에서 — 암발생률</w:t>
+            </w:r>
+          </w:p>
+        </w:tc>
+      </w:tr>
+      <w:tr>
+        <w:tc>
+          <w:tcPr>
+            <w:tcW w:w="0" w:type="auto"/>
+          </w:tcPr>
+          <w:p>
+            <w:pPr>
+              <w:spacing w:before="30" w:after="30"/>
+            </w:pPr>
+            <w:r>
+              <w:t xml:space="preserve">계산기수</w:t>
+            </w:r>
+          </w:p>
+        </w:tc>
+        <w:tc>
+          <w:tcPr>
+            <w:tcW w:w="0" w:type="auto"/>
+          </w:tcPr>
+          <w:p>
+            <w:pPr>
+              <w:spacing w:before="30" w:after="30"/>
+            </w:pPr>
+            <w:r>
+              <w:t xml:space="preserve">Cx · Mx</w:t>
             </w:r>
           </w:p>
         </w:tc>
@@ -5959,8 +8109,634 @@
         <w:pStyle w:val="FormulaLabel"/>
       </w:pPr>
       <w:r>
-        <w:t xml:space="preserve">[식] 보험금의 현가 — 암 진단</w:t>
+        <w:t xml:space="preserve">[식] 보험금 — 암 진단</w:t>
       </w:r>
+    </w:p>
+    <w:p>
+      <w:pPr>
+        <w:pStyle w:val="FormulaText"/>
+      </w:pPr>
+      <w:r>
+        <w:t xml:space="preserve">생존자 — lx(2) 생존자(사망X, 암X) 를 가져다 쓴다</w:t>
+      </w:r>
+    </w:p>
+    <w:p>
+      <w:pPr>
+        <w:pStyle w:val="Formula"/>
+      </w:pPr>
+      <m:oMathPara>
+        <m:oMathParaPr>
+          <m:jc m:val="left"/>
+        </m:oMathParaPr>
+        <m:oMath>
+          <m:sSub>
+            <m:e>
+              <m:r>
+                <w:rPr>
+                  <w:rFonts w:ascii="Cambria Math" w:hAnsi="Cambria Math"/>
+                  <w:sz w:val="24"/>
+                  <w:szCs w:val="24"/>
+                </w:rPr>
+                <m:t xml:space="preserve">l</m:t>
+              </m:r>
+            </m:e>
+            <m:sub>
+              <m:r>
+                <w:rPr>
+                  <w:rFonts w:ascii="Cambria Math" w:hAnsi="Cambria Math"/>
+                  <w:sz w:val="24"/>
+                  <w:szCs w:val="24"/>
+                </w:rPr>
+                <m:t xml:space="preserve">x</m:t>
+              </m:r>
+              <m:r>
+                <w:rPr>
+                  <w:rFonts w:ascii="Cambria Math" w:hAnsi="Cambria Math"/>
+                  <w:sz w:val="24"/>
+                  <w:szCs w:val="24"/>
+                </w:rPr>
+                <m:t xml:space="preserve">+</m:t>
+              </m:r>
+              <m:r>
+                <w:rPr>
+                  <w:rFonts w:ascii="Cambria Math" w:hAnsi="Cambria Math"/>
+                  <w:sz w:val="24"/>
+                  <w:szCs w:val="24"/>
+                </w:rPr>
+                <m:t xml:space="preserve">t</m:t>
+              </m:r>
+            </m:sub>
+          </m:sSub>
+          <m:r>
+            <w:rPr>
+              <w:rFonts w:ascii="Cambria Math" w:hAnsi="Cambria Math"/>
+              <w:sz w:val="24"/>
+              <w:szCs w:val="24"/>
+            </w:rPr>
+            <m:t xml:space="preserve"> = </m:t>
+          </m:r>
+          <m:sSubSup>
+            <m:e>
+              <m:r>
+                <w:rPr>
+                  <w:rFonts w:ascii="Cambria Math" w:hAnsi="Cambria Math"/>
+                  <w:sz w:val="24"/>
+                  <w:szCs w:val="24"/>
+                </w:rPr>
+                <m:t xml:space="preserve">l</m:t>
+              </m:r>
+            </m:e>
+            <m:sub>
+              <m:r>
+                <w:rPr>
+                  <w:rFonts w:ascii="Cambria Math" w:hAnsi="Cambria Math"/>
+                  <w:sz w:val="24"/>
+                  <w:szCs w:val="24"/>
+                </w:rPr>
+                <m:t xml:space="preserve">x</m:t>
+              </m:r>
+              <m:r>
+                <w:rPr>
+                  <w:rFonts w:ascii="Cambria Math" w:hAnsi="Cambria Math"/>
+                  <w:sz w:val="24"/>
+                  <w:szCs w:val="24"/>
+                </w:rPr>
+                <m:t xml:space="preserve">+</m:t>
+              </m:r>
+              <m:r>
+                <w:rPr>
+                  <w:rFonts w:ascii="Cambria Math" w:hAnsi="Cambria Math"/>
+                  <w:sz w:val="24"/>
+                  <w:szCs w:val="24"/>
+                </w:rPr>
+                <m:t xml:space="preserve">t</m:t>
+              </m:r>
+            </m:sub>
+            <m:sup>
+              <m:r>
+                <w:rPr>
+                  <w:rFonts w:ascii="Cambria Math" w:hAnsi="Cambria Math"/>
+                  <w:sz w:val="24"/>
+                  <w:szCs w:val="24"/>
+                </w:rPr>
+                <m:t xml:space="preserve">(</m:t>
+              </m:r>
+              <m:r>
+                <w:rPr>
+                  <w:rFonts w:ascii="Cambria Math" w:hAnsi="Cambria Math"/>
+                  <w:sz w:val="24"/>
+                  <w:szCs w:val="24"/>
+                </w:rPr>
+                <m:t xml:space="preserve">2</m:t>
+              </m:r>
+              <m:r>
+                <w:rPr>
+                  <w:rFonts w:ascii="Cambria Math" w:hAnsi="Cambria Math"/>
+                  <w:sz w:val="24"/>
+                  <w:szCs w:val="24"/>
+                </w:rPr>
+                <m:t xml:space="preserve">)</m:t>
+              </m:r>
+            </m:sup>
+          </m:sSubSup>
+        </m:oMath>
+      </m:oMathPara>
+    </w:p>
+    <w:p>
+      <w:pPr>
+        <w:pStyle w:val="Formula"/>
+      </w:pPr>
+      <m:oMathPara>
+        <m:oMathParaPr>
+          <m:jc m:val="left"/>
+        </m:oMathParaPr>
+        <m:oMath>
+          <m:sSub>
+            <m:e>
+              <m:r>
+                <w:rPr>
+                  <w:rFonts w:ascii="Cambria Math" w:hAnsi="Cambria Math"/>
+                  <w:sz w:val="24"/>
+                  <w:szCs w:val="24"/>
+                </w:rPr>
+                <m:t xml:space="preserve">D</m:t>
+              </m:r>
+            </m:e>
+            <m:sub>
+              <m:r>
+                <w:rPr>
+                  <w:rFonts w:ascii="Cambria Math" w:hAnsi="Cambria Math"/>
+                  <w:sz w:val="24"/>
+                  <w:szCs w:val="24"/>
+                </w:rPr>
+                <m:t xml:space="preserve">x</m:t>
+              </m:r>
+              <m:r>
+                <w:rPr>
+                  <w:rFonts w:ascii="Cambria Math" w:hAnsi="Cambria Math"/>
+                  <w:sz w:val="24"/>
+                  <w:szCs w:val="24"/>
+                </w:rPr>
+                <m:t xml:space="preserve">+</m:t>
+              </m:r>
+              <m:r>
+                <w:rPr>
+                  <w:rFonts w:ascii="Cambria Math" w:hAnsi="Cambria Math"/>
+                  <w:sz w:val="24"/>
+                  <w:szCs w:val="24"/>
+                </w:rPr>
+                <m:t xml:space="preserve">t</m:t>
+              </m:r>
+            </m:sub>
+          </m:sSub>
+          <m:r>
+            <w:rPr>
+              <w:rFonts w:ascii="Cambria Math" w:hAnsi="Cambria Math"/>
+              <w:sz w:val="24"/>
+              <w:szCs w:val="24"/>
+            </w:rPr>
+            <m:t xml:space="preserve"> = </m:t>
+          </m:r>
+          <m:sSubSup>
+            <m:e>
+              <m:r>
+                <w:rPr>
+                  <w:rFonts w:ascii="Cambria Math" w:hAnsi="Cambria Math"/>
+                  <w:sz w:val="24"/>
+                  <w:szCs w:val="24"/>
+                </w:rPr>
+                <m:t xml:space="preserve">D</m:t>
+              </m:r>
+            </m:e>
+            <m:sub>
+              <m:r>
+                <w:rPr>
+                  <w:rFonts w:ascii="Cambria Math" w:hAnsi="Cambria Math"/>
+                  <w:sz w:val="24"/>
+                  <w:szCs w:val="24"/>
+                </w:rPr>
+                <m:t xml:space="preserve">x</m:t>
+              </m:r>
+              <m:r>
+                <w:rPr>
+                  <w:rFonts w:ascii="Cambria Math" w:hAnsi="Cambria Math"/>
+                  <w:sz w:val="24"/>
+                  <w:szCs w:val="24"/>
+                </w:rPr>
+                <m:t xml:space="preserve">+</m:t>
+              </m:r>
+              <m:r>
+                <w:rPr>
+                  <w:rFonts w:ascii="Cambria Math" w:hAnsi="Cambria Math"/>
+                  <w:sz w:val="24"/>
+                  <w:szCs w:val="24"/>
+                </w:rPr>
+                <m:t xml:space="preserve">t</m:t>
+              </m:r>
+            </m:sub>
+            <m:sup>
+              <m:r>
+                <w:rPr>
+                  <w:rFonts w:ascii="Cambria Math" w:hAnsi="Cambria Math"/>
+                  <w:sz w:val="24"/>
+                  <w:szCs w:val="24"/>
+                </w:rPr>
+                <m:t xml:space="preserve">(</m:t>
+              </m:r>
+              <m:r>
+                <w:rPr>
+                  <w:rFonts w:ascii="Cambria Math" w:hAnsi="Cambria Math"/>
+                  <w:sz w:val="24"/>
+                  <w:szCs w:val="24"/>
+                </w:rPr>
+                <m:t xml:space="preserve">2</m:t>
+              </m:r>
+              <m:r>
+                <w:rPr>
+                  <w:rFonts w:ascii="Cambria Math" w:hAnsi="Cambria Math"/>
+                  <w:sz w:val="24"/>
+                  <w:szCs w:val="24"/>
+                </w:rPr>
+                <m:t xml:space="preserve">)</m:t>
+              </m:r>
+            </m:sup>
+          </m:sSubSup>
+        </m:oMath>
+      </m:oMathPara>
+    </w:p>
+    <w:p>
+      <w:pPr>
+        <w:pStyle w:val="Formula"/>
+      </w:pPr>
+      <m:oMathPara>
+        <m:oMathParaPr>
+          <m:jc m:val="left"/>
+        </m:oMathParaPr>
+        <m:oMath>
+          <m:sSub>
+            <m:e>
+              <m:r>
+                <w:rPr>
+                  <w:rFonts w:ascii="Cambria Math" w:hAnsi="Cambria Math"/>
+                  <w:sz w:val="24"/>
+                  <w:szCs w:val="24"/>
+                </w:rPr>
+                <m:t xml:space="preserve">N</m:t>
+              </m:r>
+            </m:e>
+            <m:sub>
+              <m:r>
+                <w:rPr>
+                  <w:rFonts w:ascii="Cambria Math" w:hAnsi="Cambria Math"/>
+                  <w:sz w:val="24"/>
+                  <w:szCs w:val="24"/>
+                </w:rPr>
+                <m:t xml:space="preserve">x</m:t>
+              </m:r>
+              <m:r>
+                <w:rPr>
+                  <w:rFonts w:ascii="Cambria Math" w:hAnsi="Cambria Math"/>
+                  <w:sz w:val="24"/>
+                  <w:szCs w:val="24"/>
+                </w:rPr>
+                <m:t xml:space="preserve">+</m:t>
+              </m:r>
+              <m:r>
+                <w:rPr>
+                  <w:rFonts w:ascii="Cambria Math" w:hAnsi="Cambria Math"/>
+                  <w:sz w:val="24"/>
+                  <w:szCs w:val="24"/>
+                </w:rPr>
+                <m:t xml:space="preserve">t</m:t>
+              </m:r>
+            </m:sub>
+          </m:sSub>
+          <m:r>
+            <w:rPr>
+              <w:rFonts w:ascii="Cambria Math" w:hAnsi="Cambria Math"/>
+              <w:sz w:val="24"/>
+              <w:szCs w:val="24"/>
+            </w:rPr>
+            <m:t xml:space="preserve"> = </m:t>
+          </m:r>
+          <m:sSubSup>
+            <m:e>
+              <m:r>
+                <w:rPr>
+                  <w:rFonts w:ascii="Cambria Math" w:hAnsi="Cambria Math"/>
+                  <w:sz w:val="24"/>
+                  <w:szCs w:val="24"/>
+                </w:rPr>
+                <m:t xml:space="preserve">N</m:t>
+              </m:r>
+            </m:e>
+            <m:sub>
+              <m:r>
+                <w:rPr>
+                  <w:rFonts w:ascii="Cambria Math" w:hAnsi="Cambria Math"/>
+                  <w:sz w:val="24"/>
+                  <w:szCs w:val="24"/>
+                </w:rPr>
+                <m:t xml:space="preserve">x</m:t>
+              </m:r>
+              <m:r>
+                <w:rPr>
+                  <w:rFonts w:ascii="Cambria Math" w:hAnsi="Cambria Math"/>
+                  <w:sz w:val="24"/>
+                  <w:szCs w:val="24"/>
+                </w:rPr>
+                <m:t xml:space="preserve">+</m:t>
+              </m:r>
+              <m:r>
+                <w:rPr>
+                  <w:rFonts w:ascii="Cambria Math" w:hAnsi="Cambria Math"/>
+                  <w:sz w:val="24"/>
+                  <w:szCs w:val="24"/>
+                </w:rPr>
+                <m:t xml:space="preserve">t</m:t>
+              </m:r>
+            </m:sub>
+            <m:sup>
+              <m:r>
+                <w:rPr>
+                  <w:rFonts w:ascii="Cambria Math" w:hAnsi="Cambria Math"/>
+                  <w:sz w:val="24"/>
+                  <w:szCs w:val="24"/>
+                </w:rPr>
+                <m:t xml:space="preserve">(</m:t>
+              </m:r>
+              <m:r>
+                <w:rPr>
+                  <w:rFonts w:ascii="Cambria Math" w:hAnsi="Cambria Math"/>
+                  <w:sz w:val="24"/>
+                  <w:szCs w:val="24"/>
+                </w:rPr>
+                <m:t xml:space="preserve">2</m:t>
+              </m:r>
+              <m:r>
+                <w:rPr>
+                  <w:rFonts w:ascii="Cambria Math" w:hAnsi="Cambria Math"/>
+                  <w:sz w:val="24"/>
+                  <w:szCs w:val="24"/>
+                </w:rPr>
+                <m:t xml:space="preserve">)</m:t>
+              </m:r>
+            </m:sup>
+          </m:sSubSup>
+        </m:oMath>
+      </m:oMathPara>
+    </w:p>
+    <w:p>
+      <w:pPr>
+        <w:pStyle w:val="FormulaText"/>
+      </w:pPr>
+      <w:r>
+        <w:t xml:space="preserve">보험료 납입 — 생존자 lx(3) (주계약 [납입])</w:t>
+      </w:r>
+    </w:p>
+    <w:p>
+      <w:pPr>
+        <w:pStyle w:val="Formula"/>
+      </w:pPr>
+      <m:oMathPara>
+        <m:oMathParaPr>
+          <m:jc m:val="left"/>
+        </m:oMathParaPr>
+        <m:oMath>
+          <m:sSub>
+            <m:e>
+              <m:r>
+                <w:rPr>
+                  <w:rFonts w:ascii="Cambria Math" w:hAnsi="Cambria Math"/>
+                  <w:sz w:val="24"/>
+                  <w:szCs w:val="24"/>
+                </w:rPr>
+                <m:t xml:space="preserve">D′</m:t>
+              </m:r>
+            </m:e>
+            <m:sub>
+              <m:r>
+                <w:rPr>
+                  <w:rFonts w:ascii="Cambria Math" w:hAnsi="Cambria Math"/>
+                  <w:sz w:val="24"/>
+                  <w:szCs w:val="24"/>
+                </w:rPr>
+                <m:t xml:space="preserve">x</m:t>
+              </m:r>
+              <m:r>
+                <w:rPr>
+                  <w:rFonts w:ascii="Cambria Math" w:hAnsi="Cambria Math"/>
+                  <w:sz w:val="24"/>
+                  <w:szCs w:val="24"/>
+                </w:rPr>
+                <m:t xml:space="preserve">+</m:t>
+              </m:r>
+              <m:r>
+                <w:rPr>
+                  <w:rFonts w:ascii="Cambria Math" w:hAnsi="Cambria Math"/>
+                  <w:sz w:val="24"/>
+                  <w:szCs w:val="24"/>
+                </w:rPr>
+                <m:t xml:space="preserve">t</m:t>
+              </m:r>
+            </m:sub>
+          </m:sSub>
+          <m:r>
+            <w:rPr>
+              <w:rFonts w:ascii="Cambria Math" w:hAnsi="Cambria Math"/>
+              <w:sz w:val="24"/>
+              <w:szCs w:val="24"/>
+            </w:rPr>
+            <m:t xml:space="preserve"> = </m:t>
+          </m:r>
+          <m:sSubSup>
+            <m:e>
+              <m:r>
+                <w:rPr>
+                  <w:rFonts w:ascii="Cambria Math" w:hAnsi="Cambria Math"/>
+                  <w:sz w:val="24"/>
+                  <w:szCs w:val="24"/>
+                </w:rPr>
+                <m:t xml:space="preserve">D</m:t>
+              </m:r>
+            </m:e>
+            <m:sub>
+              <m:r>
+                <w:rPr>
+                  <w:rFonts w:ascii="Cambria Math" w:hAnsi="Cambria Math"/>
+                  <w:sz w:val="24"/>
+                  <w:szCs w:val="24"/>
+                </w:rPr>
+                <m:t xml:space="preserve">x</m:t>
+              </m:r>
+              <m:r>
+                <w:rPr>
+                  <w:rFonts w:ascii="Cambria Math" w:hAnsi="Cambria Math"/>
+                  <w:sz w:val="24"/>
+                  <w:szCs w:val="24"/>
+                </w:rPr>
+                <m:t xml:space="preserve">+</m:t>
+              </m:r>
+              <m:r>
+                <w:rPr>
+                  <w:rFonts w:ascii="Cambria Math" w:hAnsi="Cambria Math"/>
+                  <w:sz w:val="24"/>
+                  <w:szCs w:val="24"/>
+                </w:rPr>
+                <m:t xml:space="preserve">t</m:t>
+              </m:r>
+            </m:sub>
+            <m:sup>
+              <m:r>
+                <w:rPr>
+                  <w:rFonts w:ascii="Cambria Math" w:hAnsi="Cambria Math"/>
+                  <w:sz w:val="24"/>
+                  <w:szCs w:val="24"/>
+                </w:rPr>
+                <m:t xml:space="preserve">(</m:t>
+              </m:r>
+              <m:r>
+                <w:rPr>
+                  <w:rFonts w:ascii="Cambria Math" w:hAnsi="Cambria Math"/>
+                  <w:sz w:val="24"/>
+                  <w:szCs w:val="24"/>
+                </w:rPr>
+                <m:t xml:space="preserve">3</m:t>
+              </m:r>
+              <m:r>
+                <w:rPr>
+                  <w:rFonts w:ascii="Cambria Math" w:hAnsi="Cambria Math"/>
+                  <w:sz w:val="24"/>
+                  <w:szCs w:val="24"/>
+                </w:rPr>
+                <m:t xml:space="preserve">)</m:t>
+              </m:r>
+            </m:sup>
+          </m:sSubSup>
+        </m:oMath>
+      </m:oMathPara>
+    </w:p>
+    <w:p>
+      <w:pPr>
+        <w:pStyle w:val="Formula"/>
+      </w:pPr>
+      <m:oMathPara>
+        <m:oMathParaPr>
+          <m:jc m:val="left"/>
+        </m:oMathParaPr>
+        <m:oMath>
+          <m:sSub>
+            <m:e>
+              <m:r>
+                <w:rPr>
+                  <w:rFonts w:ascii="Cambria Math" w:hAnsi="Cambria Math"/>
+                  <w:sz w:val="24"/>
+                  <w:szCs w:val="24"/>
+                </w:rPr>
+                <m:t xml:space="preserve">N′</m:t>
+              </m:r>
+            </m:e>
+            <m:sub>
+              <m:r>
+                <w:rPr>
+                  <w:rFonts w:ascii="Cambria Math" w:hAnsi="Cambria Math"/>
+                  <w:sz w:val="24"/>
+                  <w:szCs w:val="24"/>
+                </w:rPr>
+                <m:t xml:space="preserve">x</m:t>
+              </m:r>
+              <m:r>
+                <w:rPr>
+                  <w:rFonts w:ascii="Cambria Math" w:hAnsi="Cambria Math"/>
+                  <w:sz w:val="24"/>
+                  <w:szCs w:val="24"/>
+                </w:rPr>
+                <m:t xml:space="preserve">+</m:t>
+              </m:r>
+              <m:r>
+                <w:rPr>
+                  <w:rFonts w:ascii="Cambria Math" w:hAnsi="Cambria Math"/>
+                  <w:sz w:val="24"/>
+                  <w:szCs w:val="24"/>
+                </w:rPr>
+                <m:t xml:space="preserve">t</m:t>
+              </m:r>
+            </m:sub>
+          </m:sSub>
+          <m:r>
+            <w:rPr>
+              <w:rFonts w:ascii="Cambria Math" w:hAnsi="Cambria Math"/>
+              <w:sz w:val="24"/>
+              <w:szCs w:val="24"/>
+            </w:rPr>
+            <m:t xml:space="preserve"> = </m:t>
+          </m:r>
+          <m:sSubSup>
+            <m:e>
+              <m:r>
+                <w:rPr>
+                  <w:rFonts w:ascii="Cambria Math" w:hAnsi="Cambria Math"/>
+                  <w:sz w:val="24"/>
+                  <w:szCs w:val="24"/>
+                </w:rPr>
+                <m:t xml:space="preserve">N</m:t>
+              </m:r>
+            </m:e>
+            <m:sub>
+              <m:r>
+                <w:rPr>
+                  <w:rFonts w:ascii="Cambria Math" w:hAnsi="Cambria Math"/>
+                  <w:sz w:val="24"/>
+                  <w:szCs w:val="24"/>
+                </w:rPr>
+                <m:t xml:space="preserve">x</m:t>
+              </m:r>
+              <m:r>
+                <w:rPr>
+                  <w:rFonts w:ascii="Cambria Math" w:hAnsi="Cambria Math"/>
+                  <w:sz w:val="24"/>
+                  <w:szCs w:val="24"/>
+                </w:rPr>
+                <m:t xml:space="preserve">+</m:t>
+              </m:r>
+              <m:r>
+                <w:rPr>
+                  <w:rFonts w:ascii="Cambria Math" w:hAnsi="Cambria Math"/>
+                  <w:sz w:val="24"/>
+                  <w:szCs w:val="24"/>
+                </w:rPr>
+                <m:t xml:space="preserve">t</m:t>
+              </m:r>
+            </m:sub>
+            <m:sup>
+              <m:r>
+                <w:rPr>
+                  <w:rFonts w:ascii="Cambria Math" w:hAnsi="Cambria Math"/>
+                  <w:sz w:val="24"/>
+                  <w:szCs w:val="24"/>
+                </w:rPr>
+                <m:t xml:space="preserve">(</m:t>
+              </m:r>
+              <m:r>
+                <w:rPr>
+                  <w:rFonts w:ascii="Cambria Math" w:hAnsi="Cambria Math"/>
+                  <w:sz w:val="24"/>
+                  <w:szCs w:val="24"/>
+                </w:rPr>
+                <m:t xml:space="preserve">3</m:t>
+              </m:r>
+              <m:r>
+                <w:rPr>
+                  <w:rFonts w:ascii="Cambria Math" w:hAnsi="Cambria Math"/>
+                  <w:sz w:val="24"/>
+                  <w:szCs w:val="24"/>
+                </w:rPr>
+                <m:t xml:space="preserve">)</m:t>
+              </m:r>
+            </m:sup>
+          </m:sSubSup>
+        </m:oMath>
+      </m:oMathPara>
     </w:p>
     <w:p>
       <w:pPr>
@@ -6206,7 +8982,7 @@
             </w:rPr>
             <m:t xml:space="preserve"> = </m:t>
           </m:r>
-          <m:sSub>
+          <m:sSubSup>
             <m:e>
               <m:r>
                 <w:rPr>
@@ -6243,7 +9019,33 @@
                 <m:t xml:space="preserve">t</m:t>
               </m:r>
             </m:sub>
-          </m:sSub>
+            <m:sup>
+              <m:r>
+                <w:rPr>
+                  <w:rFonts w:ascii="Cambria Math" w:hAnsi="Cambria Math"/>
+                  <w:sz w:val="24"/>
+                  <w:szCs w:val="24"/>
+                </w:rPr>
+                <m:t xml:space="preserve">(</m:t>
+              </m:r>
+              <m:r>
+                <w:rPr>
+                  <w:rFonts w:ascii="Cambria Math" w:hAnsi="Cambria Math"/>
+                  <w:sz w:val="24"/>
+                  <w:szCs w:val="24"/>
+                </w:rPr>
+                <m:t xml:space="preserve">2</m:t>
+              </m:r>
+              <m:r>
+                <w:rPr>
+                  <w:rFonts w:ascii="Cambria Math" w:hAnsi="Cambria Math"/>
+                  <w:sz w:val="24"/>
+                  <w:szCs w:val="24"/>
+                </w:rPr>
+                <m:t xml:space="preserve">)</m:t>
+              </m:r>
+            </m:sup>
+          </m:sSubSup>
           <m:r>
             <w:rPr>
               <w:rFonts w:ascii="Cambria Math" w:hAnsi="Cambria Math"/>
@@ -6252,7 +9054,7 @@
             </w:rPr>
             <m:t xml:space="preserve">·</m:t>
           </m:r>
-          <m:sSub>
+          <m:sSubSup>
             <m:e>
               <m:r>
                 <w:rPr>
@@ -6289,7 +9091,33 @@
                 <m:t xml:space="preserve">t</m:t>
               </m:r>
             </m:sub>
-          </m:sSub>
+            <m:sup>
+              <m:r>
+                <w:rPr>
+                  <w:rFonts w:ascii="Cambria Math" w:hAnsi="Cambria Math"/>
+                  <w:sz w:val="24"/>
+                  <w:szCs w:val="24"/>
+                </w:rPr>
+                <m:t xml:space="preserve">(</m:t>
+              </m:r>
+              <m:r>
+                <w:rPr>
+                  <w:rFonts w:ascii="Cambria Math" w:hAnsi="Cambria Math"/>
+                  <w:sz w:val="24"/>
+                  <w:szCs w:val="24"/>
+                </w:rPr>
+                <m:t xml:space="preserve">2</m:t>
+              </m:r>
+              <m:r>
+                <w:rPr>
+                  <w:rFonts w:ascii="Cambria Math" w:hAnsi="Cambria Math"/>
+                  <w:sz w:val="24"/>
+                  <w:szCs w:val="24"/>
+                </w:rPr>
+                <m:t xml:space="preserve">)</m:t>
+              </m:r>
+            </m:sup>
+          </m:sSubSup>
           <m:r>
             <w:rPr>
               <w:rFonts w:ascii="Cambria Math" w:hAnsi="Cambria Math"/>
@@ -6611,7 +9439,303 @@
         <w:pStyle w:val="Heading2"/>
       </w:pPr>
       <w:r>
-        <w:t xml:space="preserve">바. 순보험료 및 영업보험료</w:t>
+        <w:t xml:space="preserve">마. 순보험료 및 영업보험료</w:t>
+      </w:r>
+    </w:p>
+    <w:p>
+      <w:pPr>
+        <w:pStyle w:val="FormulaLabel"/>
+      </w:pPr>
+      <w:r>
+        <w:t xml:space="preserve">[식] 연납 환산 납입기수 (N*)</w:t>
+      </w:r>
+    </w:p>
+    <w:p>
+      <w:pPr>
+        <w:pStyle w:val="Formula"/>
+      </w:pPr>
+      <m:oMathPara>
+        <m:oMathParaPr>
+          <m:jc m:val="left"/>
+        </m:oMathParaPr>
+        <m:oMath>
+          <m:r>
+            <w:rPr>
+              <w:rFonts w:ascii="Cambria Math" w:hAnsi="Cambria Math"/>
+              <w:sz w:val="24"/>
+              <w:szCs w:val="24"/>
+            </w:rPr>
+            <m:t xml:space="preserve">N*</m:t>
+          </m:r>
+          <m:r>
+            <w:rPr>
+              <w:rFonts w:ascii="Cambria Math" w:hAnsi="Cambria Math"/>
+              <w:sz w:val="24"/>
+              <w:szCs w:val="24"/>
+            </w:rPr>
+            <m:t xml:space="preserve"> = </m:t>
+          </m:r>
+          <m:r>
+            <w:rPr>
+              <w:rFonts w:ascii="Cambria Math" w:hAnsi="Cambria Math"/>
+              <w:sz w:val="24"/>
+              <w:szCs w:val="24"/>
+            </w:rPr>
+            <m:t xml:space="preserve">k</m:t>
+          </m:r>
+          <m:r>
+            <w:rPr>
+              <w:rFonts w:ascii="Cambria Math" w:hAnsi="Cambria Math"/>
+              <w:sz w:val="24"/>
+              <w:szCs w:val="24"/>
+            </w:rPr>
+            <m:t xml:space="preserve"> · [ ( </m:t>
+          </m:r>
+          <m:sSub>
+            <m:e>
+              <m:r>
+                <w:rPr>
+                  <w:rFonts w:ascii="Cambria Math" w:hAnsi="Cambria Math"/>
+                  <w:sz w:val="24"/>
+                  <w:szCs w:val="24"/>
+                </w:rPr>
+                <m:t xml:space="preserve">N′</m:t>
+              </m:r>
+            </m:e>
+            <m:sub>
+              <m:r>
+                <w:rPr>
+                  <w:rFonts w:ascii="Cambria Math" w:hAnsi="Cambria Math"/>
+                  <w:sz w:val="24"/>
+                  <w:szCs w:val="24"/>
+                </w:rPr>
+                <m:t xml:space="preserve">x</m:t>
+              </m:r>
+            </m:sub>
+          </m:sSub>
+          <m:r>
+            <w:rPr>
+              <w:rFonts w:ascii="Cambria Math" w:hAnsi="Cambria Math"/>
+              <w:sz w:val="24"/>
+              <w:szCs w:val="24"/>
+            </w:rPr>
+            <m:t xml:space="preserve"> − </m:t>
+          </m:r>
+          <m:sSub>
+            <m:e>
+              <m:r>
+                <w:rPr>
+                  <w:rFonts w:ascii="Cambria Math" w:hAnsi="Cambria Math"/>
+                  <w:sz w:val="24"/>
+                  <w:szCs w:val="24"/>
+                </w:rPr>
+                <m:t xml:space="preserve">N′</m:t>
+              </m:r>
+            </m:e>
+            <m:sub>
+              <m:r>
+                <w:rPr>
+                  <w:rFonts w:ascii="Cambria Math" w:hAnsi="Cambria Math"/>
+                  <w:sz w:val="24"/>
+                  <w:szCs w:val="24"/>
+                </w:rPr>
+                <m:t xml:space="preserve">x</m:t>
+              </m:r>
+              <m:r>
+                <w:rPr>
+                  <w:rFonts w:ascii="Cambria Math" w:hAnsi="Cambria Math"/>
+                  <w:sz w:val="24"/>
+                  <w:szCs w:val="24"/>
+                </w:rPr>
+                <m:t xml:space="preserve">+</m:t>
+              </m:r>
+              <m:r>
+                <w:rPr>
+                  <w:rFonts w:ascii="Cambria Math" w:hAnsi="Cambria Math"/>
+                  <w:sz w:val="24"/>
+                  <w:szCs w:val="24"/>
+                </w:rPr>
+                <m:t xml:space="preserve">m</m:t>
+              </m:r>
+            </m:sub>
+          </m:sSub>
+          <m:r>
+            <w:rPr>
+              <w:rFonts w:ascii="Cambria Math" w:hAnsi="Cambria Math"/>
+              <w:sz w:val="24"/>
+              <w:szCs w:val="24"/>
+            </w:rPr>
+            <m:t xml:space="preserve"> )</m:t>
+          </m:r>
+        </m:oMath>
+      </m:oMathPara>
+    </w:p>
+    <w:p>
+      <w:pPr>
+        <w:pStyle w:val="Formula"/>
+      </w:pPr>
+      <m:oMathPara>
+        <m:oMathParaPr>
+          <m:jc m:val="left"/>
+        </m:oMathParaPr>
+        <m:oMath>
+          <m:r>
+            <w:rPr>
+              <w:rFonts w:ascii="Cambria Math" w:hAnsi="Cambria Math"/>
+              <w:sz w:val="24"/>
+              <w:szCs w:val="24"/>
+            </w:rPr>
+            <m:t xml:space="preserve">− ( </m:t>
+          </m:r>
+          <m:r>
+            <w:rPr>
+              <w:rFonts w:ascii="Cambria Math" w:hAnsi="Cambria Math"/>
+              <w:sz w:val="24"/>
+              <w:szCs w:val="24"/>
+            </w:rPr>
+            <m:t xml:space="preserve">k</m:t>
+          </m:r>
+          <m:r>
+            <w:rPr>
+              <w:rFonts w:ascii="Cambria Math" w:hAnsi="Cambria Math"/>
+              <w:sz w:val="24"/>
+              <w:szCs w:val="24"/>
+            </w:rPr>
+            <m:t xml:space="preserve">−</m:t>
+          </m:r>
+          <m:r>
+            <w:rPr>
+              <w:rFonts w:ascii="Cambria Math" w:hAnsi="Cambria Math"/>
+              <w:sz w:val="24"/>
+              <w:szCs w:val="24"/>
+            </w:rPr>
+            <m:t xml:space="preserve">1</m:t>
+          </m:r>
+          <m:r>
+            <w:rPr>
+              <w:rFonts w:ascii="Cambria Math" w:hAnsi="Cambria Math"/>
+              <w:sz w:val="24"/>
+              <w:szCs w:val="24"/>
+            </w:rPr>
+            <m:t xml:space="preserve"> )/( </m:t>
+          </m:r>
+          <m:r>
+            <w:rPr>
+              <w:rFonts w:ascii="Cambria Math" w:hAnsi="Cambria Math"/>
+              <w:sz w:val="24"/>
+              <w:szCs w:val="24"/>
+            </w:rPr>
+            <m:t xml:space="preserve">2</m:t>
+          </m:r>
+          <m:r>
+            <w:rPr>
+              <w:rFonts w:ascii="Cambria Math" w:hAnsi="Cambria Math"/>
+              <w:sz w:val="24"/>
+              <w:szCs w:val="24"/>
+            </w:rPr>
+            <m:t xml:space="preserve">·</m:t>
+          </m:r>
+          <m:r>
+            <w:rPr>
+              <w:rFonts w:ascii="Cambria Math" w:hAnsi="Cambria Math"/>
+              <w:sz w:val="24"/>
+              <w:szCs w:val="24"/>
+            </w:rPr>
+            <m:t xml:space="preserve">k</m:t>
+          </m:r>
+          <m:r>
+            <w:rPr>
+              <w:rFonts w:ascii="Cambria Math" w:hAnsi="Cambria Math"/>
+              <w:sz w:val="24"/>
+              <w:szCs w:val="24"/>
+            </w:rPr>
+            <m:t xml:space="preserve"> )·( </m:t>
+          </m:r>
+          <m:sSub>
+            <m:e>
+              <m:r>
+                <w:rPr>
+                  <w:rFonts w:ascii="Cambria Math" w:hAnsi="Cambria Math"/>
+                  <w:sz w:val="24"/>
+                  <w:szCs w:val="24"/>
+                </w:rPr>
+                <m:t xml:space="preserve">D′</m:t>
+              </m:r>
+            </m:e>
+            <m:sub>
+              <m:r>
+                <w:rPr>
+                  <w:rFonts w:ascii="Cambria Math" w:hAnsi="Cambria Math"/>
+                  <w:sz w:val="24"/>
+                  <w:szCs w:val="24"/>
+                </w:rPr>
+                <m:t xml:space="preserve">x</m:t>
+              </m:r>
+            </m:sub>
+          </m:sSub>
+          <m:r>
+            <w:rPr>
+              <w:rFonts w:ascii="Cambria Math" w:hAnsi="Cambria Math"/>
+              <w:sz w:val="24"/>
+              <w:szCs w:val="24"/>
+            </w:rPr>
+            <m:t xml:space="preserve"> − </m:t>
+          </m:r>
+          <m:sSub>
+            <m:e>
+              <m:r>
+                <w:rPr>
+                  <w:rFonts w:ascii="Cambria Math" w:hAnsi="Cambria Math"/>
+                  <w:sz w:val="24"/>
+                  <w:szCs w:val="24"/>
+                </w:rPr>
+                <m:t xml:space="preserve">D′</m:t>
+              </m:r>
+            </m:e>
+            <m:sub>
+              <m:r>
+                <w:rPr>
+                  <w:rFonts w:ascii="Cambria Math" w:hAnsi="Cambria Math"/>
+                  <w:sz w:val="24"/>
+                  <w:szCs w:val="24"/>
+                </w:rPr>
+                <m:t xml:space="preserve">x</m:t>
+              </m:r>
+              <m:r>
+                <w:rPr>
+                  <w:rFonts w:ascii="Cambria Math" w:hAnsi="Cambria Math"/>
+                  <w:sz w:val="24"/>
+                  <w:szCs w:val="24"/>
+                </w:rPr>
+                <m:t xml:space="preserve">+</m:t>
+              </m:r>
+              <m:r>
+                <w:rPr>
+                  <w:rFonts w:ascii="Cambria Math" w:hAnsi="Cambria Math"/>
+                  <w:sz w:val="24"/>
+                  <w:szCs w:val="24"/>
+                </w:rPr>
+                <m:t xml:space="preserve">m</m:t>
+              </m:r>
+            </m:sub>
+          </m:sSub>
+          <m:r>
+            <w:rPr>
+              <w:rFonts w:ascii="Cambria Math" w:hAnsi="Cambria Math"/>
+              <w:sz w:val="24"/>
+              <w:szCs w:val="24"/>
+            </w:rPr>
+            <m:t xml:space="preserve"> ) ]</m:t>
+          </m:r>
+        </m:oMath>
+      </m:oMathPara>
+    </w:p>
+    <w:p>
+      <w:pPr>
+        <w:pStyle w:val="Note"/>
+      </w:pPr>
+      <w:r>
+        <w:t xml:space="preserve">※ D′ · N′ 은 그 계약 단위의 [납입] 생존자의 D · N 이다. k 는 납입주기별 계수(연납 1, 6개월납 2, 3개월납 4, 월납 12) — 납입방법에 따라 N* 만 달라지고 보험금의 현가는 같다.</w:t>
       </w:r>
     </w:p>
     <w:p>
@@ -6682,7 +9806,7 @@
         <w:pStyle w:val="Note"/>
       </w:pPr>
       <w:r>
-        <w:t xml:space="preserve">※ 담보마다 그 담보의 보험금 현가 PVB 를 그 계약 단위의 N*(납입자수는 하나)로 나눈다. 보장금액 1원당이다.</w:t>
+        <w:t xml:space="preserve">※ 담보마다 그 담보의 보험금 현가 PVB 를 그 계약 단위의 N*([납입] 생존자)로 나눈다. 보장금액 1원당이다.</w:t>
       </w:r>
     </w:p>
     <w:p>
@@ -7595,7 +10719,7 @@
         <w:pStyle w:val="FormulaText"/>
       </w:pPr>
       <w:r>
-        <w:t xml:space="preserve">납입 후 유지비를 포함한 순보험료 — 납입기간의 납입자수 현가로 나눈다</w:t>
+        <w:t xml:space="preserve">납입 후 유지비를 포함한 순보험료 — 납입기간의 [납입] 생존자 현가로 나눈다</w:t>
       </w:r>
     </w:p>
     <w:p>
@@ -7856,7 +10980,7 @@
         <w:pStyle w:val="FormulaText"/>
       </w:pPr>
       <w:r>
-        <w:t xml:space="preserve">t 년도 말 책임준비금 (보장금액 1원당) — 장래 보험금의 현가와 장래 유지비의 현가에서 장래 순보험료의 현가를 뺀 것을 t 시점 유지자수의 현가로 나눈다</w:t>
+        <w:t xml:space="preserve">t 년도 말 책임준비금 (보장금액 1원당) — 장래 보험금의 현가와 장래 유지비의 현가에서 장래 순보험료의 현가를 뺀 것을 t 시점 생존자수의 현가로 나눈다</w:t>
       </w:r>
     </w:p>
     <w:p>

--- a/samples/10_기본상품_종신보험(암진단포함)_산출방법서.docx
+++ b/samples/10_기본상품_종신보험(암진단포함)_산출방법서.docx
@@ -100,7 +100,7 @@
               <w:spacing w:before="30" w:after="30"/>
             </w:pPr>
             <w:r>
-              <w:t xml:space="preserve">표준 산출방법서 v7</w:t>
+              <w:t xml:space="preserve">표준 산출방법서 v8</w:t>
             </w:r>
           </w:p>
         </w:tc>
@@ -1797,7 +1797,7 @@
               <w:spacing w:before="30" w:after="30"/>
             </w:pPr>
             <w:r>
-              <w:t xml:space="preserve">생존자 lx(k) — t시점 생존자수(기준 인원 </w:t>
+              <w:t xml:space="preserve">유지자 lx(k) — t시점 유지자수(기준 인원 </w:t>
             </w:r>
             <w:r>
               <w:t xml:space="preserve">l</w:t>
@@ -1815,7 +1815,7 @@
               <w:t xml:space="preserve">x</w:t>
             </w:r>
             <w:r>
-              <w:t xml:space="preserve"> = 100,000). 그 생존자의 탈퇴 사유가 생기지 않은 사람 수 (다.)</w:t>
+              <w:t xml:space="preserve"> = 100,000). 그 유지자의 탈퇴 사유가 생기지 않은 사람 수 (다.)</w:t>
             </w:r>
           </w:p>
         </w:tc>
@@ -1873,7 +1873,7 @@
               <w:spacing w:before="30" w:after="30"/>
             </w:pPr>
             <w:r>
-              <w:t xml:space="preserve">생존자 lx(k) 의 현가와 그 누계</w:t>
+              <w:t xml:space="preserve">유지자 lx(k) 의 현가와 그 누계 (다.)</w:t>
             </w:r>
           </w:p>
         </w:tc>
@@ -1888,20 +1888,20 @@
               <w:spacing w:before="30" w:after="30"/>
             </w:pPr>
             <w:r>
-              <w:t xml:space="preserve">l · D · N</w:t>
-            </w:r>
-          </w:p>
-        </w:tc>
-        <w:tc>
-          <w:tcPr>
-            <w:tcW w:w="0" w:type="auto"/>
-          </w:tcPr>
-          <w:p>
-            <w:pPr>
-              <w:spacing w:before="30" w:after="30"/>
-            </w:pPr>
-            <w:r>
-              <w:t xml:space="preserve">보험금이 가져다 쓰는 생존자의 lx · Dx · Nx (라. — 담보마다 그 생존자)</w:t>
+              <w:t xml:space="preserve">D′ · N′</w:t>
+            </w:r>
+          </w:p>
+        </w:tc>
+        <w:tc>
+          <w:tcPr>
+            <w:tcW w:w="0" w:type="auto"/>
+          </w:tcPr>
+          <w:p>
+            <w:pPr>
+              <w:spacing w:before="30" w:after="30"/>
+            </w:pPr>
+            <w:r>
+              <w:t xml:space="preserve">보험료 납입기수 N* 에 쓰는 유지자의 Dx · Nx (다. — D′ 로 적은 유지자)</w:t>
             </w:r>
           </w:p>
         </w:tc>
@@ -1916,20 +1916,106 @@
               <w:spacing w:before="30" w:after="30"/>
             </w:pPr>
             <w:r>
-              <w:t xml:space="preserve">D′ · N′</w:t>
-            </w:r>
-          </w:p>
-        </w:tc>
-        <w:tc>
-          <w:tcPr>
-            <w:tcW w:w="0" w:type="auto"/>
-          </w:tcPr>
-          <w:p>
-            <w:pPr>
-              <w:spacing w:before="30" w:after="30"/>
-            </w:pPr>
-            <w:r>
-              <w:t xml:space="preserve">그 계약 단위의 [납입] 생존자의 Dx · Nx — 보험료 납입기수 N* 에 쓴다</w:t>
+              <w:t xml:space="preserve">l · D · N</w:t>
+            </w:r>
+          </w:p>
+        </w:tc>
+        <w:tc>
+          <w:tcPr>
+            <w:tcW w:w="0" w:type="auto"/>
+          </w:tcPr>
+          <w:p>
+            <w:pPr>
+              <w:spacing w:before="30" w:after="30"/>
+            </w:pPr>
+            <w:r>
+              <w:t xml:space="preserve">보험금이 가져다 쓰는 유지자의 lx · Dx · Nx (라. — 대상자수)</w:t>
+            </w:r>
+          </w:p>
+        </w:tc>
+      </w:tr>
+      <w:tr>
+        <w:tc>
+          <w:tcPr>
+            <w:tcW w:w="0" w:type="auto"/>
+          </w:tcPr>
+          <w:p>
+            <w:pPr>
+              <w:spacing w:before="30" w:after="30"/>
+            </w:pPr>
+            <w:r>
+              <w:t xml:space="preserve">d</w:t>
+            </w:r>
+            <w:r>
+              <w:rPr>
+                <w:vertAlign w:val="superscript"/>
+              </w:rPr>
+              <w:t xml:space="preserve">(k)</w:t>
+            </w:r>
+            <w:r>
+              <w:rPr>
+                <w:vertAlign w:val="subscript"/>
+              </w:rPr>
+              <w:t xml:space="preserve">x+t</w:t>
+            </w:r>
+          </w:p>
+        </w:tc>
+        <w:tc>
+          <w:tcPr>
+            <w:tcW w:w="0" w:type="auto"/>
+          </w:tcPr>
+          <w:p>
+            <w:pPr>
+              <w:spacing w:before="30" w:after="30"/>
+            </w:pPr>
+            <w:r>
+              <w:t xml:space="preserve">지급자수 — 대상자수 × 급부 위험률 (라.)</w:t>
+            </w:r>
+          </w:p>
+        </w:tc>
+      </w:tr>
+      <w:tr>
+        <w:tc>
+          <w:tcPr>
+            <w:tcW w:w="0" w:type="auto"/>
+          </w:tcPr>
+          <w:p>
+            <w:pPr>
+              <w:spacing w:before="30" w:after="30"/>
+            </w:pPr>
+            <w:r>
+              <w:t xml:space="preserve">C</w:t>
+            </w:r>
+            <w:r>
+              <w:rPr>
+                <w:vertAlign w:val="subscript"/>
+              </w:rPr>
+              <w:t xml:space="preserve">x+t</w:t>
+            </w:r>
+            <w:r>
+              <w:t xml:space="preserve"> · </w:t>
+            </w:r>
+            <w:r>
+              <w:t xml:space="preserve">M</w:t>
+            </w:r>
+            <w:r>
+              <w:rPr>
+                <w:vertAlign w:val="subscript"/>
+              </w:rPr>
+              <w:t xml:space="preserve">x+t</w:t>
+            </w:r>
+          </w:p>
+        </w:tc>
+        <w:tc>
+          <w:tcPr>
+            <w:tcW w:w="0" w:type="auto"/>
+          </w:tcPr>
+          <w:p>
+            <w:pPr>
+              <w:spacing w:before="30" w:after="30"/>
+            </w:pPr>
+            <w:r>
+              <w:t xml:space="preserve">급부 발생자의 현가와 그 누계 (라.)</w:t>
             </w:r>
           </w:p>
         </w:tc>
@@ -1963,53 +2049,7 @@
               <w:spacing w:before="30" w:after="30"/>
             </w:pPr>
             <w:r>
-              <w:t xml:space="preserve">t년도 보장금액의 배수 — 면책·삭감을 반영한다. 보장금액 = 보험가입금액 × 담보의 배수</w:t>
-            </w:r>
-          </w:p>
-        </w:tc>
-      </w:tr>
-      <w:tr>
-        <w:tc>
-          <w:tcPr>
-            <w:tcW w:w="0" w:type="auto"/>
-          </w:tcPr>
-          <w:p>
-            <w:pPr>
-              <w:spacing w:before="30" w:after="30"/>
-            </w:pPr>
-            <w:r>
-              <w:t xml:space="preserve">C</w:t>
-            </w:r>
-            <w:r>
-              <w:rPr>
-                <w:vertAlign w:val="subscript"/>
-              </w:rPr>
-              <w:t xml:space="preserve">x+t</w:t>
-            </w:r>
-            <w:r>
-              <w:t xml:space="preserve"> · </w:t>
-            </w:r>
-            <w:r>
-              <w:t xml:space="preserve">M</w:t>
-            </w:r>
-            <w:r>
-              <w:rPr>
-                <w:vertAlign w:val="subscript"/>
-              </w:rPr>
-              <w:t xml:space="preserve">x+t</w:t>
-            </w:r>
-          </w:p>
-        </w:tc>
-        <w:tc>
-          <w:tcPr>
-            <w:tcW w:w="0" w:type="auto"/>
-          </w:tcPr>
-          <w:p>
-            <w:pPr>
-              <w:spacing w:before="30" w:after="30"/>
-            </w:pPr>
-            <w:r>
-              <w:t xml:space="preserve">급부 발생자의 현가와 그 누계 (라.)</w:t>
+              <w:t xml:space="preserve">t년도 보장금액의 배수 — 보장금액 배수 × 면책·삭감 (마.). 보장금액 = 보험가입금액 × 배수</w:t>
             </w:r>
           </w:p>
         </w:tc>
@@ -2089,7 +2129,30 @@
         <w:pStyle w:val="Heading2"/>
       </w:pPr>
       <w:r>
-        <w:t xml:space="preserve">다. 생존자</w:t>
+        <w:t xml:space="preserve">다. 유지자</w:t>
+      </w:r>
+    </w:p>
+    <w:p>
+      <w:r>
+        <w:t xml:space="preserve">(1) </w:t>
+      </w:r>
+      <w:r>
+        <w:t xml:space="preserve">l</w:t>
+      </w:r>
+      <w:r>
+        <w:rPr>
+          <w:vertAlign w:val="superscript"/>
+        </w:rPr>
+        <w:t xml:space="preserve">(1)</w:t>
+      </w:r>
+      <w:r>
+        <w:rPr>
+          <w:vertAlign w:val="subscript"/>
+        </w:rPr>
+        <w:t xml:space="preserve">x</w:t>
+      </w:r>
+      <w:r>
+        <w:t xml:space="preserve"> — 사망, 80% 이상 장해 아닌 유지자</w:t>
       </w:r>
     </w:p>
     <w:tbl>
@@ -2129,7 +2192,7 @@
               <w:rPr>
                 <w:b/>
               </w:rPr>
-              <w:t xml:space="preserve">생존자</w:t>
+              <w:t xml:space="preserve">구분</w:t>
             </w:r>
           </w:p>
         </w:tc>
@@ -2146,7 +2209,7 @@
               <w:rPr>
                 <w:b/>
               </w:rPr>
-              <w:t xml:space="preserve">lx(1) — 생존자(사망X, 80% 이상 장해X)</w:t>
+              <w:t xml:space="preserve">식</w:t>
             </w:r>
           </w:p>
         </w:tc>
@@ -2161,20 +2224,95 @@
               <w:spacing w:before="30" w:after="30"/>
             </w:pPr>
             <w:r>
-              <w:t xml:space="preserve">탈퇴 위험률</w:t>
-            </w:r>
-          </w:p>
-        </w:tc>
-        <w:tc>
-          <w:tcPr>
-            <w:tcW w:w="0" w:type="auto"/>
-          </w:tcPr>
-          <w:p>
-            <w:pPr>
-              <w:spacing w:before="30" w:after="30"/>
-            </w:pPr>
-            <w:r>
-              <w:t xml:space="preserve">사망률 및 80% 이상 장해율</w:t>
+              <w:t xml:space="preserve">대상 위험률</w:t>
+            </w:r>
+          </w:p>
+        </w:tc>
+        <w:tc>
+          <w:tcPr>
+            <w:tcW w:w="0" w:type="auto"/>
+          </w:tcPr>
+          <w:p>
+            <w:pPr>
+              <w:spacing w:before="30" w:after="30"/>
+            </w:pPr>
+            <w:r>
+              <w:t xml:space="preserve">Q</w:t>
+            </w:r>
+            <w:r>
+              <w:rPr>
+                <w:vertAlign w:val="superscript"/>
+              </w:rPr>
+              <w:t xml:space="preserve">(1)</w:t>
+            </w:r>
+            <w:r>
+              <w:rPr>
+                <w:vertAlign w:val="subscript"/>
+              </w:rPr>
+              <w:t xml:space="preserve">x+t</w:t>
+            </w:r>
+            <w:r>
+              <w:t xml:space="preserve"> = min( 1, </w:t>
+            </w:r>
+            <w:r>
+              <w:t xml:space="preserve">q</w:t>
+            </w:r>
+            <w:r>
+              <w:rPr>
+                <w:vertAlign w:val="subscript"/>
+              </w:rPr>
+              <w:t xml:space="preserve">x+t</w:t>
+            </w:r>
+            <w:r>
+              <w:t xml:space="preserve"> + </w:t>
+            </w:r>
+            <w:r>
+              <w:t xml:space="preserve">r</w:t>
+            </w:r>
+            <w:r>
+              <w:rPr>
+                <w:vertAlign w:val="superscript"/>
+              </w:rPr>
+              <w:t xml:space="preserve">(1)</w:t>
+            </w:r>
+            <w:r>
+              <w:rPr>
+                <w:vertAlign w:val="subscript"/>
+              </w:rPr>
+              <w:t xml:space="preserve">x+t</w:t>
+            </w:r>
+            <w:r>
+              <w:t xml:space="preserve"> − </w:t>
+            </w:r>
+            <w:r>
+              <w:t xml:space="preserve">q</w:t>
+            </w:r>
+            <w:r>
+              <w:rPr>
+                <w:vertAlign w:val="subscript"/>
+              </w:rPr>
+              <w:t xml:space="preserve">x+t</w:t>
+            </w:r>
+            <w:r>
+              <w:t xml:space="preserve">·</w:t>
+            </w:r>
+            <w:r>
+              <w:t xml:space="preserve">r</w:t>
+            </w:r>
+            <w:r>
+              <w:rPr>
+                <w:vertAlign w:val="superscript"/>
+              </w:rPr>
+              <w:t xml:space="preserve">(1)</w:t>
+            </w:r>
+            <w:r>
+              <w:rPr>
+                <w:vertAlign w:val="subscript"/>
+              </w:rPr>
+              <w:t xml:space="preserve">x+t</w:t>
+            </w:r>
+            <w:r>
+              <w:t xml:space="preserve">/2 )</w:t>
             </w:r>
           </w:p>
         </w:tc>
@@ -2189,20 +2327,71 @@
               <w:spacing w:before="30" w:after="30"/>
             </w:pPr>
             <w:r>
-              <w:t xml:space="preserve">납입(N*)</w:t>
-            </w:r>
-          </w:p>
-        </w:tc>
-        <w:tc>
-          <w:tcPr>
-            <w:tcW w:w="0" w:type="auto"/>
-          </w:tcPr>
-          <w:p>
-            <w:pPr>
-              <w:spacing w:before="30" w:after="30"/>
-            </w:pPr>
-            <w:r>
-              <w:t xml:space="preserve">—</w:t>
+              <w:t xml:space="preserve">계산기수</w:t>
+            </w:r>
+          </w:p>
+        </w:tc>
+        <w:tc>
+          <w:tcPr>
+            <w:tcW w:w="0" w:type="auto"/>
+          </w:tcPr>
+          <w:p>
+            <w:pPr>
+              <w:spacing w:before="30" w:after="30"/>
+            </w:pPr>
+            <w:r>
+              <w:t xml:space="preserve">l</w:t>
+            </w:r>
+            <w:r>
+              <w:rPr>
+                <w:vertAlign w:val="superscript"/>
+              </w:rPr>
+              <w:t xml:space="preserve">(1)</w:t>
+            </w:r>
+            <w:r>
+              <w:rPr>
+                <w:vertAlign w:val="subscript"/>
+              </w:rPr>
+              <w:t xml:space="preserve">x+t+1</w:t>
+            </w:r>
+            <w:r>
+              <w:t xml:space="preserve"> = </w:t>
+            </w:r>
+            <w:r>
+              <w:t xml:space="preserve">l</w:t>
+            </w:r>
+            <w:r>
+              <w:rPr>
+                <w:vertAlign w:val="superscript"/>
+              </w:rPr>
+              <w:t xml:space="preserve">(1)</w:t>
+            </w:r>
+            <w:r>
+              <w:rPr>
+                <w:vertAlign w:val="subscript"/>
+              </w:rPr>
+              <w:t xml:space="preserve">x+t</w:t>
+            </w:r>
+            <w:r>
+              <w:t xml:space="preserve"> × ( 1 − </w:t>
+            </w:r>
+            <w:r>
+              <w:t xml:space="preserve">Q</w:t>
+            </w:r>
+            <w:r>
+              <w:rPr>
+                <w:vertAlign w:val="superscript"/>
+              </w:rPr>
+              <w:t xml:space="preserve">(1)</w:t>
+            </w:r>
+            <w:r>
+              <w:rPr>
+                <w:vertAlign w:val="subscript"/>
+              </w:rPr>
+              <w:t xml:space="preserve">x+t</w:t>
+            </w:r>
+            <w:r>
+              <w:t xml:space="preserve"> )</w:t>
             </w:r>
           </w:p>
         </w:tc>
@@ -2217,20 +2406,110 @@
               <w:spacing w:before="30" w:after="30"/>
             </w:pPr>
             <w:r>
-              <w:t xml:space="preserve">계산기수</w:t>
-            </w:r>
-          </w:p>
-        </w:tc>
-        <w:tc>
-          <w:tcPr>
-            <w:tcW w:w="0" w:type="auto"/>
-          </w:tcPr>
-          <w:p>
-            <w:pPr>
-              <w:spacing w:before="30" w:after="30"/>
-            </w:pPr>
-            <w:r>
-              <w:t xml:space="preserve">lx · Dx · Nx</w:t>
+              <w:t xml:space="preserve">현가누계</w:t>
+            </w:r>
+          </w:p>
+        </w:tc>
+        <w:tc>
+          <w:tcPr>
+            <w:tcW w:w="0" w:type="auto"/>
+          </w:tcPr>
+          <w:p>
+            <w:pPr>
+              <w:spacing w:before="30" w:after="30"/>
+            </w:pPr>
+            <w:r>
+              <w:t xml:space="preserve">D</w:t>
+            </w:r>
+            <w:r>
+              <w:rPr>
+                <w:vertAlign w:val="superscript"/>
+              </w:rPr>
+              <w:t xml:space="preserve">(1)</w:t>
+            </w:r>
+            <w:r>
+              <w:rPr>
+                <w:vertAlign w:val="subscript"/>
+              </w:rPr>
+              <w:t xml:space="preserve">x+t</w:t>
+            </w:r>
+            <w:r>
+              <w:t xml:space="preserve"> = </w:t>
+            </w:r>
+            <w:r>
+              <w:t xml:space="preserve">l</w:t>
+            </w:r>
+            <w:r>
+              <w:rPr>
+                <w:vertAlign w:val="superscript"/>
+              </w:rPr>
+              <w:t xml:space="preserve">(1)</w:t>
+            </w:r>
+            <w:r>
+              <w:rPr>
+                <w:vertAlign w:val="subscript"/>
+              </w:rPr>
+              <w:t xml:space="preserve">x+t</w:t>
+            </w:r>
+            <w:r>
+              <w:t xml:space="preserve">·</w:t>
+            </w:r>
+            <w:r>
+              <w:t xml:space="preserve">v</w:t>
+            </w:r>
+            <w:r>
+              <w:rPr>
+                <w:vertAlign w:val="superscript"/>
+              </w:rPr>
+              <w:t xml:space="preserve">t</w:t>
+            </w:r>
+            <w:r>
+              <w:t xml:space="preserve"> · </w:t>
+            </w:r>
+            <w:r>
+              <w:t xml:space="preserve">N</w:t>
+            </w:r>
+            <w:r>
+              <w:rPr>
+                <w:vertAlign w:val="superscript"/>
+              </w:rPr>
+              <w:t xml:space="preserve">(1)</w:t>
+            </w:r>
+            <w:r>
+              <w:rPr>
+                <w:vertAlign w:val="subscript"/>
+              </w:rPr>
+              <w:t xml:space="preserve">x+t</w:t>
+            </w:r>
+            <w:r>
+              <w:t xml:space="preserve"> = </w:t>
+            </w:r>
+            <w:r>
+              <w:t xml:space="preserve">Σ</w:t>
+            </w:r>
+            <w:r>
+              <w:rPr>
+                <w:vertAlign w:val="subscript"/>
+              </w:rPr>
+              <w:t xml:space="preserve">u≥t</w:t>
+            </w:r>
+            <w:r>
+              <w:t xml:space="preserve"> </w:t>
+            </w:r>
+            <w:r>
+              <w:t xml:space="preserve">D</w:t>
+            </w:r>
+            <w:r>
+              <w:rPr>
+                <w:vertAlign w:val="superscript"/>
+              </w:rPr>
+              <w:t xml:space="preserve">(1)</w:t>
+            </w:r>
+            <w:r>
+              <w:rPr>
+                <w:vertAlign w:val="subscript"/>
+              </w:rPr>
+              <w:t xml:space="preserve">x+u</w:t>
             </w:r>
           </w:p>
         </w:tc>
@@ -2238,19 +2517,17 @@
     </w:tbl>
     <w:p/>
     <w:p>
-      <w:pPr>
-        <w:pStyle w:val="FormulaLabel"/>
-      </w:pPr>
       <w:r>
-        <w:t xml:space="preserve">[식] 생존자수 lx(1) — 생존자(사망X, 80% 이상 장해X)</w:t>
+        <w:t xml:space="preserve">(2) </w:t>
       </w:r>
-    </w:p>
-    <w:p>
-      <w:pPr>
-        <w:pStyle w:val="FormulaText"/>
-      </w:pPr>
       <w:r>
-        <w:t xml:space="preserve">q</w:t>
+        <w:t xml:space="preserve">l</w:t>
+      </w:r>
+      <w:r>
+        <w:rPr>
+          <w:vertAlign w:val="superscript"/>
+        </w:rPr>
+        <w:t xml:space="preserve">(2)</w:t>
       </w:r>
       <w:r>
         <w:rPr>
@@ -2259,1165 +2536,7 @@
         <w:t xml:space="preserve">x</w:t>
       </w:r>
       <w:r>
-        <w:t xml:space="preserve"> : 사망률</w:t>
-      </w:r>
-    </w:p>
-    <w:p>
-      <w:pPr>
-        <w:pStyle w:val="FormulaText"/>
-      </w:pPr>
-      <w:r>
-        <w:t xml:space="preserve">r</w:t>
-      </w:r>
-      <w:r>
-        <w:rPr>
-          <w:vertAlign w:val="superscript"/>
-        </w:rPr>
-        <w:t xml:space="preserve">(1)</w:t>
-      </w:r>
-      <w:r>
-        <w:rPr>
-          <w:vertAlign w:val="subscript"/>
-        </w:rPr>
-        <w:t xml:space="preserve">x</w:t>
-      </w:r>
-      <w:r>
-        <w:t xml:space="preserve"> : 80% 이상 장해율</w:t>
-      </w:r>
-    </w:p>
-    <w:p>
-      <w:pPr>
-        <w:pStyle w:val="FormulaText"/>
-      </w:pPr>
-      <w:r>
-        <w:t xml:space="preserve">기준 인원</w:t>
-      </w:r>
-    </w:p>
-    <w:p>
-      <w:pPr>
-        <w:pStyle w:val="Formula"/>
-      </w:pPr>
-      <m:oMathPara>
-        <m:oMathParaPr>
-          <m:jc m:val="left"/>
-        </m:oMathParaPr>
-        <m:oMath>
-          <m:sSubSup>
-            <m:e>
-              <m:r>
-                <w:rPr>
-                  <w:rFonts w:ascii="Cambria Math" w:hAnsi="Cambria Math"/>
-                  <w:sz w:val="24"/>
-                  <w:szCs w:val="24"/>
-                </w:rPr>
-                <m:t xml:space="preserve">l</m:t>
-              </m:r>
-            </m:e>
-            <m:sub>
-              <m:r>
-                <w:rPr>
-                  <w:rFonts w:ascii="Cambria Math" w:hAnsi="Cambria Math"/>
-                  <w:sz w:val="24"/>
-                  <w:szCs w:val="24"/>
-                </w:rPr>
-                <m:t xml:space="preserve">x</m:t>
-              </m:r>
-            </m:sub>
-            <m:sup>
-              <m:r>
-                <w:rPr>
-                  <w:rFonts w:ascii="Cambria Math" w:hAnsi="Cambria Math"/>
-                  <w:sz w:val="24"/>
-                  <w:szCs w:val="24"/>
-                </w:rPr>
-                <m:t xml:space="preserve">(</m:t>
-              </m:r>
-              <m:r>
-                <w:rPr>
-                  <w:rFonts w:ascii="Cambria Math" w:hAnsi="Cambria Math"/>
-                  <w:sz w:val="24"/>
-                  <w:szCs w:val="24"/>
-                </w:rPr>
-                <m:t xml:space="preserve">1</m:t>
-              </m:r>
-              <m:r>
-                <w:rPr>
-                  <w:rFonts w:ascii="Cambria Math" w:hAnsi="Cambria Math"/>
-                  <w:sz w:val="24"/>
-                  <w:szCs w:val="24"/>
-                </w:rPr>
-                <m:t xml:space="preserve">)</m:t>
-              </m:r>
-            </m:sup>
-          </m:sSubSup>
-          <m:r>
-            <w:rPr>
-              <w:rFonts w:ascii="Cambria Math" w:hAnsi="Cambria Math"/>
-              <w:sz w:val="24"/>
-              <w:szCs w:val="24"/>
-            </w:rPr>
-            <m:t xml:space="preserve"> = </m:t>
-          </m:r>
-          <m:r>
-            <w:rPr>
-              <w:rFonts w:ascii="Cambria Math" w:hAnsi="Cambria Math"/>
-              <w:sz w:val="24"/>
-              <w:szCs w:val="24"/>
-            </w:rPr>
-            <m:t xml:space="preserve">100</m:t>
-          </m:r>
-          <m:r>
-            <w:rPr>
-              <w:rFonts w:ascii="Cambria Math" w:hAnsi="Cambria Math"/>
-              <w:sz w:val="24"/>
-              <w:szCs w:val="24"/>
-            </w:rPr>
-            <m:t xml:space="preserve">,</m:t>
-          </m:r>
-          <m:r>
-            <w:rPr>
-              <w:rFonts w:ascii="Cambria Math" w:hAnsi="Cambria Math"/>
-              <w:sz w:val="24"/>
-              <w:szCs w:val="24"/>
-            </w:rPr>
-            <m:t xml:space="preserve">000</m:t>
-          </m:r>
-        </m:oMath>
-      </m:oMathPara>
-    </w:p>
-    <w:p>
-      <w:pPr>
-        <w:pStyle w:val="FormulaText"/>
-      </w:pPr>
-      <w:r>
-        <w:t xml:space="preserve">탈퇴율 — 사망과는 겹치는 부분을 절반으로 보고, 1 을 넘지 않는다</w:t>
-      </w:r>
-    </w:p>
-    <w:p>
-      <w:pPr>
-        <w:pStyle w:val="Formula"/>
-      </w:pPr>
-      <m:oMathPara>
-        <m:oMathParaPr>
-          <m:jc m:val="left"/>
-        </m:oMathParaPr>
-        <m:oMath>
-          <m:sSubSup>
-            <m:e>
-              <m:r>
-                <w:rPr>
-                  <w:rFonts w:ascii="Cambria Math" w:hAnsi="Cambria Math"/>
-                  <w:sz w:val="24"/>
-                  <w:szCs w:val="24"/>
-                </w:rPr>
-                <m:t xml:space="preserve">Q</m:t>
-              </m:r>
-            </m:e>
-            <m:sub>
-              <m:r>
-                <w:rPr>
-                  <w:rFonts w:ascii="Cambria Math" w:hAnsi="Cambria Math"/>
-                  <w:sz w:val="24"/>
-                  <w:szCs w:val="24"/>
-                </w:rPr>
-                <m:t xml:space="preserve">x</m:t>
-              </m:r>
-              <m:r>
-                <w:rPr>
-                  <w:rFonts w:ascii="Cambria Math" w:hAnsi="Cambria Math"/>
-                  <w:sz w:val="24"/>
-                  <w:szCs w:val="24"/>
-                </w:rPr>
-                <m:t xml:space="preserve">+</m:t>
-              </m:r>
-              <m:r>
-                <w:rPr>
-                  <w:rFonts w:ascii="Cambria Math" w:hAnsi="Cambria Math"/>
-                  <w:sz w:val="24"/>
-                  <w:szCs w:val="24"/>
-                </w:rPr>
-                <m:t xml:space="preserve">t</m:t>
-              </m:r>
-            </m:sub>
-            <m:sup>
-              <m:r>
-                <w:rPr>
-                  <w:rFonts w:ascii="Cambria Math" w:hAnsi="Cambria Math"/>
-                  <w:sz w:val="24"/>
-                  <w:szCs w:val="24"/>
-                </w:rPr>
-                <m:t xml:space="preserve">(</m:t>
-              </m:r>
-              <m:r>
-                <w:rPr>
-                  <w:rFonts w:ascii="Cambria Math" w:hAnsi="Cambria Math"/>
-                  <w:sz w:val="24"/>
-                  <w:szCs w:val="24"/>
-                </w:rPr>
-                <m:t xml:space="preserve">1</m:t>
-              </m:r>
-              <m:r>
-                <w:rPr>
-                  <w:rFonts w:ascii="Cambria Math" w:hAnsi="Cambria Math"/>
-                  <w:sz w:val="24"/>
-                  <w:szCs w:val="24"/>
-                </w:rPr>
-                <m:t xml:space="preserve">)</m:t>
-              </m:r>
-            </m:sup>
-          </m:sSubSup>
-          <m:r>
-            <w:rPr>
-              <w:rFonts w:ascii="Cambria Math" w:hAnsi="Cambria Math"/>
-              <w:sz w:val="24"/>
-              <w:szCs w:val="24"/>
-            </w:rPr>
-            <m:t xml:space="preserve"> = </m:t>
-          </m:r>
-          <m:r>
-            <m:rPr>
-              <m:sty m:val="p"/>
-            </m:rPr>
-            <w:rPr>
-              <w:rFonts w:ascii="Cambria Math" w:hAnsi="Cambria Math"/>
-              <w:sz w:val="24"/>
-              <w:szCs w:val="24"/>
-            </w:rPr>
-            <m:t xml:space="preserve">min</m:t>
-          </m:r>
-          <m:r>
-            <w:rPr>
-              <w:rFonts w:ascii="Cambria Math" w:hAnsi="Cambria Math"/>
-              <w:sz w:val="24"/>
-              <w:szCs w:val="24"/>
-            </w:rPr>
-            <m:t xml:space="preserve">( </m:t>
-          </m:r>
-          <m:r>
-            <w:rPr>
-              <w:rFonts w:ascii="Cambria Math" w:hAnsi="Cambria Math"/>
-              <w:sz w:val="24"/>
-              <w:szCs w:val="24"/>
-            </w:rPr>
-            <m:t xml:space="preserve">1</m:t>
-          </m:r>
-          <m:r>
-            <w:rPr>
-              <w:rFonts w:ascii="Cambria Math" w:hAnsi="Cambria Math"/>
-              <w:sz w:val="24"/>
-              <w:szCs w:val="24"/>
-            </w:rPr>
-            <m:t xml:space="preserve">, </m:t>
-          </m:r>
-          <m:sSub>
-            <m:e>
-              <m:r>
-                <w:rPr>
-                  <w:rFonts w:ascii="Cambria Math" w:hAnsi="Cambria Math"/>
-                  <w:sz w:val="24"/>
-                  <w:szCs w:val="24"/>
-                </w:rPr>
-                <m:t xml:space="preserve">q</m:t>
-              </m:r>
-            </m:e>
-            <m:sub>
-              <m:r>
-                <w:rPr>
-                  <w:rFonts w:ascii="Cambria Math" w:hAnsi="Cambria Math"/>
-                  <w:sz w:val="24"/>
-                  <w:szCs w:val="24"/>
-                </w:rPr>
-                <m:t xml:space="preserve">x</m:t>
-              </m:r>
-              <m:r>
-                <w:rPr>
-                  <w:rFonts w:ascii="Cambria Math" w:hAnsi="Cambria Math"/>
-                  <w:sz w:val="24"/>
-                  <w:szCs w:val="24"/>
-                </w:rPr>
-                <m:t xml:space="preserve">+</m:t>
-              </m:r>
-              <m:r>
-                <w:rPr>
-                  <w:rFonts w:ascii="Cambria Math" w:hAnsi="Cambria Math"/>
-                  <w:sz w:val="24"/>
-                  <w:szCs w:val="24"/>
-                </w:rPr>
-                <m:t xml:space="preserve">t</m:t>
-              </m:r>
-            </m:sub>
-          </m:sSub>
-          <m:r>
-            <w:rPr>
-              <w:rFonts w:ascii="Cambria Math" w:hAnsi="Cambria Math"/>
-              <w:sz w:val="24"/>
-              <w:szCs w:val="24"/>
-            </w:rPr>
-            <m:t xml:space="preserve"> + </m:t>
-          </m:r>
-          <m:sSubSup>
-            <m:e>
-              <m:r>
-                <w:rPr>
-                  <w:rFonts w:ascii="Cambria Math" w:hAnsi="Cambria Math"/>
-                  <w:sz w:val="24"/>
-                  <w:szCs w:val="24"/>
-                </w:rPr>
-                <m:t xml:space="preserve">r</m:t>
-              </m:r>
-            </m:e>
-            <m:sub>
-              <m:r>
-                <w:rPr>
-                  <w:rFonts w:ascii="Cambria Math" w:hAnsi="Cambria Math"/>
-                  <w:sz w:val="24"/>
-                  <w:szCs w:val="24"/>
-                </w:rPr>
-                <m:t xml:space="preserve">x</m:t>
-              </m:r>
-              <m:r>
-                <w:rPr>
-                  <w:rFonts w:ascii="Cambria Math" w:hAnsi="Cambria Math"/>
-                  <w:sz w:val="24"/>
-                  <w:szCs w:val="24"/>
-                </w:rPr>
-                <m:t xml:space="preserve">+</m:t>
-              </m:r>
-              <m:r>
-                <w:rPr>
-                  <w:rFonts w:ascii="Cambria Math" w:hAnsi="Cambria Math"/>
-                  <w:sz w:val="24"/>
-                  <w:szCs w:val="24"/>
-                </w:rPr>
-                <m:t xml:space="preserve">t</m:t>
-              </m:r>
-            </m:sub>
-            <m:sup>
-              <m:r>
-                <w:rPr>
-                  <w:rFonts w:ascii="Cambria Math" w:hAnsi="Cambria Math"/>
-                  <w:sz w:val="24"/>
-                  <w:szCs w:val="24"/>
-                </w:rPr>
-                <m:t xml:space="preserve">(</m:t>
-              </m:r>
-              <m:r>
-                <w:rPr>
-                  <w:rFonts w:ascii="Cambria Math" w:hAnsi="Cambria Math"/>
-                  <w:sz w:val="24"/>
-                  <w:szCs w:val="24"/>
-                </w:rPr>
-                <m:t xml:space="preserve">1</m:t>
-              </m:r>
-              <m:r>
-                <w:rPr>
-                  <w:rFonts w:ascii="Cambria Math" w:hAnsi="Cambria Math"/>
-                  <w:sz w:val="24"/>
-                  <w:szCs w:val="24"/>
-                </w:rPr>
-                <m:t xml:space="preserve">)</m:t>
-              </m:r>
-            </m:sup>
-          </m:sSubSup>
-          <m:r>
-            <w:rPr>
-              <w:rFonts w:ascii="Cambria Math" w:hAnsi="Cambria Math"/>
-              <w:sz w:val="24"/>
-              <w:szCs w:val="24"/>
-            </w:rPr>
-            <m:t xml:space="preserve"> − </m:t>
-          </m:r>
-          <m:sSub>
-            <m:e>
-              <m:r>
-                <w:rPr>
-                  <w:rFonts w:ascii="Cambria Math" w:hAnsi="Cambria Math"/>
-                  <w:sz w:val="24"/>
-                  <w:szCs w:val="24"/>
-                </w:rPr>
-                <m:t xml:space="preserve">q</m:t>
-              </m:r>
-            </m:e>
-            <m:sub>
-              <m:r>
-                <w:rPr>
-                  <w:rFonts w:ascii="Cambria Math" w:hAnsi="Cambria Math"/>
-                  <w:sz w:val="24"/>
-                  <w:szCs w:val="24"/>
-                </w:rPr>
-                <m:t xml:space="preserve">x</m:t>
-              </m:r>
-              <m:r>
-                <w:rPr>
-                  <w:rFonts w:ascii="Cambria Math" w:hAnsi="Cambria Math"/>
-                  <w:sz w:val="24"/>
-                  <w:szCs w:val="24"/>
-                </w:rPr>
-                <m:t xml:space="preserve">+</m:t>
-              </m:r>
-              <m:r>
-                <w:rPr>
-                  <w:rFonts w:ascii="Cambria Math" w:hAnsi="Cambria Math"/>
-                  <w:sz w:val="24"/>
-                  <w:szCs w:val="24"/>
-                </w:rPr>
-                <m:t xml:space="preserve">t</m:t>
-              </m:r>
-            </m:sub>
-          </m:sSub>
-          <m:r>
-            <w:rPr>
-              <w:rFonts w:ascii="Cambria Math" w:hAnsi="Cambria Math"/>
-              <w:sz w:val="24"/>
-              <w:szCs w:val="24"/>
-            </w:rPr>
-            <m:t xml:space="preserve">·</m:t>
-          </m:r>
-          <m:sSubSup>
-            <m:e>
-              <m:r>
-                <w:rPr>
-                  <w:rFonts w:ascii="Cambria Math" w:hAnsi="Cambria Math"/>
-                  <w:sz w:val="24"/>
-                  <w:szCs w:val="24"/>
-                </w:rPr>
-                <m:t xml:space="preserve">r</m:t>
-              </m:r>
-            </m:e>
-            <m:sub>
-              <m:r>
-                <w:rPr>
-                  <w:rFonts w:ascii="Cambria Math" w:hAnsi="Cambria Math"/>
-                  <w:sz w:val="24"/>
-                  <w:szCs w:val="24"/>
-                </w:rPr>
-                <m:t xml:space="preserve">x</m:t>
-              </m:r>
-              <m:r>
-                <w:rPr>
-                  <w:rFonts w:ascii="Cambria Math" w:hAnsi="Cambria Math"/>
-                  <w:sz w:val="24"/>
-                  <w:szCs w:val="24"/>
-                </w:rPr>
-                <m:t xml:space="preserve">+</m:t>
-              </m:r>
-              <m:r>
-                <w:rPr>
-                  <w:rFonts w:ascii="Cambria Math" w:hAnsi="Cambria Math"/>
-                  <w:sz w:val="24"/>
-                  <w:szCs w:val="24"/>
-                </w:rPr>
-                <m:t xml:space="preserve">t</m:t>
-              </m:r>
-            </m:sub>
-            <m:sup>
-              <m:r>
-                <w:rPr>
-                  <w:rFonts w:ascii="Cambria Math" w:hAnsi="Cambria Math"/>
-                  <w:sz w:val="24"/>
-                  <w:szCs w:val="24"/>
-                </w:rPr>
-                <m:t xml:space="preserve">(</m:t>
-              </m:r>
-              <m:r>
-                <w:rPr>
-                  <w:rFonts w:ascii="Cambria Math" w:hAnsi="Cambria Math"/>
-                  <w:sz w:val="24"/>
-                  <w:szCs w:val="24"/>
-                </w:rPr>
-                <m:t xml:space="preserve">1</m:t>
-              </m:r>
-              <m:r>
-                <w:rPr>
-                  <w:rFonts w:ascii="Cambria Math" w:hAnsi="Cambria Math"/>
-                  <w:sz w:val="24"/>
-                  <w:szCs w:val="24"/>
-                </w:rPr>
-                <m:t xml:space="preserve">)</m:t>
-              </m:r>
-            </m:sup>
-          </m:sSubSup>
-          <m:r>
-            <w:rPr>
-              <w:rFonts w:ascii="Cambria Math" w:hAnsi="Cambria Math"/>
-              <w:sz w:val="24"/>
-              <w:szCs w:val="24"/>
-            </w:rPr>
-            <m:t xml:space="preserve">/</m:t>
-          </m:r>
-          <m:r>
-            <w:rPr>
-              <w:rFonts w:ascii="Cambria Math" w:hAnsi="Cambria Math"/>
-              <w:sz w:val="24"/>
-              <w:szCs w:val="24"/>
-            </w:rPr>
-            <m:t xml:space="preserve">2</m:t>
-          </m:r>
-          <m:r>
-            <w:rPr>
-              <w:rFonts w:ascii="Cambria Math" w:hAnsi="Cambria Math"/>
-              <w:sz w:val="24"/>
-              <w:szCs w:val="24"/>
-            </w:rPr>
-            <m:t xml:space="preserve"> )</m:t>
-          </m:r>
-        </m:oMath>
-      </m:oMathPara>
-    </w:p>
-    <w:p>
-      <w:pPr>
-        <w:pStyle w:val="FormulaText"/>
-      </w:pPr>
-      <w:r>
-        <w:t xml:space="preserve">생존자수 — 탈퇴 사유가 생긴 사람을 뺀다</w:t>
-      </w:r>
-    </w:p>
-    <w:p>
-      <w:pPr>
-        <w:pStyle w:val="Formula"/>
-      </w:pPr>
-      <m:oMathPara>
-        <m:oMathParaPr>
-          <m:jc m:val="left"/>
-        </m:oMathParaPr>
-        <m:oMath>
-          <m:sSubSup>
-            <m:e>
-              <m:r>
-                <w:rPr>
-                  <w:rFonts w:ascii="Cambria Math" w:hAnsi="Cambria Math"/>
-                  <w:sz w:val="24"/>
-                  <w:szCs w:val="24"/>
-                </w:rPr>
-                <m:t xml:space="preserve">l</m:t>
-              </m:r>
-            </m:e>
-            <m:sub>
-              <m:r>
-                <w:rPr>
-                  <w:rFonts w:ascii="Cambria Math" w:hAnsi="Cambria Math"/>
-                  <w:sz w:val="24"/>
-                  <w:szCs w:val="24"/>
-                </w:rPr>
-                <m:t xml:space="preserve">x</m:t>
-              </m:r>
-              <m:r>
-                <w:rPr>
-                  <w:rFonts w:ascii="Cambria Math" w:hAnsi="Cambria Math"/>
-                  <w:sz w:val="24"/>
-                  <w:szCs w:val="24"/>
-                </w:rPr>
-                <m:t xml:space="preserve">+</m:t>
-              </m:r>
-              <m:r>
-                <w:rPr>
-                  <w:rFonts w:ascii="Cambria Math" w:hAnsi="Cambria Math"/>
-                  <w:sz w:val="24"/>
-                  <w:szCs w:val="24"/>
-                </w:rPr>
-                <m:t xml:space="preserve">t</m:t>
-              </m:r>
-              <m:r>
-                <w:rPr>
-                  <w:rFonts w:ascii="Cambria Math" w:hAnsi="Cambria Math"/>
-                  <w:sz w:val="24"/>
-                  <w:szCs w:val="24"/>
-                </w:rPr>
-                <m:t xml:space="preserve">+</m:t>
-              </m:r>
-              <m:r>
-                <w:rPr>
-                  <w:rFonts w:ascii="Cambria Math" w:hAnsi="Cambria Math"/>
-                  <w:sz w:val="24"/>
-                  <w:szCs w:val="24"/>
-                </w:rPr>
-                <m:t xml:space="preserve">1</m:t>
-              </m:r>
-            </m:sub>
-            <m:sup>
-              <m:r>
-                <w:rPr>
-                  <w:rFonts w:ascii="Cambria Math" w:hAnsi="Cambria Math"/>
-                  <w:sz w:val="24"/>
-                  <w:szCs w:val="24"/>
-                </w:rPr>
-                <m:t xml:space="preserve">(</m:t>
-              </m:r>
-              <m:r>
-                <w:rPr>
-                  <w:rFonts w:ascii="Cambria Math" w:hAnsi="Cambria Math"/>
-                  <w:sz w:val="24"/>
-                  <w:szCs w:val="24"/>
-                </w:rPr>
-                <m:t xml:space="preserve">1</m:t>
-              </m:r>
-              <m:r>
-                <w:rPr>
-                  <w:rFonts w:ascii="Cambria Math" w:hAnsi="Cambria Math"/>
-                  <w:sz w:val="24"/>
-                  <w:szCs w:val="24"/>
-                </w:rPr>
-                <m:t xml:space="preserve">)</m:t>
-              </m:r>
-            </m:sup>
-          </m:sSubSup>
-          <m:r>
-            <w:rPr>
-              <w:rFonts w:ascii="Cambria Math" w:hAnsi="Cambria Math"/>
-              <w:sz w:val="24"/>
-              <w:szCs w:val="24"/>
-            </w:rPr>
-            <m:t xml:space="preserve"> = </m:t>
-          </m:r>
-          <m:sSubSup>
-            <m:e>
-              <m:r>
-                <w:rPr>
-                  <w:rFonts w:ascii="Cambria Math" w:hAnsi="Cambria Math"/>
-                  <w:sz w:val="24"/>
-                  <w:szCs w:val="24"/>
-                </w:rPr>
-                <m:t xml:space="preserve">l</m:t>
-              </m:r>
-            </m:e>
-            <m:sub>
-              <m:r>
-                <w:rPr>
-                  <w:rFonts w:ascii="Cambria Math" w:hAnsi="Cambria Math"/>
-                  <w:sz w:val="24"/>
-                  <w:szCs w:val="24"/>
-                </w:rPr>
-                <m:t xml:space="preserve">x</m:t>
-              </m:r>
-              <m:r>
-                <w:rPr>
-                  <w:rFonts w:ascii="Cambria Math" w:hAnsi="Cambria Math"/>
-                  <w:sz w:val="24"/>
-                  <w:szCs w:val="24"/>
-                </w:rPr>
-                <m:t xml:space="preserve">+</m:t>
-              </m:r>
-              <m:r>
-                <w:rPr>
-                  <w:rFonts w:ascii="Cambria Math" w:hAnsi="Cambria Math"/>
-                  <w:sz w:val="24"/>
-                  <w:szCs w:val="24"/>
-                </w:rPr>
-                <m:t xml:space="preserve">t</m:t>
-              </m:r>
-            </m:sub>
-            <m:sup>
-              <m:r>
-                <w:rPr>
-                  <w:rFonts w:ascii="Cambria Math" w:hAnsi="Cambria Math"/>
-                  <w:sz w:val="24"/>
-                  <w:szCs w:val="24"/>
-                </w:rPr>
-                <m:t xml:space="preserve">(</m:t>
-              </m:r>
-              <m:r>
-                <w:rPr>
-                  <w:rFonts w:ascii="Cambria Math" w:hAnsi="Cambria Math"/>
-                  <w:sz w:val="24"/>
-                  <w:szCs w:val="24"/>
-                </w:rPr>
-                <m:t xml:space="preserve">1</m:t>
-              </m:r>
-              <m:r>
-                <w:rPr>
-                  <w:rFonts w:ascii="Cambria Math" w:hAnsi="Cambria Math"/>
-                  <w:sz w:val="24"/>
-                  <w:szCs w:val="24"/>
-                </w:rPr>
-                <m:t xml:space="preserve">)</m:t>
-              </m:r>
-            </m:sup>
-          </m:sSubSup>
-          <m:r>
-            <w:rPr>
-              <w:rFonts w:ascii="Cambria Math" w:hAnsi="Cambria Math"/>
-              <w:sz w:val="24"/>
-              <w:szCs w:val="24"/>
-            </w:rPr>
-            <m:t xml:space="preserve"> × ( </m:t>
-          </m:r>
-          <m:r>
-            <w:rPr>
-              <w:rFonts w:ascii="Cambria Math" w:hAnsi="Cambria Math"/>
-              <w:sz w:val="24"/>
-              <w:szCs w:val="24"/>
-            </w:rPr>
-            <m:t xml:space="preserve">1</m:t>
-          </m:r>
-          <m:r>
-            <w:rPr>
-              <w:rFonts w:ascii="Cambria Math" w:hAnsi="Cambria Math"/>
-              <w:sz w:val="24"/>
-              <w:szCs w:val="24"/>
-            </w:rPr>
-            <m:t xml:space="preserve"> − </m:t>
-          </m:r>
-          <m:sSubSup>
-            <m:e>
-              <m:r>
-                <w:rPr>
-                  <w:rFonts w:ascii="Cambria Math" w:hAnsi="Cambria Math"/>
-                  <w:sz w:val="24"/>
-                  <w:szCs w:val="24"/>
-                </w:rPr>
-                <m:t xml:space="preserve">Q</m:t>
-              </m:r>
-            </m:e>
-            <m:sub>
-              <m:r>
-                <w:rPr>
-                  <w:rFonts w:ascii="Cambria Math" w:hAnsi="Cambria Math"/>
-                  <w:sz w:val="24"/>
-                  <w:szCs w:val="24"/>
-                </w:rPr>
-                <m:t xml:space="preserve">x</m:t>
-              </m:r>
-              <m:r>
-                <w:rPr>
-                  <w:rFonts w:ascii="Cambria Math" w:hAnsi="Cambria Math"/>
-                  <w:sz w:val="24"/>
-                  <w:szCs w:val="24"/>
-                </w:rPr>
-                <m:t xml:space="preserve">+</m:t>
-              </m:r>
-              <m:r>
-                <w:rPr>
-                  <w:rFonts w:ascii="Cambria Math" w:hAnsi="Cambria Math"/>
-                  <w:sz w:val="24"/>
-                  <w:szCs w:val="24"/>
-                </w:rPr>
-                <m:t xml:space="preserve">t</m:t>
-              </m:r>
-            </m:sub>
-            <m:sup>
-              <m:r>
-                <w:rPr>
-                  <w:rFonts w:ascii="Cambria Math" w:hAnsi="Cambria Math"/>
-                  <w:sz w:val="24"/>
-                  <w:szCs w:val="24"/>
-                </w:rPr>
-                <m:t xml:space="preserve">(</m:t>
-              </m:r>
-              <m:r>
-                <w:rPr>
-                  <w:rFonts w:ascii="Cambria Math" w:hAnsi="Cambria Math"/>
-                  <w:sz w:val="24"/>
-                  <w:szCs w:val="24"/>
-                </w:rPr>
-                <m:t xml:space="preserve">1</m:t>
-              </m:r>
-              <m:r>
-                <w:rPr>
-                  <w:rFonts w:ascii="Cambria Math" w:hAnsi="Cambria Math"/>
-                  <w:sz w:val="24"/>
-                  <w:szCs w:val="24"/>
-                </w:rPr>
-                <m:t xml:space="preserve">)</m:t>
-              </m:r>
-            </m:sup>
-          </m:sSubSup>
-          <m:r>
-            <w:rPr>
-              <w:rFonts w:ascii="Cambria Math" w:hAnsi="Cambria Math"/>
-              <w:sz w:val="24"/>
-              <w:szCs w:val="24"/>
-            </w:rPr>
-            <m:t xml:space="preserve"> )</m:t>
-          </m:r>
-        </m:oMath>
-      </m:oMathPara>
-    </w:p>
-    <w:p>
-      <w:pPr>
-        <w:pStyle w:val="FormulaText"/>
-      </w:pPr>
-      <w:r>
-        <w:t xml:space="preserve">현가와 누계</w:t>
-      </w:r>
-    </w:p>
-    <w:p>
-      <w:pPr>
-        <w:pStyle w:val="Formula"/>
-      </w:pPr>
-      <m:oMathPara>
-        <m:oMathParaPr>
-          <m:jc m:val="left"/>
-        </m:oMathParaPr>
-        <m:oMath>
-          <m:sSubSup>
-            <m:e>
-              <m:r>
-                <w:rPr>
-                  <w:rFonts w:ascii="Cambria Math" w:hAnsi="Cambria Math"/>
-                  <w:sz w:val="24"/>
-                  <w:szCs w:val="24"/>
-                </w:rPr>
-                <m:t xml:space="preserve">D</m:t>
-              </m:r>
-            </m:e>
-            <m:sub>
-              <m:r>
-                <w:rPr>
-                  <w:rFonts w:ascii="Cambria Math" w:hAnsi="Cambria Math"/>
-                  <w:sz w:val="24"/>
-                  <w:szCs w:val="24"/>
-                </w:rPr>
-                <m:t xml:space="preserve">x</m:t>
-              </m:r>
-              <m:r>
-                <w:rPr>
-                  <w:rFonts w:ascii="Cambria Math" w:hAnsi="Cambria Math"/>
-                  <w:sz w:val="24"/>
-                  <w:szCs w:val="24"/>
-                </w:rPr>
-                <m:t xml:space="preserve">+</m:t>
-              </m:r>
-              <m:r>
-                <w:rPr>
-                  <w:rFonts w:ascii="Cambria Math" w:hAnsi="Cambria Math"/>
-                  <w:sz w:val="24"/>
-                  <w:szCs w:val="24"/>
-                </w:rPr>
-                <m:t xml:space="preserve">t</m:t>
-              </m:r>
-            </m:sub>
-            <m:sup>
-              <m:r>
-                <w:rPr>
-                  <w:rFonts w:ascii="Cambria Math" w:hAnsi="Cambria Math"/>
-                  <w:sz w:val="24"/>
-                  <w:szCs w:val="24"/>
-                </w:rPr>
-                <m:t xml:space="preserve">(</m:t>
-              </m:r>
-              <m:r>
-                <w:rPr>
-                  <w:rFonts w:ascii="Cambria Math" w:hAnsi="Cambria Math"/>
-                  <w:sz w:val="24"/>
-                  <w:szCs w:val="24"/>
-                </w:rPr>
-                <m:t xml:space="preserve">1</m:t>
-              </m:r>
-              <m:r>
-                <w:rPr>
-                  <w:rFonts w:ascii="Cambria Math" w:hAnsi="Cambria Math"/>
-                  <w:sz w:val="24"/>
-                  <w:szCs w:val="24"/>
-                </w:rPr>
-                <m:t xml:space="preserve">)</m:t>
-              </m:r>
-            </m:sup>
-          </m:sSubSup>
-          <m:r>
-            <w:rPr>
-              <w:rFonts w:ascii="Cambria Math" w:hAnsi="Cambria Math"/>
-              <w:sz w:val="24"/>
-              <w:szCs w:val="24"/>
-            </w:rPr>
-            <m:t xml:space="preserve"> = </m:t>
-          </m:r>
-          <m:sSubSup>
-            <m:e>
-              <m:r>
-                <w:rPr>
-                  <w:rFonts w:ascii="Cambria Math" w:hAnsi="Cambria Math"/>
-                  <w:sz w:val="24"/>
-                  <w:szCs w:val="24"/>
-                </w:rPr>
-                <m:t xml:space="preserve">l</m:t>
-              </m:r>
-            </m:e>
-            <m:sub>
-              <m:r>
-                <w:rPr>
-                  <w:rFonts w:ascii="Cambria Math" w:hAnsi="Cambria Math"/>
-                  <w:sz w:val="24"/>
-                  <w:szCs w:val="24"/>
-                </w:rPr>
-                <m:t xml:space="preserve">x</m:t>
-              </m:r>
-              <m:r>
-                <w:rPr>
-                  <w:rFonts w:ascii="Cambria Math" w:hAnsi="Cambria Math"/>
-                  <w:sz w:val="24"/>
-                  <w:szCs w:val="24"/>
-                </w:rPr>
-                <m:t xml:space="preserve">+</m:t>
-              </m:r>
-              <m:r>
-                <w:rPr>
-                  <w:rFonts w:ascii="Cambria Math" w:hAnsi="Cambria Math"/>
-                  <w:sz w:val="24"/>
-                  <w:szCs w:val="24"/>
-                </w:rPr>
-                <m:t xml:space="preserve">t</m:t>
-              </m:r>
-            </m:sub>
-            <m:sup>
-              <m:r>
-                <w:rPr>
-                  <w:rFonts w:ascii="Cambria Math" w:hAnsi="Cambria Math"/>
-                  <w:sz w:val="24"/>
-                  <w:szCs w:val="24"/>
-                </w:rPr>
-                <m:t xml:space="preserve">(</m:t>
-              </m:r>
-              <m:r>
-                <w:rPr>
-                  <w:rFonts w:ascii="Cambria Math" w:hAnsi="Cambria Math"/>
-                  <w:sz w:val="24"/>
-                  <w:szCs w:val="24"/>
-                </w:rPr>
-                <m:t xml:space="preserve">1</m:t>
-              </m:r>
-              <m:r>
-                <w:rPr>
-                  <w:rFonts w:ascii="Cambria Math" w:hAnsi="Cambria Math"/>
-                  <w:sz w:val="24"/>
-                  <w:szCs w:val="24"/>
-                </w:rPr>
-                <m:t xml:space="preserve">)</m:t>
-              </m:r>
-            </m:sup>
-          </m:sSubSup>
-          <m:r>
-            <w:rPr>
-              <w:rFonts w:ascii="Cambria Math" w:hAnsi="Cambria Math"/>
-              <w:sz w:val="24"/>
-              <w:szCs w:val="24"/>
-            </w:rPr>
-            <m:t xml:space="preserve">·</m:t>
-          </m:r>
-          <m:sSup>
-            <m:e>
-              <m:r>
-                <w:rPr>
-                  <w:rFonts w:ascii="Cambria Math" w:hAnsi="Cambria Math"/>
-                  <w:sz w:val="24"/>
-                  <w:szCs w:val="24"/>
-                </w:rPr>
-                <m:t xml:space="preserve">v</m:t>
-              </m:r>
-            </m:e>
-            <m:sup>
-              <m:r>
-                <w:rPr>
-                  <w:rFonts w:ascii="Cambria Math" w:hAnsi="Cambria Math"/>
-                  <w:sz w:val="24"/>
-                  <w:szCs w:val="24"/>
-                </w:rPr>
-                <m:t xml:space="preserve">t</m:t>
-              </m:r>
-            </m:sup>
-          </m:sSup>
-        </m:oMath>
-      </m:oMathPara>
-    </w:p>
-    <w:p>
-      <w:pPr>
-        <w:pStyle w:val="Formula"/>
-      </w:pPr>
-      <m:oMathPara>
-        <m:oMathParaPr>
-          <m:jc m:val="left"/>
-        </m:oMathParaPr>
-        <m:oMath>
-          <m:sSubSup>
-            <m:e>
-              <m:r>
-                <w:rPr>
-                  <w:rFonts w:ascii="Cambria Math" w:hAnsi="Cambria Math"/>
-                  <w:sz w:val="24"/>
-                  <w:szCs w:val="24"/>
-                </w:rPr>
-                <m:t xml:space="preserve">N</m:t>
-              </m:r>
-            </m:e>
-            <m:sub>
-              <m:r>
-                <w:rPr>
-                  <w:rFonts w:ascii="Cambria Math" w:hAnsi="Cambria Math"/>
-                  <w:sz w:val="24"/>
-                  <w:szCs w:val="24"/>
-                </w:rPr>
-                <m:t xml:space="preserve">x</m:t>
-              </m:r>
-              <m:r>
-                <w:rPr>
-                  <w:rFonts w:ascii="Cambria Math" w:hAnsi="Cambria Math"/>
-                  <w:sz w:val="24"/>
-                  <w:szCs w:val="24"/>
-                </w:rPr>
-                <m:t xml:space="preserve">+</m:t>
-              </m:r>
-              <m:r>
-                <w:rPr>
-                  <w:rFonts w:ascii="Cambria Math" w:hAnsi="Cambria Math"/>
-                  <w:sz w:val="24"/>
-                  <w:szCs w:val="24"/>
-                </w:rPr>
-                <m:t xml:space="preserve">t</m:t>
-              </m:r>
-            </m:sub>
-            <m:sup>
-              <m:r>
-                <w:rPr>
-                  <w:rFonts w:ascii="Cambria Math" w:hAnsi="Cambria Math"/>
-                  <w:sz w:val="24"/>
-                  <w:szCs w:val="24"/>
-                </w:rPr>
-                <m:t xml:space="preserve">(</m:t>
-              </m:r>
-              <m:r>
-                <w:rPr>
-                  <w:rFonts w:ascii="Cambria Math" w:hAnsi="Cambria Math"/>
-                  <w:sz w:val="24"/>
-                  <w:szCs w:val="24"/>
-                </w:rPr>
-                <m:t xml:space="preserve">1</m:t>
-              </m:r>
-              <m:r>
-                <w:rPr>
-                  <w:rFonts w:ascii="Cambria Math" w:hAnsi="Cambria Math"/>
-                  <w:sz w:val="24"/>
-                  <w:szCs w:val="24"/>
-                </w:rPr>
-                <m:t xml:space="preserve">)</m:t>
-              </m:r>
-            </m:sup>
-          </m:sSubSup>
-          <m:r>
-            <w:rPr>
-              <w:rFonts w:ascii="Cambria Math" w:hAnsi="Cambria Math"/>
-              <w:sz w:val="24"/>
-              <w:szCs w:val="24"/>
-            </w:rPr>
-            <m:t xml:space="preserve"> = </m:t>
-          </m:r>
-          <m:sSub>
-            <m:e>
-              <m:r>
-                <w:rPr>
-                  <w:rFonts w:ascii="Cambria Math" w:hAnsi="Cambria Math"/>
-                  <w:sz w:val="24"/>
-                  <w:szCs w:val="24"/>
-                </w:rPr>
-                <m:t xml:space="preserve">Σ</m:t>
-              </m:r>
-            </m:e>
-            <m:sub>
-              <m:r>
-                <w:rPr>
-                  <w:rFonts w:ascii="Cambria Math" w:hAnsi="Cambria Math"/>
-                  <w:sz w:val="24"/>
-                  <w:szCs w:val="24"/>
-                </w:rPr>
-                <m:t xml:space="preserve">u</m:t>
-              </m:r>
-              <m:r>
-                <w:rPr>
-                  <w:rFonts w:ascii="Cambria Math" w:hAnsi="Cambria Math"/>
-                  <w:sz w:val="24"/>
-                  <w:szCs w:val="24"/>
-                </w:rPr>
-                <m:t xml:space="preserve">≥</m:t>
-              </m:r>
-              <m:r>
-                <w:rPr>
-                  <w:rFonts w:ascii="Cambria Math" w:hAnsi="Cambria Math"/>
-                  <w:sz w:val="24"/>
-                  <w:szCs w:val="24"/>
-                </w:rPr>
-                <m:t xml:space="preserve">t</m:t>
-              </m:r>
-            </m:sub>
-          </m:sSub>
-          <m:r>
-            <w:rPr>
-              <w:rFonts w:ascii="Cambria Math" w:hAnsi="Cambria Math"/>
-              <w:sz w:val="24"/>
-              <w:szCs w:val="24"/>
-            </w:rPr>
-            <m:t xml:space="preserve"> </m:t>
-          </m:r>
-          <m:sSubSup>
-            <m:e>
-              <m:r>
-                <w:rPr>
-                  <w:rFonts w:ascii="Cambria Math" w:hAnsi="Cambria Math"/>
-                  <w:sz w:val="24"/>
-                  <w:szCs w:val="24"/>
-                </w:rPr>
-                <m:t xml:space="preserve">D</m:t>
-              </m:r>
-            </m:e>
-            <m:sub>
-              <m:r>
-                <w:rPr>
-                  <w:rFonts w:ascii="Cambria Math" w:hAnsi="Cambria Math"/>
-                  <w:sz w:val="24"/>
-                  <w:szCs w:val="24"/>
-                </w:rPr>
-                <m:t xml:space="preserve">x</m:t>
-              </m:r>
-              <m:r>
-                <w:rPr>
-                  <w:rFonts w:ascii="Cambria Math" w:hAnsi="Cambria Math"/>
-                  <w:sz w:val="24"/>
-                  <w:szCs w:val="24"/>
-                </w:rPr>
-                <m:t xml:space="preserve">+</m:t>
-              </m:r>
-              <m:r>
-                <w:rPr>
-                  <w:rFonts w:ascii="Cambria Math" w:hAnsi="Cambria Math"/>
-                  <w:sz w:val="24"/>
-                  <w:szCs w:val="24"/>
-                </w:rPr>
-                <m:t xml:space="preserve">u</m:t>
-              </m:r>
-            </m:sub>
-            <m:sup>
-              <m:r>
-                <w:rPr>
-                  <w:rFonts w:ascii="Cambria Math" w:hAnsi="Cambria Math"/>
-                  <w:sz w:val="24"/>
-                  <w:szCs w:val="24"/>
-                </w:rPr>
-                <m:t xml:space="preserve">(</m:t>
-              </m:r>
-              <m:r>
-                <w:rPr>
-                  <w:rFonts w:ascii="Cambria Math" w:hAnsi="Cambria Math"/>
-                  <w:sz w:val="24"/>
-                  <w:szCs w:val="24"/>
-                </w:rPr>
-                <m:t xml:space="preserve">1</m:t>
-              </m:r>
-              <m:r>
-                <w:rPr>
-                  <w:rFonts w:ascii="Cambria Math" w:hAnsi="Cambria Math"/>
-                  <w:sz w:val="24"/>
-                  <w:szCs w:val="24"/>
-                </w:rPr>
-                <m:t xml:space="preserve">)</m:t>
-              </m:r>
-            </m:sup>
-          </m:sSubSup>
-        </m:oMath>
-      </m:oMathPara>
-    </w:p>
-    <w:p>
-      <w:pPr>
-        <w:pStyle w:val="Note"/>
-      </w:pPr>
-      <w:r>
-        <w:t xml:space="preserve">※ 사망·80% 이상 장해 보험금이 이 lx 를 쓴다.</w:t>
+        <w:t xml:space="preserve"> — 사망, 암 아닌 유지자</w:t>
       </w:r>
     </w:p>
     <w:tbl>
@@ -3457,7 +2576,7 @@
               <w:rPr>
                 <w:b/>
               </w:rPr>
-              <w:t xml:space="preserve">생존자</w:t>
+              <w:t xml:space="preserve">구분</w:t>
             </w:r>
           </w:p>
         </w:tc>
@@ -3474,7 +2593,7 @@
               <w:rPr>
                 <w:b/>
               </w:rPr>
-              <w:t xml:space="preserve">lx(2) — 생존자(사망X, 암X)</w:t>
+              <w:t xml:space="preserve">식</w:t>
             </w:r>
           </w:p>
         </w:tc>
@@ -3489,20 +2608,95 @@
               <w:spacing w:before="30" w:after="30"/>
             </w:pPr>
             <w:r>
-              <w:t xml:space="preserve">탈퇴 위험률</w:t>
-            </w:r>
-          </w:p>
-        </w:tc>
-        <w:tc>
-          <w:tcPr>
-            <w:tcW w:w="0" w:type="auto"/>
-          </w:tcPr>
-          <w:p>
-            <w:pPr>
-              <w:spacing w:before="30" w:after="30"/>
-            </w:pPr>
-            <w:r>
-              <w:t xml:space="preserve">사망률 및 암발생률</w:t>
+              <w:t xml:space="preserve">대상 위험률</w:t>
+            </w:r>
+          </w:p>
+        </w:tc>
+        <w:tc>
+          <w:tcPr>
+            <w:tcW w:w="0" w:type="auto"/>
+          </w:tcPr>
+          <w:p>
+            <w:pPr>
+              <w:spacing w:before="30" w:after="30"/>
+            </w:pPr>
+            <w:r>
+              <w:t xml:space="preserve">Q</w:t>
+            </w:r>
+            <w:r>
+              <w:rPr>
+                <w:vertAlign w:val="superscript"/>
+              </w:rPr>
+              <w:t xml:space="preserve">(2)</w:t>
+            </w:r>
+            <w:r>
+              <w:rPr>
+                <w:vertAlign w:val="subscript"/>
+              </w:rPr>
+              <w:t xml:space="preserve">x+t</w:t>
+            </w:r>
+            <w:r>
+              <w:t xml:space="preserve"> = min( 1, </w:t>
+            </w:r>
+            <w:r>
+              <w:t xml:space="preserve">q</w:t>
+            </w:r>
+            <w:r>
+              <w:rPr>
+                <w:vertAlign w:val="subscript"/>
+              </w:rPr>
+              <w:t xml:space="preserve">x+t</w:t>
+            </w:r>
+            <w:r>
+              <w:t xml:space="preserve"> + </w:t>
+            </w:r>
+            <w:r>
+              <w:t xml:space="preserve">r</w:t>
+            </w:r>
+            <w:r>
+              <w:rPr>
+                <w:vertAlign w:val="superscript"/>
+              </w:rPr>
+              <w:t xml:space="preserve">(2)</w:t>
+            </w:r>
+            <w:r>
+              <w:rPr>
+                <w:vertAlign w:val="subscript"/>
+              </w:rPr>
+              <w:t xml:space="preserve">x+t</w:t>
+            </w:r>
+            <w:r>
+              <w:t xml:space="preserve"> − </w:t>
+            </w:r>
+            <w:r>
+              <w:t xml:space="preserve">q</w:t>
+            </w:r>
+            <w:r>
+              <w:rPr>
+                <w:vertAlign w:val="subscript"/>
+              </w:rPr>
+              <w:t xml:space="preserve">x+t</w:t>
+            </w:r>
+            <w:r>
+              <w:t xml:space="preserve">·</w:t>
+            </w:r>
+            <w:r>
+              <w:t xml:space="preserve">r</w:t>
+            </w:r>
+            <w:r>
+              <w:rPr>
+                <w:vertAlign w:val="superscript"/>
+              </w:rPr>
+              <w:t xml:space="preserve">(2)</w:t>
+            </w:r>
+            <w:r>
+              <w:rPr>
+                <w:vertAlign w:val="subscript"/>
+              </w:rPr>
+              <w:t xml:space="preserve">x+t</w:t>
+            </w:r>
+            <w:r>
+              <w:t xml:space="preserve">/2 )</w:t>
             </w:r>
           </w:p>
         </w:tc>
@@ -3517,20 +2711,71 @@
               <w:spacing w:before="30" w:after="30"/>
             </w:pPr>
             <w:r>
-              <w:t xml:space="preserve">납입(N*)</w:t>
-            </w:r>
-          </w:p>
-        </w:tc>
-        <w:tc>
-          <w:tcPr>
-            <w:tcW w:w="0" w:type="auto"/>
-          </w:tcPr>
-          <w:p>
-            <w:pPr>
-              <w:spacing w:before="30" w:after="30"/>
-            </w:pPr>
-            <w:r>
-              <w:t xml:space="preserve">—</w:t>
+              <w:t xml:space="preserve">계산기수</w:t>
+            </w:r>
+          </w:p>
+        </w:tc>
+        <w:tc>
+          <w:tcPr>
+            <w:tcW w:w="0" w:type="auto"/>
+          </w:tcPr>
+          <w:p>
+            <w:pPr>
+              <w:spacing w:before="30" w:after="30"/>
+            </w:pPr>
+            <w:r>
+              <w:t xml:space="preserve">l</w:t>
+            </w:r>
+            <w:r>
+              <w:rPr>
+                <w:vertAlign w:val="superscript"/>
+              </w:rPr>
+              <w:t xml:space="preserve">(2)</w:t>
+            </w:r>
+            <w:r>
+              <w:rPr>
+                <w:vertAlign w:val="subscript"/>
+              </w:rPr>
+              <w:t xml:space="preserve">x+t+1</w:t>
+            </w:r>
+            <w:r>
+              <w:t xml:space="preserve"> = </w:t>
+            </w:r>
+            <w:r>
+              <w:t xml:space="preserve">l</w:t>
+            </w:r>
+            <w:r>
+              <w:rPr>
+                <w:vertAlign w:val="superscript"/>
+              </w:rPr>
+              <w:t xml:space="preserve">(2)</w:t>
+            </w:r>
+            <w:r>
+              <w:rPr>
+                <w:vertAlign w:val="subscript"/>
+              </w:rPr>
+              <w:t xml:space="preserve">x+t</w:t>
+            </w:r>
+            <w:r>
+              <w:t xml:space="preserve"> × ( 1 − </w:t>
+            </w:r>
+            <w:r>
+              <w:t xml:space="preserve">Q</w:t>
+            </w:r>
+            <w:r>
+              <w:rPr>
+                <w:vertAlign w:val="superscript"/>
+              </w:rPr>
+              <w:t xml:space="preserve">(2)</w:t>
+            </w:r>
+            <w:r>
+              <w:rPr>
+                <w:vertAlign w:val="subscript"/>
+              </w:rPr>
+              <w:t xml:space="preserve">x+t</w:t>
+            </w:r>
+            <w:r>
+              <w:t xml:space="preserve"> )</w:t>
             </w:r>
           </w:p>
         </w:tc>
@@ -3545,20 +2790,110 @@
               <w:spacing w:before="30" w:after="30"/>
             </w:pPr>
             <w:r>
-              <w:t xml:space="preserve">계산기수</w:t>
-            </w:r>
-          </w:p>
-        </w:tc>
-        <w:tc>
-          <w:tcPr>
-            <w:tcW w:w="0" w:type="auto"/>
-          </w:tcPr>
-          <w:p>
-            <w:pPr>
-              <w:spacing w:before="30" w:after="30"/>
-            </w:pPr>
-            <w:r>
-              <w:t xml:space="preserve">lx · Dx · Nx</w:t>
+              <w:t xml:space="preserve">현가누계</w:t>
+            </w:r>
+          </w:p>
+        </w:tc>
+        <w:tc>
+          <w:tcPr>
+            <w:tcW w:w="0" w:type="auto"/>
+          </w:tcPr>
+          <w:p>
+            <w:pPr>
+              <w:spacing w:before="30" w:after="30"/>
+            </w:pPr>
+            <w:r>
+              <w:t xml:space="preserve">D</w:t>
+            </w:r>
+            <w:r>
+              <w:rPr>
+                <w:vertAlign w:val="superscript"/>
+              </w:rPr>
+              <w:t xml:space="preserve">(2)</w:t>
+            </w:r>
+            <w:r>
+              <w:rPr>
+                <w:vertAlign w:val="subscript"/>
+              </w:rPr>
+              <w:t xml:space="preserve">x+t</w:t>
+            </w:r>
+            <w:r>
+              <w:t xml:space="preserve"> = </w:t>
+            </w:r>
+            <w:r>
+              <w:t xml:space="preserve">l</w:t>
+            </w:r>
+            <w:r>
+              <w:rPr>
+                <w:vertAlign w:val="superscript"/>
+              </w:rPr>
+              <w:t xml:space="preserve">(2)</w:t>
+            </w:r>
+            <w:r>
+              <w:rPr>
+                <w:vertAlign w:val="subscript"/>
+              </w:rPr>
+              <w:t xml:space="preserve">x+t</w:t>
+            </w:r>
+            <w:r>
+              <w:t xml:space="preserve">·</w:t>
+            </w:r>
+            <w:r>
+              <w:t xml:space="preserve">v</w:t>
+            </w:r>
+            <w:r>
+              <w:rPr>
+                <w:vertAlign w:val="superscript"/>
+              </w:rPr>
+              <w:t xml:space="preserve">t</w:t>
+            </w:r>
+            <w:r>
+              <w:t xml:space="preserve"> · </w:t>
+            </w:r>
+            <w:r>
+              <w:t xml:space="preserve">N</w:t>
+            </w:r>
+            <w:r>
+              <w:rPr>
+                <w:vertAlign w:val="superscript"/>
+              </w:rPr>
+              <w:t xml:space="preserve">(2)</w:t>
+            </w:r>
+            <w:r>
+              <w:rPr>
+                <w:vertAlign w:val="subscript"/>
+              </w:rPr>
+              <w:t xml:space="preserve">x+t</w:t>
+            </w:r>
+            <w:r>
+              <w:t xml:space="preserve"> = </w:t>
+            </w:r>
+            <w:r>
+              <w:t xml:space="preserve">Σ</w:t>
+            </w:r>
+            <w:r>
+              <w:rPr>
+                <w:vertAlign w:val="subscript"/>
+              </w:rPr>
+              <w:t xml:space="preserve">u≥t</w:t>
+            </w:r>
+            <w:r>
+              <w:t xml:space="preserve"> </w:t>
+            </w:r>
+            <w:r>
+              <w:t xml:space="preserve">D</w:t>
+            </w:r>
+            <w:r>
+              <w:rPr>
+                <w:vertAlign w:val="superscript"/>
+              </w:rPr>
+              <w:t xml:space="preserve">(2)</w:t>
+            </w:r>
+            <w:r>
+              <w:rPr>
+                <w:vertAlign w:val="subscript"/>
+              </w:rPr>
+              <w:t xml:space="preserve">x+u</w:t>
             </w:r>
           </w:p>
         </w:tc>
@@ -3566,19 +2901,17 @@
     </w:tbl>
     <w:p/>
     <w:p>
-      <w:pPr>
-        <w:pStyle w:val="FormulaLabel"/>
-      </w:pPr>
       <w:r>
-        <w:t xml:space="preserve">[식] 생존자수 lx(2) — 생존자(사망X, 암X)</w:t>
+        <w:t xml:space="preserve">(3) </w:t>
       </w:r>
-    </w:p>
-    <w:p>
-      <w:pPr>
-        <w:pStyle w:val="FormulaText"/>
-      </w:pPr>
       <w:r>
-        <w:t xml:space="preserve">q</w:t>
+        <w:t xml:space="preserve">l</w:t>
+      </w:r>
+      <w:r>
+        <w:rPr>
+          <w:vertAlign w:val="superscript"/>
+        </w:rPr>
+        <w:t xml:space="preserve">(3)</w:t>
       </w:r>
       <w:r>
         <w:rPr>
@@ -3587,1165 +2920,7 @@
         <w:t xml:space="preserve">x</w:t>
       </w:r>
       <w:r>
-        <w:t xml:space="preserve"> : 사망률</w:t>
-      </w:r>
-    </w:p>
-    <w:p>
-      <w:pPr>
-        <w:pStyle w:val="FormulaText"/>
-      </w:pPr>
-      <w:r>
-        <w:t xml:space="preserve">r</w:t>
-      </w:r>
-      <w:r>
-        <w:rPr>
-          <w:vertAlign w:val="superscript"/>
-        </w:rPr>
-        <w:t xml:space="preserve">(2)</w:t>
-      </w:r>
-      <w:r>
-        <w:rPr>
-          <w:vertAlign w:val="subscript"/>
-        </w:rPr>
-        <w:t xml:space="preserve">x</w:t>
-      </w:r>
-      <w:r>
-        <w:t xml:space="preserve"> : 암발생률</w:t>
-      </w:r>
-    </w:p>
-    <w:p>
-      <w:pPr>
-        <w:pStyle w:val="FormulaText"/>
-      </w:pPr>
-      <w:r>
-        <w:t xml:space="preserve">기준 인원</w:t>
-      </w:r>
-    </w:p>
-    <w:p>
-      <w:pPr>
-        <w:pStyle w:val="Formula"/>
-      </w:pPr>
-      <m:oMathPara>
-        <m:oMathParaPr>
-          <m:jc m:val="left"/>
-        </m:oMathParaPr>
-        <m:oMath>
-          <m:sSubSup>
-            <m:e>
-              <m:r>
-                <w:rPr>
-                  <w:rFonts w:ascii="Cambria Math" w:hAnsi="Cambria Math"/>
-                  <w:sz w:val="24"/>
-                  <w:szCs w:val="24"/>
-                </w:rPr>
-                <m:t xml:space="preserve">l</m:t>
-              </m:r>
-            </m:e>
-            <m:sub>
-              <m:r>
-                <w:rPr>
-                  <w:rFonts w:ascii="Cambria Math" w:hAnsi="Cambria Math"/>
-                  <w:sz w:val="24"/>
-                  <w:szCs w:val="24"/>
-                </w:rPr>
-                <m:t xml:space="preserve">x</m:t>
-              </m:r>
-            </m:sub>
-            <m:sup>
-              <m:r>
-                <w:rPr>
-                  <w:rFonts w:ascii="Cambria Math" w:hAnsi="Cambria Math"/>
-                  <w:sz w:val="24"/>
-                  <w:szCs w:val="24"/>
-                </w:rPr>
-                <m:t xml:space="preserve">(</m:t>
-              </m:r>
-              <m:r>
-                <w:rPr>
-                  <w:rFonts w:ascii="Cambria Math" w:hAnsi="Cambria Math"/>
-                  <w:sz w:val="24"/>
-                  <w:szCs w:val="24"/>
-                </w:rPr>
-                <m:t xml:space="preserve">2</m:t>
-              </m:r>
-              <m:r>
-                <w:rPr>
-                  <w:rFonts w:ascii="Cambria Math" w:hAnsi="Cambria Math"/>
-                  <w:sz w:val="24"/>
-                  <w:szCs w:val="24"/>
-                </w:rPr>
-                <m:t xml:space="preserve">)</m:t>
-              </m:r>
-            </m:sup>
-          </m:sSubSup>
-          <m:r>
-            <w:rPr>
-              <w:rFonts w:ascii="Cambria Math" w:hAnsi="Cambria Math"/>
-              <w:sz w:val="24"/>
-              <w:szCs w:val="24"/>
-            </w:rPr>
-            <m:t xml:space="preserve"> = </m:t>
-          </m:r>
-          <m:r>
-            <w:rPr>
-              <w:rFonts w:ascii="Cambria Math" w:hAnsi="Cambria Math"/>
-              <w:sz w:val="24"/>
-              <w:szCs w:val="24"/>
-            </w:rPr>
-            <m:t xml:space="preserve">100</m:t>
-          </m:r>
-          <m:r>
-            <w:rPr>
-              <w:rFonts w:ascii="Cambria Math" w:hAnsi="Cambria Math"/>
-              <w:sz w:val="24"/>
-              <w:szCs w:val="24"/>
-            </w:rPr>
-            <m:t xml:space="preserve">,</m:t>
-          </m:r>
-          <m:r>
-            <w:rPr>
-              <w:rFonts w:ascii="Cambria Math" w:hAnsi="Cambria Math"/>
-              <w:sz w:val="24"/>
-              <w:szCs w:val="24"/>
-            </w:rPr>
-            <m:t xml:space="preserve">000</m:t>
-          </m:r>
-        </m:oMath>
-      </m:oMathPara>
-    </w:p>
-    <w:p>
-      <w:pPr>
-        <w:pStyle w:val="FormulaText"/>
-      </w:pPr>
-      <w:r>
-        <w:t xml:space="preserve">탈퇴율 — 사망과는 겹치는 부분을 절반으로 보고, 1 을 넘지 않는다</w:t>
-      </w:r>
-    </w:p>
-    <w:p>
-      <w:pPr>
-        <w:pStyle w:val="Formula"/>
-      </w:pPr>
-      <m:oMathPara>
-        <m:oMathParaPr>
-          <m:jc m:val="left"/>
-        </m:oMathParaPr>
-        <m:oMath>
-          <m:sSubSup>
-            <m:e>
-              <m:r>
-                <w:rPr>
-                  <w:rFonts w:ascii="Cambria Math" w:hAnsi="Cambria Math"/>
-                  <w:sz w:val="24"/>
-                  <w:szCs w:val="24"/>
-                </w:rPr>
-                <m:t xml:space="preserve">Q</m:t>
-              </m:r>
-            </m:e>
-            <m:sub>
-              <m:r>
-                <w:rPr>
-                  <w:rFonts w:ascii="Cambria Math" w:hAnsi="Cambria Math"/>
-                  <w:sz w:val="24"/>
-                  <w:szCs w:val="24"/>
-                </w:rPr>
-                <m:t xml:space="preserve">x</m:t>
-              </m:r>
-              <m:r>
-                <w:rPr>
-                  <w:rFonts w:ascii="Cambria Math" w:hAnsi="Cambria Math"/>
-                  <w:sz w:val="24"/>
-                  <w:szCs w:val="24"/>
-                </w:rPr>
-                <m:t xml:space="preserve">+</m:t>
-              </m:r>
-              <m:r>
-                <w:rPr>
-                  <w:rFonts w:ascii="Cambria Math" w:hAnsi="Cambria Math"/>
-                  <w:sz w:val="24"/>
-                  <w:szCs w:val="24"/>
-                </w:rPr>
-                <m:t xml:space="preserve">t</m:t>
-              </m:r>
-            </m:sub>
-            <m:sup>
-              <m:r>
-                <w:rPr>
-                  <w:rFonts w:ascii="Cambria Math" w:hAnsi="Cambria Math"/>
-                  <w:sz w:val="24"/>
-                  <w:szCs w:val="24"/>
-                </w:rPr>
-                <m:t xml:space="preserve">(</m:t>
-              </m:r>
-              <m:r>
-                <w:rPr>
-                  <w:rFonts w:ascii="Cambria Math" w:hAnsi="Cambria Math"/>
-                  <w:sz w:val="24"/>
-                  <w:szCs w:val="24"/>
-                </w:rPr>
-                <m:t xml:space="preserve">2</m:t>
-              </m:r>
-              <m:r>
-                <w:rPr>
-                  <w:rFonts w:ascii="Cambria Math" w:hAnsi="Cambria Math"/>
-                  <w:sz w:val="24"/>
-                  <w:szCs w:val="24"/>
-                </w:rPr>
-                <m:t xml:space="preserve">)</m:t>
-              </m:r>
-            </m:sup>
-          </m:sSubSup>
-          <m:r>
-            <w:rPr>
-              <w:rFonts w:ascii="Cambria Math" w:hAnsi="Cambria Math"/>
-              <w:sz w:val="24"/>
-              <w:szCs w:val="24"/>
-            </w:rPr>
-            <m:t xml:space="preserve"> = </m:t>
-          </m:r>
-          <m:r>
-            <m:rPr>
-              <m:sty m:val="p"/>
-            </m:rPr>
-            <w:rPr>
-              <w:rFonts w:ascii="Cambria Math" w:hAnsi="Cambria Math"/>
-              <w:sz w:val="24"/>
-              <w:szCs w:val="24"/>
-            </w:rPr>
-            <m:t xml:space="preserve">min</m:t>
-          </m:r>
-          <m:r>
-            <w:rPr>
-              <w:rFonts w:ascii="Cambria Math" w:hAnsi="Cambria Math"/>
-              <w:sz w:val="24"/>
-              <w:szCs w:val="24"/>
-            </w:rPr>
-            <m:t xml:space="preserve">( </m:t>
-          </m:r>
-          <m:r>
-            <w:rPr>
-              <w:rFonts w:ascii="Cambria Math" w:hAnsi="Cambria Math"/>
-              <w:sz w:val="24"/>
-              <w:szCs w:val="24"/>
-            </w:rPr>
-            <m:t xml:space="preserve">1</m:t>
-          </m:r>
-          <m:r>
-            <w:rPr>
-              <w:rFonts w:ascii="Cambria Math" w:hAnsi="Cambria Math"/>
-              <w:sz w:val="24"/>
-              <w:szCs w:val="24"/>
-            </w:rPr>
-            <m:t xml:space="preserve">, </m:t>
-          </m:r>
-          <m:sSub>
-            <m:e>
-              <m:r>
-                <w:rPr>
-                  <w:rFonts w:ascii="Cambria Math" w:hAnsi="Cambria Math"/>
-                  <w:sz w:val="24"/>
-                  <w:szCs w:val="24"/>
-                </w:rPr>
-                <m:t xml:space="preserve">q</m:t>
-              </m:r>
-            </m:e>
-            <m:sub>
-              <m:r>
-                <w:rPr>
-                  <w:rFonts w:ascii="Cambria Math" w:hAnsi="Cambria Math"/>
-                  <w:sz w:val="24"/>
-                  <w:szCs w:val="24"/>
-                </w:rPr>
-                <m:t xml:space="preserve">x</m:t>
-              </m:r>
-              <m:r>
-                <w:rPr>
-                  <w:rFonts w:ascii="Cambria Math" w:hAnsi="Cambria Math"/>
-                  <w:sz w:val="24"/>
-                  <w:szCs w:val="24"/>
-                </w:rPr>
-                <m:t xml:space="preserve">+</m:t>
-              </m:r>
-              <m:r>
-                <w:rPr>
-                  <w:rFonts w:ascii="Cambria Math" w:hAnsi="Cambria Math"/>
-                  <w:sz w:val="24"/>
-                  <w:szCs w:val="24"/>
-                </w:rPr>
-                <m:t xml:space="preserve">t</m:t>
-              </m:r>
-            </m:sub>
-          </m:sSub>
-          <m:r>
-            <w:rPr>
-              <w:rFonts w:ascii="Cambria Math" w:hAnsi="Cambria Math"/>
-              <w:sz w:val="24"/>
-              <w:szCs w:val="24"/>
-            </w:rPr>
-            <m:t xml:space="preserve"> + </m:t>
-          </m:r>
-          <m:sSubSup>
-            <m:e>
-              <m:r>
-                <w:rPr>
-                  <w:rFonts w:ascii="Cambria Math" w:hAnsi="Cambria Math"/>
-                  <w:sz w:val="24"/>
-                  <w:szCs w:val="24"/>
-                </w:rPr>
-                <m:t xml:space="preserve">r</m:t>
-              </m:r>
-            </m:e>
-            <m:sub>
-              <m:r>
-                <w:rPr>
-                  <w:rFonts w:ascii="Cambria Math" w:hAnsi="Cambria Math"/>
-                  <w:sz w:val="24"/>
-                  <w:szCs w:val="24"/>
-                </w:rPr>
-                <m:t xml:space="preserve">x</m:t>
-              </m:r>
-              <m:r>
-                <w:rPr>
-                  <w:rFonts w:ascii="Cambria Math" w:hAnsi="Cambria Math"/>
-                  <w:sz w:val="24"/>
-                  <w:szCs w:val="24"/>
-                </w:rPr>
-                <m:t xml:space="preserve">+</m:t>
-              </m:r>
-              <m:r>
-                <w:rPr>
-                  <w:rFonts w:ascii="Cambria Math" w:hAnsi="Cambria Math"/>
-                  <w:sz w:val="24"/>
-                  <w:szCs w:val="24"/>
-                </w:rPr>
-                <m:t xml:space="preserve">t</m:t>
-              </m:r>
-            </m:sub>
-            <m:sup>
-              <m:r>
-                <w:rPr>
-                  <w:rFonts w:ascii="Cambria Math" w:hAnsi="Cambria Math"/>
-                  <w:sz w:val="24"/>
-                  <w:szCs w:val="24"/>
-                </w:rPr>
-                <m:t xml:space="preserve">(</m:t>
-              </m:r>
-              <m:r>
-                <w:rPr>
-                  <w:rFonts w:ascii="Cambria Math" w:hAnsi="Cambria Math"/>
-                  <w:sz w:val="24"/>
-                  <w:szCs w:val="24"/>
-                </w:rPr>
-                <m:t xml:space="preserve">2</m:t>
-              </m:r>
-              <m:r>
-                <w:rPr>
-                  <w:rFonts w:ascii="Cambria Math" w:hAnsi="Cambria Math"/>
-                  <w:sz w:val="24"/>
-                  <w:szCs w:val="24"/>
-                </w:rPr>
-                <m:t xml:space="preserve">)</m:t>
-              </m:r>
-            </m:sup>
-          </m:sSubSup>
-          <m:r>
-            <w:rPr>
-              <w:rFonts w:ascii="Cambria Math" w:hAnsi="Cambria Math"/>
-              <w:sz w:val="24"/>
-              <w:szCs w:val="24"/>
-            </w:rPr>
-            <m:t xml:space="preserve"> − </m:t>
-          </m:r>
-          <m:sSub>
-            <m:e>
-              <m:r>
-                <w:rPr>
-                  <w:rFonts w:ascii="Cambria Math" w:hAnsi="Cambria Math"/>
-                  <w:sz w:val="24"/>
-                  <w:szCs w:val="24"/>
-                </w:rPr>
-                <m:t xml:space="preserve">q</m:t>
-              </m:r>
-            </m:e>
-            <m:sub>
-              <m:r>
-                <w:rPr>
-                  <w:rFonts w:ascii="Cambria Math" w:hAnsi="Cambria Math"/>
-                  <w:sz w:val="24"/>
-                  <w:szCs w:val="24"/>
-                </w:rPr>
-                <m:t xml:space="preserve">x</m:t>
-              </m:r>
-              <m:r>
-                <w:rPr>
-                  <w:rFonts w:ascii="Cambria Math" w:hAnsi="Cambria Math"/>
-                  <w:sz w:val="24"/>
-                  <w:szCs w:val="24"/>
-                </w:rPr>
-                <m:t xml:space="preserve">+</m:t>
-              </m:r>
-              <m:r>
-                <w:rPr>
-                  <w:rFonts w:ascii="Cambria Math" w:hAnsi="Cambria Math"/>
-                  <w:sz w:val="24"/>
-                  <w:szCs w:val="24"/>
-                </w:rPr>
-                <m:t xml:space="preserve">t</m:t>
-              </m:r>
-            </m:sub>
-          </m:sSub>
-          <m:r>
-            <w:rPr>
-              <w:rFonts w:ascii="Cambria Math" w:hAnsi="Cambria Math"/>
-              <w:sz w:val="24"/>
-              <w:szCs w:val="24"/>
-            </w:rPr>
-            <m:t xml:space="preserve">·</m:t>
-          </m:r>
-          <m:sSubSup>
-            <m:e>
-              <m:r>
-                <w:rPr>
-                  <w:rFonts w:ascii="Cambria Math" w:hAnsi="Cambria Math"/>
-                  <w:sz w:val="24"/>
-                  <w:szCs w:val="24"/>
-                </w:rPr>
-                <m:t xml:space="preserve">r</m:t>
-              </m:r>
-            </m:e>
-            <m:sub>
-              <m:r>
-                <w:rPr>
-                  <w:rFonts w:ascii="Cambria Math" w:hAnsi="Cambria Math"/>
-                  <w:sz w:val="24"/>
-                  <w:szCs w:val="24"/>
-                </w:rPr>
-                <m:t xml:space="preserve">x</m:t>
-              </m:r>
-              <m:r>
-                <w:rPr>
-                  <w:rFonts w:ascii="Cambria Math" w:hAnsi="Cambria Math"/>
-                  <w:sz w:val="24"/>
-                  <w:szCs w:val="24"/>
-                </w:rPr>
-                <m:t xml:space="preserve">+</m:t>
-              </m:r>
-              <m:r>
-                <w:rPr>
-                  <w:rFonts w:ascii="Cambria Math" w:hAnsi="Cambria Math"/>
-                  <w:sz w:val="24"/>
-                  <w:szCs w:val="24"/>
-                </w:rPr>
-                <m:t xml:space="preserve">t</m:t>
-              </m:r>
-            </m:sub>
-            <m:sup>
-              <m:r>
-                <w:rPr>
-                  <w:rFonts w:ascii="Cambria Math" w:hAnsi="Cambria Math"/>
-                  <w:sz w:val="24"/>
-                  <w:szCs w:val="24"/>
-                </w:rPr>
-                <m:t xml:space="preserve">(</m:t>
-              </m:r>
-              <m:r>
-                <w:rPr>
-                  <w:rFonts w:ascii="Cambria Math" w:hAnsi="Cambria Math"/>
-                  <w:sz w:val="24"/>
-                  <w:szCs w:val="24"/>
-                </w:rPr>
-                <m:t xml:space="preserve">2</m:t>
-              </m:r>
-              <m:r>
-                <w:rPr>
-                  <w:rFonts w:ascii="Cambria Math" w:hAnsi="Cambria Math"/>
-                  <w:sz w:val="24"/>
-                  <w:szCs w:val="24"/>
-                </w:rPr>
-                <m:t xml:space="preserve">)</m:t>
-              </m:r>
-            </m:sup>
-          </m:sSubSup>
-          <m:r>
-            <w:rPr>
-              <w:rFonts w:ascii="Cambria Math" w:hAnsi="Cambria Math"/>
-              <w:sz w:val="24"/>
-              <w:szCs w:val="24"/>
-            </w:rPr>
-            <m:t xml:space="preserve">/</m:t>
-          </m:r>
-          <m:r>
-            <w:rPr>
-              <w:rFonts w:ascii="Cambria Math" w:hAnsi="Cambria Math"/>
-              <w:sz w:val="24"/>
-              <w:szCs w:val="24"/>
-            </w:rPr>
-            <m:t xml:space="preserve">2</m:t>
-          </m:r>
-          <m:r>
-            <w:rPr>
-              <w:rFonts w:ascii="Cambria Math" w:hAnsi="Cambria Math"/>
-              <w:sz w:val="24"/>
-              <w:szCs w:val="24"/>
-            </w:rPr>
-            <m:t xml:space="preserve"> )</m:t>
-          </m:r>
-        </m:oMath>
-      </m:oMathPara>
-    </w:p>
-    <w:p>
-      <w:pPr>
-        <w:pStyle w:val="FormulaText"/>
-      </w:pPr>
-      <w:r>
-        <w:t xml:space="preserve">생존자수 — 탈퇴 사유가 생긴 사람을 뺀다</w:t>
-      </w:r>
-    </w:p>
-    <w:p>
-      <w:pPr>
-        <w:pStyle w:val="Formula"/>
-      </w:pPr>
-      <m:oMathPara>
-        <m:oMathParaPr>
-          <m:jc m:val="left"/>
-        </m:oMathParaPr>
-        <m:oMath>
-          <m:sSubSup>
-            <m:e>
-              <m:r>
-                <w:rPr>
-                  <w:rFonts w:ascii="Cambria Math" w:hAnsi="Cambria Math"/>
-                  <w:sz w:val="24"/>
-                  <w:szCs w:val="24"/>
-                </w:rPr>
-                <m:t xml:space="preserve">l</m:t>
-              </m:r>
-            </m:e>
-            <m:sub>
-              <m:r>
-                <w:rPr>
-                  <w:rFonts w:ascii="Cambria Math" w:hAnsi="Cambria Math"/>
-                  <w:sz w:val="24"/>
-                  <w:szCs w:val="24"/>
-                </w:rPr>
-                <m:t xml:space="preserve">x</m:t>
-              </m:r>
-              <m:r>
-                <w:rPr>
-                  <w:rFonts w:ascii="Cambria Math" w:hAnsi="Cambria Math"/>
-                  <w:sz w:val="24"/>
-                  <w:szCs w:val="24"/>
-                </w:rPr>
-                <m:t xml:space="preserve">+</m:t>
-              </m:r>
-              <m:r>
-                <w:rPr>
-                  <w:rFonts w:ascii="Cambria Math" w:hAnsi="Cambria Math"/>
-                  <w:sz w:val="24"/>
-                  <w:szCs w:val="24"/>
-                </w:rPr>
-                <m:t xml:space="preserve">t</m:t>
-              </m:r>
-              <m:r>
-                <w:rPr>
-                  <w:rFonts w:ascii="Cambria Math" w:hAnsi="Cambria Math"/>
-                  <w:sz w:val="24"/>
-                  <w:szCs w:val="24"/>
-                </w:rPr>
-                <m:t xml:space="preserve">+</m:t>
-              </m:r>
-              <m:r>
-                <w:rPr>
-                  <w:rFonts w:ascii="Cambria Math" w:hAnsi="Cambria Math"/>
-                  <w:sz w:val="24"/>
-                  <w:szCs w:val="24"/>
-                </w:rPr>
-                <m:t xml:space="preserve">1</m:t>
-              </m:r>
-            </m:sub>
-            <m:sup>
-              <m:r>
-                <w:rPr>
-                  <w:rFonts w:ascii="Cambria Math" w:hAnsi="Cambria Math"/>
-                  <w:sz w:val="24"/>
-                  <w:szCs w:val="24"/>
-                </w:rPr>
-                <m:t xml:space="preserve">(</m:t>
-              </m:r>
-              <m:r>
-                <w:rPr>
-                  <w:rFonts w:ascii="Cambria Math" w:hAnsi="Cambria Math"/>
-                  <w:sz w:val="24"/>
-                  <w:szCs w:val="24"/>
-                </w:rPr>
-                <m:t xml:space="preserve">2</m:t>
-              </m:r>
-              <m:r>
-                <w:rPr>
-                  <w:rFonts w:ascii="Cambria Math" w:hAnsi="Cambria Math"/>
-                  <w:sz w:val="24"/>
-                  <w:szCs w:val="24"/>
-                </w:rPr>
-                <m:t xml:space="preserve">)</m:t>
-              </m:r>
-            </m:sup>
-          </m:sSubSup>
-          <m:r>
-            <w:rPr>
-              <w:rFonts w:ascii="Cambria Math" w:hAnsi="Cambria Math"/>
-              <w:sz w:val="24"/>
-              <w:szCs w:val="24"/>
-            </w:rPr>
-            <m:t xml:space="preserve"> = </m:t>
-          </m:r>
-          <m:sSubSup>
-            <m:e>
-              <m:r>
-                <w:rPr>
-                  <w:rFonts w:ascii="Cambria Math" w:hAnsi="Cambria Math"/>
-                  <w:sz w:val="24"/>
-                  <w:szCs w:val="24"/>
-                </w:rPr>
-                <m:t xml:space="preserve">l</m:t>
-              </m:r>
-            </m:e>
-            <m:sub>
-              <m:r>
-                <w:rPr>
-                  <w:rFonts w:ascii="Cambria Math" w:hAnsi="Cambria Math"/>
-                  <w:sz w:val="24"/>
-                  <w:szCs w:val="24"/>
-                </w:rPr>
-                <m:t xml:space="preserve">x</m:t>
-              </m:r>
-              <m:r>
-                <w:rPr>
-                  <w:rFonts w:ascii="Cambria Math" w:hAnsi="Cambria Math"/>
-                  <w:sz w:val="24"/>
-                  <w:szCs w:val="24"/>
-                </w:rPr>
-                <m:t xml:space="preserve">+</m:t>
-              </m:r>
-              <m:r>
-                <w:rPr>
-                  <w:rFonts w:ascii="Cambria Math" w:hAnsi="Cambria Math"/>
-                  <w:sz w:val="24"/>
-                  <w:szCs w:val="24"/>
-                </w:rPr>
-                <m:t xml:space="preserve">t</m:t>
-              </m:r>
-            </m:sub>
-            <m:sup>
-              <m:r>
-                <w:rPr>
-                  <w:rFonts w:ascii="Cambria Math" w:hAnsi="Cambria Math"/>
-                  <w:sz w:val="24"/>
-                  <w:szCs w:val="24"/>
-                </w:rPr>
-                <m:t xml:space="preserve">(</m:t>
-              </m:r>
-              <m:r>
-                <w:rPr>
-                  <w:rFonts w:ascii="Cambria Math" w:hAnsi="Cambria Math"/>
-                  <w:sz w:val="24"/>
-                  <w:szCs w:val="24"/>
-                </w:rPr>
-                <m:t xml:space="preserve">2</m:t>
-              </m:r>
-              <m:r>
-                <w:rPr>
-                  <w:rFonts w:ascii="Cambria Math" w:hAnsi="Cambria Math"/>
-                  <w:sz w:val="24"/>
-                  <w:szCs w:val="24"/>
-                </w:rPr>
-                <m:t xml:space="preserve">)</m:t>
-              </m:r>
-            </m:sup>
-          </m:sSubSup>
-          <m:r>
-            <w:rPr>
-              <w:rFonts w:ascii="Cambria Math" w:hAnsi="Cambria Math"/>
-              <w:sz w:val="24"/>
-              <w:szCs w:val="24"/>
-            </w:rPr>
-            <m:t xml:space="preserve"> × ( </m:t>
-          </m:r>
-          <m:r>
-            <w:rPr>
-              <w:rFonts w:ascii="Cambria Math" w:hAnsi="Cambria Math"/>
-              <w:sz w:val="24"/>
-              <w:szCs w:val="24"/>
-            </w:rPr>
-            <m:t xml:space="preserve">1</m:t>
-          </m:r>
-          <m:r>
-            <w:rPr>
-              <w:rFonts w:ascii="Cambria Math" w:hAnsi="Cambria Math"/>
-              <w:sz w:val="24"/>
-              <w:szCs w:val="24"/>
-            </w:rPr>
-            <m:t xml:space="preserve"> − </m:t>
-          </m:r>
-          <m:sSubSup>
-            <m:e>
-              <m:r>
-                <w:rPr>
-                  <w:rFonts w:ascii="Cambria Math" w:hAnsi="Cambria Math"/>
-                  <w:sz w:val="24"/>
-                  <w:szCs w:val="24"/>
-                </w:rPr>
-                <m:t xml:space="preserve">Q</m:t>
-              </m:r>
-            </m:e>
-            <m:sub>
-              <m:r>
-                <w:rPr>
-                  <w:rFonts w:ascii="Cambria Math" w:hAnsi="Cambria Math"/>
-                  <w:sz w:val="24"/>
-                  <w:szCs w:val="24"/>
-                </w:rPr>
-                <m:t xml:space="preserve">x</m:t>
-              </m:r>
-              <m:r>
-                <w:rPr>
-                  <w:rFonts w:ascii="Cambria Math" w:hAnsi="Cambria Math"/>
-                  <w:sz w:val="24"/>
-                  <w:szCs w:val="24"/>
-                </w:rPr>
-                <m:t xml:space="preserve">+</m:t>
-              </m:r>
-              <m:r>
-                <w:rPr>
-                  <w:rFonts w:ascii="Cambria Math" w:hAnsi="Cambria Math"/>
-                  <w:sz w:val="24"/>
-                  <w:szCs w:val="24"/>
-                </w:rPr>
-                <m:t xml:space="preserve">t</m:t>
-              </m:r>
-            </m:sub>
-            <m:sup>
-              <m:r>
-                <w:rPr>
-                  <w:rFonts w:ascii="Cambria Math" w:hAnsi="Cambria Math"/>
-                  <w:sz w:val="24"/>
-                  <w:szCs w:val="24"/>
-                </w:rPr>
-                <m:t xml:space="preserve">(</m:t>
-              </m:r>
-              <m:r>
-                <w:rPr>
-                  <w:rFonts w:ascii="Cambria Math" w:hAnsi="Cambria Math"/>
-                  <w:sz w:val="24"/>
-                  <w:szCs w:val="24"/>
-                </w:rPr>
-                <m:t xml:space="preserve">2</m:t>
-              </m:r>
-              <m:r>
-                <w:rPr>
-                  <w:rFonts w:ascii="Cambria Math" w:hAnsi="Cambria Math"/>
-                  <w:sz w:val="24"/>
-                  <w:szCs w:val="24"/>
-                </w:rPr>
-                <m:t xml:space="preserve">)</m:t>
-              </m:r>
-            </m:sup>
-          </m:sSubSup>
-          <m:r>
-            <w:rPr>
-              <w:rFonts w:ascii="Cambria Math" w:hAnsi="Cambria Math"/>
-              <w:sz w:val="24"/>
-              <w:szCs w:val="24"/>
-            </w:rPr>
-            <m:t xml:space="preserve"> )</m:t>
-          </m:r>
-        </m:oMath>
-      </m:oMathPara>
-    </w:p>
-    <w:p>
-      <w:pPr>
-        <w:pStyle w:val="FormulaText"/>
-      </w:pPr>
-      <w:r>
-        <w:t xml:space="preserve">현가와 누계</w:t>
-      </w:r>
-    </w:p>
-    <w:p>
-      <w:pPr>
-        <w:pStyle w:val="Formula"/>
-      </w:pPr>
-      <m:oMathPara>
-        <m:oMathParaPr>
-          <m:jc m:val="left"/>
-        </m:oMathParaPr>
-        <m:oMath>
-          <m:sSubSup>
-            <m:e>
-              <m:r>
-                <w:rPr>
-                  <w:rFonts w:ascii="Cambria Math" w:hAnsi="Cambria Math"/>
-                  <w:sz w:val="24"/>
-                  <w:szCs w:val="24"/>
-                </w:rPr>
-                <m:t xml:space="preserve">D</m:t>
-              </m:r>
-            </m:e>
-            <m:sub>
-              <m:r>
-                <w:rPr>
-                  <w:rFonts w:ascii="Cambria Math" w:hAnsi="Cambria Math"/>
-                  <w:sz w:val="24"/>
-                  <w:szCs w:val="24"/>
-                </w:rPr>
-                <m:t xml:space="preserve">x</m:t>
-              </m:r>
-              <m:r>
-                <w:rPr>
-                  <w:rFonts w:ascii="Cambria Math" w:hAnsi="Cambria Math"/>
-                  <w:sz w:val="24"/>
-                  <w:szCs w:val="24"/>
-                </w:rPr>
-                <m:t xml:space="preserve">+</m:t>
-              </m:r>
-              <m:r>
-                <w:rPr>
-                  <w:rFonts w:ascii="Cambria Math" w:hAnsi="Cambria Math"/>
-                  <w:sz w:val="24"/>
-                  <w:szCs w:val="24"/>
-                </w:rPr>
-                <m:t xml:space="preserve">t</m:t>
-              </m:r>
-            </m:sub>
-            <m:sup>
-              <m:r>
-                <w:rPr>
-                  <w:rFonts w:ascii="Cambria Math" w:hAnsi="Cambria Math"/>
-                  <w:sz w:val="24"/>
-                  <w:szCs w:val="24"/>
-                </w:rPr>
-                <m:t xml:space="preserve">(</m:t>
-              </m:r>
-              <m:r>
-                <w:rPr>
-                  <w:rFonts w:ascii="Cambria Math" w:hAnsi="Cambria Math"/>
-                  <w:sz w:val="24"/>
-                  <w:szCs w:val="24"/>
-                </w:rPr>
-                <m:t xml:space="preserve">2</m:t>
-              </m:r>
-              <m:r>
-                <w:rPr>
-                  <w:rFonts w:ascii="Cambria Math" w:hAnsi="Cambria Math"/>
-                  <w:sz w:val="24"/>
-                  <w:szCs w:val="24"/>
-                </w:rPr>
-                <m:t xml:space="preserve">)</m:t>
-              </m:r>
-            </m:sup>
-          </m:sSubSup>
-          <m:r>
-            <w:rPr>
-              <w:rFonts w:ascii="Cambria Math" w:hAnsi="Cambria Math"/>
-              <w:sz w:val="24"/>
-              <w:szCs w:val="24"/>
-            </w:rPr>
-            <m:t xml:space="preserve"> = </m:t>
-          </m:r>
-          <m:sSubSup>
-            <m:e>
-              <m:r>
-                <w:rPr>
-                  <w:rFonts w:ascii="Cambria Math" w:hAnsi="Cambria Math"/>
-                  <w:sz w:val="24"/>
-                  <w:szCs w:val="24"/>
-                </w:rPr>
-                <m:t xml:space="preserve">l</m:t>
-              </m:r>
-            </m:e>
-            <m:sub>
-              <m:r>
-                <w:rPr>
-                  <w:rFonts w:ascii="Cambria Math" w:hAnsi="Cambria Math"/>
-                  <w:sz w:val="24"/>
-                  <w:szCs w:val="24"/>
-                </w:rPr>
-                <m:t xml:space="preserve">x</m:t>
-              </m:r>
-              <m:r>
-                <w:rPr>
-                  <w:rFonts w:ascii="Cambria Math" w:hAnsi="Cambria Math"/>
-                  <w:sz w:val="24"/>
-                  <w:szCs w:val="24"/>
-                </w:rPr>
-                <m:t xml:space="preserve">+</m:t>
-              </m:r>
-              <m:r>
-                <w:rPr>
-                  <w:rFonts w:ascii="Cambria Math" w:hAnsi="Cambria Math"/>
-                  <w:sz w:val="24"/>
-                  <w:szCs w:val="24"/>
-                </w:rPr>
-                <m:t xml:space="preserve">t</m:t>
-              </m:r>
-            </m:sub>
-            <m:sup>
-              <m:r>
-                <w:rPr>
-                  <w:rFonts w:ascii="Cambria Math" w:hAnsi="Cambria Math"/>
-                  <w:sz w:val="24"/>
-                  <w:szCs w:val="24"/>
-                </w:rPr>
-                <m:t xml:space="preserve">(</m:t>
-              </m:r>
-              <m:r>
-                <w:rPr>
-                  <w:rFonts w:ascii="Cambria Math" w:hAnsi="Cambria Math"/>
-                  <w:sz w:val="24"/>
-                  <w:szCs w:val="24"/>
-                </w:rPr>
-                <m:t xml:space="preserve">2</m:t>
-              </m:r>
-              <m:r>
-                <w:rPr>
-                  <w:rFonts w:ascii="Cambria Math" w:hAnsi="Cambria Math"/>
-                  <w:sz w:val="24"/>
-                  <w:szCs w:val="24"/>
-                </w:rPr>
-                <m:t xml:space="preserve">)</m:t>
-              </m:r>
-            </m:sup>
-          </m:sSubSup>
-          <m:r>
-            <w:rPr>
-              <w:rFonts w:ascii="Cambria Math" w:hAnsi="Cambria Math"/>
-              <w:sz w:val="24"/>
-              <w:szCs w:val="24"/>
-            </w:rPr>
-            <m:t xml:space="preserve">·</m:t>
-          </m:r>
-          <m:sSup>
-            <m:e>
-              <m:r>
-                <w:rPr>
-                  <w:rFonts w:ascii="Cambria Math" w:hAnsi="Cambria Math"/>
-                  <w:sz w:val="24"/>
-                  <w:szCs w:val="24"/>
-                </w:rPr>
-                <m:t xml:space="preserve">v</m:t>
-              </m:r>
-            </m:e>
-            <m:sup>
-              <m:r>
-                <w:rPr>
-                  <w:rFonts w:ascii="Cambria Math" w:hAnsi="Cambria Math"/>
-                  <w:sz w:val="24"/>
-                  <w:szCs w:val="24"/>
-                </w:rPr>
-                <m:t xml:space="preserve">t</m:t>
-              </m:r>
-            </m:sup>
-          </m:sSup>
-        </m:oMath>
-      </m:oMathPara>
-    </w:p>
-    <w:p>
-      <w:pPr>
-        <w:pStyle w:val="Formula"/>
-      </w:pPr>
-      <m:oMathPara>
-        <m:oMathParaPr>
-          <m:jc m:val="left"/>
-        </m:oMathParaPr>
-        <m:oMath>
-          <m:sSubSup>
-            <m:e>
-              <m:r>
-                <w:rPr>
-                  <w:rFonts w:ascii="Cambria Math" w:hAnsi="Cambria Math"/>
-                  <w:sz w:val="24"/>
-                  <w:szCs w:val="24"/>
-                </w:rPr>
-                <m:t xml:space="preserve">N</m:t>
-              </m:r>
-            </m:e>
-            <m:sub>
-              <m:r>
-                <w:rPr>
-                  <w:rFonts w:ascii="Cambria Math" w:hAnsi="Cambria Math"/>
-                  <w:sz w:val="24"/>
-                  <w:szCs w:val="24"/>
-                </w:rPr>
-                <m:t xml:space="preserve">x</m:t>
-              </m:r>
-              <m:r>
-                <w:rPr>
-                  <w:rFonts w:ascii="Cambria Math" w:hAnsi="Cambria Math"/>
-                  <w:sz w:val="24"/>
-                  <w:szCs w:val="24"/>
-                </w:rPr>
-                <m:t xml:space="preserve">+</m:t>
-              </m:r>
-              <m:r>
-                <w:rPr>
-                  <w:rFonts w:ascii="Cambria Math" w:hAnsi="Cambria Math"/>
-                  <w:sz w:val="24"/>
-                  <w:szCs w:val="24"/>
-                </w:rPr>
-                <m:t xml:space="preserve">t</m:t>
-              </m:r>
-            </m:sub>
-            <m:sup>
-              <m:r>
-                <w:rPr>
-                  <w:rFonts w:ascii="Cambria Math" w:hAnsi="Cambria Math"/>
-                  <w:sz w:val="24"/>
-                  <w:szCs w:val="24"/>
-                </w:rPr>
-                <m:t xml:space="preserve">(</m:t>
-              </m:r>
-              <m:r>
-                <w:rPr>
-                  <w:rFonts w:ascii="Cambria Math" w:hAnsi="Cambria Math"/>
-                  <w:sz w:val="24"/>
-                  <w:szCs w:val="24"/>
-                </w:rPr>
-                <m:t xml:space="preserve">2</m:t>
-              </m:r>
-              <m:r>
-                <w:rPr>
-                  <w:rFonts w:ascii="Cambria Math" w:hAnsi="Cambria Math"/>
-                  <w:sz w:val="24"/>
-                  <w:szCs w:val="24"/>
-                </w:rPr>
-                <m:t xml:space="preserve">)</m:t>
-              </m:r>
-            </m:sup>
-          </m:sSubSup>
-          <m:r>
-            <w:rPr>
-              <w:rFonts w:ascii="Cambria Math" w:hAnsi="Cambria Math"/>
-              <w:sz w:val="24"/>
-              <w:szCs w:val="24"/>
-            </w:rPr>
-            <m:t xml:space="preserve"> = </m:t>
-          </m:r>
-          <m:sSub>
-            <m:e>
-              <m:r>
-                <w:rPr>
-                  <w:rFonts w:ascii="Cambria Math" w:hAnsi="Cambria Math"/>
-                  <w:sz w:val="24"/>
-                  <w:szCs w:val="24"/>
-                </w:rPr>
-                <m:t xml:space="preserve">Σ</m:t>
-              </m:r>
-            </m:e>
-            <m:sub>
-              <m:r>
-                <w:rPr>
-                  <w:rFonts w:ascii="Cambria Math" w:hAnsi="Cambria Math"/>
-                  <w:sz w:val="24"/>
-                  <w:szCs w:val="24"/>
-                </w:rPr>
-                <m:t xml:space="preserve">u</m:t>
-              </m:r>
-              <m:r>
-                <w:rPr>
-                  <w:rFonts w:ascii="Cambria Math" w:hAnsi="Cambria Math"/>
-                  <w:sz w:val="24"/>
-                  <w:szCs w:val="24"/>
-                </w:rPr>
-                <m:t xml:space="preserve">≥</m:t>
-              </m:r>
-              <m:r>
-                <w:rPr>
-                  <w:rFonts w:ascii="Cambria Math" w:hAnsi="Cambria Math"/>
-                  <w:sz w:val="24"/>
-                  <w:szCs w:val="24"/>
-                </w:rPr>
-                <m:t xml:space="preserve">t</m:t>
-              </m:r>
-            </m:sub>
-          </m:sSub>
-          <m:r>
-            <w:rPr>
-              <w:rFonts w:ascii="Cambria Math" w:hAnsi="Cambria Math"/>
-              <w:sz w:val="24"/>
-              <w:szCs w:val="24"/>
-            </w:rPr>
-            <m:t xml:space="preserve"> </m:t>
-          </m:r>
-          <m:sSubSup>
-            <m:e>
-              <m:r>
-                <w:rPr>
-                  <w:rFonts w:ascii="Cambria Math" w:hAnsi="Cambria Math"/>
-                  <w:sz w:val="24"/>
-                  <w:szCs w:val="24"/>
-                </w:rPr>
-                <m:t xml:space="preserve">D</m:t>
-              </m:r>
-            </m:e>
-            <m:sub>
-              <m:r>
-                <w:rPr>
-                  <w:rFonts w:ascii="Cambria Math" w:hAnsi="Cambria Math"/>
-                  <w:sz w:val="24"/>
-                  <w:szCs w:val="24"/>
-                </w:rPr>
-                <m:t xml:space="preserve">x</m:t>
-              </m:r>
-              <m:r>
-                <w:rPr>
-                  <w:rFonts w:ascii="Cambria Math" w:hAnsi="Cambria Math"/>
-                  <w:sz w:val="24"/>
-                  <w:szCs w:val="24"/>
-                </w:rPr>
-                <m:t xml:space="preserve">+</m:t>
-              </m:r>
-              <m:r>
-                <w:rPr>
-                  <w:rFonts w:ascii="Cambria Math" w:hAnsi="Cambria Math"/>
-                  <w:sz w:val="24"/>
-                  <w:szCs w:val="24"/>
-                </w:rPr>
-                <m:t xml:space="preserve">u</m:t>
-              </m:r>
-            </m:sub>
-            <m:sup>
-              <m:r>
-                <w:rPr>
-                  <w:rFonts w:ascii="Cambria Math" w:hAnsi="Cambria Math"/>
-                  <w:sz w:val="24"/>
-                  <w:szCs w:val="24"/>
-                </w:rPr>
-                <m:t xml:space="preserve">(</m:t>
-              </m:r>
-              <m:r>
-                <w:rPr>
-                  <w:rFonts w:ascii="Cambria Math" w:hAnsi="Cambria Math"/>
-                  <w:sz w:val="24"/>
-                  <w:szCs w:val="24"/>
-                </w:rPr>
-                <m:t xml:space="preserve">2</m:t>
-              </m:r>
-              <m:r>
-                <w:rPr>
-                  <w:rFonts w:ascii="Cambria Math" w:hAnsi="Cambria Math"/>
-                  <w:sz w:val="24"/>
-                  <w:szCs w:val="24"/>
-                </w:rPr>
-                <m:t xml:space="preserve">)</m:t>
-              </m:r>
-            </m:sup>
-          </m:sSubSup>
-        </m:oMath>
-      </m:oMathPara>
-    </w:p>
-    <w:p>
-      <w:pPr>
-        <w:pStyle w:val="Note"/>
-      </w:pPr>
-      <w:r>
-        <w:t xml:space="preserve">※ 암 진단 보험금이 이 lx 를 쓴다.</w:t>
+        <w:t xml:space="preserve"> — 사망, 80% 이상 장해, 암 아닌 유지자</w:t>
       </w:r>
     </w:p>
     <w:tbl>
@@ -4785,7 +2960,7 @@
               <w:rPr>
                 <w:b/>
               </w:rPr>
-              <w:t xml:space="preserve">생존자</w:t>
+              <w:t xml:space="preserve">구분</w:t>
             </w:r>
           </w:p>
         </w:tc>
@@ -4802,7 +2977,7 @@
               <w:rPr>
                 <w:b/>
               </w:rPr>
-              <w:t xml:space="preserve">lx(3) — 생존자(사망X, 80% 이상 장해X, 암X)</w:t>
+              <w:t xml:space="preserve">식</w:t>
             </w:r>
           </w:p>
         </w:tc>
@@ -4817,20 +2992,71 @@
               <w:spacing w:before="30" w:after="30"/>
             </w:pPr>
             <w:r>
-              <w:t xml:space="preserve">탈퇴 위험률</w:t>
-            </w:r>
-          </w:p>
-        </w:tc>
-        <w:tc>
-          <w:tcPr>
-            <w:tcW w:w="0" w:type="auto"/>
-          </w:tcPr>
-          <w:p>
-            <w:pPr>
-              <w:spacing w:before="30" w:after="30"/>
-            </w:pPr>
-            <w:r>
-              <w:t xml:space="preserve">사망률 및 80% 이상 장해율 및 암발생률</w:t>
+              <w:t xml:space="preserve">질병 발생률</w:t>
+            </w:r>
+          </w:p>
+        </w:tc>
+        <w:tc>
+          <w:tcPr>
+            <w:tcW w:w="0" w:type="auto"/>
+          </w:tcPr>
+          <w:p>
+            <w:pPr>
+              <w:spacing w:before="30" w:after="30"/>
+            </w:pPr>
+            <w:r>
+              <w:t xml:space="preserve">R</w:t>
+            </w:r>
+            <w:r>
+              <w:rPr>
+                <w:vertAlign w:val="superscript"/>
+              </w:rPr>
+              <w:t xml:space="preserve">(3)</w:t>
+            </w:r>
+            <w:r>
+              <w:rPr>
+                <w:vertAlign w:val="subscript"/>
+              </w:rPr>
+              <w:t xml:space="preserve">x+t</w:t>
+            </w:r>
+            <w:r>
+              <w:t xml:space="preserve"> = 1 − ( 1 − </w:t>
+            </w:r>
+            <w:r>
+              <w:t xml:space="preserve">r</w:t>
+            </w:r>
+            <w:r>
+              <w:rPr>
+                <w:vertAlign w:val="superscript"/>
+              </w:rPr>
+              <w:t xml:space="preserve">(1)</w:t>
+            </w:r>
+            <w:r>
+              <w:rPr>
+                <w:vertAlign w:val="subscript"/>
+              </w:rPr>
+              <w:t xml:space="preserve">x+t</w:t>
+            </w:r>
+            <w:r>
+              <w:t xml:space="preserve"> )·( 1 − </w:t>
+            </w:r>
+            <w:r>
+              <w:t xml:space="preserve">r</w:t>
+            </w:r>
+            <w:r>
+              <w:rPr>
+                <w:vertAlign w:val="superscript"/>
+              </w:rPr>
+              <w:t xml:space="preserve">(2)</w:t>
+            </w:r>
+            <w:r>
+              <w:rPr>
+                <w:vertAlign w:val="subscript"/>
+              </w:rPr>
+              <w:t xml:space="preserve">x+t</w:t>
+            </w:r>
+            <w:r>
+              <w:t xml:space="preserve"> )</w:t>
             </w:r>
           </w:p>
         </w:tc>
@@ -4845,20 +3071,95 @@
               <w:spacing w:before="30" w:after="30"/>
             </w:pPr>
             <w:r>
-              <w:t xml:space="preserve">납입(N*)</w:t>
-            </w:r>
-          </w:p>
-        </w:tc>
-        <w:tc>
-          <w:tcPr>
-            <w:tcW w:w="0" w:type="auto"/>
-          </w:tcPr>
-          <w:p>
-            <w:pPr>
-              <w:spacing w:before="30" w:after="30"/>
-            </w:pPr>
-            <w:r>
-              <w:t xml:space="preserve">주계약</w:t>
+              <w:t xml:space="preserve">대상 위험률</w:t>
+            </w:r>
+          </w:p>
+        </w:tc>
+        <w:tc>
+          <w:tcPr>
+            <w:tcW w:w="0" w:type="auto"/>
+          </w:tcPr>
+          <w:p>
+            <w:pPr>
+              <w:spacing w:before="30" w:after="30"/>
+            </w:pPr>
+            <w:r>
+              <w:t xml:space="preserve">Q</w:t>
+            </w:r>
+            <w:r>
+              <w:rPr>
+                <w:vertAlign w:val="superscript"/>
+              </w:rPr>
+              <w:t xml:space="preserve">(3)</w:t>
+            </w:r>
+            <w:r>
+              <w:rPr>
+                <w:vertAlign w:val="subscript"/>
+              </w:rPr>
+              <w:t xml:space="preserve">x+t</w:t>
+            </w:r>
+            <w:r>
+              <w:t xml:space="preserve"> = min( 1, </w:t>
+            </w:r>
+            <w:r>
+              <w:t xml:space="preserve">q</w:t>
+            </w:r>
+            <w:r>
+              <w:rPr>
+                <w:vertAlign w:val="subscript"/>
+              </w:rPr>
+              <w:t xml:space="preserve">x+t</w:t>
+            </w:r>
+            <w:r>
+              <w:t xml:space="preserve"> + </w:t>
+            </w:r>
+            <w:r>
+              <w:t xml:space="preserve">R</w:t>
+            </w:r>
+            <w:r>
+              <w:rPr>
+                <w:vertAlign w:val="superscript"/>
+              </w:rPr>
+              <w:t xml:space="preserve">(3)</w:t>
+            </w:r>
+            <w:r>
+              <w:rPr>
+                <w:vertAlign w:val="subscript"/>
+              </w:rPr>
+              <w:t xml:space="preserve">x+t</w:t>
+            </w:r>
+            <w:r>
+              <w:t xml:space="preserve"> − </w:t>
+            </w:r>
+            <w:r>
+              <w:t xml:space="preserve">q</w:t>
+            </w:r>
+            <w:r>
+              <w:rPr>
+                <w:vertAlign w:val="subscript"/>
+              </w:rPr>
+              <w:t xml:space="preserve">x+t</w:t>
+            </w:r>
+            <w:r>
+              <w:t xml:space="preserve">·</w:t>
+            </w:r>
+            <w:r>
+              <w:t xml:space="preserve">R</w:t>
+            </w:r>
+            <w:r>
+              <w:rPr>
+                <w:vertAlign w:val="superscript"/>
+              </w:rPr>
+              <w:t xml:space="preserve">(3)</w:t>
+            </w:r>
+            <w:r>
+              <w:rPr>
+                <w:vertAlign w:val="subscript"/>
+              </w:rPr>
+              <w:t xml:space="preserve">x+t</w:t>
+            </w:r>
+            <w:r>
+              <w:t xml:space="preserve">/2 )</w:t>
             </w:r>
           </w:p>
         </w:tc>
@@ -4886,1509 +3187,175 @@
               <w:spacing w:before="30" w:after="30"/>
             </w:pPr>
             <w:r>
-              <w:t xml:space="preserve">lx · Dx · Nx</w:t>
+              <w:t xml:space="preserve">l</w:t>
+            </w:r>
+            <w:r>
+              <w:rPr>
+                <w:vertAlign w:val="superscript"/>
+              </w:rPr>
+              <w:t xml:space="preserve">(3)</w:t>
+            </w:r>
+            <w:r>
+              <w:rPr>
+                <w:vertAlign w:val="subscript"/>
+              </w:rPr>
+              <w:t xml:space="preserve">x+t+1</w:t>
+            </w:r>
+            <w:r>
+              <w:t xml:space="preserve"> = </w:t>
+            </w:r>
+            <w:r>
+              <w:t xml:space="preserve">l</w:t>
+            </w:r>
+            <w:r>
+              <w:rPr>
+                <w:vertAlign w:val="superscript"/>
+              </w:rPr>
+              <w:t xml:space="preserve">(3)</w:t>
+            </w:r>
+            <w:r>
+              <w:rPr>
+                <w:vertAlign w:val="subscript"/>
+              </w:rPr>
+              <w:t xml:space="preserve">x+t</w:t>
+            </w:r>
+            <w:r>
+              <w:t xml:space="preserve"> × ( 1 − </w:t>
+            </w:r>
+            <w:r>
+              <w:t xml:space="preserve">Q</w:t>
+            </w:r>
+            <w:r>
+              <w:rPr>
+                <w:vertAlign w:val="superscript"/>
+              </w:rPr>
+              <w:t xml:space="preserve">(3)</w:t>
+            </w:r>
+            <w:r>
+              <w:rPr>
+                <w:vertAlign w:val="subscript"/>
+              </w:rPr>
+              <w:t xml:space="preserve">x+t</w:t>
+            </w:r>
+            <w:r>
+              <w:t xml:space="preserve"> )</w:t>
+            </w:r>
+          </w:p>
+        </w:tc>
+      </w:tr>
+      <w:tr>
+        <w:tc>
+          <w:tcPr>
+            <w:tcW w:w="0" w:type="auto"/>
+          </w:tcPr>
+          <w:p>
+            <w:pPr>
+              <w:spacing w:before="30" w:after="30"/>
+            </w:pPr>
+            <w:r>
+              <w:t xml:space="preserve">현가누계</w:t>
+            </w:r>
+          </w:p>
+        </w:tc>
+        <w:tc>
+          <w:tcPr>
+            <w:tcW w:w="0" w:type="auto"/>
+          </w:tcPr>
+          <w:p>
+            <w:pPr>
+              <w:spacing w:before="30" w:after="30"/>
+            </w:pPr>
+            <w:r>
+              <w:t xml:space="preserve">D′</w:t>
+            </w:r>
+            <w:r>
+              <w:rPr>
+                <w:vertAlign w:val="subscript"/>
+              </w:rPr>
+              <w:t xml:space="preserve">x+t</w:t>
+            </w:r>
+            <w:r>
+              <w:t xml:space="preserve"> = </w:t>
+            </w:r>
+            <w:r>
+              <w:t xml:space="preserve">l</w:t>
+            </w:r>
+            <w:r>
+              <w:rPr>
+                <w:vertAlign w:val="superscript"/>
+              </w:rPr>
+              <w:t xml:space="preserve">(3)</w:t>
+            </w:r>
+            <w:r>
+              <w:rPr>
+                <w:vertAlign w:val="subscript"/>
+              </w:rPr>
+              <w:t xml:space="preserve">x+t</w:t>
+            </w:r>
+            <w:r>
+              <w:t xml:space="preserve">·</w:t>
+            </w:r>
+            <w:r>
+              <w:t xml:space="preserve">v</w:t>
+            </w:r>
+            <w:r>
+              <w:rPr>
+                <w:vertAlign w:val="superscript"/>
+              </w:rPr>
+              <w:t xml:space="preserve">t</w:t>
+            </w:r>
+            <w:r>
+              <w:t xml:space="preserve"> · </w:t>
+            </w:r>
+            <w:r>
+              <w:t xml:space="preserve">N′</w:t>
+            </w:r>
+            <w:r>
+              <w:rPr>
+                <w:vertAlign w:val="subscript"/>
+              </w:rPr>
+              <w:t xml:space="preserve">x+t</w:t>
+            </w:r>
+            <w:r>
+              <w:t xml:space="preserve"> = </w:t>
+            </w:r>
+            <w:r>
+              <w:t xml:space="preserve">Σ</w:t>
+            </w:r>
+            <w:r>
+              <w:rPr>
+                <w:vertAlign w:val="subscript"/>
+              </w:rPr>
+              <w:t xml:space="preserve">u≥t</w:t>
+            </w:r>
+            <w:r>
+              <w:t xml:space="preserve"> </w:t>
+            </w:r>
+            <w:r>
+              <w:t xml:space="preserve">D′</w:t>
+            </w:r>
+            <w:r>
+              <w:rPr>
+                <w:vertAlign w:val="subscript"/>
+              </w:rPr>
+              <w:t xml:space="preserve">x+u</w:t>
             </w:r>
           </w:p>
         </w:tc>
       </w:tr>
     </w:tbl>
     <w:p/>
-    <w:p>
-      <w:pPr>
-        <w:pStyle w:val="FormulaLabel"/>
-      </w:pPr>
-      <w:r>
-        <w:t xml:space="preserve">[식] 생존자수 lx(3) — 생존자(사망X, 80% 이상 장해X, 암X)</w:t>
-      </w:r>
-    </w:p>
-    <w:p>
-      <w:pPr>
-        <w:pStyle w:val="FormulaText"/>
-      </w:pPr>
-      <w:r>
-        <w:t xml:space="preserve">q</w:t>
-      </w:r>
-      <w:r>
-        <w:rPr>
-          <w:vertAlign w:val="subscript"/>
-        </w:rPr>
-        <w:t xml:space="preserve">x</w:t>
-      </w:r>
-      <w:r>
-        <w:t xml:space="preserve"> : 사망률</w:t>
-      </w:r>
-    </w:p>
-    <w:p>
-      <w:pPr>
-        <w:pStyle w:val="FormulaText"/>
-      </w:pPr>
-      <w:r>
-        <w:t xml:space="preserve">r</w:t>
-      </w:r>
-      <w:r>
-        <w:rPr>
-          <w:vertAlign w:val="superscript"/>
-        </w:rPr>
-        <w:t xml:space="preserve">(1)</w:t>
-      </w:r>
-      <w:r>
-        <w:rPr>
-          <w:vertAlign w:val="subscript"/>
-        </w:rPr>
-        <w:t xml:space="preserve">x</w:t>
-      </w:r>
-      <w:r>
-        <w:t xml:space="preserve"> : 80% 이상 장해율</w:t>
-      </w:r>
-    </w:p>
-    <w:p>
-      <w:pPr>
-        <w:pStyle w:val="FormulaText"/>
-      </w:pPr>
-      <w:r>
-        <w:t xml:space="preserve">r</w:t>
-      </w:r>
-      <w:r>
-        <w:rPr>
-          <w:vertAlign w:val="superscript"/>
-        </w:rPr>
-        <w:t xml:space="preserve">(2)</w:t>
-      </w:r>
-      <w:r>
-        <w:rPr>
-          <w:vertAlign w:val="subscript"/>
-        </w:rPr>
-        <w:t xml:space="preserve">x</w:t>
-      </w:r>
-      <w:r>
-        <w:t xml:space="preserve"> : 암발생률</w:t>
-      </w:r>
-    </w:p>
-    <w:p>
-      <w:pPr>
-        <w:pStyle w:val="FormulaText"/>
-      </w:pPr>
-      <w:r>
-        <w:t xml:space="preserve">기준 인원</w:t>
-      </w:r>
-    </w:p>
-    <w:p>
-      <w:pPr>
-        <w:pStyle w:val="Formula"/>
-      </w:pPr>
-      <m:oMathPara>
-        <m:oMathParaPr>
-          <m:jc m:val="left"/>
-        </m:oMathParaPr>
-        <m:oMath>
-          <m:sSubSup>
-            <m:e>
-              <m:r>
-                <w:rPr>
-                  <w:rFonts w:ascii="Cambria Math" w:hAnsi="Cambria Math"/>
-                  <w:sz w:val="24"/>
-                  <w:szCs w:val="24"/>
-                </w:rPr>
-                <m:t xml:space="preserve">l</m:t>
-              </m:r>
-            </m:e>
-            <m:sub>
-              <m:r>
-                <w:rPr>
-                  <w:rFonts w:ascii="Cambria Math" w:hAnsi="Cambria Math"/>
-                  <w:sz w:val="24"/>
-                  <w:szCs w:val="24"/>
-                </w:rPr>
-                <m:t xml:space="preserve">x</m:t>
-              </m:r>
-            </m:sub>
-            <m:sup>
-              <m:r>
-                <w:rPr>
-                  <w:rFonts w:ascii="Cambria Math" w:hAnsi="Cambria Math"/>
-                  <w:sz w:val="24"/>
-                  <w:szCs w:val="24"/>
-                </w:rPr>
-                <m:t xml:space="preserve">(</m:t>
-              </m:r>
-              <m:r>
-                <w:rPr>
-                  <w:rFonts w:ascii="Cambria Math" w:hAnsi="Cambria Math"/>
-                  <w:sz w:val="24"/>
-                  <w:szCs w:val="24"/>
-                </w:rPr>
-                <m:t xml:space="preserve">3</m:t>
-              </m:r>
-              <m:r>
-                <w:rPr>
-                  <w:rFonts w:ascii="Cambria Math" w:hAnsi="Cambria Math"/>
-                  <w:sz w:val="24"/>
-                  <w:szCs w:val="24"/>
-                </w:rPr>
-                <m:t xml:space="preserve">)</m:t>
-              </m:r>
-            </m:sup>
-          </m:sSubSup>
-          <m:r>
-            <w:rPr>
-              <w:rFonts w:ascii="Cambria Math" w:hAnsi="Cambria Math"/>
-              <w:sz w:val="24"/>
-              <w:szCs w:val="24"/>
-            </w:rPr>
-            <m:t xml:space="preserve"> = </m:t>
-          </m:r>
-          <m:r>
-            <w:rPr>
-              <w:rFonts w:ascii="Cambria Math" w:hAnsi="Cambria Math"/>
-              <w:sz w:val="24"/>
-              <w:szCs w:val="24"/>
-            </w:rPr>
-            <m:t xml:space="preserve">100</m:t>
-          </m:r>
-          <m:r>
-            <w:rPr>
-              <w:rFonts w:ascii="Cambria Math" w:hAnsi="Cambria Math"/>
-              <w:sz w:val="24"/>
-              <w:szCs w:val="24"/>
-            </w:rPr>
-            <m:t xml:space="preserve">,</m:t>
-          </m:r>
-          <m:r>
-            <w:rPr>
-              <w:rFonts w:ascii="Cambria Math" w:hAnsi="Cambria Math"/>
-              <w:sz w:val="24"/>
-              <w:szCs w:val="24"/>
-            </w:rPr>
-            <m:t xml:space="preserve">000</m:t>
-          </m:r>
-        </m:oMath>
-      </m:oMathPara>
-    </w:p>
-    <w:p>
-      <w:pPr>
-        <w:pStyle w:val="FormulaText"/>
-      </w:pPr>
-      <w:r>
-        <w:t xml:space="preserve">질병 발생률 — 질병끼리는 따로 생긴다고 보고 곱으로 결합한다</w:t>
-      </w:r>
-    </w:p>
-    <w:p>
-      <w:pPr>
-        <w:pStyle w:val="Formula"/>
-      </w:pPr>
-      <m:oMathPara>
-        <m:oMathParaPr>
-          <m:jc m:val="left"/>
-        </m:oMathParaPr>
-        <m:oMath>
-          <m:sSubSup>
-            <m:e>
-              <m:r>
-                <w:rPr>
-                  <w:rFonts w:ascii="Cambria Math" w:hAnsi="Cambria Math"/>
-                  <w:sz w:val="24"/>
-                  <w:szCs w:val="24"/>
-                </w:rPr>
-                <m:t xml:space="preserve">R</m:t>
-              </m:r>
-            </m:e>
-            <m:sub>
-              <m:r>
-                <w:rPr>
-                  <w:rFonts w:ascii="Cambria Math" w:hAnsi="Cambria Math"/>
-                  <w:sz w:val="24"/>
-                  <w:szCs w:val="24"/>
-                </w:rPr>
-                <m:t xml:space="preserve">x</m:t>
-              </m:r>
-              <m:r>
-                <w:rPr>
-                  <w:rFonts w:ascii="Cambria Math" w:hAnsi="Cambria Math"/>
-                  <w:sz w:val="24"/>
-                  <w:szCs w:val="24"/>
-                </w:rPr>
-                <m:t xml:space="preserve">+</m:t>
-              </m:r>
-              <m:r>
-                <w:rPr>
-                  <w:rFonts w:ascii="Cambria Math" w:hAnsi="Cambria Math"/>
-                  <w:sz w:val="24"/>
-                  <w:szCs w:val="24"/>
-                </w:rPr>
-                <m:t xml:space="preserve">t</m:t>
-              </m:r>
-            </m:sub>
-            <m:sup>
-              <m:r>
-                <w:rPr>
-                  <w:rFonts w:ascii="Cambria Math" w:hAnsi="Cambria Math"/>
-                  <w:sz w:val="24"/>
-                  <w:szCs w:val="24"/>
-                </w:rPr>
-                <m:t xml:space="preserve">(</m:t>
-              </m:r>
-              <m:r>
-                <w:rPr>
-                  <w:rFonts w:ascii="Cambria Math" w:hAnsi="Cambria Math"/>
-                  <w:sz w:val="24"/>
-                  <w:szCs w:val="24"/>
-                </w:rPr>
-                <m:t xml:space="preserve">3</m:t>
-              </m:r>
-              <m:r>
-                <w:rPr>
-                  <w:rFonts w:ascii="Cambria Math" w:hAnsi="Cambria Math"/>
-                  <w:sz w:val="24"/>
-                  <w:szCs w:val="24"/>
-                </w:rPr>
-                <m:t xml:space="preserve">)</m:t>
-              </m:r>
-            </m:sup>
-          </m:sSubSup>
-          <m:r>
-            <w:rPr>
-              <w:rFonts w:ascii="Cambria Math" w:hAnsi="Cambria Math"/>
-              <w:sz w:val="24"/>
-              <w:szCs w:val="24"/>
-            </w:rPr>
-            <m:t xml:space="preserve"> = </m:t>
-          </m:r>
-          <m:r>
-            <w:rPr>
-              <w:rFonts w:ascii="Cambria Math" w:hAnsi="Cambria Math"/>
-              <w:sz w:val="24"/>
-              <w:szCs w:val="24"/>
-            </w:rPr>
-            <m:t xml:space="preserve">1</m:t>
-          </m:r>
-          <m:r>
-            <w:rPr>
-              <w:rFonts w:ascii="Cambria Math" w:hAnsi="Cambria Math"/>
-              <w:sz w:val="24"/>
-              <w:szCs w:val="24"/>
-            </w:rPr>
-            <m:t xml:space="preserve"> − ( </m:t>
-          </m:r>
-          <m:r>
-            <w:rPr>
-              <w:rFonts w:ascii="Cambria Math" w:hAnsi="Cambria Math"/>
-              <w:sz w:val="24"/>
-              <w:szCs w:val="24"/>
-            </w:rPr>
-            <m:t xml:space="preserve">1</m:t>
-          </m:r>
-          <m:r>
-            <w:rPr>
-              <w:rFonts w:ascii="Cambria Math" w:hAnsi="Cambria Math"/>
-              <w:sz w:val="24"/>
-              <w:szCs w:val="24"/>
-            </w:rPr>
-            <m:t xml:space="preserve"> − </m:t>
-          </m:r>
-          <m:sSubSup>
-            <m:e>
-              <m:r>
-                <w:rPr>
-                  <w:rFonts w:ascii="Cambria Math" w:hAnsi="Cambria Math"/>
-                  <w:sz w:val="24"/>
-                  <w:szCs w:val="24"/>
-                </w:rPr>
-                <m:t xml:space="preserve">r</m:t>
-              </m:r>
-            </m:e>
-            <m:sub>
-              <m:r>
-                <w:rPr>
-                  <w:rFonts w:ascii="Cambria Math" w:hAnsi="Cambria Math"/>
-                  <w:sz w:val="24"/>
-                  <w:szCs w:val="24"/>
-                </w:rPr>
-                <m:t xml:space="preserve">x</m:t>
-              </m:r>
-              <m:r>
-                <w:rPr>
-                  <w:rFonts w:ascii="Cambria Math" w:hAnsi="Cambria Math"/>
-                  <w:sz w:val="24"/>
-                  <w:szCs w:val="24"/>
-                </w:rPr>
-                <m:t xml:space="preserve">+</m:t>
-              </m:r>
-              <m:r>
-                <w:rPr>
-                  <w:rFonts w:ascii="Cambria Math" w:hAnsi="Cambria Math"/>
-                  <w:sz w:val="24"/>
-                  <w:szCs w:val="24"/>
-                </w:rPr>
-                <m:t xml:space="preserve">t</m:t>
-              </m:r>
-            </m:sub>
-            <m:sup>
-              <m:r>
-                <w:rPr>
-                  <w:rFonts w:ascii="Cambria Math" w:hAnsi="Cambria Math"/>
-                  <w:sz w:val="24"/>
-                  <w:szCs w:val="24"/>
-                </w:rPr>
-                <m:t xml:space="preserve">(</m:t>
-              </m:r>
-              <m:r>
-                <w:rPr>
-                  <w:rFonts w:ascii="Cambria Math" w:hAnsi="Cambria Math"/>
-                  <w:sz w:val="24"/>
-                  <w:szCs w:val="24"/>
-                </w:rPr>
-                <m:t xml:space="preserve">1</m:t>
-              </m:r>
-              <m:r>
-                <w:rPr>
-                  <w:rFonts w:ascii="Cambria Math" w:hAnsi="Cambria Math"/>
-                  <w:sz w:val="24"/>
-                  <w:szCs w:val="24"/>
-                </w:rPr>
-                <m:t xml:space="preserve">)</m:t>
-              </m:r>
-            </m:sup>
-          </m:sSubSup>
-          <m:r>
-            <w:rPr>
-              <w:rFonts w:ascii="Cambria Math" w:hAnsi="Cambria Math"/>
-              <w:sz w:val="24"/>
-              <w:szCs w:val="24"/>
-            </w:rPr>
-            <m:t xml:space="preserve"> )·( </m:t>
-          </m:r>
-          <m:r>
-            <w:rPr>
-              <w:rFonts w:ascii="Cambria Math" w:hAnsi="Cambria Math"/>
-              <w:sz w:val="24"/>
-              <w:szCs w:val="24"/>
-            </w:rPr>
-            <m:t xml:space="preserve">1</m:t>
-          </m:r>
-          <m:r>
-            <w:rPr>
-              <w:rFonts w:ascii="Cambria Math" w:hAnsi="Cambria Math"/>
-              <w:sz w:val="24"/>
-              <w:szCs w:val="24"/>
-            </w:rPr>
-            <m:t xml:space="preserve"> − </m:t>
-          </m:r>
-          <m:sSubSup>
-            <m:e>
-              <m:r>
-                <w:rPr>
-                  <w:rFonts w:ascii="Cambria Math" w:hAnsi="Cambria Math"/>
-                  <w:sz w:val="24"/>
-                  <w:szCs w:val="24"/>
-                </w:rPr>
-                <m:t xml:space="preserve">r</m:t>
-              </m:r>
-            </m:e>
-            <m:sub>
-              <m:r>
-                <w:rPr>
-                  <w:rFonts w:ascii="Cambria Math" w:hAnsi="Cambria Math"/>
-                  <w:sz w:val="24"/>
-                  <w:szCs w:val="24"/>
-                </w:rPr>
-                <m:t xml:space="preserve">x</m:t>
-              </m:r>
-              <m:r>
-                <w:rPr>
-                  <w:rFonts w:ascii="Cambria Math" w:hAnsi="Cambria Math"/>
-                  <w:sz w:val="24"/>
-                  <w:szCs w:val="24"/>
-                </w:rPr>
-                <m:t xml:space="preserve">+</m:t>
-              </m:r>
-              <m:r>
-                <w:rPr>
-                  <w:rFonts w:ascii="Cambria Math" w:hAnsi="Cambria Math"/>
-                  <w:sz w:val="24"/>
-                  <w:szCs w:val="24"/>
-                </w:rPr>
-                <m:t xml:space="preserve">t</m:t>
-              </m:r>
-            </m:sub>
-            <m:sup>
-              <m:r>
-                <w:rPr>
-                  <w:rFonts w:ascii="Cambria Math" w:hAnsi="Cambria Math"/>
-                  <w:sz w:val="24"/>
-                  <w:szCs w:val="24"/>
-                </w:rPr>
-                <m:t xml:space="preserve">(</m:t>
-              </m:r>
-              <m:r>
-                <w:rPr>
-                  <w:rFonts w:ascii="Cambria Math" w:hAnsi="Cambria Math"/>
-                  <w:sz w:val="24"/>
-                  <w:szCs w:val="24"/>
-                </w:rPr>
-                <m:t xml:space="preserve">2</m:t>
-              </m:r>
-              <m:r>
-                <w:rPr>
-                  <w:rFonts w:ascii="Cambria Math" w:hAnsi="Cambria Math"/>
-                  <w:sz w:val="24"/>
-                  <w:szCs w:val="24"/>
-                </w:rPr>
-                <m:t xml:space="preserve">)</m:t>
-              </m:r>
-            </m:sup>
-          </m:sSubSup>
-          <m:r>
-            <w:rPr>
-              <w:rFonts w:ascii="Cambria Math" w:hAnsi="Cambria Math"/>
-              <w:sz w:val="24"/>
-              <w:szCs w:val="24"/>
-            </w:rPr>
-            <m:t xml:space="preserve"> )</m:t>
-          </m:r>
-        </m:oMath>
-      </m:oMathPara>
-    </w:p>
-    <w:p>
-      <w:pPr>
-        <w:pStyle w:val="FormulaText"/>
-      </w:pPr>
-      <w:r>
-        <w:t xml:space="preserve">탈퇴율 — 사망과는 겹치는 부분을 절반으로 보고, 1 을 넘지 않는다</w:t>
-      </w:r>
-    </w:p>
-    <w:p>
-      <w:pPr>
-        <w:pStyle w:val="Formula"/>
-      </w:pPr>
-      <m:oMathPara>
-        <m:oMathParaPr>
-          <m:jc m:val="left"/>
-        </m:oMathParaPr>
-        <m:oMath>
-          <m:sSubSup>
-            <m:e>
-              <m:r>
-                <w:rPr>
-                  <w:rFonts w:ascii="Cambria Math" w:hAnsi="Cambria Math"/>
-                  <w:sz w:val="24"/>
-                  <w:szCs w:val="24"/>
-                </w:rPr>
-                <m:t xml:space="preserve">Q</m:t>
-              </m:r>
-            </m:e>
-            <m:sub>
-              <m:r>
-                <w:rPr>
-                  <w:rFonts w:ascii="Cambria Math" w:hAnsi="Cambria Math"/>
-                  <w:sz w:val="24"/>
-                  <w:szCs w:val="24"/>
-                </w:rPr>
-                <m:t xml:space="preserve">x</m:t>
-              </m:r>
-              <m:r>
-                <w:rPr>
-                  <w:rFonts w:ascii="Cambria Math" w:hAnsi="Cambria Math"/>
-                  <w:sz w:val="24"/>
-                  <w:szCs w:val="24"/>
-                </w:rPr>
-                <m:t xml:space="preserve">+</m:t>
-              </m:r>
-              <m:r>
-                <w:rPr>
-                  <w:rFonts w:ascii="Cambria Math" w:hAnsi="Cambria Math"/>
-                  <w:sz w:val="24"/>
-                  <w:szCs w:val="24"/>
-                </w:rPr>
-                <m:t xml:space="preserve">t</m:t>
-              </m:r>
-            </m:sub>
-            <m:sup>
-              <m:r>
-                <w:rPr>
-                  <w:rFonts w:ascii="Cambria Math" w:hAnsi="Cambria Math"/>
-                  <w:sz w:val="24"/>
-                  <w:szCs w:val="24"/>
-                </w:rPr>
-                <m:t xml:space="preserve">(</m:t>
-              </m:r>
-              <m:r>
-                <w:rPr>
-                  <w:rFonts w:ascii="Cambria Math" w:hAnsi="Cambria Math"/>
-                  <w:sz w:val="24"/>
-                  <w:szCs w:val="24"/>
-                </w:rPr>
-                <m:t xml:space="preserve">3</m:t>
-              </m:r>
-              <m:r>
-                <w:rPr>
-                  <w:rFonts w:ascii="Cambria Math" w:hAnsi="Cambria Math"/>
-                  <w:sz w:val="24"/>
-                  <w:szCs w:val="24"/>
-                </w:rPr>
-                <m:t xml:space="preserve">)</m:t>
-              </m:r>
-            </m:sup>
-          </m:sSubSup>
-          <m:r>
-            <w:rPr>
-              <w:rFonts w:ascii="Cambria Math" w:hAnsi="Cambria Math"/>
-              <w:sz w:val="24"/>
-              <w:szCs w:val="24"/>
-            </w:rPr>
-            <m:t xml:space="preserve"> = </m:t>
-          </m:r>
-          <m:r>
-            <m:rPr>
-              <m:sty m:val="p"/>
-            </m:rPr>
-            <w:rPr>
-              <w:rFonts w:ascii="Cambria Math" w:hAnsi="Cambria Math"/>
-              <w:sz w:val="24"/>
-              <w:szCs w:val="24"/>
-            </w:rPr>
-            <m:t xml:space="preserve">min</m:t>
-          </m:r>
-          <m:r>
-            <w:rPr>
-              <w:rFonts w:ascii="Cambria Math" w:hAnsi="Cambria Math"/>
-              <w:sz w:val="24"/>
-              <w:szCs w:val="24"/>
-            </w:rPr>
-            <m:t xml:space="preserve">( </m:t>
-          </m:r>
-          <m:r>
-            <w:rPr>
-              <w:rFonts w:ascii="Cambria Math" w:hAnsi="Cambria Math"/>
-              <w:sz w:val="24"/>
-              <w:szCs w:val="24"/>
-            </w:rPr>
-            <m:t xml:space="preserve">1</m:t>
-          </m:r>
-          <m:r>
-            <w:rPr>
-              <w:rFonts w:ascii="Cambria Math" w:hAnsi="Cambria Math"/>
-              <w:sz w:val="24"/>
-              <w:szCs w:val="24"/>
-            </w:rPr>
-            <m:t xml:space="preserve">, </m:t>
-          </m:r>
-          <m:sSub>
-            <m:e>
-              <m:r>
-                <w:rPr>
-                  <w:rFonts w:ascii="Cambria Math" w:hAnsi="Cambria Math"/>
-                  <w:sz w:val="24"/>
-                  <w:szCs w:val="24"/>
-                </w:rPr>
-                <m:t xml:space="preserve">q</m:t>
-              </m:r>
-            </m:e>
-            <m:sub>
-              <m:r>
-                <w:rPr>
-                  <w:rFonts w:ascii="Cambria Math" w:hAnsi="Cambria Math"/>
-                  <w:sz w:val="24"/>
-                  <w:szCs w:val="24"/>
-                </w:rPr>
-                <m:t xml:space="preserve">x</m:t>
-              </m:r>
-              <m:r>
-                <w:rPr>
-                  <w:rFonts w:ascii="Cambria Math" w:hAnsi="Cambria Math"/>
-                  <w:sz w:val="24"/>
-                  <w:szCs w:val="24"/>
-                </w:rPr>
-                <m:t xml:space="preserve">+</m:t>
-              </m:r>
-              <m:r>
-                <w:rPr>
-                  <w:rFonts w:ascii="Cambria Math" w:hAnsi="Cambria Math"/>
-                  <w:sz w:val="24"/>
-                  <w:szCs w:val="24"/>
-                </w:rPr>
-                <m:t xml:space="preserve">t</m:t>
-              </m:r>
-            </m:sub>
-          </m:sSub>
-          <m:r>
-            <w:rPr>
-              <w:rFonts w:ascii="Cambria Math" w:hAnsi="Cambria Math"/>
-              <w:sz w:val="24"/>
-              <w:szCs w:val="24"/>
-            </w:rPr>
-            <m:t xml:space="preserve"> + </m:t>
-          </m:r>
-          <m:sSubSup>
-            <m:e>
-              <m:r>
-                <w:rPr>
-                  <w:rFonts w:ascii="Cambria Math" w:hAnsi="Cambria Math"/>
-                  <w:sz w:val="24"/>
-                  <w:szCs w:val="24"/>
-                </w:rPr>
-                <m:t xml:space="preserve">R</m:t>
-              </m:r>
-            </m:e>
-            <m:sub>
-              <m:r>
-                <w:rPr>
-                  <w:rFonts w:ascii="Cambria Math" w:hAnsi="Cambria Math"/>
-                  <w:sz w:val="24"/>
-                  <w:szCs w:val="24"/>
-                </w:rPr>
-                <m:t xml:space="preserve">x</m:t>
-              </m:r>
-              <m:r>
-                <w:rPr>
-                  <w:rFonts w:ascii="Cambria Math" w:hAnsi="Cambria Math"/>
-                  <w:sz w:val="24"/>
-                  <w:szCs w:val="24"/>
-                </w:rPr>
-                <m:t xml:space="preserve">+</m:t>
-              </m:r>
-              <m:r>
-                <w:rPr>
-                  <w:rFonts w:ascii="Cambria Math" w:hAnsi="Cambria Math"/>
-                  <w:sz w:val="24"/>
-                  <w:szCs w:val="24"/>
-                </w:rPr>
-                <m:t xml:space="preserve">t</m:t>
-              </m:r>
-            </m:sub>
-            <m:sup>
-              <m:r>
-                <w:rPr>
-                  <w:rFonts w:ascii="Cambria Math" w:hAnsi="Cambria Math"/>
-                  <w:sz w:val="24"/>
-                  <w:szCs w:val="24"/>
-                </w:rPr>
-                <m:t xml:space="preserve">(</m:t>
-              </m:r>
-              <m:r>
-                <w:rPr>
-                  <w:rFonts w:ascii="Cambria Math" w:hAnsi="Cambria Math"/>
-                  <w:sz w:val="24"/>
-                  <w:szCs w:val="24"/>
-                </w:rPr>
-                <m:t xml:space="preserve">3</m:t>
-              </m:r>
-              <m:r>
-                <w:rPr>
-                  <w:rFonts w:ascii="Cambria Math" w:hAnsi="Cambria Math"/>
-                  <w:sz w:val="24"/>
-                  <w:szCs w:val="24"/>
-                </w:rPr>
-                <m:t xml:space="preserve">)</m:t>
-              </m:r>
-            </m:sup>
-          </m:sSubSup>
-          <m:r>
-            <w:rPr>
-              <w:rFonts w:ascii="Cambria Math" w:hAnsi="Cambria Math"/>
-              <w:sz w:val="24"/>
-              <w:szCs w:val="24"/>
-            </w:rPr>
-            <m:t xml:space="preserve"> − </m:t>
-          </m:r>
-          <m:sSub>
-            <m:e>
-              <m:r>
-                <w:rPr>
-                  <w:rFonts w:ascii="Cambria Math" w:hAnsi="Cambria Math"/>
-                  <w:sz w:val="24"/>
-                  <w:szCs w:val="24"/>
-                </w:rPr>
-                <m:t xml:space="preserve">q</m:t>
-              </m:r>
-            </m:e>
-            <m:sub>
-              <m:r>
-                <w:rPr>
-                  <w:rFonts w:ascii="Cambria Math" w:hAnsi="Cambria Math"/>
-                  <w:sz w:val="24"/>
-                  <w:szCs w:val="24"/>
-                </w:rPr>
-                <m:t xml:space="preserve">x</m:t>
-              </m:r>
-              <m:r>
-                <w:rPr>
-                  <w:rFonts w:ascii="Cambria Math" w:hAnsi="Cambria Math"/>
-                  <w:sz w:val="24"/>
-                  <w:szCs w:val="24"/>
-                </w:rPr>
-                <m:t xml:space="preserve">+</m:t>
-              </m:r>
-              <m:r>
-                <w:rPr>
-                  <w:rFonts w:ascii="Cambria Math" w:hAnsi="Cambria Math"/>
-                  <w:sz w:val="24"/>
-                  <w:szCs w:val="24"/>
-                </w:rPr>
-                <m:t xml:space="preserve">t</m:t>
-              </m:r>
-            </m:sub>
-          </m:sSub>
-          <m:r>
-            <w:rPr>
-              <w:rFonts w:ascii="Cambria Math" w:hAnsi="Cambria Math"/>
-              <w:sz w:val="24"/>
-              <w:szCs w:val="24"/>
-            </w:rPr>
-            <m:t xml:space="preserve">·</m:t>
-          </m:r>
-          <m:sSubSup>
-            <m:e>
-              <m:r>
-                <w:rPr>
-                  <w:rFonts w:ascii="Cambria Math" w:hAnsi="Cambria Math"/>
-                  <w:sz w:val="24"/>
-                  <w:szCs w:val="24"/>
-                </w:rPr>
-                <m:t xml:space="preserve">R</m:t>
-              </m:r>
-            </m:e>
-            <m:sub>
-              <m:r>
-                <w:rPr>
-                  <w:rFonts w:ascii="Cambria Math" w:hAnsi="Cambria Math"/>
-                  <w:sz w:val="24"/>
-                  <w:szCs w:val="24"/>
-                </w:rPr>
-                <m:t xml:space="preserve">x</m:t>
-              </m:r>
-              <m:r>
-                <w:rPr>
-                  <w:rFonts w:ascii="Cambria Math" w:hAnsi="Cambria Math"/>
-                  <w:sz w:val="24"/>
-                  <w:szCs w:val="24"/>
-                </w:rPr>
-                <m:t xml:space="preserve">+</m:t>
-              </m:r>
-              <m:r>
-                <w:rPr>
-                  <w:rFonts w:ascii="Cambria Math" w:hAnsi="Cambria Math"/>
-                  <w:sz w:val="24"/>
-                  <w:szCs w:val="24"/>
-                </w:rPr>
-                <m:t xml:space="preserve">t</m:t>
-              </m:r>
-            </m:sub>
-            <m:sup>
-              <m:r>
-                <w:rPr>
-                  <w:rFonts w:ascii="Cambria Math" w:hAnsi="Cambria Math"/>
-                  <w:sz w:val="24"/>
-                  <w:szCs w:val="24"/>
-                </w:rPr>
-                <m:t xml:space="preserve">(</m:t>
-              </m:r>
-              <m:r>
-                <w:rPr>
-                  <w:rFonts w:ascii="Cambria Math" w:hAnsi="Cambria Math"/>
-                  <w:sz w:val="24"/>
-                  <w:szCs w:val="24"/>
-                </w:rPr>
-                <m:t xml:space="preserve">3</m:t>
-              </m:r>
-              <m:r>
-                <w:rPr>
-                  <w:rFonts w:ascii="Cambria Math" w:hAnsi="Cambria Math"/>
-                  <w:sz w:val="24"/>
-                  <w:szCs w:val="24"/>
-                </w:rPr>
-                <m:t xml:space="preserve">)</m:t>
-              </m:r>
-            </m:sup>
-          </m:sSubSup>
-          <m:r>
-            <w:rPr>
-              <w:rFonts w:ascii="Cambria Math" w:hAnsi="Cambria Math"/>
-              <w:sz w:val="24"/>
-              <w:szCs w:val="24"/>
-            </w:rPr>
-            <m:t xml:space="preserve">/</m:t>
-          </m:r>
-          <m:r>
-            <w:rPr>
-              <w:rFonts w:ascii="Cambria Math" w:hAnsi="Cambria Math"/>
-              <w:sz w:val="24"/>
-              <w:szCs w:val="24"/>
-            </w:rPr>
-            <m:t xml:space="preserve">2</m:t>
-          </m:r>
-          <m:r>
-            <w:rPr>
-              <w:rFonts w:ascii="Cambria Math" w:hAnsi="Cambria Math"/>
-              <w:sz w:val="24"/>
-              <w:szCs w:val="24"/>
-            </w:rPr>
-            <m:t xml:space="preserve"> )</m:t>
-          </m:r>
-        </m:oMath>
-      </m:oMathPara>
-    </w:p>
-    <w:p>
-      <w:pPr>
-        <w:pStyle w:val="FormulaText"/>
-      </w:pPr>
-      <w:r>
-        <w:t xml:space="preserve">생존자수 — 탈퇴 사유가 생긴 사람을 뺀다</w:t>
-      </w:r>
-    </w:p>
-    <w:p>
-      <w:pPr>
-        <w:pStyle w:val="Formula"/>
-      </w:pPr>
-      <m:oMathPara>
-        <m:oMathParaPr>
-          <m:jc m:val="left"/>
-        </m:oMathParaPr>
-        <m:oMath>
-          <m:sSubSup>
-            <m:e>
-              <m:r>
-                <w:rPr>
-                  <w:rFonts w:ascii="Cambria Math" w:hAnsi="Cambria Math"/>
-                  <w:sz w:val="24"/>
-                  <w:szCs w:val="24"/>
-                </w:rPr>
-                <m:t xml:space="preserve">l</m:t>
-              </m:r>
-            </m:e>
-            <m:sub>
-              <m:r>
-                <w:rPr>
-                  <w:rFonts w:ascii="Cambria Math" w:hAnsi="Cambria Math"/>
-                  <w:sz w:val="24"/>
-                  <w:szCs w:val="24"/>
-                </w:rPr>
-                <m:t xml:space="preserve">x</m:t>
-              </m:r>
-              <m:r>
-                <w:rPr>
-                  <w:rFonts w:ascii="Cambria Math" w:hAnsi="Cambria Math"/>
-                  <w:sz w:val="24"/>
-                  <w:szCs w:val="24"/>
-                </w:rPr>
-                <m:t xml:space="preserve">+</m:t>
-              </m:r>
-              <m:r>
-                <w:rPr>
-                  <w:rFonts w:ascii="Cambria Math" w:hAnsi="Cambria Math"/>
-                  <w:sz w:val="24"/>
-                  <w:szCs w:val="24"/>
-                </w:rPr>
-                <m:t xml:space="preserve">t</m:t>
-              </m:r>
-              <m:r>
-                <w:rPr>
-                  <w:rFonts w:ascii="Cambria Math" w:hAnsi="Cambria Math"/>
-                  <w:sz w:val="24"/>
-                  <w:szCs w:val="24"/>
-                </w:rPr>
-                <m:t xml:space="preserve">+</m:t>
-              </m:r>
-              <m:r>
-                <w:rPr>
-                  <w:rFonts w:ascii="Cambria Math" w:hAnsi="Cambria Math"/>
-                  <w:sz w:val="24"/>
-                  <w:szCs w:val="24"/>
-                </w:rPr>
-                <m:t xml:space="preserve">1</m:t>
-              </m:r>
-            </m:sub>
-            <m:sup>
-              <m:r>
-                <w:rPr>
-                  <w:rFonts w:ascii="Cambria Math" w:hAnsi="Cambria Math"/>
-                  <w:sz w:val="24"/>
-                  <w:szCs w:val="24"/>
-                </w:rPr>
-                <m:t xml:space="preserve">(</m:t>
-              </m:r>
-              <m:r>
-                <w:rPr>
-                  <w:rFonts w:ascii="Cambria Math" w:hAnsi="Cambria Math"/>
-                  <w:sz w:val="24"/>
-                  <w:szCs w:val="24"/>
-                </w:rPr>
-                <m:t xml:space="preserve">3</m:t>
-              </m:r>
-              <m:r>
-                <w:rPr>
-                  <w:rFonts w:ascii="Cambria Math" w:hAnsi="Cambria Math"/>
-                  <w:sz w:val="24"/>
-                  <w:szCs w:val="24"/>
-                </w:rPr>
-                <m:t xml:space="preserve">)</m:t>
-              </m:r>
-            </m:sup>
-          </m:sSubSup>
-          <m:r>
-            <w:rPr>
-              <w:rFonts w:ascii="Cambria Math" w:hAnsi="Cambria Math"/>
-              <w:sz w:val="24"/>
-              <w:szCs w:val="24"/>
-            </w:rPr>
-            <m:t xml:space="preserve"> = </m:t>
-          </m:r>
-          <m:sSubSup>
-            <m:e>
-              <m:r>
-                <w:rPr>
-                  <w:rFonts w:ascii="Cambria Math" w:hAnsi="Cambria Math"/>
-                  <w:sz w:val="24"/>
-                  <w:szCs w:val="24"/>
-                </w:rPr>
-                <m:t xml:space="preserve">l</m:t>
-              </m:r>
-            </m:e>
-            <m:sub>
-              <m:r>
-                <w:rPr>
-                  <w:rFonts w:ascii="Cambria Math" w:hAnsi="Cambria Math"/>
-                  <w:sz w:val="24"/>
-                  <w:szCs w:val="24"/>
-                </w:rPr>
-                <m:t xml:space="preserve">x</m:t>
-              </m:r>
-              <m:r>
-                <w:rPr>
-                  <w:rFonts w:ascii="Cambria Math" w:hAnsi="Cambria Math"/>
-                  <w:sz w:val="24"/>
-                  <w:szCs w:val="24"/>
-                </w:rPr>
-                <m:t xml:space="preserve">+</m:t>
-              </m:r>
-              <m:r>
-                <w:rPr>
-                  <w:rFonts w:ascii="Cambria Math" w:hAnsi="Cambria Math"/>
-                  <w:sz w:val="24"/>
-                  <w:szCs w:val="24"/>
-                </w:rPr>
-                <m:t xml:space="preserve">t</m:t>
-              </m:r>
-            </m:sub>
-            <m:sup>
-              <m:r>
-                <w:rPr>
-                  <w:rFonts w:ascii="Cambria Math" w:hAnsi="Cambria Math"/>
-                  <w:sz w:val="24"/>
-                  <w:szCs w:val="24"/>
-                </w:rPr>
-                <m:t xml:space="preserve">(</m:t>
-              </m:r>
-              <m:r>
-                <w:rPr>
-                  <w:rFonts w:ascii="Cambria Math" w:hAnsi="Cambria Math"/>
-                  <w:sz w:val="24"/>
-                  <w:szCs w:val="24"/>
-                </w:rPr>
-                <m:t xml:space="preserve">3</m:t>
-              </m:r>
-              <m:r>
-                <w:rPr>
-                  <w:rFonts w:ascii="Cambria Math" w:hAnsi="Cambria Math"/>
-                  <w:sz w:val="24"/>
-                  <w:szCs w:val="24"/>
-                </w:rPr>
-                <m:t xml:space="preserve">)</m:t>
-              </m:r>
-            </m:sup>
-          </m:sSubSup>
-          <m:r>
-            <w:rPr>
-              <w:rFonts w:ascii="Cambria Math" w:hAnsi="Cambria Math"/>
-              <w:sz w:val="24"/>
-              <w:szCs w:val="24"/>
-            </w:rPr>
-            <m:t xml:space="preserve"> × ( </m:t>
-          </m:r>
-          <m:r>
-            <w:rPr>
-              <w:rFonts w:ascii="Cambria Math" w:hAnsi="Cambria Math"/>
-              <w:sz w:val="24"/>
-              <w:szCs w:val="24"/>
-            </w:rPr>
-            <m:t xml:space="preserve">1</m:t>
-          </m:r>
-          <m:r>
-            <w:rPr>
-              <w:rFonts w:ascii="Cambria Math" w:hAnsi="Cambria Math"/>
-              <w:sz w:val="24"/>
-              <w:szCs w:val="24"/>
-            </w:rPr>
-            <m:t xml:space="preserve"> − </m:t>
-          </m:r>
-          <m:sSubSup>
-            <m:e>
-              <m:r>
-                <w:rPr>
-                  <w:rFonts w:ascii="Cambria Math" w:hAnsi="Cambria Math"/>
-                  <w:sz w:val="24"/>
-                  <w:szCs w:val="24"/>
-                </w:rPr>
-                <m:t xml:space="preserve">Q</m:t>
-              </m:r>
-            </m:e>
-            <m:sub>
-              <m:r>
-                <w:rPr>
-                  <w:rFonts w:ascii="Cambria Math" w:hAnsi="Cambria Math"/>
-                  <w:sz w:val="24"/>
-                  <w:szCs w:val="24"/>
-                </w:rPr>
-                <m:t xml:space="preserve">x</m:t>
-              </m:r>
-              <m:r>
-                <w:rPr>
-                  <w:rFonts w:ascii="Cambria Math" w:hAnsi="Cambria Math"/>
-                  <w:sz w:val="24"/>
-                  <w:szCs w:val="24"/>
-                </w:rPr>
-                <m:t xml:space="preserve">+</m:t>
-              </m:r>
-              <m:r>
-                <w:rPr>
-                  <w:rFonts w:ascii="Cambria Math" w:hAnsi="Cambria Math"/>
-                  <w:sz w:val="24"/>
-                  <w:szCs w:val="24"/>
-                </w:rPr>
-                <m:t xml:space="preserve">t</m:t>
-              </m:r>
-            </m:sub>
-            <m:sup>
-              <m:r>
-                <w:rPr>
-                  <w:rFonts w:ascii="Cambria Math" w:hAnsi="Cambria Math"/>
-                  <w:sz w:val="24"/>
-                  <w:szCs w:val="24"/>
-                </w:rPr>
-                <m:t xml:space="preserve">(</m:t>
-              </m:r>
-              <m:r>
-                <w:rPr>
-                  <w:rFonts w:ascii="Cambria Math" w:hAnsi="Cambria Math"/>
-                  <w:sz w:val="24"/>
-                  <w:szCs w:val="24"/>
-                </w:rPr>
-                <m:t xml:space="preserve">3</m:t>
-              </m:r>
-              <m:r>
-                <w:rPr>
-                  <w:rFonts w:ascii="Cambria Math" w:hAnsi="Cambria Math"/>
-                  <w:sz w:val="24"/>
-                  <w:szCs w:val="24"/>
-                </w:rPr>
-                <m:t xml:space="preserve">)</m:t>
-              </m:r>
-            </m:sup>
-          </m:sSubSup>
-          <m:r>
-            <w:rPr>
-              <w:rFonts w:ascii="Cambria Math" w:hAnsi="Cambria Math"/>
-              <w:sz w:val="24"/>
-              <w:szCs w:val="24"/>
-            </w:rPr>
-            <m:t xml:space="preserve"> )</m:t>
-          </m:r>
-        </m:oMath>
-      </m:oMathPara>
-    </w:p>
-    <w:p>
-      <w:pPr>
-        <w:pStyle w:val="FormulaText"/>
-      </w:pPr>
-      <w:r>
-        <w:t xml:space="preserve">현가와 누계</w:t>
-      </w:r>
-    </w:p>
-    <w:p>
-      <w:pPr>
-        <w:pStyle w:val="Formula"/>
-      </w:pPr>
-      <m:oMathPara>
-        <m:oMathParaPr>
-          <m:jc m:val="left"/>
-        </m:oMathParaPr>
-        <m:oMath>
-          <m:sSubSup>
-            <m:e>
-              <m:r>
-                <w:rPr>
-                  <w:rFonts w:ascii="Cambria Math" w:hAnsi="Cambria Math"/>
-                  <w:sz w:val="24"/>
-                  <w:szCs w:val="24"/>
-                </w:rPr>
-                <m:t xml:space="preserve">D</m:t>
-              </m:r>
-            </m:e>
-            <m:sub>
-              <m:r>
-                <w:rPr>
-                  <w:rFonts w:ascii="Cambria Math" w:hAnsi="Cambria Math"/>
-                  <w:sz w:val="24"/>
-                  <w:szCs w:val="24"/>
-                </w:rPr>
-                <m:t xml:space="preserve">x</m:t>
-              </m:r>
-              <m:r>
-                <w:rPr>
-                  <w:rFonts w:ascii="Cambria Math" w:hAnsi="Cambria Math"/>
-                  <w:sz w:val="24"/>
-                  <w:szCs w:val="24"/>
-                </w:rPr>
-                <m:t xml:space="preserve">+</m:t>
-              </m:r>
-              <m:r>
-                <w:rPr>
-                  <w:rFonts w:ascii="Cambria Math" w:hAnsi="Cambria Math"/>
-                  <w:sz w:val="24"/>
-                  <w:szCs w:val="24"/>
-                </w:rPr>
-                <m:t xml:space="preserve">t</m:t>
-              </m:r>
-            </m:sub>
-            <m:sup>
-              <m:r>
-                <w:rPr>
-                  <w:rFonts w:ascii="Cambria Math" w:hAnsi="Cambria Math"/>
-                  <w:sz w:val="24"/>
-                  <w:szCs w:val="24"/>
-                </w:rPr>
-                <m:t xml:space="preserve">(</m:t>
-              </m:r>
-              <m:r>
-                <w:rPr>
-                  <w:rFonts w:ascii="Cambria Math" w:hAnsi="Cambria Math"/>
-                  <w:sz w:val="24"/>
-                  <w:szCs w:val="24"/>
-                </w:rPr>
-                <m:t xml:space="preserve">3</m:t>
-              </m:r>
-              <m:r>
-                <w:rPr>
-                  <w:rFonts w:ascii="Cambria Math" w:hAnsi="Cambria Math"/>
-                  <w:sz w:val="24"/>
-                  <w:szCs w:val="24"/>
-                </w:rPr>
-                <m:t xml:space="preserve">)</m:t>
-              </m:r>
-            </m:sup>
-          </m:sSubSup>
-          <m:r>
-            <w:rPr>
-              <w:rFonts w:ascii="Cambria Math" w:hAnsi="Cambria Math"/>
-              <w:sz w:val="24"/>
-              <w:szCs w:val="24"/>
-            </w:rPr>
-            <m:t xml:space="preserve"> = </m:t>
-          </m:r>
-          <m:sSubSup>
-            <m:e>
-              <m:r>
-                <w:rPr>
-                  <w:rFonts w:ascii="Cambria Math" w:hAnsi="Cambria Math"/>
-                  <w:sz w:val="24"/>
-                  <w:szCs w:val="24"/>
-                </w:rPr>
-                <m:t xml:space="preserve">l</m:t>
-              </m:r>
-            </m:e>
-            <m:sub>
-              <m:r>
-                <w:rPr>
-                  <w:rFonts w:ascii="Cambria Math" w:hAnsi="Cambria Math"/>
-                  <w:sz w:val="24"/>
-                  <w:szCs w:val="24"/>
-                </w:rPr>
-                <m:t xml:space="preserve">x</m:t>
-              </m:r>
-              <m:r>
-                <w:rPr>
-                  <w:rFonts w:ascii="Cambria Math" w:hAnsi="Cambria Math"/>
-                  <w:sz w:val="24"/>
-                  <w:szCs w:val="24"/>
-                </w:rPr>
-                <m:t xml:space="preserve">+</m:t>
-              </m:r>
-              <m:r>
-                <w:rPr>
-                  <w:rFonts w:ascii="Cambria Math" w:hAnsi="Cambria Math"/>
-                  <w:sz w:val="24"/>
-                  <w:szCs w:val="24"/>
-                </w:rPr>
-                <m:t xml:space="preserve">t</m:t>
-              </m:r>
-            </m:sub>
-            <m:sup>
-              <m:r>
-                <w:rPr>
-                  <w:rFonts w:ascii="Cambria Math" w:hAnsi="Cambria Math"/>
-                  <w:sz w:val="24"/>
-                  <w:szCs w:val="24"/>
-                </w:rPr>
-                <m:t xml:space="preserve">(</m:t>
-              </m:r>
-              <m:r>
-                <w:rPr>
-                  <w:rFonts w:ascii="Cambria Math" w:hAnsi="Cambria Math"/>
-                  <w:sz w:val="24"/>
-                  <w:szCs w:val="24"/>
-                </w:rPr>
-                <m:t xml:space="preserve">3</m:t>
-              </m:r>
-              <m:r>
-                <w:rPr>
-                  <w:rFonts w:ascii="Cambria Math" w:hAnsi="Cambria Math"/>
-                  <w:sz w:val="24"/>
-                  <w:szCs w:val="24"/>
-                </w:rPr>
-                <m:t xml:space="preserve">)</m:t>
-              </m:r>
-            </m:sup>
-          </m:sSubSup>
-          <m:r>
-            <w:rPr>
-              <w:rFonts w:ascii="Cambria Math" w:hAnsi="Cambria Math"/>
-              <w:sz w:val="24"/>
-              <w:szCs w:val="24"/>
-            </w:rPr>
-            <m:t xml:space="preserve">·</m:t>
-          </m:r>
-          <m:sSup>
-            <m:e>
-              <m:r>
-                <w:rPr>
-                  <w:rFonts w:ascii="Cambria Math" w:hAnsi="Cambria Math"/>
-                  <w:sz w:val="24"/>
-                  <w:szCs w:val="24"/>
-                </w:rPr>
-                <m:t xml:space="preserve">v</m:t>
-              </m:r>
-            </m:e>
-            <m:sup>
-              <m:r>
-                <w:rPr>
-                  <w:rFonts w:ascii="Cambria Math" w:hAnsi="Cambria Math"/>
-                  <w:sz w:val="24"/>
-                  <w:szCs w:val="24"/>
-                </w:rPr>
-                <m:t xml:space="preserve">t</m:t>
-              </m:r>
-            </m:sup>
-          </m:sSup>
-        </m:oMath>
-      </m:oMathPara>
-    </w:p>
-    <w:p>
-      <w:pPr>
-        <w:pStyle w:val="Formula"/>
-      </w:pPr>
-      <m:oMathPara>
-        <m:oMathParaPr>
-          <m:jc m:val="left"/>
-        </m:oMathParaPr>
-        <m:oMath>
-          <m:sSubSup>
-            <m:e>
-              <m:r>
-                <w:rPr>
-                  <w:rFonts w:ascii="Cambria Math" w:hAnsi="Cambria Math"/>
-                  <w:sz w:val="24"/>
-                  <w:szCs w:val="24"/>
-                </w:rPr>
-                <m:t xml:space="preserve">N</m:t>
-              </m:r>
-            </m:e>
-            <m:sub>
-              <m:r>
-                <w:rPr>
-                  <w:rFonts w:ascii="Cambria Math" w:hAnsi="Cambria Math"/>
-                  <w:sz w:val="24"/>
-                  <w:szCs w:val="24"/>
-                </w:rPr>
-                <m:t xml:space="preserve">x</m:t>
-              </m:r>
-              <m:r>
-                <w:rPr>
-                  <w:rFonts w:ascii="Cambria Math" w:hAnsi="Cambria Math"/>
-                  <w:sz w:val="24"/>
-                  <w:szCs w:val="24"/>
-                </w:rPr>
-                <m:t xml:space="preserve">+</m:t>
-              </m:r>
-              <m:r>
-                <w:rPr>
-                  <w:rFonts w:ascii="Cambria Math" w:hAnsi="Cambria Math"/>
-                  <w:sz w:val="24"/>
-                  <w:szCs w:val="24"/>
-                </w:rPr>
-                <m:t xml:space="preserve">t</m:t>
-              </m:r>
-            </m:sub>
-            <m:sup>
-              <m:r>
-                <w:rPr>
-                  <w:rFonts w:ascii="Cambria Math" w:hAnsi="Cambria Math"/>
-                  <w:sz w:val="24"/>
-                  <w:szCs w:val="24"/>
-                </w:rPr>
-                <m:t xml:space="preserve">(</m:t>
-              </m:r>
-              <m:r>
-                <w:rPr>
-                  <w:rFonts w:ascii="Cambria Math" w:hAnsi="Cambria Math"/>
-                  <w:sz w:val="24"/>
-                  <w:szCs w:val="24"/>
-                </w:rPr>
-                <m:t xml:space="preserve">3</m:t>
-              </m:r>
-              <m:r>
-                <w:rPr>
-                  <w:rFonts w:ascii="Cambria Math" w:hAnsi="Cambria Math"/>
-                  <w:sz w:val="24"/>
-                  <w:szCs w:val="24"/>
-                </w:rPr>
-                <m:t xml:space="preserve">)</m:t>
-              </m:r>
-            </m:sup>
-          </m:sSubSup>
-          <m:r>
-            <w:rPr>
-              <w:rFonts w:ascii="Cambria Math" w:hAnsi="Cambria Math"/>
-              <w:sz w:val="24"/>
-              <w:szCs w:val="24"/>
-            </w:rPr>
-            <m:t xml:space="preserve"> = </m:t>
-          </m:r>
-          <m:sSub>
-            <m:e>
-              <m:r>
-                <w:rPr>
-                  <w:rFonts w:ascii="Cambria Math" w:hAnsi="Cambria Math"/>
-                  <w:sz w:val="24"/>
-                  <w:szCs w:val="24"/>
-                </w:rPr>
-                <m:t xml:space="preserve">Σ</m:t>
-              </m:r>
-            </m:e>
-            <m:sub>
-              <m:r>
-                <w:rPr>
-                  <w:rFonts w:ascii="Cambria Math" w:hAnsi="Cambria Math"/>
-                  <w:sz w:val="24"/>
-                  <w:szCs w:val="24"/>
-                </w:rPr>
-                <m:t xml:space="preserve">u</m:t>
-              </m:r>
-              <m:r>
-                <w:rPr>
-                  <w:rFonts w:ascii="Cambria Math" w:hAnsi="Cambria Math"/>
-                  <w:sz w:val="24"/>
-                  <w:szCs w:val="24"/>
-                </w:rPr>
-                <m:t xml:space="preserve">≥</m:t>
-              </m:r>
-              <m:r>
-                <w:rPr>
-                  <w:rFonts w:ascii="Cambria Math" w:hAnsi="Cambria Math"/>
-                  <w:sz w:val="24"/>
-                  <w:szCs w:val="24"/>
-                </w:rPr>
-                <m:t xml:space="preserve">t</m:t>
-              </m:r>
-            </m:sub>
-          </m:sSub>
-          <m:r>
-            <w:rPr>
-              <w:rFonts w:ascii="Cambria Math" w:hAnsi="Cambria Math"/>
-              <w:sz w:val="24"/>
-              <w:szCs w:val="24"/>
-            </w:rPr>
-            <m:t xml:space="preserve"> </m:t>
-          </m:r>
-          <m:sSubSup>
-            <m:e>
-              <m:r>
-                <w:rPr>
-                  <w:rFonts w:ascii="Cambria Math" w:hAnsi="Cambria Math"/>
-                  <w:sz w:val="24"/>
-                  <w:szCs w:val="24"/>
-                </w:rPr>
-                <m:t xml:space="preserve">D</m:t>
-              </m:r>
-            </m:e>
-            <m:sub>
-              <m:r>
-                <w:rPr>
-                  <w:rFonts w:ascii="Cambria Math" w:hAnsi="Cambria Math"/>
-                  <w:sz w:val="24"/>
-                  <w:szCs w:val="24"/>
-                </w:rPr>
-                <m:t xml:space="preserve">x</m:t>
-              </m:r>
-              <m:r>
-                <w:rPr>
-                  <w:rFonts w:ascii="Cambria Math" w:hAnsi="Cambria Math"/>
-                  <w:sz w:val="24"/>
-                  <w:szCs w:val="24"/>
-                </w:rPr>
-                <m:t xml:space="preserve">+</m:t>
-              </m:r>
-              <m:r>
-                <w:rPr>
-                  <w:rFonts w:ascii="Cambria Math" w:hAnsi="Cambria Math"/>
-                  <w:sz w:val="24"/>
-                  <w:szCs w:val="24"/>
-                </w:rPr>
-                <m:t xml:space="preserve">u</m:t>
-              </m:r>
-            </m:sub>
-            <m:sup>
-              <m:r>
-                <w:rPr>
-                  <w:rFonts w:ascii="Cambria Math" w:hAnsi="Cambria Math"/>
-                  <w:sz w:val="24"/>
-                  <w:szCs w:val="24"/>
-                </w:rPr>
-                <m:t xml:space="preserve">(</m:t>
-              </m:r>
-              <m:r>
-                <w:rPr>
-                  <w:rFonts w:ascii="Cambria Math" w:hAnsi="Cambria Math"/>
-                  <w:sz w:val="24"/>
-                  <w:szCs w:val="24"/>
-                </w:rPr>
-                <m:t xml:space="preserve">3</m:t>
-              </m:r>
-              <m:r>
-                <w:rPr>
-                  <w:rFonts w:ascii="Cambria Math" w:hAnsi="Cambria Math"/>
-                  <w:sz w:val="24"/>
-                  <w:szCs w:val="24"/>
-                </w:rPr>
-                <m:t xml:space="preserve">)</m:t>
-              </m:r>
-            </m:sup>
-          </m:sSubSup>
-        </m:oMath>
-      </m:oMathPara>
-    </w:p>
-    <w:p>
-      <w:pPr>
-        <w:pStyle w:val="Note"/>
-      </w:pPr>
-      <w:r>
-        <w:t xml:space="preserve">※ 주계약의 보험료 납입기수(N*)에 쓴다.</w:t>
-      </w:r>
-    </w:p>
     <w:p>
       <w:pPr>
         <w:pStyle w:val="Heading2"/>
       </w:pPr>
       <w:r>
         <w:t xml:space="preserve">라. 보험금</w:t>
+      </w:r>
+    </w:p>
+    <w:p>
+      <w:r>
+        <w:t xml:space="preserve">(1) 사망·80% 이상 장해</w:t>
       </w:r>
     </w:p>
     <w:tbl>
@@ -6428,7 +3395,7 @@
               <w:rPr>
                 <w:b/>
               </w:rPr>
-              <w:t xml:space="preserve">담보</w:t>
+              <w:t xml:space="preserve">구분</w:t>
             </w:r>
           </w:p>
         </w:tc>
@@ -6445,7 +3412,7 @@
               <w:rPr>
                 <w:b/>
               </w:rPr>
-              <w:t xml:space="preserve">사망·80% 이상 장해</w:t>
+              <w:t xml:space="preserve">식</w:t>
             </w:r>
           </w:p>
         </w:tc>
@@ -6460,20 +3427,32 @@
               <w:spacing w:before="30" w:after="30"/>
             </w:pPr>
             <w:r>
-              <w:t xml:space="preserve">급부 유형</w:t>
-            </w:r>
-          </w:p>
-        </w:tc>
-        <w:tc>
-          <w:tcPr>
-            <w:tcW w:w="0" w:type="auto"/>
-          </w:tcPr>
-          <w:p>
-            <w:pPr>
-              <w:spacing w:before="30" w:after="30"/>
-            </w:pPr>
-            <w:r>
-              <w:t xml:space="preserve">사망</w:t>
+              <w:t xml:space="preserve">대상자수</w:t>
+            </w:r>
+          </w:p>
+        </w:tc>
+        <w:tc>
+          <w:tcPr>
+            <w:tcW w:w="0" w:type="auto"/>
+          </w:tcPr>
+          <w:p>
+            <w:pPr>
+              <w:spacing w:before="30" w:after="30"/>
+            </w:pPr>
+            <w:r>
+              <w:t xml:space="preserve">l</w:t>
+            </w:r>
+            <w:r>
+              <w:rPr>
+                <w:vertAlign w:val="superscript"/>
+              </w:rPr>
+              <w:t xml:space="preserve">(1)</w:t>
+            </w:r>
+            <w:r>
+              <w:rPr>
+                <w:vertAlign w:val="subscript"/>
+              </w:rPr>
+              <w:t xml:space="preserve">x+t</w:t>
             </w:r>
           </w:p>
         </w:tc>
@@ -6488,20 +3467,68 @@
               <w:spacing w:before="30" w:after="30"/>
             </w:pPr>
             <w:r>
-              <w:t xml:space="preserve">보험기간</w:t>
-            </w:r>
-          </w:p>
-        </w:tc>
-        <w:tc>
-          <w:tcPr>
-            <w:tcW w:w="0" w:type="auto"/>
-          </w:tcPr>
-          <w:p>
-            <w:pPr>
-              <w:spacing w:before="30" w:after="30"/>
-            </w:pPr>
-            <w:r>
-              <w:t xml:space="preserve">종신 (110세)</w:t>
+              <w:t xml:space="preserve">계산기수</w:t>
+            </w:r>
+          </w:p>
+        </w:tc>
+        <w:tc>
+          <w:tcPr>
+            <w:tcW w:w="0" w:type="auto"/>
+          </w:tcPr>
+          <w:p>
+            <w:pPr>
+              <w:spacing w:before="30" w:after="30"/>
+            </w:pPr>
+            <w:r>
+              <w:t xml:space="preserve">d</w:t>
+            </w:r>
+            <w:r>
+              <w:rPr>
+                <w:vertAlign w:val="superscript"/>
+              </w:rPr>
+              <w:t xml:space="preserve">(1)</w:t>
+            </w:r>
+            <w:r>
+              <w:rPr>
+                <w:vertAlign w:val="subscript"/>
+              </w:rPr>
+              <w:t xml:space="preserve">x+t</w:t>
+            </w:r>
+            <w:r>
+              <w:t xml:space="preserve"> = </w:t>
+            </w:r>
+            <w:r>
+              <w:t xml:space="preserve">l</w:t>
+            </w:r>
+            <w:r>
+              <w:rPr>
+                <w:vertAlign w:val="superscript"/>
+              </w:rPr>
+              <w:t xml:space="preserve">(1)</w:t>
+            </w:r>
+            <w:r>
+              <w:rPr>
+                <w:vertAlign w:val="subscript"/>
+              </w:rPr>
+              <w:t xml:space="preserve">x+t</w:t>
+            </w:r>
+            <w:r>
+              <w:t xml:space="preserve"> × </w:t>
+            </w:r>
+            <w:r>
+              <w:t xml:space="preserve">Q</w:t>
+            </w:r>
+            <w:r>
+              <w:rPr>
+                <w:vertAlign w:val="superscript"/>
+              </w:rPr>
+              <w:t xml:space="preserve">(1)</w:t>
+            </w:r>
+            <w:r>
+              <w:rPr>
+                <w:vertAlign w:val="subscript"/>
+              </w:rPr>
+              <w:t xml:space="preserve">x+t</w:t>
             </w:r>
           </w:p>
         </w:tc>
@@ -6516,20 +3543,158 @@
               <w:spacing w:before="30" w:after="30"/>
             </w:pPr>
             <w:r>
-              <w:t xml:space="preserve">보장금액</w:t>
-            </w:r>
-          </w:p>
-        </w:tc>
-        <w:tc>
-          <w:tcPr>
-            <w:tcW w:w="0" w:type="auto"/>
-          </w:tcPr>
-          <w:p>
-            <w:pPr>
-              <w:spacing w:before="30" w:after="30"/>
-            </w:pPr>
-            <w:r>
-              <w:t xml:space="preserve">가입금액의 1배</w:t>
+              <w:t xml:space="preserve">계산기수</w:t>
+            </w:r>
+          </w:p>
+        </w:tc>
+        <w:tc>
+          <w:tcPr>
+            <w:tcW w:w="0" w:type="auto"/>
+          </w:tcPr>
+          <w:p>
+            <w:pPr>
+              <w:spacing w:before="30" w:after="30"/>
+            </w:pPr>
+            <w:r>
+              <w:t xml:space="preserve">C</w:t>
+            </w:r>
+            <w:r>
+              <w:rPr>
+                <w:vertAlign w:val="subscript"/>
+              </w:rPr>
+              <w:t xml:space="preserve">x+t</w:t>
+            </w:r>
+            <w:r>
+              <w:t xml:space="preserve"> = </w:t>
+            </w:r>
+            <w:r>
+              <w:t xml:space="preserve">d</w:t>
+            </w:r>
+            <w:r>
+              <w:rPr>
+                <w:vertAlign w:val="superscript"/>
+              </w:rPr>
+              <w:t xml:space="preserve">(1)</w:t>
+            </w:r>
+            <w:r>
+              <w:rPr>
+                <w:vertAlign w:val="subscript"/>
+              </w:rPr>
+              <w:t xml:space="preserve">x+t</w:t>
+            </w:r>
+            <w:r>
+              <w:t xml:space="preserve"> × </w:t>
+            </w:r>
+            <w:r>
+              <w:t xml:space="preserve">v</w:t>
+            </w:r>
+            <w:r>
+              <w:rPr>
+                <w:vertAlign w:val="superscript"/>
+              </w:rPr>
+              <w:t xml:space="preserve">t+½</w:t>
+            </w:r>
+            <w:r>
+              <w:t xml:space="preserve"> · </w:t>
+            </w:r>
+            <w:r>
+              <w:t xml:space="preserve">M</w:t>
+            </w:r>
+            <w:r>
+              <w:rPr>
+                <w:vertAlign w:val="subscript"/>
+              </w:rPr>
+              <w:t xml:space="preserve">x+t</w:t>
+            </w:r>
+            <w:r>
+              <w:t xml:space="preserve"> = </w:t>
+            </w:r>
+            <w:r>
+              <w:t xml:space="preserve">Σ</w:t>
+            </w:r>
+            <w:r>
+              <w:rPr>
+                <w:vertAlign w:val="subscript"/>
+              </w:rPr>
+              <w:t xml:space="preserve">u≥t</w:t>
+            </w:r>
+            <w:r>
+              <w:t xml:space="preserve"> </w:t>
+            </w:r>
+            <w:r>
+              <w:t xml:space="preserve">C</w:t>
+            </w:r>
+            <w:r>
+              <w:rPr>
+                <w:vertAlign w:val="subscript"/>
+              </w:rPr>
+              <w:t xml:space="preserve">x+u</w:t>
+            </w:r>
+          </w:p>
+        </w:tc>
+      </w:tr>
+    </w:tbl>
+    <w:p/>
+    <w:p>
+      <w:r>
+        <w:t xml:space="preserve">(2) 암 진단</w:t>
+      </w:r>
+    </w:p>
+    <w:tbl>
+      <w:tblPr>
+        <w:tblW w:w="5000" w:type="pct"/>
+        <w:tblBorders>
+          <w:top w:val="single" w:sz="4" w:space="0" w:color="A0A0A0"/>
+          <w:left w:val="single" w:sz="4" w:space="0" w:color="A0A0A0"/>
+          <w:bottom w:val="single" w:sz="4" w:space="0" w:color="A0A0A0"/>
+          <w:right w:val="single" w:sz="4" w:space="0" w:color="A0A0A0"/>
+          <w:insideH w:val="single" w:sz="4" w:space="0" w:color="A0A0A0"/>
+          <w:insideV w:val="single" w:sz="4" w:space="0" w:color="A0A0A0"/>
+        </w:tblBorders>
+        <w:tblCellMar>
+          <w:left w:w="140" w:type="dxa"/>
+          <w:right w:w="180" w:type="dxa"/>
+        </w:tblCellMar>
+      </w:tblPr>
+      <w:tblGrid>
+        <w:gridCol w:w="2940"/>
+        <w:gridCol w:w="6860"/>
+      </w:tblGrid>
+      <w:tr>
+        <w:trPr>
+          <w:tblHeader/>
+        </w:trPr>
+        <w:tc>
+          <w:tcPr>
+            <w:tcW w:w="0" w:type="auto"/>
+            <w:shd w:val="clear" w:color="auto" w:fill="EEF1F5"/>
+          </w:tcPr>
+          <w:p>
+            <w:pPr>
+              <w:spacing w:before="30" w:after="30"/>
+            </w:pPr>
+            <w:r>
+              <w:rPr>
+                <w:b/>
+              </w:rPr>
+              <w:t xml:space="preserve">구분</w:t>
+            </w:r>
+          </w:p>
+        </w:tc>
+        <w:tc>
+          <w:tcPr>
+            <w:tcW w:w="0" w:type="auto"/>
+            <w:shd w:val="clear" w:color="auto" w:fill="EEF1F5"/>
+          </w:tcPr>
+          <w:p>
+            <w:pPr>
+              <w:spacing w:before="30" w:after="30"/>
+            </w:pPr>
+            <w:r>
+              <w:rPr>
+                <w:b/>
+              </w:rPr>
+              <w:t xml:space="preserve">식</w:t>
             </w:r>
           </w:p>
         </w:tc>
@@ -6544,20 +3709,32 @@
               <w:spacing w:before="30" w:after="30"/>
             </w:pPr>
             <w:r>
-              <w:t xml:space="preserve">면책·삭감</w:t>
-            </w:r>
-          </w:p>
-        </w:tc>
-        <w:tc>
-          <w:tcPr>
-            <w:tcW w:w="0" w:type="auto"/>
-          </w:tcPr>
-          <w:p>
-            <w:pPr>
-              <w:spacing w:before="30" w:after="30"/>
-            </w:pPr>
-            <w:r>
-              <w:t xml:space="preserve">없음</w:t>
+              <w:t xml:space="preserve">대상자수</w:t>
+            </w:r>
+          </w:p>
+        </w:tc>
+        <w:tc>
+          <w:tcPr>
+            <w:tcW w:w="0" w:type="auto"/>
+          </w:tcPr>
+          <w:p>
+            <w:pPr>
+              <w:spacing w:before="30" w:after="30"/>
+            </w:pPr>
+            <w:r>
+              <w:t xml:space="preserve">l</w:t>
+            </w:r>
+            <w:r>
+              <w:rPr>
+                <w:vertAlign w:val="superscript"/>
+              </w:rPr>
+              <w:t xml:space="preserve">(2)</w:t>
+            </w:r>
+            <w:r>
+              <w:rPr>
+                <w:vertAlign w:val="subscript"/>
+              </w:rPr>
+              <w:t xml:space="preserve">x+t</w:t>
             </w:r>
           </w:p>
         </w:tc>
@@ -6572,20 +3749,68 @@
               <w:spacing w:before="30" w:after="30"/>
             </w:pPr>
             <w:r>
-              <w:t xml:space="preserve">생존자</w:t>
-            </w:r>
-          </w:p>
-        </w:tc>
-        <w:tc>
-          <w:tcPr>
-            <w:tcW w:w="0" w:type="auto"/>
-          </w:tcPr>
-          <w:p>
-            <w:pPr>
-              <w:spacing w:before="30" w:after="30"/>
-            </w:pPr>
-            <w:r>
-              <w:t xml:space="preserve">lx(1) — 생존자(사망X, 80% 이상 장해X)</w:t>
+              <w:t xml:space="preserve">계산기수</w:t>
+            </w:r>
+          </w:p>
+        </w:tc>
+        <w:tc>
+          <w:tcPr>
+            <w:tcW w:w="0" w:type="auto"/>
+          </w:tcPr>
+          <w:p>
+            <w:pPr>
+              <w:spacing w:before="30" w:after="30"/>
+            </w:pPr>
+            <w:r>
+              <w:t xml:space="preserve">d</w:t>
+            </w:r>
+            <w:r>
+              <w:rPr>
+                <w:vertAlign w:val="superscript"/>
+              </w:rPr>
+              <w:t xml:space="preserve">(2)</w:t>
+            </w:r>
+            <w:r>
+              <w:rPr>
+                <w:vertAlign w:val="subscript"/>
+              </w:rPr>
+              <w:t xml:space="preserve">x+t</w:t>
+            </w:r>
+            <w:r>
+              <w:t xml:space="preserve"> = </w:t>
+            </w:r>
+            <w:r>
+              <w:t xml:space="preserve">l</w:t>
+            </w:r>
+            <w:r>
+              <w:rPr>
+                <w:vertAlign w:val="superscript"/>
+              </w:rPr>
+              <w:t xml:space="preserve">(2)</w:t>
+            </w:r>
+            <w:r>
+              <w:rPr>
+                <w:vertAlign w:val="subscript"/>
+              </w:rPr>
+              <w:t xml:space="preserve">x+t</w:t>
+            </w:r>
+            <w:r>
+              <w:t xml:space="preserve"> × </w:t>
+            </w:r>
+            <w:r>
+              <w:t xml:space="preserve">r</w:t>
+            </w:r>
+            <w:r>
+              <w:rPr>
+                <w:vertAlign w:val="superscript"/>
+              </w:rPr>
+              <w:t xml:space="preserve">(2)</w:t>
+            </w:r>
+            <w:r>
+              <w:rPr>
+                <w:vertAlign w:val="subscript"/>
+              </w:rPr>
+              <w:t xml:space="preserve">x+t</w:t>
             </w:r>
           </w:p>
         </w:tc>
@@ -6600,34 +3825,6 @@
               <w:spacing w:before="30" w:after="30"/>
             </w:pPr>
             <w:r>
-              <w:t xml:space="preserve">급부 위험률</w:t>
-            </w:r>
-          </w:p>
-        </w:tc>
-        <w:tc>
-          <w:tcPr>
-            <w:tcW w:w="0" w:type="auto"/>
-          </w:tcPr>
-          <w:p>
-            <w:pPr>
-              <w:spacing w:before="30" w:after="30"/>
-            </w:pPr>
-            <w:r>
-              <w:t xml:space="preserve">탈퇴 사유 전부 — 결합 Q (사망률 및 80% 이상 장해율)</w:t>
-            </w:r>
-          </w:p>
-        </w:tc>
-      </w:tr>
-      <w:tr>
-        <w:tc>
-          <w:tcPr>
-            <w:tcW w:w="0" w:type="auto"/>
-          </w:tcPr>
-          <w:p>
-            <w:pPr>
-              <w:spacing w:before="30" w:after="30"/>
-            </w:pPr>
-            <w:r>
               <w:t xml:space="preserve">계산기수</w:t>
             </w:r>
           </w:p>
@@ -6641,7 +3838,79 @@
               <w:spacing w:before="30" w:after="30"/>
             </w:pPr>
             <w:r>
-              <w:t xml:space="preserve">Cx · Mx</w:t>
+              <w:t xml:space="preserve">C</w:t>
+            </w:r>
+            <w:r>
+              <w:rPr>
+                <w:vertAlign w:val="subscript"/>
+              </w:rPr>
+              <w:t xml:space="preserve">x+t</w:t>
+            </w:r>
+            <w:r>
+              <w:t xml:space="preserve"> = </w:t>
+            </w:r>
+            <w:r>
+              <w:t xml:space="preserve">d</w:t>
+            </w:r>
+            <w:r>
+              <w:rPr>
+                <w:vertAlign w:val="superscript"/>
+              </w:rPr>
+              <w:t xml:space="preserve">(2)</w:t>
+            </w:r>
+            <w:r>
+              <w:rPr>
+                <w:vertAlign w:val="subscript"/>
+              </w:rPr>
+              <w:t xml:space="preserve">x+t</w:t>
+            </w:r>
+            <w:r>
+              <w:t xml:space="preserve"> × </w:t>
+            </w:r>
+            <w:r>
+              <w:t xml:space="preserve">v</w:t>
+            </w:r>
+            <w:r>
+              <w:rPr>
+                <w:vertAlign w:val="superscript"/>
+              </w:rPr>
+              <w:t xml:space="preserve">t+½</w:t>
+            </w:r>
+            <w:r>
+              <w:t xml:space="preserve"> · </w:t>
+            </w:r>
+            <w:r>
+              <w:t xml:space="preserve">M</w:t>
+            </w:r>
+            <w:r>
+              <w:rPr>
+                <w:vertAlign w:val="subscript"/>
+              </w:rPr>
+              <w:t xml:space="preserve">x+t</w:t>
+            </w:r>
+            <w:r>
+              <w:t xml:space="preserve"> = </w:t>
+            </w:r>
+            <w:r>
+              <w:t xml:space="preserve">Σ</w:t>
+            </w:r>
+            <w:r>
+              <w:rPr>
+                <w:vertAlign w:val="subscript"/>
+              </w:rPr>
+              <w:t xml:space="preserve">u≥t</w:t>
+            </w:r>
+            <w:r>
+              <w:t xml:space="preserve"> </w:t>
+            </w:r>
+            <w:r>
+              <w:t xml:space="preserve">C</w:t>
+            </w:r>
+            <w:r>
+              <w:rPr>
+                <w:vertAlign w:val="subscript"/>
+              </w:rPr>
+              <w:t xml:space="preserve">x+u</w:t>
             </w:r>
           </w:p>
         </w:tc>
@@ -6650,644 +3919,314 @@
     <w:p/>
     <w:p>
       <w:pPr>
-        <w:pStyle w:val="FormulaLabel"/>
+        <w:pStyle w:val="Heading2"/>
       </w:pPr>
       <w:r>
-        <w:t xml:space="preserve">[식] 보험금 — 사망·80% 이상 장해</w:t>
+        <w:t xml:space="preserve">마. 보장</w:t>
       </w:r>
     </w:p>
+    <w:tbl>
+      <w:tblPr>
+        <w:tblW w:w="5000" w:type="pct"/>
+        <w:tblBorders>
+          <w:top w:val="single" w:sz="4" w:space="0" w:color="A0A0A0"/>
+          <w:left w:val="single" w:sz="4" w:space="0" w:color="A0A0A0"/>
+          <w:bottom w:val="single" w:sz="4" w:space="0" w:color="A0A0A0"/>
+          <w:right w:val="single" w:sz="4" w:space="0" w:color="A0A0A0"/>
+          <w:insideH w:val="single" w:sz="4" w:space="0" w:color="A0A0A0"/>
+          <w:insideV w:val="single" w:sz="4" w:space="0" w:color="A0A0A0"/>
+        </w:tblBorders>
+        <w:tblCellMar>
+          <w:left w:w="140" w:type="dxa"/>
+          <w:right w:w="180" w:type="dxa"/>
+        </w:tblCellMar>
+      </w:tblPr>
+      <w:tblGrid>
+        <w:gridCol w:w="1633"/>
+        <w:gridCol w:w="1633"/>
+        <w:gridCol w:w="1633"/>
+        <w:gridCol w:w="1633"/>
+        <w:gridCol w:w="1633"/>
+        <w:gridCol w:w="1633"/>
+      </w:tblGrid>
+      <w:tr>
+        <w:trPr>
+          <w:tblHeader/>
+        </w:trPr>
+        <w:tc>
+          <w:tcPr>
+            <w:tcW w:w="0" w:type="auto"/>
+            <w:shd w:val="clear" w:color="auto" w:fill="EEF1F5"/>
+          </w:tcPr>
+          <w:p>
+            <w:pPr>
+              <w:spacing w:before="30" w:after="30"/>
+            </w:pPr>
+            <w:r>
+              <w:rPr>
+                <w:b/>
+              </w:rPr>
+              <w:t xml:space="preserve">구분</w:t>
+            </w:r>
+          </w:p>
+        </w:tc>
+        <w:tc>
+          <w:tcPr>
+            <w:tcW w:w="0" w:type="auto"/>
+            <w:shd w:val="clear" w:color="auto" w:fill="EEF1F5"/>
+          </w:tcPr>
+          <w:p>
+            <w:pPr>
+              <w:spacing w:before="30" w:after="30"/>
+            </w:pPr>
+            <w:r>
+              <w:rPr>
+                <w:b/>
+              </w:rPr>
+              <w:t xml:space="preserve">보험기간</w:t>
+            </w:r>
+          </w:p>
+        </w:tc>
+        <w:tc>
+          <w:tcPr>
+            <w:tcW w:w="0" w:type="auto"/>
+            <w:shd w:val="clear" w:color="auto" w:fill="EEF1F5"/>
+          </w:tcPr>
+          <w:p>
+            <w:pPr>
+              <w:spacing w:before="30" w:after="30"/>
+            </w:pPr>
+            <w:r>
+              <w:rPr>
+                <w:b/>
+              </w:rPr>
+              <w:t xml:space="preserve">보장금액 배수</w:t>
+            </w:r>
+          </w:p>
+        </w:tc>
+        <w:tc>
+          <w:tcPr>
+            <w:tcW w:w="0" w:type="auto"/>
+            <w:shd w:val="clear" w:color="auto" w:fill="EEF1F5"/>
+          </w:tcPr>
+          <w:p>
+            <w:pPr>
+              <w:spacing w:before="30" w:after="30"/>
+            </w:pPr>
+            <w:r>
+              <w:rPr>
+                <w:b/>
+              </w:rPr>
+              <w:t xml:space="preserve">면책</w:t>
+            </w:r>
+          </w:p>
+        </w:tc>
+        <w:tc>
+          <w:tcPr>
+            <w:tcW w:w="0" w:type="auto"/>
+            <w:shd w:val="clear" w:color="auto" w:fill="EEF1F5"/>
+          </w:tcPr>
+          <w:p>
+            <w:pPr>
+              <w:spacing w:before="30" w:after="30"/>
+            </w:pPr>
+            <w:r>
+              <w:rPr>
+                <w:b/>
+              </w:rPr>
+              <w:t xml:space="preserve">삭감기간</w:t>
+            </w:r>
+          </w:p>
+        </w:tc>
+        <w:tc>
+          <w:tcPr>
+            <w:tcW w:w="0" w:type="auto"/>
+            <w:shd w:val="clear" w:color="auto" w:fill="EEF1F5"/>
+          </w:tcPr>
+          <w:p>
+            <w:pPr>
+              <w:spacing w:before="30" w:after="30"/>
+            </w:pPr>
+            <w:r>
+              <w:rPr>
+                <w:b/>
+              </w:rPr>
+              <w:t xml:space="preserve">삭감 시 지급률</w:t>
+            </w:r>
+          </w:p>
+        </w:tc>
+      </w:tr>
+      <w:tr>
+        <w:tc>
+          <w:tcPr>
+            <w:tcW w:w="0" w:type="auto"/>
+          </w:tcPr>
+          <w:p>
+            <w:pPr>
+              <w:spacing w:before="30" w:after="30"/>
+            </w:pPr>
+            <w:r>
+              <w:t xml:space="preserve">사망·80% 이상 장해</w:t>
+            </w:r>
+          </w:p>
+        </w:tc>
+        <w:tc>
+          <w:tcPr>
+            <w:tcW w:w="0" w:type="auto"/>
+          </w:tcPr>
+          <w:p>
+            <w:pPr>
+              <w:spacing w:before="30" w:after="30"/>
+            </w:pPr>
+            <w:r>
+              <w:t xml:space="preserve">종신 (110세)</w:t>
+            </w:r>
+          </w:p>
+        </w:tc>
+        <w:tc>
+          <w:tcPr>
+            <w:tcW w:w="0" w:type="auto"/>
+          </w:tcPr>
+          <w:p>
+            <w:pPr>
+              <w:spacing w:before="30" w:after="30"/>
+              <w:jc w:val="center"/>
+            </w:pPr>
+            <w:r>
+              <w:t xml:space="preserve">1</w:t>
+            </w:r>
+          </w:p>
+        </w:tc>
+        <w:tc>
+          <w:tcPr>
+            <w:tcW w:w="0" w:type="auto"/>
+          </w:tcPr>
+          <w:p>
+            <w:pPr>
+              <w:spacing w:before="30" w:after="30"/>
+            </w:pPr>
+            <w:r>
+              <w:t xml:space="preserve">없음</w:t>
+            </w:r>
+          </w:p>
+        </w:tc>
+        <w:tc>
+          <w:tcPr>
+            <w:tcW w:w="0" w:type="auto"/>
+          </w:tcPr>
+          <w:p>
+            <w:pPr>
+              <w:spacing w:before="30" w:after="30"/>
+            </w:pPr>
+            <w:r>
+              <w:t xml:space="preserve">—</w:t>
+            </w:r>
+          </w:p>
+        </w:tc>
+        <w:tc>
+          <w:tcPr>
+            <w:tcW w:w="0" w:type="auto"/>
+          </w:tcPr>
+          <w:p>
+            <w:pPr>
+              <w:spacing w:before="30" w:after="30"/>
+            </w:pPr>
+            <w:r>
+              <w:t xml:space="preserve">—</w:t>
+            </w:r>
+          </w:p>
+        </w:tc>
+      </w:tr>
+      <w:tr>
+        <w:tc>
+          <w:tcPr>
+            <w:tcW w:w="0" w:type="auto"/>
+          </w:tcPr>
+          <w:p>
+            <w:pPr>
+              <w:spacing w:before="30" w:after="30"/>
+            </w:pPr>
+            <w:r>
+              <w:t xml:space="preserve">암 진단</w:t>
+            </w:r>
+          </w:p>
+        </w:tc>
+        <w:tc>
+          <w:tcPr>
+            <w:tcW w:w="0" w:type="auto"/>
+          </w:tcPr>
+          <w:p>
+            <w:pPr>
+              <w:spacing w:before="30" w:after="30"/>
+            </w:pPr>
+            <w:r>
+              <w:t xml:space="preserve">100세 만기</w:t>
+            </w:r>
+          </w:p>
+        </w:tc>
+        <w:tc>
+          <w:tcPr>
+            <w:tcW w:w="0" w:type="auto"/>
+          </w:tcPr>
+          <w:p>
+            <w:pPr>
+              <w:spacing w:before="30" w:after="30"/>
+              <w:jc w:val="center"/>
+            </w:pPr>
+            <w:r>
+              <w:t xml:space="preserve">0.5</w:t>
+            </w:r>
+          </w:p>
+        </w:tc>
+        <w:tc>
+          <w:tcPr>
+            <w:tcW w:w="0" w:type="auto"/>
+          </w:tcPr>
+          <w:p>
+            <w:pPr>
+              <w:spacing w:before="30" w:after="30"/>
+              <w:jc w:val="center"/>
+            </w:pPr>
+            <w:r>
+              <w:t xml:space="preserve">90일</w:t>
+            </w:r>
+          </w:p>
+        </w:tc>
+        <w:tc>
+          <w:tcPr>
+            <w:tcW w:w="0" w:type="auto"/>
+          </w:tcPr>
+          <w:p>
+            <w:pPr>
+              <w:spacing w:before="30" w:after="30"/>
+            </w:pPr>
+            <w:r>
+              <w:t xml:space="preserve">—</w:t>
+            </w:r>
+          </w:p>
+        </w:tc>
+        <w:tc>
+          <w:tcPr>
+            <w:tcW w:w="0" w:type="auto"/>
+          </w:tcPr>
+          <w:p>
+            <w:pPr>
+              <w:spacing w:before="30" w:after="30"/>
+            </w:pPr>
+            <w:r>
+              <w:t xml:space="preserve">—</w:t>
+            </w:r>
+          </w:p>
+        </w:tc>
+      </w:tr>
+    </w:tbl>
+    <w:p/>
     <w:p>
       <w:pPr>
         <w:pStyle w:val="FormulaText"/>
       </w:pPr>
       <w:r>
-        <w:t xml:space="preserve">생존자 — lx(1) 생존자(사망X, 80% 이상 장해X) 를 가져다 쓴다</w:t>
-      </w:r>
-    </w:p>
-    <w:p>
-      <w:pPr>
-        <w:pStyle w:val="Formula"/>
-      </w:pPr>
-      <m:oMathPara>
-        <m:oMathParaPr>
-          <m:jc m:val="left"/>
-        </m:oMathParaPr>
-        <m:oMath>
-          <m:sSub>
-            <m:e>
-              <m:r>
-                <w:rPr>
-                  <w:rFonts w:ascii="Cambria Math" w:hAnsi="Cambria Math"/>
-                  <w:sz w:val="24"/>
-                  <w:szCs w:val="24"/>
-                </w:rPr>
-                <m:t xml:space="preserve">l</m:t>
-              </m:r>
-            </m:e>
-            <m:sub>
-              <m:r>
-                <w:rPr>
-                  <w:rFonts w:ascii="Cambria Math" w:hAnsi="Cambria Math"/>
-                  <w:sz w:val="24"/>
-                  <w:szCs w:val="24"/>
-                </w:rPr>
-                <m:t xml:space="preserve">x</m:t>
-              </m:r>
-              <m:r>
-                <w:rPr>
-                  <w:rFonts w:ascii="Cambria Math" w:hAnsi="Cambria Math"/>
-                  <w:sz w:val="24"/>
-                  <w:szCs w:val="24"/>
-                </w:rPr>
-                <m:t xml:space="preserve">+</m:t>
-              </m:r>
-              <m:r>
-                <w:rPr>
-                  <w:rFonts w:ascii="Cambria Math" w:hAnsi="Cambria Math"/>
-                  <w:sz w:val="24"/>
-                  <w:szCs w:val="24"/>
-                </w:rPr>
-                <m:t xml:space="preserve">t</m:t>
-              </m:r>
-            </m:sub>
-          </m:sSub>
-          <m:r>
-            <w:rPr>
-              <w:rFonts w:ascii="Cambria Math" w:hAnsi="Cambria Math"/>
-              <w:sz w:val="24"/>
-              <w:szCs w:val="24"/>
-            </w:rPr>
-            <m:t xml:space="preserve"> = </m:t>
-          </m:r>
-          <m:sSubSup>
-            <m:e>
-              <m:r>
-                <w:rPr>
-                  <w:rFonts w:ascii="Cambria Math" w:hAnsi="Cambria Math"/>
-                  <w:sz w:val="24"/>
-                  <w:szCs w:val="24"/>
-                </w:rPr>
-                <m:t xml:space="preserve">l</m:t>
-              </m:r>
-            </m:e>
-            <m:sub>
-              <m:r>
-                <w:rPr>
-                  <w:rFonts w:ascii="Cambria Math" w:hAnsi="Cambria Math"/>
-                  <w:sz w:val="24"/>
-                  <w:szCs w:val="24"/>
-                </w:rPr>
-                <m:t xml:space="preserve">x</m:t>
-              </m:r>
-              <m:r>
-                <w:rPr>
-                  <w:rFonts w:ascii="Cambria Math" w:hAnsi="Cambria Math"/>
-                  <w:sz w:val="24"/>
-                  <w:szCs w:val="24"/>
-                </w:rPr>
-                <m:t xml:space="preserve">+</m:t>
-              </m:r>
-              <m:r>
-                <w:rPr>
-                  <w:rFonts w:ascii="Cambria Math" w:hAnsi="Cambria Math"/>
-                  <w:sz w:val="24"/>
-                  <w:szCs w:val="24"/>
-                </w:rPr>
-                <m:t xml:space="preserve">t</m:t>
-              </m:r>
-            </m:sub>
-            <m:sup>
-              <m:r>
-                <w:rPr>
-                  <w:rFonts w:ascii="Cambria Math" w:hAnsi="Cambria Math"/>
-                  <w:sz w:val="24"/>
-                  <w:szCs w:val="24"/>
-                </w:rPr>
-                <m:t xml:space="preserve">(</m:t>
-              </m:r>
-              <m:r>
-                <w:rPr>
-                  <w:rFonts w:ascii="Cambria Math" w:hAnsi="Cambria Math"/>
-                  <w:sz w:val="24"/>
-                  <w:szCs w:val="24"/>
-                </w:rPr>
-                <m:t xml:space="preserve">1</m:t>
-              </m:r>
-              <m:r>
-                <w:rPr>
-                  <w:rFonts w:ascii="Cambria Math" w:hAnsi="Cambria Math"/>
-                  <w:sz w:val="24"/>
-                  <w:szCs w:val="24"/>
-                </w:rPr>
-                <m:t xml:space="preserve">)</m:t>
-              </m:r>
-            </m:sup>
-          </m:sSubSup>
-        </m:oMath>
-      </m:oMathPara>
-    </w:p>
-    <w:p>
-      <w:pPr>
-        <w:pStyle w:val="Formula"/>
-      </w:pPr>
-      <m:oMathPara>
-        <m:oMathParaPr>
-          <m:jc m:val="left"/>
-        </m:oMathParaPr>
-        <m:oMath>
-          <m:sSub>
-            <m:e>
-              <m:r>
-                <w:rPr>
-                  <w:rFonts w:ascii="Cambria Math" w:hAnsi="Cambria Math"/>
-                  <w:sz w:val="24"/>
-                  <w:szCs w:val="24"/>
-                </w:rPr>
-                <m:t xml:space="preserve">D</m:t>
-              </m:r>
-            </m:e>
-            <m:sub>
-              <m:r>
-                <w:rPr>
-                  <w:rFonts w:ascii="Cambria Math" w:hAnsi="Cambria Math"/>
-                  <w:sz w:val="24"/>
-                  <w:szCs w:val="24"/>
-                </w:rPr>
-                <m:t xml:space="preserve">x</m:t>
-              </m:r>
-              <m:r>
-                <w:rPr>
-                  <w:rFonts w:ascii="Cambria Math" w:hAnsi="Cambria Math"/>
-                  <w:sz w:val="24"/>
-                  <w:szCs w:val="24"/>
-                </w:rPr>
-                <m:t xml:space="preserve">+</m:t>
-              </m:r>
-              <m:r>
-                <w:rPr>
-                  <w:rFonts w:ascii="Cambria Math" w:hAnsi="Cambria Math"/>
-                  <w:sz w:val="24"/>
-                  <w:szCs w:val="24"/>
-                </w:rPr>
-                <m:t xml:space="preserve">t</m:t>
-              </m:r>
-            </m:sub>
-          </m:sSub>
-          <m:r>
-            <w:rPr>
-              <w:rFonts w:ascii="Cambria Math" w:hAnsi="Cambria Math"/>
-              <w:sz w:val="24"/>
-              <w:szCs w:val="24"/>
-            </w:rPr>
-            <m:t xml:space="preserve"> = </m:t>
-          </m:r>
-          <m:sSubSup>
-            <m:e>
-              <m:r>
-                <w:rPr>
-                  <w:rFonts w:ascii="Cambria Math" w:hAnsi="Cambria Math"/>
-                  <w:sz w:val="24"/>
-                  <w:szCs w:val="24"/>
-                </w:rPr>
-                <m:t xml:space="preserve">D</m:t>
-              </m:r>
-            </m:e>
-            <m:sub>
-              <m:r>
-                <w:rPr>
-                  <w:rFonts w:ascii="Cambria Math" w:hAnsi="Cambria Math"/>
-                  <w:sz w:val="24"/>
-                  <w:szCs w:val="24"/>
-                </w:rPr>
-                <m:t xml:space="preserve">x</m:t>
-              </m:r>
-              <m:r>
-                <w:rPr>
-                  <w:rFonts w:ascii="Cambria Math" w:hAnsi="Cambria Math"/>
-                  <w:sz w:val="24"/>
-                  <w:szCs w:val="24"/>
-                </w:rPr>
-                <m:t xml:space="preserve">+</m:t>
-              </m:r>
-              <m:r>
-                <w:rPr>
-                  <w:rFonts w:ascii="Cambria Math" w:hAnsi="Cambria Math"/>
-                  <w:sz w:val="24"/>
-                  <w:szCs w:val="24"/>
-                </w:rPr>
-                <m:t xml:space="preserve">t</m:t>
-              </m:r>
-            </m:sub>
-            <m:sup>
-              <m:r>
-                <w:rPr>
-                  <w:rFonts w:ascii="Cambria Math" w:hAnsi="Cambria Math"/>
-                  <w:sz w:val="24"/>
-                  <w:szCs w:val="24"/>
-                </w:rPr>
-                <m:t xml:space="preserve">(</m:t>
-              </m:r>
-              <m:r>
-                <w:rPr>
-                  <w:rFonts w:ascii="Cambria Math" w:hAnsi="Cambria Math"/>
-                  <w:sz w:val="24"/>
-                  <w:szCs w:val="24"/>
-                </w:rPr>
-                <m:t xml:space="preserve">1</m:t>
-              </m:r>
-              <m:r>
-                <w:rPr>
-                  <w:rFonts w:ascii="Cambria Math" w:hAnsi="Cambria Math"/>
-                  <w:sz w:val="24"/>
-                  <w:szCs w:val="24"/>
-                </w:rPr>
-                <m:t xml:space="preserve">)</m:t>
-              </m:r>
-            </m:sup>
-          </m:sSubSup>
-        </m:oMath>
-      </m:oMathPara>
-    </w:p>
-    <w:p>
-      <w:pPr>
-        <w:pStyle w:val="Formula"/>
-      </w:pPr>
-      <m:oMathPara>
-        <m:oMathParaPr>
-          <m:jc m:val="left"/>
-        </m:oMathParaPr>
-        <m:oMath>
-          <m:sSub>
-            <m:e>
-              <m:r>
-                <w:rPr>
-                  <w:rFonts w:ascii="Cambria Math" w:hAnsi="Cambria Math"/>
-                  <w:sz w:val="24"/>
-                  <w:szCs w:val="24"/>
-                </w:rPr>
-                <m:t xml:space="preserve">N</m:t>
-              </m:r>
-            </m:e>
-            <m:sub>
-              <m:r>
-                <w:rPr>
-                  <w:rFonts w:ascii="Cambria Math" w:hAnsi="Cambria Math"/>
-                  <w:sz w:val="24"/>
-                  <w:szCs w:val="24"/>
-                </w:rPr>
-                <m:t xml:space="preserve">x</m:t>
-              </m:r>
-              <m:r>
-                <w:rPr>
-                  <w:rFonts w:ascii="Cambria Math" w:hAnsi="Cambria Math"/>
-                  <w:sz w:val="24"/>
-                  <w:szCs w:val="24"/>
-                </w:rPr>
-                <m:t xml:space="preserve">+</m:t>
-              </m:r>
-              <m:r>
-                <w:rPr>
-                  <w:rFonts w:ascii="Cambria Math" w:hAnsi="Cambria Math"/>
-                  <w:sz w:val="24"/>
-                  <w:szCs w:val="24"/>
-                </w:rPr>
-                <m:t xml:space="preserve">t</m:t>
-              </m:r>
-            </m:sub>
-          </m:sSub>
-          <m:r>
-            <w:rPr>
-              <w:rFonts w:ascii="Cambria Math" w:hAnsi="Cambria Math"/>
-              <w:sz w:val="24"/>
-              <w:szCs w:val="24"/>
-            </w:rPr>
-            <m:t xml:space="preserve"> = </m:t>
-          </m:r>
-          <m:sSubSup>
-            <m:e>
-              <m:r>
-                <w:rPr>
-                  <w:rFonts w:ascii="Cambria Math" w:hAnsi="Cambria Math"/>
-                  <w:sz w:val="24"/>
-                  <w:szCs w:val="24"/>
-                </w:rPr>
-                <m:t xml:space="preserve">N</m:t>
-              </m:r>
-            </m:e>
-            <m:sub>
-              <m:r>
-                <w:rPr>
-                  <w:rFonts w:ascii="Cambria Math" w:hAnsi="Cambria Math"/>
-                  <w:sz w:val="24"/>
-                  <w:szCs w:val="24"/>
-                </w:rPr>
-                <m:t xml:space="preserve">x</m:t>
-              </m:r>
-              <m:r>
-                <w:rPr>
-                  <w:rFonts w:ascii="Cambria Math" w:hAnsi="Cambria Math"/>
-                  <w:sz w:val="24"/>
-                  <w:szCs w:val="24"/>
-                </w:rPr>
-                <m:t xml:space="preserve">+</m:t>
-              </m:r>
-              <m:r>
-                <w:rPr>
-                  <w:rFonts w:ascii="Cambria Math" w:hAnsi="Cambria Math"/>
-                  <w:sz w:val="24"/>
-                  <w:szCs w:val="24"/>
-                </w:rPr>
-                <m:t xml:space="preserve">t</m:t>
-              </m:r>
-            </m:sub>
-            <m:sup>
-              <m:r>
-                <w:rPr>
-                  <w:rFonts w:ascii="Cambria Math" w:hAnsi="Cambria Math"/>
-                  <w:sz w:val="24"/>
-                  <w:szCs w:val="24"/>
-                </w:rPr>
-                <m:t xml:space="preserve">(</m:t>
-              </m:r>
-              <m:r>
-                <w:rPr>
-                  <w:rFonts w:ascii="Cambria Math" w:hAnsi="Cambria Math"/>
-                  <w:sz w:val="24"/>
-                  <w:szCs w:val="24"/>
-                </w:rPr>
-                <m:t xml:space="preserve">1</m:t>
-              </m:r>
-              <m:r>
-                <w:rPr>
-                  <w:rFonts w:ascii="Cambria Math" w:hAnsi="Cambria Math"/>
-                  <w:sz w:val="24"/>
-                  <w:szCs w:val="24"/>
-                </w:rPr>
-                <m:t xml:space="preserve">)</m:t>
-              </m:r>
-            </m:sup>
-          </m:sSubSup>
-        </m:oMath>
-      </m:oMathPara>
-    </w:p>
-    <w:p>
-      <w:pPr>
-        <w:pStyle w:val="FormulaText"/>
-      </w:pPr>
-      <w:r>
-        <w:t xml:space="preserve">보험료 납입 — 생존자 lx(3) (주계약 [납입])</w:t>
-      </w:r>
-    </w:p>
-    <w:p>
-      <w:pPr>
-        <w:pStyle w:val="Formula"/>
-      </w:pPr>
-      <m:oMathPara>
-        <m:oMathParaPr>
-          <m:jc m:val="left"/>
-        </m:oMathParaPr>
-        <m:oMath>
-          <m:sSub>
-            <m:e>
-              <m:r>
-                <w:rPr>
-                  <w:rFonts w:ascii="Cambria Math" w:hAnsi="Cambria Math"/>
-                  <w:sz w:val="24"/>
-                  <w:szCs w:val="24"/>
-                </w:rPr>
-                <m:t xml:space="preserve">D′</m:t>
-              </m:r>
-            </m:e>
-            <m:sub>
-              <m:r>
-                <w:rPr>
-                  <w:rFonts w:ascii="Cambria Math" w:hAnsi="Cambria Math"/>
-                  <w:sz w:val="24"/>
-                  <w:szCs w:val="24"/>
-                </w:rPr>
-                <m:t xml:space="preserve">x</m:t>
-              </m:r>
-              <m:r>
-                <w:rPr>
-                  <w:rFonts w:ascii="Cambria Math" w:hAnsi="Cambria Math"/>
-                  <w:sz w:val="24"/>
-                  <w:szCs w:val="24"/>
-                </w:rPr>
-                <m:t xml:space="preserve">+</m:t>
-              </m:r>
-              <m:r>
-                <w:rPr>
-                  <w:rFonts w:ascii="Cambria Math" w:hAnsi="Cambria Math"/>
-                  <w:sz w:val="24"/>
-                  <w:szCs w:val="24"/>
-                </w:rPr>
-                <m:t xml:space="preserve">t</m:t>
-              </m:r>
-            </m:sub>
-          </m:sSub>
-          <m:r>
-            <w:rPr>
-              <w:rFonts w:ascii="Cambria Math" w:hAnsi="Cambria Math"/>
-              <w:sz w:val="24"/>
-              <w:szCs w:val="24"/>
-            </w:rPr>
-            <m:t xml:space="preserve"> = </m:t>
-          </m:r>
-          <m:sSubSup>
-            <m:e>
-              <m:r>
-                <w:rPr>
-                  <w:rFonts w:ascii="Cambria Math" w:hAnsi="Cambria Math"/>
-                  <w:sz w:val="24"/>
-                  <w:szCs w:val="24"/>
-                </w:rPr>
-                <m:t xml:space="preserve">D</m:t>
-              </m:r>
-            </m:e>
-            <m:sub>
-              <m:r>
-                <w:rPr>
-                  <w:rFonts w:ascii="Cambria Math" w:hAnsi="Cambria Math"/>
-                  <w:sz w:val="24"/>
-                  <w:szCs w:val="24"/>
-                </w:rPr>
-                <m:t xml:space="preserve">x</m:t>
-              </m:r>
-              <m:r>
-                <w:rPr>
-                  <w:rFonts w:ascii="Cambria Math" w:hAnsi="Cambria Math"/>
-                  <w:sz w:val="24"/>
-                  <w:szCs w:val="24"/>
-                </w:rPr>
-                <m:t xml:space="preserve">+</m:t>
-              </m:r>
-              <m:r>
-                <w:rPr>
-                  <w:rFonts w:ascii="Cambria Math" w:hAnsi="Cambria Math"/>
-                  <w:sz w:val="24"/>
-                  <w:szCs w:val="24"/>
-                </w:rPr>
-                <m:t xml:space="preserve">t</m:t>
-              </m:r>
-            </m:sub>
-            <m:sup>
-              <m:r>
-                <w:rPr>
-                  <w:rFonts w:ascii="Cambria Math" w:hAnsi="Cambria Math"/>
-                  <w:sz w:val="24"/>
-                  <w:szCs w:val="24"/>
-                </w:rPr>
-                <m:t xml:space="preserve">(</m:t>
-              </m:r>
-              <m:r>
-                <w:rPr>
-                  <w:rFonts w:ascii="Cambria Math" w:hAnsi="Cambria Math"/>
-                  <w:sz w:val="24"/>
-                  <w:szCs w:val="24"/>
-                </w:rPr>
-                <m:t xml:space="preserve">3</m:t>
-              </m:r>
-              <m:r>
-                <w:rPr>
-                  <w:rFonts w:ascii="Cambria Math" w:hAnsi="Cambria Math"/>
-                  <w:sz w:val="24"/>
-                  <w:szCs w:val="24"/>
-                </w:rPr>
-                <m:t xml:space="preserve">)</m:t>
-              </m:r>
-            </m:sup>
-          </m:sSubSup>
-        </m:oMath>
-      </m:oMathPara>
-    </w:p>
-    <w:p>
-      <w:pPr>
-        <w:pStyle w:val="Formula"/>
-      </w:pPr>
-      <m:oMathPara>
-        <m:oMathParaPr>
-          <m:jc m:val="left"/>
-        </m:oMathParaPr>
-        <m:oMath>
-          <m:sSub>
-            <m:e>
-              <m:r>
-                <w:rPr>
-                  <w:rFonts w:ascii="Cambria Math" w:hAnsi="Cambria Math"/>
-                  <w:sz w:val="24"/>
-                  <w:szCs w:val="24"/>
-                </w:rPr>
-                <m:t xml:space="preserve">N′</m:t>
-              </m:r>
-            </m:e>
-            <m:sub>
-              <m:r>
-                <w:rPr>
-                  <w:rFonts w:ascii="Cambria Math" w:hAnsi="Cambria Math"/>
-                  <w:sz w:val="24"/>
-                  <w:szCs w:val="24"/>
-                </w:rPr>
-                <m:t xml:space="preserve">x</m:t>
-              </m:r>
-              <m:r>
-                <w:rPr>
-                  <w:rFonts w:ascii="Cambria Math" w:hAnsi="Cambria Math"/>
-                  <w:sz w:val="24"/>
-                  <w:szCs w:val="24"/>
-                </w:rPr>
-                <m:t xml:space="preserve">+</m:t>
-              </m:r>
-              <m:r>
-                <w:rPr>
-                  <w:rFonts w:ascii="Cambria Math" w:hAnsi="Cambria Math"/>
-                  <w:sz w:val="24"/>
-                  <w:szCs w:val="24"/>
-                </w:rPr>
-                <m:t xml:space="preserve">t</m:t>
-              </m:r>
-            </m:sub>
-          </m:sSub>
-          <m:r>
-            <w:rPr>
-              <w:rFonts w:ascii="Cambria Math" w:hAnsi="Cambria Math"/>
-              <w:sz w:val="24"/>
-              <w:szCs w:val="24"/>
-            </w:rPr>
-            <m:t xml:space="preserve"> = </m:t>
-          </m:r>
-          <m:sSubSup>
-            <m:e>
-              <m:r>
-                <w:rPr>
-                  <w:rFonts w:ascii="Cambria Math" w:hAnsi="Cambria Math"/>
-                  <w:sz w:val="24"/>
-                  <w:szCs w:val="24"/>
-                </w:rPr>
-                <m:t xml:space="preserve">N</m:t>
-              </m:r>
-            </m:e>
-            <m:sub>
-              <m:r>
-                <w:rPr>
-                  <w:rFonts w:ascii="Cambria Math" w:hAnsi="Cambria Math"/>
-                  <w:sz w:val="24"/>
-                  <w:szCs w:val="24"/>
-                </w:rPr>
-                <m:t xml:space="preserve">x</m:t>
-              </m:r>
-              <m:r>
-                <w:rPr>
-                  <w:rFonts w:ascii="Cambria Math" w:hAnsi="Cambria Math"/>
-                  <w:sz w:val="24"/>
-                  <w:szCs w:val="24"/>
-                </w:rPr>
-                <m:t xml:space="preserve">+</m:t>
-              </m:r>
-              <m:r>
-                <w:rPr>
-                  <w:rFonts w:ascii="Cambria Math" w:hAnsi="Cambria Math"/>
-                  <w:sz w:val="24"/>
-                  <w:szCs w:val="24"/>
-                </w:rPr>
-                <m:t xml:space="preserve">t</m:t>
-              </m:r>
-            </m:sub>
-            <m:sup>
-              <m:r>
-                <w:rPr>
-                  <w:rFonts w:ascii="Cambria Math" w:hAnsi="Cambria Math"/>
-                  <w:sz w:val="24"/>
-                  <w:szCs w:val="24"/>
-                </w:rPr>
-                <m:t xml:space="preserve">(</m:t>
-              </m:r>
-              <m:r>
-                <w:rPr>
-                  <w:rFonts w:ascii="Cambria Math" w:hAnsi="Cambria Math"/>
-                  <w:sz w:val="24"/>
-                  <w:szCs w:val="24"/>
-                </w:rPr>
-                <m:t xml:space="preserve">3</m:t>
-              </m:r>
-              <m:r>
-                <w:rPr>
-                  <w:rFonts w:ascii="Cambria Math" w:hAnsi="Cambria Math"/>
-                  <w:sz w:val="24"/>
-                  <w:szCs w:val="24"/>
-                </w:rPr>
-                <m:t xml:space="preserve">)</m:t>
-              </m:r>
-            </m:sup>
-          </m:sSubSup>
-        </m:oMath>
-      </m:oMathPara>
-    </w:p>
-    <w:p>
-      <w:pPr>
-        <w:pStyle w:val="FormulaText"/>
-      </w:pPr>
-      <w:r>
-        <w:t xml:space="preserve">보장금액의 배수</w:t>
+        <w:t xml:space="preserve">사망·80% 이상 장해</w:t>
       </w:r>
     </w:p>
     <w:p>
@@ -7345,1405 +4284,7 @@
         <w:pStyle w:val="FormulaText"/>
       </w:pPr>
       <w:r>
-        <w:t xml:space="preserve">급부 발생자 — 탈퇴자 전부가 급부 대상이다</w:t>
-      </w:r>
-    </w:p>
-    <w:p>
-      <w:pPr>
-        <w:pStyle w:val="Formula"/>
-      </w:pPr>
-      <m:oMathPara>
-        <m:oMathParaPr>
-          <m:jc m:val="left"/>
-        </m:oMathParaPr>
-        <m:oMath>
-          <m:sSub>
-            <m:e>
-              <m:r>
-                <w:rPr>
-                  <w:rFonts w:ascii="Cambria Math" w:hAnsi="Cambria Math"/>
-                  <w:sz w:val="24"/>
-                  <w:szCs w:val="24"/>
-                </w:rPr>
-                <m:t xml:space="preserve">C</m:t>
-              </m:r>
-            </m:e>
-            <m:sub>
-              <m:r>
-                <w:rPr>
-                  <w:rFonts w:ascii="Cambria Math" w:hAnsi="Cambria Math"/>
-                  <w:sz w:val="24"/>
-                  <w:szCs w:val="24"/>
-                </w:rPr>
-                <m:t xml:space="preserve">x</m:t>
-              </m:r>
-              <m:r>
-                <w:rPr>
-                  <w:rFonts w:ascii="Cambria Math" w:hAnsi="Cambria Math"/>
-                  <w:sz w:val="24"/>
-                  <w:szCs w:val="24"/>
-                </w:rPr>
-                <m:t xml:space="preserve">+</m:t>
-              </m:r>
-              <m:r>
-                <w:rPr>
-                  <w:rFonts w:ascii="Cambria Math" w:hAnsi="Cambria Math"/>
-                  <w:sz w:val="24"/>
-                  <w:szCs w:val="24"/>
-                </w:rPr>
-                <m:t xml:space="preserve">t</m:t>
-              </m:r>
-            </m:sub>
-          </m:sSub>
-          <m:r>
-            <w:rPr>
-              <w:rFonts w:ascii="Cambria Math" w:hAnsi="Cambria Math"/>
-              <w:sz w:val="24"/>
-              <w:szCs w:val="24"/>
-            </w:rPr>
-            <m:t xml:space="preserve"> = </m:t>
-          </m:r>
-          <m:sSubSup>
-            <m:e>
-              <m:r>
-                <w:rPr>
-                  <w:rFonts w:ascii="Cambria Math" w:hAnsi="Cambria Math"/>
-                  <w:sz w:val="24"/>
-                  <w:szCs w:val="24"/>
-                </w:rPr>
-                <m:t xml:space="preserve">l</m:t>
-              </m:r>
-            </m:e>
-            <m:sub>
-              <m:r>
-                <w:rPr>
-                  <w:rFonts w:ascii="Cambria Math" w:hAnsi="Cambria Math"/>
-                  <w:sz w:val="24"/>
-                  <w:szCs w:val="24"/>
-                </w:rPr>
-                <m:t xml:space="preserve">x</m:t>
-              </m:r>
-              <m:r>
-                <w:rPr>
-                  <w:rFonts w:ascii="Cambria Math" w:hAnsi="Cambria Math"/>
-                  <w:sz w:val="24"/>
-                  <w:szCs w:val="24"/>
-                </w:rPr>
-                <m:t xml:space="preserve">+</m:t>
-              </m:r>
-              <m:r>
-                <w:rPr>
-                  <w:rFonts w:ascii="Cambria Math" w:hAnsi="Cambria Math"/>
-                  <w:sz w:val="24"/>
-                  <w:szCs w:val="24"/>
-                </w:rPr>
-                <m:t xml:space="preserve">t</m:t>
-              </m:r>
-            </m:sub>
-            <m:sup>
-              <m:r>
-                <w:rPr>
-                  <w:rFonts w:ascii="Cambria Math" w:hAnsi="Cambria Math"/>
-                  <w:sz w:val="24"/>
-                  <w:szCs w:val="24"/>
-                </w:rPr>
-                <m:t xml:space="preserve">(</m:t>
-              </m:r>
-              <m:r>
-                <w:rPr>
-                  <w:rFonts w:ascii="Cambria Math" w:hAnsi="Cambria Math"/>
-                  <w:sz w:val="24"/>
-                  <w:szCs w:val="24"/>
-                </w:rPr>
-                <m:t xml:space="preserve">1</m:t>
-              </m:r>
-              <m:r>
-                <w:rPr>
-                  <w:rFonts w:ascii="Cambria Math" w:hAnsi="Cambria Math"/>
-                  <w:sz w:val="24"/>
-                  <w:szCs w:val="24"/>
-                </w:rPr>
-                <m:t xml:space="preserve">)</m:t>
-              </m:r>
-            </m:sup>
-          </m:sSubSup>
-          <m:r>
-            <w:rPr>
-              <w:rFonts w:ascii="Cambria Math" w:hAnsi="Cambria Math"/>
-              <w:sz w:val="24"/>
-              <w:szCs w:val="24"/>
-            </w:rPr>
-            <m:t xml:space="preserve">·</m:t>
-          </m:r>
-          <m:sSubSup>
-            <m:e>
-              <m:r>
-                <w:rPr>
-                  <w:rFonts w:ascii="Cambria Math" w:hAnsi="Cambria Math"/>
-                  <w:sz w:val="24"/>
-                  <w:szCs w:val="24"/>
-                </w:rPr>
-                <m:t xml:space="preserve">Q</m:t>
-              </m:r>
-            </m:e>
-            <m:sub>
-              <m:r>
-                <w:rPr>
-                  <w:rFonts w:ascii="Cambria Math" w:hAnsi="Cambria Math"/>
-                  <w:sz w:val="24"/>
-                  <w:szCs w:val="24"/>
-                </w:rPr>
-                <m:t xml:space="preserve">x</m:t>
-              </m:r>
-              <m:r>
-                <w:rPr>
-                  <w:rFonts w:ascii="Cambria Math" w:hAnsi="Cambria Math"/>
-                  <w:sz w:val="24"/>
-                  <w:szCs w:val="24"/>
-                </w:rPr>
-                <m:t xml:space="preserve">+</m:t>
-              </m:r>
-              <m:r>
-                <w:rPr>
-                  <w:rFonts w:ascii="Cambria Math" w:hAnsi="Cambria Math"/>
-                  <w:sz w:val="24"/>
-                  <w:szCs w:val="24"/>
-                </w:rPr>
-                <m:t xml:space="preserve">t</m:t>
-              </m:r>
-            </m:sub>
-            <m:sup>
-              <m:r>
-                <w:rPr>
-                  <w:rFonts w:ascii="Cambria Math" w:hAnsi="Cambria Math"/>
-                  <w:sz w:val="24"/>
-                  <w:szCs w:val="24"/>
-                </w:rPr>
-                <m:t xml:space="preserve">(</m:t>
-              </m:r>
-              <m:r>
-                <w:rPr>
-                  <w:rFonts w:ascii="Cambria Math" w:hAnsi="Cambria Math"/>
-                  <w:sz w:val="24"/>
-                  <w:szCs w:val="24"/>
-                </w:rPr>
-                <m:t xml:space="preserve">1</m:t>
-              </m:r>
-              <m:r>
-                <w:rPr>
-                  <w:rFonts w:ascii="Cambria Math" w:hAnsi="Cambria Math"/>
-                  <w:sz w:val="24"/>
-                  <w:szCs w:val="24"/>
-                </w:rPr>
-                <m:t xml:space="preserve">)</m:t>
-              </m:r>
-            </m:sup>
-          </m:sSubSup>
-          <m:r>
-            <w:rPr>
-              <w:rFonts w:ascii="Cambria Math" w:hAnsi="Cambria Math"/>
-              <w:sz w:val="24"/>
-              <w:szCs w:val="24"/>
-            </w:rPr>
-            <m:t xml:space="preserve">·</m:t>
-          </m:r>
-          <m:sSup>
-            <m:e>
-              <m:r>
-                <w:rPr>
-                  <w:rFonts w:ascii="Cambria Math" w:hAnsi="Cambria Math"/>
-                  <w:sz w:val="24"/>
-                  <w:szCs w:val="24"/>
-                </w:rPr>
-                <m:t xml:space="preserve">v</m:t>
-              </m:r>
-            </m:e>
-            <m:sup>
-              <m:r>
-                <w:rPr>
-                  <w:rFonts w:ascii="Cambria Math" w:hAnsi="Cambria Math"/>
-                  <w:sz w:val="24"/>
-                  <w:szCs w:val="24"/>
-                </w:rPr>
-                <m:t xml:space="preserve">t</m:t>
-              </m:r>
-              <m:r>
-                <w:rPr>
-                  <w:rFonts w:ascii="Cambria Math" w:hAnsi="Cambria Math"/>
-                  <w:sz w:val="24"/>
-                  <w:szCs w:val="24"/>
-                </w:rPr>
-                <m:t xml:space="preserve">+½</m:t>
-              </m:r>
-            </m:sup>
-          </m:sSup>
-        </m:oMath>
-      </m:oMathPara>
-    </w:p>
-    <w:p>
-      <w:pPr>
-        <w:pStyle w:val="FormulaText"/>
-      </w:pPr>
-      <w:r>
-        <w:t xml:space="preserve">보험금 현가의 누계</w:t>
-      </w:r>
-    </w:p>
-    <w:p>
-      <w:pPr>
-        <w:pStyle w:val="Formula"/>
-      </w:pPr>
-      <m:oMathPara>
-        <m:oMathParaPr>
-          <m:jc m:val="left"/>
-        </m:oMathParaPr>
-        <m:oMath>
-          <m:sSub>
-            <m:e>
-              <m:r>
-                <w:rPr>
-                  <w:rFonts w:ascii="Cambria Math" w:hAnsi="Cambria Math"/>
-                  <w:sz w:val="24"/>
-                  <w:szCs w:val="24"/>
-                </w:rPr>
-                <m:t xml:space="preserve">M</m:t>
-              </m:r>
-            </m:e>
-            <m:sub>
-              <m:r>
-                <w:rPr>
-                  <w:rFonts w:ascii="Cambria Math" w:hAnsi="Cambria Math"/>
-                  <w:sz w:val="24"/>
-                  <w:szCs w:val="24"/>
-                </w:rPr>
-                <m:t xml:space="preserve">x</m:t>
-              </m:r>
-              <m:r>
-                <w:rPr>
-                  <w:rFonts w:ascii="Cambria Math" w:hAnsi="Cambria Math"/>
-                  <w:sz w:val="24"/>
-                  <w:szCs w:val="24"/>
-                </w:rPr>
-                <m:t xml:space="preserve">+</m:t>
-              </m:r>
-              <m:r>
-                <w:rPr>
-                  <w:rFonts w:ascii="Cambria Math" w:hAnsi="Cambria Math"/>
-                  <w:sz w:val="24"/>
-                  <w:szCs w:val="24"/>
-                </w:rPr>
-                <m:t xml:space="preserve">t</m:t>
-              </m:r>
-            </m:sub>
-          </m:sSub>
-          <m:r>
-            <w:rPr>
-              <w:rFonts w:ascii="Cambria Math" w:hAnsi="Cambria Math"/>
-              <w:sz w:val="24"/>
-              <w:szCs w:val="24"/>
-            </w:rPr>
-            <m:t xml:space="preserve"> = </m:t>
-          </m:r>
-          <m:sSubSup>
-            <m:e>
-              <m:r>
-                <w:rPr>
-                  <w:rFonts w:ascii="Cambria Math" w:hAnsi="Cambria Math"/>
-                  <w:sz w:val="24"/>
-                  <w:szCs w:val="24"/>
-                </w:rPr>
-                <m:t xml:space="preserve">Σ</m:t>
-              </m:r>
-            </m:e>
-            <m:sub>
-              <m:r>
-                <w:rPr>
-                  <w:rFonts w:ascii="Cambria Math" w:hAnsi="Cambria Math"/>
-                  <w:sz w:val="24"/>
-                  <w:szCs w:val="24"/>
-                </w:rPr>
-                <m:t xml:space="preserve">u</m:t>
-              </m:r>
-              <m:r>
-                <w:rPr>
-                  <w:rFonts w:ascii="Cambria Math" w:hAnsi="Cambria Math"/>
-                  <w:sz w:val="24"/>
-                  <w:szCs w:val="24"/>
-                </w:rPr>
-                <m:t xml:space="preserve">=</m:t>
-              </m:r>
-              <m:r>
-                <w:rPr>
-                  <w:rFonts w:ascii="Cambria Math" w:hAnsi="Cambria Math"/>
-                  <w:sz w:val="24"/>
-                  <w:szCs w:val="24"/>
-                </w:rPr>
-                <m:t xml:space="preserve">t</m:t>
-              </m:r>
-            </m:sub>
-            <m:sup>
-              <m:r>
-                <w:rPr>
-                  <w:rFonts w:ascii="Cambria Math" w:hAnsi="Cambria Math"/>
-                  <w:sz w:val="24"/>
-                  <w:szCs w:val="24"/>
-                </w:rPr>
-                <m:t xml:space="preserve">n</m:t>
-              </m:r>
-              <m:r>
-                <w:rPr>
-                  <w:rFonts w:ascii="Cambria Math" w:hAnsi="Cambria Math"/>
-                  <w:sz w:val="24"/>
-                  <w:szCs w:val="24"/>
-                </w:rPr>
-                <m:t xml:space="preserve">−</m:t>
-              </m:r>
-              <m:r>
-                <w:rPr>
-                  <w:rFonts w:ascii="Cambria Math" w:hAnsi="Cambria Math"/>
-                  <w:sz w:val="24"/>
-                  <w:szCs w:val="24"/>
-                </w:rPr>
-                <m:t xml:space="preserve">1</m:t>
-              </m:r>
-            </m:sup>
-          </m:sSubSup>
-          <m:r>
-            <w:rPr>
-              <w:rFonts w:ascii="Cambria Math" w:hAnsi="Cambria Math"/>
-              <w:sz w:val="24"/>
-              <w:szCs w:val="24"/>
-            </w:rPr>
-            <m:t xml:space="preserve"> </m:t>
-          </m:r>
-          <m:sSub>
-            <m:e>
-              <m:r>
-                <w:rPr>
-                  <w:rFonts w:ascii="Cambria Math" w:hAnsi="Cambria Math"/>
-                  <w:sz w:val="24"/>
-                  <w:szCs w:val="24"/>
-                </w:rPr>
-                <m:t xml:space="preserve">S</m:t>
-              </m:r>
-            </m:e>
-            <m:sub>
-              <m:r>
-                <w:rPr>
-                  <w:rFonts w:ascii="Cambria Math" w:hAnsi="Cambria Math"/>
-                  <w:sz w:val="24"/>
-                  <w:szCs w:val="24"/>
-                </w:rPr>
-                <m:t xml:space="preserve">u</m:t>
-              </m:r>
-            </m:sub>
-          </m:sSub>
-          <m:r>
-            <w:rPr>
-              <w:rFonts w:ascii="Cambria Math" w:hAnsi="Cambria Math"/>
-              <w:sz w:val="24"/>
-              <w:szCs w:val="24"/>
-            </w:rPr>
-            <m:t xml:space="preserve">·</m:t>
-          </m:r>
-          <m:sSub>
-            <m:e>
-              <m:r>
-                <w:rPr>
-                  <w:rFonts w:ascii="Cambria Math" w:hAnsi="Cambria Math"/>
-                  <w:sz w:val="24"/>
-                  <w:szCs w:val="24"/>
-                </w:rPr>
-                <m:t xml:space="preserve">C</m:t>
-              </m:r>
-            </m:e>
-            <m:sub>
-              <m:r>
-                <w:rPr>
-                  <w:rFonts w:ascii="Cambria Math" w:hAnsi="Cambria Math"/>
-                  <w:sz w:val="24"/>
-                  <w:szCs w:val="24"/>
-                </w:rPr>
-                <m:t xml:space="preserve">x</m:t>
-              </m:r>
-              <m:r>
-                <w:rPr>
-                  <w:rFonts w:ascii="Cambria Math" w:hAnsi="Cambria Math"/>
-                  <w:sz w:val="24"/>
-                  <w:szCs w:val="24"/>
-                </w:rPr>
-                <m:t xml:space="preserve">+</m:t>
-              </m:r>
-              <m:r>
-                <w:rPr>
-                  <w:rFonts w:ascii="Cambria Math" w:hAnsi="Cambria Math"/>
-                  <w:sz w:val="24"/>
-                  <w:szCs w:val="24"/>
-                </w:rPr>
-                <m:t xml:space="preserve">u</m:t>
-              </m:r>
-            </m:sub>
-          </m:sSub>
-        </m:oMath>
-      </m:oMathPara>
-    </w:p>
-    <w:p>
-      <w:pPr>
-        <w:pStyle w:val="FormulaText"/>
-      </w:pPr>
-      <w:r>
-        <w:t xml:space="preserve">보험금 현가 (PVB) — 보장금액 1원당</w:t>
-      </w:r>
-    </w:p>
-    <w:p>
-      <w:pPr>
-        <w:pStyle w:val="Formula"/>
-      </w:pPr>
-      <m:oMathPara>
-        <m:oMathParaPr>
-          <m:jc m:val="left"/>
-        </m:oMathParaPr>
-        <m:oMath>
-          <m:r>
-            <m:rPr>
-              <m:nor/>
-            </m:rPr>
-            <w:rPr>
-              <w:rFonts w:ascii="Cambria Math" w:hAnsi="Cambria Math"/>
-              <w:sz w:val="24"/>
-              <w:szCs w:val="24"/>
-            </w:rPr>
-            <m:t xml:space="preserve">PVB</m:t>
-          </m:r>
-          <m:r>
-            <w:rPr>
-              <w:rFonts w:ascii="Cambria Math" w:hAnsi="Cambria Math"/>
-              <w:sz w:val="24"/>
-              <w:szCs w:val="24"/>
-            </w:rPr>
-            <m:t xml:space="preserve"> = </m:t>
-          </m:r>
-          <m:sSub>
-            <m:e>
-              <m:r>
-                <w:rPr>
-                  <w:rFonts w:ascii="Cambria Math" w:hAnsi="Cambria Math"/>
-                  <w:sz w:val="24"/>
-                  <w:szCs w:val="24"/>
-                </w:rPr>
-                <m:t xml:space="preserve">M</m:t>
-              </m:r>
-            </m:e>
-            <m:sub>
-              <m:r>
-                <w:rPr>
-                  <w:rFonts w:ascii="Cambria Math" w:hAnsi="Cambria Math"/>
-                  <w:sz w:val="24"/>
-                  <w:szCs w:val="24"/>
-                </w:rPr>
-                <m:t xml:space="preserve">x</m:t>
-              </m:r>
-            </m:sub>
-          </m:sSub>
-        </m:oMath>
-      </m:oMathPara>
-    </w:p>
-    <w:tbl>
-      <w:tblPr>
-        <w:tblW w:w="5000" w:type="pct"/>
-        <w:tblBorders>
-          <w:top w:val="single" w:sz="4" w:space="0" w:color="A0A0A0"/>
-          <w:left w:val="single" w:sz="4" w:space="0" w:color="A0A0A0"/>
-          <w:bottom w:val="single" w:sz="4" w:space="0" w:color="A0A0A0"/>
-          <w:right w:val="single" w:sz="4" w:space="0" w:color="A0A0A0"/>
-          <w:insideH w:val="single" w:sz="4" w:space="0" w:color="A0A0A0"/>
-          <w:insideV w:val="single" w:sz="4" w:space="0" w:color="A0A0A0"/>
-        </w:tblBorders>
-        <w:tblCellMar>
-          <w:left w:w="140" w:type="dxa"/>
-          <w:right w:w="180" w:type="dxa"/>
-        </w:tblCellMar>
-      </w:tblPr>
-      <w:tblGrid>
-        <w:gridCol w:w="2940"/>
-        <w:gridCol w:w="6860"/>
-      </w:tblGrid>
-      <w:tr>
-        <w:trPr>
-          <w:tblHeader/>
-        </w:trPr>
-        <w:tc>
-          <w:tcPr>
-            <w:tcW w:w="0" w:type="auto"/>
-            <w:shd w:val="clear" w:color="auto" w:fill="EEF1F5"/>
-          </w:tcPr>
-          <w:p>
-            <w:pPr>
-              <w:spacing w:before="30" w:after="30"/>
-            </w:pPr>
-            <w:r>
-              <w:rPr>
-                <w:b/>
-              </w:rPr>
-              <w:t xml:space="preserve">담보</w:t>
-            </w:r>
-          </w:p>
-        </w:tc>
-        <w:tc>
-          <w:tcPr>
-            <w:tcW w:w="0" w:type="auto"/>
-            <w:shd w:val="clear" w:color="auto" w:fill="EEF1F5"/>
-          </w:tcPr>
-          <w:p>
-            <w:pPr>
-              <w:spacing w:before="30" w:after="30"/>
-            </w:pPr>
-            <w:r>
-              <w:rPr>
-                <w:b/>
-              </w:rPr>
-              <w:t xml:space="preserve">암 진단</w:t>
-            </w:r>
-          </w:p>
-        </w:tc>
-      </w:tr>
-      <w:tr>
-        <w:tc>
-          <w:tcPr>
-            <w:tcW w:w="0" w:type="auto"/>
-          </w:tcPr>
-          <w:p>
-            <w:pPr>
-              <w:spacing w:before="30" w:after="30"/>
-            </w:pPr>
-            <w:r>
-              <w:t xml:space="preserve">급부 유형</w:t>
-            </w:r>
-          </w:p>
-        </w:tc>
-        <w:tc>
-          <w:tcPr>
-            <w:tcW w:w="0" w:type="auto"/>
-          </w:tcPr>
-          <w:p>
-            <w:pPr>
-              <w:spacing w:before="30" w:after="30"/>
-            </w:pPr>
-            <w:r>
-              <w:t xml:space="preserve">최초발생</w:t>
-            </w:r>
-          </w:p>
-        </w:tc>
-      </w:tr>
-      <w:tr>
-        <w:tc>
-          <w:tcPr>
-            <w:tcW w:w="0" w:type="auto"/>
-          </w:tcPr>
-          <w:p>
-            <w:pPr>
-              <w:spacing w:before="30" w:after="30"/>
-            </w:pPr>
-            <w:r>
-              <w:t xml:space="preserve">보험기간</w:t>
-            </w:r>
-          </w:p>
-        </w:tc>
-        <w:tc>
-          <w:tcPr>
-            <w:tcW w:w="0" w:type="auto"/>
-          </w:tcPr>
-          <w:p>
-            <w:pPr>
-              <w:spacing w:before="30" w:after="30"/>
-            </w:pPr>
-            <w:r>
-              <w:t xml:space="preserve">100세 만기</w:t>
-            </w:r>
-          </w:p>
-        </w:tc>
-      </w:tr>
-      <w:tr>
-        <w:tc>
-          <w:tcPr>
-            <w:tcW w:w="0" w:type="auto"/>
-          </w:tcPr>
-          <w:p>
-            <w:pPr>
-              <w:spacing w:before="30" w:after="30"/>
-            </w:pPr>
-            <w:r>
-              <w:t xml:space="preserve">보장금액</w:t>
-            </w:r>
-          </w:p>
-        </w:tc>
-        <w:tc>
-          <w:tcPr>
-            <w:tcW w:w="0" w:type="auto"/>
-          </w:tcPr>
-          <w:p>
-            <w:pPr>
-              <w:spacing w:before="30" w:after="30"/>
-            </w:pPr>
-            <w:r>
-              <w:t xml:space="preserve">가입금액의 0.5배</w:t>
-            </w:r>
-          </w:p>
-        </w:tc>
-      </w:tr>
-      <w:tr>
-        <w:tc>
-          <w:tcPr>
-            <w:tcW w:w="0" w:type="auto"/>
-          </w:tcPr>
-          <w:p>
-            <w:pPr>
-              <w:spacing w:before="30" w:after="30"/>
-            </w:pPr>
-            <w:r>
-              <w:t xml:space="preserve">면책·삭감</w:t>
-            </w:r>
-          </w:p>
-        </w:tc>
-        <w:tc>
-          <w:tcPr>
-            <w:tcW w:w="0" w:type="auto"/>
-          </w:tcPr>
-          <w:p>
-            <w:pPr>
-              <w:spacing w:before="30" w:after="30"/>
-            </w:pPr>
-            <w:r>
-              <w:t xml:space="preserve">90일 면책</w:t>
-            </w:r>
-          </w:p>
-        </w:tc>
-      </w:tr>
-      <w:tr>
-        <w:tc>
-          <w:tcPr>
-            <w:tcW w:w="0" w:type="auto"/>
-          </w:tcPr>
-          <w:p>
-            <w:pPr>
-              <w:spacing w:before="30" w:after="30"/>
-            </w:pPr>
-            <w:r>
-              <w:t xml:space="preserve">생존자</w:t>
-            </w:r>
-          </w:p>
-        </w:tc>
-        <w:tc>
-          <w:tcPr>
-            <w:tcW w:w="0" w:type="auto"/>
-          </w:tcPr>
-          <w:p>
-            <w:pPr>
-              <w:spacing w:before="30" w:after="30"/>
-            </w:pPr>
-            <w:r>
-              <w:t xml:space="preserve">lx(2) — 생존자(사망X, 암X)</w:t>
-            </w:r>
-          </w:p>
-        </w:tc>
-      </w:tr>
-      <w:tr>
-        <w:tc>
-          <w:tcPr>
-            <w:tcW w:w="0" w:type="auto"/>
-          </w:tcPr>
-          <w:p>
-            <w:pPr>
-              <w:spacing w:before="30" w:after="30"/>
-            </w:pPr>
-            <w:r>
-              <w:t xml:space="preserve">급부 위험률</w:t>
-            </w:r>
-          </w:p>
-        </w:tc>
-        <w:tc>
-          <w:tcPr>
-            <w:tcW w:w="0" w:type="auto"/>
-          </w:tcPr>
-          <w:p>
-            <w:pPr>
-              <w:spacing w:before="30" w:after="30"/>
-            </w:pPr>
-            <w:r>
-              <w:t xml:space="preserve">탈퇴 사유에서 — 암발생률</w:t>
-            </w:r>
-          </w:p>
-        </w:tc>
-      </w:tr>
-      <w:tr>
-        <w:tc>
-          <w:tcPr>
-            <w:tcW w:w="0" w:type="auto"/>
-          </w:tcPr>
-          <w:p>
-            <w:pPr>
-              <w:spacing w:before="30" w:after="30"/>
-            </w:pPr>
-            <w:r>
-              <w:t xml:space="preserve">계산기수</w:t>
-            </w:r>
-          </w:p>
-        </w:tc>
-        <w:tc>
-          <w:tcPr>
-            <w:tcW w:w="0" w:type="auto"/>
-          </w:tcPr>
-          <w:p>
-            <w:pPr>
-              <w:spacing w:before="30" w:after="30"/>
-            </w:pPr>
-            <w:r>
-              <w:t xml:space="preserve">Cx · Mx</w:t>
-            </w:r>
-          </w:p>
-        </w:tc>
-      </w:tr>
-    </w:tbl>
-    <w:p/>
-    <w:p>
-      <w:pPr>
-        <w:pStyle w:val="FormulaLabel"/>
-      </w:pPr>
-      <w:r>
-        <w:t xml:space="preserve">[식] 보험금 — 암 진단</w:t>
-      </w:r>
-    </w:p>
-    <w:p>
-      <w:pPr>
-        <w:pStyle w:val="FormulaText"/>
-      </w:pPr>
-      <w:r>
-        <w:t xml:space="preserve">생존자 — lx(2) 생존자(사망X, 암X) 를 가져다 쓴다</w:t>
-      </w:r>
-    </w:p>
-    <w:p>
-      <w:pPr>
-        <w:pStyle w:val="Formula"/>
-      </w:pPr>
-      <m:oMathPara>
-        <m:oMathParaPr>
-          <m:jc m:val="left"/>
-        </m:oMathParaPr>
-        <m:oMath>
-          <m:sSub>
-            <m:e>
-              <m:r>
-                <w:rPr>
-                  <w:rFonts w:ascii="Cambria Math" w:hAnsi="Cambria Math"/>
-                  <w:sz w:val="24"/>
-                  <w:szCs w:val="24"/>
-                </w:rPr>
-                <m:t xml:space="preserve">l</m:t>
-              </m:r>
-            </m:e>
-            <m:sub>
-              <m:r>
-                <w:rPr>
-                  <w:rFonts w:ascii="Cambria Math" w:hAnsi="Cambria Math"/>
-                  <w:sz w:val="24"/>
-                  <w:szCs w:val="24"/>
-                </w:rPr>
-                <m:t xml:space="preserve">x</m:t>
-              </m:r>
-              <m:r>
-                <w:rPr>
-                  <w:rFonts w:ascii="Cambria Math" w:hAnsi="Cambria Math"/>
-                  <w:sz w:val="24"/>
-                  <w:szCs w:val="24"/>
-                </w:rPr>
-                <m:t xml:space="preserve">+</m:t>
-              </m:r>
-              <m:r>
-                <w:rPr>
-                  <w:rFonts w:ascii="Cambria Math" w:hAnsi="Cambria Math"/>
-                  <w:sz w:val="24"/>
-                  <w:szCs w:val="24"/>
-                </w:rPr>
-                <m:t xml:space="preserve">t</m:t>
-              </m:r>
-            </m:sub>
-          </m:sSub>
-          <m:r>
-            <w:rPr>
-              <w:rFonts w:ascii="Cambria Math" w:hAnsi="Cambria Math"/>
-              <w:sz w:val="24"/>
-              <w:szCs w:val="24"/>
-            </w:rPr>
-            <m:t xml:space="preserve"> = </m:t>
-          </m:r>
-          <m:sSubSup>
-            <m:e>
-              <m:r>
-                <w:rPr>
-                  <w:rFonts w:ascii="Cambria Math" w:hAnsi="Cambria Math"/>
-                  <w:sz w:val="24"/>
-                  <w:szCs w:val="24"/>
-                </w:rPr>
-                <m:t xml:space="preserve">l</m:t>
-              </m:r>
-            </m:e>
-            <m:sub>
-              <m:r>
-                <w:rPr>
-                  <w:rFonts w:ascii="Cambria Math" w:hAnsi="Cambria Math"/>
-                  <w:sz w:val="24"/>
-                  <w:szCs w:val="24"/>
-                </w:rPr>
-                <m:t xml:space="preserve">x</m:t>
-              </m:r>
-              <m:r>
-                <w:rPr>
-                  <w:rFonts w:ascii="Cambria Math" w:hAnsi="Cambria Math"/>
-                  <w:sz w:val="24"/>
-                  <w:szCs w:val="24"/>
-                </w:rPr>
-                <m:t xml:space="preserve">+</m:t>
-              </m:r>
-              <m:r>
-                <w:rPr>
-                  <w:rFonts w:ascii="Cambria Math" w:hAnsi="Cambria Math"/>
-                  <w:sz w:val="24"/>
-                  <w:szCs w:val="24"/>
-                </w:rPr>
-                <m:t xml:space="preserve">t</m:t>
-              </m:r>
-            </m:sub>
-            <m:sup>
-              <m:r>
-                <w:rPr>
-                  <w:rFonts w:ascii="Cambria Math" w:hAnsi="Cambria Math"/>
-                  <w:sz w:val="24"/>
-                  <w:szCs w:val="24"/>
-                </w:rPr>
-                <m:t xml:space="preserve">(</m:t>
-              </m:r>
-              <m:r>
-                <w:rPr>
-                  <w:rFonts w:ascii="Cambria Math" w:hAnsi="Cambria Math"/>
-                  <w:sz w:val="24"/>
-                  <w:szCs w:val="24"/>
-                </w:rPr>
-                <m:t xml:space="preserve">2</m:t>
-              </m:r>
-              <m:r>
-                <w:rPr>
-                  <w:rFonts w:ascii="Cambria Math" w:hAnsi="Cambria Math"/>
-                  <w:sz w:val="24"/>
-                  <w:szCs w:val="24"/>
-                </w:rPr>
-                <m:t xml:space="preserve">)</m:t>
-              </m:r>
-            </m:sup>
-          </m:sSubSup>
-        </m:oMath>
-      </m:oMathPara>
-    </w:p>
-    <w:p>
-      <w:pPr>
-        <w:pStyle w:val="Formula"/>
-      </w:pPr>
-      <m:oMathPara>
-        <m:oMathParaPr>
-          <m:jc m:val="left"/>
-        </m:oMathParaPr>
-        <m:oMath>
-          <m:sSub>
-            <m:e>
-              <m:r>
-                <w:rPr>
-                  <w:rFonts w:ascii="Cambria Math" w:hAnsi="Cambria Math"/>
-                  <w:sz w:val="24"/>
-                  <w:szCs w:val="24"/>
-                </w:rPr>
-                <m:t xml:space="preserve">D</m:t>
-              </m:r>
-            </m:e>
-            <m:sub>
-              <m:r>
-                <w:rPr>
-                  <w:rFonts w:ascii="Cambria Math" w:hAnsi="Cambria Math"/>
-                  <w:sz w:val="24"/>
-                  <w:szCs w:val="24"/>
-                </w:rPr>
-                <m:t xml:space="preserve">x</m:t>
-              </m:r>
-              <m:r>
-                <w:rPr>
-                  <w:rFonts w:ascii="Cambria Math" w:hAnsi="Cambria Math"/>
-                  <w:sz w:val="24"/>
-                  <w:szCs w:val="24"/>
-                </w:rPr>
-                <m:t xml:space="preserve">+</m:t>
-              </m:r>
-              <m:r>
-                <w:rPr>
-                  <w:rFonts w:ascii="Cambria Math" w:hAnsi="Cambria Math"/>
-                  <w:sz w:val="24"/>
-                  <w:szCs w:val="24"/>
-                </w:rPr>
-                <m:t xml:space="preserve">t</m:t>
-              </m:r>
-            </m:sub>
-          </m:sSub>
-          <m:r>
-            <w:rPr>
-              <w:rFonts w:ascii="Cambria Math" w:hAnsi="Cambria Math"/>
-              <w:sz w:val="24"/>
-              <w:szCs w:val="24"/>
-            </w:rPr>
-            <m:t xml:space="preserve"> = </m:t>
-          </m:r>
-          <m:sSubSup>
-            <m:e>
-              <m:r>
-                <w:rPr>
-                  <w:rFonts w:ascii="Cambria Math" w:hAnsi="Cambria Math"/>
-                  <w:sz w:val="24"/>
-                  <w:szCs w:val="24"/>
-                </w:rPr>
-                <m:t xml:space="preserve">D</m:t>
-              </m:r>
-            </m:e>
-            <m:sub>
-              <m:r>
-                <w:rPr>
-                  <w:rFonts w:ascii="Cambria Math" w:hAnsi="Cambria Math"/>
-                  <w:sz w:val="24"/>
-                  <w:szCs w:val="24"/>
-                </w:rPr>
-                <m:t xml:space="preserve">x</m:t>
-              </m:r>
-              <m:r>
-                <w:rPr>
-                  <w:rFonts w:ascii="Cambria Math" w:hAnsi="Cambria Math"/>
-                  <w:sz w:val="24"/>
-                  <w:szCs w:val="24"/>
-                </w:rPr>
-                <m:t xml:space="preserve">+</m:t>
-              </m:r>
-              <m:r>
-                <w:rPr>
-                  <w:rFonts w:ascii="Cambria Math" w:hAnsi="Cambria Math"/>
-                  <w:sz w:val="24"/>
-                  <w:szCs w:val="24"/>
-                </w:rPr>
-                <m:t xml:space="preserve">t</m:t>
-              </m:r>
-            </m:sub>
-            <m:sup>
-              <m:r>
-                <w:rPr>
-                  <w:rFonts w:ascii="Cambria Math" w:hAnsi="Cambria Math"/>
-                  <w:sz w:val="24"/>
-                  <w:szCs w:val="24"/>
-                </w:rPr>
-                <m:t xml:space="preserve">(</m:t>
-              </m:r>
-              <m:r>
-                <w:rPr>
-                  <w:rFonts w:ascii="Cambria Math" w:hAnsi="Cambria Math"/>
-                  <w:sz w:val="24"/>
-                  <w:szCs w:val="24"/>
-                </w:rPr>
-                <m:t xml:space="preserve">2</m:t>
-              </m:r>
-              <m:r>
-                <w:rPr>
-                  <w:rFonts w:ascii="Cambria Math" w:hAnsi="Cambria Math"/>
-                  <w:sz w:val="24"/>
-                  <w:szCs w:val="24"/>
-                </w:rPr>
-                <m:t xml:space="preserve">)</m:t>
-              </m:r>
-            </m:sup>
-          </m:sSubSup>
-        </m:oMath>
-      </m:oMathPara>
-    </w:p>
-    <w:p>
-      <w:pPr>
-        <w:pStyle w:val="Formula"/>
-      </w:pPr>
-      <m:oMathPara>
-        <m:oMathParaPr>
-          <m:jc m:val="left"/>
-        </m:oMathParaPr>
-        <m:oMath>
-          <m:sSub>
-            <m:e>
-              <m:r>
-                <w:rPr>
-                  <w:rFonts w:ascii="Cambria Math" w:hAnsi="Cambria Math"/>
-                  <w:sz w:val="24"/>
-                  <w:szCs w:val="24"/>
-                </w:rPr>
-                <m:t xml:space="preserve">N</m:t>
-              </m:r>
-            </m:e>
-            <m:sub>
-              <m:r>
-                <w:rPr>
-                  <w:rFonts w:ascii="Cambria Math" w:hAnsi="Cambria Math"/>
-                  <w:sz w:val="24"/>
-                  <w:szCs w:val="24"/>
-                </w:rPr>
-                <m:t xml:space="preserve">x</m:t>
-              </m:r>
-              <m:r>
-                <w:rPr>
-                  <w:rFonts w:ascii="Cambria Math" w:hAnsi="Cambria Math"/>
-                  <w:sz w:val="24"/>
-                  <w:szCs w:val="24"/>
-                </w:rPr>
-                <m:t xml:space="preserve">+</m:t>
-              </m:r>
-              <m:r>
-                <w:rPr>
-                  <w:rFonts w:ascii="Cambria Math" w:hAnsi="Cambria Math"/>
-                  <w:sz w:val="24"/>
-                  <w:szCs w:val="24"/>
-                </w:rPr>
-                <m:t xml:space="preserve">t</m:t>
-              </m:r>
-            </m:sub>
-          </m:sSub>
-          <m:r>
-            <w:rPr>
-              <w:rFonts w:ascii="Cambria Math" w:hAnsi="Cambria Math"/>
-              <w:sz w:val="24"/>
-              <w:szCs w:val="24"/>
-            </w:rPr>
-            <m:t xml:space="preserve"> = </m:t>
-          </m:r>
-          <m:sSubSup>
-            <m:e>
-              <m:r>
-                <w:rPr>
-                  <w:rFonts w:ascii="Cambria Math" w:hAnsi="Cambria Math"/>
-                  <w:sz w:val="24"/>
-                  <w:szCs w:val="24"/>
-                </w:rPr>
-                <m:t xml:space="preserve">N</m:t>
-              </m:r>
-            </m:e>
-            <m:sub>
-              <m:r>
-                <w:rPr>
-                  <w:rFonts w:ascii="Cambria Math" w:hAnsi="Cambria Math"/>
-                  <w:sz w:val="24"/>
-                  <w:szCs w:val="24"/>
-                </w:rPr>
-                <m:t xml:space="preserve">x</m:t>
-              </m:r>
-              <m:r>
-                <w:rPr>
-                  <w:rFonts w:ascii="Cambria Math" w:hAnsi="Cambria Math"/>
-                  <w:sz w:val="24"/>
-                  <w:szCs w:val="24"/>
-                </w:rPr>
-                <m:t xml:space="preserve">+</m:t>
-              </m:r>
-              <m:r>
-                <w:rPr>
-                  <w:rFonts w:ascii="Cambria Math" w:hAnsi="Cambria Math"/>
-                  <w:sz w:val="24"/>
-                  <w:szCs w:val="24"/>
-                </w:rPr>
-                <m:t xml:space="preserve">t</m:t>
-              </m:r>
-            </m:sub>
-            <m:sup>
-              <m:r>
-                <w:rPr>
-                  <w:rFonts w:ascii="Cambria Math" w:hAnsi="Cambria Math"/>
-                  <w:sz w:val="24"/>
-                  <w:szCs w:val="24"/>
-                </w:rPr>
-                <m:t xml:space="preserve">(</m:t>
-              </m:r>
-              <m:r>
-                <w:rPr>
-                  <w:rFonts w:ascii="Cambria Math" w:hAnsi="Cambria Math"/>
-                  <w:sz w:val="24"/>
-                  <w:szCs w:val="24"/>
-                </w:rPr>
-                <m:t xml:space="preserve">2</m:t>
-              </m:r>
-              <m:r>
-                <w:rPr>
-                  <w:rFonts w:ascii="Cambria Math" w:hAnsi="Cambria Math"/>
-                  <w:sz w:val="24"/>
-                  <w:szCs w:val="24"/>
-                </w:rPr>
-                <m:t xml:space="preserve">)</m:t>
-              </m:r>
-            </m:sup>
-          </m:sSubSup>
-        </m:oMath>
-      </m:oMathPara>
-    </w:p>
-    <w:p>
-      <w:pPr>
-        <w:pStyle w:val="FormulaText"/>
-      </w:pPr>
-      <w:r>
-        <w:t xml:space="preserve">보험료 납입 — 생존자 lx(3) (주계약 [납입])</w:t>
-      </w:r>
-    </w:p>
-    <w:p>
-      <w:pPr>
-        <w:pStyle w:val="Formula"/>
-      </w:pPr>
-      <m:oMathPara>
-        <m:oMathParaPr>
-          <m:jc m:val="left"/>
-        </m:oMathParaPr>
-        <m:oMath>
-          <m:sSub>
-            <m:e>
-              <m:r>
-                <w:rPr>
-                  <w:rFonts w:ascii="Cambria Math" w:hAnsi="Cambria Math"/>
-                  <w:sz w:val="24"/>
-                  <w:szCs w:val="24"/>
-                </w:rPr>
-                <m:t xml:space="preserve">D′</m:t>
-              </m:r>
-            </m:e>
-            <m:sub>
-              <m:r>
-                <w:rPr>
-                  <w:rFonts w:ascii="Cambria Math" w:hAnsi="Cambria Math"/>
-                  <w:sz w:val="24"/>
-                  <w:szCs w:val="24"/>
-                </w:rPr>
-                <m:t xml:space="preserve">x</m:t>
-              </m:r>
-              <m:r>
-                <w:rPr>
-                  <w:rFonts w:ascii="Cambria Math" w:hAnsi="Cambria Math"/>
-                  <w:sz w:val="24"/>
-                  <w:szCs w:val="24"/>
-                </w:rPr>
-                <m:t xml:space="preserve">+</m:t>
-              </m:r>
-              <m:r>
-                <w:rPr>
-                  <w:rFonts w:ascii="Cambria Math" w:hAnsi="Cambria Math"/>
-                  <w:sz w:val="24"/>
-                  <w:szCs w:val="24"/>
-                </w:rPr>
-                <m:t xml:space="preserve">t</m:t>
-              </m:r>
-            </m:sub>
-          </m:sSub>
-          <m:r>
-            <w:rPr>
-              <w:rFonts w:ascii="Cambria Math" w:hAnsi="Cambria Math"/>
-              <w:sz w:val="24"/>
-              <w:szCs w:val="24"/>
-            </w:rPr>
-            <m:t xml:space="preserve"> = </m:t>
-          </m:r>
-          <m:sSubSup>
-            <m:e>
-              <m:r>
-                <w:rPr>
-                  <w:rFonts w:ascii="Cambria Math" w:hAnsi="Cambria Math"/>
-                  <w:sz w:val="24"/>
-                  <w:szCs w:val="24"/>
-                </w:rPr>
-                <m:t xml:space="preserve">D</m:t>
-              </m:r>
-            </m:e>
-            <m:sub>
-              <m:r>
-                <w:rPr>
-                  <w:rFonts w:ascii="Cambria Math" w:hAnsi="Cambria Math"/>
-                  <w:sz w:val="24"/>
-                  <w:szCs w:val="24"/>
-                </w:rPr>
-                <m:t xml:space="preserve">x</m:t>
-              </m:r>
-              <m:r>
-                <w:rPr>
-                  <w:rFonts w:ascii="Cambria Math" w:hAnsi="Cambria Math"/>
-                  <w:sz w:val="24"/>
-                  <w:szCs w:val="24"/>
-                </w:rPr>
-                <m:t xml:space="preserve">+</m:t>
-              </m:r>
-              <m:r>
-                <w:rPr>
-                  <w:rFonts w:ascii="Cambria Math" w:hAnsi="Cambria Math"/>
-                  <w:sz w:val="24"/>
-                  <w:szCs w:val="24"/>
-                </w:rPr>
-                <m:t xml:space="preserve">t</m:t>
-              </m:r>
-            </m:sub>
-            <m:sup>
-              <m:r>
-                <w:rPr>
-                  <w:rFonts w:ascii="Cambria Math" w:hAnsi="Cambria Math"/>
-                  <w:sz w:val="24"/>
-                  <w:szCs w:val="24"/>
-                </w:rPr>
-                <m:t xml:space="preserve">(</m:t>
-              </m:r>
-              <m:r>
-                <w:rPr>
-                  <w:rFonts w:ascii="Cambria Math" w:hAnsi="Cambria Math"/>
-                  <w:sz w:val="24"/>
-                  <w:szCs w:val="24"/>
-                </w:rPr>
-                <m:t xml:space="preserve">3</m:t>
-              </m:r>
-              <m:r>
-                <w:rPr>
-                  <w:rFonts w:ascii="Cambria Math" w:hAnsi="Cambria Math"/>
-                  <w:sz w:val="24"/>
-                  <w:szCs w:val="24"/>
-                </w:rPr>
-                <m:t xml:space="preserve">)</m:t>
-              </m:r>
-            </m:sup>
-          </m:sSubSup>
-        </m:oMath>
-      </m:oMathPara>
-    </w:p>
-    <w:p>
-      <w:pPr>
-        <w:pStyle w:val="Formula"/>
-      </w:pPr>
-      <m:oMathPara>
-        <m:oMathParaPr>
-          <m:jc m:val="left"/>
-        </m:oMathParaPr>
-        <m:oMath>
-          <m:sSub>
-            <m:e>
-              <m:r>
-                <w:rPr>
-                  <w:rFonts w:ascii="Cambria Math" w:hAnsi="Cambria Math"/>
-                  <w:sz w:val="24"/>
-                  <w:szCs w:val="24"/>
-                </w:rPr>
-                <m:t xml:space="preserve">N′</m:t>
-              </m:r>
-            </m:e>
-            <m:sub>
-              <m:r>
-                <w:rPr>
-                  <w:rFonts w:ascii="Cambria Math" w:hAnsi="Cambria Math"/>
-                  <w:sz w:val="24"/>
-                  <w:szCs w:val="24"/>
-                </w:rPr>
-                <m:t xml:space="preserve">x</m:t>
-              </m:r>
-              <m:r>
-                <w:rPr>
-                  <w:rFonts w:ascii="Cambria Math" w:hAnsi="Cambria Math"/>
-                  <w:sz w:val="24"/>
-                  <w:szCs w:val="24"/>
-                </w:rPr>
-                <m:t xml:space="preserve">+</m:t>
-              </m:r>
-              <m:r>
-                <w:rPr>
-                  <w:rFonts w:ascii="Cambria Math" w:hAnsi="Cambria Math"/>
-                  <w:sz w:val="24"/>
-                  <w:szCs w:val="24"/>
-                </w:rPr>
-                <m:t xml:space="preserve">t</m:t>
-              </m:r>
-            </m:sub>
-          </m:sSub>
-          <m:r>
-            <w:rPr>
-              <w:rFonts w:ascii="Cambria Math" w:hAnsi="Cambria Math"/>
-              <w:sz w:val="24"/>
-              <w:szCs w:val="24"/>
-            </w:rPr>
-            <m:t xml:space="preserve"> = </m:t>
-          </m:r>
-          <m:sSubSup>
-            <m:e>
-              <m:r>
-                <w:rPr>
-                  <w:rFonts w:ascii="Cambria Math" w:hAnsi="Cambria Math"/>
-                  <w:sz w:val="24"/>
-                  <w:szCs w:val="24"/>
-                </w:rPr>
-                <m:t xml:space="preserve">N</m:t>
-              </m:r>
-            </m:e>
-            <m:sub>
-              <m:r>
-                <w:rPr>
-                  <w:rFonts w:ascii="Cambria Math" w:hAnsi="Cambria Math"/>
-                  <w:sz w:val="24"/>
-                  <w:szCs w:val="24"/>
-                </w:rPr>
-                <m:t xml:space="preserve">x</m:t>
-              </m:r>
-              <m:r>
-                <w:rPr>
-                  <w:rFonts w:ascii="Cambria Math" w:hAnsi="Cambria Math"/>
-                  <w:sz w:val="24"/>
-                  <w:szCs w:val="24"/>
-                </w:rPr>
-                <m:t xml:space="preserve">+</m:t>
-              </m:r>
-              <m:r>
-                <w:rPr>
-                  <w:rFonts w:ascii="Cambria Math" w:hAnsi="Cambria Math"/>
-                  <w:sz w:val="24"/>
-                  <w:szCs w:val="24"/>
-                </w:rPr>
-                <m:t xml:space="preserve">t</m:t>
-              </m:r>
-            </m:sub>
-            <m:sup>
-              <m:r>
-                <w:rPr>
-                  <w:rFonts w:ascii="Cambria Math" w:hAnsi="Cambria Math"/>
-                  <w:sz w:val="24"/>
-                  <w:szCs w:val="24"/>
-                </w:rPr>
-                <m:t xml:space="preserve">(</m:t>
-              </m:r>
-              <m:r>
-                <w:rPr>
-                  <w:rFonts w:ascii="Cambria Math" w:hAnsi="Cambria Math"/>
-                  <w:sz w:val="24"/>
-                  <w:szCs w:val="24"/>
-                </w:rPr>
-                <m:t xml:space="preserve">3</m:t>
-              </m:r>
-              <m:r>
-                <w:rPr>
-                  <w:rFonts w:ascii="Cambria Math" w:hAnsi="Cambria Math"/>
-                  <w:sz w:val="24"/>
-                  <w:szCs w:val="24"/>
-                </w:rPr>
-                <m:t xml:space="preserve">)</m:t>
-              </m:r>
-            </m:sup>
-          </m:sSubSup>
-        </m:oMath>
-      </m:oMathPara>
-    </w:p>
-    <w:p>
-      <w:pPr>
-        <w:pStyle w:val="FormulaText"/>
-      </w:pPr>
-      <w:r>
-        <w:t xml:space="preserve">보장금액의 배수 — 90일 면책이라 그 동안은 지급하지 않는다</w:t>
+        <w:t xml:space="preserve">암 진단</w:t>
       </w:r>
     </w:p>
     <w:p>
@@ -8924,7 +4465,7 @@
         <w:pStyle w:val="FormulaText"/>
       </w:pPr>
       <w:r>
-        <w:t xml:space="preserve">급부 발생자</w:t>
+        <w:t xml:space="preserve">보험금의 현가 — 보장마다</w:t>
       </w:r>
     </w:p>
     <w:p>
@@ -8936,284 +4477,17 @@
           <m:jc m:val="left"/>
         </m:oMathParaPr>
         <m:oMath>
-          <m:sSub>
-            <m:e>
-              <m:r>
-                <w:rPr>
-                  <w:rFonts w:ascii="Cambria Math" w:hAnsi="Cambria Math"/>
-                  <w:sz w:val="24"/>
-                  <w:szCs w:val="24"/>
-                </w:rPr>
-                <m:t xml:space="preserve">C</m:t>
-              </m:r>
-            </m:e>
-            <m:sub>
-              <m:r>
-                <w:rPr>
-                  <w:rFonts w:ascii="Cambria Math" w:hAnsi="Cambria Math"/>
-                  <w:sz w:val="24"/>
-                  <w:szCs w:val="24"/>
-                </w:rPr>
-                <m:t xml:space="preserve">x</m:t>
-              </m:r>
-              <m:r>
-                <w:rPr>
-                  <w:rFonts w:ascii="Cambria Math" w:hAnsi="Cambria Math"/>
-                  <w:sz w:val="24"/>
-                  <w:szCs w:val="24"/>
-                </w:rPr>
-                <m:t xml:space="preserve">+</m:t>
-              </m:r>
-              <m:r>
-                <w:rPr>
-                  <w:rFonts w:ascii="Cambria Math" w:hAnsi="Cambria Math"/>
-                  <w:sz w:val="24"/>
-                  <w:szCs w:val="24"/>
-                </w:rPr>
-                <m:t xml:space="preserve">t</m:t>
-              </m:r>
-            </m:sub>
-          </m:sSub>
           <m:r>
+            <m:rPr>
+              <m:nor/>
+            </m:rPr>
             <w:rPr>
               <w:rFonts w:ascii="Cambria Math" w:hAnsi="Cambria Math"/>
               <w:sz w:val="24"/>
               <w:szCs w:val="24"/>
             </w:rPr>
-            <m:t xml:space="preserve"> = </m:t>
+            <m:t xml:space="preserve">PVB</m:t>
           </m:r>
-          <m:sSubSup>
-            <m:e>
-              <m:r>
-                <w:rPr>
-                  <w:rFonts w:ascii="Cambria Math" w:hAnsi="Cambria Math"/>
-                  <w:sz w:val="24"/>
-                  <w:szCs w:val="24"/>
-                </w:rPr>
-                <m:t xml:space="preserve">l</m:t>
-              </m:r>
-            </m:e>
-            <m:sub>
-              <m:r>
-                <w:rPr>
-                  <w:rFonts w:ascii="Cambria Math" w:hAnsi="Cambria Math"/>
-                  <w:sz w:val="24"/>
-                  <w:szCs w:val="24"/>
-                </w:rPr>
-                <m:t xml:space="preserve">x</m:t>
-              </m:r>
-              <m:r>
-                <w:rPr>
-                  <w:rFonts w:ascii="Cambria Math" w:hAnsi="Cambria Math"/>
-                  <w:sz w:val="24"/>
-                  <w:szCs w:val="24"/>
-                </w:rPr>
-                <m:t xml:space="preserve">+</m:t>
-              </m:r>
-              <m:r>
-                <w:rPr>
-                  <w:rFonts w:ascii="Cambria Math" w:hAnsi="Cambria Math"/>
-                  <w:sz w:val="24"/>
-                  <w:szCs w:val="24"/>
-                </w:rPr>
-                <m:t xml:space="preserve">t</m:t>
-              </m:r>
-            </m:sub>
-            <m:sup>
-              <m:r>
-                <w:rPr>
-                  <w:rFonts w:ascii="Cambria Math" w:hAnsi="Cambria Math"/>
-                  <w:sz w:val="24"/>
-                  <w:szCs w:val="24"/>
-                </w:rPr>
-                <m:t xml:space="preserve">(</m:t>
-              </m:r>
-              <m:r>
-                <w:rPr>
-                  <w:rFonts w:ascii="Cambria Math" w:hAnsi="Cambria Math"/>
-                  <w:sz w:val="24"/>
-                  <w:szCs w:val="24"/>
-                </w:rPr>
-                <m:t xml:space="preserve">2</m:t>
-              </m:r>
-              <m:r>
-                <w:rPr>
-                  <w:rFonts w:ascii="Cambria Math" w:hAnsi="Cambria Math"/>
-                  <w:sz w:val="24"/>
-                  <w:szCs w:val="24"/>
-                </w:rPr>
-                <m:t xml:space="preserve">)</m:t>
-              </m:r>
-            </m:sup>
-          </m:sSubSup>
-          <m:r>
-            <w:rPr>
-              <w:rFonts w:ascii="Cambria Math" w:hAnsi="Cambria Math"/>
-              <w:sz w:val="24"/>
-              <w:szCs w:val="24"/>
-            </w:rPr>
-            <m:t xml:space="preserve">·</m:t>
-          </m:r>
-          <m:sSubSup>
-            <m:e>
-              <m:r>
-                <w:rPr>
-                  <w:rFonts w:ascii="Cambria Math" w:hAnsi="Cambria Math"/>
-                  <w:sz w:val="24"/>
-                  <w:szCs w:val="24"/>
-                </w:rPr>
-                <m:t xml:space="preserve">r</m:t>
-              </m:r>
-            </m:e>
-            <m:sub>
-              <m:r>
-                <w:rPr>
-                  <w:rFonts w:ascii="Cambria Math" w:hAnsi="Cambria Math"/>
-                  <w:sz w:val="24"/>
-                  <w:szCs w:val="24"/>
-                </w:rPr>
-                <m:t xml:space="preserve">x</m:t>
-              </m:r>
-              <m:r>
-                <w:rPr>
-                  <w:rFonts w:ascii="Cambria Math" w:hAnsi="Cambria Math"/>
-                  <w:sz w:val="24"/>
-                  <w:szCs w:val="24"/>
-                </w:rPr>
-                <m:t xml:space="preserve">+</m:t>
-              </m:r>
-              <m:r>
-                <w:rPr>
-                  <w:rFonts w:ascii="Cambria Math" w:hAnsi="Cambria Math"/>
-                  <w:sz w:val="24"/>
-                  <w:szCs w:val="24"/>
-                </w:rPr>
-                <m:t xml:space="preserve">t</m:t>
-              </m:r>
-            </m:sub>
-            <m:sup>
-              <m:r>
-                <w:rPr>
-                  <w:rFonts w:ascii="Cambria Math" w:hAnsi="Cambria Math"/>
-                  <w:sz w:val="24"/>
-                  <w:szCs w:val="24"/>
-                </w:rPr>
-                <m:t xml:space="preserve">(</m:t>
-              </m:r>
-              <m:r>
-                <w:rPr>
-                  <w:rFonts w:ascii="Cambria Math" w:hAnsi="Cambria Math"/>
-                  <w:sz w:val="24"/>
-                  <w:szCs w:val="24"/>
-                </w:rPr>
-                <m:t xml:space="preserve">2</m:t>
-              </m:r>
-              <m:r>
-                <w:rPr>
-                  <w:rFonts w:ascii="Cambria Math" w:hAnsi="Cambria Math"/>
-                  <w:sz w:val="24"/>
-                  <w:szCs w:val="24"/>
-                </w:rPr>
-                <m:t xml:space="preserve">)</m:t>
-              </m:r>
-            </m:sup>
-          </m:sSubSup>
-          <m:r>
-            <w:rPr>
-              <w:rFonts w:ascii="Cambria Math" w:hAnsi="Cambria Math"/>
-              <w:sz w:val="24"/>
-              <w:szCs w:val="24"/>
-            </w:rPr>
-            <m:t xml:space="preserve">·</m:t>
-          </m:r>
-          <m:sSup>
-            <m:e>
-              <m:r>
-                <w:rPr>
-                  <w:rFonts w:ascii="Cambria Math" w:hAnsi="Cambria Math"/>
-                  <w:sz w:val="24"/>
-                  <w:szCs w:val="24"/>
-                </w:rPr>
-                <m:t xml:space="preserve">v</m:t>
-              </m:r>
-            </m:e>
-            <m:sup>
-              <m:r>
-                <w:rPr>
-                  <w:rFonts w:ascii="Cambria Math" w:hAnsi="Cambria Math"/>
-                  <w:sz w:val="24"/>
-                  <w:szCs w:val="24"/>
-                </w:rPr>
-                <m:t xml:space="preserve">t</m:t>
-              </m:r>
-              <m:r>
-                <w:rPr>
-                  <w:rFonts w:ascii="Cambria Math" w:hAnsi="Cambria Math"/>
-                  <w:sz w:val="24"/>
-                  <w:szCs w:val="24"/>
-                </w:rPr>
-                <m:t xml:space="preserve">+½</m:t>
-              </m:r>
-            </m:sup>
-          </m:sSup>
-        </m:oMath>
-      </m:oMathPara>
-    </w:p>
-    <w:p>
-      <w:pPr>
-        <w:pStyle w:val="FormulaText"/>
-      </w:pPr>
-      <w:r>
-        <w:t xml:space="preserve">보험금 현가의 누계</w:t>
-      </w:r>
-    </w:p>
-    <w:p>
-      <w:pPr>
-        <w:pStyle w:val="Formula"/>
-      </w:pPr>
-      <m:oMathPara>
-        <m:oMathParaPr>
-          <m:jc m:val="left"/>
-        </m:oMathParaPr>
-        <m:oMath>
-          <m:sSub>
-            <m:e>
-              <m:r>
-                <w:rPr>
-                  <w:rFonts w:ascii="Cambria Math" w:hAnsi="Cambria Math"/>
-                  <w:sz w:val="24"/>
-                  <w:szCs w:val="24"/>
-                </w:rPr>
-                <m:t xml:space="preserve">M</m:t>
-              </m:r>
-            </m:e>
-            <m:sub>
-              <m:r>
-                <w:rPr>
-                  <w:rFonts w:ascii="Cambria Math" w:hAnsi="Cambria Math"/>
-                  <w:sz w:val="24"/>
-                  <w:szCs w:val="24"/>
-                </w:rPr>
-                <m:t xml:space="preserve">x</m:t>
-              </m:r>
-              <m:r>
-                <w:rPr>
-                  <w:rFonts w:ascii="Cambria Math" w:hAnsi="Cambria Math"/>
-                  <w:sz w:val="24"/>
-                  <w:szCs w:val="24"/>
-                </w:rPr>
-                <m:t xml:space="preserve">+</m:t>
-              </m:r>
-              <m:r>
-                <w:rPr>
-                  <w:rFonts w:ascii="Cambria Math" w:hAnsi="Cambria Math"/>
-                  <w:sz w:val="24"/>
-                  <w:szCs w:val="24"/>
-                </w:rPr>
-                <m:t xml:space="preserve">t</m:t>
-              </m:r>
-            </m:sub>
-          </m:sSub>
           <m:r>
             <w:rPr>
               <w:rFonts w:ascii="Cambria Math" w:hAnsi="Cambria Math"/>
@@ -9256,7 +4530,7 @@
                   <w:sz w:val="24"/>
                   <w:szCs w:val="24"/>
                 </w:rPr>
-                <m:t xml:space="preserve">t</m:t>
+                <m:t xml:space="preserve">0</m:t>
               </m:r>
             </m:sub>
             <m:sup>
@@ -9367,79 +4641,10 @@
     </w:p>
     <w:p>
       <w:pPr>
-        <w:pStyle w:val="FormulaText"/>
-      </w:pPr>
-      <w:r>
-        <w:t xml:space="preserve">보험금 현가 (PVB) — 보장금액 1원당</w:t>
-      </w:r>
-    </w:p>
-    <w:p>
-      <w:pPr>
-        <w:pStyle w:val="Formula"/>
-      </w:pPr>
-      <m:oMathPara>
-        <m:oMathParaPr>
-          <m:jc m:val="left"/>
-        </m:oMathParaPr>
-        <m:oMath>
-          <m:r>
-            <m:rPr>
-              <m:nor/>
-            </m:rPr>
-            <w:rPr>
-              <w:rFonts w:ascii="Cambria Math" w:hAnsi="Cambria Math"/>
-              <w:sz w:val="24"/>
-              <w:szCs w:val="24"/>
-            </w:rPr>
-            <m:t xml:space="preserve">PVB</m:t>
-          </m:r>
-          <m:r>
-            <w:rPr>
-              <w:rFonts w:ascii="Cambria Math" w:hAnsi="Cambria Math"/>
-              <w:sz w:val="24"/>
-              <w:szCs w:val="24"/>
-            </w:rPr>
-            <m:t xml:space="preserve"> = </m:t>
-          </m:r>
-          <m:sSub>
-            <m:e>
-              <m:r>
-                <w:rPr>
-                  <w:rFonts w:ascii="Cambria Math" w:hAnsi="Cambria Math"/>
-                  <w:sz w:val="24"/>
-                  <w:szCs w:val="24"/>
-                </w:rPr>
-                <m:t xml:space="preserve">M</m:t>
-              </m:r>
-            </m:e>
-            <m:sub>
-              <m:r>
-                <w:rPr>
-                  <w:rFonts w:ascii="Cambria Math" w:hAnsi="Cambria Math"/>
-                  <w:sz w:val="24"/>
-                  <w:szCs w:val="24"/>
-                </w:rPr>
-                <m:t xml:space="preserve">x</m:t>
-              </m:r>
-            </m:sub>
-          </m:sSub>
-        </m:oMath>
-      </m:oMathPara>
-    </w:p>
-    <w:p>
-      <w:pPr>
-        <w:pStyle w:val="Note"/>
-      </w:pPr>
-      <w:r>
-        <w:t xml:space="preserve">※ 진단 확정 시 지급하고 그 담보는 소멸한다.</w:t>
-      </w:r>
-    </w:p>
-    <w:p>
-      <w:pPr>
         <w:pStyle w:val="Heading2"/>
       </w:pPr>
       <w:r>
-        <w:t xml:space="preserve">마. 순보험료 및 영업보험료</w:t>
+        <w:t xml:space="preserve">바. 순보험료 및 영업보험료</w:t>
       </w:r>
     </w:p>
     <w:p>
@@ -9732,14 +4937,6 @@
     </w:p>
     <w:p>
       <w:pPr>
-        <w:pStyle w:val="Note"/>
-      </w:pPr>
-      <w:r>
-        <w:t xml:space="preserve">※ D′ · N′ 은 그 계약 단위의 [납입] 생존자의 D · N 이다. k 는 납입주기별 계수(연납 1, 6개월납 2, 3개월납 4, 월납 12) — 납입방법에 따라 N* 만 달라지고 보험금의 현가는 같다.</w:t>
-      </w:r>
-    </w:p>
-    <w:p>
-      <w:pPr>
         <w:pStyle w:val="FormulaLabel"/>
       </w:pPr>
       <w:r>
@@ -9800,14 +4997,6 @@
           </m:r>
         </m:oMath>
       </m:oMathPara>
-    </w:p>
-    <w:p>
-      <w:pPr>
-        <w:pStyle w:val="Note"/>
-      </w:pPr>
-      <w:r>
-        <w:t xml:space="preserve">※ 담보마다 그 담보의 보험금 현가 PVB 를 그 계약 단위의 N*([납입] 생존자)로 나눈다. 보장금액 1원당이다.</w:t>
-      </w:r>
     </w:p>
     <w:p>
       <w:pPr>
@@ -10469,221 +5658,6 @@
     </w:p>
     <w:p>
       <w:pPr>
-        <w:pStyle w:val="FormulaLabel"/>
-      </w:pPr>
-      <w:r>
-        <w:t xml:space="preserve">[식] 1원당 보험료의 반올림과 10만원당 보험료</w:t>
-      </w:r>
-    </w:p>
-    <w:p>
-      <w:pPr>
-        <w:pStyle w:val="FormulaText"/>
-      </w:pPr>
-      <w:r>
-        <w:t xml:space="preserve">1원당 영업보험료 — 소수 여섯째 자리까지</w:t>
-      </w:r>
-    </w:p>
-    <w:p>
-      <w:pPr>
-        <w:pStyle w:val="Formula"/>
-      </w:pPr>
-      <m:oMathPara>
-        <m:oMathParaPr>
-          <m:jc m:val="left"/>
-        </m:oMathParaPr>
-        <m:oMath>
-          <m:r>
-            <w:rPr>
-              <w:rFonts w:ascii="Cambria Math" w:hAnsi="Cambria Math"/>
-              <w:sz w:val="24"/>
-              <w:szCs w:val="24"/>
-            </w:rPr>
-            <m:t xml:space="preserve">G</m:t>
-          </m:r>
-          <m:r>
-            <w:rPr>
-              <w:rFonts w:ascii="Cambria Math" w:hAnsi="Cambria Math"/>
-              <w:sz w:val="24"/>
-              <w:szCs w:val="24"/>
-            </w:rPr>
-            <m:t xml:space="preserve">₁ = </m:t>
-          </m:r>
-          <m:r>
-            <m:rPr>
-              <m:sty m:val="p"/>
-            </m:rPr>
-            <w:rPr>
-              <w:rFonts w:ascii="Cambria Math" w:hAnsi="Cambria Math"/>
-              <w:sz w:val="24"/>
-              <w:szCs w:val="24"/>
-            </w:rPr>
-            <m:t xml:space="preserve">round</m:t>
-          </m:r>
-          <m:r>
-            <w:rPr>
-              <w:rFonts w:ascii="Cambria Math" w:hAnsi="Cambria Math"/>
-              <w:sz w:val="24"/>
-              <w:szCs w:val="24"/>
-            </w:rPr>
-            <m:t xml:space="preserve">₆( </m:t>
-          </m:r>
-          <m:r>
-            <w:rPr>
-              <w:rFonts w:ascii="Cambria Math" w:hAnsi="Cambria Math"/>
-              <w:sz w:val="24"/>
-              <w:szCs w:val="24"/>
-            </w:rPr>
-            <m:t xml:space="preserve">G</m:t>
-          </m:r>
-          <m:r>
-            <w:rPr>
-              <w:rFonts w:ascii="Cambria Math" w:hAnsi="Cambria Math"/>
-              <w:sz w:val="24"/>
-              <w:szCs w:val="24"/>
-            </w:rPr>
-            <m:t xml:space="preserve"> )</m:t>
-          </m:r>
-        </m:oMath>
-      </m:oMathPara>
-    </w:p>
-    <w:p>
-      <w:pPr>
-        <w:pStyle w:val="FormulaText"/>
-      </w:pPr>
-      <w:r>
-        <w:t xml:space="preserve">10만원당 보험료 — 원 단위로 반올림</w:t>
-      </w:r>
-    </w:p>
-    <w:p>
-      <w:pPr>
-        <w:pStyle w:val="Formula"/>
-      </w:pPr>
-      <m:oMathPara>
-        <m:oMathParaPr>
-          <m:jc m:val="left"/>
-        </m:oMathParaPr>
-        <m:oMath>
-          <m:sSub>
-            <m:e>
-              <m:r>
-                <w:rPr>
-                  <w:rFonts w:ascii="Cambria Math" w:hAnsi="Cambria Math"/>
-                  <w:sz w:val="24"/>
-                  <w:szCs w:val="24"/>
-                </w:rPr>
-                <m:t xml:space="preserve">G</m:t>
-              </m:r>
-            </m:e>
-            <m:sub>
-              <m:r>
-                <w:rPr>
-                  <w:rFonts w:ascii="Cambria Math" w:hAnsi="Cambria Math"/>
-                  <w:sz w:val="24"/>
-                  <w:szCs w:val="24"/>
-                </w:rPr>
-                <m:t xml:space="preserve">10</m:t>
-              </m:r>
-              <m:r>
-                <m:rPr>
-                  <m:nor/>
-                </m:rPr>
-                <w:rPr>
-                  <w:rFonts w:ascii="Cambria Math" w:hAnsi="Cambria Math"/>
-                  <w:sz w:val="24"/>
-                  <w:szCs w:val="24"/>
-                </w:rPr>
-                <m:t xml:space="preserve">만</m:t>
-              </m:r>
-            </m:sub>
-          </m:sSub>
-          <m:r>
-            <w:rPr>
-              <w:rFonts w:ascii="Cambria Math" w:hAnsi="Cambria Math"/>
-              <w:sz w:val="24"/>
-              <w:szCs w:val="24"/>
-            </w:rPr>
-            <m:t xml:space="preserve"> = </m:t>
-          </m:r>
-          <m:r>
-            <m:rPr>
-              <m:sty m:val="p"/>
-            </m:rPr>
-            <w:rPr>
-              <w:rFonts w:ascii="Cambria Math" w:hAnsi="Cambria Math"/>
-              <w:sz w:val="24"/>
-              <w:szCs w:val="24"/>
-            </w:rPr>
-            <m:t xml:space="preserve">round</m:t>
-          </m:r>
-          <m:r>
-            <w:rPr>
-              <w:rFonts w:ascii="Cambria Math" w:hAnsi="Cambria Math"/>
-              <w:sz w:val="24"/>
-              <w:szCs w:val="24"/>
-            </w:rPr>
-            <m:t xml:space="preserve">( </m:t>
-          </m:r>
-          <m:r>
-            <w:rPr>
-              <w:rFonts w:ascii="Cambria Math" w:hAnsi="Cambria Math"/>
-              <w:sz w:val="24"/>
-              <w:szCs w:val="24"/>
-            </w:rPr>
-            <m:t xml:space="preserve">G</m:t>
-          </m:r>
-          <m:r>
-            <w:rPr>
-              <w:rFonts w:ascii="Cambria Math" w:hAnsi="Cambria Math"/>
-              <w:sz w:val="24"/>
-              <w:szCs w:val="24"/>
-            </w:rPr>
-            <m:t xml:space="preserve">₁ × </m:t>
-          </m:r>
-          <m:r>
-            <w:rPr>
-              <w:rFonts w:ascii="Cambria Math" w:hAnsi="Cambria Math"/>
-              <w:sz w:val="24"/>
-              <w:szCs w:val="24"/>
-            </w:rPr>
-            <m:t xml:space="preserve">100</m:t>
-          </m:r>
-          <m:r>
-            <w:rPr>
-              <w:rFonts w:ascii="Cambria Math" w:hAnsi="Cambria Math"/>
-              <w:sz w:val="24"/>
-              <w:szCs w:val="24"/>
-            </w:rPr>
-            <m:t xml:space="preserve">,</m:t>
-          </m:r>
-          <m:r>
-            <w:rPr>
-              <w:rFonts w:ascii="Cambria Math" w:hAnsi="Cambria Math"/>
-              <w:sz w:val="24"/>
-              <w:szCs w:val="24"/>
-            </w:rPr>
-            <m:t xml:space="preserve">000</m:t>
-          </m:r>
-          <m:r>
-            <w:rPr>
-              <w:rFonts w:ascii="Cambria Math" w:hAnsi="Cambria Math"/>
-              <w:sz w:val="24"/>
-              <w:szCs w:val="24"/>
-            </w:rPr>
-            <m:t xml:space="preserve"> )</m:t>
-          </m:r>
-        </m:oMath>
-      </m:oMathPara>
-    </w:p>
-    <w:p>
-      <w:pPr>
-        <w:pStyle w:val="Note"/>
-      </w:pPr>
-      <w:r>
-        <w:t xml:space="preserve">※ 담보 보험료 = 10만원당 보험료 × (보장금액 ÷ 100,000) 에서 10원 미만을 버린다(10원 단위). 보장금액 = 보험가입금액 × 배수. 여러 담보는 담보 보험료를 더한다.</w:t>
-      </w:r>
-    </w:p>
-    <w:p>
-      <w:pPr>
         <w:pStyle w:val="Heading1"/>
       </w:pPr>
       <w:r>
@@ -10719,7 +5693,7 @@
         <w:pStyle w:val="FormulaText"/>
       </w:pPr>
       <w:r>
-        <w:t xml:space="preserve">납입 후 유지비를 포함한 순보험료 — 납입기간의 [납입] 생존자 현가로 나눈다</w:t>
+        <w:t xml:space="preserve">납입 후 유지비를 포함한 순보험료 — 납입기간의 [납입] 유지자 현가로 나눈다</w:t>
       </w:r>
     </w:p>
     <w:p>
@@ -10980,7 +5954,7 @@
         <w:pStyle w:val="FormulaText"/>
       </w:pPr>
       <w:r>
-        <w:t xml:space="preserve">t 년도 말 책임준비금 (보장금액 1원당) — 장래 보험금의 현가와 장래 유지비의 현가에서 장래 순보험료의 현가를 뺀 것을 t 시점 생존자수의 현가로 나눈다</w:t>
+        <w:t xml:space="preserve">t 년도 말 책임준비금 (보장금액 1원당) — 장래 보험금의 현가와 장래 유지비의 현가에서 장래 순보험료의 현가를 뺀 것을 t 시점 유지자수의 현가로 나눈다</w:t>
       </w:r>
     </w:p>
     <w:p>

--- a/samples/10_기본상품_종신보험(암진단포함)_산출방법서.docx
+++ b/samples/10_기본상품_종신보험(암진단포함)_산출방법서.docx
@@ -4223,253 +4223,6 @@
     <w:p/>
     <w:p>
       <w:pPr>
-        <w:pStyle w:val="FormulaText"/>
-      </w:pPr>
-      <w:r>
-        <w:t xml:space="preserve">사망·80% 이상 장해</w:t>
-      </w:r>
-    </w:p>
-    <w:p>
-      <w:pPr>
-        <w:pStyle w:val="Formula"/>
-      </w:pPr>
-      <m:oMathPara>
-        <m:oMathParaPr>
-          <m:jc m:val="left"/>
-        </m:oMathParaPr>
-        <m:oMath>
-          <m:sSub>
-            <m:e>
-              <m:r>
-                <w:rPr>
-                  <w:rFonts w:ascii="Cambria Math" w:hAnsi="Cambria Math"/>
-                  <w:sz w:val="24"/>
-                  <w:szCs w:val="24"/>
-                </w:rPr>
-                <m:t xml:space="preserve">S</m:t>
-              </m:r>
-            </m:e>
-            <m:sub>
-              <m:r>
-                <w:rPr>
-                  <w:rFonts w:ascii="Cambria Math" w:hAnsi="Cambria Math"/>
-                  <w:sz w:val="24"/>
-                  <w:szCs w:val="24"/>
-                </w:rPr>
-                <m:t xml:space="preserve">t</m:t>
-              </m:r>
-            </m:sub>
-          </m:sSub>
-          <m:r>
-            <w:rPr>
-              <w:rFonts w:ascii="Cambria Math" w:hAnsi="Cambria Math"/>
-              <w:sz w:val="24"/>
-              <w:szCs w:val="24"/>
-            </w:rPr>
-            <m:t xml:space="preserve"> = </m:t>
-          </m:r>
-          <m:r>
-            <w:rPr>
-              <w:rFonts w:ascii="Cambria Math" w:hAnsi="Cambria Math"/>
-              <w:sz w:val="24"/>
-              <w:szCs w:val="24"/>
-            </w:rPr>
-            <m:t xml:space="preserve">1</m:t>
-          </m:r>
-        </m:oMath>
-      </m:oMathPara>
-    </w:p>
-    <w:p>
-      <w:pPr>
-        <w:pStyle w:val="FormulaText"/>
-      </w:pPr>
-      <w:r>
-        <w:t xml:space="preserve">암 진단</w:t>
-      </w:r>
-    </w:p>
-    <w:p>
-      <w:pPr>
-        <w:pStyle w:val="Formula"/>
-      </w:pPr>
-      <m:oMathPara>
-        <m:oMathParaPr>
-          <m:jc m:val="left"/>
-        </m:oMathParaPr>
-        <m:oMath>
-          <m:sSub>
-            <m:e>
-              <m:r>
-                <w:rPr>
-                  <w:rFonts w:ascii="Cambria Math" w:hAnsi="Cambria Math"/>
-                  <w:sz w:val="24"/>
-                  <w:szCs w:val="24"/>
-                </w:rPr>
-                <m:t xml:space="preserve">S</m:t>
-              </m:r>
-            </m:e>
-            <m:sub>
-              <m:r>
-                <w:rPr>
-                  <w:rFonts w:ascii="Cambria Math" w:hAnsi="Cambria Math"/>
-                  <w:sz w:val="24"/>
-                  <w:szCs w:val="24"/>
-                </w:rPr>
-                <m:t xml:space="preserve">t</m:t>
-              </m:r>
-            </m:sub>
-          </m:sSub>
-          <m:r>
-            <w:rPr>
-              <w:rFonts w:ascii="Cambria Math" w:hAnsi="Cambria Math"/>
-              <w:sz w:val="24"/>
-              <w:szCs w:val="24"/>
-            </w:rPr>
-            <m:t xml:space="preserve"> = </m:t>
-          </m:r>
-          <m:r>
-            <w:rPr>
-              <w:rFonts w:ascii="Cambria Math" w:hAnsi="Cambria Math"/>
-              <w:sz w:val="24"/>
-              <w:szCs w:val="24"/>
-            </w:rPr>
-            <m:t xml:space="preserve">1</m:t>
-          </m:r>
-          <m:r>
-            <w:rPr>
-              <w:rFonts w:ascii="Cambria Math" w:hAnsi="Cambria Math"/>
-              <w:sz w:val="24"/>
-              <w:szCs w:val="24"/>
-            </w:rPr>
-            <m:t xml:space="preserve"> × </m:t>
-          </m:r>
-          <m:r>
-            <m:rPr>
-              <m:nor/>
-            </m:rPr>
-            <w:rPr>
-              <w:rFonts w:ascii="Cambria Math" w:hAnsi="Cambria Math"/>
-              <w:sz w:val="24"/>
-              <w:szCs w:val="24"/>
-            </w:rPr>
-            <m:t xml:space="preserve">if</m:t>
-          </m:r>
-          <m:r>
-            <w:rPr>
-              <w:rFonts w:ascii="Cambria Math" w:hAnsi="Cambria Math"/>
-              <w:sz w:val="24"/>
-              <w:szCs w:val="24"/>
-            </w:rPr>
-            <m:t xml:space="preserve">( </m:t>
-          </m:r>
-          <m:r>
-            <w:rPr>
-              <w:rFonts w:ascii="Cambria Math" w:hAnsi="Cambria Math"/>
-              <w:sz w:val="24"/>
-              <w:szCs w:val="24"/>
-            </w:rPr>
-            <m:t xml:space="preserve">t</m:t>
-          </m:r>
-          <m:r>
-            <w:rPr>
-              <w:rFonts w:ascii="Cambria Math" w:hAnsi="Cambria Math"/>
-              <w:sz w:val="24"/>
-              <w:szCs w:val="24"/>
-            </w:rPr>
-            <m:t xml:space="preserve"> = </m:t>
-          </m:r>
-          <m:r>
-            <w:rPr>
-              <w:rFonts w:ascii="Cambria Math" w:hAnsi="Cambria Math"/>
-              <w:sz w:val="24"/>
-              <w:szCs w:val="24"/>
-            </w:rPr>
-            <m:t xml:space="preserve">0</m:t>
-          </m:r>
-          <m:r>
-            <w:rPr>
-              <w:rFonts w:ascii="Cambria Math" w:hAnsi="Cambria Math"/>
-              <w:sz w:val="24"/>
-              <w:szCs w:val="24"/>
-            </w:rPr>
-            <m:t xml:space="preserve">, </m:t>
-          </m:r>
-          <m:r>
-            <w:rPr>
-              <w:rFonts w:ascii="Cambria Math" w:hAnsi="Cambria Math"/>
-              <w:sz w:val="24"/>
-              <w:szCs w:val="24"/>
-            </w:rPr>
-            <m:t xml:space="preserve">1</m:t>
-          </m:r>
-          <m:r>
-            <w:rPr>
-              <w:rFonts w:ascii="Cambria Math" w:hAnsi="Cambria Math"/>
-              <w:sz w:val="24"/>
-              <w:szCs w:val="24"/>
-            </w:rPr>
-            <m:t xml:space="preserve"> − </m:t>
-          </m:r>
-          <m:r>
-            <w:rPr>
-              <w:rFonts w:ascii="Cambria Math" w:hAnsi="Cambria Math"/>
-              <w:sz w:val="24"/>
-              <w:szCs w:val="24"/>
-            </w:rPr>
-            <m:t xml:space="preserve">3</m:t>
-          </m:r>
-          <m:r>
-            <w:rPr>
-              <w:rFonts w:ascii="Cambria Math" w:hAnsi="Cambria Math"/>
-              <w:sz w:val="24"/>
-              <w:szCs w:val="24"/>
-            </w:rPr>
-            <m:t xml:space="preserve">/</m:t>
-          </m:r>
-          <m:r>
-            <w:rPr>
-              <w:rFonts w:ascii="Cambria Math" w:hAnsi="Cambria Math"/>
-              <w:sz w:val="24"/>
-              <w:szCs w:val="24"/>
-            </w:rPr>
-            <m:t xml:space="preserve">12</m:t>
-          </m:r>
-          <m:r>
-            <w:rPr>
-              <w:rFonts w:ascii="Cambria Math" w:hAnsi="Cambria Math"/>
-              <w:sz w:val="24"/>
-              <w:szCs w:val="24"/>
-            </w:rPr>
-            <m:t xml:space="preserve">, </m:t>
-          </m:r>
-          <m:r>
-            <w:rPr>
-              <w:rFonts w:ascii="Cambria Math" w:hAnsi="Cambria Math"/>
-              <w:sz w:val="24"/>
-              <w:szCs w:val="24"/>
-            </w:rPr>
-            <m:t xml:space="preserve">1</m:t>
-          </m:r>
-          <m:r>
-            <w:rPr>
-              <w:rFonts w:ascii="Cambria Math" w:hAnsi="Cambria Math"/>
-              <w:sz w:val="24"/>
-              <w:szCs w:val="24"/>
-            </w:rPr>
-            <m:t xml:space="preserve"> )</m:t>
-          </m:r>
-        </m:oMath>
-      </m:oMathPara>
-    </w:p>
-    <w:p>
-      <w:pPr>
-        <w:pStyle w:val="FormulaText"/>
-      </w:pPr>
-      <w:r>
-        <w:t xml:space="preserve">보험금의 현가 — 보장마다</w:t>
-      </w:r>
-    </w:p>
-    <w:p>
-      <w:pPr>
         <w:pStyle w:val="Formula"/>
       </w:pPr>
       <m:oMathPara>
@@ -4496,100 +4249,14 @@
             </w:rPr>
             <m:t xml:space="preserve"> = </m:t>
           </m:r>
-          <m:sSubSup>
-            <m:e>
-              <m:r>
-                <w:rPr>
-                  <w:rFonts w:ascii="Cambria Math" w:hAnsi="Cambria Math"/>
-                  <w:sz w:val="24"/>
-                  <w:szCs w:val="24"/>
-                </w:rPr>
-                <m:t xml:space="preserve">Σ</m:t>
-              </m:r>
-            </m:e>
-            <m:sub>
-              <m:r>
-                <w:rPr>
-                  <w:rFonts w:ascii="Cambria Math" w:hAnsi="Cambria Math"/>
-                  <w:sz w:val="24"/>
-                  <w:szCs w:val="24"/>
-                </w:rPr>
-                <m:t xml:space="preserve">u</m:t>
-              </m:r>
-              <m:r>
-                <w:rPr>
-                  <w:rFonts w:ascii="Cambria Math" w:hAnsi="Cambria Math"/>
-                  <w:sz w:val="24"/>
-                  <w:szCs w:val="24"/>
-                </w:rPr>
-                <m:t xml:space="preserve">=</m:t>
-              </m:r>
-              <m:r>
-                <w:rPr>
-                  <w:rFonts w:ascii="Cambria Math" w:hAnsi="Cambria Math"/>
-                  <w:sz w:val="24"/>
-                  <w:szCs w:val="24"/>
-                </w:rPr>
-                <m:t xml:space="preserve">0</m:t>
-              </m:r>
-            </m:sub>
-            <m:sup>
-              <m:r>
-                <w:rPr>
-                  <w:rFonts w:ascii="Cambria Math" w:hAnsi="Cambria Math"/>
-                  <w:sz w:val="24"/>
-                  <w:szCs w:val="24"/>
-                </w:rPr>
-                <m:t xml:space="preserve">n</m:t>
-              </m:r>
-              <m:r>
-                <w:rPr>
-                  <w:rFonts w:ascii="Cambria Math" w:hAnsi="Cambria Math"/>
-                  <w:sz w:val="24"/>
-                  <w:szCs w:val="24"/>
-                </w:rPr>
-                <m:t xml:space="preserve">−</m:t>
-              </m:r>
-              <m:r>
-                <w:rPr>
-                  <w:rFonts w:ascii="Cambria Math" w:hAnsi="Cambria Math"/>
-                  <w:sz w:val="24"/>
-                  <w:szCs w:val="24"/>
-                </w:rPr>
-                <m:t xml:space="preserve">1</m:t>
-              </m:r>
-            </m:sup>
-          </m:sSubSup>
           <m:r>
             <w:rPr>
               <w:rFonts w:ascii="Cambria Math" w:hAnsi="Cambria Math"/>
               <w:sz w:val="24"/>
               <w:szCs w:val="24"/>
             </w:rPr>
-            <m:t xml:space="preserve"> </m:t>
+            <m:t xml:space="preserve">1</m:t>
           </m:r>
-          <m:sSub>
-            <m:e>
-              <m:r>
-                <w:rPr>
-                  <w:rFonts w:ascii="Cambria Math" w:hAnsi="Cambria Math"/>
-                  <w:sz w:val="24"/>
-                  <w:szCs w:val="24"/>
-                </w:rPr>
-                <m:t xml:space="preserve">S</m:t>
-              </m:r>
-            </m:e>
-            <m:sub>
-              <m:r>
-                <w:rPr>
-                  <w:rFonts w:ascii="Cambria Math" w:hAnsi="Cambria Math"/>
-                  <w:sz w:val="24"/>
-                  <w:szCs w:val="24"/>
-                </w:rPr>
-                <m:t xml:space="preserve">u</m:t>
-              </m:r>
-            </m:sub>
-          </m:sSub>
           <m:r>
             <w:rPr>
               <w:rFonts w:ascii="Cambria Math" w:hAnsi="Cambria Math"/>
@@ -4606,7 +4273,69 @@
                   <w:sz w:val="24"/>
                   <w:szCs w:val="24"/>
                 </w:rPr>
-                <m:t xml:space="preserve">C</m:t>
+                <m:t xml:space="preserve">M</m:t>
+              </m:r>
+            </m:e>
+            <m:sub>
+              <m:r>
+                <w:rPr>
+                  <w:rFonts w:ascii="Cambria Math" w:hAnsi="Cambria Math"/>
+                  <w:sz w:val="24"/>
+                  <w:szCs w:val="24"/>
+                </w:rPr>
+                <m:t xml:space="preserve">x</m:t>
+              </m:r>
+            </m:sub>
+          </m:sSub>
+          <m:r>
+            <w:rPr>
+              <w:rFonts w:ascii="Cambria Math" w:hAnsi="Cambria Math"/>
+              <w:sz w:val="24"/>
+              <w:szCs w:val="24"/>
+            </w:rPr>
+            <m:t xml:space="preserve"> + </m:t>
+          </m:r>
+          <m:r>
+            <w:rPr>
+              <w:rFonts w:ascii="Cambria Math" w:hAnsi="Cambria Math"/>
+              <w:sz w:val="24"/>
+              <w:szCs w:val="24"/>
+            </w:rPr>
+            <m:t xml:space="preserve">0</m:t>
+          </m:r>
+          <m:r>
+            <w:rPr>
+              <w:rFonts w:ascii="Cambria Math" w:hAnsi="Cambria Math"/>
+              <w:sz w:val="24"/>
+              <w:szCs w:val="24"/>
+            </w:rPr>
+            <m:t xml:space="preserve">.</m:t>
+          </m:r>
+          <m:r>
+            <w:rPr>
+              <w:rFonts w:ascii="Cambria Math" w:hAnsi="Cambria Math"/>
+              <w:sz w:val="24"/>
+              <w:szCs w:val="24"/>
+            </w:rPr>
+            <m:t xml:space="preserve">5</m:t>
+          </m:r>
+          <m:r>
+            <w:rPr>
+              <w:rFonts w:ascii="Cambria Math" w:hAnsi="Cambria Math"/>
+              <w:sz w:val="24"/>
+              <w:szCs w:val="24"/>
+            </w:rPr>
+            <m:t xml:space="preserve">·( </m:t>
+          </m:r>
+          <m:sSub>
+            <m:e>
+              <m:r>
+                <w:rPr>
+                  <w:rFonts w:ascii="Cambria Math" w:hAnsi="Cambria Math"/>
+                  <w:sz w:val="24"/>
+                  <w:szCs w:val="24"/>
+                </w:rPr>
+                <m:t xml:space="preserve">M</m:t>
               </m:r>
             </m:e>
             <m:sub>
@@ -4632,10 +4361,80 @@
                   <w:sz w:val="24"/>
                   <w:szCs w:val="24"/>
                 </w:rPr>
-                <m:t xml:space="preserve">u</m:t>
+                <m:t xml:space="preserve">0</m:t>
+              </m:r>
+              <m:r>
+                <w:rPr>
+                  <w:rFonts w:ascii="Cambria Math" w:hAnsi="Cambria Math"/>
+                  <w:sz w:val="24"/>
+                  <w:szCs w:val="24"/>
+                </w:rPr>
+                <m:t xml:space="preserve">.</m:t>
+              </m:r>
+              <m:r>
+                <w:rPr>
+                  <w:rFonts w:ascii="Cambria Math" w:hAnsi="Cambria Math"/>
+                  <w:sz w:val="24"/>
+                  <w:szCs w:val="24"/>
+                </w:rPr>
+                <m:t xml:space="preserve">25</m:t>
               </m:r>
             </m:sub>
           </m:sSub>
+          <m:r>
+            <w:rPr>
+              <w:rFonts w:ascii="Cambria Math" w:hAnsi="Cambria Math"/>
+              <w:sz w:val="24"/>
+              <w:szCs w:val="24"/>
+            </w:rPr>
+            <m:t xml:space="preserve"> − </m:t>
+          </m:r>
+          <m:sSub>
+            <m:e>
+              <m:r>
+                <w:rPr>
+                  <w:rFonts w:ascii="Cambria Math" w:hAnsi="Cambria Math"/>
+                  <w:sz w:val="24"/>
+                  <w:szCs w:val="24"/>
+                </w:rPr>
+                <m:t xml:space="preserve">M</m:t>
+              </m:r>
+            </m:e>
+            <m:sub>
+              <m:r>
+                <w:rPr>
+                  <w:rFonts w:ascii="Cambria Math" w:hAnsi="Cambria Math"/>
+                  <w:sz w:val="24"/>
+                  <w:szCs w:val="24"/>
+                </w:rPr>
+                <m:t xml:space="preserve">x</m:t>
+              </m:r>
+              <m:r>
+                <w:rPr>
+                  <w:rFonts w:ascii="Cambria Math" w:hAnsi="Cambria Math"/>
+                  <w:sz w:val="24"/>
+                  <w:szCs w:val="24"/>
+                </w:rPr>
+                <m:t xml:space="preserve">+</m:t>
+              </m:r>
+              <m:r>
+                <w:rPr>
+                  <w:rFonts w:ascii="Cambria Math" w:hAnsi="Cambria Math"/>
+                  <w:sz w:val="24"/>
+                  <w:szCs w:val="24"/>
+                </w:rPr>
+                <m:t xml:space="preserve">n</m:t>
+              </m:r>
+            </m:sub>
+          </m:sSub>
+          <m:r>
+            <w:rPr>
+              <w:rFonts w:ascii="Cambria Math" w:hAnsi="Cambria Math"/>
+              <w:sz w:val="24"/>
+              <w:szCs w:val="24"/>
+            </w:rPr>
+            <m:t xml:space="preserve"> )</m:t>
+          </m:r>
         </m:oMath>
       </m:oMathPara>
     </w:p>

--- a/samples/10_기본상품_종신보험(암진단포함)_산출방법서.docx
+++ b/samples/10_기본상품_종신보험(암진단포함)_산출방법서.docx
@@ -49,7 +49,9 @@
           </w:tcPr>
           <w:p>
             <w:pPr>
-              <w:spacing w:before="30" w:after="30"/>
+              <w:keepNext/>
+              <w:spacing w:before="30" w:after="30"/>
+              <w:jc w:val="center"/>
             </w:pPr>
             <w:r>
               <w:rPr>
@@ -66,7 +68,9 @@
           </w:tcPr>
           <w:p>
             <w:pPr>
-              <w:spacing w:before="30" w:after="30"/>
+              <w:keepNext/>
+              <w:spacing w:before="30" w:after="30"/>
+              <w:jc w:val="center"/>
             </w:pPr>
             <w:r>
               <w:rPr>
@@ -84,6 +88,7 @@
           </w:tcPr>
           <w:p>
             <w:pPr>
+              <w:keepNext/>
               <w:spacing w:before="30" w:after="30"/>
             </w:pPr>
             <w:r>
@@ -97,6 +102,7 @@
           </w:tcPr>
           <w:p>
             <w:pPr>
+              <w:keepNext/>
               <w:spacing w:before="30" w:after="30"/>
             </w:pPr>
             <w:r>
@@ -112,6 +118,7 @@
           </w:tcPr>
           <w:p>
             <w:pPr>
+              <w:keepNext/>
               <w:spacing w:before="30" w:after="30"/>
             </w:pPr>
             <w:r>
@@ -125,6 +132,7 @@
           </w:tcPr>
           <w:p>
             <w:pPr>
+              <w:keepNext/>
               <w:spacing w:before="30" w:after="30"/>
             </w:pPr>
             <w:r>
@@ -140,6 +148,7 @@
           </w:tcPr>
           <w:p>
             <w:pPr>
+              <w:keepNext/>
               <w:spacing w:before="30" w:after="30"/>
             </w:pPr>
             <w:r>
@@ -153,6 +162,7 @@
           </w:tcPr>
           <w:p>
             <w:pPr>
+              <w:keepNext/>
               <w:spacing w:before="30" w:after="30"/>
             </w:pPr>
             <w:r>
@@ -227,7 +237,9 @@
           </w:tcPr>
           <w:p>
             <w:pPr>
-              <w:spacing w:before="30" w:after="30"/>
+              <w:keepNext/>
+              <w:spacing w:before="30" w:after="30"/>
+              <w:jc w:val="center"/>
             </w:pPr>
             <w:r>
               <w:rPr>
@@ -244,7 +256,9 @@
           </w:tcPr>
           <w:p>
             <w:pPr>
-              <w:spacing w:before="30" w:after="30"/>
+              <w:keepNext/>
+              <w:spacing w:before="30" w:after="30"/>
+              <w:jc w:val="center"/>
             </w:pPr>
             <w:r>
               <w:rPr>
@@ -262,6 +276,7 @@
           </w:tcPr>
           <w:p>
             <w:pPr>
+              <w:keepNext/>
               <w:spacing w:before="30" w:after="30"/>
             </w:pPr>
             <w:r>
@@ -275,6 +290,7 @@
           </w:tcPr>
           <w:p>
             <w:pPr>
+              <w:keepNext/>
               <w:spacing w:before="30" w:after="30"/>
             </w:pPr>
             <w:r>
@@ -290,6 +306,7 @@
           </w:tcPr>
           <w:p>
             <w:pPr>
+              <w:keepNext/>
               <w:spacing w:before="30" w:after="30"/>
             </w:pPr>
             <w:r>
@@ -303,6 +320,7 @@
           </w:tcPr>
           <w:p>
             <w:pPr>
+              <w:keepNext/>
               <w:spacing w:before="30" w:after="30"/>
             </w:pPr>
             <w:r>
@@ -318,6 +336,7 @@
           </w:tcPr>
           <w:p>
             <w:pPr>
+              <w:keepNext/>
               <w:spacing w:before="30" w:after="30"/>
             </w:pPr>
             <w:r>
@@ -331,6 +350,7 @@
           </w:tcPr>
           <w:p>
             <w:pPr>
+              <w:keepNext/>
               <w:spacing w:before="30" w:after="30"/>
             </w:pPr>
             <w:r>
@@ -346,6 +366,7 @@
           </w:tcPr>
           <w:p>
             <w:pPr>
+              <w:keepNext/>
               <w:spacing w:before="30" w:after="30"/>
             </w:pPr>
             <w:r>
@@ -359,6 +380,7 @@
           </w:tcPr>
           <w:p>
             <w:pPr>
+              <w:keepNext/>
               <w:spacing w:before="30" w:after="30"/>
             </w:pPr>
             <w:r>
@@ -429,7 +451,9 @@
           </w:tcPr>
           <w:p>
             <w:pPr>
-              <w:spacing w:before="30" w:after="30"/>
+              <w:keepNext/>
+              <w:spacing w:before="30" w:after="30"/>
+              <w:jc w:val="center"/>
             </w:pPr>
             <w:r>
               <w:rPr>
@@ -446,7 +470,9 @@
           </w:tcPr>
           <w:p>
             <w:pPr>
-              <w:spacing w:before="30" w:after="30"/>
+              <w:keepNext/>
+              <w:spacing w:before="30" w:after="30"/>
+              <w:jc w:val="center"/>
             </w:pPr>
             <w:r>
               <w:rPr>
@@ -463,7 +489,9 @@
           </w:tcPr>
           <w:p>
             <w:pPr>
-              <w:spacing w:before="30" w:after="30"/>
+              <w:keepNext/>
+              <w:spacing w:before="30" w:after="30"/>
+              <w:jc w:val="center"/>
             </w:pPr>
             <w:r>
               <w:rPr>
@@ -481,6 +509,7 @@
           </w:tcPr>
           <w:p>
             <w:pPr>
+              <w:keepNext/>
               <w:spacing w:before="30" w:after="30"/>
             </w:pPr>
             <w:r>
@@ -494,6 +523,7 @@
           </w:tcPr>
           <w:p>
             <w:pPr>
+              <w:keepNext/>
               <w:spacing w:before="30" w:after="30"/>
             </w:pPr>
             <w:r>
@@ -507,6 +537,7 @@
           </w:tcPr>
           <w:p>
             <w:pPr>
+              <w:keepNext/>
               <w:spacing w:before="30" w:after="30"/>
             </w:pPr>
             <w:r>
@@ -618,7 +649,9 @@
           </w:tcPr>
           <w:p>
             <w:pPr>
-              <w:spacing w:before="30" w:after="30"/>
+              <w:keepNext/>
+              <w:spacing w:before="30" w:after="30"/>
+              <w:jc w:val="center"/>
             </w:pPr>
             <w:r>
               <w:rPr>
@@ -635,7 +668,9 @@
           </w:tcPr>
           <w:p>
             <w:pPr>
-              <w:spacing w:before="30" w:after="30"/>
+              <w:keepNext/>
+              <w:spacing w:before="30" w:after="30"/>
+              <w:jc w:val="center"/>
             </w:pPr>
             <w:r>
               <w:rPr>
@@ -653,6 +688,7 @@
           </w:tcPr>
           <w:p>
             <w:pPr>
+              <w:keepNext/>
               <w:spacing w:before="30" w:after="30"/>
             </w:pPr>
             <w:r>
@@ -666,6 +702,7 @@
           </w:tcPr>
           <w:p>
             <w:pPr>
+              <w:keepNext/>
               <w:spacing w:before="30" w:after="30"/>
             </w:pPr>
             <w:r>
@@ -743,7 +780,9 @@
           </w:tcPr>
           <w:p>
             <w:pPr>
-              <w:spacing w:before="30" w:after="30"/>
+              <w:keepNext/>
+              <w:spacing w:before="30" w:after="30"/>
+              <w:jc w:val="center"/>
             </w:pPr>
             <w:r>
               <w:rPr>
@@ -760,7 +799,9 @@
           </w:tcPr>
           <w:p>
             <w:pPr>
-              <w:spacing w:before="30" w:after="30"/>
+              <w:keepNext/>
+              <w:spacing w:before="30" w:after="30"/>
+              <w:jc w:val="center"/>
             </w:pPr>
             <w:r>
               <w:rPr>
@@ -777,7 +818,9 @@
           </w:tcPr>
           <w:p>
             <w:pPr>
-              <w:spacing w:before="30" w:after="30"/>
+              <w:keepNext/>
+              <w:spacing w:before="30" w:after="30"/>
+              <w:jc w:val="center"/>
             </w:pPr>
             <w:r>
               <w:rPr>
@@ -794,7 +837,9 @@
           </w:tcPr>
           <w:p>
             <w:pPr>
-              <w:spacing w:before="30" w:after="30"/>
+              <w:keepNext/>
+              <w:spacing w:before="30" w:after="30"/>
+              <w:jc w:val="center"/>
             </w:pPr>
             <w:r>
               <w:rPr>
@@ -811,7 +856,9 @@
           </w:tcPr>
           <w:p>
             <w:pPr>
-              <w:spacing w:before="30" w:after="30"/>
+              <w:keepNext/>
+              <w:spacing w:before="30" w:after="30"/>
+              <w:jc w:val="center"/>
             </w:pPr>
             <w:r>
               <w:rPr>
@@ -829,6 +876,7 @@
           </w:tcPr>
           <w:p>
             <w:pPr>
+              <w:keepNext/>
               <w:spacing w:before="30" w:after="30"/>
             </w:pPr>
             <w:r>
@@ -842,6 +890,7 @@
           </w:tcPr>
           <w:p>
             <w:pPr>
+              <w:keepNext/>
               <w:spacing w:before="30" w:after="30"/>
             </w:pPr>
             <w:r>
@@ -855,6 +904,7 @@
           </w:tcPr>
           <w:p>
             <w:pPr>
+              <w:keepNext/>
               <w:spacing w:before="30" w:after="30"/>
             </w:pPr>
             <w:r>
@@ -868,6 +918,7 @@
           </w:tcPr>
           <w:p>
             <w:pPr>
+              <w:keepNext/>
               <w:spacing w:before="30" w:after="30"/>
             </w:pPr>
             <w:r>
@@ -881,6 +932,7 @@
           </w:tcPr>
           <w:p>
             <w:pPr>
+              <w:keepNext/>
               <w:spacing w:before="30" w:after="30"/>
             </w:pPr>
             <w:r>
@@ -896,6 +948,7 @@
           </w:tcPr>
           <w:p>
             <w:pPr>
+              <w:keepNext/>
               <w:spacing w:before="30" w:after="30"/>
             </w:pPr>
             <w:r>
@@ -909,6 +962,7 @@
           </w:tcPr>
           <w:p>
             <w:pPr>
+              <w:keepNext/>
               <w:spacing w:before="30" w:after="30"/>
             </w:pPr>
             <w:r>
@@ -922,6 +976,7 @@
           </w:tcPr>
           <w:p>
             <w:pPr>
+              <w:keepNext/>
               <w:spacing w:before="30" w:after="30"/>
             </w:pPr>
             <w:r>
@@ -935,6 +990,7 @@
           </w:tcPr>
           <w:p>
             <w:pPr>
+              <w:keepNext/>
               <w:spacing w:before="30" w:after="30"/>
             </w:pPr>
             <w:r>
@@ -948,6 +1004,7 @@
           </w:tcPr>
           <w:p>
             <w:pPr>
+              <w:keepNext/>
               <w:spacing w:before="30" w:after="30"/>
             </w:pPr>
             <w:r>
@@ -1081,7 +1138,9 @@
           </w:tcPr>
           <w:p>
             <w:pPr>
-              <w:spacing w:before="30" w:after="30"/>
+              <w:keepNext/>
+              <w:spacing w:before="30" w:after="30"/>
+              <w:jc w:val="center"/>
             </w:pPr>
             <w:r>
               <w:rPr>
@@ -1098,7 +1157,9 @@
           </w:tcPr>
           <w:p>
             <w:pPr>
-              <w:spacing w:before="30" w:after="30"/>
+              <w:keepNext/>
+              <w:spacing w:before="30" w:after="30"/>
+              <w:jc w:val="center"/>
             </w:pPr>
             <w:r>
               <w:rPr>
@@ -1115,7 +1176,9 @@
           </w:tcPr>
           <w:p>
             <w:pPr>
-              <w:spacing w:before="30" w:after="30"/>
+              <w:keepNext/>
+              <w:spacing w:before="30" w:after="30"/>
+              <w:jc w:val="center"/>
             </w:pPr>
             <w:r>
               <w:rPr>
@@ -1132,7 +1195,9 @@
           </w:tcPr>
           <w:p>
             <w:pPr>
-              <w:spacing w:before="30" w:after="30"/>
+              <w:keepNext/>
+              <w:spacing w:before="30" w:after="30"/>
+              <w:jc w:val="center"/>
             </w:pPr>
             <w:r>
               <w:rPr>
@@ -1150,6 +1215,7 @@
           </w:tcPr>
           <w:p>
             <w:pPr>
+              <w:keepNext/>
               <w:spacing w:before="30" w:after="30"/>
             </w:pPr>
             <w:r>
@@ -1163,6 +1229,7 @@
           </w:tcPr>
           <w:p>
             <w:pPr>
+              <w:keepNext/>
               <w:spacing w:before="30" w:after="30"/>
             </w:pPr>
             <w:r>
@@ -1182,6 +1249,7 @@
           </w:tcPr>
           <w:p>
             <w:pPr>
+              <w:keepNext/>
               <w:spacing w:before="30" w:after="30"/>
             </w:pPr>
             <w:r>
@@ -1195,6 +1263,7 @@
           </w:tcPr>
           <w:p>
             <w:pPr>
+              <w:keepNext/>
               <w:spacing w:before="30" w:after="30"/>
               <w:jc w:val="center"/>
             </w:pPr>
@@ -1211,6 +1280,7 @@
           </w:tcPr>
           <w:p>
             <w:pPr>
+              <w:keepNext/>
               <w:spacing w:before="30" w:after="30"/>
             </w:pPr>
             <w:r>
@@ -1224,6 +1294,7 @@
           </w:tcPr>
           <w:p>
             <w:pPr>
+              <w:keepNext/>
               <w:spacing w:before="30" w:after="30"/>
             </w:pPr>
             <w:r>
@@ -1243,6 +1314,7 @@
           </w:tcPr>
           <w:p>
             <w:pPr>
+              <w:keepNext/>
               <w:spacing w:before="30" w:after="30"/>
             </w:pPr>
             <w:r>
@@ -1256,6 +1328,7 @@
           </w:tcPr>
           <w:p>
             <w:pPr>
+              <w:keepNext/>
               <w:spacing w:before="30" w:after="30"/>
               <w:jc w:val="center"/>
             </w:pPr>
@@ -1272,6 +1345,7 @@
           </w:tcPr>
           <w:p>
             <w:pPr>
+              <w:keepNext/>
               <w:spacing w:before="30" w:after="30"/>
             </w:pPr>
             <w:r>
@@ -1285,6 +1359,7 @@
           </w:tcPr>
           <w:p>
             <w:pPr>
+              <w:keepNext/>
               <w:spacing w:before="30" w:after="30"/>
             </w:pPr>
             <w:r>
@@ -1304,6 +1379,7 @@
           </w:tcPr>
           <w:p>
             <w:pPr>
+              <w:keepNext/>
               <w:spacing w:before="30" w:after="30"/>
             </w:pPr>
             <w:r>
@@ -1317,6 +1393,7 @@
           </w:tcPr>
           <w:p>
             <w:pPr>
+              <w:keepNext/>
               <w:spacing w:before="30" w:after="30"/>
               <w:jc w:val="center"/>
             </w:pPr>
@@ -1333,6 +1410,7 @@
           </w:tcPr>
           <w:p>
             <w:pPr>
+              <w:keepNext/>
               <w:spacing w:before="30" w:after="30"/>
             </w:pPr>
             <w:r>
@@ -1346,6 +1424,7 @@
           </w:tcPr>
           <w:p>
             <w:pPr>
+              <w:keepNext/>
               <w:spacing w:before="30" w:after="30"/>
             </w:pPr>
             <w:r>
@@ -1365,6 +1444,7 @@
           </w:tcPr>
           <w:p>
             <w:pPr>
+              <w:keepNext/>
               <w:spacing w:before="30" w:after="30"/>
             </w:pPr>
             <w:r>
@@ -1378,6 +1458,7 @@
           </w:tcPr>
           <w:p>
             <w:pPr>
+              <w:keepNext/>
               <w:spacing w:before="30" w:after="30"/>
               <w:jc w:val="center"/>
             </w:pPr>
@@ -1394,6 +1475,7 @@
           </w:tcPr>
           <w:p>
             <w:pPr>
+              <w:keepNext/>
               <w:spacing w:before="30" w:after="30"/>
             </w:pPr>
             <w:r>
@@ -1407,6 +1489,7 @@
           </w:tcPr>
           <w:p>
             <w:pPr>
+              <w:keepNext/>
               <w:spacing w:before="30" w:after="30"/>
             </w:pPr>
             <w:r>
@@ -1420,6 +1503,7 @@
           </w:tcPr>
           <w:p>
             <w:pPr>
+              <w:keepNext/>
               <w:spacing w:before="30" w:after="30"/>
             </w:pPr>
             <w:r>
@@ -1433,6 +1517,7 @@
           </w:tcPr>
           <w:p>
             <w:pPr>
+              <w:keepNext/>
               <w:spacing w:before="30" w:after="30"/>
               <w:jc w:val="center"/>
             </w:pPr>
@@ -1538,7 +1623,9 @@
           </w:tcPr>
           <w:p>
             <w:pPr>
-              <w:spacing w:before="30" w:after="30"/>
+              <w:keepNext/>
+              <w:spacing w:before="30" w:after="30"/>
+              <w:jc w:val="center"/>
             </w:pPr>
             <w:r>
               <w:rPr>
@@ -1555,7 +1642,9 @@
           </w:tcPr>
           <w:p>
             <w:pPr>
-              <w:spacing w:before="30" w:after="30"/>
+              <w:keepNext/>
+              <w:spacing w:before="30" w:after="30"/>
+              <w:jc w:val="center"/>
             </w:pPr>
             <w:r>
               <w:rPr>
@@ -1573,6 +1662,7 @@
           </w:tcPr>
           <w:p>
             <w:pPr>
+              <w:keepNext/>
               <w:spacing w:before="30" w:after="30"/>
             </w:pPr>
             <w:r>
@@ -1586,6 +1676,7 @@
           </w:tcPr>
           <w:p>
             <w:pPr>
+              <w:keepNext/>
               <w:spacing w:before="30" w:after="30"/>
             </w:pPr>
             <w:r>
@@ -1601,6 +1692,7 @@
           </w:tcPr>
           <w:p>
             <w:pPr>
+              <w:keepNext/>
               <w:spacing w:before="30" w:after="30"/>
             </w:pPr>
             <w:r>
@@ -1614,6 +1706,7 @@
           </w:tcPr>
           <w:p>
             <w:pPr>
+              <w:keepNext/>
               <w:spacing w:before="30" w:after="30"/>
             </w:pPr>
             <w:r>
@@ -1629,6 +1722,7 @@
           </w:tcPr>
           <w:p>
             <w:pPr>
+              <w:keepNext/>
               <w:spacing w:before="30" w:after="30"/>
             </w:pPr>
             <w:r>
@@ -1642,6 +1736,7 @@
           </w:tcPr>
           <w:p>
             <w:pPr>
+              <w:keepNext/>
               <w:spacing w:before="30" w:after="30"/>
             </w:pPr>
             <w:r>
@@ -1657,6 +1752,7 @@
           </w:tcPr>
           <w:p>
             <w:pPr>
+              <w:keepNext/>
               <w:spacing w:before="30" w:after="30"/>
             </w:pPr>
             <w:r>
@@ -1670,6 +1766,7 @@
           </w:tcPr>
           <w:p>
             <w:pPr>
+              <w:keepNext/>
               <w:spacing w:before="30" w:after="30"/>
             </w:pPr>
             <w:r>
@@ -1685,6 +1782,7 @@
           </w:tcPr>
           <w:p>
             <w:pPr>
+              <w:keepNext/>
               <w:spacing w:before="30" w:after="30"/>
             </w:pPr>
             <w:r>
@@ -1698,6 +1796,7 @@
           </w:tcPr>
           <w:p>
             <w:pPr>
+              <w:keepNext/>
               <w:spacing w:before="30" w:after="30"/>
             </w:pPr>
             <w:r>
@@ -1713,6 +1812,7 @@
           </w:tcPr>
           <w:p>
             <w:pPr>
+              <w:keepNext/>
               <w:spacing w:before="30" w:after="30"/>
             </w:pPr>
             <w:r>
@@ -1726,6 +1826,7 @@
           </w:tcPr>
           <w:p>
             <w:pPr>
+              <w:keepNext/>
               <w:spacing w:before="30" w:after="30"/>
             </w:pPr>
             <w:r>
@@ -1741,6 +1842,7 @@
           </w:tcPr>
           <w:p>
             <w:pPr>
+              <w:keepNext/>
               <w:spacing w:before="30" w:after="30"/>
             </w:pPr>
             <w:r>
@@ -1754,6 +1856,7 @@
           </w:tcPr>
           <w:p>
             <w:pPr>
+              <w:keepNext/>
               <w:spacing w:before="30" w:after="30"/>
             </w:pPr>
             <w:r>
@@ -1769,6 +1872,7 @@
           </w:tcPr>
           <w:p>
             <w:pPr>
+              <w:keepNext/>
               <w:spacing w:before="30" w:after="30"/>
             </w:pPr>
             <w:r>
@@ -1794,6 +1898,7 @@
           </w:tcPr>
           <w:p>
             <w:pPr>
+              <w:keepNext/>
               <w:spacing w:before="30" w:after="30"/>
             </w:pPr>
             <w:r>
@@ -1827,6 +1932,7 @@
           </w:tcPr>
           <w:p>
             <w:pPr>
+              <w:keepNext/>
               <w:spacing w:before="30" w:after="30"/>
             </w:pPr>
             <w:r>
@@ -1870,6 +1976,7 @@
           </w:tcPr>
           <w:p>
             <w:pPr>
+              <w:keepNext/>
               <w:spacing w:before="30" w:after="30"/>
             </w:pPr>
             <w:r>
@@ -1885,6 +1992,7 @@
           </w:tcPr>
           <w:p>
             <w:pPr>
+              <w:keepNext/>
               <w:spacing w:before="30" w:after="30"/>
             </w:pPr>
             <w:r>
@@ -1898,6 +2006,7 @@
           </w:tcPr>
           <w:p>
             <w:pPr>
+              <w:keepNext/>
               <w:spacing w:before="30" w:after="30"/>
             </w:pPr>
             <w:r>
@@ -1913,6 +2022,7 @@
           </w:tcPr>
           <w:p>
             <w:pPr>
+              <w:keepNext/>
               <w:spacing w:before="30" w:after="30"/>
             </w:pPr>
             <w:r>
@@ -1926,6 +2036,7 @@
           </w:tcPr>
           <w:p>
             <w:pPr>
+              <w:keepNext/>
               <w:spacing w:before="30" w:after="30"/>
             </w:pPr>
             <w:r>
@@ -1941,6 +2052,7 @@
           </w:tcPr>
           <w:p>
             <w:pPr>
+              <w:keepNext/>
               <w:spacing w:before="30" w:after="30"/>
             </w:pPr>
             <w:r>
@@ -1966,6 +2078,7 @@
           </w:tcPr>
           <w:p>
             <w:pPr>
+              <w:keepNext/>
               <w:spacing w:before="30" w:after="30"/>
             </w:pPr>
             <w:r>
@@ -1981,6 +2094,7 @@
           </w:tcPr>
           <w:p>
             <w:pPr>
+              <w:keepNext/>
               <w:spacing w:before="30" w:after="30"/>
             </w:pPr>
             <w:r>
@@ -2012,6 +2126,7 @@
           </w:tcPr>
           <w:p>
             <w:pPr>
+              <w:keepNext/>
               <w:spacing w:before="30" w:after="30"/>
             </w:pPr>
             <w:r>
@@ -2027,6 +2142,7 @@
           </w:tcPr>
           <w:p>
             <w:pPr>
+              <w:keepNext/>
               <w:spacing w:before="30" w:after="30"/>
             </w:pPr>
             <w:r>
@@ -2046,6 +2162,7 @@
           </w:tcPr>
           <w:p>
             <w:pPr>
+              <w:keepNext/>
               <w:spacing w:before="30" w:after="30"/>
             </w:pPr>
             <w:r>
@@ -2061,6 +2178,7 @@
           </w:tcPr>
           <w:p>
             <w:pPr>
+              <w:keepNext/>
               <w:spacing w:before="30" w:after="30"/>
             </w:pPr>
             <w:r>
@@ -2080,6 +2198,7 @@
           </w:tcPr>
           <w:p>
             <w:pPr>
+              <w:keepNext/>
               <w:spacing w:before="30" w:after="30"/>
             </w:pPr>
             <w:r>
@@ -2118,6 +2237,593 @@
             </w:pPr>
             <w:r>
               <w:t xml:space="preserve">t년도 말 해지환급금 (보장금액 1원당, 3.)</w:t>
+            </w:r>
+          </w:p>
+        </w:tc>
+      </w:tr>
+    </w:tbl>
+    <w:p/>
+    <w:p>
+      <w:r>
+        <w:t xml:space="preserve">위험률 합성</w:t>
+      </w:r>
+    </w:p>
+    <w:tbl>
+      <w:tblPr>
+        <w:tblW w:w="5000" w:type="pct"/>
+        <w:tblBorders>
+          <w:top w:val="single" w:sz="4" w:space="0" w:color="A0A0A0"/>
+          <w:left w:val="single" w:sz="4" w:space="0" w:color="A0A0A0"/>
+          <w:bottom w:val="single" w:sz="4" w:space="0" w:color="A0A0A0"/>
+          <w:right w:val="single" w:sz="4" w:space="0" w:color="A0A0A0"/>
+          <w:insideH w:val="single" w:sz="4" w:space="0" w:color="A0A0A0"/>
+          <w:insideV w:val="single" w:sz="4" w:space="0" w:color="A0A0A0"/>
+        </w:tblBorders>
+        <w:tblCellMar>
+          <w:left w:w="140" w:type="dxa"/>
+          <w:right w:w="180" w:type="dxa"/>
+        </w:tblCellMar>
+      </w:tblPr>
+      <w:tblGrid>
+        <w:gridCol w:w="1176"/>
+        <w:gridCol w:w="2940"/>
+        <w:gridCol w:w="5684"/>
+      </w:tblGrid>
+      <w:tr>
+        <w:trPr>
+          <w:tblHeader/>
+        </w:trPr>
+        <w:tc>
+          <w:tcPr>
+            <w:tcW w:w="0" w:type="auto"/>
+            <w:shd w:val="clear" w:color="auto" w:fill="EEF1F5"/>
+          </w:tcPr>
+          <w:p>
+            <w:pPr>
+              <w:keepNext/>
+              <w:spacing w:before="30" w:after="30"/>
+              <w:jc w:val="center"/>
+            </w:pPr>
+            <w:r>
+              <w:rPr>
+                <w:b/>
+              </w:rPr>
+              <w:t xml:space="preserve">기호</w:t>
+            </w:r>
+          </w:p>
+        </w:tc>
+        <w:tc>
+          <w:tcPr>
+            <w:tcW w:w="0" w:type="auto"/>
+            <w:shd w:val="clear" w:color="auto" w:fill="EEF1F5"/>
+          </w:tcPr>
+          <w:p>
+            <w:pPr>
+              <w:keepNext/>
+              <w:spacing w:before="30" w:after="30"/>
+              <w:jc w:val="center"/>
+            </w:pPr>
+            <w:r>
+              <w:rPr>
+                <w:b/>
+              </w:rPr>
+              <w:t xml:space="preserve">이름</w:t>
+            </w:r>
+          </w:p>
+        </w:tc>
+        <w:tc>
+          <w:tcPr>
+            <w:tcW w:w="0" w:type="auto"/>
+            <w:shd w:val="clear" w:color="auto" w:fill="EEF1F5"/>
+          </w:tcPr>
+          <w:p>
+            <w:pPr>
+              <w:keepNext/>
+              <w:spacing w:before="30" w:after="30"/>
+              <w:jc w:val="center"/>
+            </w:pPr>
+            <w:r>
+              <w:rPr>
+                <w:b/>
+              </w:rPr>
+              <w:t xml:space="preserve">식</w:t>
+            </w:r>
+          </w:p>
+        </w:tc>
+      </w:tr>
+      <w:tr>
+        <w:tc>
+          <w:tcPr>
+            <w:tcW w:w="0" w:type="auto"/>
+          </w:tcPr>
+          <w:p>
+            <w:pPr>
+              <w:keepNext/>
+              <w:spacing w:before="30" w:after="30"/>
+            </w:pPr>
+            <w:r>
+              <w:t xml:space="preserve">Q</w:t>
+            </w:r>
+            <w:r>
+              <w:rPr>
+                <w:vertAlign w:val="superscript"/>
+              </w:rPr>
+              <w:t xml:space="preserve">(1)</w:t>
+            </w:r>
+            <w:r>
+              <w:rPr>
+                <w:vertAlign w:val="subscript"/>
+              </w:rPr>
+              <w:t xml:space="preserve">x</w:t>
+            </w:r>
+          </w:p>
+        </w:tc>
+        <w:tc>
+          <w:tcPr>
+            <w:tcW w:w="0" w:type="auto"/>
+          </w:tcPr>
+          <w:p>
+            <w:pPr>
+              <w:keepNext/>
+              <w:spacing w:before="30" w:after="30"/>
+            </w:pPr>
+            <w:r>
+              <w:t xml:space="preserve">사망·80% 이상 장해 결합</w:t>
+            </w:r>
+          </w:p>
+        </w:tc>
+        <w:tc>
+          <w:tcPr>
+            <w:tcW w:w="0" w:type="auto"/>
+          </w:tcPr>
+          <w:p>
+            <w:pPr>
+              <w:keepNext/>
+              <w:spacing w:before="30" w:after="30"/>
+            </w:pPr>
+            <w:r>
+              <w:t xml:space="preserve">Q</w:t>
+            </w:r>
+            <w:r>
+              <w:rPr>
+                <w:vertAlign w:val="superscript"/>
+              </w:rPr>
+              <w:t xml:space="preserve">(1)</w:t>
+            </w:r>
+            <w:r>
+              <w:rPr>
+                <w:vertAlign w:val="subscript"/>
+              </w:rPr>
+              <w:t xml:space="preserve">x+t</w:t>
+            </w:r>
+            <w:r>
+              <w:t xml:space="preserve"> = min( 1, </w:t>
+            </w:r>
+            <w:r>
+              <w:t xml:space="preserve">q</w:t>
+            </w:r>
+            <w:r>
+              <w:rPr>
+                <w:vertAlign w:val="subscript"/>
+              </w:rPr>
+              <w:t xml:space="preserve">x+t</w:t>
+            </w:r>
+            <w:r>
+              <w:t xml:space="preserve"> + </w:t>
+            </w:r>
+            <w:r>
+              <w:t xml:space="preserve">r</w:t>
+            </w:r>
+            <w:r>
+              <w:rPr>
+                <w:vertAlign w:val="superscript"/>
+              </w:rPr>
+              <w:t xml:space="preserve">(1)</w:t>
+            </w:r>
+            <w:r>
+              <w:rPr>
+                <w:vertAlign w:val="subscript"/>
+              </w:rPr>
+              <w:t xml:space="preserve">x+t</w:t>
+            </w:r>
+            <w:r>
+              <w:t xml:space="preserve"> − </w:t>
+            </w:r>
+            <w:r>
+              <w:t xml:space="preserve">q</w:t>
+            </w:r>
+            <w:r>
+              <w:rPr>
+                <w:vertAlign w:val="subscript"/>
+              </w:rPr>
+              <w:t xml:space="preserve">x+t</w:t>
+            </w:r>
+            <w:r>
+              <w:t xml:space="preserve">·</w:t>
+            </w:r>
+            <w:r>
+              <w:t xml:space="preserve">r</w:t>
+            </w:r>
+            <w:r>
+              <w:rPr>
+                <w:vertAlign w:val="superscript"/>
+              </w:rPr>
+              <w:t xml:space="preserve">(1)</w:t>
+            </w:r>
+            <w:r>
+              <w:rPr>
+                <w:vertAlign w:val="subscript"/>
+              </w:rPr>
+              <w:t xml:space="preserve">x+t</w:t>
+            </w:r>
+            <w:r>
+              <w:t xml:space="preserve">/2 )</w:t>
+            </w:r>
+          </w:p>
+        </w:tc>
+      </w:tr>
+      <w:tr>
+        <w:tc>
+          <w:tcPr>
+            <w:tcW w:w="0" w:type="auto"/>
+          </w:tcPr>
+          <w:p>
+            <w:pPr>
+              <w:keepNext/>
+              <w:spacing w:before="30" w:after="30"/>
+            </w:pPr>
+            <w:r>
+              <w:t xml:space="preserve">Q</w:t>
+            </w:r>
+            <w:r>
+              <w:rPr>
+                <w:vertAlign w:val="superscript"/>
+              </w:rPr>
+              <w:t xml:space="preserve">(2)</w:t>
+            </w:r>
+            <w:r>
+              <w:rPr>
+                <w:vertAlign w:val="subscript"/>
+              </w:rPr>
+              <w:t xml:space="preserve">x</w:t>
+            </w:r>
+          </w:p>
+        </w:tc>
+        <w:tc>
+          <w:tcPr>
+            <w:tcW w:w="0" w:type="auto"/>
+          </w:tcPr>
+          <w:p>
+            <w:pPr>
+              <w:keepNext/>
+              <w:spacing w:before="30" w:after="30"/>
+            </w:pPr>
+            <w:r>
+              <w:t xml:space="preserve">사망·암 결합</w:t>
+            </w:r>
+          </w:p>
+        </w:tc>
+        <w:tc>
+          <w:tcPr>
+            <w:tcW w:w="0" w:type="auto"/>
+          </w:tcPr>
+          <w:p>
+            <w:pPr>
+              <w:keepNext/>
+              <w:spacing w:before="30" w:after="30"/>
+            </w:pPr>
+            <w:r>
+              <w:t xml:space="preserve">Q</w:t>
+            </w:r>
+            <w:r>
+              <w:rPr>
+                <w:vertAlign w:val="superscript"/>
+              </w:rPr>
+              <w:t xml:space="preserve">(2)</w:t>
+            </w:r>
+            <w:r>
+              <w:rPr>
+                <w:vertAlign w:val="subscript"/>
+              </w:rPr>
+              <w:t xml:space="preserve">x+t</w:t>
+            </w:r>
+            <w:r>
+              <w:t xml:space="preserve"> = min( 1, </w:t>
+            </w:r>
+            <w:r>
+              <w:t xml:space="preserve">q</w:t>
+            </w:r>
+            <w:r>
+              <w:rPr>
+                <w:vertAlign w:val="subscript"/>
+              </w:rPr>
+              <w:t xml:space="preserve">x+t</w:t>
+            </w:r>
+            <w:r>
+              <w:t xml:space="preserve"> + </w:t>
+            </w:r>
+            <w:r>
+              <w:t xml:space="preserve">r</w:t>
+            </w:r>
+            <w:r>
+              <w:rPr>
+                <w:vertAlign w:val="superscript"/>
+              </w:rPr>
+              <w:t xml:space="preserve">(2)</w:t>
+            </w:r>
+            <w:r>
+              <w:rPr>
+                <w:vertAlign w:val="subscript"/>
+              </w:rPr>
+              <w:t xml:space="preserve">x+t</w:t>
+            </w:r>
+            <w:r>
+              <w:t xml:space="preserve"> − </w:t>
+            </w:r>
+            <w:r>
+              <w:t xml:space="preserve">q</w:t>
+            </w:r>
+            <w:r>
+              <w:rPr>
+                <w:vertAlign w:val="subscript"/>
+              </w:rPr>
+              <w:t xml:space="preserve">x+t</w:t>
+            </w:r>
+            <w:r>
+              <w:t xml:space="preserve">·</w:t>
+            </w:r>
+            <w:r>
+              <w:t xml:space="preserve">r</w:t>
+            </w:r>
+            <w:r>
+              <w:rPr>
+                <w:vertAlign w:val="superscript"/>
+              </w:rPr>
+              <w:t xml:space="preserve">(2)</w:t>
+            </w:r>
+            <w:r>
+              <w:rPr>
+                <w:vertAlign w:val="subscript"/>
+              </w:rPr>
+              <w:t xml:space="preserve">x+t</w:t>
+            </w:r>
+            <w:r>
+              <w:t xml:space="preserve">/2 )</w:t>
+            </w:r>
+          </w:p>
+        </w:tc>
+      </w:tr>
+      <w:tr>
+        <w:tc>
+          <w:tcPr>
+            <w:tcW w:w="0" w:type="auto"/>
+          </w:tcPr>
+          <w:p>
+            <w:pPr>
+              <w:keepNext/>
+              <w:spacing w:before="30" w:after="30"/>
+            </w:pPr>
+            <w:r>
+              <w:t xml:space="preserve">R</w:t>
+            </w:r>
+            <w:r>
+              <w:rPr>
+                <w:vertAlign w:val="superscript"/>
+              </w:rPr>
+              <w:t xml:space="preserve">(3)</w:t>
+            </w:r>
+            <w:r>
+              <w:rPr>
+                <w:vertAlign w:val="subscript"/>
+              </w:rPr>
+              <w:t xml:space="preserve">x</w:t>
+            </w:r>
+          </w:p>
+        </w:tc>
+        <w:tc>
+          <w:tcPr>
+            <w:tcW w:w="0" w:type="auto"/>
+          </w:tcPr>
+          <w:p>
+            <w:pPr>
+              <w:keepNext/>
+              <w:spacing w:before="30" w:after="30"/>
+            </w:pPr>
+            <w:r>
+              <w:t xml:space="preserve">80% 이상 장해·암 결합</w:t>
+            </w:r>
+          </w:p>
+        </w:tc>
+        <w:tc>
+          <w:tcPr>
+            <w:tcW w:w="0" w:type="auto"/>
+          </w:tcPr>
+          <w:p>
+            <w:pPr>
+              <w:keepNext/>
+              <w:spacing w:before="30" w:after="30"/>
+            </w:pPr>
+            <w:r>
+              <w:t xml:space="preserve">R</w:t>
+            </w:r>
+            <w:r>
+              <w:rPr>
+                <w:vertAlign w:val="superscript"/>
+              </w:rPr>
+              <w:t xml:space="preserve">(3)</w:t>
+            </w:r>
+            <w:r>
+              <w:rPr>
+                <w:vertAlign w:val="subscript"/>
+              </w:rPr>
+              <w:t xml:space="preserve">x+t</w:t>
+            </w:r>
+            <w:r>
+              <w:t xml:space="preserve"> = 1 − ( 1 − </w:t>
+            </w:r>
+            <w:r>
+              <w:t xml:space="preserve">r</w:t>
+            </w:r>
+            <w:r>
+              <w:rPr>
+                <w:vertAlign w:val="superscript"/>
+              </w:rPr>
+              <w:t xml:space="preserve">(1)</w:t>
+            </w:r>
+            <w:r>
+              <w:rPr>
+                <w:vertAlign w:val="subscript"/>
+              </w:rPr>
+              <w:t xml:space="preserve">x+t</w:t>
+            </w:r>
+            <w:r>
+              <w:t xml:space="preserve"> )·( 1 − </w:t>
+            </w:r>
+            <w:r>
+              <w:t xml:space="preserve">r</w:t>
+            </w:r>
+            <w:r>
+              <w:rPr>
+                <w:vertAlign w:val="superscript"/>
+              </w:rPr>
+              <w:t xml:space="preserve">(2)</w:t>
+            </w:r>
+            <w:r>
+              <w:rPr>
+                <w:vertAlign w:val="subscript"/>
+              </w:rPr>
+              <w:t xml:space="preserve">x+t</w:t>
+            </w:r>
+            <w:r>
+              <w:t xml:space="preserve"> )</w:t>
+            </w:r>
+          </w:p>
+        </w:tc>
+      </w:tr>
+      <w:tr>
+        <w:tc>
+          <w:tcPr>
+            <w:tcW w:w="0" w:type="auto"/>
+          </w:tcPr>
+          <w:p>
+            <w:pPr>
+              <w:spacing w:before="30" w:after="30"/>
+            </w:pPr>
+            <w:r>
+              <w:t xml:space="preserve">Q</w:t>
+            </w:r>
+            <w:r>
+              <w:rPr>
+                <w:vertAlign w:val="superscript"/>
+              </w:rPr>
+              <w:t xml:space="preserve">(3)</w:t>
+            </w:r>
+            <w:r>
+              <w:rPr>
+                <w:vertAlign w:val="subscript"/>
+              </w:rPr>
+              <w:t xml:space="preserve">x</w:t>
+            </w:r>
+          </w:p>
+        </w:tc>
+        <w:tc>
+          <w:tcPr>
+            <w:tcW w:w="0" w:type="auto"/>
+          </w:tcPr>
+          <w:p>
+            <w:pPr>
+              <w:spacing w:before="30" w:after="30"/>
+            </w:pPr>
+            <w:r>
+              <w:t xml:space="preserve">사망·80% 이상 장해·암 결합</w:t>
+            </w:r>
+          </w:p>
+        </w:tc>
+        <w:tc>
+          <w:tcPr>
+            <w:tcW w:w="0" w:type="auto"/>
+          </w:tcPr>
+          <w:p>
+            <w:pPr>
+              <w:spacing w:before="30" w:after="30"/>
+            </w:pPr>
+            <w:r>
+              <w:t xml:space="preserve">Q</w:t>
+            </w:r>
+            <w:r>
+              <w:rPr>
+                <w:vertAlign w:val="superscript"/>
+              </w:rPr>
+              <w:t xml:space="preserve">(3)</w:t>
+            </w:r>
+            <w:r>
+              <w:rPr>
+                <w:vertAlign w:val="subscript"/>
+              </w:rPr>
+              <w:t xml:space="preserve">x+t</w:t>
+            </w:r>
+            <w:r>
+              <w:t xml:space="preserve"> = min( 1, </w:t>
+            </w:r>
+            <w:r>
+              <w:t xml:space="preserve">q</w:t>
+            </w:r>
+            <w:r>
+              <w:rPr>
+                <w:vertAlign w:val="subscript"/>
+              </w:rPr>
+              <w:t xml:space="preserve">x+t</w:t>
+            </w:r>
+            <w:r>
+              <w:t xml:space="preserve"> + </w:t>
+            </w:r>
+            <w:r>
+              <w:t xml:space="preserve">R</w:t>
+            </w:r>
+            <w:r>
+              <w:rPr>
+                <w:vertAlign w:val="superscript"/>
+              </w:rPr>
+              <w:t xml:space="preserve">(3)</w:t>
+            </w:r>
+            <w:r>
+              <w:rPr>
+                <w:vertAlign w:val="subscript"/>
+              </w:rPr>
+              <w:t xml:space="preserve">x+t</w:t>
+            </w:r>
+            <w:r>
+              <w:t xml:space="preserve"> − </w:t>
+            </w:r>
+            <w:r>
+              <w:t xml:space="preserve">q</w:t>
+            </w:r>
+            <w:r>
+              <w:rPr>
+                <w:vertAlign w:val="subscript"/>
+              </w:rPr>
+              <w:t xml:space="preserve">x+t</w:t>
+            </w:r>
+            <w:r>
+              <w:t xml:space="preserve">·</w:t>
+            </w:r>
+            <w:r>
+              <w:t xml:space="preserve">R</w:t>
+            </w:r>
+            <w:r>
+              <w:rPr>
+                <w:vertAlign w:val="superscript"/>
+              </w:rPr>
+              <w:t xml:space="preserve">(3)</w:t>
+            </w:r>
+            <w:r>
+              <w:rPr>
+                <w:vertAlign w:val="subscript"/>
+              </w:rPr>
+              <w:t xml:space="preserve">x+t</w:t>
+            </w:r>
+            <w:r>
+              <w:t xml:space="preserve">/2 )</w:t>
             </w:r>
           </w:p>
         </w:tc>
@@ -2186,7 +2892,9 @@
           </w:tcPr>
           <w:p>
             <w:pPr>
-              <w:spacing w:before="30" w:after="30"/>
+              <w:keepNext/>
+              <w:spacing w:before="30" w:after="30"/>
+              <w:jc w:val="center"/>
             </w:pPr>
             <w:r>
               <w:rPr>
@@ -2203,7 +2911,9 @@
           </w:tcPr>
           <w:p>
             <w:pPr>
-              <w:spacing w:before="30" w:after="30"/>
+              <w:keepNext/>
+              <w:spacing w:before="30" w:after="30"/>
+              <w:jc w:val="center"/>
             </w:pPr>
             <w:r>
               <w:rPr>
@@ -2221,6 +2931,7 @@
           </w:tcPr>
           <w:p>
             <w:pPr>
+              <w:keepNext/>
               <w:spacing w:before="30" w:after="30"/>
             </w:pPr>
             <w:r>
@@ -2234,6 +2945,7 @@
           </w:tcPr>
           <w:p>
             <w:pPr>
+              <w:keepNext/>
               <w:spacing w:before="30" w:after="30"/>
             </w:pPr>
             <w:r>
@@ -2251,69 +2963,6 @@
               </w:rPr>
               <w:t xml:space="preserve">x+t</w:t>
             </w:r>
-            <w:r>
-              <w:t xml:space="preserve"> = min( 1, </w:t>
-            </w:r>
-            <w:r>
-              <w:t xml:space="preserve">q</w:t>
-            </w:r>
-            <w:r>
-              <w:rPr>
-                <w:vertAlign w:val="subscript"/>
-              </w:rPr>
-              <w:t xml:space="preserve">x+t</w:t>
-            </w:r>
-            <w:r>
-              <w:t xml:space="preserve"> + </w:t>
-            </w:r>
-            <w:r>
-              <w:t xml:space="preserve">r</w:t>
-            </w:r>
-            <w:r>
-              <w:rPr>
-                <w:vertAlign w:val="superscript"/>
-              </w:rPr>
-              <w:t xml:space="preserve">(1)</w:t>
-            </w:r>
-            <w:r>
-              <w:rPr>
-                <w:vertAlign w:val="subscript"/>
-              </w:rPr>
-              <w:t xml:space="preserve">x+t</w:t>
-            </w:r>
-            <w:r>
-              <w:t xml:space="preserve"> − </w:t>
-            </w:r>
-            <w:r>
-              <w:t xml:space="preserve">q</w:t>
-            </w:r>
-            <w:r>
-              <w:rPr>
-                <w:vertAlign w:val="subscript"/>
-              </w:rPr>
-              <w:t xml:space="preserve">x+t</w:t>
-            </w:r>
-            <w:r>
-              <w:t xml:space="preserve">·</w:t>
-            </w:r>
-            <w:r>
-              <w:t xml:space="preserve">r</w:t>
-            </w:r>
-            <w:r>
-              <w:rPr>
-                <w:vertAlign w:val="superscript"/>
-              </w:rPr>
-              <w:t xml:space="preserve">(1)</w:t>
-            </w:r>
-            <w:r>
-              <w:rPr>
-                <w:vertAlign w:val="subscript"/>
-              </w:rPr>
-              <w:t xml:space="preserve">x+t</w:t>
-            </w:r>
-            <w:r>
-              <w:t xml:space="preserve">/2 )</w:t>
-            </w:r>
           </w:p>
         </w:tc>
       </w:tr>
@@ -2324,6 +2973,7 @@
           </w:tcPr>
           <w:p>
             <w:pPr>
+              <w:keepNext/>
               <w:spacing w:before="30" w:after="30"/>
             </w:pPr>
             <w:r>
@@ -2337,6 +2987,7 @@
           </w:tcPr>
           <w:p>
             <w:pPr>
+              <w:keepNext/>
               <w:spacing w:before="30" w:after="30"/>
             </w:pPr>
             <w:r>
@@ -2570,7 +3221,9 @@
           </w:tcPr>
           <w:p>
             <w:pPr>
-              <w:spacing w:before="30" w:after="30"/>
+              <w:keepNext/>
+              <w:spacing w:before="30" w:after="30"/>
+              <w:jc w:val="center"/>
             </w:pPr>
             <w:r>
               <w:rPr>
@@ -2587,7 +3240,9 @@
           </w:tcPr>
           <w:p>
             <w:pPr>
-              <w:spacing w:before="30" w:after="30"/>
+              <w:keepNext/>
+              <w:spacing w:before="30" w:after="30"/>
+              <w:jc w:val="center"/>
             </w:pPr>
             <w:r>
               <w:rPr>
@@ -2605,6 +3260,7 @@
           </w:tcPr>
           <w:p>
             <w:pPr>
+              <w:keepNext/>
               <w:spacing w:before="30" w:after="30"/>
             </w:pPr>
             <w:r>
@@ -2618,6 +3274,7 @@
           </w:tcPr>
           <w:p>
             <w:pPr>
+              <w:keepNext/>
               <w:spacing w:before="30" w:after="30"/>
             </w:pPr>
             <w:r>
@@ -2635,69 +3292,6 @@
               </w:rPr>
               <w:t xml:space="preserve">x+t</w:t>
             </w:r>
-            <w:r>
-              <w:t xml:space="preserve"> = min( 1, </w:t>
-            </w:r>
-            <w:r>
-              <w:t xml:space="preserve">q</w:t>
-            </w:r>
-            <w:r>
-              <w:rPr>
-                <w:vertAlign w:val="subscript"/>
-              </w:rPr>
-              <w:t xml:space="preserve">x+t</w:t>
-            </w:r>
-            <w:r>
-              <w:t xml:space="preserve"> + </w:t>
-            </w:r>
-            <w:r>
-              <w:t xml:space="preserve">r</w:t>
-            </w:r>
-            <w:r>
-              <w:rPr>
-                <w:vertAlign w:val="superscript"/>
-              </w:rPr>
-              <w:t xml:space="preserve">(2)</w:t>
-            </w:r>
-            <w:r>
-              <w:rPr>
-                <w:vertAlign w:val="subscript"/>
-              </w:rPr>
-              <w:t xml:space="preserve">x+t</w:t>
-            </w:r>
-            <w:r>
-              <w:t xml:space="preserve"> − </w:t>
-            </w:r>
-            <w:r>
-              <w:t xml:space="preserve">q</w:t>
-            </w:r>
-            <w:r>
-              <w:rPr>
-                <w:vertAlign w:val="subscript"/>
-              </w:rPr>
-              <w:t xml:space="preserve">x+t</w:t>
-            </w:r>
-            <w:r>
-              <w:t xml:space="preserve">·</w:t>
-            </w:r>
-            <w:r>
-              <w:t xml:space="preserve">r</w:t>
-            </w:r>
-            <w:r>
-              <w:rPr>
-                <w:vertAlign w:val="superscript"/>
-              </w:rPr>
-              <w:t xml:space="preserve">(2)</w:t>
-            </w:r>
-            <w:r>
-              <w:rPr>
-                <w:vertAlign w:val="subscript"/>
-              </w:rPr>
-              <w:t xml:space="preserve">x+t</w:t>
-            </w:r>
-            <w:r>
-              <w:t xml:space="preserve">/2 )</w:t>
-            </w:r>
           </w:p>
         </w:tc>
       </w:tr>
@@ -2708,6 +3302,7 @@
           </w:tcPr>
           <w:p>
             <w:pPr>
+              <w:keepNext/>
               <w:spacing w:before="30" w:after="30"/>
             </w:pPr>
             <w:r>
@@ -2721,6 +3316,7 @@
           </w:tcPr>
           <w:p>
             <w:pPr>
+              <w:keepNext/>
               <w:spacing w:before="30" w:after="30"/>
             </w:pPr>
             <w:r>
@@ -2954,7 +3550,9 @@
           </w:tcPr>
           <w:p>
             <w:pPr>
-              <w:spacing w:before="30" w:after="30"/>
+              <w:keepNext/>
+              <w:spacing w:before="30" w:after="30"/>
+              <w:jc w:val="center"/>
             </w:pPr>
             <w:r>
               <w:rPr>
@@ -2971,7 +3569,9 @@
           </w:tcPr>
           <w:p>
             <w:pPr>
-              <w:spacing w:before="30" w:after="30"/>
+              <w:keepNext/>
+              <w:spacing w:before="30" w:after="30"/>
+              <w:jc w:val="center"/>
             </w:pPr>
             <w:r>
               <w:rPr>
@@ -2989,23 +3589,25 @@
           </w:tcPr>
           <w:p>
             <w:pPr>
-              <w:spacing w:before="30" w:after="30"/>
-            </w:pPr>
-            <w:r>
-              <w:t xml:space="preserve">질병 발생률</w:t>
-            </w:r>
-          </w:p>
-        </w:tc>
-        <w:tc>
-          <w:tcPr>
-            <w:tcW w:w="0" w:type="auto"/>
-          </w:tcPr>
-          <w:p>
-            <w:pPr>
-              <w:spacing w:before="30" w:after="30"/>
-            </w:pPr>
-            <w:r>
-              <w:t xml:space="preserve">R</w:t>
+              <w:keepNext/>
+              <w:spacing w:before="30" w:after="30"/>
+            </w:pPr>
+            <w:r>
+              <w:t xml:space="preserve">대상 위험률</w:t>
+            </w:r>
+          </w:p>
+        </w:tc>
+        <w:tc>
+          <w:tcPr>
+            <w:tcW w:w="0" w:type="auto"/>
+          </w:tcPr>
+          <w:p>
+            <w:pPr>
+              <w:keepNext/>
+              <w:spacing w:before="30" w:after="30"/>
+            </w:pPr>
+            <w:r>
+              <w:t xml:space="preserve">Q</w:t>
             </w:r>
             <w:r>
               <w:rPr>
@@ -3019,45 +3621,6 @@
               </w:rPr>
               <w:t xml:space="preserve">x+t</w:t>
             </w:r>
-            <w:r>
-              <w:t xml:space="preserve"> = 1 − ( 1 − </w:t>
-            </w:r>
-            <w:r>
-              <w:t xml:space="preserve">r</w:t>
-            </w:r>
-            <w:r>
-              <w:rPr>
-                <w:vertAlign w:val="superscript"/>
-              </w:rPr>
-              <w:t xml:space="preserve">(1)</w:t>
-            </w:r>
-            <w:r>
-              <w:rPr>
-                <w:vertAlign w:val="subscript"/>
-              </w:rPr>
-              <w:t xml:space="preserve">x+t</w:t>
-            </w:r>
-            <w:r>
-              <w:t xml:space="preserve"> )·( 1 − </w:t>
-            </w:r>
-            <w:r>
-              <w:t xml:space="preserve">r</w:t>
-            </w:r>
-            <w:r>
-              <w:rPr>
-                <w:vertAlign w:val="superscript"/>
-              </w:rPr>
-              <w:t xml:space="preserve">(2)</w:t>
-            </w:r>
-            <w:r>
-              <w:rPr>
-                <w:vertAlign w:val="subscript"/>
-              </w:rPr>
-              <w:t xml:space="preserve">x+t</w:t>
-            </w:r>
-            <w:r>
-              <w:t xml:space="preserve"> )</w:t>
-            </w:r>
           </w:p>
         </w:tc>
       </w:tr>
@@ -3068,109 +3631,7 @@
           </w:tcPr>
           <w:p>
             <w:pPr>
-              <w:spacing w:before="30" w:after="30"/>
-            </w:pPr>
-            <w:r>
-              <w:t xml:space="preserve">대상 위험률</w:t>
-            </w:r>
-          </w:p>
-        </w:tc>
-        <w:tc>
-          <w:tcPr>
-            <w:tcW w:w="0" w:type="auto"/>
-          </w:tcPr>
-          <w:p>
-            <w:pPr>
-              <w:spacing w:before="30" w:after="30"/>
-            </w:pPr>
-            <w:r>
-              <w:t xml:space="preserve">Q</w:t>
-            </w:r>
-            <w:r>
-              <w:rPr>
-                <w:vertAlign w:val="superscript"/>
-              </w:rPr>
-              <w:t xml:space="preserve">(3)</w:t>
-            </w:r>
-            <w:r>
-              <w:rPr>
-                <w:vertAlign w:val="subscript"/>
-              </w:rPr>
-              <w:t xml:space="preserve">x+t</w:t>
-            </w:r>
-            <w:r>
-              <w:t xml:space="preserve"> = min( 1, </w:t>
-            </w:r>
-            <w:r>
-              <w:t xml:space="preserve">q</w:t>
-            </w:r>
-            <w:r>
-              <w:rPr>
-                <w:vertAlign w:val="subscript"/>
-              </w:rPr>
-              <w:t xml:space="preserve">x+t</w:t>
-            </w:r>
-            <w:r>
-              <w:t xml:space="preserve"> + </w:t>
-            </w:r>
-            <w:r>
-              <w:t xml:space="preserve">R</w:t>
-            </w:r>
-            <w:r>
-              <w:rPr>
-                <w:vertAlign w:val="superscript"/>
-              </w:rPr>
-              <w:t xml:space="preserve">(3)</w:t>
-            </w:r>
-            <w:r>
-              <w:rPr>
-                <w:vertAlign w:val="subscript"/>
-              </w:rPr>
-              <w:t xml:space="preserve">x+t</w:t>
-            </w:r>
-            <w:r>
-              <w:t xml:space="preserve"> − </w:t>
-            </w:r>
-            <w:r>
-              <w:t xml:space="preserve">q</w:t>
-            </w:r>
-            <w:r>
-              <w:rPr>
-                <w:vertAlign w:val="subscript"/>
-              </w:rPr>
-              <w:t xml:space="preserve">x+t</w:t>
-            </w:r>
-            <w:r>
-              <w:t xml:space="preserve">·</w:t>
-            </w:r>
-            <w:r>
-              <w:t xml:space="preserve">R</w:t>
-            </w:r>
-            <w:r>
-              <w:rPr>
-                <w:vertAlign w:val="superscript"/>
-              </w:rPr>
-              <w:t xml:space="preserve">(3)</w:t>
-            </w:r>
-            <w:r>
-              <w:rPr>
-                <w:vertAlign w:val="subscript"/>
-              </w:rPr>
-              <w:t xml:space="preserve">x+t</w:t>
-            </w:r>
-            <w:r>
-              <w:t xml:space="preserve">/2 )</w:t>
-            </w:r>
-          </w:p>
-        </w:tc>
-      </w:tr>
-      <w:tr>
-        <w:tc>
-          <w:tcPr>
-            <w:tcW w:w="0" w:type="auto"/>
-          </w:tcPr>
-          <w:p>
-            <w:pPr>
+              <w:keepNext/>
               <w:spacing w:before="30" w:after="30"/>
             </w:pPr>
             <w:r>
@@ -3184,6 +3645,7 @@
           </w:tcPr>
           <w:p>
             <w:pPr>
+              <w:keepNext/>
               <w:spacing w:before="30" w:after="30"/>
             </w:pPr>
             <w:r>
@@ -3389,7 +3851,9 @@
           </w:tcPr>
           <w:p>
             <w:pPr>
-              <w:spacing w:before="30" w:after="30"/>
+              <w:keepNext/>
+              <w:spacing w:before="30" w:after="30"/>
+              <w:jc w:val="center"/>
             </w:pPr>
             <w:r>
               <w:rPr>
@@ -3406,7 +3870,9 @@
           </w:tcPr>
           <w:p>
             <w:pPr>
-              <w:spacing w:before="30" w:after="30"/>
+              <w:keepNext/>
+              <w:spacing w:before="30" w:after="30"/>
+              <w:jc w:val="center"/>
             </w:pPr>
             <w:r>
               <w:rPr>
@@ -3424,6 +3890,7 @@
           </w:tcPr>
           <w:p>
             <w:pPr>
+              <w:keepNext/>
               <w:spacing w:before="30" w:after="30"/>
             </w:pPr>
             <w:r>
@@ -3437,6 +3904,7 @@
           </w:tcPr>
           <w:p>
             <w:pPr>
+              <w:keepNext/>
               <w:spacing w:before="30" w:after="30"/>
             </w:pPr>
             <w:r>
@@ -3464,6 +3932,7 @@
           </w:tcPr>
           <w:p>
             <w:pPr>
+              <w:keepNext/>
               <w:spacing w:before="30" w:after="30"/>
             </w:pPr>
             <w:r>
@@ -3477,6 +3946,7 @@
           </w:tcPr>
           <w:p>
             <w:pPr>
+              <w:keepNext/>
               <w:spacing w:before="30" w:after="30"/>
             </w:pPr>
             <w:r>
@@ -3543,7 +4013,7 @@
               <w:spacing w:before="30" w:after="30"/>
             </w:pPr>
             <w:r>
-              <w:t xml:space="preserve">계산기수</w:t>
+              <w:t xml:space="preserve">현가 및 누계</w:t>
             </w:r>
           </w:p>
         </w:tc>
@@ -3671,7 +4141,9 @@
           </w:tcPr>
           <w:p>
             <w:pPr>
-              <w:spacing w:before="30" w:after="30"/>
+              <w:keepNext/>
+              <w:spacing w:before="30" w:after="30"/>
+              <w:jc w:val="center"/>
             </w:pPr>
             <w:r>
               <w:rPr>
@@ -3688,7 +4160,9 @@
           </w:tcPr>
           <w:p>
             <w:pPr>
-              <w:spacing w:before="30" w:after="30"/>
+              <w:keepNext/>
+              <w:spacing w:before="30" w:after="30"/>
+              <w:jc w:val="center"/>
             </w:pPr>
             <w:r>
               <w:rPr>
@@ -3706,6 +4180,7 @@
           </w:tcPr>
           <w:p>
             <w:pPr>
+              <w:keepNext/>
               <w:spacing w:before="30" w:after="30"/>
             </w:pPr>
             <w:r>
@@ -3719,6 +4194,7 @@
           </w:tcPr>
           <w:p>
             <w:pPr>
+              <w:keepNext/>
               <w:spacing w:before="30" w:after="30"/>
             </w:pPr>
             <w:r>
@@ -3746,6 +4222,7 @@
           </w:tcPr>
           <w:p>
             <w:pPr>
+              <w:keepNext/>
               <w:spacing w:before="30" w:after="30"/>
             </w:pPr>
             <w:r>
@@ -3759,6 +4236,7 @@
           </w:tcPr>
           <w:p>
             <w:pPr>
+              <w:keepNext/>
               <w:spacing w:before="30" w:after="30"/>
             </w:pPr>
             <w:r>
@@ -3825,7 +4303,7 @@
               <w:spacing w:before="30" w:after="30"/>
             </w:pPr>
             <w:r>
-              <w:t xml:space="preserve">계산기수</w:t>
+              <w:t xml:space="preserve">현가 및 누계</w:t>
             </w:r>
           </w:p>
         </w:tc>
@@ -3960,7 +4438,9 @@
           </w:tcPr>
           <w:p>
             <w:pPr>
-              <w:spacing w:before="30" w:after="30"/>
+              <w:keepNext/>
+              <w:spacing w:before="30" w:after="30"/>
+              <w:jc w:val="center"/>
             </w:pPr>
             <w:r>
               <w:rPr>
@@ -3977,7 +4457,9 @@
           </w:tcPr>
           <w:p>
             <w:pPr>
-              <w:spacing w:before="30" w:after="30"/>
+              <w:keepNext/>
+              <w:spacing w:before="30" w:after="30"/>
+              <w:jc w:val="center"/>
             </w:pPr>
             <w:r>
               <w:rPr>
@@ -3994,7 +4476,9 @@
           </w:tcPr>
           <w:p>
             <w:pPr>
-              <w:spacing w:before="30" w:after="30"/>
+              <w:keepNext/>
+              <w:spacing w:before="30" w:after="30"/>
+              <w:jc w:val="center"/>
             </w:pPr>
             <w:r>
               <w:rPr>
@@ -4011,7 +4495,9 @@
           </w:tcPr>
           <w:p>
             <w:pPr>
-              <w:spacing w:before="30" w:after="30"/>
+              <w:keepNext/>
+              <w:spacing w:before="30" w:after="30"/>
+              <w:jc w:val="center"/>
             </w:pPr>
             <w:r>
               <w:rPr>
@@ -4028,7 +4514,9 @@
           </w:tcPr>
           <w:p>
             <w:pPr>
-              <w:spacing w:before="30" w:after="30"/>
+              <w:keepNext/>
+              <w:spacing w:before="30" w:after="30"/>
+              <w:jc w:val="center"/>
             </w:pPr>
             <w:r>
               <w:rPr>
@@ -4045,7 +4533,9 @@
           </w:tcPr>
           <w:p>
             <w:pPr>
-              <w:spacing w:before="30" w:after="30"/>
+              <w:keepNext/>
+              <w:spacing w:before="30" w:after="30"/>
+              <w:jc w:val="center"/>
             </w:pPr>
             <w:r>
               <w:rPr>
@@ -4063,6 +4553,7 @@
           </w:tcPr>
           <w:p>
             <w:pPr>
+              <w:keepNext/>
               <w:spacing w:before="30" w:after="30"/>
             </w:pPr>
             <w:r>
@@ -4076,6 +4567,7 @@
           </w:tcPr>
           <w:p>
             <w:pPr>
+              <w:keepNext/>
               <w:spacing w:before="30" w:after="30"/>
             </w:pPr>
             <w:r>
@@ -4089,6 +4581,7 @@
           </w:tcPr>
           <w:p>
             <w:pPr>
+              <w:keepNext/>
               <w:spacing w:before="30" w:after="30"/>
               <w:jc w:val="center"/>
             </w:pPr>
@@ -4103,6 +4596,7 @@
           </w:tcPr>
           <w:p>
             <w:pPr>
+              <w:keepNext/>
               <w:spacing w:before="30" w:after="30"/>
             </w:pPr>
             <w:r>
@@ -4116,6 +4610,7 @@
           </w:tcPr>
           <w:p>
             <w:pPr>
+              <w:keepNext/>
               <w:spacing w:before="30" w:after="30"/>
             </w:pPr>
             <w:r>
@@ -4129,6 +4624,7 @@
           </w:tcPr>
           <w:p>
             <w:pPr>
+              <w:keepNext/>
               <w:spacing w:before="30" w:after="30"/>
             </w:pPr>
             <w:r>
@@ -7586,6 +8082,7 @@
           <w:p>
             <w:pPr>
               <w:spacing w:before="30" w:after="30"/>
+              <w:jc w:val="center"/>
             </w:pPr>
             <w:r>
               <w:rPr>
@@ -7603,6 +8100,7 @@
           <w:p>
             <w:pPr>
               <w:spacing w:before="30" w:after="30"/>
+              <w:jc w:val="center"/>
             </w:pPr>
             <w:r>
               <w:rPr>
@@ -7620,6 +8118,7 @@
           <w:p>
             <w:pPr>
               <w:spacing w:before="30" w:after="30"/>
+              <w:jc w:val="center"/>
             </w:pPr>
             <w:r>
               <w:rPr>
@@ -7637,6 +8136,7 @@
           <w:p>
             <w:pPr>
               <w:spacing w:before="30" w:after="30"/>
+              <w:jc w:val="center"/>
             </w:pPr>
             <w:r>
               <w:rPr>
@@ -7654,6 +8154,7 @@
           <w:p>
             <w:pPr>
               <w:spacing w:before="30" w:after="30"/>
+              <w:jc w:val="center"/>
             </w:pPr>
             <w:r>
               <w:rPr>
@@ -7671,6 +8172,7 @@
           <w:p>
             <w:pPr>
               <w:spacing w:before="30" w:after="30"/>
+              <w:jc w:val="center"/>
             </w:pPr>
             <w:r>
               <w:rPr>
@@ -7688,6 +8190,7 @@
           <w:p>
             <w:pPr>
               <w:spacing w:before="30" w:after="30"/>
+              <w:jc w:val="center"/>
             </w:pPr>
             <w:r>
               <w:rPr>

--- a/samples/10_기본상품_종신보험(암진단포함)_산출방법서.docx
+++ b/samples/10_기본상품_종신보험(암진단포함)_산출방법서.docx
@@ -2409,16 +2409,10 @@
               <w:t xml:space="preserve">x+t</w:t>
             </w:r>
             <w:r>
-              <w:t xml:space="preserve"> + </w:t>
-            </w:r>
-            <w:r>
-              <w:t xml:space="preserve">r</w:t>
-            </w:r>
-            <w:r>
-              <w:rPr>
-                <w:vertAlign w:val="superscript"/>
-              </w:rPr>
-              <w:t xml:space="preserve">(1)</w:t>
+              <w:t xml:space="preserve"> + r80_{x+t} − </w:t>
+            </w:r>
+            <w:r>
+              <w:t xml:space="preserve">q</w:t>
             </w:r>
             <w:r>
               <w:rPr>
@@ -2427,10 +2421,69 @@
               <w:t xml:space="preserve">x+t</w:t>
             </w:r>
             <w:r>
-              <w:t xml:space="preserve"> − </w:t>
-            </w:r>
-            <w:r>
-              <w:t xml:space="preserve">q</w:t>
+              <w:t xml:space="preserve">·r80_{x+t}/2 )</w:t>
+            </w:r>
+          </w:p>
+        </w:tc>
+      </w:tr>
+      <w:tr>
+        <w:tc>
+          <w:tcPr>
+            <w:tcW w:w="0" w:type="auto"/>
+          </w:tcPr>
+          <w:p>
+            <w:pPr>
+              <w:keepNext/>
+              <w:spacing w:before="30" w:after="30"/>
+            </w:pPr>
+            <w:r>
+              <w:t xml:space="preserve">Q</w:t>
+            </w:r>
+            <w:r>
+              <w:rPr>
+                <w:vertAlign w:val="superscript"/>
+              </w:rPr>
+              <w:t xml:space="preserve">(2)</w:t>
+            </w:r>
+            <w:r>
+              <w:rPr>
+                <w:vertAlign w:val="subscript"/>
+              </w:rPr>
+              <w:t xml:space="preserve">x</w:t>
+            </w:r>
+          </w:p>
+        </w:tc>
+        <w:tc>
+          <w:tcPr>
+            <w:tcW w:w="0" w:type="auto"/>
+          </w:tcPr>
+          <w:p>
+            <w:pPr>
+              <w:keepNext/>
+              <w:spacing w:before="30" w:after="30"/>
+            </w:pPr>
+            <w:r>
+              <w:t xml:space="preserve">사망·암 결합</w:t>
+            </w:r>
+          </w:p>
+        </w:tc>
+        <w:tc>
+          <w:tcPr>
+            <w:tcW w:w="0" w:type="auto"/>
+          </w:tcPr>
+          <w:p>
+            <w:pPr>
+              <w:keepNext/>
+              <w:spacing w:before="30" w:after="30"/>
+            </w:pPr>
+            <w:r>
+              <w:t xml:space="preserve">Q</w:t>
+            </w:r>
+            <w:r>
+              <w:rPr>
+                <w:vertAlign w:val="superscript"/>
+              </w:rPr>
+              <w:t xml:space="preserve">(2)</w:t>
             </w:r>
             <w:r>
               <w:rPr>
@@ -2439,16 +2492,10 @@
               <w:t xml:space="preserve">x+t</w:t>
             </w:r>
             <w:r>
-              <w:t xml:space="preserve">·</w:t>
-            </w:r>
-            <w:r>
-              <w:t xml:space="preserve">r</w:t>
-            </w:r>
-            <w:r>
-              <w:rPr>
-                <w:vertAlign w:val="superscript"/>
-              </w:rPr>
-              <w:t xml:space="preserve">(1)</w:t>
+              <w:t xml:space="preserve"> = min( 1, </w:t>
+            </w:r>
+            <w:r>
+              <w:t xml:space="preserve">q</w:t>
             </w:r>
             <w:r>
               <w:rPr>
@@ -2457,6 +2504,42 @@
               <w:t xml:space="preserve">x+t</w:t>
             </w:r>
             <w:r>
+              <w:t xml:space="preserve"> + r</w:t>
+            </w:r>
+            <w:r>
+              <w:t xml:space="preserve">c</w:t>
+            </w:r>
+            <w:r>
+              <w:rPr>
+                <w:vertAlign w:val="subscript"/>
+              </w:rPr>
+              <w:t xml:space="preserve">x+t</w:t>
+            </w:r>
+            <w:r>
+              <w:t xml:space="preserve"> − </w:t>
+            </w:r>
+            <w:r>
+              <w:t xml:space="preserve">q</w:t>
+            </w:r>
+            <w:r>
+              <w:rPr>
+                <w:vertAlign w:val="subscript"/>
+              </w:rPr>
+              <w:t xml:space="preserve">x+t</w:t>
+            </w:r>
+            <w:r>
+              <w:t xml:space="preserve">·r</w:t>
+            </w:r>
+            <w:r>
+              <w:t xml:space="preserve">c</w:t>
+            </w:r>
+            <w:r>
+              <w:rPr>
+                <w:vertAlign w:val="subscript"/>
+              </w:rPr>
+              <w:t xml:space="preserve">x+t</w:t>
+            </w:r>
+            <w:r>
               <w:t xml:space="preserve">/2 )</w:t>
             </w:r>
           </w:p>
@@ -2473,13 +2556,13 @@
               <w:spacing w:before="30" w:after="30"/>
             </w:pPr>
             <w:r>
-              <w:t xml:space="preserve">Q</w:t>
+              <w:t xml:space="preserve">R</w:t>
             </w:r>
             <w:r>
               <w:rPr>
                 <w:vertAlign w:val="superscript"/>
               </w:rPr>
-              <w:t xml:space="preserve">(2)</w:t>
+              <w:t xml:space="preserve">(3)</w:t>
             </w:r>
             <w:r>
               <w:rPr>
@@ -2499,7 +2582,7 @@
               <w:spacing w:before="30" w:after="30"/>
             </w:pPr>
             <w:r>
-              <w:t xml:space="preserve">사망·암 결합</w:t>
+              <w:t xml:space="preserve">80% 이상 장해·암 결합</w:t>
             </w:r>
           </w:p>
         </w:tc>
@@ -2513,13 +2596,13 @@
               <w:spacing w:before="30" w:after="30"/>
             </w:pPr>
             <w:r>
-              <w:t xml:space="preserve">Q</w:t>
+              <w:t xml:space="preserve">R</w:t>
             </w:r>
             <w:r>
               <w:rPr>
                 <w:vertAlign w:val="superscript"/>
               </w:rPr>
-              <w:t xml:space="preserve">(2)</w:t>
+              <w:t xml:space="preserve">(3)</w:t>
             </w:r>
             <w:r>
               <w:rPr>
@@ -2528,165 +2611,10 @@
               <w:t xml:space="preserve">x+t</w:t>
             </w:r>
             <w:r>
-              <w:t xml:space="preserve"> = min( 1, </w:t>
-            </w:r>
-            <w:r>
-              <w:t xml:space="preserve">q</w:t>
-            </w:r>
-            <w:r>
-              <w:rPr>
-                <w:vertAlign w:val="subscript"/>
-              </w:rPr>
-              <w:t xml:space="preserve">x+t</w:t>
-            </w:r>
-            <w:r>
-              <w:t xml:space="preserve"> + </w:t>
-            </w:r>
-            <w:r>
-              <w:t xml:space="preserve">r</w:t>
-            </w:r>
-            <w:r>
-              <w:rPr>
-                <w:vertAlign w:val="superscript"/>
-              </w:rPr>
-              <w:t xml:space="preserve">(2)</w:t>
-            </w:r>
-            <w:r>
-              <w:rPr>
-                <w:vertAlign w:val="subscript"/>
-              </w:rPr>
-              <w:t xml:space="preserve">x+t</w:t>
-            </w:r>
-            <w:r>
-              <w:t xml:space="preserve"> − </w:t>
-            </w:r>
-            <w:r>
-              <w:t xml:space="preserve">q</w:t>
-            </w:r>
-            <w:r>
-              <w:rPr>
-                <w:vertAlign w:val="subscript"/>
-              </w:rPr>
-              <w:t xml:space="preserve">x+t</w:t>
-            </w:r>
-            <w:r>
-              <w:t xml:space="preserve">·</w:t>
-            </w:r>
-            <w:r>
-              <w:t xml:space="preserve">r</w:t>
-            </w:r>
-            <w:r>
-              <w:rPr>
-                <w:vertAlign w:val="superscript"/>
-              </w:rPr>
-              <w:t xml:space="preserve">(2)</w:t>
-            </w:r>
-            <w:r>
-              <w:rPr>
-                <w:vertAlign w:val="subscript"/>
-              </w:rPr>
-              <w:t xml:space="preserve">x+t</w:t>
-            </w:r>
-            <w:r>
-              <w:t xml:space="preserve">/2 )</w:t>
-            </w:r>
-          </w:p>
-        </w:tc>
-      </w:tr>
-      <w:tr>
-        <w:tc>
-          <w:tcPr>
-            <w:tcW w:w="0" w:type="auto"/>
-          </w:tcPr>
-          <w:p>
-            <w:pPr>
-              <w:keepNext/>
-              <w:spacing w:before="30" w:after="30"/>
-            </w:pPr>
-            <w:r>
-              <w:t xml:space="preserve">R</w:t>
-            </w:r>
-            <w:r>
-              <w:rPr>
-                <w:vertAlign w:val="superscript"/>
-              </w:rPr>
-              <w:t xml:space="preserve">(3)</w:t>
-            </w:r>
-            <w:r>
-              <w:rPr>
-                <w:vertAlign w:val="subscript"/>
-              </w:rPr>
-              <w:t xml:space="preserve">x</w:t>
-            </w:r>
-          </w:p>
-        </w:tc>
-        <w:tc>
-          <w:tcPr>
-            <w:tcW w:w="0" w:type="auto"/>
-          </w:tcPr>
-          <w:p>
-            <w:pPr>
-              <w:keepNext/>
-              <w:spacing w:before="30" w:after="30"/>
-            </w:pPr>
-            <w:r>
-              <w:t xml:space="preserve">80% 이상 장해·암 결합</w:t>
-            </w:r>
-          </w:p>
-        </w:tc>
-        <w:tc>
-          <w:tcPr>
-            <w:tcW w:w="0" w:type="auto"/>
-          </w:tcPr>
-          <w:p>
-            <w:pPr>
-              <w:keepNext/>
-              <w:spacing w:before="30" w:after="30"/>
-            </w:pPr>
-            <w:r>
-              <w:t xml:space="preserve">R</w:t>
-            </w:r>
-            <w:r>
-              <w:rPr>
-                <w:vertAlign w:val="superscript"/>
-              </w:rPr>
-              <w:t xml:space="preserve">(3)</w:t>
-            </w:r>
-            <w:r>
-              <w:rPr>
-                <w:vertAlign w:val="subscript"/>
-              </w:rPr>
-              <w:t xml:space="preserve">x+t</w:t>
-            </w:r>
-            <w:r>
-              <w:t xml:space="preserve"> = 1 − ( 1 − </w:t>
-            </w:r>
-            <w:r>
-              <w:t xml:space="preserve">r</w:t>
-            </w:r>
-            <w:r>
-              <w:rPr>
-                <w:vertAlign w:val="superscript"/>
-              </w:rPr>
-              <w:t xml:space="preserve">(1)</w:t>
-            </w:r>
-            <w:r>
-              <w:rPr>
-                <w:vertAlign w:val="subscript"/>
-              </w:rPr>
-              <w:t xml:space="preserve">x+t</w:t>
-            </w:r>
-            <w:r>
-              <w:t xml:space="preserve"> )·( 1 − </w:t>
-            </w:r>
-            <w:r>
-              <w:t xml:space="preserve">r</w:t>
-            </w:r>
-            <w:r>
-              <w:rPr>
-                <w:vertAlign w:val="superscript"/>
-              </w:rPr>
-              <w:t xml:space="preserve">(2)</w:t>
+              <w:t xml:space="preserve"> = 1 − ( 1 − r80_{x+t} )·( 1 − r</w:t>
+            </w:r>
+            <w:r>
+              <w:t xml:space="preserve">c</w:t>
             </w:r>
             <w:r>
               <w:rPr>
@@ -4273,16 +4201,10 @@
               <w:t xml:space="preserve">x+t</w:t>
             </w:r>
             <w:r>
-              <w:t xml:space="preserve"> × </w:t>
-            </w:r>
-            <w:r>
-              <w:t xml:space="preserve">r</w:t>
-            </w:r>
-            <w:r>
-              <w:rPr>
-                <w:vertAlign w:val="superscript"/>
-              </w:rPr>
-              <w:t xml:space="preserve">(2)</w:t>
+              <w:t xml:space="preserve"> × r</w:t>
+            </w:r>
+            <w:r>
+              <w:t xml:space="preserve">c</w:t>
             </w:r>
             <w:r>
               <w:rPr>
